--- a/app/infraestructura/templates/Plantilla Estudio Condominio.docx
+++ b/app/infraestructura/templates/Plantilla Estudio Condominio.docx
@@ -16,15 +16,7 @@
         <w:t xml:space="preserve"> </w:t>
       </w:r>
       <w:r>
-        <w:t xml:space="preserve">{{ </w:t>
-      </w:r>
-      <w:proofErr w:type="spellStart"/>
-      <w:r>
-        <w:t>nombre_administrador</w:t>
-      </w:r>
-      <w:proofErr w:type="spellEnd"/>
-      <w:r>
-        <w:t xml:space="preserve"> }}</w:t>
+        <w:t>{{ nombre_administrador }}</w:t>
       </w:r>
       <w:r>
         <w:t>:</w:t>
@@ -46,15 +38,7 @@
         <w:t xml:space="preserve"> </w:t>
       </w:r>
       <w:r>
-        <w:t xml:space="preserve">{{ </w:t>
-      </w:r>
-      <w:proofErr w:type="spellStart"/>
-      <w:r>
-        <w:t>nombre_condominio</w:t>
-      </w:r>
-      <w:proofErr w:type="spellEnd"/>
-      <w:r>
-        <w:t xml:space="preserve"> }}</w:t>
+        <w:t>{{ nombre_condominio }}</w:t>
       </w:r>
       <w:r>
         <w:t>:</w:t>
@@ -130,15 +114,7 @@
           <w:bCs/>
           <w:lang w:val="es-ES_tradnl" w:eastAsia="es-ES_tradnl"/>
         </w:rPr>
-        <w:t xml:space="preserve">“{{ </w:t>
-      </w:r>
-      <w:proofErr w:type="spellStart"/>
-      <w:r>
-        <w:rPr>
-          <w:bCs/>
-          <w:lang w:val="es-ES_tradnl" w:eastAsia="es-ES_tradnl"/>
-        </w:rPr>
-        <w:t>nombre</w:t>
+        <w:t>“{{ nombre</w:t>
       </w:r>
       <w:r>
         <w:rPr>
@@ -147,7 +123,6 @@
         </w:rPr>
         <w:t>_condominio</w:t>
       </w:r>
-      <w:proofErr w:type="spellEnd"/>
       <w:r>
         <w:rPr>
           <w:bCs/>
@@ -198,23 +173,7 @@
           <w:b/>
           <w:bCs/>
         </w:rPr>
-        <w:t xml:space="preserve">{{ </w:t>
-      </w:r>
-      <w:proofErr w:type="spellStart"/>
-      <w:r>
-        <w:rPr>
-          <w:b/>
-          <w:bCs/>
-        </w:rPr>
-        <w:t>metros_cuadrados</w:t>
-      </w:r>
-      <w:proofErr w:type="spellEnd"/>
-      <w:r>
-        <w:rPr>
-          <w:b/>
-          <w:bCs/>
-        </w:rPr>
-        <w:t xml:space="preserve"> }}</w:t>
+        <w:t>{{ metros_cuadrados }}</w:t>
       </w:r>
       <w:r>
         <w:rPr>
@@ -287,15 +246,7 @@
         <w:t xml:space="preserve">Condominio construido en el </w:t>
       </w:r>
       <w:r>
-        <w:t xml:space="preserve">{{ </w:t>
-      </w:r>
-      <w:proofErr w:type="spellStart"/>
-      <w:r>
-        <w:t>year_construccion</w:t>
-      </w:r>
-      <w:proofErr w:type="spellEnd"/>
-      <w:r>
-        <w:t xml:space="preserve"> }}</w:t>
+        <w:t>{{ year_construccion }}</w:t>
       </w:r>
       <w:r>
         <w:rPr>
@@ -337,15 +288,7 @@
         <w:t xml:space="preserve"> </w:t>
       </w:r>
       <w:r>
-        <w:t xml:space="preserve">{{ </w:t>
-      </w:r>
-      <w:proofErr w:type="spellStart"/>
-      <w:r>
-        <w:t>cantidad_unidades</w:t>
-      </w:r>
-      <w:proofErr w:type="spellEnd"/>
-      <w:r>
-        <w:t xml:space="preserve"> }}</w:t>
+        <w:t>{{ cantidad_unidades }}</w:t>
       </w:r>
       <w:r>
         <w:rPr>
@@ -375,7 +318,19 @@
         <w:rPr>
           <w:lang w:val="es-ES_tradnl" w:eastAsia="es-ES_tradnl"/>
         </w:rPr>
-        <w:t>, estacionamientos, etc. ubicado en</w:t>
+        <w:t>, estacionamientos, etc. </w:t>
+      </w:r>
+      <w:r>
+        <w:rPr>
+          <w:lang w:val="es-ES_tradnl" w:eastAsia="es-ES_tradnl"/>
+        </w:rPr>
+        <w:t>U</w:t>
+      </w:r>
+      <w:r>
+        <w:rPr>
+          <w:lang w:val="es-ES_tradnl" w:eastAsia="es-ES_tradnl"/>
+        </w:rPr>
+        <w:t>bicado en</w:t>
       </w:r>
       <w:r>
         <w:rPr>
@@ -384,15 +339,7 @@
         <w:t xml:space="preserve"> </w:t>
       </w:r>
       <w:r>
-        <w:t xml:space="preserve">{{ </w:t>
-      </w:r>
-      <w:proofErr w:type="spellStart"/>
-      <w:r>
-        <w:t>direccion</w:t>
-      </w:r>
-      <w:proofErr w:type="spellEnd"/>
-      <w:r>
-        <w:t xml:space="preserve"> }}</w:t>
+        <w:t>{{ direccion }}</w:t>
       </w:r>
       <w:r>
         <w:rPr>
@@ -402,15 +349,7 @@
         <w:t>,</w:t>
       </w:r>
       <w:r>
-        <w:t xml:space="preserve"> {{ </w:t>
-      </w:r>
-      <w:proofErr w:type="spellStart"/>
-      <w:r>
-        <w:t>comuna</w:t>
-      </w:r>
-      <w:proofErr w:type="spellEnd"/>
-      <w:r>
-        <w:t xml:space="preserve"> }}</w:t>
+        <w:t xml:space="preserve"> {{ comuna }}</w:t>
       </w:r>
       <w:r>
         <w:rPr>
@@ -516,27 +455,7 @@
           <w:bCs/>
           <w:szCs w:val="24"/>
         </w:rPr>
-        <w:t xml:space="preserve">{{ </w:t>
-      </w:r>
-      <w:proofErr w:type="spellStart"/>
-      <w:r>
-        <w:rPr>
-          <w:rFonts w:cs="Arial"/>
-          <w:b/>
-          <w:bCs/>
-          <w:szCs w:val="24"/>
-        </w:rPr>
-        <w:t>uf_por_metro_cuadrado</w:t>
-      </w:r>
-      <w:proofErr w:type="spellEnd"/>
-      <w:r>
-        <w:rPr>
-          <w:rFonts w:cs="Arial"/>
-          <w:b/>
-          <w:bCs/>
-          <w:szCs w:val="24"/>
-        </w:rPr>
-        <w:t xml:space="preserve"> }}</w:t>
+        <w:t>{{ uf_por_metro_cuadrado }}</w:t>
       </w:r>
       <w:r>
         <w:rPr>
@@ -604,27 +523,7 @@
           <w:bCs/>
           <w:szCs w:val="24"/>
         </w:rPr>
-        <w:t xml:space="preserve">{{ </w:t>
-      </w:r>
-      <w:proofErr w:type="spellStart"/>
-      <w:r>
-        <w:rPr>
-          <w:rFonts w:cs="Arial"/>
-          <w:b/>
-          <w:bCs/>
-          <w:szCs w:val="24"/>
-        </w:rPr>
-        <w:t>valor_reconstruccion</w:t>
-      </w:r>
-      <w:proofErr w:type="spellEnd"/>
-      <w:r>
-        <w:rPr>
-          <w:rFonts w:cs="Arial"/>
-          <w:b/>
-          <w:bCs/>
-          <w:szCs w:val="24"/>
-        </w:rPr>
-        <w:t xml:space="preserve"> }}</w:t>
+        <w:t>{{ valor_reconstruccion }}</w:t>
       </w:r>
       <w:r>
         <w:rPr>
@@ -723,27 +622,7 @@
           <w:bCs/>
           <w:szCs w:val="24"/>
         </w:rPr>
-        <w:t xml:space="preserve">{{ </w:t>
-      </w:r>
-      <w:proofErr w:type="spellStart"/>
-      <w:r>
-        <w:rPr>
-          <w:rFonts w:cs="Arial"/>
-          <w:b/>
-          <w:bCs/>
-          <w:szCs w:val="24"/>
-        </w:rPr>
-        <w:t>uf_por_metro_cuadrado</w:t>
-      </w:r>
-      <w:proofErr w:type="spellEnd"/>
-      <w:r>
-        <w:rPr>
-          <w:rFonts w:cs="Arial"/>
-          <w:b/>
-          <w:bCs/>
-          <w:szCs w:val="24"/>
-        </w:rPr>
-        <w:t xml:space="preserve"> }}</w:t>
+        <w:t>{{ uf_por_metro_cuadrado }}</w:t>
       </w:r>
       <w:r>
         <w:rPr>
@@ -783,33 +662,12 @@
           <w:bCs/>
           <w:szCs w:val="24"/>
         </w:rPr>
-        <w:t xml:space="preserve">{{ </w:t>
-      </w:r>
-      <w:proofErr w:type="spellStart"/>
-      <w:r>
-        <w:rPr>
-          <w:rFonts w:cs="Arial"/>
-          <w:b/>
-          <w:bCs/>
-          <w:szCs w:val="24"/>
-        </w:rPr>
-        <w:t>metros_cuadrados</w:t>
-      </w:r>
-      <w:proofErr w:type="spellEnd"/>
-      <w:r>
-        <w:rPr>
-          <w:rFonts w:cs="Arial"/>
-          <w:b/>
-          <w:bCs/>
-          <w:szCs w:val="24"/>
-        </w:rPr>
-        <w:t xml:space="preserve"> }}</w:t>
-      </w:r>
-      <w:r>
-        <w:rPr>
-          <w:rFonts w:cs="Arial"/>
-          <w:b/>
-          <w:bCs/>
+        <w:t>{{ metros_cuadrados }}</w:t>
+      </w:r>
+      <w:r>
+        <w:rPr>
+          <w:rFonts w:cs="Arial"/>
+          <w:b/>
           <w:color w:val="000000" w:themeColor="text1"/>
           <w:szCs w:val="24"/>
           <w:lang w:val="es-ES_tradnl" w:eastAsia="es-ES_tradnl"/>
@@ -824,6 +682,27 @@
           <w:szCs w:val="24"/>
           <w:lang w:val="es-ES_tradnl" w:eastAsia="es-ES_tradnl"/>
         </w:rPr>
+        <w:t>m</w:t>
+      </w:r>
+      <w:r>
+        <w:rPr>
+          <w:rFonts w:cs="Arial"/>
+          <w:b/>
+          <w:color w:val="000000" w:themeColor="text1"/>
+          <w:szCs w:val="24"/>
+          <w:vertAlign w:val="superscript"/>
+          <w:lang w:val="es-ES_tradnl" w:eastAsia="es-ES_tradnl"/>
+        </w:rPr>
+        <w:t>2</w:t>
+      </w:r>
+      <w:r>
+        <w:rPr>
+          <w:rFonts w:cs="Arial"/>
+          <w:b/>
+          <w:color w:val="000000" w:themeColor="text1"/>
+          <w:szCs w:val="24"/>
+          <w:lang w:val="es-ES_tradnl" w:eastAsia="es-ES_tradnl"/>
+        </w:rPr>
         <w:t xml:space="preserve"> </w:t>
       </w:r>
       <w:r>
@@ -834,37 +713,6 @@
           <w:szCs w:val="24"/>
           <w:lang w:val="es-ES_tradnl" w:eastAsia="es-ES_tradnl"/>
         </w:rPr>
-        <w:t>m</w:t>
-      </w:r>
-      <w:r>
-        <w:rPr>
-          <w:rFonts w:cs="Arial"/>
-          <w:b/>
-          <w:color w:val="000000" w:themeColor="text1"/>
-          <w:szCs w:val="24"/>
-          <w:vertAlign w:val="superscript"/>
-          <w:lang w:val="es-ES_tradnl" w:eastAsia="es-ES_tradnl"/>
-        </w:rPr>
-        <w:t>2</w:t>
-      </w:r>
-      <w:r>
-        <w:rPr>
-          <w:rFonts w:cs="Arial"/>
-          <w:b/>
-          <w:color w:val="000000" w:themeColor="text1"/>
-          <w:szCs w:val="24"/>
-          <w:lang w:val="es-ES_tradnl" w:eastAsia="es-ES_tradnl"/>
-        </w:rPr>
-        <w:t xml:space="preserve"> </w:t>
-      </w:r>
-      <w:r>
-        <w:rPr>
-          <w:rFonts w:cs="Arial"/>
-          <w:b/>
-          <w:color w:val="000000" w:themeColor="text1"/>
-          <w:szCs w:val="24"/>
-          <w:lang w:val="es-ES_tradnl" w:eastAsia="es-ES_tradnl"/>
-        </w:rPr>
         <w:t xml:space="preserve">) x 1,19 = </w:t>
       </w:r>
       <w:r>
@@ -882,27 +730,7 @@
           <w:bCs/>
           <w:szCs w:val="24"/>
         </w:rPr>
-        <w:t xml:space="preserve">{{ </w:t>
-      </w:r>
-      <w:proofErr w:type="spellStart"/>
-      <w:r>
-        <w:rPr>
-          <w:rFonts w:cs="Arial"/>
-          <w:b/>
-          <w:bCs/>
-          <w:szCs w:val="24"/>
-        </w:rPr>
-        <w:t>valor_reconstruccion</w:t>
-      </w:r>
-      <w:proofErr w:type="spellEnd"/>
-      <w:r>
-        <w:rPr>
-          <w:rFonts w:cs="Arial"/>
-          <w:b/>
-          <w:bCs/>
-          <w:szCs w:val="24"/>
-        </w:rPr>
-        <w:t xml:space="preserve"> }}</w:t>
+        <w:t>{{ valor_reconstruccion }}</w:t>
       </w:r>
       <w:r>
         <w:rPr>
@@ -1072,15 +900,7 @@
         <w:t xml:space="preserve">. Dicho condominio fue construido en </w:t>
       </w:r>
       <w:r>
-        <w:t xml:space="preserve">{{ </w:t>
-      </w:r>
-      <w:proofErr w:type="spellStart"/>
-      <w:r>
-        <w:t>year_construccion</w:t>
-      </w:r>
-      <w:proofErr w:type="spellEnd"/>
-      <w:r>
-        <w:t xml:space="preserve"> }}</w:t>
+        <w:t>{{ year_construccion }}</w:t>
       </w:r>
       <w:r>
         <w:rPr>
@@ -1107,25 +927,7 @@
           <w:b/>
           <w:szCs w:val="24"/>
         </w:rPr>
-        <w:t xml:space="preserve">{{ </w:t>
-      </w:r>
-      <w:proofErr w:type="spellStart"/>
-      <w:r>
-        <w:rPr>
-          <w:rFonts w:cs="Arial"/>
-          <w:b/>
-          <w:szCs w:val="24"/>
-        </w:rPr>
-        <w:t>porcentaje_depreciacion</w:t>
-      </w:r>
-      <w:proofErr w:type="spellEnd"/>
-      <w:r>
-        <w:rPr>
-          <w:rFonts w:cs="Arial"/>
-          <w:b/>
-          <w:szCs w:val="24"/>
-        </w:rPr>
-        <w:t xml:space="preserve"> }}</w:t>
+        <w:t>{{ porcentaje_depreciacion }}</w:t>
       </w:r>
       <w:r>
         <w:rPr>
@@ -1179,25 +981,7 @@
           <w:b/>
           <w:szCs w:val="24"/>
         </w:rPr>
-        <w:t xml:space="preserve">{{ </w:t>
-      </w:r>
-      <w:proofErr w:type="spellStart"/>
-      <w:r>
-        <w:rPr>
-          <w:rFonts w:cs="Arial"/>
-          <w:b/>
-          <w:szCs w:val="24"/>
-        </w:rPr>
-        <w:t>valor_reconstruccion_depreciacion</w:t>
-      </w:r>
-      <w:proofErr w:type="spellEnd"/>
-      <w:r>
-        <w:rPr>
-          <w:rFonts w:cs="Arial"/>
-          <w:b/>
-          <w:szCs w:val="24"/>
-        </w:rPr>
-        <w:t xml:space="preserve"> }}</w:t>
+        <w:t>{{ valor_reconstruccion_depreciacion }}</w:t>
       </w:r>
       <w:r>
         <w:rPr>
@@ -1299,25 +1083,7 @@
           <w:b/>
           <w:szCs w:val="24"/>
         </w:rPr>
-        <w:t xml:space="preserve">{{ </w:t>
-      </w:r>
-      <w:proofErr w:type="spellStart"/>
-      <w:r>
-        <w:rPr>
-          <w:rFonts w:cs="Arial"/>
-          <w:b/>
-          <w:szCs w:val="24"/>
-        </w:rPr>
-        <w:t>valor_reconstruccion</w:t>
-      </w:r>
-      <w:proofErr w:type="spellEnd"/>
-      <w:r>
-        <w:rPr>
-          <w:rFonts w:cs="Arial"/>
-          <w:b/>
-          <w:szCs w:val="24"/>
-        </w:rPr>
-        <w:t xml:space="preserve"> }}</w:t>
+        <w:t>{{ valor_reconstruccion }}</w:t>
       </w:r>
       <w:r>
         <w:rPr>
@@ -1345,25 +1111,7 @@
           <w:b/>
           <w:szCs w:val="24"/>
         </w:rPr>
-        <w:t xml:space="preserve">{{ </w:t>
-      </w:r>
-      <w:proofErr w:type="spellStart"/>
-      <w:r>
-        <w:rPr>
-          <w:rFonts w:cs="Arial"/>
-          <w:b/>
-          <w:szCs w:val="24"/>
-        </w:rPr>
-        <w:t>porcentaje_depreciacion</w:t>
-      </w:r>
-      <w:proofErr w:type="spellEnd"/>
-      <w:r>
-        <w:rPr>
-          <w:rFonts w:cs="Arial"/>
-          <w:b/>
-          <w:szCs w:val="24"/>
-        </w:rPr>
-        <w:t xml:space="preserve"> }}</w:t>
+        <w:t>{{ porcentaje_depreciacion }}</w:t>
       </w:r>
       <w:r>
         <w:rPr>
@@ -1389,25 +1137,7 @@
           <w:b/>
           <w:szCs w:val="24"/>
         </w:rPr>
-        <w:t xml:space="preserve">{{ </w:t>
-      </w:r>
-      <w:proofErr w:type="spellStart"/>
-      <w:r>
-        <w:rPr>
-          <w:rFonts w:cs="Arial"/>
-          <w:b/>
-          <w:szCs w:val="24"/>
-        </w:rPr>
-        <w:t>valor_reconstruccion_depreciacion</w:t>
-      </w:r>
-      <w:proofErr w:type="spellEnd"/>
-      <w:r>
-        <w:rPr>
-          <w:rFonts w:cs="Arial"/>
-          <w:b/>
-          <w:szCs w:val="24"/>
-        </w:rPr>
-        <w:t xml:space="preserve"> }}</w:t>
+        <w:t>{{ valor_reconstruccion_depreciacion }}</w:t>
       </w:r>
       <w:r>
         <w:rPr>
@@ -1673,7 +1403,7 @@
           <w:szCs w:val="24"/>
           <w:lang w:val="es-ES_tradnl" w:eastAsia="es-ES_tradnl"/>
         </w:rPr>
-        <w:t>Según lo mencionado anteriormente, el monto mínimo a asegurar los de</w:t>
+        <w:t>Según lo mencionado anteriormente, el monto mínimo a asegurar de</w:t>
       </w:r>
       <w:r>
         <w:rPr>
@@ -1713,27 +1443,7 @@
           <w:bCs/>
           <w:szCs w:val="24"/>
         </w:rPr>
-        <w:t xml:space="preserve">{{ </w:t>
-      </w:r>
-      <w:proofErr w:type="spellStart"/>
-      <w:r>
-        <w:rPr>
-          <w:rFonts w:cs="Arial"/>
-          <w:b/>
-          <w:bCs/>
-          <w:szCs w:val="24"/>
-        </w:rPr>
-        <w:t>monto_asegurado_sugerido</w:t>
-      </w:r>
-      <w:proofErr w:type="spellEnd"/>
-      <w:r>
-        <w:rPr>
-          <w:rFonts w:cs="Arial"/>
-          <w:b/>
-          <w:bCs/>
-          <w:szCs w:val="24"/>
-        </w:rPr>
-        <w:t xml:space="preserve"> }}</w:t>
+        <w:t>{{ monto_asegurado_sugerido }}</w:t>
       </w:r>
       <w:r>
         <w:rPr>
@@ -1762,27 +1472,7 @@
           <w:bCs/>
           <w:szCs w:val="24"/>
         </w:rPr>
-        <w:t xml:space="preserve">{{ </w:t>
-      </w:r>
-      <w:proofErr w:type="spellStart"/>
-      <w:r>
-        <w:rPr>
-          <w:rFonts w:cs="Arial"/>
-          <w:b/>
-          <w:bCs/>
-          <w:szCs w:val="24"/>
-        </w:rPr>
-        <w:t>porcentaje_espacios_comunes</w:t>
-      </w:r>
-      <w:proofErr w:type="spellEnd"/>
-      <w:r>
-        <w:rPr>
-          <w:rFonts w:cs="Arial"/>
-          <w:b/>
-          <w:bCs/>
-          <w:szCs w:val="24"/>
-        </w:rPr>
-        <w:t xml:space="preserve"> }}</w:t>
+        <w:t>{{ porcentaje_espacios_comunes }}</w:t>
       </w:r>
       <w:r>
         <w:rPr>
@@ -1909,25 +1599,7 @@
           <w:b/>
           <w:szCs w:val="24"/>
         </w:rPr>
-        <w:t xml:space="preserve">{{ </w:t>
-      </w:r>
-      <w:proofErr w:type="spellStart"/>
-      <w:r>
-        <w:rPr>
-          <w:rFonts w:cs="Arial"/>
-          <w:b/>
-          <w:szCs w:val="24"/>
-        </w:rPr>
-        <w:t>valor_reconstruccion_depreciacion</w:t>
-      </w:r>
-      <w:proofErr w:type="spellEnd"/>
-      <w:r>
-        <w:rPr>
-          <w:rFonts w:cs="Arial"/>
-          <w:b/>
-          <w:szCs w:val="24"/>
-        </w:rPr>
-        <w:t xml:space="preserve"> }}</w:t>
+        <w:t>{{ valor_reconstruccion_depreciacion }}</w:t>
       </w:r>
       <w:r>
         <w:rPr>
@@ -1957,25 +1629,7 @@
           <w:b/>
           <w:szCs w:val="24"/>
         </w:rPr>
-        <w:t xml:space="preserve">{{ </w:t>
-      </w:r>
-      <w:proofErr w:type="spellStart"/>
-      <w:r>
-        <w:rPr>
-          <w:rFonts w:cs="Arial"/>
-          <w:b/>
-          <w:szCs w:val="24"/>
-        </w:rPr>
-        <w:t>porcentaje_espacios_comunes</w:t>
-      </w:r>
-      <w:proofErr w:type="spellEnd"/>
-      <w:r>
-        <w:rPr>
-          <w:rFonts w:cs="Arial"/>
-          <w:b/>
-          <w:szCs w:val="24"/>
-        </w:rPr>
-        <w:t xml:space="preserve"> }}</w:t>
+        <w:t>{{ porcentaje_espacios_comunes }}</w:t>
       </w:r>
       <w:r>
         <w:rPr>
@@ -2013,27 +1667,7 @@
           <w:bCs/>
           <w:szCs w:val="24"/>
         </w:rPr>
-        <w:t xml:space="preserve">{{ </w:t>
-      </w:r>
-      <w:proofErr w:type="spellStart"/>
-      <w:r>
-        <w:rPr>
-          <w:rFonts w:cs="Arial"/>
-          <w:b/>
-          <w:bCs/>
-          <w:szCs w:val="24"/>
-        </w:rPr>
-        <w:t>monto_asegurado_sugerido</w:t>
-      </w:r>
-      <w:proofErr w:type="spellEnd"/>
-      <w:r>
-        <w:rPr>
-          <w:rFonts w:cs="Arial"/>
-          <w:b/>
-          <w:bCs/>
-          <w:szCs w:val="24"/>
-        </w:rPr>
-        <w:t xml:space="preserve"> }}</w:t>
+        <w:t>{{ monto_asegurado_sugerido }}</w:t>
       </w:r>
       <w:r>
         <w:rPr>
@@ -2220,55 +1854,65 @@
           <w:szCs w:val="24"/>
           <w:lang w:val="es-ES_tradnl" w:eastAsia="es-ES_tradnl"/>
         </w:rPr>
+        <w:t>Asegurar</w:t>
+      </w:r>
+      <w:r>
+        <w:rPr>
+          <w:rFonts w:cs="Arial"/>
+          <w:color w:val="000000" w:themeColor="text1"/>
+          <w:szCs w:val="24"/>
+          <w:lang w:val="es-ES_tradnl" w:eastAsia="es-ES_tradnl"/>
+        </w:rPr>
+        <w:t xml:space="preserve"> en relaci</w:t>
+      </w:r>
+      <w:r>
+        <w:rPr>
+          <w:rFonts w:eastAsia="Helvetica" w:cs="Arial"/>
+          <w:color w:val="000000" w:themeColor="text1"/>
+          <w:szCs w:val="24"/>
+          <w:lang w:val="es-ES_tradnl" w:eastAsia="es-ES_tradnl"/>
+        </w:rPr>
+        <w:t xml:space="preserve">ón a Espacios Comunes, </w:t>
+      </w:r>
+      <w:r>
+        <w:rPr>
+          <w:rFonts w:cs="Arial"/>
+          <w:b/>
+          <w:color w:val="000000" w:themeColor="text1"/>
+          <w:szCs w:val="24"/>
+          <w:lang w:val="es-ES_tradnl" w:eastAsia="es-ES_tradnl"/>
+        </w:rPr>
+        <w:t>según valor de reconstrucción</w:t>
+      </w:r>
+      <w:r>
+        <w:rPr>
+          <w:rFonts w:cs="Arial"/>
+          <w:color w:val="000000" w:themeColor="text1"/>
+          <w:szCs w:val="24"/>
+          <w:lang w:val="es-ES_tradnl" w:eastAsia="es-ES_tradnl"/>
+        </w:rPr>
+        <w:t xml:space="preserve"> y </w:t>
+      </w:r>
+      <w:r>
+        <w:rPr>
+          <w:rFonts w:cs="Arial"/>
+          <w:b/>
+          <w:color w:val="000000" w:themeColor="text1"/>
+          <w:szCs w:val="24"/>
+          <w:lang w:val="es-ES_tradnl" w:eastAsia="es-ES_tradnl"/>
+        </w:rPr>
+        <w:t xml:space="preserve">no </w:t>
+      </w:r>
+      <w:r>
+        <w:rPr>
+          <w:rFonts w:cs="Arial"/>
+          <w:b/>
+          <w:color w:val="000000" w:themeColor="text1"/>
+          <w:szCs w:val="24"/>
+          <w:lang w:val="es-ES_tradnl" w:eastAsia="es-ES_tradnl"/>
+        </w:rPr>
         <w:lastRenderedPageBreak/>
-        <w:t>Asegurar</w:t>
-      </w:r>
-      <w:r>
-        <w:rPr>
-          <w:rFonts w:cs="Arial"/>
-          <w:color w:val="000000" w:themeColor="text1"/>
-          <w:szCs w:val="24"/>
-          <w:lang w:val="es-ES_tradnl" w:eastAsia="es-ES_tradnl"/>
-        </w:rPr>
-        <w:t xml:space="preserve"> en relaci</w:t>
-      </w:r>
-      <w:r>
-        <w:rPr>
-          <w:rFonts w:eastAsia="Helvetica" w:cs="Arial"/>
-          <w:color w:val="000000" w:themeColor="text1"/>
-          <w:szCs w:val="24"/>
-          <w:lang w:val="es-ES_tradnl" w:eastAsia="es-ES_tradnl"/>
-        </w:rPr>
-        <w:t xml:space="preserve">ón a Espacios Comunes, </w:t>
-      </w:r>
-      <w:r>
-        <w:rPr>
-          <w:rFonts w:cs="Arial"/>
-          <w:b/>
-          <w:color w:val="000000" w:themeColor="text1"/>
-          <w:szCs w:val="24"/>
-          <w:lang w:val="es-ES_tradnl" w:eastAsia="es-ES_tradnl"/>
-        </w:rPr>
-        <w:t>según valor de reconstrucción</w:t>
-      </w:r>
-      <w:r>
-        <w:rPr>
-          <w:rFonts w:cs="Arial"/>
-          <w:color w:val="000000" w:themeColor="text1"/>
-          <w:szCs w:val="24"/>
-          <w:lang w:val="es-ES_tradnl" w:eastAsia="es-ES_tradnl"/>
-        </w:rPr>
-        <w:t xml:space="preserve"> y </w:t>
-      </w:r>
-      <w:r>
-        <w:rPr>
-          <w:rFonts w:cs="Arial"/>
-          <w:b/>
-          <w:color w:val="000000" w:themeColor="text1"/>
-          <w:szCs w:val="24"/>
-          <w:lang w:val="es-ES_tradnl" w:eastAsia="es-ES_tradnl"/>
-        </w:rPr>
-        <w:t>no valor comercial</w:t>
+        <w:t>valor comercial</w:t>
       </w:r>
       <w:r>
         <w:rPr>
@@ -2408,23 +2052,7 @@
           <w:rFonts w:cs="Arial"/>
           <w:szCs w:val="24"/>
         </w:rPr>
-        <w:t xml:space="preserve">{{ </w:t>
-      </w:r>
-      <w:proofErr w:type="spellStart"/>
-      <w:r>
-        <w:rPr>
-          <w:rFonts w:cs="Arial"/>
-          <w:szCs w:val="24"/>
-        </w:rPr>
-        <w:t>monto_asegurado_segundo_ejemplo</w:t>
-      </w:r>
-      <w:proofErr w:type="spellEnd"/>
-      <w:r>
-        <w:rPr>
-          <w:rFonts w:cs="Arial"/>
-          <w:szCs w:val="24"/>
-        </w:rPr>
-        <w:t xml:space="preserve"> }}</w:t>
+        <w:t>{{ monto_asegurado_segundo_ejemplo }}</w:t>
       </w:r>
       <w:r>
         <w:rPr>
@@ -2467,9 +2095,8 @@
           <w:szCs w:val="24"/>
           <w:lang w:val="es-ES_tradnl" w:eastAsia="es-ES_tradnl"/>
         </w:rPr>
-        <w:t xml:space="preserve">{{ </w:t>
-      </w:r>
-      <w:proofErr w:type="spellStart"/>
+        <w:t>{{ porcentaje_infraseguro_segundo_ejemplo }}</w:t>
+      </w:r>
       <w:r>
         <w:rPr>
           <w:rFonts w:cs="Arial"/>
@@ -2479,29 +2106,6 @@
           <w:szCs w:val="24"/>
           <w:lang w:val="es-ES_tradnl" w:eastAsia="es-ES_tradnl"/>
         </w:rPr>
-        <w:t>porcentaje_infraseguro_segundo_ejemplo</w:t>
-      </w:r>
-      <w:proofErr w:type="spellEnd"/>
-      <w:r>
-        <w:rPr>
-          <w:rFonts w:cs="Arial"/>
-          <w:b/>
-          <w:bCs/>
-          <w:color w:val="FF0000"/>
-          <w:szCs w:val="24"/>
-          <w:lang w:val="es-ES_tradnl" w:eastAsia="es-ES_tradnl"/>
-        </w:rPr>
-        <w:t xml:space="preserve"> }}</w:t>
-      </w:r>
-      <w:r>
-        <w:rPr>
-          <w:rFonts w:cs="Arial"/>
-          <w:b/>
-          <w:bCs/>
-          <w:color w:val="FF0000"/>
-          <w:szCs w:val="24"/>
-          <w:lang w:val="es-ES_tradnl" w:eastAsia="es-ES_tradnl"/>
-        </w:rPr>
         <w:t xml:space="preserve">% aprox. de “Infraseguro” </w:t>
       </w:r>
       <w:r>
@@ -2689,31 +2293,7 @@
           <w:szCs w:val="24"/>
           <w:lang w:val="es-ES_tradnl" w:eastAsia="es-ES_tradnl"/>
         </w:rPr>
-        <w:t xml:space="preserve">0.000.000 </w:t>
-      </w:r>
-      <w:proofErr w:type="spellStart"/>
-      <w:r>
-        <w:rPr>
-          <w:rFonts w:cs="Arial"/>
-          <w:b/>
-          <w:bCs/>
-          <w:color w:val="000000" w:themeColor="text1"/>
-          <w:szCs w:val="24"/>
-          <w:lang w:val="es-ES_tradnl" w:eastAsia="es-ES_tradnl"/>
-        </w:rPr>
-        <w:t>aprox</w:t>
-      </w:r>
-      <w:proofErr w:type="spellEnd"/>
-      <w:r>
-        <w:rPr>
-          <w:rFonts w:cs="Arial"/>
-          <w:b/>
-          <w:bCs/>
-          <w:color w:val="000000" w:themeColor="text1"/>
-          <w:szCs w:val="24"/>
-          <w:lang w:val="es-ES_tradnl" w:eastAsia="es-ES_tradnl"/>
-        </w:rPr>
-        <w:t xml:space="preserve">, </w:t>
+        <w:t xml:space="preserve">0.000.000 aprox, </w:t>
       </w:r>
       <w:r>
         <w:rPr>
@@ -3001,27 +2581,7 @@
           <w:szCs w:val="24"/>
           <w:u w:val="single"/>
         </w:rPr>
-        <w:t xml:space="preserve">{{ </w:t>
-      </w:r>
-      <w:proofErr w:type="spellStart"/>
-      <w:r>
-        <w:rPr>
-          <w:rFonts w:cs="Arial"/>
-          <w:b/>
-          <w:szCs w:val="24"/>
-          <w:u w:val="single"/>
-        </w:rPr>
-        <w:t>monto_asegurado_actual</w:t>
-      </w:r>
-      <w:proofErr w:type="spellEnd"/>
-      <w:r>
-        <w:rPr>
-          <w:rFonts w:cs="Arial"/>
-          <w:b/>
-          <w:szCs w:val="24"/>
-          <w:u w:val="single"/>
-        </w:rPr>
-        <w:t xml:space="preserve"> }}</w:t>
+        <w:t>{{ monto_asegurado_actual }}</w:t>
       </w:r>
       <w:r>
         <w:rPr>
@@ -3123,9 +2683,8 @@
           <w:szCs w:val="24"/>
           <w:u w:val="single"/>
         </w:rPr>
-        <w:t xml:space="preserve">{{ </w:t>
-      </w:r>
-      <w:proofErr w:type="spellStart"/>
+        <w:t>{{ porcentaje_infraseguro_actual }}</w:t>
+      </w:r>
       <w:r>
         <w:rPr>
           <w:rFonts w:cs="Arial"/>
@@ -3135,9 +2694,8 @@
           <w:szCs w:val="24"/>
           <w:u w:val="single"/>
         </w:rPr>
-        <w:t>porcentaje_infraseguro_actual</w:t>
-      </w:r>
-      <w:proofErr w:type="spellEnd"/>
+        <w:t>%</w:t>
+      </w:r>
       <w:r>
         <w:rPr>
           <w:rFonts w:cs="Arial"/>
@@ -3146,28 +2704,6 @@
           <w:color w:val="FF0000"/>
           <w:szCs w:val="24"/>
           <w:u w:val="single"/>
-        </w:rPr>
-        <w:t xml:space="preserve"> }}</w:t>
-      </w:r>
-      <w:r>
-        <w:rPr>
-          <w:rFonts w:cs="Arial"/>
-          <w:b/>
-          <w:bCs/>
-          <w:color w:val="FF0000"/>
-          <w:szCs w:val="24"/>
-          <w:u w:val="single"/>
-        </w:rPr>
-        <w:t>%</w:t>
-      </w:r>
-      <w:r>
-        <w:rPr>
-          <w:rFonts w:cs="Arial"/>
-          <w:b/>
-          <w:bCs/>
-          <w:color w:val="FF0000"/>
-          <w:szCs w:val="24"/>
-          <w:u w:val="single"/>
           <w:lang w:val="es-ES_tradnl" w:eastAsia="es-ES_tradnl"/>
         </w:rPr>
         <w:t>.</w:t>
@@ -3199,47 +2735,7 @@
           <w:szCs w:val="24"/>
           <w:lang w:val="es-ES_tradnl" w:eastAsia="es-ES_tradnl"/>
         </w:rPr>
-        <w:t xml:space="preserve"> </w:t>
-      </w:r>
-      <w:proofErr w:type="spellStart"/>
-      <w:r>
-        <w:rPr>
-          <w:rFonts w:cs="Arial"/>
-          <w:color w:val="000000" w:themeColor="text1"/>
-          <w:szCs w:val="24"/>
-          <w:lang w:val="es-ES_tradnl" w:eastAsia="es-ES_tradnl"/>
-        </w:rPr>
-        <w:t>for</w:t>
-      </w:r>
-      <w:proofErr w:type="spellEnd"/>
-      <w:r>
-        <w:rPr>
-          <w:rFonts w:cs="Arial"/>
-          <w:color w:val="000000" w:themeColor="text1"/>
-          <w:szCs w:val="24"/>
-          <w:lang w:val="es-ES_tradnl" w:eastAsia="es-ES_tradnl"/>
-        </w:rPr>
-        <w:t xml:space="preserve"> detalle in </w:t>
-      </w:r>
-      <w:proofErr w:type="spellStart"/>
-      <w:r>
-        <w:rPr>
-          <w:rFonts w:cs="Arial"/>
-          <w:color w:val="000000" w:themeColor="text1"/>
-          <w:szCs w:val="24"/>
-          <w:lang w:val="es-ES_tradnl" w:eastAsia="es-ES_tradnl"/>
-        </w:rPr>
-        <w:t>detalles_monto_asegurado_actual</w:t>
-      </w:r>
-      <w:proofErr w:type="spellEnd"/>
-      <w:r>
-        <w:rPr>
-          <w:rFonts w:cs="Arial"/>
-          <w:color w:val="000000" w:themeColor="text1"/>
-          <w:szCs w:val="24"/>
-          <w:lang w:val="es-ES_tradnl" w:eastAsia="es-ES_tradnl"/>
-        </w:rPr>
-        <w:t xml:space="preserve"> </w:t>
+        <w:t xml:space="preserve"> for detalle in detalles_monto_asegurado_actual </w:t>
       </w:r>
       <w:r>
         <w:rPr>
@@ -3251,525 +2747,311 @@
         <w:t>%}</w:t>
       </w:r>
     </w:p>
-    <w:p>
-      <w:pPr>
-        <w:pStyle w:val="Prrafodelista"/>
-        <w:spacing w:before="100" w:beforeAutospacing="1" w:after="100" w:afterAutospacing="1" w:line="240" w:lineRule="auto"/>
-        <w:ind w:left="2552"/>
-        <w:jc w:val="both"/>
-        <w:rPr>
-          <w:rFonts w:eastAsia="Times New Roman" w:cs="Arial"/>
-          <w:color w:val="000000"/>
-          <w:szCs w:val="24"/>
-          <w:u w:val="single"/>
-          <w:lang w:val="es-ES_tradnl" w:eastAsia="es-ES_tradnl"/>
-        </w:rPr>
-      </w:pPr>
-      <w:bookmarkStart w:id="1" w:name="_Hlk64741051"/>
-      <w:r>
-        <w:rPr>
-          <w:rFonts w:eastAsia="Times New Roman" w:cs="Arial"/>
-          <w:b/>
-          <w:noProof/>
-          <w:color w:val="000000"/>
-          <w:szCs w:val="24"/>
-          <w:lang w:val="es-CL" w:eastAsia="es-CL"/>
-        </w:rPr>
-        <w:drawing>
-          <wp:anchor distT="0" distB="0" distL="114300" distR="114300" simplePos="0" relativeHeight="251812864" behindDoc="0" locked="0" layoutInCell="1" allowOverlap="1" wp14:anchorId="533BE6B2" wp14:editId="7F360A3D">
-            <wp:simplePos x="0" y="0"/>
-            <wp:positionH relativeFrom="margin">
-              <wp:align>left</wp:align>
-            </wp:positionH>
-            <wp:positionV relativeFrom="paragraph">
-              <wp:posOffset>233680</wp:posOffset>
-            </wp:positionV>
-            <wp:extent cx="1152525" cy="257175"/>
-            <wp:effectExtent l="0" t="0" r="9525" b="9525"/>
-            <wp:wrapNone/>
-            <wp:docPr id="17" name="Imagen 17" descr="Resultado de imagen para renta nacional"/>
-            <wp:cNvGraphicFramePr/>
-            <a:graphic xmlns:a="http://schemas.openxmlformats.org/drawingml/2006/main">
-              <a:graphicData uri="http://schemas.openxmlformats.org/drawingml/2006/picture">
-                <pic:pic xmlns:pic="http://schemas.openxmlformats.org/drawingml/2006/picture">
-                  <pic:nvPicPr>
-                    <pic:cNvPr id="5" name="Imagen 4" descr="Resultado de imagen para renta nacional"/>
-                    <pic:cNvPicPr>
-                      <a:picLocks noChangeAspect="1" noChangeArrowheads="1"/>
-                    </pic:cNvPicPr>
-                  </pic:nvPicPr>
-                  <pic:blipFill>
-                    <a:blip r:embed="rId8" cstate="print">
-                      <a:extLst>
-                        <a:ext uri="{28A0092B-C50C-407E-A947-70E740481C1C}">
-                          <a14:useLocalDpi xmlns:a14="http://schemas.microsoft.com/office/drawing/2010/main" val="0"/>
-                        </a:ext>
-                      </a:extLst>
-                    </a:blip>
-                    <a:srcRect/>
-                    <a:stretch>
-                      <a:fillRect/>
-                    </a:stretch>
-                  </pic:blipFill>
-                  <pic:spPr bwMode="auto">
-                    <a:xfrm>
-                      <a:off x="0" y="0"/>
-                      <a:ext cx="1152525" cy="257175"/>
-                    </a:xfrm>
-                    <a:prstGeom prst="rect">
-                      <a:avLst/>
-                    </a:prstGeom>
-                    <a:noFill/>
-                  </pic:spPr>
-                </pic:pic>
-              </a:graphicData>
-            </a:graphic>
-            <wp14:sizeRelH relativeFrom="page">
-              <wp14:pctWidth>0</wp14:pctWidth>
-            </wp14:sizeRelH>
-            <wp14:sizeRelV relativeFrom="page">
-              <wp14:pctHeight>0</wp14:pctHeight>
-            </wp14:sizeRelV>
-          </wp:anchor>
-        </w:drawing>
-      </w:r>
-      <w:r>
-        <w:rPr>
-          <w:rFonts w:eastAsia="Times New Roman" w:cs="Arial"/>
-          <w:b/>
-          <w:bCs/>
-          <w:color w:val="000000"/>
-          <w:szCs w:val="24"/>
-          <w:u w:val="single"/>
-          <w:lang w:val="es-ES_tradnl" w:eastAsia="es-ES_tradnl"/>
-        </w:rPr>
-        <w:t xml:space="preserve">{{ </w:t>
-      </w:r>
-      <w:proofErr w:type="spellStart"/>
-      <w:r>
-        <w:rPr>
-          <w:rFonts w:eastAsia="Times New Roman" w:cs="Arial"/>
-          <w:b/>
-          <w:bCs/>
-          <w:color w:val="000000"/>
-          <w:szCs w:val="24"/>
-          <w:u w:val="single"/>
-          <w:lang w:val="es-ES_tradnl" w:eastAsia="es-ES_tradnl"/>
-        </w:rPr>
-        <w:t>detalle.nombre_company</w:t>
-      </w:r>
-      <w:proofErr w:type="spellEnd"/>
-      <w:r>
-        <w:rPr>
-          <w:rFonts w:eastAsia="Times New Roman" w:cs="Arial"/>
-          <w:b/>
-          <w:bCs/>
-          <w:color w:val="000000"/>
-          <w:szCs w:val="24"/>
-          <w:u w:val="single"/>
-          <w:lang w:val="es-ES_tradnl" w:eastAsia="es-ES_tradnl"/>
-        </w:rPr>
-        <w:t xml:space="preserve"> }}</w:t>
-      </w:r>
-      <w:r>
-        <w:rPr>
-          <w:rFonts w:eastAsia="Times New Roman" w:cs="Arial"/>
-          <w:bCs/>
-          <w:color w:val="000000"/>
-          <w:szCs w:val="24"/>
-          <w:u w:val="single"/>
-          <w:lang w:val="es-ES_tradnl" w:eastAsia="es-ES_tradnl"/>
-        </w:rPr>
-        <w:t>:</w:t>
-      </w:r>
-      <w:r>
-        <w:rPr>
-          <w:rFonts w:eastAsia="Times New Roman" w:cs="Arial"/>
-          <w:bCs/>
-          <w:color w:val="000000"/>
-          <w:szCs w:val="24"/>
-          <w:lang w:val="es-ES_tradnl" w:eastAsia="es-ES_tradnl"/>
-        </w:rPr>
-        <w:t xml:space="preserve"> Monto </w:t>
-      </w:r>
-      <w:r>
-        <w:rPr>
-          <w:rFonts w:cs="Arial"/>
-          <w:szCs w:val="24"/>
-        </w:rPr>
-        <w:t xml:space="preserve">UF </w:t>
-      </w:r>
-      <w:r>
-        <w:rPr>
-          <w:rFonts w:cs="Arial"/>
-          <w:szCs w:val="24"/>
-        </w:rPr>
-        <w:t xml:space="preserve">{{ </w:t>
-      </w:r>
-      <w:proofErr w:type="spellStart"/>
-      <w:r>
-        <w:rPr>
-          <w:rFonts w:cs="Arial"/>
-          <w:szCs w:val="24"/>
-        </w:rPr>
-        <w:t>detalle.monto_asegurado</w:t>
-      </w:r>
-      <w:proofErr w:type="spellEnd"/>
-      <w:r>
-        <w:rPr>
-          <w:rFonts w:cs="Arial"/>
-          <w:szCs w:val="24"/>
-        </w:rPr>
-        <w:t xml:space="preserve"> }}</w:t>
-      </w:r>
-      <w:r>
-        <w:rPr>
-          <w:rFonts w:eastAsia="Times New Roman" w:cs="Arial"/>
-          <w:bCs/>
-          <w:color w:val="000000"/>
-          <w:szCs w:val="24"/>
-          <w:lang w:val="es-ES_tradnl" w:eastAsia="es-ES_tradnl"/>
-        </w:rPr>
-        <w:t xml:space="preserve"> </w:t>
-      </w:r>
-      <w:r>
-        <w:rPr>
-          <w:rFonts w:eastAsia="Times New Roman" w:cs="Arial"/>
-          <w:bCs/>
-          <w:color w:val="000000"/>
-          <w:szCs w:val="24"/>
-          <w:lang w:val="es-ES_tradnl" w:eastAsia="es-ES_tradnl"/>
-        </w:rPr>
-        <w:t xml:space="preserve">con una prima anual de </w:t>
-      </w:r>
-      <w:r>
-        <w:rPr>
-          <w:rFonts w:cs="Arial"/>
-          <w:b/>
-          <w:szCs w:val="24"/>
-        </w:rPr>
-        <w:t xml:space="preserve">UF </w:t>
-      </w:r>
-      <w:r>
-        <w:rPr>
-          <w:rFonts w:cs="Arial"/>
-          <w:b/>
-          <w:szCs w:val="24"/>
-        </w:rPr>
-        <w:t xml:space="preserve">{{ </w:t>
-      </w:r>
-      <w:proofErr w:type="spellStart"/>
-      <w:r>
-        <w:rPr>
-          <w:rFonts w:cs="Arial"/>
-          <w:b/>
-          <w:szCs w:val="24"/>
-        </w:rPr>
-        <w:t>detalle.prima_anual</w:t>
-      </w:r>
-      <w:proofErr w:type="spellEnd"/>
-      <w:r>
-        <w:rPr>
-          <w:rFonts w:cs="Arial"/>
-          <w:b/>
-          <w:szCs w:val="24"/>
-        </w:rPr>
-        <w:t xml:space="preserve"> }}</w:t>
-      </w:r>
-      <w:r>
-        <w:rPr>
-          <w:rFonts w:eastAsia="Times New Roman" w:cs="Arial"/>
-          <w:b/>
-          <w:color w:val="000000"/>
-          <w:szCs w:val="24"/>
-          <w:lang w:val="es-ES_tradnl" w:eastAsia="es-ES_tradnl"/>
-        </w:rPr>
-        <w:t xml:space="preserve"> </w:t>
-      </w:r>
-      <w:r>
-        <w:rPr>
-          <w:rFonts w:eastAsia="Times New Roman" w:cs="Arial"/>
-          <w:color w:val="000000"/>
-          <w:szCs w:val="24"/>
-          <w:lang w:val="es-ES_tradnl" w:eastAsia="es-ES_tradnl"/>
-        </w:rPr>
-        <w:t xml:space="preserve">que se puede pactar en </w:t>
-      </w:r>
-      <w:r>
-        <w:rPr>
-          <w:rFonts w:cs="Arial"/>
-          <w:b/>
-          <w:bCs/>
-          <w:szCs w:val="24"/>
-        </w:rPr>
-        <w:t xml:space="preserve">{{ </w:t>
-      </w:r>
-      <w:proofErr w:type="spellStart"/>
-      <w:r>
-        <w:rPr>
-          <w:rFonts w:cs="Arial"/>
-          <w:b/>
-          <w:bCs/>
-          <w:szCs w:val="24"/>
-        </w:rPr>
-        <w:t>cantidad_cuotas</w:t>
-      </w:r>
-      <w:proofErr w:type="spellEnd"/>
-      <w:r>
-        <w:rPr>
-          <w:rFonts w:cs="Arial"/>
-          <w:b/>
-          <w:bCs/>
-          <w:szCs w:val="24"/>
-        </w:rPr>
-        <w:t xml:space="preserve"> }}</w:t>
-      </w:r>
-      <w:r>
-        <w:rPr>
-          <w:rFonts w:eastAsia="Times New Roman" w:cs="Arial"/>
-          <w:b/>
-          <w:bCs/>
-          <w:color w:val="000000"/>
-          <w:szCs w:val="24"/>
-          <w:lang w:val="es-ES_tradnl" w:eastAsia="es-ES_tradnl"/>
-        </w:rPr>
-        <w:t xml:space="preserve"> cuotas</w:t>
-      </w:r>
-      <w:r>
-        <w:rPr>
-          <w:rFonts w:eastAsia="Times New Roman" w:cs="Arial"/>
-          <w:b/>
-          <w:bCs/>
-          <w:color w:val="000000"/>
-          <w:szCs w:val="24"/>
-          <w:lang w:val="es-ES_tradnl" w:eastAsia="es-ES_tradnl"/>
-        </w:rPr>
-        <w:t xml:space="preserve"> </w:t>
-      </w:r>
-      <w:r>
-        <w:rPr>
-          <w:rFonts w:cs="Arial"/>
-          <w:b/>
-          <w:bCs/>
-          <w:szCs w:val="24"/>
-        </w:rPr>
-        <w:t xml:space="preserve">UF </w:t>
-      </w:r>
-      <w:r>
-        <w:rPr>
-          <w:rFonts w:cs="Arial"/>
-          <w:b/>
-          <w:bCs/>
-          <w:szCs w:val="24"/>
-        </w:rPr>
-        <w:t xml:space="preserve">{{ </w:t>
-      </w:r>
-      <w:proofErr w:type="spellStart"/>
-      <w:r>
-        <w:rPr>
-          <w:rFonts w:cs="Arial"/>
-          <w:b/>
-          <w:bCs/>
-          <w:szCs w:val="24"/>
-        </w:rPr>
-        <w:t>detalle.valor_cuota_uf</w:t>
-      </w:r>
-      <w:proofErr w:type="spellEnd"/>
-      <w:r>
-        <w:rPr>
-          <w:rFonts w:cs="Arial"/>
-          <w:b/>
-          <w:bCs/>
-          <w:szCs w:val="24"/>
-        </w:rPr>
-        <w:t xml:space="preserve"> </w:t>
-      </w:r>
-      <w:r>
-        <w:rPr>
-          <w:rFonts w:cs="Arial"/>
-          <w:b/>
-          <w:bCs/>
-          <w:szCs w:val="24"/>
-        </w:rPr>
-        <w:t>}}</w:t>
-      </w:r>
-      <w:r>
-        <w:rPr>
-          <w:rFonts w:eastAsia="Times New Roman" w:cs="Arial"/>
-          <w:b/>
-          <w:bCs/>
-          <w:color w:val="000000"/>
-          <w:szCs w:val="24"/>
-          <w:lang w:val="es-ES_tradnl" w:eastAsia="es-ES_tradnl"/>
-        </w:rPr>
-        <w:t xml:space="preserve"> </w:t>
-      </w:r>
-      <w:r>
-        <w:rPr>
-          <w:rFonts w:eastAsia="Times New Roman" w:cs="Arial"/>
-          <w:color w:val="000000"/>
-          <w:szCs w:val="24"/>
-          <w:lang w:val="es-ES_tradnl" w:eastAsia="es-ES_tradnl"/>
-        </w:rPr>
-        <w:t>es decir </w:t>
-      </w:r>
-      <w:r>
-        <w:rPr>
-          <w:rFonts w:cs="Arial"/>
-          <w:szCs w:val="24"/>
-        </w:rPr>
-        <w:t xml:space="preserve">$ </w:t>
-      </w:r>
-      <w:r>
-        <w:rPr>
-          <w:rFonts w:cs="Arial"/>
-          <w:szCs w:val="24"/>
-        </w:rPr>
-        <w:t xml:space="preserve">{{ </w:t>
-      </w:r>
-      <w:proofErr w:type="spellStart"/>
-      <w:r>
-        <w:rPr>
-          <w:rFonts w:cs="Arial"/>
-          <w:szCs w:val="24"/>
-        </w:rPr>
-        <w:t>detalle.valor_cuota_pesos</w:t>
-      </w:r>
-      <w:proofErr w:type="spellEnd"/>
-      <w:r>
-        <w:rPr>
-          <w:rFonts w:cs="Arial"/>
-          <w:szCs w:val="24"/>
-        </w:rPr>
-        <w:t xml:space="preserve"> }}</w:t>
-      </w:r>
-      <w:r>
-        <w:rPr>
-          <w:rFonts w:eastAsia="Times New Roman" w:cs="Arial"/>
-          <w:bCs/>
-          <w:color w:val="000000"/>
-          <w:szCs w:val="24"/>
-          <w:lang w:val="es-ES_tradnl" w:eastAsia="es-ES_tradnl"/>
-        </w:rPr>
-        <w:t xml:space="preserve"> aprox</w:t>
-      </w:r>
-      <w:r>
-        <w:rPr>
-          <w:rFonts w:eastAsia="Times New Roman" w:cs="Arial"/>
-          <w:bCs/>
-          <w:color w:val="000000"/>
-          <w:szCs w:val="24"/>
-          <w:lang w:val="es-ES_tradnl" w:eastAsia="es-ES_tradnl"/>
-        </w:rPr>
-        <w:t xml:space="preserve">. </w:t>
-      </w:r>
-      <w:r>
-        <w:rPr>
-          <w:rFonts w:eastAsia="Times New Roman" w:cs="Arial"/>
-          <w:color w:val="000000"/>
-          <w:szCs w:val="24"/>
-          <w:lang w:val="es-ES_tradnl" w:eastAsia="es-ES_tradnl"/>
-        </w:rPr>
-        <w:t>Lo cual</w:t>
-      </w:r>
-      <w:r>
-        <w:rPr>
-          <w:rFonts w:eastAsia="Times New Roman" w:cs="Arial"/>
-          <w:color w:val="000000"/>
-          <w:szCs w:val="24"/>
-          <w:lang w:val="es-ES_tradnl" w:eastAsia="es-ES_tradnl"/>
-        </w:rPr>
-        <w:t xml:space="preserve"> promediado entre sus </w:t>
-      </w:r>
-      <w:r>
-        <w:rPr>
-          <w:rFonts w:cs="Arial"/>
-          <w:szCs w:val="24"/>
-        </w:rPr>
-        <w:t xml:space="preserve">{{ </w:t>
-      </w:r>
-      <w:proofErr w:type="spellStart"/>
-      <w:r>
-        <w:rPr>
-          <w:rFonts w:cs="Arial"/>
-          <w:szCs w:val="24"/>
-        </w:rPr>
-        <w:t>cantidad_unidades</w:t>
-      </w:r>
-      <w:proofErr w:type="spellEnd"/>
-      <w:r>
-        <w:rPr>
-          <w:rFonts w:cs="Arial"/>
-          <w:szCs w:val="24"/>
-        </w:rPr>
-        <w:t xml:space="preserve"> }}</w:t>
-      </w:r>
-      <w:r>
-        <w:rPr>
-          <w:rFonts w:eastAsia="Times New Roman" w:cs="Arial"/>
-          <w:color w:val="000000"/>
-          <w:szCs w:val="24"/>
-          <w:lang w:val="es-ES_tradnl" w:eastAsia="es-ES_tradnl"/>
-        </w:rPr>
-        <w:t xml:space="preserve"> propietarios, nos da un costo unitario de </w:t>
-      </w:r>
-      <w:r>
-        <w:rPr>
-          <w:rFonts w:cs="Arial"/>
-          <w:szCs w:val="24"/>
-        </w:rPr>
-        <w:t xml:space="preserve">$ </w:t>
-      </w:r>
-      <w:r>
-        <w:rPr>
-          <w:rFonts w:cs="Arial"/>
-          <w:szCs w:val="24"/>
-        </w:rPr>
-        <w:t xml:space="preserve">{{ </w:t>
-      </w:r>
-      <w:proofErr w:type="spellStart"/>
-      <w:r>
-        <w:rPr>
-          <w:rFonts w:cs="Arial"/>
-          <w:szCs w:val="24"/>
-        </w:rPr>
-        <w:t>detalle.prorrateo_pesos</w:t>
-      </w:r>
-      <w:proofErr w:type="spellEnd"/>
-      <w:r>
-        <w:rPr>
-          <w:rFonts w:cs="Arial"/>
-          <w:szCs w:val="24"/>
-        </w:rPr>
-        <w:t xml:space="preserve"> </w:t>
-      </w:r>
-      <w:r>
-        <w:rPr>
-          <w:rFonts w:cs="Arial"/>
-          <w:szCs w:val="24"/>
-        </w:rPr>
-        <w:t>}}</w:t>
-      </w:r>
-      <w:r>
-        <w:rPr>
-          <w:rFonts w:eastAsia="Times New Roman" w:cs="Arial"/>
-          <w:color w:val="000000"/>
-          <w:szCs w:val="24"/>
-          <w:lang w:val="es-ES_tradnl" w:eastAsia="es-ES_tradnl"/>
-        </w:rPr>
-        <w:t xml:space="preserve"> </w:t>
-      </w:r>
-      <w:r>
-        <w:rPr>
-          <w:rFonts w:eastAsia="Times New Roman" w:cs="Arial"/>
-          <w:color w:val="000000"/>
-          <w:szCs w:val="24"/>
-          <w:lang w:val="es-ES_tradnl" w:eastAsia="es-ES_tradnl"/>
-        </w:rPr>
-        <w:t>aprox.</w:t>
-      </w:r>
-      <w:bookmarkEnd w:id="1"/>
-    </w:p>
+    <w:tbl>
+      <w:tblPr>
+        <w:tblStyle w:val="Tablaconcuadrcula"/>
+        <w:tblW w:w="0" w:type="auto"/>
+        <w:tblBorders>
+          <w:top w:val="none" w:sz="0" w:space="0" w:color="auto"/>
+          <w:left w:val="none" w:sz="0" w:space="0" w:color="auto"/>
+          <w:bottom w:val="none" w:sz="0" w:space="0" w:color="auto"/>
+          <w:right w:val="none" w:sz="0" w:space="0" w:color="auto"/>
+          <w:insideH w:val="none" w:sz="0" w:space="0" w:color="auto"/>
+          <w:insideV w:val="none" w:sz="0" w:space="0" w:color="auto"/>
+        </w:tblBorders>
+        <w:tblLook w:val="04A0" w:firstRow="1" w:lastRow="0" w:firstColumn="1" w:lastColumn="0" w:noHBand="0" w:noVBand="1"/>
+      </w:tblPr>
+      <w:tblGrid>
+        <w:gridCol w:w="2547"/>
+        <w:gridCol w:w="6281"/>
+      </w:tblGrid>
+      <w:tr>
+        <w:tc>
+          <w:tcPr>
+            <w:tcW w:w="2547" w:type="dxa"/>
+            <w:vAlign w:val="center"/>
+          </w:tcPr>
+          <w:p>
+            <w:pPr>
+              <w:spacing w:before="100" w:beforeAutospacing="1" w:after="100" w:afterAutospacing="1"/>
+              <w:jc w:val="center"/>
+              <w:rPr>
+                <w:rFonts w:cs="Arial"/>
+                <w:color w:val="000000" w:themeColor="text1"/>
+                <w:szCs w:val="24"/>
+                <w:lang w:val="es-ES_tradnl" w:eastAsia="es-ES_tradnl"/>
+              </w:rPr>
+            </w:pPr>
+            <w:bookmarkStart w:id="1" w:name="_Hlk64741317"/>
+            <w:r>
+              <w:rPr>
+                <w:rFonts w:cs="Arial"/>
+                <w:color w:val="000000" w:themeColor="text1"/>
+                <w:szCs w:val="24"/>
+                <w:lang w:val="es-ES_tradnl" w:eastAsia="es-ES_tradnl"/>
+              </w:rPr>
+              <w:t>{{ detalle.logo }}</w:t>
+            </w:r>
+          </w:p>
+        </w:tc>
+        <w:tc>
+          <w:tcPr>
+            <w:tcW w:w="6281" w:type="dxa"/>
+          </w:tcPr>
+          <w:p>
+            <w:pPr>
+              <w:spacing w:before="100" w:beforeAutospacing="1" w:after="100" w:afterAutospacing="1"/>
+              <w:rPr>
+                <w:rFonts w:cs="Arial"/>
+                <w:color w:val="000000" w:themeColor="text1"/>
+                <w:szCs w:val="24"/>
+                <w:lang w:val="es-ES_tradnl" w:eastAsia="es-ES_tradnl"/>
+              </w:rPr>
+            </w:pPr>
+            <w:r>
+              <w:rPr>
+                <w:rFonts w:eastAsia="Times New Roman" w:cs="Arial"/>
+                <w:b/>
+                <w:bCs/>
+                <w:color w:val="000000"/>
+                <w:szCs w:val="24"/>
+                <w:u w:val="single"/>
+                <w:lang w:val="es-ES_tradnl" w:eastAsia="es-ES_tradnl"/>
+              </w:rPr>
+              <w:t>{{ detalle.nombre_company }}</w:t>
+            </w:r>
+            <w:r>
+              <w:rPr>
+                <w:rFonts w:eastAsia="Times New Roman" w:cs="Arial"/>
+                <w:bCs/>
+                <w:color w:val="000000"/>
+                <w:szCs w:val="24"/>
+                <w:u w:val="single"/>
+                <w:lang w:val="es-ES_tradnl" w:eastAsia="es-ES_tradnl"/>
+              </w:rPr>
+              <w:t>:</w:t>
+            </w:r>
+            <w:r>
+              <w:rPr>
+                <w:rFonts w:eastAsia="Times New Roman" w:cs="Arial"/>
+                <w:bCs/>
+                <w:color w:val="000000"/>
+                <w:szCs w:val="24"/>
+                <w:lang w:val="es-ES_tradnl" w:eastAsia="es-ES_tradnl"/>
+              </w:rPr>
+              <w:t xml:space="preserve"> Monto </w:t>
+            </w:r>
+            <w:r>
+              <w:rPr>
+                <w:rFonts w:cs="Arial"/>
+                <w:szCs w:val="24"/>
+              </w:rPr>
+              <w:t xml:space="preserve">UF </w:t>
+            </w:r>
+            <w:r>
+              <w:rPr>
+                <w:rFonts w:cs="Arial"/>
+                <w:szCs w:val="24"/>
+              </w:rPr>
+              <w:t>{{ detalle.monto_asegurado }}</w:t>
+            </w:r>
+            <w:r>
+              <w:rPr>
+                <w:rFonts w:eastAsia="Times New Roman" w:cs="Arial"/>
+                <w:bCs/>
+                <w:color w:val="000000"/>
+                <w:szCs w:val="24"/>
+                <w:lang w:val="es-ES_tradnl" w:eastAsia="es-ES_tradnl"/>
+              </w:rPr>
+              <w:t xml:space="preserve"> con una prima anual de </w:t>
+            </w:r>
+            <w:r>
+              <w:rPr>
+                <w:rFonts w:cs="Arial"/>
+                <w:b/>
+                <w:szCs w:val="24"/>
+              </w:rPr>
+              <w:t xml:space="preserve">UF </w:t>
+            </w:r>
+            <w:r>
+              <w:rPr>
+                <w:rFonts w:cs="Arial"/>
+                <w:b/>
+                <w:szCs w:val="24"/>
+              </w:rPr>
+              <w:t>{{ detalle.prima_anual }}</w:t>
+            </w:r>
+            <w:r>
+              <w:rPr>
+                <w:rFonts w:eastAsia="Times New Roman" w:cs="Arial"/>
+                <w:b/>
+                <w:color w:val="000000"/>
+                <w:szCs w:val="24"/>
+                <w:lang w:val="es-ES_tradnl" w:eastAsia="es-ES_tradnl"/>
+              </w:rPr>
+              <w:t xml:space="preserve"> </w:t>
+            </w:r>
+            <w:r>
+              <w:rPr>
+                <w:rFonts w:eastAsia="Times New Roman" w:cs="Arial"/>
+                <w:color w:val="000000"/>
+                <w:szCs w:val="24"/>
+                <w:lang w:val="es-ES_tradnl" w:eastAsia="es-ES_tradnl"/>
+              </w:rPr>
+              <w:t xml:space="preserve">que se puede pactar en </w:t>
+            </w:r>
+            <w:r>
+              <w:rPr>
+                <w:rFonts w:cs="Arial"/>
+                <w:b/>
+                <w:bCs/>
+                <w:szCs w:val="24"/>
+              </w:rPr>
+              <w:t>{{ cantidad_cuotas }}</w:t>
+            </w:r>
+            <w:r>
+              <w:rPr>
+                <w:rFonts w:eastAsia="Times New Roman" w:cs="Arial"/>
+                <w:b/>
+                <w:bCs/>
+                <w:color w:val="000000"/>
+                <w:szCs w:val="24"/>
+                <w:lang w:val="es-ES_tradnl" w:eastAsia="es-ES_tradnl"/>
+              </w:rPr>
+              <w:t xml:space="preserve"> cuotas </w:t>
+            </w:r>
+            <w:r>
+              <w:rPr>
+                <w:rFonts w:eastAsia="Times New Roman" w:cs="Arial"/>
+                <w:b/>
+                <w:bCs/>
+                <w:color w:val="000000"/>
+                <w:szCs w:val="24"/>
+                <w:lang w:val="es-ES_tradnl" w:eastAsia="es-ES_tradnl"/>
+              </w:rPr>
+              <w:t xml:space="preserve">de </w:t>
+            </w:r>
+            <w:r>
+              <w:rPr>
+                <w:rFonts w:cs="Arial"/>
+                <w:b/>
+                <w:bCs/>
+                <w:szCs w:val="24"/>
+              </w:rPr>
+              <w:t xml:space="preserve">UF </w:t>
+            </w:r>
+            <w:r>
+              <w:rPr>
+                <w:rFonts w:cs="Arial"/>
+                <w:b/>
+                <w:bCs/>
+                <w:szCs w:val="24"/>
+              </w:rPr>
+              <w:t>{{ detalle.valor_cuota_uf }}</w:t>
+            </w:r>
+            <w:r>
+              <w:rPr>
+                <w:rFonts w:cs="Arial"/>
+                <w:szCs w:val="24"/>
+              </w:rPr>
+              <w:t>,</w:t>
+            </w:r>
+            <w:r>
+              <w:rPr>
+                <w:rFonts w:eastAsia="Times New Roman" w:cs="Arial"/>
+                <w:b/>
+                <w:bCs/>
+                <w:color w:val="000000"/>
+                <w:szCs w:val="24"/>
+                <w:lang w:val="es-ES_tradnl" w:eastAsia="es-ES_tradnl"/>
+              </w:rPr>
+              <w:t xml:space="preserve"> </w:t>
+            </w:r>
+            <w:r>
+              <w:rPr>
+                <w:rFonts w:eastAsia="Times New Roman" w:cs="Arial"/>
+                <w:color w:val="000000"/>
+                <w:szCs w:val="24"/>
+                <w:lang w:val="es-ES_tradnl" w:eastAsia="es-ES_tradnl"/>
+              </w:rPr>
+              <w:t>es decir </w:t>
+            </w:r>
+            <w:r>
+              <w:rPr>
+                <w:rFonts w:cs="Arial"/>
+                <w:szCs w:val="24"/>
+              </w:rPr>
+              <w:t xml:space="preserve">$ </w:t>
+            </w:r>
+            <w:r>
+              <w:rPr>
+                <w:rFonts w:cs="Arial"/>
+                <w:szCs w:val="24"/>
+              </w:rPr>
+              <w:t>{{ detalle.valor_cuota_pesos }}</w:t>
+            </w:r>
+            <w:r>
+              <w:rPr>
+                <w:rFonts w:eastAsia="Times New Roman" w:cs="Arial"/>
+                <w:bCs/>
+                <w:color w:val="000000"/>
+                <w:szCs w:val="24"/>
+                <w:lang w:val="es-ES_tradnl" w:eastAsia="es-ES_tradnl"/>
+              </w:rPr>
+              <w:t xml:space="preserve"> aprox. </w:t>
+            </w:r>
+            <w:r>
+              <w:rPr>
+                <w:rFonts w:eastAsia="Times New Roman" w:cs="Arial"/>
+                <w:color w:val="000000"/>
+                <w:szCs w:val="24"/>
+                <w:lang w:val="es-ES_tradnl" w:eastAsia="es-ES_tradnl"/>
+              </w:rPr>
+              <w:t xml:space="preserve">Lo cual promediado entre sus </w:t>
+            </w:r>
+            <w:r>
+              <w:rPr>
+                <w:rFonts w:cs="Arial"/>
+                <w:szCs w:val="24"/>
+              </w:rPr>
+              <w:t>{{ cantidad_unidades }}</w:t>
+            </w:r>
+            <w:r>
+              <w:rPr>
+                <w:rFonts w:eastAsia="Times New Roman" w:cs="Arial"/>
+                <w:color w:val="000000"/>
+                <w:szCs w:val="24"/>
+                <w:lang w:val="es-ES_tradnl" w:eastAsia="es-ES_tradnl"/>
+              </w:rPr>
+              <w:t xml:space="preserve"> propietarios, nos da un costo unitario de </w:t>
+            </w:r>
+            <w:r>
+              <w:rPr>
+                <w:rFonts w:cs="Arial"/>
+                <w:szCs w:val="24"/>
+              </w:rPr>
+              <w:t xml:space="preserve">$ </w:t>
+            </w:r>
+            <w:r>
+              <w:rPr>
+                <w:rFonts w:cs="Arial"/>
+                <w:szCs w:val="24"/>
+              </w:rPr>
+              <w:t>{{ detalle.prorrateo_pesos }}</w:t>
+            </w:r>
+            <w:r>
+              <w:rPr>
+                <w:rFonts w:eastAsia="Times New Roman" w:cs="Arial"/>
+                <w:color w:val="000000"/>
+                <w:szCs w:val="24"/>
+                <w:lang w:val="es-ES_tradnl" w:eastAsia="es-ES_tradnl"/>
+              </w:rPr>
+              <w:t xml:space="preserve"> aprox.</w:t>
+            </w:r>
+          </w:p>
+        </w:tc>
+      </w:tr>
+    </w:tbl>
     <w:p>
       <w:pPr>
         <w:spacing w:before="100" w:beforeAutospacing="1" w:after="100" w:afterAutospacing="1" w:line="240" w:lineRule="auto"/>
@@ -3783,41 +3065,16 @@
           <w:lang w:val="es-ES_tradnl" w:eastAsia="es-ES_tradnl"/>
         </w:rPr>
       </w:pPr>
-      <w:bookmarkStart w:id="2" w:name="_Hlk64741317"/>
-      <w:r>
-        <w:rPr>
-          <w:rFonts w:cs="Arial"/>
-          <w:bCs/>
-          <w:color w:val="000000" w:themeColor="text1"/>
-          <w:szCs w:val="24"/>
-          <w:u w:val="single"/>
-          <w:lang w:val="es-ES_tradnl" w:eastAsia="es-ES_tradnl"/>
-        </w:rPr>
-        <w:t xml:space="preserve">{% </w:t>
-      </w:r>
-      <w:proofErr w:type="spellStart"/>
-      <w:r>
-        <w:rPr>
-          <w:rFonts w:cs="Arial"/>
-          <w:bCs/>
-          <w:color w:val="000000" w:themeColor="text1"/>
-          <w:szCs w:val="24"/>
-          <w:u w:val="single"/>
-          <w:lang w:val="es-ES_tradnl" w:eastAsia="es-ES_tradnl"/>
-        </w:rPr>
-        <w:t>endfor</w:t>
-      </w:r>
-      <w:proofErr w:type="spellEnd"/>
-      <w:r>
-        <w:rPr>
-          <w:rFonts w:cs="Arial"/>
-          <w:bCs/>
-          <w:color w:val="000000" w:themeColor="text1"/>
-          <w:szCs w:val="24"/>
-          <w:u w:val="single"/>
-          <w:lang w:val="es-ES_tradnl" w:eastAsia="es-ES_tradnl"/>
-        </w:rPr>
-        <w:t xml:space="preserve"> %}</w:t>
+      <w:r>
+        <w:rPr>
+          <w:rFonts w:cs="Arial"/>
+          <w:bCs/>
+          <w:color w:val="000000" w:themeColor="text1"/>
+          <w:szCs w:val="24"/>
+          <w:u w:val="single"/>
+          <w:lang w:val="es-ES_tradnl" w:eastAsia="es-ES_tradnl"/>
+        </w:rPr>
+        <w:t>{% endfor %}</w:t>
       </w:r>
     </w:p>
     <w:p>
@@ -3843,7 +3100,6 @@
           <w:u w:val="single"/>
           <w:lang w:val="es-ES_tradnl" w:eastAsia="es-ES_tradnl"/>
         </w:rPr>
-        <w:lastRenderedPageBreak/>
         <w:t>4</w:t>
       </w:r>
       <w:r>
@@ -3906,27 +3162,7 @@
           <w:szCs w:val="24"/>
           <w:u w:val="single"/>
         </w:rPr>
-        <w:t xml:space="preserve">{{ </w:t>
-      </w:r>
-      <w:proofErr w:type="spellStart"/>
-      <w:r>
-        <w:rPr>
-          <w:rFonts w:cs="Arial"/>
-          <w:b/>
-          <w:szCs w:val="24"/>
-          <w:u w:val="single"/>
-        </w:rPr>
-        <w:t>monto_asegurado_actual</w:t>
-      </w:r>
-      <w:proofErr w:type="spellEnd"/>
-      <w:r>
-        <w:rPr>
-          <w:rFonts w:cs="Arial"/>
-          <w:b/>
-          <w:szCs w:val="24"/>
-          <w:u w:val="single"/>
-        </w:rPr>
-        <w:t xml:space="preserve"> }}</w:t>
+        <w:t>{{ monto_asegurado_actual }}</w:t>
       </w:r>
       <w:r>
         <w:rPr>
@@ -4038,31 +3274,7 @@
           <w:szCs w:val="24"/>
           <w:u w:val="single"/>
         </w:rPr>
-        <w:t xml:space="preserve">{{ </w:t>
-      </w:r>
-      <w:proofErr w:type="spellStart"/>
-      <w:r>
-        <w:rPr>
-          <w:rFonts w:cs="Arial"/>
-          <w:b/>
-          <w:bCs/>
-          <w:color w:val="FF0000"/>
-          <w:szCs w:val="24"/>
-          <w:u w:val="single"/>
-        </w:rPr>
-        <w:t>porcentaje_infraseguro_actual</w:t>
-      </w:r>
-      <w:proofErr w:type="spellEnd"/>
-      <w:r>
-        <w:rPr>
-          <w:rFonts w:cs="Arial"/>
-          <w:b/>
-          <w:bCs/>
-          <w:color w:val="FF0000"/>
-          <w:szCs w:val="24"/>
-          <w:u w:val="single"/>
-        </w:rPr>
-        <w:t xml:space="preserve"> }}</w:t>
+        <w:t>{{ porcentaje_infraseguro_actual }}</w:t>
       </w:r>
       <w:r>
         <w:rPr>
@@ -4103,7 +3315,7 @@
         </w:rPr>
       </w:pPr>
     </w:p>
-    <w:bookmarkEnd w:id="2"/>
+    <w:bookmarkEnd w:id="1"/>
     <w:p>
       <w:pPr>
         <w:spacing w:before="100" w:beforeAutospacing="1" w:after="100" w:afterAutospacing="1" w:line="240" w:lineRule="auto"/>
@@ -4147,6 +3359,827 @@
             <o:lock v:ext="edit" aspectratio="t"/>
           </v:shapetype>
           <v:shape id="_x0000_i1025" type="#_x0000_t75" style="width:943.2pt;height:102.6pt">
+            <v:imagedata r:id="rId8" o:title=""/>
+          </v:shape>
+        </w:pict>
+      </w:r>
+    </w:p>
+    <w:p>
+      <w:pPr>
+        <w:spacing w:before="100" w:beforeAutospacing="1" w:after="100" w:afterAutospacing="1" w:line="240" w:lineRule="auto"/>
+        <w:jc w:val="both"/>
+        <w:rPr>
+          <w:rFonts w:cs="Arial"/>
+          <w:b/>
+          <w:bCs/>
+          <w:color w:val="000000" w:themeColor="text1"/>
+          <w:szCs w:val="24"/>
+          <w:lang w:val="es-ES_tradnl" w:eastAsia="es-ES_tradnl"/>
+        </w:rPr>
+      </w:pPr>
+    </w:p>
+    <w:p>
+      <w:pPr>
+        <w:spacing w:before="100" w:beforeAutospacing="1" w:after="100" w:afterAutospacing="1" w:line="240" w:lineRule="auto"/>
+        <w:jc w:val="both"/>
+        <w:rPr>
+          <w:rFonts w:cs="Arial"/>
+          <w:b/>
+          <w:bCs/>
+          <w:color w:val="000000" w:themeColor="text1"/>
+          <w:szCs w:val="24"/>
+          <w:lang w:val="es-ES_tradnl" w:eastAsia="es-ES_tradnl"/>
+        </w:rPr>
+      </w:pPr>
+      <w:bookmarkStart w:id="2" w:name="_Hlk64741561"/>
+    </w:p>
+    <w:p>
+      <w:pPr>
+        <w:spacing w:before="100" w:beforeAutospacing="1" w:after="100" w:afterAutospacing="1" w:line="240" w:lineRule="auto"/>
+        <w:jc w:val="both"/>
+        <w:rPr>
+          <w:rFonts w:cs="Arial"/>
+          <w:b/>
+          <w:bCs/>
+          <w:color w:val="FF0000"/>
+          <w:szCs w:val="24"/>
+          <w:u w:val="single"/>
+          <w:lang w:val="es-ES_tradnl" w:eastAsia="es-ES_tradnl"/>
+        </w:rPr>
+      </w:pPr>
+      <w:r>
+        <w:rPr>
+          <w:rFonts w:cs="Arial"/>
+          <w:bCs/>
+          <w:color w:val="000000" w:themeColor="text1"/>
+          <w:szCs w:val="24"/>
+          <w:u w:val="single"/>
+          <w:lang w:val="es-ES_tradnl" w:eastAsia="es-ES_tradnl"/>
+        </w:rPr>
+        <w:t xml:space="preserve">4.2.- </w:t>
+      </w:r>
+      <w:r>
+        <w:rPr>
+          <w:rFonts w:cs="Arial"/>
+          <w:b/>
+          <w:color w:val="000000" w:themeColor="text1"/>
+          <w:szCs w:val="24"/>
+          <w:u w:val="single"/>
+          <w:lang w:val="es-ES_tradnl" w:eastAsia="es-ES_tradnl"/>
+        </w:rPr>
+        <w:t>Opción 2</w:t>
+      </w:r>
+      <w:r>
+        <w:rPr>
+          <w:rFonts w:cs="Arial"/>
+          <w:bCs/>
+          <w:color w:val="000000" w:themeColor="text1"/>
+          <w:szCs w:val="24"/>
+          <w:u w:val="single"/>
+          <w:lang w:val="es-ES_tradnl" w:eastAsia="es-ES_tradnl"/>
+        </w:rPr>
+        <w:t>: Monto (Ejemplo)</w:t>
+      </w:r>
+      <w:r>
+        <w:rPr>
+          <w:rFonts w:cs="Arial"/>
+          <w:bCs/>
+          <w:color w:val="000000" w:themeColor="text1"/>
+          <w:szCs w:val="24"/>
+          <w:u w:val="single"/>
+          <w:lang w:val="es-ES_tradnl" w:eastAsia="es-ES_tradnl"/>
+        </w:rPr>
+        <w:t xml:space="preserve"> </w:t>
+      </w:r>
+      <w:r>
+        <w:rPr>
+          <w:rFonts w:cs="Arial"/>
+          <w:b/>
+          <w:szCs w:val="24"/>
+          <w:u w:val="single"/>
+        </w:rPr>
+        <w:t xml:space="preserve">UF </w:t>
+      </w:r>
+      <w:r>
+        <w:rPr>
+          <w:rFonts w:cs="Arial"/>
+          <w:b/>
+          <w:szCs w:val="24"/>
+          <w:u w:val="single"/>
+        </w:rPr>
+        <w:t>{{ monto_asegurado_primer_ejemplo }}</w:t>
+      </w:r>
+      <w:r>
+        <w:rPr>
+          <w:rFonts w:cs="Arial"/>
+          <w:bCs/>
+          <w:color w:val="000000" w:themeColor="text1"/>
+          <w:szCs w:val="24"/>
+          <w:u w:val="single"/>
+          <w:lang w:val="es-ES_tradnl" w:eastAsia="es-ES_tradnl"/>
+        </w:rPr>
+        <w:t xml:space="preserve">: Simulación de Seguro Bienes y Espacios Comunes </w:t>
+      </w:r>
+      <w:r>
+        <w:rPr>
+          <w:rFonts w:cs="Arial"/>
+          <w:b/>
+          <w:color w:val="000000" w:themeColor="text1"/>
+          <w:szCs w:val="24"/>
+          <w:u w:val="single"/>
+          <w:lang w:val="es-ES_tradnl" w:eastAsia="es-ES_tradnl"/>
+        </w:rPr>
+        <w:t>Incendio + Sismo + Adicionales</w:t>
+      </w:r>
+      <w:r>
+        <w:rPr>
+          <w:rFonts w:cs="Arial"/>
+          <w:bCs/>
+          <w:color w:val="000000" w:themeColor="text1"/>
+          <w:szCs w:val="24"/>
+          <w:u w:val="single"/>
+          <w:lang w:val="es-ES_tradnl" w:eastAsia="es-ES_tradnl"/>
+        </w:rPr>
+        <w:t xml:space="preserve"> 202</w:t>
+      </w:r>
+      <w:r>
+        <w:rPr>
+          <w:rFonts w:cs="Arial"/>
+          <w:bCs/>
+          <w:color w:val="000000" w:themeColor="text1"/>
+          <w:szCs w:val="24"/>
+          <w:u w:val="single"/>
+          <w:lang w:val="es-ES_tradnl" w:eastAsia="es-ES_tradnl"/>
+        </w:rPr>
+        <w:t>3</w:t>
+      </w:r>
+      <w:r>
+        <w:rPr>
+          <w:rFonts w:cs="Arial"/>
+          <w:bCs/>
+          <w:color w:val="000000" w:themeColor="text1"/>
+          <w:szCs w:val="24"/>
+          <w:u w:val="single"/>
+          <w:lang w:val="es-ES_tradnl" w:eastAsia="es-ES_tradnl"/>
+        </w:rPr>
+        <w:t>.</w:t>
+      </w:r>
+      <w:r>
+        <w:rPr>
+          <w:rFonts w:cs="Arial"/>
+          <w:b/>
+          <w:bCs/>
+          <w:color w:val="FF0000"/>
+          <w:szCs w:val="24"/>
+          <w:u w:val="single"/>
+          <w:lang w:val="es-ES_tradnl" w:eastAsia="es-ES_tradnl"/>
+        </w:rPr>
+        <w:t xml:space="preserve"> </w:t>
+      </w:r>
+      <w:bookmarkStart w:id="3" w:name="_Hlk64741605"/>
+      <w:r>
+        <w:rPr>
+          <w:rFonts w:cs="Arial"/>
+          <w:b/>
+          <w:bCs/>
+          <w:color w:val="FF0000"/>
+          <w:szCs w:val="24"/>
+          <w:u w:val="single"/>
+          <w:lang w:val="es-ES_tradnl" w:eastAsia="es-ES_tradnl"/>
+        </w:rPr>
+        <w:t xml:space="preserve">Infraseguro </w:t>
+      </w:r>
+      <w:r>
+        <w:rPr>
+          <w:rFonts w:cs="Arial"/>
+          <w:b/>
+          <w:bCs/>
+          <w:color w:val="FF0000"/>
+          <w:szCs w:val="24"/>
+          <w:u w:val="single"/>
+        </w:rPr>
+        <w:t>{{ porcentaje_infraseguro_primer_ejemplo }}</w:t>
+      </w:r>
+      <w:r>
+        <w:rPr>
+          <w:rFonts w:cs="Arial"/>
+          <w:b/>
+          <w:bCs/>
+          <w:color w:val="FF0000"/>
+          <w:szCs w:val="24"/>
+          <w:u w:val="single"/>
+        </w:rPr>
+        <w:t>%</w:t>
+      </w:r>
+      <w:r>
+        <w:rPr>
+          <w:rFonts w:cs="Arial"/>
+          <w:b/>
+          <w:bCs/>
+          <w:color w:val="FF0000"/>
+          <w:szCs w:val="24"/>
+          <w:u w:val="single"/>
+          <w:lang w:val="es-ES_tradnl" w:eastAsia="es-ES_tradnl"/>
+        </w:rPr>
+        <w:t>.</w:t>
+      </w:r>
+      <w:bookmarkEnd w:id="3"/>
+    </w:p>
+    <w:p>
+      <w:pPr>
+        <w:spacing w:before="100" w:beforeAutospacing="1" w:after="100" w:afterAutospacing="1" w:line="240" w:lineRule="auto"/>
+        <w:rPr>
+          <w:rFonts w:cs="Arial"/>
+          <w:color w:val="000000" w:themeColor="text1"/>
+          <w:szCs w:val="24"/>
+          <w:lang w:val="es-ES_tradnl" w:eastAsia="es-ES_tradnl"/>
+        </w:rPr>
+      </w:pPr>
+      <w:r>
+        <w:rPr>
+          <w:rFonts w:cs="Arial"/>
+          <w:color w:val="000000" w:themeColor="text1"/>
+          <w:szCs w:val="24"/>
+          <w:lang w:val="es-ES_tradnl" w:eastAsia="es-ES_tradnl"/>
+        </w:rPr>
+        <w:t>{%</w:t>
+      </w:r>
+      <w:r>
+        <w:rPr>
+          <w:rFonts w:cs="Arial"/>
+          <w:color w:val="000000" w:themeColor="text1"/>
+          <w:szCs w:val="24"/>
+          <w:lang w:val="es-ES_tradnl" w:eastAsia="es-ES_tradnl"/>
+        </w:rPr>
+        <w:t xml:space="preserve"> for detalle in detalles_monto_asegurado_primer_ejemplo </w:t>
+      </w:r>
+      <w:r>
+        <w:rPr>
+          <w:rFonts w:cs="Arial"/>
+          <w:color w:val="000000" w:themeColor="text1"/>
+          <w:szCs w:val="24"/>
+          <w:lang w:val="es-ES_tradnl" w:eastAsia="es-ES_tradnl"/>
+        </w:rPr>
+        <w:t>%}</w:t>
+      </w:r>
+    </w:p>
+    <w:tbl>
+      <w:tblPr>
+        <w:tblStyle w:val="Tablaconcuadrcula"/>
+        <w:tblW w:w="0" w:type="auto"/>
+        <w:tblBorders>
+          <w:top w:val="none" w:sz="0" w:space="0" w:color="auto"/>
+          <w:left w:val="none" w:sz="0" w:space="0" w:color="auto"/>
+          <w:bottom w:val="none" w:sz="0" w:space="0" w:color="auto"/>
+          <w:right w:val="none" w:sz="0" w:space="0" w:color="auto"/>
+          <w:insideH w:val="none" w:sz="0" w:space="0" w:color="auto"/>
+          <w:insideV w:val="none" w:sz="0" w:space="0" w:color="auto"/>
+        </w:tblBorders>
+        <w:tblLook w:val="04A0" w:firstRow="1" w:lastRow="0" w:firstColumn="1" w:lastColumn="0" w:noHBand="0" w:noVBand="1"/>
+      </w:tblPr>
+      <w:tblGrid>
+        <w:gridCol w:w="2547"/>
+        <w:gridCol w:w="6281"/>
+      </w:tblGrid>
+      <w:tr>
+        <w:tc>
+          <w:tcPr>
+            <w:tcW w:w="2547" w:type="dxa"/>
+            <w:vAlign w:val="center"/>
+          </w:tcPr>
+          <w:p>
+            <w:pPr>
+              <w:spacing w:before="100" w:beforeAutospacing="1" w:after="100" w:afterAutospacing="1"/>
+              <w:jc w:val="center"/>
+              <w:rPr>
+                <w:rFonts w:cs="Arial"/>
+                <w:color w:val="000000" w:themeColor="text1"/>
+                <w:szCs w:val="24"/>
+                <w:lang w:val="es-ES_tradnl" w:eastAsia="es-ES_tradnl"/>
+              </w:rPr>
+            </w:pPr>
+            <w:r>
+              <w:rPr>
+                <w:rFonts w:cs="Arial"/>
+                <w:color w:val="000000" w:themeColor="text1"/>
+                <w:szCs w:val="24"/>
+                <w:lang w:val="es-ES_tradnl" w:eastAsia="es-ES_tradnl"/>
+              </w:rPr>
+              <w:t>{{ detalle.logo }}</w:t>
+            </w:r>
+          </w:p>
+        </w:tc>
+        <w:tc>
+          <w:tcPr>
+            <w:tcW w:w="6281" w:type="dxa"/>
+          </w:tcPr>
+          <w:p>
+            <w:pPr>
+              <w:spacing w:before="100" w:beforeAutospacing="1" w:after="100" w:afterAutospacing="1"/>
+              <w:rPr>
+                <w:rFonts w:cs="Arial"/>
+                <w:color w:val="000000" w:themeColor="text1"/>
+                <w:szCs w:val="24"/>
+                <w:lang w:val="es-ES_tradnl" w:eastAsia="es-ES_tradnl"/>
+              </w:rPr>
+            </w:pPr>
+            <w:r>
+              <w:rPr>
+                <w:rFonts w:eastAsia="Times New Roman" w:cs="Arial"/>
+                <w:b/>
+                <w:bCs/>
+                <w:color w:val="000000"/>
+                <w:szCs w:val="24"/>
+                <w:u w:val="single"/>
+                <w:lang w:val="es-ES_tradnl" w:eastAsia="es-ES_tradnl"/>
+              </w:rPr>
+              <w:t>{{ detalle.nombre_company }}</w:t>
+            </w:r>
+            <w:r>
+              <w:rPr>
+                <w:rFonts w:eastAsia="Times New Roman" w:cs="Arial"/>
+                <w:bCs/>
+                <w:color w:val="000000"/>
+                <w:szCs w:val="24"/>
+                <w:u w:val="single"/>
+                <w:lang w:val="es-ES_tradnl" w:eastAsia="es-ES_tradnl"/>
+              </w:rPr>
+              <w:t>:</w:t>
+            </w:r>
+            <w:r>
+              <w:rPr>
+                <w:rFonts w:eastAsia="Times New Roman" w:cs="Arial"/>
+                <w:bCs/>
+                <w:color w:val="000000"/>
+                <w:szCs w:val="24"/>
+                <w:lang w:val="es-ES_tradnl" w:eastAsia="es-ES_tradnl"/>
+              </w:rPr>
+              <w:t xml:space="preserve"> Monto </w:t>
+            </w:r>
+            <w:r>
+              <w:rPr>
+                <w:rFonts w:cs="Arial"/>
+                <w:szCs w:val="24"/>
+              </w:rPr>
+              <w:t xml:space="preserve">UF </w:t>
+            </w:r>
+            <w:r>
+              <w:rPr>
+                <w:rFonts w:cs="Arial"/>
+                <w:szCs w:val="24"/>
+              </w:rPr>
+              <w:t>{{ detalle.monto_asegurado }}</w:t>
+            </w:r>
+            <w:r>
+              <w:rPr>
+                <w:rFonts w:eastAsia="Times New Roman" w:cs="Arial"/>
+                <w:bCs/>
+                <w:color w:val="000000"/>
+                <w:szCs w:val="24"/>
+                <w:lang w:val="es-ES_tradnl" w:eastAsia="es-ES_tradnl"/>
+              </w:rPr>
+              <w:t xml:space="preserve"> con una prima anual de </w:t>
+            </w:r>
+            <w:r>
+              <w:rPr>
+                <w:rFonts w:cs="Arial"/>
+                <w:b/>
+                <w:szCs w:val="24"/>
+              </w:rPr>
+              <w:t xml:space="preserve">UF </w:t>
+            </w:r>
+            <w:r>
+              <w:rPr>
+                <w:rFonts w:cs="Arial"/>
+                <w:b/>
+                <w:szCs w:val="24"/>
+              </w:rPr>
+              <w:t>{{ detalle.prima_anual }}</w:t>
+            </w:r>
+            <w:r>
+              <w:rPr>
+                <w:rFonts w:eastAsia="Times New Roman" w:cs="Arial"/>
+                <w:b/>
+                <w:color w:val="000000"/>
+                <w:szCs w:val="24"/>
+                <w:lang w:val="es-ES_tradnl" w:eastAsia="es-ES_tradnl"/>
+              </w:rPr>
+              <w:t xml:space="preserve"> </w:t>
+            </w:r>
+            <w:r>
+              <w:rPr>
+                <w:rFonts w:eastAsia="Times New Roman" w:cs="Arial"/>
+                <w:color w:val="000000"/>
+                <w:szCs w:val="24"/>
+                <w:lang w:val="es-ES_tradnl" w:eastAsia="es-ES_tradnl"/>
+              </w:rPr>
+              <w:t xml:space="preserve">que se puede pactar en </w:t>
+            </w:r>
+            <w:r>
+              <w:rPr>
+                <w:rFonts w:cs="Arial"/>
+                <w:b/>
+                <w:bCs/>
+                <w:szCs w:val="24"/>
+              </w:rPr>
+              <w:t>{{ cantidad_cuotas }}</w:t>
+            </w:r>
+            <w:r>
+              <w:rPr>
+                <w:rFonts w:eastAsia="Times New Roman" w:cs="Arial"/>
+                <w:b/>
+                <w:bCs/>
+                <w:color w:val="000000"/>
+                <w:szCs w:val="24"/>
+                <w:lang w:val="es-ES_tradnl" w:eastAsia="es-ES_tradnl"/>
+              </w:rPr>
+              <w:t xml:space="preserve"> cuotas </w:t>
+            </w:r>
+            <w:r>
+              <w:rPr>
+                <w:rFonts w:eastAsia="Times New Roman" w:cs="Arial"/>
+                <w:b/>
+                <w:bCs/>
+                <w:color w:val="000000"/>
+                <w:szCs w:val="24"/>
+                <w:lang w:val="es-ES_tradnl" w:eastAsia="es-ES_tradnl"/>
+              </w:rPr>
+              <w:t xml:space="preserve">de </w:t>
+            </w:r>
+            <w:r>
+              <w:rPr>
+                <w:rFonts w:cs="Arial"/>
+                <w:b/>
+                <w:bCs/>
+                <w:szCs w:val="24"/>
+              </w:rPr>
+              <w:t xml:space="preserve">UF </w:t>
+            </w:r>
+            <w:r>
+              <w:rPr>
+                <w:rFonts w:cs="Arial"/>
+                <w:b/>
+                <w:bCs/>
+                <w:szCs w:val="24"/>
+              </w:rPr>
+              <w:t>{{ detalle.valor_cuota_uf }}</w:t>
+            </w:r>
+            <w:r>
+              <w:rPr>
+                <w:rFonts w:cs="Arial"/>
+                <w:szCs w:val="24"/>
+              </w:rPr>
+              <w:t>,</w:t>
+            </w:r>
+            <w:r>
+              <w:rPr>
+                <w:rFonts w:eastAsia="Times New Roman" w:cs="Arial"/>
+                <w:b/>
+                <w:bCs/>
+                <w:color w:val="000000"/>
+                <w:szCs w:val="24"/>
+                <w:lang w:val="es-ES_tradnl" w:eastAsia="es-ES_tradnl"/>
+              </w:rPr>
+              <w:t xml:space="preserve"> </w:t>
+            </w:r>
+            <w:r>
+              <w:rPr>
+                <w:rFonts w:eastAsia="Times New Roman" w:cs="Arial"/>
+                <w:color w:val="000000"/>
+                <w:szCs w:val="24"/>
+                <w:lang w:val="es-ES_tradnl" w:eastAsia="es-ES_tradnl"/>
+              </w:rPr>
+              <w:t>es decir </w:t>
+            </w:r>
+            <w:r>
+              <w:rPr>
+                <w:rFonts w:cs="Arial"/>
+                <w:szCs w:val="24"/>
+              </w:rPr>
+              <w:t xml:space="preserve">$ </w:t>
+            </w:r>
+            <w:r>
+              <w:rPr>
+                <w:rFonts w:cs="Arial"/>
+                <w:szCs w:val="24"/>
+              </w:rPr>
+              <w:t>{{ detalle.valor_cuota_pesos }}</w:t>
+            </w:r>
+            <w:r>
+              <w:rPr>
+                <w:rFonts w:eastAsia="Times New Roman" w:cs="Arial"/>
+                <w:bCs/>
+                <w:color w:val="000000"/>
+                <w:szCs w:val="24"/>
+                <w:lang w:val="es-ES_tradnl" w:eastAsia="es-ES_tradnl"/>
+              </w:rPr>
+              <w:t xml:space="preserve"> aprox. </w:t>
+            </w:r>
+            <w:r>
+              <w:rPr>
+                <w:rFonts w:eastAsia="Times New Roman" w:cs="Arial"/>
+                <w:color w:val="000000"/>
+                <w:szCs w:val="24"/>
+                <w:lang w:val="es-ES_tradnl" w:eastAsia="es-ES_tradnl"/>
+              </w:rPr>
+              <w:t xml:space="preserve">Lo cual promediado entre sus </w:t>
+            </w:r>
+            <w:r>
+              <w:rPr>
+                <w:rFonts w:cs="Arial"/>
+                <w:szCs w:val="24"/>
+              </w:rPr>
+              <w:t>{{ cantidad_unidades }}</w:t>
+            </w:r>
+            <w:r>
+              <w:rPr>
+                <w:rFonts w:eastAsia="Times New Roman" w:cs="Arial"/>
+                <w:color w:val="000000"/>
+                <w:szCs w:val="24"/>
+                <w:lang w:val="es-ES_tradnl" w:eastAsia="es-ES_tradnl"/>
+              </w:rPr>
+              <w:t xml:space="preserve"> propietarios, nos da un costo unitario de </w:t>
+            </w:r>
+            <w:r>
+              <w:rPr>
+                <w:rFonts w:cs="Arial"/>
+                <w:szCs w:val="24"/>
+              </w:rPr>
+              <w:t xml:space="preserve">$ </w:t>
+            </w:r>
+            <w:r>
+              <w:rPr>
+                <w:rFonts w:cs="Arial"/>
+                <w:szCs w:val="24"/>
+              </w:rPr>
+              <w:t>{{ detalle.prorrateo_pesos }}</w:t>
+            </w:r>
+            <w:r>
+              <w:rPr>
+                <w:rFonts w:eastAsia="Times New Roman" w:cs="Arial"/>
+                <w:color w:val="000000"/>
+                <w:szCs w:val="24"/>
+                <w:lang w:val="es-ES_tradnl" w:eastAsia="es-ES_tradnl"/>
+              </w:rPr>
+              <w:t xml:space="preserve"> aprox.</w:t>
+            </w:r>
+          </w:p>
+        </w:tc>
+      </w:tr>
+    </w:tbl>
+    <w:p>
+      <w:pPr>
+        <w:spacing w:before="100" w:beforeAutospacing="1" w:after="100" w:afterAutospacing="1" w:line="240" w:lineRule="auto"/>
+        <w:jc w:val="both"/>
+        <w:rPr>
+          <w:rFonts w:cs="Arial"/>
+          <w:bCs/>
+          <w:color w:val="000000" w:themeColor="text1"/>
+          <w:szCs w:val="24"/>
+          <w:u w:val="single"/>
+          <w:lang w:val="es-ES_tradnl" w:eastAsia="es-ES_tradnl"/>
+        </w:rPr>
+      </w:pPr>
+      <w:r>
+        <w:rPr>
+          <w:rFonts w:cs="Arial"/>
+          <w:bCs/>
+          <w:color w:val="000000" w:themeColor="text1"/>
+          <w:szCs w:val="24"/>
+          <w:u w:val="single"/>
+          <w:lang w:val="es-ES_tradnl" w:eastAsia="es-ES_tradnl"/>
+        </w:rPr>
+        <w:t>{% endfor %}</w:t>
+      </w:r>
+    </w:p>
+    <w:p>
+      <w:pPr>
+        <w:spacing w:before="100" w:beforeAutospacing="1" w:after="100" w:afterAutospacing="1" w:line="240" w:lineRule="auto"/>
+        <w:jc w:val="both"/>
+        <w:rPr>
+          <w:rFonts w:eastAsia="Times New Roman" w:cs="Arial"/>
+          <w:b/>
+          <w:bCs/>
+          <w:color w:val="000000"/>
+          <w:szCs w:val="24"/>
+          <w:u w:val="single"/>
+          <w:lang w:val="es-ES_tradnl" w:eastAsia="es-ES_tradnl"/>
+        </w:rPr>
+      </w:pPr>
+      <w:r>
+        <w:rPr>
+          <w:rFonts w:cs="Arial"/>
+          <w:bCs/>
+          <w:color w:val="000000" w:themeColor="text1"/>
+          <w:szCs w:val="24"/>
+          <w:u w:val="single"/>
+          <w:lang w:val="es-ES_tradnl" w:eastAsia="es-ES_tradnl"/>
+        </w:rPr>
+        <w:t>4.2</w:t>
+      </w:r>
+      <w:r>
+        <w:rPr>
+          <w:rFonts w:cs="Arial"/>
+          <w:bCs/>
+          <w:color w:val="000000" w:themeColor="text1"/>
+          <w:szCs w:val="24"/>
+          <w:u w:val="single"/>
+          <w:lang w:val="es-ES_tradnl" w:eastAsia="es-ES_tradnl"/>
+        </w:rPr>
+        <w:t>.1.- Cuadro Comparativo: Monto (</w:t>
+      </w:r>
+      <w:r>
+        <w:rPr>
+          <w:rFonts w:cs="Arial"/>
+          <w:bCs/>
+          <w:color w:val="000000" w:themeColor="text1"/>
+          <w:szCs w:val="24"/>
+          <w:u w:val="single"/>
+          <w:lang w:val="es-ES_tradnl" w:eastAsia="es-ES_tradnl"/>
+        </w:rPr>
+        <w:t>Ejemplo</w:t>
+      </w:r>
+      <w:r>
+        <w:rPr>
+          <w:rFonts w:cs="Arial"/>
+          <w:bCs/>
+          <w:color w:val="000000" w:themeColor="text1"/>
+          <w:szCs w:val="24"/>
+          <w:u w:val="single"/>
+          <w:lang w:val="es-ES_tradnl" w:eastAsia="es-ES_tradnl"/>
+        </w:rPr>
+        <w:t xml:space="preserve">) </w:t>
+      </w:r>
+      <w:r>
+        <w:rPr>
+          <w:rFonts w:cs="Arial"/>
+          <w:b/>
+          <w:szCs w:val="24"/>
+          <w:u w:val="single"/>
+        </w:rPr>
+        <w:t xml:space="preserve">UF </w:t>
+      </w:r>
+      <w:r>
+        <w:rPr>
+          <w:rFonts w:cs="Arial"/>
+          <w:b/>
+          <w:szCs w:val="24"/>
+          <w:u w:val="single"/>
+        </w:rPr>
+        <w:t>{{ monto_asegurado_primer_ejemplo }}</w:t>
+      </w:r>
+      <w:r>
+        <w:rPr>
+          <w:rFonts w:cs="Arial"/>
+          <w:bCs/>
+          <w:color w:val="000000" w:themeColor="text1"/>
+          <w:szCs w:val="24"/>
+          <w:u w:val="single"/>
+          <w:lang w:val="es-ES_tradnl" w:eastAsia="es-ES_tradnl"/>
+        </w:rPr>
+        <w:t xml:space="preserve"> </w:t>
+      </w:r>
+      <w:r>
+        <w:rPr>
+          <w:rFonts w:cs="Arial"/>
+          <w:bCs/>
+          <w:color w:val="000000" w:themeColor="text1"/>
+          <w:szCs w:val="24"/>
+          <w:u w:val="single"/>
+          <w:lang w:val="es-ES_tradnl" w:eastAsia="es-ES_tradnl"/>
+        </w:rPr>
+        <w:t xml:space="preserve">de Seguro Bienes y Espacios Comunes </w:t>
+      </w:r>
+      <w:r>
+        <w:rPr>
+          <w:rFonts w:cs="Arial"/>
+          <w:b/>
+          <w:color w:val="000000" w:themeColor="text1"/>
+          <w:szCs w:val="24"/>
+          <w:u w:val="single"/>
+          <w:lang w:val="es-ES_tradnl" w:eastAsia="es-ES_tradnl"/>
+        </w:rPr>
+        <w:t>Incendio + Sismo + Adicionales</w:t>
+      </w:r>
+      <w:r>
+        <w:rPr>
+          <w:rFonts w:cs="Arial"/>
+          <w:bCs/>
+          <w:color w:val="000000" w:themeColor="text1"/>
+          <w:szCs w:val="24"/>
+          <w:u w:val="single"/>
+          <w:lang w:val="es-ES_tradnl" w:eastAsia="es-ES_tradnl"/>
+        </w:rPr>
+        <w:t xml:space="preserve"> 202</w:t>
+      </w:r>
+      <w:r>
+        <w:rPr>
+          <w:rFonts w:cs="Arial"/>
+          <w:bCs/>
+          <w:color w:val="000000" w:themeColor="text1"/>
+          <w:szCs w:val="24"/>
+          <w:u w:val="single"/>
+          <w:lang w:val="es-ES_tradnl" w:eastAsia="es-ES_tradnl"/>
+        </w:rPr>
+        <w:t>3</w:t>
+      </w:r>
+      <w:r>
+        <w:rPr>
+          <w:rFonts w:cs="Arial"/>
+          <w:bCs/>
+          <w:color w:val="000000" w:themeColor="text1"/>
+          <w:szCs w:val="24"/>
+          <w:u w:val="single"/>
+          <w:lang w:val="es-ES_tradnl" w:eastAsia="es-ES_tradnl"/>
+        </w:rPr>
+        <w:t>.</w:t>
+      </w:r>
+      <w:r>
+        <w:rPr>
+          <w:rFonts w:cs="Arial"/>
+          <w:b/>
+          <w:bCs/>
+          <w:color w:val="FF0000"/>
+          <w:szCs w:val="24"/>
+          <w:u w:val="single"/>
+          <w:lang w:val="es-ES_tradnl" w:eastAsia="es-ES_tradnl"/>
+        </w:rPr>
+        <w:t xml:space="preserve"> Infraseguro </w:t>
+      </w:r>
+      <w:r>
+        <w:rPr>
+          <w:rFonts w:cs="Arial"/>
+          <w:b/>
+          <w:bCs/>
+          <w:color w:val="FF0000"/>
+          <w:szCs w:val="24"/>
+          <w:u w:val="single"/>
+        </w:rPr>
+        <w:t>{{ porcentaje_infraseguro_primer_ejemplo }}</w:t>
+      </w:r>
+      <w:r>
+        <w:rPr>
+          <w:rFonts w:cs="Arial"/>
+          <w:b/>
+          <w:bCs/>
+          <w:color w:val="FF0000"/>
+          <w:szCs w:val="24"/>
+          <w:u w:val="single"/>
+        </w:rPr>
+        <w:t>%</w:t>
+      </w:r>
+      <w:r>
+        <w:rPr>
+          <w:rFonts w:cs="Arial"/>
+          <w:b/>
+          <w:bCs/>
+          <w:color w:val="FF0000"/>
+          <w:szCs w:val="24"/>
+          <w:u w:val="single"/>
+          <w:lang w:val="es-ES_tradnl" w:eastAsia="es-ES_tradnl"/>
+        </w:rPr>
+        <w:t>.</w:t>
+      </w:r>
+    </w:p>
+    <w:bookmarkEnd w:id="2"/>
+    <w:p>
+      <w:pPr>
+        <w:spacing w:before="100" w:beforeAutospacing="1" w:after="100" w:afterAutospacing="1" w:line="240" w:lineRule="auto"/>
+        <w:jc w:val="both"/>
+        <w:rPr>
+          <w:rFonts w:cs="Arial"/>
+          <w:b/>
+          <w:bCs/>
+          <w:color w:val="000000" w:themeColor="text1"/>
+          <w:szCs w:val="24"/>
+          <w:lang w:val="es-ES_tradnl" w:eastAsia="es-ES_tradnl"/>
+        </w:rPr>
+      </w:pPr>
+    </w:p>
+    <w:p>
+      <w:pPr>
+        <w:spacing w:before="100" w:beforeAutospacing="1" w:after="100" w:afterAutospacing="1" w:line="240" w:lineRule="auto"/>
+        <w:jc w:val="both"/>
+        <w:rPr>
+          <w:rFonts w:cs="Arial"/>
+          <w:bCs/>
+          <w:color w:val="000000" w:themeColor="text1"/>
+          <w:szCs w:val="24"/>
+          <w:u w:val="single"/>
+          <w:lang w:val="es-ES_tradnl" w:eastAsia="es-ES_tradnl"/>
+        </w:rPr>
+      </w:pPr>
+      <w:r>
+        <w:rPr>
+          <w:rFonts w:cs="Arial"/>
+          <w:b/>
+          <w:bCs/>
+          <w:color w:val="000000" w:themeColor="text1"/>
+          <w:szCs w:val="24"/>
+          <w:lang w:val="es-ES_tradnl" w:eastAsia="es-ES_tradnl"/>
+        </w:rPr>
+        <w:pict w14:anchorId="0EF70EDF">
+          <v:shape id="_x0000_i1026" type="#_x0000_t75" style="width:943.8pt;height:102.6pt">
             <v:imagedata r:id="rId9" o:title=""/>
           </v:shape>
         </w:pict>
@@ -4158,13 +4191,14 @@
         <w:jc w:val="both"/>
         <w:rPr>
           <w:rFonts w:cs="Arial"/>
-          <w:b/>
-          <w:bCs/>
-          <w:color w:val="000000" w:themeColor="text1"/>
-          <w:szCs w:val="24"/>
-          <w:lang w:val="es-ES_tradnl" w:eastAsia="es-ES_tradnl"/>
-        </w:rPr>
-      </w:pPr>
+          <w:bCs/>
+          <w:color w:val="000000" w:themeColor="text1"/>
+          <w:szCs w:val="24"/>
+          <w:u w:val="single"/>
+          <w:lang w:val="es-ES_tradnl" w:eastAsia="es-ES_tradnl"/>
+        </w:rPr>
+      </w:pPr>
+      <w:bookmarkStart w:id="4" w:name="_Hlk64741727"/>
     </w:p>
     <w:p>
       <w:pPr>
@@ -4172,14 +4206,13 @@
         <w:jc w:val="both"/>
         <w:rPr>
           <w:rFonts w:cs="Arial"/>
-          <w:b/>
-          <w:bCs/>
-          <w:color w:val="000000" w:themeColor="text1"/>
-          <w:szCs w:val="24"/>
-          <w:lang w:val="es-ES_tradnl" w:eastAsia="es-ES_tradnl"/>
-        </w:rPr>
-      </w:pPr>
-      <w:bookmarkStart w:id="3" w:name="_Hlk64741561"/>
+          <w:bCs/>
+          <w:color w:val="000000" w:themeColor="text1"/>
+          <w:szCs w:val="24"/>
+          <w:u w:val="single"/>
+          <w:lang w:val="es-ES_tradnl" w:eastAsia="es-ES_tradnl"/>
+        </w:rPr>
+      </w:pPr>
     </w:p>
     <w:p>
       <w:pPr>
@@ -4204,29 +4237,29 @@
           <w:u w:val="single"/>
           <w:lang w:val="es-ES_tradnl" w:eastAsia="es-ES_tradnl"/>
         </w:rPr>
-        <w:t xml:space="preserve">4.2.- </w:t>
-      </w:r>
-      <w:r>
-        <w:rPr>
-          <w:rFonts w:cs="Arial"/>
-          <w:b/>
-          <w:color w:val="000000" w:themeColor="text1"/>
-          <w:szCs w:val="24"/>
-          <w:u w:val="single"/>
-          <w:lang w:val="es-ES_tradnl" w:eastAsia="es-ES_tradnl"/>
-        </w:rPr>
-        <w:t>Opción 2</w:t>
-      </w:r>
-      <w:r>
-        <w:rPr>
-          <w:rFonts w:cs="Arial"/>
-          <w:bCs/>
-          <w:color w:val="000000" w:themeColor="text1"/>
-          <w:szCs w:val="24"/>
-          <w:u w:val="single"/>
-          <w:lang w:val="es-ES_tradnl" w:eastAsia="es-ES_tradnl"/>
-        </w:rPr>
-        <w:t>: Monto (Ejemplo)</w:t>
+        <w:t xml:space="preserve">4.3.- </w:t>
+      </w:r>
+      <w:r>
+        <w:rPr>
+          <w:rFonts w:cs="Arial"/>
+          <w:b/>
+          <w:color w:val="000000" w:themeColor="text1"/>
+          <w:szCs w:val="24"/>
+          <w:u w:val="single"/>
+          <w:lang w:val="es-ES_tradnl" w:eastAsia="es-ES_tradnl"/>
+        </w:rPr>
+        <w:t>Opción 3:</w:t>
+      </w:r>
+      <w:r>
+        <w:rPr>
+          <w:rFonts w:cs="Arial"/>
+          <w:bCs/>
+          <w:color w:val="000000" w:themeColor="text1"/>
+          <w:szCs w:val="24"/>
+          <w:u w:val="single"/>
+          <w:lang w:val="es-ES_tradnl" w:eastAsia="es-ES_tradnl"/>
+        </w:rPr>
+        <w:t xml:space="preserve"> Monto (Ejemplo)</w:t>
       </w:r>
       <w:r>
         <w:rPr>
@@ -4255,27 +4288,7 @@
           <w:szCs w:val="24"/>
           <w:u w:val="single"/>
         </w:rPr>
-        <w:t xml:space="preserve">{{ </w:t>
-      </w:r>
-      <w:proofErr w:type="spellStart"/>
-      <w:r>
-        <w:rPr>
-          <w:rFonts w:cs="Arial"/>
-          <w:b/>
-          <w:szCs w:val="24"/>
-          <w:u w:val="single"/>
-        </w:rPr>
-        <w:t>monto_asegurado_primer_ejemplo</w:t>
-      </w:r>
-      <w:proofErr w:type="spellEnd"/>
-      <w:r>
-        <w:rPr>
-          <w:rFonts w:cs="Arial"/>
-          <w:b/>
-          <w:szCs w:val="24"/>
-          <w:u w:val="single"/>
-        </w:rPr>
-        <w:t xml:space="preserve"> }}</w:t>
+        <w:t>{{ monto_asegurado_segundo_ejemplo }}</w:t>
       </w:r>
       <w:r>
         <w:rPr>
@@ -4344,7 +4357,7 @@
         </w:rPr>
         <w:t xml:space="preserve"> </w:t>
       </w:r>
-      <w:bookmarkStart w:id="4" w:name="_Hlk64741605"/>
+      <w:bookmarkStart w:id="5" w:name="_Hlk64741641"/>
       <w:r>
         <w:rPr>
           <w:rFonts w:cs="Arial"/>
@@ -4366,9 +4379,8 @@
           <w:szCs w:val="24"/>
           <w:u w:val="single"/>
         </w:rPr>
-        <w:t xml:space="preserve">{{ </w:t>
-      </w:r>
-      <w:proofErr w:type="spellStart"/>
+        <w:t>{{ porcentaje_infraseguro_segundo_ejemplo }}</w:t>
+      </w:r>
       <w:r>
         <w:rPr>
           <w:rFonts w:cs="Arial"/>
@@ -4378,9 +4390,8 @@
           <w:szCs w:val="24"/>
           <w:u w:val="single"/>
         </w:rPr>
-        <w:t>porcentaje_infraseguro_primer_ejemplo</w:t>
-      </w:r>
-      <w:proofErr w:type="spellEnd"/>
+        <w:t>%</w:t>
+      </w:r>
       <w:r>
         <w:rPr>
           <w:rFonts w:cs="Arial"/>
@@ -4389,33 +4400,11 @@
           <w:color w:val="FF0000"/>
           <w:szCs w:val="24"/>
           <w:u w:val="single"/>
-        </w:rPr>
-        <w:t xml:space="preserve"> }}</w:t>
-      </w:r>
-      <w:r>
-        <w:rPr>
-          <w:rFonts w:cs="Arial"/>
-          <w:b/>
-          <w:bCs/>
-          <w:color w:val="FF0000"/>
-          <w:szCs w:val="24"/>
-          <w:u w:val="single"/>
-        </w:rPr>
-        <w:t>%</w:t>
-      </w:r>
-      <w:r>
-        <w:rPr>
-          <w:rFonts w:cs="Arial"/>
-          <w:b/>
-          <w:bCs/>
-          <w:color w:val="FF0000"/>
-          <w:szCs w:val="24"/>
-          <w:u w:val="single"/>
           <w:lang w:val="es-ES_tradnl" w:eastAsia="es-ES_tradnl"/>
         </w:rPr>
         <w:t>.</w:t>
       </w:r>
-      <w:bookmarkEnd w:id="4"/>
+      <w:bookmarkEnd w:id="5"/>
     </w:p>
     <w:p>
       <w:pPr>
@@ -4424,6 +4413,7 @@
           <w:rFonts w:cs="Arial"/>
           <w:color w:val="000000" w:themeColor="text1"/>
           <w:szCs w:val="24"/>
+          <w:u w:val="single"/>
           <w:lang w:val="es-ES_tradnl" w:eastAsia="es-ES_tradnl"/>
         </w:rPr>
       </w:pPr>
@@ -4443,56 +4433,7 @@
           <w:szCs w:val="24"/>
           <w:lang w:val="es-ES_tradnl" w:eastAsia="es-ES_tradnl"/>
         </w:rPr>
-        <w:t xml:space="preserve"> </w:t>
-      </w:r>
-      <w:proofErr w:type="spellStart"/>
-      <w:r>
-        <w:rPr>
-          <w:rFonts w:cs="Arial"/>
-          <w:color w:val="000000" w:themeColor="text1"/>
-          <w:szCs w:val="24"/>
-          <w:lang w:val="es-ES_tradnl" w:eastAsia="es-ES_tradnl"/>
-        </w:rPr>
-        <w:t>for</w:t>
-      </w:r>
-      <w:proofErr w:type="spellEnd"/>
-      <w:r>
-        <w:rPr>
-          <w:rFonts w:cs="Arial"/>
-          <w:color w:val="000000" w:themeColor="text1"/>
-          <w:szCs w:val="24"/>
-          <w:lang w:val="es-ES_tradnl" w:eastAsia="es-ES_tradnl"/>
-        </w:rPr>
-        <w:t xml:space="preserve"> detalle in </w:t>
-      </w:r>
-      <w:proofErr w:type="spellStart"/>
-      <w:r>
-        <w:rPr>
-          <w:rFonts w:cs="Arial"/>
-          <w:color w:val="000000" w:themeColor="text1"/>
-          <w:szCs w:val="24"/>
-          <w:lang w:val="es-ES_tradnl" w:eastAsia="es-ES_tradnl"/>
-        </w:rPr>
-        <w:t>detalles_monto_asegurado_</w:t>
-      </w:r>
-      <w:r>
-        <w:rPr>
-          <w:rFonts w:cs="Arial"/>
-          <w:color w:val="000000" w:themeColor="text1"/>
-          <w:szCs w:val="24"/>
-          <w:lang w:val="es-ES_tradnl" w:eastAsia="es-ES_tradnl"/>
-        </w:rPr>
-        <w:t>primer_ejemplo</w:t>
-      </w:r>
-      <w:proofErr w:type="spellEnd"/>
-      <w:r>
-        <w:rPr>
-          <w:rFonts w:cs="Arial"/>
-          <w:color w:val="000000" w:themeColor="text1"/>
-          <w:szCs w:val="24"/>
-          <w:lang w:val="es-ES_tradnl" w:eastAsia="es-ES_tradnl"/>
-        </w:rPr>
-        <w:t xml:space="preserve"> </w:t>
+        <w:t xml:space="preserve"> for detalle in detalles_monto_asegurado_segundo_ejemplo </w:t>
       </w:r>
       <w:r>
         <w:rPr>
@@ -4504,458 +4445,310 @@
         <w:t>%}</w:t>
       </w:r>
     </w:p>
-    <w:p>
-      <w:pPr>
-        <w:pStyle w:val="Prrafodelista"/>
-        <w:spacing w:before="100" w:beforeAutospacing="1" w:after="100" w:afterAutospacing="1" w:line="240" w:lineRule="auto"/>
-        <w:ind w:left="2552"/>
-        <w:jc w:val="both"/>
-        <w:rPr>
-          <w:rFonts w:eastAsia="Times New Roman" w:cs="Arial"/>
-          <w:color w:val="000000"/>
-          <w:szCs w:val="24"/>
-          <w:u w:val="single"/>
-          <w:lang w:val="es-ES_tradnl" w:eastAsia="es-ES_tradnl"/>
-        </w:rPr>
-      </w:pPr>
-      <w:r>
-        <w:rPr>
-          <w:rFonts w:eastAsia="Times New Roman" w:cs="Arial"/>
-          <w:b/>
-          <w:noProof/>
-          <w:color w:val="000000"/>
-          <w:szCs w:val="24"/>
-          <w:lang w:val="es-CL" w:eastAsia="es-CL"/>
-        </w:rPr>
-        <w:drawing>
-          <wp:anchor distT="0" distB="0" distL="114300" distR="114300" simplePos="0" relativeHeight="251884544" behindDoc="0" locked="0" layoutInCell="1" allowOverlap="1" wp14:anchorId="21BE6DE8" wp14:editId="218B2E6E">
-            <wp:simplePos x="0" y="0"/>
-            <wp:positionH relativeFrom="margin">
-              <wp:align>left</wp:align>
-            </wp:positionH>
-            <wp:positionV relativeFrom="paragraph">
-              <wp:posOffset>233680</wp:posOffset>
-            </wp:positionV>
-            <wp:extent cx="1152525" cy="257175"/>
-            <wp:effectExtent l="0" t="0" r="9525" b="9525"/>
-            <wp:wrapNone/>
-            <wp:docPr id="1" name="Imagen 1" descr="Resultado de imagen para renta nacional"/>
-            <wp:cNvGraphicFramePr/>
-            <a:graphic xmlns:a="http://schemas.openxmlformats.org/drawingml/2006/main">
-              <a:graphicData uri="http://schemas.openxmlformats.org/drawingml/2006/picture">
-                <pic:pic xmlns:pic="http://schemas.openxmlformats.org/drawingml/2006/picture">
-                  <pic:nvPicPr>
-                    <pic:cNvPr id="5" name="Imagen 4" descr="Resultado de imagen para renta nacional"/>
-                    <pic:cNvPicPr>
-                      <a:picLocks noChangeAspect="1" noChangeArrowheads="1"/>
-                    </pic:cNvPicPr>
-                  </pic:nvPicPr>
-                  <pic:blipFill>
-                    <a:blip r:embed="rId8" cstate="print">
-                      <a:extLst>
-                        <a:ext uri="{28A0092B-C50C-407E-A947-70E740481C1C}">
-                          <a14:useLocalDpi xmlns:a14="http://schemas.microsoft.com/office/drawing/2010/main" val="0"/>
-                        </a:ext>
-                      </a:extLst>
-                    </a:blip>
-                    <a:srcRect/>
-                    <a:stretch>
-                      <a:fillRect/>
-                    </a:stretch>
-                  </pic:blipFill>
-                  <pic:spPr bwMode="auto">
-                    <a:xfrm>
-                      <a:off x="0" y="0"/>
-                      <a:ext cx="1152525" cy="257175"/>
-                    </a:xfrm>
-                    <a:prstGeom prst="rect">
-                      <a:avLst/>
-                    </a:prstGeom>
-                    <a:noFill/>
-                  </pic:spPr>
-                </pic:pic>
-              </a:graphicData>
-            </a:graphic>
-            <wp14:sizeRelH relativeFrom="page">
-              <wp14:pctWidth>0</wp14:pctWidth>
-            </wp14:sizeRelH>
-            <wp14:sizeRelV relativeFrom="page">
-              <wp14:pctHeight>0</wp14:pctHeight>
-            </wp14:sizeRelV>
-          </wp:anchor>
-        </w:drawing>
-      </w:r>
-      <w:r>
-        <w:rPr>
-          <w:rFonts w:eastAsia="Times New Roman" w:cs="Arial"/>
-          <w:b/>
-          <w:bCs/>
-          <w:color w:val="000000"/>
-          <w:szCs w:val="24"/>
-          <w:u w:val="single"/>
-          <w:lang w:val="es-ES_tradnl" w:eastAsia="es-ES_tradnl"/>
-        </w:rPr>
-        <w:t xml:space="preserve">{{ </w:t>
-      </w:r>
-      <w:proofErr w:type="spellStart"/>
-      <w:r>
-        <w:rPr>
-          <w:rFonts w:eastAsia="Times New Roman" w:cs="Arial"/>
-          <w:b/>
-          <w:bCs/>
-          <w:color w:val="000000"/>
-          <w:szCs w:val="24"/>
-          <w:u w:val="single"/>
-          <w:lang w:val="es-ES_tradnl" w:eastAsia="es-ES_tradnl"/>
-        </w:rPr>
-        <w:t>detalle.nombre_company</w:t>
-      </w:r>
-      <w:proofErr w:type="spellEnd"/>
-      <w:r>
-        <w:rPr>
-          <w:rFonts w:eastAsia="Times New Roman" w:cs="Arial"/>
-          <w:b/>
-          <w:bCs/>
-          <w:color w:val="000000"/>
-          <w:szCs w:val="24"/>
-          <w:u w:val="single"/>
-          <w:lang w:val="es-ES_tradnl" w:eastAsia="es-ES_tradnl"/>
-        </w:rPr>
-        <w:t xml:space="preserve"> }}</w:t>
-      </w:r>
-      <w:r>
-        <w:rPr>
-          <w:rFonts w:eastAsia="Times New Roman" w:cs="Arial"/>
-          <w:bCs/>
-          <w:color w:val="000000"/>
-          <w:szCs w:val="24"/>
-          <w:u w:val="single"/>
-          <w:lang w:val="es-ES_tradnl" w:eastAsia="es-ES_tradnl"/>
-        </w:rPr>
-        <w:t>:</w:t>
-      </w:r>
-      <w:r>
-        <w:rPr>
-          <w:rFonts w:eastAsia="Times New Roman" w:cs="Arial"/>
-          <w:bCs/>
-          <w:color w:val="000000"/>
-          <w:szCs w:val="24"/>
-          <w:lang w:val="es-ES_tradnl" w:eastAsia="es-ES_tradnl"/>
-        </w:rPr>
-        <w:t xml:space="preserve"> Monto </w:t>
-      </w:r>
-      <w:r>
-        <w:rPr>
-          <w:rFonts w:cs="Arial"/>
-          <w:szCs w:val="24"/>
-        </w:rPr>
-        <w:t xml:space="preserve">UF </w:t>
-      </w:r>
-      <w:r>
-        <w:rPr>
-          <w:rFonts w:cs="Arial"/>
-          <w:szCs w:val="24"/>
-        </w:rPr>
-        <w:t xml:space="preserve">{{ </w:t>
-      </w:r>
-      <w:proofErr w:type="spellStart"/>
-      <w:r>
-        <w:rPr>
-          <w:rFonts w:cs="Arial"/>
-          <w:szCs w:val="24"/>
-        </w:rPr>
-        <w:t>detalle.monto_asegurado</w:t>
-      </w:r>
-      <w:proofErr w:type="spellEnd"/>
-      <w:r>
-        <w:rPr>
-          <w:rFonts w:cs="Arial"/>
-          <w:szCs w:val="24"/>
-        </w:rPr>
-        <w:t xml:space="preserve"> }}</w:t>
-      </w:r>
-      <w:r>
-        <w:rPr>
-          <w:rFonts w:eastAsia="Times New Roman" w:cs="Arial"/>
-          <w:bCs/>
-          <w:color w:val="000000"/>
-          <w:szCs w:val="24"/>
-          <w:lang w:val="es-ES_tradnl" w:eastAsia="es-ES_tradnl"/>
-        </w:rPr>
-        <w:t xml:space="preserve"> con una prima anual de </w:t>
-      </w:r>
-      <w:r>
-        <w:rPr>
-          <w:rFonts w:cs="Arial"/>
-          <w:b/>
-          <w:szCs w:val="24"/>
-        </w:rPr>
-        <w:t xml:space="preserve">UF </w:t>
-      </w:r>
-      <w:r>
-        <w:rPr>
-          <w:rFonts w:cs="Arial"/>
-          <w:b/>
-          <w:szCs w:val="24"/>
-        </w:rPr>
-        <w:t xml:space="preserve">{{ </w:t>
-      </w:r>
-      <w:proofErr w:type="spellStart"/>
-      <w:r>
-        <w:rPr>
-          <w:rFonts w:cs="Arial"/>
-          <w:b/>
-          <w:szCs w:val="24"/>
-        </w:rPr>
-        <w:t>detalle.prima_anual</w:t>
-      </w:r>
-      <w:proofErr w:type="spellEnd"/>
-      <w:r>
-        <w:rPr>
-          <w:rFonts w:cs="Arial"/>
-          <w:b/>
-          <w:szCs w:val="24"/>
-        </w:rPr>
-        <w:t xml:space="preserve"> }}</w:t>
-      </w:r>
-      <w:r>
-        <w:rPr>
-          <w:rFonts w:eastAsia="Times New Roman" w:cs="Arial"/>
-          <w:b/>
-          <w:color w:val="000000"/>
-          <w:szCs w:val="24"/>
-          <w:lang w:val="es-ES_tradnl" w:eastAsia="es-ES_tradnl"/>
-        </w:rPr>
-        <w:t xml:space="preserve"> </w:t>
-      </w:r>
-      <w:r>
-        <w:rPr>
-          <w:rFonts w:eastAsia="Times New Roman" w:cs="Arial"/>
-          <w:color w:val="000000"/>
-          <w:szCs w:val="24"/>
-          <w:lang w:val="es-ES_tradnl" w:eastAsia="es-ES_tradnl"/>
-        </w:rPr>
-        <w:t xml:space="preserve">que se puede pactar en </w:t>
-      </w:r>
-      <w:r>
-        <w:rPr>
-          <w:rFonts w:cs="Arial"/>
-          <w:b/>
-          <w:bCs/>
-          <w:szCs w:val="24"/>
-        </w:rPr>
-        <w:t xml:space="preserve">{{ </w:t>
-      </w:r>
-      <w:proofErr w:type="spellStart"/>
-      <w:r>
-        <w:rPr>
-          <w:rFonts w:cs="Arial"/>
-          <w:b/>
-          <w:bCs/>
-          <w:szCs w:val="24"/>
-        </w:rPr>
-        <w:t>cantidad_cuotas</w:t>
-      </w:r>
-      <w:proofErr w:type="spellEnd"/>
-      <w:r>
-        <w:rPr>
-          <w:rFonts w:cs="Arial"/>
-          <w:b/>
-          <w:bCs/>
-          <w:szCs w:val="24"/>
-        </w:rPr>
-        <w:t xml:space="preserve"> }}</w:t>
-      </w:r>
-      <w:r>
-        <w:rPr>
-          <w:rFonts w:eastAsia="Times New Roman" w:cs="Arial"/>
-          <w:b/>
-          <w:bCs/>
-          <w:color w:val="000000"/>
-          <w:szCs w:val="24"/>
-          <w:lang w:val="es-ES_tradnl" w:eastAsia="es-ES_tradnl"/>
-        </w:rPr>
-        <w:t xml:space="preserve"> cuotas </w:t>
-      </w:r>
-      <w:r>
-        <w:rPr>
-          <w:rFonts w:cs="Arial"/>
-          <w:b/>
-          <w:bCs/>
-          <w:szCs w:val="24"/>
-        </w:rPr>
-        <w:t xml:space="preserve">UF </w:t>
-      </w:r>
-      <w:r>
-        <w:rPr>
-          <w:rFonts w:cs="Arial"/>
-          <w:b/>
-          <w:bCs/>
-          <w:szCs w:val="24"/>
-        </w:rPr>
-        <w:t xml:space="preserve">{{ </w:t>
-      </w:r>
-      <w:proofErr w:type="spellStart"/>
-      <w:r>
-        <w:rPr>
-          <w:rFonts w:cs="Arial"/>
-          <w:b/>
-          <w:bCs/>
-          <w:szCs w:val="24"/>
-        </w:rPr>
-        <w:t>detalle.valor_cuota_uf</w:t>
-      </w:r>
-      <w:proofErr w:type="spellEnd"/>
-      <w:r>
-        <w:rPr>
-          <w:rFonts w:cs="Arial"/>
-          <w:b/>
-          <w:bCs/>
-          <w:szCs w:val="24"/>
-        </w:rPr>
-        <w:t xml:space="preserve"> }}</w:t>
-      </w:r>
-      <w:r>
-        <w:rPr>
-          <w:rFonts w:eastAsia="Times New Roman" w:cs="Arial"/>
-          <w:b/>
-          <w:bCs/>
-          <w:color w:val="000000"/>
-          <w:szCs w:val="24"/>
-          <w:lang w:val="es-ES_tradnl" w:eastAsia="es-ES_tradnl"/>
-        </w:rPr>
-        <w:t xml:space="preserve"> </w:t>
-      </w:r>
-      <w:r>
-        <w:rPr>
-          <w:rFonts w:eastAsia="Times New Roman" w:cs="Arial"/>
-          <w:color w:val="000000"/>
-          <w:szCs w:val="24"/>
-          <w:lang w:val="es-ES_tradnl" w:eastAsia="es-ES_tradnl"/>
-        </w:rPr>
-        <w:t>es decir </w:t>
-      </w:r>
-      <w:r>
-        <w:rPr>
-          <w:rFonts w:cs="Arial"/>
-          <w:szCs w:val="24"/>
-        </w:rPr>
-        <w:t xml:space="preserve">$ </w:t>
-      </w:r>
-      <w:r>
-        <w:rPr>
-          <w:rFonts w:cs="Arial"/>
-          <w:szCs w:val="24"/>
-        </w:rPr>
-        <w:t xml:space="preserve">{{ </w:t>
-      </w:r>
-      <w:proofErr w:type="spellStart"/>
-      <w:r>
-        <w:rPr>
-          <w:rFonts w:cs="Arial"/>
-          <w:szCs w:val="24"/>
-        </w:rPr>
-        <w:t>detalle.valor_cuota_pesos</w:t>
-      </w:r>
-      <w:proofErr w:type="spellEnd"/>
-      <w:r>
-        <w:rPr>
-          <w:rFonts w:cs="Arial"/>
-          <w:szCs w:val="24"/>
-        </w:rPr>
-        <w:t xml:space="preserve"> }}</w:t>
-      </w:r>
-      <w:r>
-        <w:rPr>
-          <w:rFonts w:eastAsia="Times New Roman" w:cs="Arial"/>
-          <w:bCs/>
-          <w:color w:val="000000"/>
-          <w:szCs w:val="24"/>
-          <w:lang w:val="es-ES_tradnl" w:eastAsia="es-ES_tradnl"/>
-        </w:rPr>
-        <w:t xml:space="preserve"> aprox. </w:t>
-      </w:r>
-      <w:r>
-        <w:rPr>
-          <w:rFonts w:eastAsia="Times New Roman" w:cs="Arial"/>
-          <w:color w:val="000000"/>
-          <w:szCs w:val="24"/>
-          <w:lang w:val="es-ES_tradnl" w:eastAsia="es-ES_tradnl"/>
-        </w:rPr>
-        <w:t xml:space="preserve">Lo cual promediado entre sus </w:t>
-      </w:r>
-      <w:r>
-        <w:rPr>
-          <w:rFonts w:cs="Arial"/>
-          <w:szCs w:val="24"/>
-        </w:rPr>
-        <w:t xml:space="preserve">{{ </w:t>
-      </w:r>
-      <w:proofErr w:type="spellStart"/>
-      <w:r>
-        <w:rPr>
-          <w:rFonts w:cs="Arial"/>
-          <w:szCs w:val="24"/>
-        </w:rPr>
-        <w:t>cantidad_unidades</w:t>
-      </w:r>
-      <w:proofErr w:type="spellEnd"/>
-      <w:r>
-        <w:rPr>
-          <w:rFonts w:cs="Arial"/>
-          <w:szCs w:val="24"/>
-        </w:rPr>
-        <w:t xml:space="preserve"> }}</w:t>
-      </w:r>
-      <w:r>
-        <w:rPr>
-          <w:rFonts w:eastAsia="Times New Roman" w:cs="Arial"/>
-          <w:color w:val="000000"/>
-          <w:szCs w:val="24"/>
-          <w:lang w:val="es-ES_tradnl" w:eastAsia="es-ES_tradnl"/>
-        </w:rPr>
-        <w:t xml:space="preserve"> propietarios, nos da un costo unitario de </w:t>
-      </w:r>
-      <w:r>
-        <w:rPr>
-          <w:rFonts w:cs="Arial"/>
-          <w:szCs w:val="24"/>
-        </w:rPr>
-        <w:t xml:space="preserve">$ </w:t>
-      </w:r>
-      <w:r>
-        <w:rPr>
-          <w:rFonts w:cs="Arial"/>
-          <w:szCs w:val="24"/>
-        </w:rPr>
-        <w:t xml:space="preserve">{{ </w:t>
-      </w:r>
-      <w:proofErr w:type="spellStart"/>
-      <w:r>
-        <w:rPr>
-          <w:rFonts w:cs="Arial"/>
-          <w:szCs w:val="24"/>
-        </w:rPr>
-        <w:t>detalle.prorrateo_pesos</w:t>
-      </w:r>
-      <w:proofErr w:type="spellEnd"/>
-      <w:r>
-        <w:rPr>
-          <w:rFonts w:cs="Arial"/>
-          <w:szCs w:val="24"/>
-        </w:rPr>
-        <w:t xml:space="preserve"> }}</w:t>
-      </w:r>
-      <w:r>
-        <w:rPr>
-          <w:rFonts w:eastAsia="Times New Roman" w:cs="Arial"/>
-          <w:color w:val="000000"/>
-          <w:szCs w:val="24"/>
-          <w:lang w:val="es-ES_tradnl" w:eastAsia="es-ES_tradnl"/>
-        </w:rPr>
-        <w:t xml:space="preserve"> aprox.</w:t>
-      </w:r>
-    </w:p>
+    <w:tbl>
+      <w:tblPr>
+        <w:tblStyle w:val="Tablaconcuadrcula"/>
+        <w:tblW w:w="0" w:type="auto"/>
+        <w:tblBorders>
+          <w:top w:val="none" w:sz="0" w:space="0" w:color="auto"/>
+          <w:left w:val="none" w:sz="0" w:space="0" w:color="auto"/>
+          <w:bottom w:val="none" w:sz="0" w:space="0" w:color="auto"/>
+          <w:right w:val="none" w:sz="0" w:space="0" w:color="auto"/>
+          <w:insideH w:val="none" w:sz="0" w:space="0" w:color="auto"/>
+          <w:insideV w:val="none" w:sz="0" w:space="0" w:color="auto"/>
+        </w:tblBorders>
+        <w:tblLook w:val="04A0" w:firstRow="1" w:lastRow="0" w:firstColumn="1" w:lastColumn="0" w:noHBand="0" w:noVBand="1"/>
+      </w:tblPr>
+      <w:tblGrid>
+        <w:gridCol w:w="2547"/>
+        <w:gridCol w:w="6281"/>
+      </w:tblGrid>
+      <w:tr>
+        <w:tc>
+          <w:tcPr>
+            <w:tcW w:w="2547" w:type="dxa"/>
+            <w:vAlign w:val="center"/>
+          </w:tcPr>
+          <w:p>
+            <w:pPr>
+              <w:spacing w:before="100" w:beforeAutospacing="1" w:after="100" w:afterAutospacing="1"/>
+              <w:jc w:val="center"/>
+              <w:rPr>
+                <w:rFonts w:cs="Arial"/>
+                <w:color w:val="000000" w:themeColor="text1"/>
+                <w:szCs w:val="24"/>
+                <w:lang w:val="es-ES_tradnl" w:eastAsia="es-ES_tradnl"/>
+              </w:rPr>
+            </w:pPr>
+            <w:r>
+              <w:rPr>
+                <w:rFonts w:cs="Arial"/>
+                <w:color w:val="000000" w:themeColor="text1"/>
+                <w:szCs w:val="24"/>
+                <w:lang w:val="es-ES_tradnl" w:eastAsia="es-ES_tradnl"/>
+              </w:rPr>
+              <w:t>{{ detalle.logo }}</w:t>
+            </w:r>
+          </w:p>
+        </w:tc>
+        <w:tc>
+          <w:tcPr>
+            <w:tcW w:w="6281" w:type="dxa"/>
+          </w:tcPr>
+          <w:p>
+            <w:pPr>
+              <w:spacing w:before="100" w:beforeAutospacing="1" w:after="100" w:afterAutospacing="1"/>
+              <w:rPr>
+                <w:rFonts w:cs="Arial"/>
+                <w:color w:val="000000" w:themeColor="text1"/>
+                <w:szCs w:val="24"/>
+                <w:lang w:val="es-ES_tradnl" w:eastAsia="es-ES_tradnl"/>
+              </w:rPr>
+            </w:pPr>
+            <w:r>
+              <w:rPr>
+                <w:rFonts w:eastAsia="Times New Roman" w:cs="Arial"/>
+                <w:b/>
+                <w:bCs/>
+                <w:color w:val="000000"/>
+                <w:szCs w:val="24"/>
+                <w:u w:val="single"/>
+                <w:lang w:val="es-ES_tradnl" w:eastAsia="es-ES_tradnl"/>
+              </w:rPr>
+              <w:t>{{ detalle.nombre_company }}</w:t>
+            </w:r>
+            <w:r>
+              <w:rPr>
+                <w:rFonts w:eastAsia="Times New Roman" w:cs="Arial"/>
+                <w:bCs/>
+                <w:color w:val="000000"/>
+                <w:szCs w:val="24"/>
+                <w:u w:val="single"/>
+                <w:lang w:val="es-ES_tradnl" w:eastAsia="es-ES_tradnl"/>
+              </w:rPr>
+              <w:t>:</w:t>
+            </w:r>
+            <w:r>
+              <w:rPr>
+                <w:rFonts w:eastAsia="Times New Roman" w:cs="Arial"/>
+                <w:bCs/>
+                <w:color w:val="000000"/>
+                <w:szCs w:val="24"/>
+                <w:lang w:val="es-ES_tradnl" w:eastAsia="es-ES_tradnl"/>
+              </w:rPr>
+              <w:t xml:space="preserve"> Monto </w:t>
+            </w:r>
+            <w:r>
+              <w:rPr>
+                <w:rFonts w:cs="Arial"/>
+                <w:szCs w:val="24"/>
+              </w:rPr>
+              <w:t xml:space="preserve">UF </w:t>
+            </w:r>
+            <w:r>
+              <w:rPr>
+                <w:rFonts w:cs="Arial"/>
+                <w:szCs w:val="24"/>
+              </w:rPr>
+              <w:t>{{ detalle.monto_asegurado }}</w:t>
+            </w:r>
+            <w:r>
+              <w:rPr>
+                <w:rFonts w:eastAsia="Times New Roman" w:cs="Arial"/>
+                <w:bCs/>
+                <w:color w:val="000000"/>
+                <w:szCs w:val="24"/>
+                <w:lang w:val="es-ES_tradnl" w:eastAsia="es-ES_tradnl"/>
+              </w:rPr>
+              <w:t xml:space="preserve"> con una prima anual de </w:t>
+            </w:r>
+            <w:r>
+              <w:rPr>
+                <w:rFonts w:cs="Arial"/>
+                <w:b/>
+                <w:szCs w:val="24"/>
+              </w:rPr>
+              <w:t xml:space="preserve">UF </w:t>
+            </w:r>
+            <w:r>
+              <w:rPr>
+                <w:rFonts w:cs="Arial"/>
+                <w:b/>
+                <w:szCs w:val="24"/>
+              </w:rPr>
+              <w:t>{{ detalle.prima_anual }}</w:t>
+            </w:r>
+            <w:r>
+              <w:rPr>
+                <w:rFonts w:eastAsia="Times New Roman" w:cs="Arial"/>
+                <w:b/>
+                <w:color w:val="000000"/>
+                <w:szCs w:val="24"/>
+                <w:lang w:val="es-ES_tradnl" w:eastAsia="es-ES_tradnl"/>
+              </w:rPr>
+              <w:t xml:space="preserve"> </w:t>
+            </w:r>
+            <w:r>
+              <w:rPr>
+                <w:rFonts w:eastAsia="Times New Roman" w:cs="Arial"/>
+                <w:color w:val="000000"/>
+                <w:szCs w:val="24"/>
+                <w:lang w:val="es-ES_tradnl" w:eastAsia="es-ES_tradnl"/>
+              </w:rPr>
+              <w:t xml:space="preserve">que se puede pactar en </w:t>
+            </w:r>
+            <w:r>
+              <w:rPr>
+                <w:rFonts w:cs="Arial"/>
+                <w:b/>
+                <w:bCs/>
+                <w:szCs w:val="24"/>
+              </w:rPr>
+              <w:t>{{ cantidad_cuotas }}</w:t>
+            </w:r>
+            <w:r>
+              <w:rPr>
+                <w:rFonts w:eastAsia="Times New Roman" w:cs="Arial"/>
+                <w:b/>
+                <w:bCs/>
+                <w:color w:val="000000"/>
+                <w:szCs w:val="24"/>
+                <w:lang w:val="es-ES_tradnl" w:eastAsia="es-ES_tradnl"/>
+              </w:rPr>
+              <w:t xml:space="preserve"> cuotas </w:t>
+            </w:r>
+            <w:r>
+              <w:rPr>
+                <w:rFonts w:eastAsia="Times New Roman" w:cs="Arial"/>
+                <w:b/>
+                <w:bCs/>
+                <w:color w:val="000000"/>
+                <w:szCs w:val="24"/>
+                <w:lang w:val="es-ES_tradnl" w:eastAsia="es-ES_tradnl"/>
+              </w:rPr>
+              <w:t xml:space="preserve">de </w:t>
+            </w:r>
+            <w:r>
+              <w:rPr>
+                <w:rFonts w:cs="Arial"/>
+                <w:b/>
+                <w:bCs/>
+                <w:szCs w:val="24"/>
+              </w:rPr>
+              <w:t xml:space="preserve">UF </w:t>
+            </w:r>
+            <w:r>
+              <w:rPr>
+                <w:rFonts w:cs="Arial"/>
+                <w:b/>
+                <w:bCs/>
+                <w:szCs w:val="24"/>
+              </w:rPr>
+              <w:t>{{ detalle.valor_cuota_uf }}</w:t>
+            </w:r>
+            <w:r>
+              <w:rPr>
+                <w:rFonts w:cs="Arial"/>
+                <w:szCs w:val="24"/>
+              </w:rPr>
+              <w:t>,</w:t>
+            </w:r>
+            <w:r>
+              <w:rPr>
+                <w:rFonts w:eastAsia="Times New Roman" w:cs="Arial"/>
+                <w:b/>
+                <w:bCs/>
+                <w:color w:val="000000"/>
+                <w:szCs w:val="24"/>
+                <w:lang w:val="es-ES_tradnl" w:eastAsia="es-ES_tradnl"/>
+              </w:rPr>
+              <w:t xml:space="preserve"> </w:t>
+            </w:r>
+            <w:r>
+              <w:rPr>
+                <w:rFonts w:eastAsia="Times New Roman" w:cs="Arial"/>
+                <w:color w:val="000000"/>
+                <w:szCs w:val="24"/>
+                <w:lang w:val="es-ES_tradnl" w:eastAsia="es-ES_tradnl"/>
+              </w:rPr>
+              <w:t>es decir </w:t>
+            </w:r>
+            <w:r>
+              <w:rPr>
+                <w:rFonts w:cs="Arial"/>
+                <w:szCs w:val="24"/>
+              </w:rPr>
+              <w:t xml:space="preserve">$ </w:t>
+            </w:r>
+            <w:r>
+              <w:rPr>
+                <w:rFonts w:cs="Arial"/>
+                <w:szCs w:val="24"/>
+              </w:rPr>
+              <w:t>{{ detalle.valor_cuota_pesos }}</w:t>
+            </w:r>
+            <w:r>
+              <w:rPr>
+                <w:rFonts w:eastAsia="Times New Roman" w:cs="Arial"/>
+                <w:bCs/>
+                <w:color w:val="000000"/>
+                <w:szCs w:val="24"/>
+                <w:lang w:val="es-ES_tradnl" w:eastAsia="es-ES_tradnl"/>
+              </w:rPr>
+              <w:t xml:space="preserve"> aprox. </w:t>
+            </w:r>
+            <w:r>
+              <w:rPr>
+                <w:rFonts w:eastAsia="Times New Roman" w:cs="Arial"/>
+                <w:color w:val="000000"/>
+                <w:szCs w:val="24"/>
+                <w:lang w:val="es-ES_tradnl" w:eastAsia="es-ES_tradnl"/>
+              </w:rPr>
+              <w:t xml:space="preserve">Lo cual promediado entre sus </w:t>
+            </w:r>
+            <w:r>
+              <w:rPr>
+                <w:rFonts w:cs="Arial"/>
+                <w:szCs w:val="24"/>
+              </w:rPr>
+              <w:t>{{ cantidad_unidades }}</w:t>
+            </w:r>
+            <w:r>
+              <w:rPr>
+                <w:rFonts w:eastAsia="Times New Roman" w:cs="Arial"/>
+                <w:color w:val="000000"/>
+                <w:szCs w:val="24"/>
+                <w:lang w:val="es-ES_tradnl" w:eastAsia="es-ES_tradnl"/>
+              </w:rPr>
+              <w:t xml:space="preserve"> propietarios, nos da un costo unitario de </w:t>
+            </w:r>
+            <w:r>
+              <w:rPr>
+                <w:rFonts w:cs="Arial"/>
+                <w:szCs w:val="24"/>
+              </w:rPr>
+              <w:t xml:space="preserve">$ </w:t>
+            </w:r>
+            <w:r>
+              <w:rPr>
+                <w:rFonts w:cs="Arial"/>
+                <w:szCs w:val="24"/>
+              </w:rPr>
+              <w:t>{{ detalle.prorrateo_pesos }}</w:t>
+            </w:r>
+            <w:r>
+              <w:rPr>
+                <w:rFonts w:eastAsia="Times New Roman" w:cs="Arial"/>
+                <w:color w:val="000000"/>
+                <w:szCs w:val="24"/>
+                <w:lang w:val="es-ES_tradnl" w:eastAsia="es-ES_tradnl"/>
+              </w:rPr>
+              <w:t xml:space="preserve"> aprox.</w:t>
+            </w:r>
+          </w:p>
+        </w:tc>
+      </w:tr>
+    </w:tbl>
     <w:p>
       <w:pPr>
         <w:spacing w:before="100" w:beforeAutospacing="1" w:after="100" w:afterAutospacing="1" w:line="240" w:lineRule="auto"/>
@@ -4978,31 +4771,7 @@
           <w:u w:val="single"/>
           <w:lang w:val="es-ES_tradnl" w:eastAsia="es-ES_tradnl"/>
         </w:rPr>
-        <w:t xml:space="preserve">{% </w:t>
-      </w:r>
-      <w:proofErr w:type="spellStart"/>
-      <w:r>
-        <w:rPr>
-          <w:rFonts w:cs="Arial"/>
-          <w:bCs/>
-          <w:color w:val="000000" w:themeColor="text1"/>
-          <w:szCs w:val="24"/>
-          <w:u w:val="single"/>
-          <w:lang w:val="es-ES_tradnl" w:eastAsia="es-ES_tradnl"/>
-        </w:rPr>
-        <w:t>endfor</w:t>
-      </w:r>
-      <w:proofErr w:type="spellEnd"/>
-      <w:r>
-        <w:rPr>
-          <w:rFonts w:cs="Arial"/>
-          <w:bCs/>
-          <w:color w:val="000000" w:themeColor="text1"/>
-          <w:szCs w:val="24"/>
-          <w:u w:val="single"/>
-          <w:lang w:val="es-ES_tradnl" w:eastAsia="es-ES_tradnl"/>
-        </w:rPr>
-        <w:t xml:space="preserve"> %}</w:t>
+        <w:t>{% endfor %}</w:t>
       </w:r>
     </w:p>
     <w:p>
@@ -5028,40 +4797,18 @@
           <w:u w:val="single"/>
           <w:lang w:val="es-ES_tradnl" w:eastAsia="es-ES_tradnl"/>
         </w:rPr>
-        <w:t>4.2</w:t>
-      </w:r>
-      <w:r>
-        <w:rPr>
-          <w:rFonts w:cs="Arial"/>
-          <w:bCs/>
-          <w:color w:val="000000" w:themeColor="text1"/>
-          <w:szCs w:val="24"/>
-          <w:u w:val="single"/>
-          <w:lang w:val="es-ES_tradnl" w:eastAsia="es-ES_tradnl"/>
-        </w:rPr>
-        <w:t>.1.- Cuadro Comparativo: Monto (</w:t>
-      </w:r>
-      <w:r>
-        <w:rPr>
-          <w:rFonts w:cs="Arial"/>
-          <w:bCs/>
-          <w:color w:val="000000" w:themeColor="text1"/>
-          <w:szCs w:val="24"/>
-          <w:u w:val="single"/>
-          <w:lang w:val="es-ES_tradnl" w:eastAsia="es-ES_tradnl"/>
-        </w:rPr>
-        <w:t>Ejemplo</w:t>
-      </w:r>
-      <w:r>
-        <w:rPr>
-          <w:rFonts w:cs="Arial"/>
-          <w:bCs/>
-          <w:color w:val="000000" w:themeColor="text1"/>
-          <w:szCs w:val="24"/>
-          <w:u w:val="single"/>
-          <w:lang w:val="es-ES_tradnl" w:eastAsia="es-ES_tradnl"/>
-        </w:rPr>
-        <w:t xml:space="preserve">) </w:t>
+        <w:t xml:space="preserve">4.3.1.- </w:t>
+      </w:r>
+      <w:r>
+        <w:rPr>
+          <w:rFonts w:cs="Arial"/>
+          <w:bCs/>
+          <w:color w:val="000000" w:themeColor="text1"/>
+          <w:szCs w:val="24"/>
+          <w:u w:val="single"/>
+          <w:lang w:val="es-ES_tradnl" w:eastAsia="es-ES_tradnl"/>
+        </w:rPr>
+        <w:t xml:space="preserve">Cuadro Comparativo: Monto (Ejemplo) </w:t>
       </w:r>
       <w:r>
         <w:rPr>
@@ -5079,27 +4826,7 @@
           <w:szCs w:val="24"/>
           <w:u w:val="single"/>
         </w:rPr>
-        <w:t xml:space="preserve">{{ </w:t>
-      </w:r>
-      <w:proofErr w:type="spellStart"/>
-      <w:r>
-        <w:rPr>
-          <w:rFonts w:cs="Arial"/>
-          <w:b/>
-          <w:szCs w:val="24"/>
-          <w:u w:val="single"/>
-        </w:rPr>
-        <w:t>monto_asegurado_primer_ejemplo</w:t>
-      </w:r>
-      <w:proofErr w:type="spellEnd"/>
-      <w:r>
-        <w:rPr>
-          <w:rFonts w:cs="Arial"/>
-          <w:b/>
-          <w:szCs w:val="24"/>
-          <w:u w:val="single"/>
-        </w:rPr>
-        <w:t xml:space="preserve"> }}</w:t>
+        <w:t>{{ monto_asegurado_segundo_ejemplo }}</w:t>
       </w:r>
       <w:r>
         <w:rPr>
@@ -5177,7 +4904,7 @@
           <w:u w:val="single"/>
           <w:lang w:val="es-ES_tradnl" w:eastAsia="es-ES_tradnl"/>
         </w:rPr>
-        <w:t xml:space="preserve"> Infraseguro </w:t>
+        <w:t xml:space="preserve"> Infraseguro</w:t>
       </w:r>
       <w:r>
         <w:rPr>
@@ -5187,10 +4914,10 @@
           <w:color w:val="FF0000"/>
           <w:szCs w:val="24"/>
           <w:u w:val="single"/>
-        </w:rPr>
-        <w:t xml:space="preserve">{{ </w:t>
-      </w:r>
-      <w:proofErr w:type="spellStart"/>
+          <w:lang w:val="es-ES_tradnl" w:eastAsia="es-ES_tradnl"/>
+        </w:rPr>
+        <w:t xml:space="preserve"> </w:t>
+      </w:r>
       <w:r>
         <w:rPr>
           <w:rFonts w:cs="Arial"/>
@@ -5200,9 +4927,8 @@
           <w:szCs w:val="24"/>
           <w:u w:val="single"/>
         </w:rPr>
-        <w:t>porcentaje_infraseguro_primer_ejemplo</w:t>
-      </w:r>
-      <w:proofErr w:type="spellEnd"/>
+        <w:t>{{ porcentaje_infraseguro_segundo_ejemplo }}</w:t>
+      </w:r>
       <w:r>
         <w:rPr>
           <w:rFonts w:cs="Arial"/>
@@ -5212,7 +4938,7 @@
           <w:szCs w:val="24"/>
           <w:u w:val="single"/>
         </w:rPr>
-        <w:t xml:space="preserve"> }}</w:t>
+        <w:t>%</w:t>
       </w:r>
       <w:r>
         <w:rPr>
@@ -5222,23 +4948,12 @@
           <w:color w:val="FF0000"/>
           <w:szCs w:val="24"/>
           <w:u w:val="single"/>
-        </w:rPr>
-        <w:t>%</w:t>
-      </w:r>
-      <w:r>
-        <w:rPr>
-          <w:rFonts w:cs="Arial"/>
-          <w:b/>
-          <w:bCs/>
-          <w:color w:val="FF0000"/>
-          <w:szCs w:val="24"/>
-          <w:u w:val="single"/>
           <w:lang w:val="es-ES_tradnl" w:eastAsia="es-ES_tradnl"/>
         </w:rPr>
         <w:t>.</w:t>
       </w:r>
     </w:p>
-    <w:bookmarkEnd w:id="3"/>
+    <w:bookmarkEnd w:id="4"/>
     <w:p>
       <w:pPr>
         <w:spacing w:before="100" w:beforeAutospacing="1" w:after="100" w:afterAutospacing="1" w:line="240" w:lineRule="auto"/>
@@ -5259,25 +4974,24 @@
         <w:jc w:val="both"/>
         <w:rPr>
           <w:rFonts w:cs="Arial"/>
-          <w:bCs/>
-          <w:color w:val="000000" w:themeColor="text1"/>
-          <w:szCs w:val="24"/>
-          <w:u w:val="single"/>
-          <w:lang w:val="es-ES_tradnl" w:eastAsia="es-ES_tradnl"/>
-        </w:rPr>
-      </w:pPr>
-      <w:r>
-        <w:rPr>
-          <w:rFonts w:cs="Arial"/>
-          <w:b/>
-          <w:bCs/>
-          <w:color w:val="000000" w:themeColor="text1"/>
-          <w:szCs w:val="24"/>
-          <w:lang w:val="es-ES_tradnl" w:eastAsia="es-ES_tradnl"/>
-        </w:rPr>
-        <w:lastRenderedPageBreak/>
-        <w:pict w14:anchorId="0EF70EDF">
-          <v:shape id="_x0000_i1026" type="#_x0000_t75" style="width:943.8pt;height:102.6pt">
+          <w:b/>
+          <w:bCs/>
+          <w:color w:val="000000" w:themeColor="text1"/>
+          <w:szCs w:val="24"/>
+          <w:lang w:val="es-ES_tradnl" w:eastAsia="es-ES_tradnl"/>
+        </w:rPr>
+      </w:pPr>
+      <w:r>
+        <w:rPr>
+          <w:rFonts w:cs="Arial"/>
+          <w:b/>
+          <w:bCs/>
+          <w:color w:val="000000" w:themeColor="text1"/>
+          <w:szCs w:val="24"/>
+          <w:lang w:val="es-ES_tradnl" w:eastAsia="es-ES_tradnl"/>
+        </w:rPr>
+        <w:pict w14:anchorId="1F77CE7B">
+          <v:shape id="_x0000_i1027" type="#_x0000_t75" style="width:943.2pt;height:102.6pt">
             <v:imagedata r:id="rId10" o:title=""/>
           </v:shape>
         </w:pict>
@@ -5296,7 +5010,6 @@
           <w:lang w:val="es-ES_tradnl" w:eastAsia="es-ES_tradnl"/>
         </w:rPr>
       </w:pPr>
-      <w:bookmarkStart w:id="5" w:name="_Hlk64741727"/>
     </w:p>
     <w:p>
       <w:pPr>
@@ -5319,56 +5032,43 @@
         <w:rPr>
           <w:rFonts w:cs="Arial"/>
           <w:b/>
-          <w:bCs/>
-          <w:color w:val="FF0000"/>
-          <w:szCs w:val="24"/>
-          <w:u w:val="single"/>
-          <w:lang w:val="es-ES_tradnl" w:eastAsia="es-ES_tradnl"/>
-        </w:rPr>
-      </w:pPr>
-      <w:r>
-        <w:rPr>
-          <w:rFonts w:cs="Arial"/>
-          <w:bCs/>
-          <w:color w:val="000000" w:themeColor="text1"/>
-          <w:szCs w:val="24"/>
-          <w:u w:val="single"/>
-          <w:lang w:val="es-ES_tradnl" w:eastAsia="es-ES_tradnl"/>
-        </w:rPr>
-        <w:t xml:space="preserve">4.3.- </w:t>
-      </w:r>
-      <w:r>
-        <w:rPr>
-          <w:rFonts w:cs="Arial"/>
-          <w:b/>
-          <w:color w:val="000000" w:themeColor="text1"/>
-          <w:szCs w:val="24"/>
-          <w:u w:val="single"/>
-          <w:lang w:val="es-ES_tradnl" w:eastAsia="es-ES_tradnl"/>
-        </w:rPr>
-        <w:t>Opción 3:</w:t>
-      </w:r>
-      <w:r>
-        <w:rPr>
-          <w:rFonts w:cs="Arial"/>
-          <w:bCs/>
-          <w:color w:val="000000" w:themeColor="text1"/>
-          <w:szCs w:val="24"/>
-          <w:u w:val="single"/>
-          <w:lang w:val="es-ES_tradnl" w:eastAsia="es-ES_tradnl"/>
-        </w:rPr>
-        <w:t xml:space="preserve"> Monto (Ejemplo)</w:t>
-      </w:r>
-      <w:r>
-        <w:rPr>
-          <w:rFonts w:cs="Arial"/>
-          <w:bCs/>
-          <w:color w:val="000000" w:themeColor="text1"/>
-          <w:szCs w:val="24"/>
-          <w:u w:val="single"/>
-          <w:lang w:val="es-ES_tradnl" w:eastAsia="es-ES_tradnl"/>
-        </w:rPr>
-        <w:t xml:space="preserve"> </w:t>
+          <w:szCs w:val="24"/>
+          <w:u w:val="single"/>
+          <w:lang w:val="en-GB"/>
+        </w:rPr>
+      </w:pPr>
+      <w:r>
+        <w:rPr>
+          <w:rFonts w:cs="Arial"/>
+          <w:bCs/>
+          <w:color w:val="000000" w:themeColor="text1"/>
+          <w:szCs w:val="24"/>
+          <w:u w:val="single"/>
+          <w:lang w:val="es-ES_tradnl" w:eastAsia="es-ES_tradnl"/>
+        </w:rPr>
+        <w:t xml:space="preserve">4.4.- </w:t>
+      </w:r>
+      <w:r>
+        <w:rPr>
+          <w:rFonts w:cs="Arial"/>
+          <w:b/>
+          <w:color w:val="000000" w:themeColor="text1"/>
+          <w:szCs w:val="24"/>
+          <w:u w:val="single"/>
+          <w:lang w:val="es-ES_tradnl" w:eastAsia="es-ES_tradnl"/>
+        </w:rPr>
+        <w:t>Opción 4:</w:t>
+      </w:r>
+      <w:r>
+        <w:rPr>
+          <w:rFonts w:cs="Arial"/>
+          <w:bCs/>
+          <w:color w:val="000000" w:themeColor="text1"/>
+          <w:szCs w:val="24"/>
+          <w:u w:val="single"/>
+          <w:lang w:val="es-ES_tradnl" w:eastAsia="es-ES_tradnl"/>
+        </w:rPr>
+        <w:t xml:space="preserve"> Monto (Sugerido) </w:t>
       </w:r>
       <w:r>
         <w:rPr>
@@ -5388,712 +5088,15 @@
         </w:rPr>
         <w:t xml:space="preserve">{{ </w:t>
       </w:r>
-      <w:proofErr w:type="spellStart"/>
-      <w:r>
-        <w:rPr>
-          <w:rFonts w:cs="Arial"/>
-          <w:b/>
-          <w:szCs w:val="24"/>
-          <w:u w:val="single"/>
-        </w:rPr>
-        <w:t>monto_asegurado_segundo_ejemplo</w:t>
-      </w:r>
-      <w:proofErr w:type="spellEnd"/>
-      <w:r>
-        <w:rPr>
-          <w:rFonts w:cs="Arial"/>
-          <w:b/>
-          <w:szCs w:val="24"/>
-          <w:u w:val="single"/>
-        </w:rPr>
-        <w:t xml:space="preserve"> }}</w:t>
-      </w:r>
-      <w:r>
-        <w:rPr>
-          <w:rFonts w:cs="Arial"/>
-          <w:bCs/>
-          <w:color w:val="000000" w:themeColor="text1"/>
-          <w:szCs w:val="24"/>
-          <w:u w:val="single"/>
-          <w:lang w:val="es-ES_tradnl" w:eastAsia="es-ES_tradnl"/>
-        </w:rPr>
-        <w:t xml:space="preserve">: Simulación de Seguro Bienes y Espacios Comunes </w:t>
-      </w:r>
-      <w:r>
-        <w:rPr>
-          <w:rFonts w:cs="Arial"/>
-          <w:b/>
-          <w:color w:val="000000" w:themeColor="text1"/>
-          <w:szCs w:val="24"/>
-          <w:u w:val="single"/>
-          <w:lang w:val="es-ES_tradnl" w:eastAsia="es-ES_tradnl"/>
-        </w:rPr>
-        <w:t>Incendio + Sismo + Adicionales</w:t>
-      </w:r>
-      <w:r>
-        <w:rPr>
-          <w:rFonts w:cs="Arial"/>
-          <w:bCs/>
-          <w:color w:val="000000" w:themeColor="text1"/>
-          <w:szCs w:val="24"/>
-          <w:u w:val="single"/>
-          <w:lang w:val="es-ES_tradnl" w:eastAsia="es-ES_tradnl"/>
-        </w:rPr>
-        <w:t xml:space="preserve"> 202</w:t>
-      </w:r>
-      <w:r>
-        <w:rPr>
-          <w:rFonts w:cs="Arial"/>
-          <w:bCs/>
-          <w:color w:val="000000" w:themeColor="text1"/>
-          <w:szCs w:val="24"/>
-          <w:u w:val="single"/>
-          <w:lang w:val="es-ES_tradnl" w:eastAsia="es-ES_tradnl"/>
-        </w:rPr>
-        <w:t>3</w:t>
-      </w:r>
-      <w:r>
-        <w:rPr>
-          <w:rFonts w:cs="Arial"/>
-          <w:bCs/>
-          <w:color w:val="000000" w:themeColor="text1"/>
-          <w:szCs w:val="24"/>
-          <w:u w:val="single"/>
-          <w:lang w:val="es-ES_tradnl" w:eastAsia="es-ES_tradnl"/>
-        </w:rPr>
-        <w:t>.</w:t>
-      </w:r>
-      <w:r>
-        <w:rPr>
-          <w:rFonts w:cs="Arial"/>
-          <w:b/>
-          <w:bCs/>
-          <w:color w:val="FF0000"/>
-          <w:szCs w:val="24"/>
-          <w:u w:val="single"/>
-          <w:lang w:val="es-ES_tradnl" w:eastAsia="es-ES_tradnl"/>
-        </w:rPr>
-        <w:t xml:space="preserve"> </w:t>
-      </w:r>
-      <w:bookmarkStart w:id="6" w:name="_Hlk64741641"/>
-      <w:r>
-        <w:rPr>
-          <w:rFonts w:cs="Arial"/>
-          <w:b/>
-          <w:bCs/>
-          <w:color w:val="FF0000"/>
-          <w:szCs w:val="24"/>
-          <w:u w:val="single"/>
-          <w:lang w:val="es-ES_tradnl" w:eastAsia="es-ES_tradnl"/>
-        </w:rPr>
-        <w:t xml:space="preserve">Infraseguro </w:t>
-      </w:r>
-      <w:r>
-        <w:rPr>
-          <w:rFonts w:cs="Arial"/>
-          <w:b/>
-          <w:bCs/>
-          <w:color w:val="FF0000"/>
-          <w:szCs w:val="24"/>
-          <w:u w:val="single"/>
-        </w:rPr>
-        <w:t xml:space="preserve">{{ </w:t>
-      </w:r>
-      <w:proofErr w:type="spellStart"/>
-      <w:r>
-        <w:rPr>
-          <w:rFonts w:cs="Arial"/>
-          <w:b/>
-          <w:bCs/>
-          <w:color w:val="FF0000"/>
-          <w:szCs w:val="24"/>
-          <w:u w:val="single"/>
-        </w:rPr>
-        <w:t>porcentaje_infraseguro_segundo_ejemplo</w:t>
-      </w:r>
-      <w:proofErr w:type="spellEnd"/>
-      <w:r>
-        <w:rPr>
-          <w:rFonts w:cs="Arial"/>
-          <w:b/>
-          <w:bCs/>
-          <w:color w:val="FF0000"/>
-          <w:szCs w:val="24"/>
-          <w:u w:val="single"/>
-        </w:rPr>
-        <w:t xml:space="preserve"> }}</w:t>
-      </w:r>
-      <w:r>
-        <w:rPr>
-          <w:rFonts w:cs="Arial"/>
-          <w:b/>
-          <w:bCs/>
-          <w:color w:val="FF0000"/>
-          <w:szCs w:val="24"/>
-          <w:u w:val="single"/>
-        </w:rPr>
-        <w:t>%</w:t>
-      </w:r>
-      <w:r>
-        <w:rPr>
-          <w:rFonts w:cs="Arial"/>
-          <w:b/>
-          <w:bCs/>
-          <w:color w:val="FF0000"/>
-          <w:szCs w:val="24"/>
-          <w:u w:val="single"/>
-          <w:lang w:val="es-ES_tradnl" w:eastAsia="es-ES_tradnl"/>
-        </w:rPr>
-        <w:t>.</w:t>
-      </w:r>
-      <w:bookmarkEnd w:id="6"/>
-    </w:p>
-    <w:p>
-      <w:pPr>
-        <w:spacing w:before="100" w:beforeAutospacing="1" w:after="100" w:afterAutospacing="1" w:line="240" w:lineRule="auto"/>
-        <w:rPr>
-          <w:rFonts w:cs="Arial"/>
-          <w:color w:val="000000" w:themeColor="text1"/>
-          <w:szCs w:val="24"/>
-          <w:lang w:val="es-ES_tradnl" w:eastAsia="es-ES_tradnl"/>
-        </w:rPr>
-      </w:pPr>
-      <w:r>
-        <w:rPr>
-          <w:rFonts w:cs="Arial"/>
-          <w:color w:val="000000" w:themeColor="text1"/>
-          <w:szCs w:val="24"/>
-          <w:lang w:val="es-ES_tradnl" w:eastAsia="es-ES_tradnl"/>
-        </w:rPr>
-        <w:t>{%</w:t>
-      </w:r>
-      <w:r>
-        <w:rPr>
-          <w:rFonts w:cs="Arial"/>
-          <w:color w:val="000000" w:themeColor="text1"/>
-          <w:szCs w:val="24"/>
-          <w:lang w:val="es-ES_tradnl" w:eastAsia="es-ES_tradnl"/>
-        </w:rPr>
-        <w:t xml:space="preserve"> </w:t>
-      </w:r>
-      <w:proofErr w:type="spellStart"/>
-      <w:r>
-        <w:rPr>
-          <w:rFonts w:cs="Arial"/>
-          <w:color w:val="000000" w:themeColor="text1"/>
-          <w:szCs w:val="24"/>
-          <w:lang w:val="es-ES_tradnl" w:eastAsia="es-ES_tradnl"/>
-        </w:rPr>
-        <w:t>for</w:t>
-      </w:r>
-      <w:proofErr w:type="spellEnd"/>
-      <w:r>
-        <w:rPr>
-          <w:rFonts w:cs="Arial"/>
-          <w:color w:val="000000" w:themeColor="text1"/>
-          <w:szCs w:val="24"/>
-          <w:lang w:val="es-ES_tradnl" w:eastAsia="es-ES_tradnl"/>
-        </w:rPr>
-        <w:t xml:space="preserve"> detalle in </w:t>
-      </w:r>
-      <w:proofErr w:type="spellStart"/>
-      <w:r>
-        <w:rPr>
-          <w:rFonts w:cs="Arial"/>
-          <w:color w:val="000000" w:themeColor="text1"/>
-          <w:szCs w:val="24"/>
-          <w:lang w:val="es-ES_tradnl" w:eastAsia="es-ES_tradnl"/>
-        </w:rPr>
-        <w:t>detalles_monto_asegurado_</w:t>
-      </w:r>
-      <w:r>
-        <w:rPr>
-          <w:rFonts w:cs="Arial"/>
-          <w:color w:val="000000" w:themeColor="text1"/>
-          <w:szCs w:val="24"/>
-          <w:lang w:val="es-ES_tradnl" w:eastAsia="es-ES_tradnl"/>
-        </w:rPr>
-        <w:t>segundo</w:t>
-      </w:r>
-      <w:r>
-        <w:rPr>
-          <w:rFonts w:cs="Arial"/>
-          <w:color w:val="000000" w:themeColor="text1"/>
-          <w:szCs w:val="24"/>
-          <w:lang w:val="es-ES_tradnl" w:eastAsia="es-ES_tradnl"/>
-        </w:rPr>
-        <w:t>_ejemplo</w:t>
-      </w:r>
-      <w:proofErr w:type="spellEnd"/>
-      <w:r>
-        <w:rPr>
-          <w:rFonts w:cs="Arial"/>
-          <w:color w:val="000000" w:themeColor="text1"/>
-          <w:szCs w:val="24"/>
-          <w:lang w:val="es-ES_tradnl" w:eastAsia="es-ES_tradnl"/>
-        </w:rPr>
-        <w:t xml:space="preserve"> </w:t>
-      </w:r>
-      <w:r>
-        <w:rPr>
-          <w:rFonts w:cs="Arial"/>
-          <w:color w:val="000000" w:themeColor="text1"/>
-          <w:szCs w:val="24"/>
-          <w:lang w:val="es-ES_tradnl" w:eastAsia="es-ES_tradnl"/>
-        </w:rPr>
-        <w:t>%}</w:t>
-      </w:r>
-    </w:p>
-    <w:p>
-      <w:pPr>
-        <w:pStyle w:val="Prrafodelista"/>
-        <w:spacing w:before="100" w:beforeAutospacing="1" w:after="100" w:afterAutospacing="1" w:line="240" w:lineRule="auto"/>
-        <w:ind w:left="2552"/>
-        <w:jc w:val="both"/>
-        <w:rPr>
-          <w:rFonts w:eastAsia="Times New Roman" w:cs="Arial"/>
-          <w:color w:val="000000"/>
-          <w:szCs w:val="24"/>
-          <w:u w:val="single"/>
-          <w:lang w:val="es-ES_tradnl" w:eastAsia="es-ES_tradnl"/>
-        </w:rPr>
-      </w:pPr>
-      <w:r>
-        <w:rPr>
-          <w:rFonts w:eastAsia="Times New Roman" w:cs="Arial"/>
-          <w:b/>
-          <w:noProof/>
-          <w:color w:val="000000"/>
-          <w:szCs w:val="24"/>
-          <w:lang w:val="es-CL" w:eastAsia="es-CL"/>
-        </w:rPr>
-        <w:drawing>
-          <wp:anchor distT="0" distB="0" distL="114300" distR="114300" simplePos="0" relativeHeight="251886592" behindDoc="0" locked="0" layoutInCell="1" allowOverlap="1" wp14:anchorId="2982D13D" wp14:editId="1AA1EB4D">
-            <wp:simplePos x="0" y="0"/>
-            <wp:positionH relativeFrom="margin">
-              <wp:align>left</wp:align>
-            </wp:positionH>
-            <wp:positionV relativeFrom="paragraph">
-              <wp:posOffset>233680</wp:posOffset>
-            </wp:positionV>
-            <wp:extent cx="1152525" cy="257175"/>
-            <wp:effectExtent l="0" t="0" r="9525" b="9525"/>
-            <wp:wrapNone/>
-            <wp:docPr id="5" name="Imagen 5" descr="Resultado de imagen para renta nacional"/>
-            <wp:cNvGraphicFramePr/>
-            <a:graphic xmlns:a="http://schemas.openxmlformats.org/drawingml/2006/main">
-              <a:graphicData uri="http://schemas.openxmlformats.org/drawingml/2006/picture">
-                <pic:pic xmlns:pic="http://schemas.openxmlformats.org/drawingml/2006/picture">
-                  <pic:nvPicPr>
-                    <pic:cNvPr id="5" name="Imagen 4" descr="Resultado de imagen para renta nacional"/>
-                    <pic:cNvPicPr>
-                      <a:picLocks noChangeAspect="1" noChangeArrowheads="1"/>
-                    </pic:cNvPicPr>
-                  </pic:nvPicPr>
-                  <pic:blipFill>
-                    <a:blip r:embed="rId8" cstate="print">
-                      <a:extLst>
-                        <a:ext uri="{28A0092B-C50C-407E-A947-70E740481C1C}">
-                          <a14:useLocalDpi xmlns:a14="http://schemas.microsoft.com/office/drawing/2010/main" val="0"/>
-                        </a:ext>
-                      </a:extLst>
-                    </a:blip>
-                    <a:srcRect/>
-                    <a:stretch>
-                      <a:fillRect/>
-                    </a:stretch>
-                  </pic:blipFill>
-                  <pic:spPr bwMode="auto">
-                    <a:xfrm>
-                      <a:off x="0" y="0"/>
-                      <a:ext cx="1152525" cy="257175"/>
-                    </a:xfrm>
-                    <a:prstGeom prst="rect">
-                      <a:avLst/>
-                    </a:prstGeom>
-                    <a:noFill/>
-                  </pic:spPr>
-                </pic:pic>
-              </a:graphicData>
-            </a:graphic>
-            <wp14:sizeRelH relativeFrom="page">
-              <wp14:pctWidth>0</wp14:pctWidth>
-            </wp14:sizeRelH>
-            <wp14:sizeRelV relativeFrom="page">
-              <wp14:pctHeight>0</wp14:pctHeight>
-            </wp14:sizeRelV>
-          </wp:anchor>
-        </w:drawing>
-      </w:r>
-      <w:r>
-        <w:rPr>
-          <w:rFonts w:eastAsia="Times New Roman" w:cs="Arial"/>
-          <w:b/>
-          <w:bCs/>
-          <w:color w:val="000000"/>
-          <w:szCs w:val="24"/>
-          <w:u w:val="single"/>
-          <w:lang w:val="es-ES_tradnl" w:eastAsia="es-ES_tradnl"/>
-        </w:rPr>
-        <w:t xml:space="preserve">{{ </w:t>
-      </w:r>
-      <w:proofErr w:type="spellStart"/>
-      <w:r>
-        <w:rPr>
-          <w:rFonts w:eastAsia="Times New Roman" w:cs="Arial"/>
-          <w:b/>
-          <w:bCs/>
-          <w:color w:val="000000"/>
-          <w:szCs w:val="24"/>
-          <w:u w:val="single"/>
-          <w:lang w:val="es-ES_tradnl" w:eastAsia="es-ES_tradnl"/>
-        </w:rPr>
-        <w:t>detalle.nombre_company</w:t>
-      </w:r>
-      <w:proofErr w:type="spellEnd"/>
-      <w:r>
-        <w:rPr>
-          <w:rFonts w:eastAsia="Times New Roman" w:cs="Arial"/>
-          <w:b/>
-          <w:bCs/>
-          <w:color w:val="000000"/>
-          <w:szCs w:val="24"/>
-          <w:u w:val="single"/>
-          <w:lang w:val="es-ES_tradnl" w:eastAsia="es-ES_tradnl"/>
-        </w:rPr>
-        <w:t xml:space="preserve"> }}</w:t>
-      </w:r>
-      <w:r>
-        <w:rPr>
-          <w:rFonts w:eastAsia="Times New Roman" w:cs="Arial"/>
-          <w:bCs/>
-          <w:color w:val="000000"/>
-          <w:szCs w:val="24"/>
-          <w:u w:val="single"/>
-          <w:lang w:val="es-ES_tradnl" w:eastAsia="es-ES_tradnl"/>
-        </w:rPr>
-        <w:t>:</w:t>
-      </w:r>
-      <w:r>
-        <w:rPr>
-          <w:rFonts w:eastAsia="Times New Roman" w:cs="Arial"/>
-          <w:bCs/>
-          <w:color w:val="000000"/>
-          <w:szCs w:val="24"/>
-          <w:lang w:val="es-ES_tradnl" w:eastAsia="es-ES_tradnl"/>
-        </w:rPr>
-        <w:t xml:space="preserve"> Monto </w:t>
-      </w:r>
-      <w:r>
-        <w:rPr>
-          <w:rFonts w:cs="Arial"/>
-          <w:szCs w:val="24"/>
-        </w:rPr>
-        <w:t xml:space="preserve">UF </w:t>
-      </w:r>
-      <w:r>
-        <w:rPr>
-          <w:rFonts w:cs="Arial"/>
-          <w:szCs w:val="24"/>
-        </w:rPr>
-        <w:t xml:space="preserve">{{ </w:t>
-      </w:r>
-      <w:proofErr w:type="spellStart"/>
-      <w:r>
-        <w:rPr>
-          <w:rFonts w:cs="Arial"/>
-          <w:szCs w:val="24"/>
-        </w:rPr>
-        <w:t>detalle.monto_asegurado</w:t>
-      </w:r>
-      <w:proofErr w:type="spellEnd"/>
-      <w:r>
-        <w:rPr>
-          <w:rFonts w:cs="Arial"/>
-          <w:szCs w:val="24"/>
-        </w:rPr>
-        <w:t xml:space="preserve"> }}</w:t>
-      </w:r>
-      <w:r>
-        <w:rPr>
-          <w:rFonts w:eastAsia="Times New Roman" w:cs="Arial"/>
-          <w:bCs/>
-          <w:color w:val="000000"/>
-          <w:szCs w:val="24"/>
-          <w:lang w:val="es-ES_tradnl" w:eastAsia="es-ES_tradnl"/>
-        </w:rPr>
-        <w:t xml:space="preserve"> con una prima anual de </w:t>
-      </w:r>
-      <w:r>
-        <w:rPr>
-          <w:rFonts w:cs="Arial"/>
-          <w:b/>
-          <w:szCs w:val="24"/>
-        </w:rPr>
-        <w:t xml:space="preserve">UF </w:t>
-      </w:r>
-      <w:r>
-        <w:rPr>
-          <w:rFonts w:cs="Arial"/>
-          <w:b/>
-          <w:szCs w:val="24"/>
-        </w:rPr>
-        <w:t xml:space="preserve">{{ </w:t>
-      </w:r>
-      <w:proofErr w:type="spellStart"/>
-      <w:r>
-        <w:rPr>
-          <w:rFonts w:cs="Arial"/>
-          <w:b/>
-          <w:szCs w:val="24"/>
-        </w:rPr>
-        <w:t>detalle.prima_anual</w:t>
-      </w:r>
-      <w:proofErr w:type="spellEnd"/>
-      <w:r>
-        <w:rPr>
-          <w:rFonts w:cs="Arial"/>
-          <w:b/>
-          <w:szCs w:val="24"/>
-        </w:rPr>
-        <w:t xml:space="preserve"> }}</w:t>
-      </w:r>
-      <w:r>
-        <w:rPr>
-          <w:rFonts w:eastAsia="Times New Roman" w:cs="Arial"/>
-          <w:b/>
-          <w:color w:val="000000"/>
-          <w:szCs w:val="24"/>
-          <w:lang w:val="es-ES_tradnl" w:eastAsia="es-ES_tradnl"/>
-        </w:rPr>
-        <w:t xml:space="preserve"> </w:t>
-      </w:r>
-      <w:r>
-        <w:rPr>
-          <w:rFonts w:eastAsia="Times New Roman" w:cs="Arial"/>
-          <w:color w:val="000000"/>
-          <w:szCs w:val="24"/>
-          <w:lang w:val="es-ES_tradnl" w:eastAsia="es-ES_tradnl"/>
-        </w:rPr>
-        <w:t xml:space="preserve">que se puede pactar en </w:t>
-      </w:r>
-      <w:r>
-        <w:rPr>
-          <w:rFonts w:cs="Arial"/>
-          <w:b/>
-          <w:bCs/>
-          <w:szCs w:val="24"/>
-        </w:rPr>
-        <w:t xml:space="preserve">{{ </w:t>
-      </w:r>
-      <w:proofErr w:type="spellStart"/>
-      <w:r>
-        <w:rPr>
-          <w:rFonts w:cs="Arial"/>
-          <w:b/>
-          <w:bCs/>
-          <w:szCs w:val="24"/>
-        </w:rPr>
-        <w:t>cantidad_cuotas</w:t>
-      </w:r>
-      <w:proofErr w:type="spellEnd"/>
-      <w:r>
-        <w:rPr>
-          <w:rFonts w:cs="Arial"/>
-          <w:b/>
-          <w:bCs/>
-          <w:szCs w:val="24"/>
-        </w:rPr>
-        <w:t xml:space="preserve"> }}</w:t>
-      </w:r>
-      <w:r>
-        <w:rPr>
-          <w:rFonts w:eastAsia="Times New Roman" w:cs="Arial"/>
-          <w:b/>
-          <w:bCs/>
-          <w:color w:val="000000"/>
-          <w:szCs w:val="24"/>
-          <w:lang w:val="es-ES_tradnl" w:eastAsia="es-ES_tradnl"/>
-        </w:rPr>
-        <w:t xml:space="preserve"> cuotas </w:t>
-      </w:r>
-      <w:r>
-        <w:rPr>
-          <w:rFonts w:cs="Arial"/>
-          <w:b/>
-          <w:bCs/>
-          <w:szCs w:val="24"/>
-        </w:rPr>
-        <w:t xml:space="preserve">UF </w:t>
-      </w:r>
-      <w:r>
-        <w:rPr>
-          <w:rFonts w:cs="Arial"/>
-          <w:b/>
-          <w:bCs/>
-          <w:szCs w:val="24"/>
-        </w:rPr>
-        <w:t xml:space="preserve">{{ </w:t>
-      </w:r>
-      <w:proofErr w:type="spellStart"/>
-      <w:r>
-        <w:rPr>
-          <w:rFonts w:cs="Arial"/>
-          <w:b/>
-          <w:bCs/>
-          <w:szCs w:val="24"/>
-        </w:rPr>
-        <w:t>detalle.valor_cuota_uf</w:t>
-      </w:r>
-      <w:proofErr w:type="spellEnd"/>
-      <w:r>
-        <w:rPr>
-          <w:rFonts w:cs="Arial"/>
-          <w:b/>
-          <w:bCs/>
-          <w:szCs w:val="24"/>
-        </w:rPr>
-        <w:t xml:space="preserve"> }}</w:t>
-      </w:r>
-      <w:r>
-        <w:rPr>
-          <w:rFonts w:eastAsia="Times New Roman" w:cs="Arial"/>
-          <w:b/>
-          <w:bCs/>
-          <w:color w:val="000000"/>
-          <w:szCs w:val="24"/>
-          <w:lang w:val="es-ES_tradnl" w:eastAsia="es-ES_tradnl"/>
-        </w:rPr>
-        <w:t xml:space="preserve"> </w:t>
-      </w:r>
-      <w:r>
-        <w:rPr>
-          <w:rFonts w:eastAsia="Times New Roman" w:cs="Arial"/>
-          <w:color w:val="000000"/>
-          <w:szCs w:val="24"/>
-          <w:lang w:val="es-ES_tradnl" w:eastAsia="es-ES_tradnl"/>
-        </w:rPr>
-        <w:t>es decir </w:t>
-      </w:r>
-      <w:r>
-        <w:rPr>
-          <w:rFonts w:cs="Arial"/>
-          <w:szCs w:val="24"/>
-        </w:rPr>
-        <w:t xml:space="preserve">$ </w:t>
-      </w:r>
-      <w:r>
-        <w:rPr>
-          <w:rFonts w:cs="Arial"/>
-          <w:szCs w:val="24"/>
-        </w:rPr>
-        <w:t xml:space="preserve">{{ </w:t>
-      </w:r>
-      <w:proofErr w:type="spellStart"/>
-      <w:r>
-        <w:rPr>
-          <w:rFonts w:cs="Arial"/>
-          <w:szCs w:val="24"/>
-        </w:rPr>
-        <w:t>detalle.valor_cuota_pesos</w:t>
-      </w:r>
-      <w:proofErr w:type="spellEnd"/>
-      <w:r>
-        <w:rPr>
-          <w:rFonts w:cs="Arial"/>
-          <w:szCs w:val="24"/>
-        </w:rPr>
-        <w:t xml:space="preserve"> }}</w:t>
-      </w:r>
-      <w:r>
-        <w:rPr>
-          <w:rFonts w:eastAsia="Times New Roman" w:cs="Arial"/>
-          <w:bCs/>
-          <w:color w:val="000000"/>
-          <w:szCs w:val="24"/>
-          <w:lang w:val="es-ES_tradnl" w:eastAsia="es-ES_tradnl"/>
-        </w:rPr>
-        <w:t xml:space="preserve"> aprox. </w:t>
-      </w:r>
-      <w:r>
-        <w:rPr>
-          <w:rFonts w:eastAsia="Times New Roman" w:cs="Arial"/>
-          <w:color w:val="000000"/>
-          <w:szCs w:val="24"/>
-          <w:lang w:val="es-ES_tradnl" w:eastAsia="es-ES_tradnl"/>
-        </w:rPr>
-        <w:t xml:space="preserve">Lo cual promediado entre sus </w:t>
-      </w:r>
-      <w:r>
-        <w:rPr>
-          <w:rFonts w:cs="Arial"/>
-          <w:szCs w:val="24"/>
-        </w:rPr>
-        <w:t xml:space="preserve">{{ </w:t>
-      </w:r>
-      <w:proofErr w:type="spellStart"/>
-      <w:r>
-        <w:rPr>
-          <w:rFonts w:cs="Arial"/>
-          <w:szCs w:val="24"/>
-        </w:rPr>
-        <w:t>cantidad_unidades</w:t>
-      </w:r>
-      <w:proofErr w:type="spellEnd"/>
-      <w:r>
-        <w:rPr>
-          <w:rFonts w:cs="Arial"/>
-          <w:szCs w:val="24"/>
-        </w:rPr>
-        <w:t xml:space="preserve"> }}</w:t>
-      </w:r>
-      <w:r>
-        <w:rPr>
-          <w:rFonts w:eastAsia="Times New Roman" w:cs="Arial"/>
-          <w:color w:val="000000"/>
-          <w:szCs w:val="24"/>
-          <w:lang w:val="es-ES_tradnl" w:eastAsia="es-ES_tradnl"/>
-        </w:rPr>
-        <w:t xml:space="preserve"> propietarios, nos da un costo unitario de </w:t>
-      </w:r>
-      <w:r>
-        <w:rPr>
-          <w:rFonts w:cs="Arial"/>
-          <w:szCs w:val="24"/>
-        </w:rPr>
-        <w:t xml:space="preserve">$ </w:t>
-      </w:r>
-      <w:r>
-        <w:rPr>
-          <w:rFonts w:cs="Arial"/>
-          <w:szCs w:val="24"/>
-        </w:rPr>
-        <w:t xml:space="preserve">{{ </w:t>
-      </w:r>
-      <w:proofErr w:type="spellStart"/>
-      <w:r>
-        <w:rPr>
-          <w:rFonts w:cs="Arial"/>
-          <w:szCs w:val="24"/>
-        </w:rPr>
-        <w:t>detalle.prorrateo_pesos</w:t>
-      </w:r>
-      <w:proofErr w:type="spellEnd"/>
-      <w:r>
-        <w:rPr>
-          <w:rFonts w:cs="Arial"/>
-          <w:szCs w:val="24"/>
-        </w:rPr>
-        <w:t xml:space="preserve"> }}</w:t>
-      </w:r>
-      <w:r>
-        <w:rPr>
-          <w:rFonts w:eastAsia="Times New Roman" w:cs="Arial"/>
-          <w:color w:val="000000"/>
-          <w:szCs w:val="24"/>
-          <w:lang w:val="es-ES_tradnl" w:eastAsia="es-ES_tradnl"/>
-        </w:rPr>
-        <w:t xml:space="preserve"> aprox.</w:t>
+      <w:r>
+        <w:rPr>
+          <w:rFonts w:cs="Arial"/>
+          <w:b/>
+          <w:szCs w:val="24"/>
+          <w:u w:val="single"/>
+          <w:lang w:val="en-GB"/>
+        </w:rPr>
+        <w:t>monto_asegurado_sugerido</w:t>
       </w:r>
     </w:p>
     <w:p>
@@ -6102,273 +5105,459 @@
         <w:jc w:val="both"/>
         <w:rPr>
           <w:rFonts w:cs="Arial"/>
-          <w:bCs/>
-          <w:color w:val="000000" w:themeColor="text1"/>
-          <w:szCs w:val="24"/>
-          <w:u w:val="single"/>
-          <w:lang w:val="es-ES_tradnl" w:eastAsia="es-ES_tradnl"/>
-        </w:rPr>
-      </w:pPr>
-      <w:r>
-        <w:rPr>
-          <w:rFonts w:cs="Arial"/>
-          <w:bCs/>
-          <w:color w:val="000000" w:themeColor="text1"/>
-          <w:szCs w:val="24"/>
-          <w:u w:val="single"/>
-          <w:lang w:val="es-ES_tradnl" w:eastAsia="es-ES_tradnl"/>
-        </w:rPr>
-        <w:t xml:space="preserve">{% </w:t>
-      </w:r>
-      <w:proofErr w:type="spellStart"/>
-      <w:r>
-        <w:rPr>
-          <w:rFonts w:cs="Arial"/>
-          <w:bCs/>
-          <w:color w:val="000000" w:themeColor="text1"/>
-          <w:szCs w:val="24"/>
-          <w:u w:val="single"/>
-          <w:lang w:val="es-ES_tradnl" w:eastAsia="es-ES_tradnl"/>
-        </w:rPr>
-        <w:t>endfor</w:t>
-      </w:r>
-      <w:proofErr w:type="spellEnd"/>
-      <w:r>
-        <w:rPr>
-          <w:rFonts w:cs="Arial"/>
-          <w:bCs/>
-          <w:color w:val="000000" w:themeColor="text1"/>
-          <w:szCs w:val="24"/>
-          <w:u w:val="single"/>
-          <w:lang w:val="es-ES_tradnl" w:eastAsia="es-ES_tradnl"/>
-        </w:rPr>
-        <w:t xml:space="preserve"> %}</w:t>
-      </w:r>
-    </w:p>
+          <w:b/>
+          <w:bCs/>
+          <w:color w:val="FF0000"/>
+          <w:szCs w:val="24"/>
+          <w:u w:val="single"/>
+          <w:lang w:val="es-ES_tradnl" w:eastAsia="es-ES_tradnl"/>
+        </w:rPr>
+      </w:pPr>
+      <w:r>
+        <w:rPr>
+          <w:rFonts w:cs="Arial"/>
+          <w:b/>
+          <w:szCs w:val="24"/>
+          <w:u w:val="single"/>
+        </w:rPr>
+        <w:t xml:space="preserve"> }}</w:t>
+      </w:r>
+      <w:r>
+        <w:rPr>
+          <w:rFonts w:cs="Arial"/>
+          <w:bCs/>
+          <w:color w:val="000000" w:themeColor="text1"/>
+          <w:szCs w:val="24"/>
+          <w:u w:val="single"/>
+          <w:lang w:val="es-ES_tradnl" w:eastAsia="es-ES_tradnl"/>
+        </w:rPr>
+        <w:t xml:space="preserve">: Simulación de Seguro Bienes y Espacios Comunes </w:t>
+      </w:r>
+      <w:r>
+        <w:rPr>
+          <w:rFonts w:cs="Arial"/>
+          <w:b/>
+          <w:color w:val="000000" w:themeColor="text1"/>
+          <w:szCs w:val="24"/>
+          <w:u w:val="single"/>
+          <w:lang w:val="es-ES_tradnl" w:eastAsia="es-ES_tradnl"/>
+        </w:rPr>
+        <w:t>Incendio + Sismo + Adicionales</w:t>
+      </w:r>
+      <w:r>
+        <w:rPr>
+          <w:rFonts w:cs="Arial"/>
+          <w:bCs/>
+          <w:color w:val="000000" w:themeColor="text1"/>
+          <w:szCs w:val="24"/>
+          <w:u w:val="single"/>
+          <w:lang w:val="es-ES_tradnl" w:eastAsia="es-ES_tradnl"/>
+        </w:rPr>
+        <w:t xml:space="preserve"> 202</w:t>
+      </w:r>
+      <w:r>
+        <w:rPr>
+          <w:rFonts w:cs="Arial"/>
+          <w:bCs/>
+          <w:color w:val="000000" w:themeColor="text1"/>
+          <w:szCs w:val="24"/>
+          <w:u w:val="single"/>
+          <w:lang w:val="es-ES_tradnl" w:eastAsia="es-ES_tradnl"/>
+        </w:rPr>
+        <w:t>3</w:t>
+      </w:r>
+      <w:r>
+        <w:rPr>
+          <w:rFonts w:cs="Arial"/>
+          <w:bCs/>
+          <w:color w:val="000000" w:themeColor="text1"/>
+          <w:szCs w:val="24"/>
+          <w:u w:val="single"/>
+          <w:lang w:val="es-ES_tradnl" w:eastAsia="es-ES_tradnl"/>
+        </w:rPr>
+        <w:t>.</w:t>
+      </w:r>
+      <w:r>
+        <w:rPr>
+          <w:rFonts w:cs="Arial"/>
+          <w:b/>
+          <w:bCs/>
+          <w:color w:val="FF0000"/>
+          <w:szCs w:val="24"/>
+          <w:u w:val="single"/>
+          <w:lang w:val="es-ES_tradnl" w:eastAsia="es-ES_tradnl"/>
+        </w:rPr>
+        <w:t xml:space="preserve"> </w:t>
+      </w:r>
+    </w:p>
+    <w:p>
+      <w:pPr>
+        <w:spacing w:before="100" w:beforeAutospacing="1" w:after="100" w:afterAutospacing="1" w:line="240" w:lineRule="auto"/>
+        <w:rPr>
+          <w:rFonts w:cs="Arial"/>
+          <w:color w:val="000000" w:themeColor="text1"/>
+          <w:szCs w:val="24"/>
+          <w:lang w:val="es-ES_tradnl" w:eastAsia="es-ES_tradnl"/>
+        </w:rPr>
+      </w:pPr>
+      <w:r>
+        <w:rPr>
+          <w:rFonts w:cs="Arial"/>
+          <w:color w:val="000000" w:themeColor="text1"/>
+          <w:szCs w:val="24"/>
+          <w:lang w:val="es-ES_tradnl" w:eastAsia="es-ES_tradnl"/>
+        </w:rPr>
+        <w:lastRenderedPageBreak/>
+        <w:t>{%</w:t>
+      </w:r>
+      <w:r>
+        <w:rPr>
+          <w:rFonts w:cs="Arial"/>
+          <w:color w:val="000000" w:themeColor="text1"/>
+          <w:szCs w:val="24"/>
+          <w:lang w:val="es-ES_tradnl" w:eastAsia="es-ES_tradnl"/>
+        </w:rPr>
+        <w:t xml:space="preserve"> for detalle in detalles_monto_asegurado_sugerido </w:t>
+      </w:r>
+      <w:r>
+        <w:rPr>
+          <w:rFonts w:cs="Arial"/>
+          <w:color w:val="000000" w:themeColor="text1"/>
+          <w:szCs w:val="24"/>
+          <w:lang w:val="es-ES_tradnl" w:eastAsia="es-ES_tradnl"/>
+        </w:rPr>
+        <w:t>%}</w:t>
+      </w:r>
+    </w:p>
+    <w:tbl>
+      <w:tblPr>
+        <w:tblStyle w:val="Tablaconcuadrcula"/>
+        <w:tblW w:w="0" w:type="auto"/>
+        <w:tblBorders>
+          <w:top w:val="none" w:sz="0" w:space="0" w:color="auto"/>
+          <w:left w:val="none" w:sz="0" w:space="0" w:color="auto"/>
+          <w:bottom w:val="none" w:sz="0" w:space="0" w:color="auto"/>
+          <w:right w:val="none" w:sz="0" w:space="0" w:color="auto"/>
+          <w:insideH w:val="none" w:sz="0" w:space="0" w:color="auto"/>
+          <w:insideV w:val="none" w:sz="0" w:space="0" w:color="auto"/>
+        </w:tblBorders>
+        <w:tblLook w:val="04A0" w:firstRow="1" w:lastRow="0" w:firstColumn="1" w:lastColumn="0" w:noHBand="0" w:noVBand="1"/>
+      </w:tblPr>
+      <w:tblGrid>
+        <w:gridCol w:w="2547"/>
+        <w:gridCol w:w="6281"/>
+      </w:tblGrid>
+      <w:tr>
+        <w:tc>
+          <w:tcPr>
+            <w:tcW w:w="2547" w:type="dxa"/>
+            <w:vAlign w:val="center"/>
+          </w:tcPr>
+          <w:p>
+            <w:pPr>
+              <w:spacing w:before="100" w:beforeAutospacing="1" w:after="100" w:afterAutospacing="1"/>
+              <w:jc w:val="center"/>
+              <w:rPr>
+                <w:rFonts w:cs="Arial"/>
+                <w:color w:val="000000" w:themeColor="text1"/>
+                <w:szCs w:val="24"/>
+                <w:lang w:val="es-ES_tradnl" w:eastAsia="es-ES_tradnl"/>
+              </w:rPr>
+            </w:pPr>
+            <w:r>
+              <w:rPr>
+                <w:rFonts w:cs="Arial"/>
+                <w:color w:val="000000" w:themeColor="text1"/>
+                <w:szCs w:val="24"/>
+                <w:lang w:val="es-ES_tradnl" w:eastAsia="es-ES_tradnl"/>
+              </w:rPr>
+              <w:t>{{ detalle.logo }}</w:t>
+            </w:r>
+          </w:p>
+        </w:tc>
+        <w:tc>
+          <w:tcPr>
+            <w:tcW w:w="6281" w:type="dxa"/>
+          </w:tcPr>
+          <w:p>
+            <w:pPr>
+              <w:spacing w:before="100" w:beforeAutospacing="1" w:after="100" w:afterAutospacing="1"/>
+              <w:rPr>
+                <w:rFonts w:cs="Arial"/>
+                <w:color w:val="000000" w:themeColor="text1"/>
+                <w:szCs w:val="24"/>
+                <w:lang w:val="es-ES_tradnl" w:eastAsia="es-ES_tradnl"/>
+              </w:rPr>
+            </w:pPr>
+            <w:r>
+              <w:rPr>
+                <w:rFonts w:eastAsia="Times New Roman" w:cs="Arial"/>
+                <w:b/>
+                <w:bCs/>
+                <w:color w:val="000000"/>
+                <w:szCs w:val="24"/>
+                <w:u w:val="single"/>
+                <w:lang w:val="es-ES_tradnl" w:eastAsia="es-ES_tradnl"/>
+              </w:rPr>
+              <w:t>{{ detalle.nombre_company }}</w:t>
+            </w:r>
+            <w:r>
+              <w:rPr>
+                <w:rFonts w:eastAsia="Times New Roman" w:cs="Arial"/>
+                <w:bCs/>
+                <w:color w:val="000000"/>
+                <w:szCs w:val="24"/>
+                <w:u w:val="single"/>
+                <w:lang w:val="es-ES_tradnl" w:eastAsia="es-ES_tradnl"/>
+              </w:rPr>
+              <w:t>:</w:t>
+            </w:r>
+            <w:r>
+              <w:rPr>
+                <w:rFonts w:eastAsia="Times New Roman" w:cs="Arial"/>
+                <w:bCs/>
+                <w:color w:val="000000"/>
+                <w:szCs w:val="24"/>
+                <w:lang w:val="es-ES_tradnl" w:eastAsia="es-ES_tradnl"/>
+              </w:rPr>
+              <w:t xml:space="preserve"> Monto </w:t>
+            </w:r>
+            <w:r>
+              <w:rPr>
+                <w:rFonts w:cs="Arial"/>
+                <w:szCs w:val="24"/>
+              </w:rPr>
+              <w:t xml:space="preserve">UF </w:t>
+            </w:r>
+            <w:r>
+              <w:rPr>
+                <w:rFonts w:cs="Arial"/>
+                <w:szCs w:val="24"/>
+              </w:rPr>
+              <w:t>{{ detalle.monto_asegurado }}</w:t>
+            </w:r>
+            <w:r>
+              <w:rPr>
+                <w:rFonts w:eastAsia="Times New Roman" w:cs="Arial"/>
+                <w:bCs/>
+                <w:color w:val="000000"/>
+                <w:szCs w:val="24"/>
+                <w:lang w:val="es-ES_tradnl" w:eastAsia="es-ES_tradnl"/>
+              </w:rPr>
+              <w:t xml:space="preserve"> con una prima anual de </w:t>
+            </w:r>
+            <w:r>
+              <w:rPr>
+                <w:rFonts w:cs="Arial"/>
+                <w:b/>
+                <w:szCs w:val="24"/>
+              </w:rPr>
+              <w:t xml:space="preserve">UF </w:t>
+            </w:r>
+            <w:r>
+              <w:rPr>
+                <w:rFonts w:cs="Arial"/>
+                <w:b/>
+                <w:szCs w:val="24"/>
+              </w:rPr>
+              <w:t>{{ detalle.prima_anual }}</w:t>
+            </w:r>
+            <w:r>
+              <w:rPr>
+                <w:rFonts w:eastAsia="Times New Roman" w:cs="Arial"/>
+                <w:b/>
+                <w:color w:val="000000"/>
+                <w:szCs w:val="24"/>
+                <w:lang w:val="es-ES_tradnl" w:eastAsia="es-ES_tradnl"/>
+              </w:rPr>
+              <w:t xml:space="preserve"> </w:t>
+            </w:r>
+            <w:r>
+              <w:rPr>
+                <w:rFonts w:eastAsia="Times New Roman" w:cs="Arial"/>
+                <w:color w:val="000000"/>
+                <w:szCs w:val="24"/>
+                <w:lang w:val="es-ES_tradnl" w:eastAsia="es-ES_tradnl"/>
+              </w:rPr>
+              <w:t xml:space="preserve">que se puede pactar en </w:t>
+            </w:r>
+            <w:r>
+              <w:rPr>
+                <w:rFonts w:cs="Arial"/>
+                <w:b/>
+                <w:bCs/>
+                <w:szCs w:val="24"/>
+              </w:rPr>
+              <w:t>{{ cantidad_cuotas }}</w:t>
+            </w:r>
+            <w:r>
+              <w:rPr>
+                <w:rFonts w:eastAsia="Times New Roman" w:cs="Arial"/>
+                <w:b/>
+                <w:bCs/>
+                <w:color w:val="000000"/>
+                <w:szCs w:val="24"/>
+                <w:lang w:val="es-ES_tradnl" w:eastAsia="es-ES_tradnl"/>
+              </w:rPr>
+              <w:t xml:space="preserve"> cuotas </w:t>
+            </w:r>
+            <w:r>
+              <w:rPr>
+                <w:rFonts w:eastAsia="Times New Roman" w:cs="Arial"/>
+                <w:b/>
+                <w:bCs/>
+                <w:color w:val="000000"/>
+                <w:szCs w:val="24"/>
+                <w:lang w:val="es-ES_tradnl" w:eastAsia="es-ES_tradnl"/>
+              </w:rPr>
+              <w:t xml:space="preserve">de </w:t>
+            </w:r>
+            <w:r>
+              <w:rPr>
+                <w:rFonts w:cs="Arial"/>
+                <w:b/>
+                <w:bCs/>
+                <w:szCs w:val="24"/>
+              </w:rPr>
+              <w:t xml:space="preserve">UF </w:t>
+            </w:r>
+            <w:r>
+              <w:rPr>
+                <w:rFonts w:cs="Arial"/>
+                <w:b/>
+                <w:bCs/>
+                <w:szCs w:val="24"/>
+              </w:rPr>
+              <w:t>{{ detalle.valor_cuota_uf }}</w:t>
+            </w:r>
+            <w:r>
+              <w:rPr>
+                <w:rFonts w:cs="Arial"/>
+                <w:szCs w:val="24"/>
+              </w:rPr>
+              <w:t>,</w:t>
+            </w:r>
+            <w:r>
+              <w:rPr>
+                <w:rFonts w:eastAsia="Times New Roman" w:cs="Arial"/>
+                <w:b/>
+                <w:bCs/>
+                <w:color w:val="000000"/>
+                <w:szCs w:val="24"/>
+                <w:lang w:val="es-ES_tradnl" w:eastAsia="es-ES_tradnl"/>
+              </w:rPr>
+              <w:t xml:space="preserve"> </w:t>
+            </w:r>
+            <w:r>
+              <w:rPr>
+                <w:rFonts w:eastAsia="Times New Roman" w:cs="Arial"/>
+                <w:color w:val="000000"/>
+                <w:szCs w:val="24"/>
+                <w:lang w:val="es-ES_tradnl" w:eastAsia="es-ES_tradnl"/>
+              </w:rPr>
+              <w:t>es decir </w:t>
+            </w:r>
+            <w:r>
+              <w:rPr>
+                <w:rFonts w:cs="Arial"/>
+                <w:szCs w:val="24"/>
+              </w:rPr>
+              <w:t xml:space="preserve">$ </w:t>
+            </w:r>
+            <w:r>
+              <w:rPr>
+                <w:rFonts w:cs="Arial"/>
+                <w:szCs w:val="24"/>
+              </w:rPr>
+              <w:t>{{ detalle.valor_cuota_pesos }}</w:t>
+            </w:r>
+            <w:r>
+              <w:rPr>
+                <w:rFonts w:eastAsia="Times New Roman" w:cs="Arial"/>
+                <w:bCs/>
+                <w:color w:val="000000"/>
+                <w:szCs w:val="24"/>
+                <w:lang w:val="es-ES_tradnl" w:eastAsia="es-ES_tradnl"/>
+              </w:rPr>
+              <w:t xml:space="preserve"> aprox. </w:t>
+            </w:r>
+            <w:r>
+              <w:rPr>
+                <w:rFonts w:eastAsia="Times New Roman" w:cs="Arial"/>
+                <w:color w:val="000000"/>
+                <w:szCs w:val="24"/>
+                <w:lang w:val="es-ES_tradnl" w:eastAsia="es-ES_tradnl"/>
+              </w:rPr>
+              <w:t xml:space="preserve">Lo cual promediado entre sus </w:t>
+            </w:r>
+            <w:r>
+              <w:rPr>
+                <w:rFonts w:cs="Arial"/>
+                <w:szCs w:val="24"/>
+              </w:rPr>
+              <w:t>{{ cantidad_unidades }}</w:t>
+            </w:r>
+            <w:r>
+              <w:rPr>
+                <w:rFonts w:eastAsia="Times New Roman" w:cs="Arial"/>
+                <w:color w:val="000000"/>
+                <w:szCs w:val="24"/>
+                <w:lang w:val="es-ES_tradnl" w:eastAsia="es-ES_tradnl"/>
+              </w:rPr>
+              <w:t xml:space="preserve"> propietarios, nos da un costo unitario de </w:t>
+            </w:r>
+            <w:r>
+              <w:rPr>
+                <w:rFonts w:cs="Arial"/>
+                <w:szCs w:val="24"/>
+              </w:rPr>
+              <w:t xml:space="preserve">$ </w:t>
+            </w:r>
+            <w:r>
+              <w:rPr>
+                <w:rFonts w:cs="Arial"/>
+                <w:szCs w:val="24"/>
+              </w:rPr>
+              <w:t>{{ detalle.prorrateo_pesos }}</w:t>
+            </w:r>
+            <w:r>
+              <w:rPr>
+                <w:rFonts w:eastAsia="Times New Roman" w:cs="Arial"/>
+                <w:color w:val="000000"/>
+                <w:szCs w:val="24"/>
+                <w:lang w:val="es-ES_tradnl" w:eastAsia="es-ES_tradnl"/>
+              </w:rPr>
+              <w:t xml:space="preserve"> aprox.</w:t>
+            </w:r>
+          </w:p>
+        </w:tc>
+      </w:tr>
+    </w:tbl>
     <w:p>
       <w:pPr>
         <w:spacing w:before="100" w:beforeAutospacing="1" w:after="100" w:afterAutospacing="1" w:line="240" w:lineRule="auto"/>
         <w:jc w:val="both"/>
         <w:rPr>
-          <w:rFonts w:eastAsia="Times New Roman" w:cs="Arial"/>
-          <w:b/>
-          <w:bCs/>
-          <w:color w:val="000000"/>
-          <w:szCs w:val="24"/>
-          <w:u w:val="single"/>
-          <w:lang w:val="es-ES_tradnl" w:eastAsia="es-ES_tradnl"/>
-        </w:rPr>
-      </w:pPr>
-      <w:r>
-        <w:rPr>
-          <w:rFonts w:cs="Arial"/>
-          <w:bCs/>
-          <w:color w:val="000000" w:themeColor="text1"/>
-          <w:szCs w:val="24"/>
-          <w:u w:val="single"/>
-          <w:lang w:val="es-ES_tradnl" w:eastAsia="es-ES_tradnl"/>
-        </w:rPr>
-        <w:t xml:space="preserve">4.3.1.- </w:t>
-      </w:r>
-      <w:r>
-        <w:rPr>
-          <w:rFonts w:cs="Arial"/>
-          <w:bCs/>
-          <w:color w:val="000000" w:themeColor="text1"/>
-          <w:szCs w:val="24"/>
-          <w:u w:val="single"/>
-          <w:lang w:val="es-ES_tradnl" w:eastAsia="es-ES_tradnl"/>
-        </w:rPr>
-        <w:t xml:space="preserve">Cuadro Comparativo: Monto (Ejemplo) </w:t>
-      </w:r>
-      <w:r>
-        <w:rPr>
-          <w:rFonts w:cs="Arial"/>
-          <w:b/>
-          <w:szCs w:val="24"/>
-          <w:u w:val="single"/>
-        </w:rPr>
-        <w:t xml:space="preserve">UF </w:t>
-      </w:r>
-      <w:r>
-        <w:rPr>
-          <w:rFonts w:cs="Arial"/>
-          <w:b/>
-          <w:szCs w:val="24"/>
-          <w:u w:val="single"/>
-        </w:rPr>
-        <w:t xml:space="preserve">{{ </w:t>
-      </w:r>
-      <w:proofErr w:type="spellStart"/>
-      <w:r>
-        <w:rPr>
-          <w:rFonts w:cs="Arial"/>
-          <w:b/>
-          <w:szCs w:val="24"/>
-          <w:u w:val="single"/>
-        </w:rPr>
-        <w:t>monto_asegurado_segundo_ejemplo</w:t>
-      </w:r>
-      <w:proofErr w:type="spellEnd"/>
-      <w:r>
-        <w:rPr>
-          <w:rFonts w:cs="Arial"/>
-          <w:b/>
-          <w:szCs w:val="24"/>
-          <w:u w:val="single"/>
-        </w:rPr>
-        <w:t xml:space="preserve"> }}</w:t>
-      </w:r>
-      <w:r>
-        <w:rPr>
-          <w:rFonts w:cs="Arial"/>
-          <w:bCs/>
-          <w:color w:val="000000" w:themeColor="text1"/>
-          <w:szCs w:val="24"/>
-          <w:u w:val="single"/>
-          <w:lang w:val="es-ES_tradnl" w:eastAsia="es-ES_tradnl"/>
-        </w:rPr>
-        <w:t xml:space="preserve"> </w:t>
-      </w:r>
-      <w:r>
-        <w:rPr>
-          <w:rFonts w:cs="Arial"/>
-          <w:bCs/>
-          <w:color w:val="000000" w:themeColor="text1"/>
-          <w:szCs w:val="24"/>
-          <w:u w:val="single"/>
-          <w:lang w:val="es-ES_tradnl" w:eastAsia="es-ES_tradnl"/>
-        </w:rPr>
-        <w:t xml:space="preserve">de Seguro Bienes y Espacios Comunes </w:t>
-      </w:r>
-      <w:r>
-        <w:rPr>
-          <w:rFonts w:cs="Arial"/>
-          <w:b/>
-          <w:color w:val="000000" w:themeColor="text1"/>
-          <w:szCs w:val="24"/>
-          <w:u w:val="single"/>
-          <w:lang w:val="es-ES_tradnl" w:eastAsia="es-ES_tradnl"/>
-        </w:rPr>
-        <w:t>Incendio + Sismo + Adicionales</w:t>
-      </w:r>
-      <w:r>
-        <w:rPr>
-          <w:rFonts w:cs="Arial"/>
-          <w:bCs/>
-          <w:color w:val="000000" w:themeColor="text1"/>
-          <w:szCs w:val="24"/>
-          <w:u w:val="single"/>
-          <w:lang w:val="es-ES_tradnl" w:eastAsia="es-ES_tradnl"/>
-        </w:rPr>
-        <w:t xml:space="preserve"> 202</w:t>
-      </w:r>
-      <w:r>
-        <w:rPr>
-          <w:rFonts w:cs="Arial"/>
-          <w:bCs/>
-          <w:color w:val="000000" w:themeColor="text1"/>
-          <w:szCs w:val="24"/>
-          <w:u w:val="single"/>
-          <w:lang w:val="es-ES_tradnl" w:eastAsia="es-ES_tradnl"/>
-        </w:rPr>
-        <w:t>3</w:t>
-      </w:r>
-      <w:r>
-        <w:rPr>
-          <w:rFonts w:cs="Arial"/>
-          <w:bCs/>
-          <w:color w:val="000000" w:themeColor="text1"/>
-          <w:szCs w:val="24"/>
-          <w:u w:val="single"/>
-          <w:lang w:val="es-ES_tradnl" w:eastAsia="es-ES_tradnl"/>
-        </w:rPr>
-        <w:t>.</w:t>
-      </w:r>
-      <w:r>
-        <w:rPr>
-          <w:rFonts w:cs="Arial"/>
-          <w:b/>
-          <w:bCs/>
-          <w:color w:val="FF0000"/>
-          <w:szCs w:val="24"/>
-          <w:u w:val="single"/>
-          <w:lang w:val="es-ES_tradnl" w:eastAsia="es-ES_tradnl"/>
-        </w:rPr>
-        <w:t xml:space="preserve"> Infraseguro</w:t>
-      </w:r>
-      <w:r>
-        <w:rPr>
-          <w:rFonts w:cs="Arial"/>
-          <w:b/>
-          <w:bCs/>
-          <w:color w:val="FF0000"/>
-          <w:szCs w:val="24"/>
-          <w:u w:val="single"/>
-          <w:lang w:val="es-ES_tradnl" w:eastAsia="es-ES_tradnl"/>
-        </w:rPr>
-        <w:t xml:space="preserve"> </w:t>
-      </w:r>
-      <w:r>
-        <w:rPr>
-          <w:rFonts w:cs="Arial"/>
-          <w:b/>
-          <w:bCs/>
-          <w:color w:val="FF0000"/>
-          <w:szCs w:val="24"/>
-          <w:u w:val="single"/>
-        </w:rPr>
-        <w:t xml:space="preserve">{{ </w:t>
-      </w:r>
-      <w:proofErr w:type="spellStart"/>
-      <w:r>
-        <w:rPr>
-          <w:rFonts w:cs="Arial"/>
-          <w:b/>
-          <w:bCs/>
-          <w:color w:val="FF0000"/>
-          <w:szCs w:val="24"/>
-          <w:u w:val="single"/>
-        </w:rPr>
-        <w:t>porcentaje_infraseguro_segundo_ejemplo</w:t>
-      </w:r>
-      <w:proofErr w:type="spellEnd"/>
-      <w:r>
-        <w:rPr>
-          <w:rFonts w:cs="Arial"/>
-          <w:b/>
-          <w:bCs/>
-          <w:color w:val="FF0000"/>
-          <w:szCs w:val="24"/>
-          <w:u w:val="single"/>
-        </w:rPr>
-        <w:t xml:space="preserve"> }}</w:t>
-      </w:r>
-      <w:r>
-        <w:rPr>
-          <w:rFonts w:cs="Arial"/>
-          <w:b/>
-          <w:bCs/>
-          <w:color w:val="FF0000"/>
-          <w:szCs w:val="24"/>
-          <w:u w:val="single"/>
-        </w:rPr>
-        <w:t>%</w:t>
-      </w:r>
-      <w:r>
-        <w:rPr>
-          <w:rFonts w:cs="Arial"/>
-          <w:b/>
-          <w:bCs/>
-          <w:color w:val="FF0000"/>
-          <w:szCs w:val="24"/>
-          <w:u w:val="single"/>
-          <w:lang w:val="es-ES_tradnl" w:eastAsia="es-ES_tradnl"/>
-        </w:rPr>
-        <w:t>.</w:t>
-      </w:r>
-    </w:p>
-    <w:bookmarkEnd w:id="5"/>
+          <w:rFonts w:cs="Arial"/>
+          <w:bCs/>
+          <w:color w:val="000000" w:themeColor="text1"/>
+          <w:szCs w:val="24"/>
+          <w:u w:val="single"/>
+          <w:lang w:val="es-ES_tradnl" w:eastAsia="es-ES_tradnl"/>
+        </w:rPr>
+      </w:pPr>
+      <w:r>
+        <w:rPr>
+          <w:rFonts w:cs="Arial"/>
+          <w:bCs/>
+          <w:color w:val="000000" w:themeColor="text1"/>
+          <w:szCs w:val="24"/>
+          <w:u w:val="single"/>
+          <w:lang w:val="es-ES_tradnl" w:eastAsia="es-ES_tradnl"/>
+        </w:rPr>
+        <w:t>{% endfor %}</w:t>
+      </w:r>
+    </w:p>
     <w:p>
       <w:pPr>
         <w:spacing w:before="100" w:beforeAutospacing="1" w:after="100" w:afterAutospacing="1" w:line="240" w:lineRule="auto"/>
@@ -6376,40 +5565,151 @@
         <w:rPr>
           <w:rFonts w:cs="Arial"/>
           <w:b/>
-          <w:bCs/>
-          <w:color w:val="000000" w:themeColor="text1"/>
-          <w:szCs w:val="24"/>
-          <w:lang w:val="es-ES_tradnl" w:eastAsia="es-ES_tradnl"/>
-        </w:rPr>
-      </w:pPr>
+          <w:szCs w:val="24"/>
+          <w:u w:val="single"/>
+          <w:lang w:val="en-GB"/>
+        </w:rPr>
+      </w:pPr>
+      <w:r>
+        <w:rPr>
+          <w:rFonts w:cs="Arial"/>
+          <w:bCs/>
+          <w:color w:val="000000" w:themeColor="text1"/>
+          <w:szCs w:val="24"/>
+          <w:u w:val="single"/>
+          <w:lang w:val="es-ES_tradnl" w:eastAsia="es-ES_tradnl"/>
+        </w:rPr>
+        <w:t xml:space="preserve">4.4.1.- Cuadro Comparativo: Monto (Sugerido) </w:t>
+      </w:r>
+      <w:r>
+        <w:rPr>
+          <w:rFonts w:cs="Arial"/>
+          <w:b/>
+          <w:szCs w:val="24"/>
+          <w:u w:val="single"/>
+        </w:rPr>
+        <w:t xml:space="preserve">UF </w:t>
+      </w:r>
+      <w:r>
+        <w:rPr>
+          <w:rFonts w:cs="Arial"/>
+          <w:b/>
+          <w:szCs w:val="24"/>
+          <w:u w:val="single"/>
+        </w:rPr>
+        <w:t xml:space="preserve">{{ </w:t>
+      </w:r>
+      <w:r>
+        <w:rPr>
+          <w:rFonts w:cs="Arial"/>
+          <w:b/>
+          <w:szCs w:val="24"/>
+          <w:u w:val="single"/>
+          <w:lang w:val="en-GB"/>
+        </w:rPr>
+        <w:t>monto_asegurado_sugerido</w:t>
+      </w:r>
     </w:p>
     <w:p>
       <w:pPr>
         <w:spacing w:before="100" w:beforeAutospacing="1" w:after="100" w:afterAutospacing="1" w:line="240" w:lineRule="auto"/>
         <w:jc w:val="both"/>
         <w:rPr>
-          <w:rFonts w:cs="Arial"/>
-          <w:b/>
-          <w:bCs/>
-          <w:color w:val="000000" w:themeColor="text1"/>
-          <w:szCs w:val="24"/>
-          <w:lang w:val="es-ES_tradnl" w:eastAsia="es-ES_tradnl"/>
-        </w:rPr>
-      </w:pPr>
-      <w:r>
-        <w:rPr>
-          <w:rFonts w:cs="Arial"/>
-          <w:b/>
-          <w:bCs/>
-          <w:color w:val="000000" w:themeColor="text1"/>
-          <w:szCs w:val="24"/>
-          <w:lang w:val="es-ES_tradnl" w:eastAsia="es-ES_tradnl"/>
-        </w:rPr>
-        <w:pict w14:anchorId="1F77CE7B">
-          <v:shape id="_x0000_i1027" type="#_x0000_t75" style="width:943.2pt;height:102.6pt">
-            <v:imagedata r:id="rId11" o:title=""/>
-          </v:shape>
-        </w:pict>
+          <w:rFonts w:eastAsia="Times New Roman" w:cs="Arial"/>
+          <w:b/>
+          <w:bCs/>
+          <w:color w:val="000000"/>
+          <w:szCs w:val="24"/>
+          <w:u w:val="single"/>
+          <w:lang w:val="es-ES_tradnl" w:eastAsia="es-ES_tradnl"/>
+        </w:rPr>
+      </w:pPr>
+      <w:r>
+        <w:rPr>
+          <w:rFonts w:cs="Arial"/>
+          <w:b/>
+          <w:szCs w:val="24"/>
+          <w:u w:val="single"/>
+        </w:rPr>
+        <w:t xml:space="preserve"> }}</w:t>
+      </w:r>
+      <w:r>
+        <w:rPr>
+          <w:rFonts w:cs="Arial"/>
+          <w:bCs/>
+          <w:color w:val="000000" w:themeColor="text1"/>
+          <w:szCs w:val="24"/>
+          <w:u w:val="single"/>
+          <w:lang w:val="es-ES_tradnl" w:eastAsia="es-ES_tradnl"/>
+        </w:rPr>
+        <w:t xml:space="preserve"> </w:t>
+      </w:r>
+      <w:r>
+        <w:rPr>
+          <w:rFonts w:cs="Arial"/>
+          <w:bCs/>
+          <w:color w:val="000000" w:themeColor="text1"/>
+          <w:szCs w:val="24"/>
+          <w:u w:val="single"/>
+          <w:lang w:val="es-ES_tradnl" w:eastAsia="es-ES_tradnl"/>
+        </w:rPr>
+        <w:t xml:space="preserve">de Seguro Bienes y Espacios Comunes </w:t>
+      </w:r>
+      <w:r>
+        <w:rPr>
+          <w:rFonts w:cs="Arial"/>
+          <w:b/>
+          <w:color w:val="000000" w:themeColor="text1"/>
+          <w:szCs w:val="24"/>
+          <w:u w:val="single"/>
+          <w:lang w:val="es-ES_tradnl" w:eastAsia="es-ES_tradnl"/>
+        </w:rPr>
+        <w:t>Incendio + Sismo + Adicionales</w:t>
+      </w:r>
+      <w:r>
+        <w:rPr>
+          <w:rFonts w:cs="Arial"/>
+          <w:bCs/>
+          <w:color w:val="000000" w:themeColor="text1"/>
+          <w:szCs w:val="24"/>
+          <w:u w:val="single"/>
+          <w:lang w:val="es-ES_tradnl" w:eastAsia="es-ES_tradnl"/>
+        </w:rPr>
+        <w:t xml:space="preserve"> 202</w:t>
+      </w:r>
+      <w:r>
+        <w:rPr>
+          <w:rFonts w:cs="Arial"/>
+          <w:bCs/>
+          <w:color w:val="000000" w:themeColor="text1"/>
+          <w:szCs w:val="24"/>
+          <w:u w:val="single"/>
+          <w:lang w:val="es-ES_tradnl" w:eastAsia="es-ES_tradnl"/>
+        </w:rPr>
+        <w:t>2</w:t>
+      </w:r>
+      <w:r>
+        <w:rPr>
+          <w:rFonts w:cs="Arial"/>
+          <w:bCs/>
+          <w:color w:val="000000" w:themeColor="text1"/>
+          <w:szCs w:val="24"/>
+          <w:u w:val="single"/>
+          <w:lang w:val="es-ES_tradnl" w:eastAsia="es-ES_tradnl"/>
+        </w:rPr>
+        <w:t>.</w:t>
+      </w:r>
+      <w:r>
+        <w:rPr>
+          <w:rFonts w:cs="Arial"/>
+          <w:b/>
+          <w:bCs/>
+          <w:color w:val="FF0000"/>
+          <w:szCs w:val="24"/>
+          <w:u w:val="single"/>
+          <w:lang w:val="es-ES_tradnl" w:eastAsia="es-ES_tradnl"/>
+        </w:rPr>
+        <w:t xml:space="preserve"> </w:t>
       </w:r>
     </w:p>
     <w:p>
@@ -6417,9 +5717,10 @@
         <w:spacing w:before="100" w:beforeAutospacing="1" w:after="100" w:afterAutospacing="1" w:line="240" w:lineRule="auto"/>
         <w:jc w:val="both"/>
         <w:rPr>
-          <w:rFonts w:cs="Arial"/>
-          <w:bCs/>
-          <w:color w:val="000000" w:themeColor="text1"/>
+          <w:rFonts w:eastAsia="Times New Roman" w:cs="Arial"/>
+          <w:b/>
+          <w:bCs/>
+          <w:color w:val="000000"/>
           <w:szCs w:val="24"/>
           <w:u w:val="single"/>
           <w:lang w:val="es-ES_tradnl" w:eastAsia="es-ES_tradnl"/>
@@ -6431,1013 +5732,6 @@
         <w:spacing w:before="100" w:beforeAutospacing="1" w:after="100" w:afterAutospacing="1" w:line="240" w:lineRule="auto"/>
         <w:jc w:val="both"/>
         <w:rPr>
-          <w:rFonts w:cs="Arial"/>
-          <w:bCs/>
-          <w:color w:val="000000" w:themeColor="text1"/>
-          <w:szCs w:val="24"/>
-          <w:u w:val="single"/>
-          <w:lang w:val="es-ES_tradnl" w:eastAsia="es-ES_tradnl"/>
-        </w:rPr>
-      </w:pPr>
-    </w:p>
-    <w:p>
-      <w:pPr>
-        <w:spacing w:before="100" w:beforeAutospacing="1" w:after="100" w:afterAutospacing="1" w:line="240" w:lineRule="auto"/>
-        <w:jc w:val="both"/>
-        <w:rPr>
-          <w:rFonts w:cs="Arial"/>
-          <w:b/>
-          <w:szCs w:val="24"/>
-          <w:u w:val="single"/>
-          <w:lang w:val="en-GB"/>
-        </w:rPr>
-      </w:pPr>
-      <w:r>
-        <w:rPr>
-          <w:rFonts w:cs="Arial"/>
-          <w:bCs/>
-          <w:color w:val="000000" w:themeColor="text1"/>
-          <w:szCs w:val="24"/>
-          <w:u w:val="single"/>
-          <w:lang w:val="es-ES_tradnl" w:eastAsia="es-ES_tradnl"/>
-        </w:rPr>
-        <w:t xml:space="preserve">4.4.- </w:t>
-      </w:r>
-      <w:r>
-        <w:rPr>
-          <w:rFonts w:cs="Arial"/>
-          <w:b/>
-          <w:color w:val="000000" w:themeColor="text1"/>
-          <w:szCs w:val="24"/>
-          <w:u w:val="single"/>
-          <w:lang w:val="es-ES_tradnl" w:eastAsia="es-ES_tradnl"/>
-        </w:rPr>
-        <w:t>Opción 4:</w:t>
-      </w:r>
-      <w:r>
-        <w:rPr>
-          <w:rFonts w:cs="Arial"/>
-          <w:bCs/>
-          <w:color w:val="000000" w:themeColor="text1"/>
-          <w:szCs w:val="24"/>
-          <w:u w:val="single"/>
-          <w:lang w:val="es-ES_tradnl" w:eastAsia="es-ES_tradnl"/>
-        </w:rPr>
-        <w:t xml:space="preserve"> Monto (Sugerido) </w:t>
-      </w:r>
-      <w:r>
-        <w:rPr>
-          <w:rFonts w:cs="Arial"/>
-          <w:b/>
-          <w:szCs w:val="24"/>
-          <w:u w:val="single"/>
-        </w:rPr>
-        <w:t xml:space="preserve">UF </w:t>
-      </w:r>
-      <w:r>
-        <w:rPr>
-          <w:rFonts w:cs="Arial"/>
-          <w:b/>
-          <w:szCs w:val="24"/>
-          <w:u w:val="single"/>
-        </w:rPr>
-        <w:t xml:space="preserve">{{ </w:t>
-      </w:r>
-      <w:proofErr w:type="spellStart"/>
-      <w:r>
-        <w:rPr>
-          <w:rFonts w:cs="Arial"/>
-          <w:b/>
-          <w:szCs w:val="24"/>
-          <w:u w:val="single"/>
-          <w:lang w:val="en-GB"/>
-        </w:rPr>
-        <w:t>monto_asegurado_sugerido</w:t>
-      </w:r>
-      <w:proofErr w:type="spellEnd"/>
-    </w:p>
-    <w:p>
-      <w:pPr>
-        <w:spacing w:before="100" w:beforeAutospacing="1" w:after="100" w:afterAutospacing="1" w:line="240" w:lineRule="auto"/>
-        <w:jc w:val="both"/>
-        <w:rPr>
-          <w:rFonts w:cs="Arial"/>
-          <w:b/>
-          <w:bCs/>
-          <w:color w:val="FF0000"/>
-          <w:szCs w:val="24"/>
-          <w:u w:val="single"/>
-          <w:lang w:val="es-ES_tradnl" w:eastAsia="es-ES_tradnl"/>
-        </w:rPr>
-      </w:pPr>
-      <w:r>
-        <w:rPr>
-          <w:rFonts w:cs="Arial"/>
-          <w:b/>
-          <w:szCs w:val="24"/>
-          <w:u w:val="single"/>
-        </w:rPr>
-        <w:t xml:space="preserve"> }}</w:t>
-      </w:r>
-      <w:r>
-        <w:rPr>
-          <w:rFonts w:cs="Arial"/>
-          <w:bCs/>
-          <w:color w:val="000000" w:themeColor="text1"/>
-          <w:szCs w:val="24"/>
-          <w:u w:val="single"/>
-          <w:lang w:val="es-ES_tradnl" w:eastAsia="es-ES_tradnl"/>
-        </w:rPr>
-        <w:t xml:space="preserve">: Simulación de Seguro Bienes y Espacios Comunes </w:t>
-      </w:r>
-      <w:r>
-        <w:rPr>
-          <w:rFonts w:cs="Arial"/>
-          <w:b/>
-          <w:color w:val="000000" w:themeColor="text1"/>
-          <w:szCs w:val="24"/>
-          <w:u w:val="single"/>
-          <w:lang w:val="es-ES_tradnl" w:eastAsia="es-ES_tradnl"/>
-        </w:rPr>
-        <w:t>Incendio + Sismo + Adicionales</w:t>
-      </w:r>
-      <w:r>
-        <w:rPr>
-          <w:rFonts w:cs="Arial"/>
-          <w:bCs/>
-          <w:color w:val="000000" w:themeColor="text1"/>
-          <w:szCs w:val="24"/>
-          <w:u w:val="single"/>
-          <w:lang w:val="es-ES_tradnl" w:eastAsia="es-ES_tradnl"/>
-        </w:rPr>
-        <w:t xml:space="preserve"> 202</w:t>
-      </w:r>
-      <w:r>
-        <w:rPr>
-          <w:rFonts w:cs="Arial"/>
-          <w:bCs/>
-          <w:color w:val="000000" w:themeColor="text1"/>
-          <w:szCs w:val="24"/>
-          <w:u w:val="single"/>
-          <w:lang w:val="es-ES_tradnl" w:eastAsia="es-ES_tradnl"/>
-        </w:rPr>
-        <w:t>3</w:t>
-      </w:r>
-      <w:r>
-        <w:rPr>
-          <w:rFonts w:cs="Arial"/>
-          <w:bCs/>
-          <w:color w:val="000000" w:themeColor="text1"/>
-          <w:szCs w:val="24"/>
-          <w:u w:val="single"/>
-          <w:lang w:val="es-ES_tradnl" w:eastAsia="es-ES_tradnl"/>
-        </w:rPr>
-        <w:t>.</w:t>
-      </w:r>
-      <w:r>
-        <w:rPr>
-          <w:rFonts w:cs="Arial"/>
-          <w:b/>
-          <w:bCs/>
-          <w:color w:val="FF0000"/>
-          <w:szCs w:val="24"/>
-          <w:u w:val="single"/>
-          <w:lang w:val="es-ES_tradnl" w:eastAsia="es-ES_tradnl"/>
-        </w:rPr>
-        <w:t xml:space="preserve"> </w:t>
-      </w:r>
-    </w:p>
-    <w:p>
-      <w:pPr>
-        <w:spacing w:before="100" w:beforeAutospacing="1" w:after="100" w:afterAutospacing="1" w:line="240" w:lineRule="auto"/>
-        <w:rPr>
-          <w:rFonts w:cs="Arial"/>
-          <w:color w:val="000000" w:themeColor="text1"/>
-          <w:szCs w:val="24"/>
-          <w:lang w:val="es-ES_tradnl" w:eastAsia="es-ES_tradnl"/>
-        </w:rPr>
-      </w:pPr>
-      <w:r>
-        <w:rPr>
-          <w:rFonts w:cs="Arial"/>
-          <w:color w:val="000000" w:themeColor="text1"/>
-          <w:szCs w:val="24"/>
-          <w:lang w:val="es-ES_tradnl" w:eastAsia="es-ES_tradnl"/>
-        </w:rPr>
-        <w:t>{%</w:t>
-      </w:r>
-      <w:r>
-        <w:rPr>
-          <w:rFonts w:cs="Arial"/>
-          <w:color w:val="000000" w:themeColor="text1"/>
-          <w:szCs w:val="24"/>
-          <w:lang w:val="es-ES_tradnl" w:eastAsia="es-ES_tradnl"/>
-        </w:rPr>
-        <w:t xml:space="preserve"> </w:t>
-      </w:r>
-      <w:proofErr w:type="spellStart"/>
-      <w:r>
-        <w:rPr>
-          <w:rFonts w:cs="Arial"/>
-          <w:color w:val="000000" w:themeColor="text1"/>
-          <w:szCs w:val="24"/>
-          <w:lang w:val="es-ES_tradnl" w:eastAsia="es-ES_tradnl"/>
-        </w:rPr>
-        <w:t>for</w:t>
-      </w:r>
-      <w:proofErr w:type="spellEnd"/>
-      <w:r>
-        <w:rPr>
-          <w:rFonts w:cs="Arial"/>
-          <w:color w:val="000000" w:themeColor="text1"/>
-          <w:szCs w:val="24"/>
-          <w:lang w:val="es-ES_tradnl" w:eastAsia="es-ES_tradnl"/>
-        </w:rPr>
-        <w:t xml:space="preserve"> detalle in </w:t>
-      </w:r>
-      <w:proofErr w:type="spellStart"/>
-      <w:r>
-        <w:rPr>
-          <w:rFonts w:cs="Arial"/>
-          <w:color w:val="000000" w:themeColor="text1"/>
-          <w:szCs w:val="24"/>
-          <w:lang w:val="es-ES_tradnl" w:eastAsia="es-ES_tradnl"/>
-        </w:rPr>
-        <w:t>detalles_monto_asegurado_</w:t>
-      </w:r>
-      <w:r>
-        <w:rPr>
-          <w:rFonts w:cs="Arial"/>
-          <w:color w:val="000000" w:themeColor="text1"/>
-          <w:szCs w:val="24"/>
-          <w:lang w:val="es-ES_tradnl" w:eastAsia="es-ES_tradnl"/>
-        </w:rPr>
-        <w:t>sugerido</w:t>
-      </w:r>
-      <w:proofErr w:type="spellEnd"/>
-      <w:r>
-        <w:rPr>
-          <w:rFonts w:cs="Arial"/>
-          <w:color w:val="000000" w:themeColor="text1"/>
-          <w:szCs w:val="24"/>
-          <w:lang w:val="es-ES_tradnl" w:eastAsia="es-ES_tradnl"/>
-        </w:rPr>
-        <w:t xml:space="preserve"> </w:t>
-      </w:r>
-      <w:r>
-        <w:rPr>
-          <w:rFonts w:cs="Arial"/>
-          <w:color w:val="000000" w:themeColor="text1"/>
-          <w:szCs w:val="24"/>
-          <w:lang w:val="es-ES_tradnl" w:eastAsia="es-ES_tradnl"/>
-        </w:rPr>
-        <w:t>%}</w:t>
-      </w:r>
-    </w:p>
-    <w:p>
-      <w:pPr>
-        <w:pStyle w:val="Prrafodelista"/>
-        <w:spacing w:before="100" w:beforeAutospacing="1" w:after="100" w:afterAutospacing="1" w:line="240" w:lineRule="auto"/>
-        <w:ind w:left="2552"/>
-        <w:jc w:val="both"/>
-        <w:rPr>
-          <w:rFonts w:eastAsia="Times New Roman" w:cs="Arial"/>
-          <w:color w:val="000000"/>
-          <w:szCs w:val="24"/>
-          <w:u w:val="single"/>
-          <w:lang w:val="es-ES_tradnl" w:eastAsia="es-ES_tradnl"/>
-        </w:rPr>
-      </w:pPr>
-      <w:r>
-        <w:rPr>
-          <w:rFonts w:eastAsia="Times New Roman" w:cs="Arial"/>
-          <w:b/>
-          <w:noProof/>
-          <w:color w:val="000000"/>
-          <w:szCs w:val="24"/>
-          <w:lang w:val="es-CL" w:eastAsia="es-CL"/>
-        </w:rPr>
-        <w:drawing>
-          <wp:anchor distT="0" distB="0" distL="114300" distR="114300" simplePos="0" relativeHeight="251888640" behindDoc="0" locked="0" layoutInCell="1" allowOverlap="1" wp14:anchorId="124B0494" wp14:editId="62FB5577">
-            <wp:simplePos x="0" y="0"/>
-            <wp:positionH relativeFrom="margin">
-              <wp:align>left</wp:align>
-            </wp:positionH>
-            <wp:positionV relativeFrom="paragraph">
-              <wp:posOffset>233680</wp:posOffset>
-            </wp:positionV>
-            <wp:extent cx="1152525" cy="257175"/>
-            <wp:effectExtent l="0" t="0" r="9525" b="9525"/>
-            <wp:wrapNone/>
-            <wp:docPr id="6" name="Imagen 6" descr="Resultado de imagen para renta nacional"/>
-            <wp:cNvGraphicFramePr/>
-            <a:graphic xmlns:a="http://schemas.openxmlformats.org/drawingml/2006/main">
-              <a:graphicData uri="http://schemas.openxmlformats.org/drawingml/2006/picture">
-                <pic:pic xmlns:pic="http://schemas.openxmlformats.org/drawingml/2006/picture">
-                  <pic:nvPicPr>
-                    <pic:cNvPr id="5" name="Imagen 4" descr="Resultado de imagen para renta nacional"/>
-                    <pic:cNvPicPr>
-                      <a:picLocks noChangeAspect="1" noChangeArrowheads="1"/>
-                    </pic:cNvPicPr>
-                  </pic:nvPicPr>
-                  <pic:blipFill>
-                    <a:blip r:embed="rId8" cstate="print">
-                      <a:extLst>
-                        <a:ext uri="{28A0092B-C50C-407E-A947-70E740481C1C}">
-                          <a14:useLocalDpi xmlns:a14="http://schemas.microsoft.com/office/drawing/2010/main" val="0"/>
-                        </a:ext>
-                      </a:extLst>
-                    </a:blip>
-                    <a:srcRect/>
-                    <a:stretch>
-                      <a:fillRect/>
-                    </a:stretch>
-                  </pic:blipFill>
-                  <pic:spPr bwMode="auto">
-                    <a:xfrm>
-                      <a:off x="0" y="0"/>
-                      <a:ext cx="1152525" cy="257175"/>
-                    </a:xfrm>
-                    <a:prstGeom prst="rect">
-                      <a:avLst/>
-                    </a:prstGeom>
-                    <a:noFill/>
-                  </pic:spPr>
-                </pic:pic>
-              </a:graphicData>
-            </a:graphic>
-            <wp14:sizeRelH relativeFrom="page">
-              <wp14:pctWidth>0</wp14:pctWidth>
-            </wp14:sizeRelH>
-            <wp14:sizeRelV relativeFrom="page">
-              <wp14:pctHeight>0</wp14:pctHeight>
-            </wp14:sizeRelV>
-          </wp:anchor>
-        </w:drawing>
-      </w:r>
-      <w:r>
-        <w:rPr>
-          <w:rFonts w:eastAsia="Times New Roman" w:cs="Arial"/>
-          <w:b/>
-          <w:bCs/>
-          <w:color w:val="000000"/>
-          <w:szCs w:val="24"/>
-          <w:u w:val="single"/>
-          <w:lang w:val="es-ES_tradnl" w:eastAsia="es-ES_tradnl"/>
-        </w:rPr>
-        <w:t xml:space="preserve">{{ </w:t>
-      </w:r>
-      <w:proofErr w:type="spellStart"/>
-      <w:r>
-        <w:rPr>
-          <w:rFonts w:eastAsia="Times New Roman" w:cs="Arial"/>
-          <w:b/>
-          <w:bCs/>
-          <w:color w:val="000000"/>
-          <w:szCs w:val="24"/>
-          <w:u w:val="single"/>
-          <w:lang w:val="es-ES_tradnl" w:eastAsia="es-ES_tradnl"/>
-        </w:rPr>
-        <w:t>detalle.nombre_company</w:t>
-      </w:r>
-      <w:proofErr w:type="spellEnd"/>
-      <w:r>
-        <w:rPr>
-          <w:rFonts w:eastAsia="Times New Roman" w:cs="Arial"/>
-          <w:b/>
-          <w:bCs/>
-          <w:color w:val="000000"/>
-          <w:szCs w:val="24"/>
-          <w:u w:val="single"/>
-          <w:lang w:val="es-ES_tradnl" w:eastAsia="es-ES_tradnl"/>
-        </w:rPr>
-        <w:t xml:space="preserve"> }}</w:t>
-      </w:r>
-      <w:r>
-        <w:rPr>
-          <w:rFonts w:eastAsia="Times New Roman" w:cs="Arial"/>
-          <w:bCs/>
-          <w:color w:val="000000"/>
-          <w:szCs w:val="24"/>
-          <w:u w:val="single"/>
-          <w:lang w:val="es-ES_tradnl" w:eastAsia="es-ES_tradnl"/>
-        </w:rPr>
-        <w:t>:</w:t>
-      </w:r>
-      <w:r>
-        <w:rPr>
-          <w:rFonts w:eastAsia="Times New Roman" w:cs="Arial"/>
-          <w:bCs/>
-          <w:color w:val="000000"/>
-          <w:szCs w:val="24"/>
-          <w:lang w:val="es-ES_tradnl" w:eastAsia="es-ES_tradnl"/>
-        </w:rPr>
-        <w:t xml:space="preserve"> Monto </w:t>
-      </w:r>
-      <w:r>
-        <w:rPr>
-          <w:rFonts w:cs="Arial"/>
-          <w:szCs w:val="24"/>
-        </w:rPr>
-        <w:t xml:space="preserve">UF </w:t>
-      </w:r>
-      <w:r>
-        <w:rPr>
-          <w:rFonts w:cs="Arial"/>
-          <w:szCs w:val="24"/>
-        </w:rPr>
-        <w:t xml:space="preserve">{{ </w:t>
-      </w:r>
-      <w:proofErr w:type="spellStart"/>
-      <w:r>
-        <w:rPr>
-          <w:rFonts w:cs="Arial"/>
-          <w:szCs w:val="24"/>
-        </w:rPr>
-        <w:t>detalle.monto_asegurado</w:t>
-      </w:r>
-      <w:proofErr w:type="spellEnd"/>
-      <w:r>
-        <w:rPr>
-          <w:rFonts w:cs="Arial"/>
-          <w:szCs w:val="24"/>
-        </w:rPr>
-        <w:t xml:space="preserve"> }}</w:t>
-      </w:r>
-      <w:r>
-        <w:rPr>
-          <w:rFonts w:eastAsia="Times New Roman" w:cs="Arial"/>
-          <w:bCs/>
-          <w:color w:val="000000"/>
-          <w:szCs w:val="24"/>
-          <w:lang w:val="es-ES_tradnl" w:eastAsia="es-ES_tradnl"/>
-        </w:rPr>
-        <w:t xml:space="preserve"> con una prima anual de </w:t>
-      </w:r>
-      <w:r>
-        <w:rPr>
-          <w:rFonts w:cs="Arial"/>
-          <w:b/>
-          <w:szCs w:val="24"/>
-        </w:rPr>
-        <w:t xml:space="preserve">UF </w:t>
-      </w:r>
-      <w:r>
-        <w:rPr>
-          <w:rFonts w:cs="Arial"/>
-          <w:b/>
-          <w:szCs w:val="24"/>
-        </w:rPr>
-        <w:t xml:space="preserve">{{ </w:t>
-      </w:r>
-      <w:proofErr w:type="spellStart"/>
-      <w:r>
-        <w:rPr>
-          <w:rFonts w:cs="Arial"/>
-          <w:b/>
-          <w:szCs w:val="24"/>
-        </w:rPr>
-        <w:t>detalle.prima_anual</w:t>
-      </w:r>
-      <w:proofErr w:type="spellEnd"/>
-      <w:r>
-        <w:rPr>
-          <w:rFonts w:cs="Arial"/>
-          <w:b/>
-          <w:szCs w:val="24"/>
-        </w:rPr>
-        <w:t xml:space="preserve"> }}</w:t>
-      </w:r>
-      <w:r>
-        <w:rPr>
-          <w:rFonts w:eastAsia="Times New Roman" w:cs="Arial"/>
-          <w:b/>
-          <w:color w:val="000000"/>
-          <w:szCs w:val="24"/>
-          <w:lang w:val="es-ES_tradnl" w:eastAsia="es-ES_tradnl"/>
-        </w:rPr>
-        <w:t xml:space="preserve"> </w:t>
-      </w:r>
-      <w:r>
-        <w:rPr>
-          <w:rFonts w:eastAsia="Times New Roman" w:cs="Arial"/>
-          <w:color w:val="000000"/>
-          <w:szCs w:val="24"/>
-          <w:lang w:val="es-ES_tradnl" w:eastAsia="es-ES_tradnl"/>
-        </w:rPr>
-        <w:t xml:space="preserve">que se puede pactar en </w:t>
-      </w:r>
-      <w:r>
-        <w:rPr>
-          <w:rFonts w:cs="Arial"/>
-          <w:b/>
-          <w:bCs/>
-          <w:szCs w:val="24"/>
-        </w:rPr>
-        <w:t xml:space="preserve">{{ </w:t>
-      </w:r>
-      <w:proofErr w:type="spellStart"/>
-      <w:r>
-        <w:rPr>
-          <w:rFonts w:cs="Arial"/>
-          <w:b/>
-          <w:bCs/>
-          <w:szCs w:val="24"/>
-        </w:rPr>
-        <w:t>cantidad_cuotas</w:t>
-      </w:r>
-      <w:proofErr w:type="spellEnd"/>
-      <w:r>
-        <w:rPr>
-          <w:rFonts w:cs="Arial"/>
-          <w:b/>
-          <w:bCs/>
-          <w:szCs w:val="24"/>
-        </w:rPr>
-        <w:t xml:space="preserve"> }}</w:t>
-      </w:r>
-      <w:r>
-        <w:rPr>
-          <w:rFonts w:eastAsia="Times New Roman" w:cs="Arial"/>
-          <w:b/>
-          <w:bCs/>
-          <w:color w:val="000000"/>
-          <w:szCs w:val="24"/>
-          <w:lang w:val="es-ES_tradnl" w:eastAsia="es-ES_tradnl"/>
-        </w:rPr>
-        <w:t xml:space="preserve"> cuotas</w:t>
-      </w:r>
-      <w:r>
-        <w:rPr>
-          <w:rFonts w:eastAsia="Times New Roman" w:cs="Arial"/>
-          <w:b/>
-          <w:bCs/>
-          <w:color w:val="000000"/>
-          <w:szCs w:val="24"/>
-          <w:lang w:val="es-ES_tradnl" w:eastAsia="es-ES_tradnl"/>
-        </w:rPr>
-        <w:t xml:space="preserve"> de</w:t>
-      </w:r>
-      <w:r>
-        <w:rPr>
-          <w:rFonts w:eastAsia="Times New Roman" w:cs="Arial"/>
-          <w:b/>
-          <w:bCs/>
-          <w:color w:val="000000"/>
-          <w:szCs w:val="24"/>
-          <w:lang w:val="es-ES_tradnl" w:eastAsia="es-ES_tradnl"/>
-        </w:rPr>
-        <w:t xml:space="preserve"> </w:t>
-      </w:r>
-      <w:r>
-        <w:rPr>
-          <w:rFonts w:cs="Arial"/>
-          <w:b/>
-          <w:bCs/>
-          <w:szCs w:val="24"/>
-        </w:rPr>
-        <w:t xml:space="preserve">UF </w:t>
-      </w:r>
-      <w:r>
-        <w:rPr>
-          <w:rFonts w:cs="Arial"/>
-          <w:b/>
-          <w:bCs/>
-          <w:szCs w:val="24"/>
-        </w:rPr>
-        <w:t xml:space="preserve">{{ </w:t>
-      </w:r>
-      <w:proofErr w:type="spellStart"/>
-      <w:r>
-        <w:rPr>
-          <w:rFonts w:cs="Arial"/>
-          <w:b/>
-          <w:bCs/>
-          <w:szCs w:val="24"/>
-        </w:rPr>
-        <w:t>detalle.valor_cuota_uf</w:t>
-      </w:r>
-      <w:proofErr w:type="spellEnd"/>
-      <w:r>
-        <w:rPr>
-          <w:rFonts w:cs="Arial"/>
-          <w:b/>
-          <w:bCs/>
-          <w:szCs w:val="24"/>
-        </w:rPr>
-        <w:t xml:space="preserve"> }}</w:t>
-      </w:r>
-      <w:r>
-        <w:rPr>
-          <w:rFonts w:cs="Arial"/>
-          <w:b/>
-          <w:bCs/>
-          <w:szCs w:val="24"/>
-        </w:rPr>
-        <w:t>,</w:t>
-      </w:r>
-      <w:r>
-        <w:rPr>
-          <w:rFonts w:eastAsia="Times New Roman" w:cs="Arial"/>
-          <w:b/>
-          <w:bCs/>
-          <w:color w:val="000000"/>
-          <w:szCs w:val="24"/>
-          <w:lang w:val="es-ES_tradnl" w:eastAsia="es-ES_tradnl"/>
-        </w:rPr>
-        <w:t xml:space="preserve"> </w:t>
-      </w:r>
-      <w:r>
-        <w:rPr>
-          <w:rFonts w:eastAsia="Times New Roman" w:cs="Arial"/>
-          <w:color w:val="000000"/>
-          <w:szCs w:val="24"/>
-          <w:lang w:val="es-ES_tradnl" w:eastAsia="es-ES_tradnl"/>
-        </w:rPr>
-        <w:t>es decir</w:t>
-      </w:r>
-      <w:r>
-        <w:rPr>
-          <w:rFonts w:eastAsia="Times New Roman" w:cs="Arial"/>
-          <w:color w:val="000000"/>
-          <w:szCs w:val="24"/>
-          <w:lang w:val="es-ES_tradnl" w:eastAsia="es-ES_tradnl"/>
-        </w:rPr>
-        <w:t>,</w:t>
-      </w:r>
-      <w:r>
-        <w:rPr>
-          <w:rFonts w:eastAsia="Times New Roman" w:cs="Arial"/>
-          <w:color w:val="000000"/>
-          <w:szCs w:val="24"/>
-          <w:lang w:val="es-ES_tradnl" w:eastAsia="es-ES_tradnl"/>
-        </w:rPr>
-        <w:t> </w:t>
-      </w:r>
-      <w:r>
-        <w:rPr>
-          <w:rFonts w:cs="Arial"/>
-          <w:szCs w:val="24"/>
-        </w:rPr>
-        <w:t xml:space="preserve">$ </w:t>
-      </w:r>
-      <w:r>
-        <w:rPr>
-          <w:rFonts w:cs="Arial"/>
-          <w:szCs w:val="24"/>
-        </w:rPr>
-        <w:t xml:space="preserve">{{ </w:t>
-      </w:r>
-      <w:proofErr w:type="spellStart"/>
-      <w:r>
-        <w:rPr>
-          <w:rFonts w:cs="Arial"/>
-          <w:szCs w:val="24"/>
-        </w:rPr>
-        <w:t>detalle.valor_cuota_pesos</w:t>
-      </w:r>
-      <w:proofErr w:type="spellEnd"/>
-      <w:r>
-        <w:rPr>
-          <w:rFonts w:cs="Arial"/>
-          <w:szCs w:val="24"/>
-        </w:rPr>
-        <w:t xml:space="preserve"> }}</w:t>
-      </w:r>
-      <w:r>
-        <w:rPr>
-          <w:rFonts w:eastAsia="Times New Roman" w:cs="Arial"/>
-          <w:bCs/>
-          <w:color w:val="000000"/>
-          <w:szCs w:val="24"/>
-          <w:lang w:val="es-ES_tradnl" w:eastAsia="es-ES_tradnl"/>
-        </w:rPr>
-        <w:t xml:space="preserve"> aprox. </w:t>
-      </w:r>
-      <w:r>
-        <w:rPr>
-          <w:rFonts w:eastAsia="Times New Roman" w:cs="Arial"/>
-          <w:color w:val="000000"/>
-          <w:szCs w:val="24"/>
-          <w:lang w:val="es-ES_tradnl" w:eastAsia="es-ES_tradnl"/>
-        </w:rPr>
-        <w:t xml:space="preserve">Lo cual </w:t>
-      </w:r>
-      <w:r>
-        <w:rPr>
-          <w:rFonts w:eastAsia="Times New Roman" w:cs="Arial"/>
-          <w:color w:val="000000"/>
-          <w:szCs w:val="24"/>
-          <w:lang w:val="es-ES_tradnl" w:eastAsia="es-ES_tradnl"/>
-        </w:rPr>
-        <w:t>promediado</w:t>
-      </w:r>
-      <w:r>
-        <w:rPr>
-          <w:rFonts w:eastAsia="Times New Roman" w:cs="Arial"/>
-          <w:color w:val="000000"/>
-          <w:szCs w:val="24"/>
-          <w:lang w:val="es-ES_tradnl" w:eastAsia="es-ES_tradnl"/>
-        </w:rPr>
-        <w:t xml:space="preserve"> entre sus </w:t>
-      </w:r>
-      <w:r>
-        <w:rPr>
-          <w:rFonts w:cs="Arial"/>
-          <w:szCs w:val="24"/>
-        </w:rPr>
-        <w:t xml:space="preserve">{{ </w:t>
-      </w:r>
-      <w:proofErr w:type="spellStart"/>
-      <w:r>
-        <w:rPr>
-          <w:rFonts w:cs="Arial"/>
-          <w:szCs w:val="24"/>
-        </w:rPr>
-        <w:t>cantidad_unidades</w:t>
-      </w:r>
-      <w:proofErr w:type="spellEnd"/>
-      <w:r>
-        <w:rPr>
-          <w:rFonts w:cs="Arial"/>
-          <w:szCs w:val="24"/>
-        </w:rPr>
-        <w:t xml:space="preserve"> }}</w:t>
-      </w:r>
-      <w:r>
-        <w:rPr>
-          <w:rFonts w:eastAsia="Times New Roman" w:cs="Arial"/>
-          <w:color w:val="000000"/>
-          <w:szCs w:val="24"/>
-          <w:lang w:val="es-ES_tradnl" w:eastAsia="es-ES_tradnl"/>
-        </w:rPr>
-        <w:t xml:space="preserve"> propietarios, nos da un costo unitario de </w:t>
-      </w:r>
-      <w:r>
-        <w:rPr>
-          <w:rFonts w:cs="Arial"/>
-          <w:szCs w:val="24"/>
-        </w:rPr>
-        <w:t xml:space="preserve">$ </w:t>
-      </w:r>
-      <w:r>
-        <w:rPr>
-          <w:rFonts w:cs="Arial"/>
-          <w:szCs w:val="24"/>
-        </w:rPr>
-        <w:t xml:space="preserve">{{ </w:t>
-      </w:r>
-      <w:proofErr w:type="spellStart"/>
-      <w:r>
-        <w:rPr>
-          <w:rFonts w:cs="Arial"/>
-          <w:szCs w:val="24"/>
-        </w:rPr>
-        <w:t>detalle.prorrateo_pesos</w:t>
-      </w:r>
-      <w:proofErr w:type="spellEnd"/>
-      <w:r>
-        <w:rPr>
-          <w:rFonts w:cs="Arial"/>
-          <w:szCs w:val="24"/>
-        </w:rPr>
-        <w:t xml:space="preserve"> }}</w:t>
-      </w:r>
-      <w:r>
-        <w:rPr>
-          <w:rFonts w:eastAsia="Times New Roman" w:cs="Arial"/>
-          <w:color w:val="000000"/>
-          <w:szCs w:val="24"/>
-          <w:lang w:val="es-ES_tradnl" w:eastAsia="es-ES_tradnl"/>
-        </w:rPr>
-        <w:t xml:space="preserve"> aprox.</w:t>
-      </w:r>
-    </w:p>
-    <w:p>
-      <w:pPr>
-        <w:spacing w:before="100" w:beforeAutospacing="1" w:after="100" w:afterAutospacing="1" w:line="240" w:lineRule="auto"/>
-        <w:jc w:val="both"/>
-        <w:rPr>
-          <w:rFonts w:cs="Arial"/>
-          <w:bCs/>
-          <w:color w:val="000000" w:themeColor="text1"/>
-          <w:szCs w:val="24"/>
-          <w:u w:val="single"/>
-          <w:lang w:val="es-ES_tradnl" w:eastAsia="es-ES_tradnl"/>
-        </w:rPr>
-      </w:pPr>
-      <w:r>
-        <w:rPr>
-          <w:rFonts w:cs="Arial"/>
-          <w:bCs/>
-          <w:color w:val="000000" w:themeColor="text1"/>
-          <w:szCs w:val="24"/>
-          <w:u w:val="single"/>
-          <w:lang w:val="es-ES_tradnl" w:eastAsia="es-ES_tradnl"/>
-        </w:rPr>
-        <w:t xml:space="preserve">{% </w:t>
-      </w:r>
-      <w:proofErr w:type="spellStart"/>
-      <w:r>
-        <w:rPr>
-          <w:rFonts w:cs="Arial"/>
-          <w:bCs/>
-          <w:color w:val="000000" w:themeColor="text1"/>
-          <w:szCs w:val="24"/>
-          <w:u w:val="single"/>
-          <w:lang w:val="es-ES_tradnl" w:eastAsia="es-ES_tradnl"/>
-        </w:rPr>
-        <w:t>endfor</w:t>
-      </w:r>
-      <w:proofErr w:type="spellEnd"/>
-      <w:r>
-        <w:rPr>
-          <w:rFonts w:cs="Arial"/>
-          <w:bCs/>
-          <w:color w:val="000000" w:themeColor="text1"/>
-          <w:szCs w:val="24"/>
-          <w:u w:val="single"/>
-          <w:lang w:val="es-ES_tradnl" w:eastAsia="es-ES_tradnl"/>
-        </w:rPr>
-        <w:t xml:space="preserve"> %}</w:t>
-      </w:r>
-    </w:p>
-    <w:p>
-      <w:pPr>
-        <w:spacing w:before="100" w:beforeAutospacing="1" w:after="100" w:afterAutospacing="1" w:line="240" w:lineRule="auto"/>
-        <w:jc w:val="both"/>
-        <w:rPr>
-          <w:rFonts w:cs="Arial"/>
-          <w:b/>
-          <w:szCs w:val="24"/>
-          <w:u w:val="single"/>
-          <w:lang w:val="en-GB"/>
-        </w:rPr>
-      </w:pPr>
-      <w:r>
-        <w:rPr>
-          <w:rFonts w:cs="Arial"/>
-          <w:bCs/>
-          <w:color w:val="000000" w:themeColor="text1"/>
-          <w:szCs w:val="24"/>
-          <w:u w:val="single"/>
-          <w:lang w:val="es-ES_tradnl" w:eastAsia="es-ES_tradnl"/>
-        </w:rPr>
-        <w:t xml:space="preserve">4.4.1.- Cuadro Comparativo: Monto (Sugerido) </w:t>
-      </w:r>
-      <w:r>
-        <w:rPr>
-          <w:rFonts w:cs="Arial"/>
-          <w:b/>
-          <w:szCs w:val="24"/>
-          <w:u w:val="single"/>
-        </w:rPr>
-        <w:t xml:space="preserve">UF </w:t>
-      </w:r>
-      <w:r>
-        <w:rPr>
-          <w:rFonts w:cs="Arial"/>
-          <w:b/>
-          <w:szCs w:val="24"/>
-          <w:u w:val="single"/>
-        </w:rPr>
-        <w:t xml:space="preserve">{{ </w:t>
-      </w:r>
-      <w:proofErr w:type="spellStart"/>
-      <w:r>
-        <w:rPr>
-          <w:rFonts w:cs="Arial"/>
-          <w:b/>
-          <w:szCs w:val="24"/>
-          <w:u w:val="single"/>
-          <w:lang w:val="en-GB"/>
-        </w:rPr>
-        <w:t>monto_asegurado_sugerido</w:t>
-      </w:r>
-      <w:proofErr w:type="spellEnd"/>
-    </w:p>
-    <w:p>
-      <w:pPr>
-        <w:spacing w:before="100" w:beforeAutospacing="1" w:after="100" w:afterAutospacing="1" w:line="240" w:lineRule="auto"/>
-        <w:jc w:val="both"/>
-        <w:rPr>
-          <w:rFonts w:eastAsia="Times New Roman" w:cs="Arial"/>
-          <w:b/>
-          <w:bCs/>
-          <w:color w:val="000000"/>
-          <w:szCs w:val="24"/>
-          <w:u w:val="single"/>
-          <w:lang w:val="es-ES_tradnl" w:eastAsia="es-ES_tradnl"/>
-        </w:rPr>
-      </w:pPr>
-      <w:r>
-        <w:rPr>
-          <w:rFonts w:cs="Arial"/>
-          <w:b/>
-          <w:szCs w:val="24"/>
-          <w:u w:val="single"/>
-        </w:rPr>
-        <w:t xml:space="preserve"> }}</w:t>
-      </w:r>
-      <w:r>
-        <w:rPr>
-          <w:rFonts w:cs="Arial"/>
-          <w:bCs/>
-          <w:color w:val="000000" w:themeColor="text1"/>
-          <w:szCs w:val="24"/>
-          <w:u w:val="single"/>
-          <w:lang w:val="es-ES_tradnl" w:eastAsia="es-ES_tradnl"/>
-        </w:rPr>
-        <w:t xml:space="preserve"> </w:t>
-      </w:r>
-      <w:r>
-        <w:rPr>
-          <w:rFonts w:cs="Arial"/>
-          <w:bCs/>
-          <w:color w:val="000000" w:themeColor="text1"/>
-          <w:szCs w:val="24"/>
-          <w:u w:val="single"/>
-          <w:lang w:val="es-ES_tradnl" w:eastAsia="es-ES_tradnl"/>
-        </w:rPr>
-        <w:t xml:space="preserve">de Seguro Bienes y Espacios Comunes </w:t>
-      </w:r>
-      <w:r>
-        <w:rPr>
-          <w:rFonts w:cs="Arial"/>
-          <w:b/>
-          <w:color w:val="000000" w:themeColor="text1"/>
-          <w:szCs w:val="24"/>
-          <w:u w:val="single"/>
-          <w:lang w:val="es-ES_tradnl" w:eastAsia="es-ES_tradnl"/>
-        </w:rPr>
-        <w:t>Incendio + Sismo + Adicionales</w:t>
-      </w:r>
-      <w:r>
-        <w:rPr>
-          <w:rFonts w:cs="Arial"/>
-          <w:bCs/>
-          <w:color w:val="000000" w:themeColor="text1"/>
-          <w:szCs w:val="24"/>
-          <w:u w:val="single"/>
-          <w:lang w:val="es-ES_tradnl" w:eastAsia="es-ES_tradnl"/>
-        </w:rPr>
-        <w:t xml:space="preserve"> 202</w:t>
-      </w:r>
-      <w:r>
-        <w:rPr>
-          <w:rFonts w:cs="Arial"/>
-          <w:bCs/>
-          <w:color w:val="000000" w:themeColor="text1"/>
-          <w:szCs w:val="24"/>
-          <w:u w:val="single"/>
-          <w:lang w:val="es-ES_tradnl" w:eastAsia="es-ES_tradnl"/>
-        </w:rPr>
-        <w:t>2</w:t>
-      </w:r>
-      <w:r>
-        <w:rPr>
-          <w:rFonts w:cs="Arial"/>
-          <w:bCs/>
-          <w:color w:val="000000" w:themeColor="text1"/>
-          <w:szCs w:val="24"/>
-          <w:u w:val="single"/>
-          <w:lang w:val="es-ES_tradnl" w:eastAsia="es-ES_tradnl"/>
-        </w:rPr>
-        <w:t>.</w:t>
-      </w:r>
-      <w:r>
-        <w:rPr>
-          <w:rFonts w:cs="Arial"/>
-          <w:b/>
-          <w:bCs/>
-          <w:color w:val="FF0000"/>
-          <w:szCs w:val="24"/>
-          <w:u w:val="single"/>
-          <w:lang w:val="es-ES_tradnl" w:eastAsia="es-ES_tradnl"/>
-        </w:rPr>
-        <w:t xml:space="preserve"> </w:t>
-      </w:r>
-    </w:p>
-    <w:p>
-      <w:pPr>
-        <w:spacing w:before="100" w:beforeAutospacing="1" w:after="100" w:afterAutospacing="1" w:line="240" w:lineRule="auto"/>
-        <w:jc w:val="both"/>
-        <w:rPr>
-          <w:rFonts w:eastAsia="Times New Roman" w:cs="Arial"/>
-          <w:b/>
-          <w:bCs/>
-          <w:color w:val="000000"/>
-          <w:szCs w:val="24"/>
-          <w:u w:val="single"/>
-          <w:lang w:val="es-ES_tradnl" w:eastAsia="es-ES_tradnl"/>
-        </w:rPr>
-      </w:pPr>
-    </w:p>
-    <w:p>
-      <w:pPr>
-        <w:spacing w:before="100" w:beforeAutospacing="1" w:after="100" w:afterAutospacing="1" w:line="240" w:lineRule="auto"/>
-        <w:jc w:val="both"/>
-        <w:rPr>
           <w:rFonts w:eastAsia="Times New Roman" w:cs="Arial"/>
           <w:b/>
           <w:bCs/>
@@ -7459,7 +5753,7 @@
         </w:rPr>
         <w:pict w14:anchorId="45162DAB">
           <v:shape id="_x0000_i1028" type="#_x0000_t75" style="width:943.2pt;height:102.6pt">
-            <v:imagedata r:id="rId9" o:title=""/>
+            <v:imagedata r:id="rId8" o:title=""/>
           </v:shape>
         </w:pict>
       </w:r>
@@ -7619,48 +5913,58 @@
           <w:szCs w:val="24"/>
           <w:lang w:val="es-ES_tradnl" w:eastAsia="es-ES_tradnl"/>
         </w:rPr>
+        <w:t>         </w:t>
+      </w:r>
+      <w:r>
+        <w:rPr>
+          <w:rFonts w:cs="Arial"/>
+          <w:bCs/>
+          <w:color w:val="000000" w:themeColor="text1"/>
+          <w:szCs w:val="24"/>
+          <w:lang w:val="es-ES_tradnl" w:eastAsia="es-ES_tradnl"/>
+        </w:rPr>
+        <w:t>La nueva Ley de Copropiedad 21442 establece que “L</w:t>
+      </w:r>
+      <w:r>
+        <w:rPr>
+          <w:rFonts w:cs="Arial"/>
+          <w:bCs/>
+          <w:color w:val="000000" w:themeColor="text1"/>
+          <w:szCs w:val="24"/>
+          <w:lang w:val="es-ES_tradnl" w:eastAsia="es-ES_tradnl"/>
+        </w:rPr>
+        <w:t>os condominios que contemplen el destino habitacional en alguna de sus unidades deberán contratar y mantener vigente un seguro colectivo contra incendio, que cubra los daños que sufran todos los bienes e instalaciones comunes y que otorgue opciones a los copropietarios para cubrir los daños que sufran sus</w:t>
+      </w:r>
+      <w:r>
+        <w:rPr>
+          <w:rFonts w:cs="Arial"/>
+          <w:bCs/>
+          <w:color w:val="000000" w:themeColor="text1"/>
+          <w:szCs w:val="24"/>
+          <w:lang w:val="es-ES_tradnl" w:eastAsia="es-ES_tradnl"/>
+        </w:rPr>
+        <w:t xml:space="preserve"> </w:t>
+      </w:r>
+      <w:r>
+        <w:rPr>
+          <w:rFonts w:cs="Arial"/>
+          <w:bCs/>
+          <w:color w:val="000000" w:themeColor="text1"/>
+          <w:szCs w:val="24"/>
+          <w:lang w:val="es-ES_tradnl" w:eastAsia="es-ES_tradnl"/>
+        </w:rPr>
+        <w:t xml:space="preserve">unidades, especialmente cuando éstas formen parte de una edificación continua, pareada o colectiva. Lo </w:t>
+      </w:r>
+      <w:r>
+        <w:rPr>
+          <w:rFonts w:cs="Arial"/>
+          <w:bCs/>
+          <w:color w:val="000000" w:themeColor="text1"/>
+          <w:szCs w:val="24"/>
+          <w:lang w:val="es-ES_tradnl" w:eastAsia="es-ES_tradnl"/>
+        </w:rPr>
         <w:lastRenderedPageBreak/>
-        <w:t>         </w:t>
-      </w:r>
-      <w:r>
-        <w:rPr>
-          <w:rFonts w:cs="Arial"/>
-          <w:bCs/>
-          <w:color w:val="000000" w:themeColor="text1"/>
-          <w:szCs w:val="24"/>
-          <w:lang w:val="es-ES_tradnl" w:eastAsia="es-ES_tradnl"/>
-        </w:rPr>
-        <w:t>La nueva Ley de Copropiedad 21442 establece que “L</w:t>
-      </w:r>
-      <w:r>
-        <w:rPr>
-          <w:rFonts w:cs="Arial"/>
-          <w:bCs/>
-          <w:color w:val="000000" w:themeColor="text1"/>
-          <w:szCs w:val="24"/>
-          <w:lang w:val="es-ES_tradnl" w:eastAsia="es-ES_tradnl"/>
-        </w:rPr>
-        <w:t>os condominios que contemplen el destino habitacional en alguna de sus unidades deberán contratar y mantener vigente un seguro colectivo contra incendio, que cubra los daños que sufran todos los bienes e instalaciones comunes y que otorgue opciones a los copropietarios para cubrir los daños que sufran sus</w:t>
-      </w:r>
-      <w:r>
-        <w:rPr>
-          <w:rFonts w:cs="Arial"/>
-          <w:bCs/>
-          <w:color w:val="000000" w:themeColor="text1"/>
-          <w:szCs w:val="24"/>
-          <w:lang w:val="es-ES_tradnl" w:eastAsia="es-ES_tradnl"/>
-        </w:rPr>
-        <w:t xml:space="preserve"> </w:t>
-      </w:r>
-      <w:r>
-        <w:rPr>
-          <w:rFonts w:cs="Arial"/>
-          <w:bCs/>
-          <w:color w:val="000000" w:themeColor="text1"/>
-          <w:szCs w:val="24"/>
-          <w:lang w:val="es-ES_tradnl" w:eastAsia="es-ES_tradnl"/>
-        </w:rPr>
-        <w:t>unidades, especialmente cuando éstas formen parte de una edificación continua, pareada o colectiva. Lo anterior es sin perjuicio de otras coberturas complementarias que la asamblea de copropietarios decida incluir en la respectiva póliza para la protección de los bienes comunes y/o sus unidades, tales como sismo o salida de mar</w:t>
+        <w:t>anterior es sin perjuicio de otras coberturas complementarias que la asamblea de copropietarios decida incluir en la respectiva póliza para la protección de los bienes comunes y/o sus unidades, tales como sismo o salida de mar</w:t>
       </w:r>
       <w:r>
         <w:rPr>
@@ -7833,7 +6137,7 @@
                     </pic:cNvPicPr>
                   </pic:nvPicPr>
                   <pic:blipFill>
-                    <a:blip r:embed="rId12">
+                    <a:blip r:embed="rId11">
                       <a:extLst>
                         <a:ext uri="{28A0092B-C50C-407E-A947-70E740481C1C}">
                           <a14:useLocalDpi xmlns:a14="http://schemas.microsoft.com/office/drawing/2010/main" val="0"/>
@@ -7866,7 +6170,7 @@
       </w:r>
     </w:p>
     <w:sectPr>
-      <w:headerReference w:type="default" r:id="rId13"/>
+      <w:headerReference w:type="default" r:id="rId12"/>
       <w:pgSz w:w="12240" w:h="15840"/>
       <w:pgMar w:top="1417" w:right="1701" w:bottom="1417" w:left="1701" w:header="708" w:footer="708" w:gutter="0"/>
       <w:cols w:space="708"/>
@@ -8678,7 +6982,7 @@
   <w:style w:type="paragraph" w:default="1" w:styleId="Normal">
     <w:name w:val="Normal"/>
     <w:qFormat/>
-    <w:rsid w:val="000B7C06"/>
+    <w:rsid w:val="00520CD4"/>
     <w:rPr>
       <w:rFonts w:ascii="Arial" w:hAnsi="Arial"/>
       <w:sz w:val="24"/>

--- a/app/infraestructura/templates/Plantilla Estudio Condominio.docx
+++ b/app/infraestructura/templates/Plantilla Estudio Condominio.docx
@@ -16,7 +16,15 @@
         <w:t xml:space="preserve"> </w:t>
       </w:r>
       <w:r>
-        <w:t>{{ nombre_administrador }}</w:t>
+        <w:t xml:space="preserve">{{ </w:t>
+      </w:r>
+      <w:proofErr w:type="spellStart"/>
+      <w:r>
+        <w:t>nombre_administrador</w:t>
+      </w:r>
+      <w:proofErr w:type="spellEnd"/>
+      <w:r>
+        <w:t xml:space="preserve"> }}</w:t>
       </w:r>
       <w:r>
         <w:t>:</w:t>
@@ -38,7 +46,15 @@
         <w:t xml:space="preserve"> </w:t>
       </w:r>
       <w:r>
-        <w:t>{{ nombre_condominio }}</w:t>
+        <w:t xml:space="preserve">{{ </w:t>
+      </w:r>
+      <w:proofErr w:type="spellStart"/>
+      <w:r>
+        <w:t>nombre_condominio</w:t>
+      </w:r>
+      <w:proofErr w:type="spellEnd"/>
+      <w:r>
+        <w:t xml:space="preserve"> }}</w:t>
       </w:r>
       <w:r>
         <w:t>:</w:t>
@@ -114,7 +130,15 @@
           <w:bCs/>
           <w:lang w:val="es-ES_tradnl" w:eastAsia="es-ES_tradnl"/>
         </w:rPr>
-        <w:t>“{{ nombre</w:t>
+        <w:t xml:space="preserve">“{{ </w:t>
+      </w:r>
+      <w:proofErr w:type="spellStart"/>
+      <w:r>
+        <w:rPr>
+          <w:bCs/>
+          <w:lang w:val="es-ES_tradnl" w:eastAsia="es-ES_tradnl"/>
+        </w:rPr>
+        <w:t>nombre</w:t>
       </w:r>
       <w:r>
         <w:rPr>
@@ -123,6 +147,7 @@
         </w:rPr>
         <w:t>_condominio</w:t>
       </w:r>
+      <w:proofErr w:type="spellEnd"/>
       <w:r>
         <w:rPr>
           <w:bCs/>
@@ -173,7 +198,23 @@
           <w:b/>
           <w:bCs/>
         </w:rPr>
-        <w:t>{{ metros_cuadrados }}</w:t>
+        <w:t xml:space="preserve">{{ </w:t>
+      </w:r>
+      <w:proofErr w:type="spellStart"/>
+      <w:r>
+        <w:rPr>
+          <w:b/>
+          <w:bCs/>
+        </w:rPr>
+        <w:t>metros_cuadrados</w:t>
+      </w:r>
+      <w:proofErr w:type="spellEnd"/>
+      <w:r>
+        <w:rPr>
+          <w:b/>
+          <w:bCs/>
+        </w:rPr>
+        <w:t xml:space="preserve"> }}</w:t>
       </w:r>
       <w:r>
         <w:rPr>
@@ -246,7 +287,15 @@
         <w:t xml:space="preserve">Condominio construido en el </w:t>
       </w:r>
       <w:r>
-        <w:t>{{ year_construccion }}</w:t>
+        <w:t xml:space="preserve">{{ </w:t>
+      </w:r>
+      <w:proofErr w:type="spellStart"/>
+      <w:r>
+        <w:t>year_construccion</w:t>
+      </w:r>
+      <w:proofErr w:type="spellEnd"/>
+      <w:r>
+        <w:t xml:space="preserve"> }}</w:t>
       </w:r>
       <w:r>
         <w:rPr>
@@ -288,7 +337,15 @@
         <w:t xml:space="preserve"> </w:t>
       </w:r>
       <w:r>
-        <w:t>{{ cantidad_unidades }}</w:t>
+        <w:t xml:space="preserve">{{ </w:t>
+      </w:r>
+      <w:proofErr w:type="spellStart"/>
+      <w:r>
+        <w:t>cantidad_unidades</w:t>
+      </w:r>
+      <w:proofErr w:type="spellEnd"/>
+      <w:r>
+        <w:t xml:space="preserve"> }}</w:t>
       </w:r>
       <w:r>
         <w:rPr>
@@ -339,7 +396,15 @@
         <w:t xml:space="preserve"> </w:t>
       </w:r>
       <w:r>
-        <w:t>{{ direccion }}</w:t>
+        <w:t xml:space="preserve">{{ </w:t>
+      </w:r>
+      <w:proofErr w:type="spellStart"/>
+      <w:r>
+        <w:t>direccion</w:t>
+      </w:r>
+      <w:proofErr w:type="spellEnd"/>
+      <w:r>
+        <w:t xml:space="preserve"> }}</w:t>
       </w:r>
       <w:r>
         <w:rPr>
@@ -349,7 +414,15 @@
         <w:t>,</w:t>
       </w:r>
       <w:r>
-        <w:t xml:space="preserve"> {{ comuna }}</w:t>
+        <w:t xml:space="preserve"> {{ </w:t>
+      </w:r>
+      <w:proofErr w:type="spellStart"/>
+      <w:r>
+        <w:t>comuna</w:t>
+      </w:r>
+      <w:proofErr w:type="spellEnd"/>
+      <w:r>
+        <w:t xml:space="preserve"> }}</w:t>
       </w:r>
       <w:r>
         <w:rPr>
@@ -455,7 +528,27 @@
           <w:bCs/>
           <w:szCs w:val="24"/>
         </w:rPr>
-        <w:t>{{ uf_por_metro_cuadrado }}</w:t>
+        <w:t xml:space="preserve">{{ </w:t>
+      </w:r>
+      <w:proofErr w:type="spellStart"/>
+      <w:r>
+        <w:rPr>
+          <w:rFonts w:cs="Arial"/>
+          <w:b/>
+          <w:bCs/>
+          <w:szCs w:val="24"/>
+        </w:rPr>
+        <w:t>uf_por_metro_cuadrado</w:t>
+      </w:r>
+      <w:proofErr w:type="spellEnd"/>
+      <w:r>
+        <w:rPr>
+          <w:rFonts w:cs="Arial"/>
+          <w:b/>
+          <w:bCs/>
+          <w:szCs w:val="24"/>
+        </w:rPr>
+        <w:t xml:space="preserve"> }}</w:t>
       </w:r>
       <w:r>
         <w:rPr>
@@ -523,7 +616,27 @@
           <w:bCs/>
           <w:szCs w:val="24"/>
         </w:rPr>
-        <w:t>{{ valor_reconstruccion }}</w:t>
+        <w:t xml:space="preserve">{{ </w:t>
+      </w:r>
+      <w:proofErr w:type="spellStart"/>
+      <w:r>
+        <w:rPr>
+          <w:rFonts w:cs="Arial"/>
+          <w:b/>
+          <w:bCs/>
+          <w:szCs w:val="24"/>
+        </w:rPr>
+        <w:t>valor_reconstruccion</w:t>
+      </w:r>
+      <w:proofErr w:type="spellEnd"/>
+      <w:r>
+        <w:rPr>
+          <w:rFonts w:cs="Arial"/>
+          <w:b/>
+          <w:bCs/>
+          <w:szCs w:val="24"/>
+        </w:rPr>
+        <w:t xml:space="preserve"> }}</w:t>
       </w:r>
       <w:r>
         <w:rPr>
@@ -622,7 +735,27 @@
           <w:bCs/>
           <w:szCs w:val="24"/>
         </w:rPr>
-        <w:t>{{ uf_por_metro_cuadrado }}</w:t>
+        <w:t xml:space="preserve">{{ </w:t>
+      </w:r>
+      <w:proofErr w:type="spellStart"/>
+      <w:r>
+        <w:rPr>
+          <w:rFonts w:cs="Arial"/>
+          <w:b/>
+          <w:bCs/>
+          <w:szCs w:val="24"/>
+        </w:rPr>
+        <w:t>uf_por_metro_cuadrado</w:t>
+      </w:r>
+      <w:proofErr w:type="spellEnd"/>
+      <w:r>
+        <w:rPr>
+          <w:rFonts w:cs="Arial"/>
+          <w:b/>
+          <w:bCs/>
+          <w:szCs w:val="24"/>
+        </w:rPr>
+        <w:t xml:space="preserve"> }}</w:t>
       </w:r>
       <w:r>
         <w:rPr>
@@ -662,7 +795,27 @@
           <w:bCs/>
           <w:szCs w:val="24"/>
         </w:rPr>
-        <w:t>{{ metros_cuadrados }}</w:t>
+        <w:t xml:space="preserve">{{ </w:t>
+      </w:r>
+      <w:proofErr w:type="spellStart"/>
+      <w:r>
+        <w:rPr>
+          <w:rFonts w:cs="Arial"/>
+          <w:b/>
+          <w:bCs/>
+          <w:szCs w:val="24"/>
+        </w:rPr>
+        <w:t>metros_cuadrados</w:t>
+      </w:r>
+      <w:proofErr w:type="spellEnd"/>
+      <w:r>
+        <w:rPr>
+          <w:rFonts w:cs="Arial"/>
+          <w:b/>
+          <w:bCs/>
+          <w:szCs w:val="24"/>
+        </w:rPr>
+        <w:t xml:space="preserve"> }}</w:t>
       </w:r>
       <w:r>
         <w:rPr>
@@ -730,7 +883,27 @@
           <w:bCs/>
           <w:szCs w:val="24"/>
         </w:rPr>
-        <w:t>{{ valor_reconstruccion }}</w:t>
+        <w:t xml:space="preserve">{{ </w:t>
+      </w:r>
+      <w:proofErr w:type="spellStart"/>
+      <w:r>
+        <w:rPr>
+          <w:rFonts w:cs="Arial"/>
+          <w:b/>
+          <w:bCs/>
+          <w:szCs w:val="24"/>
+        </w:rPr>
+        <w:t>valor_reconstruccion</w:t>
+      </w:r>
+      <w:proofErr w:type="spellEnd"/>
+      <w:r>
+        <w:rPr>
+          <w:rFonts w:cs="Arial"/>
+          <w:b/>
+          <w:bCs/>
+          <w:szCs w:val="24"/>
+        </w:rPr>
+        <w:t xml:space="preserve"> }}</w:t>
       </w:r>
       <w:r>
         <w:rPr>
@@ -900,7 +1073,15 @@
         <w:t xml:space="preserve">. Dicho condominio fue construido en </w:t>
       </w:r>
       <w:r>
-        <w:t>{{ year_construccion }}</w:t>
+        <w:t xml:space="preserve">{{ </w:t>
+      </w:r>
+      <w:proofErr w:type="spellStart"/>
+      <w:r>
+        <w:t>year_construccion</w:t>
+      </w:r>
+      <w:proofErr w:type="spellEnd"/>
+      <w:r>
+        <w:t xml:space="preserve"> }}</w:t>
       </w:r>
       <w:r>
         <w:rPr>
@@ -927,7 +1108,25 @@
           <w:b/>
           <w:szCs w:val="24"/>
         </w:rPr>
-        <w:t>{{ porcentaje_depreciacion }}</w:t>
+        <w:t xml:space="preserve">{{ </w:t>
+      </w:r>
+      <w:proofErr w:type="spellStart"/>
+      <w:r>
+        <w:rPr>
+          <w:rFonts w:cs="Arial"/>
+          <w:b/>
+          <w:szCs w:val="24"/>
+        </w:rPr>
+        <w:t>porcentaje_depreciacion</w:t>
+      </w:r>
+      <w:proofErr w:type="spellEnd"/>
+      <w:r>
+        <w:rPr>
+          <w:rFonts w:cs="Arial"/>
+          <w:b/>
+          <w:szCs w:val="24"/>
+        </w:rPr>
+        <w:t xml:space="preserve"> }}</w:t>
       </w:r>
       <w:r>
         <w:rPr>
@@ -981,7 +1180,25 @@
           <w:b/>
           <w:szCs w:val="24"/>
         </w:rPr>
-        <w:t>{{ valor_reconstruccion_depreciacion }}</w:t>
+        <w:t xml:space="preserve">{{ </w:t>
+      </w:r>
+      <w:proofErr w:type="spellStart"/>
+      <w:r>
+        <w:rPr>
+          <w:rFonts w:cs="Arial"/>
+          <w:b/>
+          <w:szCs w:val="24"/>
+        </w:rPr>
+        <w:t>valor_reconstruccion_depreciacion</w:t>
+      </w:r>
+      <w:proofErr w:type="spellEnd"/>
+      <w:r>
+        <w:rPr>
+          <w:rFonts w:cs="Arial"/>
+          <w:b/>
+          <w:szCs w:val="24"/>
+        </w:rPr>
+        <w:t xml:space="preserve"> }}</w:t>
       </w:r>
       <w:r>
         <w:rPr>
@@ -1083,7 +1300,25 @@
           <w:b/>
           <w:szCs w:val="24"/>
         </w:rPr>
-        <w:t>{{ valor_reconstruccion }}</w:t>
+        <w:t xml:space="preserve">{{ </w:t>
+      </w:r>
+      <w:proofErr w:type="spellStart"/>
+      <w:r>
+        <w:rPr>
+          <w:rFonts w:cs="Arial"/>
+          <w:b/>
+          <w:szCs w:val="24"/>
+        </w:rPr>
+        <w:t>valor_reconstruccion</w:t>
+      </w:r>
+      <w:proofErr w:type="spellEnd"/>
+      <w:r>
+        <w:rPr>
+          <w:rFonts w:cs="Arial"/>
+          <w:b/>
+          <w:szCs w:val="24"/>
+        </w:rPr>
+        <w:t xml:space="preserve"> }}</w:t>
       </w:r>
       <w:r>
         <w:rPr>
@@ -1111,7 +1346,25 @@
           <w:b/>
           <w:szCs w:val="24"/>
         </w:rPr>
-        <w:t>{{ porcentaje_depreciacion }}</w:t>
+        <w:t xml:space="preserve">{{ </w:t>
+      </w:r>
+      <w:proofErr w:type="spellStart"/>
+      <w:r>
+        <w:rPr>
+          <w:rFonts w:cs="Arial"/>
+          <w:b/>
+          <w:szCs w:val="24"/>
+        </w:rPr>
+        <w:t>porcentaje_depreciacion</w:t>
+      </w:r>
+      <w:proofErr w:type="spellEnd"/>
+      <w:r>
+        <w:rPr>
+          <w:rFonts w:cs="Arial"/>
+          <w:b/>
+          <w:szCs w:val="24"/>
+        </w:rPr>
+        <w:t xml:space="preserve"> }}</w:t>
       </w:r>
       <w:r>
         <w:rPr>
@@ -1137,7 +1390,25 @@
           <w:b/>
           <w:szCs w:val="24"/>
         </w:rPr>
-        <w:t>{{ valor_reconstruccion_depreciacion }}</w:t>
+        <w:t xml:space="preserve">{{ </w:t>
+      </w:r>
+      <w:proofErr w:type="spellStart"/>
+      <w:r>
+        <w:rPr>
+          <w:rFonts w:cs="Arial"/>
+          <w:b/>
+          <w:szCs w:val="24"/>
+        </w:rPr>
+        <w:t>valor_reconstruccion_depreciacion</w:t>
+      </w:r>
+      <w:proofErr w:type="spellEnd"/>
+      <w:r>
+        <w:rPr>
+          <w:rFonts w:cs="Arial"/>
+          <w:b/>
+          <w:szCs w:val="24"/>
+        </w:rPr>
+        <w:t xml:space="preserve"> }}</w:t>
       </w:r>
       <w:r>
         <w:rPr>
@@ -1443,7 +1714,27 @@
           <w:bCs/>
           <w:szCs w:val="24"/>
         </w:rPr>
-        <w:t>{{ monto_asegurado_sugerido }}</w:t>
+        <w:t xml:space="preserve">{{ </w:t>
+      </w:r>
+      <w:proofErr w:type="spellStart"/>
+      <w:r>
+        <w:rPr>
+          <w:rFonts w:cs="Arial"/>
+          <w:b/>
+          <w:bCs/>
+          <w:szCs w:val="24"/>
+        </w:rPr>
+        <w:t>monto_asegurado_sugerido</w:t>
+      </w:r>
+      <w:proofErr w:type="spellEnd"/>
+      <w:r>
+        <w:rPr>
+          <w:rFonts w:cs="Arial"/>
+          <w:b/>
+          <w:bCs/>
+          <w:szCs w:val="24"/>
+        </w:rPr>
+        <w:t xml:space="preserve"> }}</w:t>
       </w:r>
       <w:r>
         <w:rPr>
@@ -1472,7 +1763,27 @@
           <w:bCs/>
           <w:szCs w:val="24"/>
         </w:rPr>
-        <w:t>{{ porcentaje_espacios_comunes }}</w:t>
+        <w:t xml:space="preserve">{{ </w:t>
+      </w:r>
+      <w:proofErr w:type="spellStart"/>
+      <w:r>
+        <w:rPr>
+          <w:rFonts w:cs="Arial"/>
+          <w:b/>
+          <w:bCs/>
+          <w:szCs w:val="24"/>
+        </w:rPr>
+        <w:t>porcentaje_espacios_comunes</w:t>
+      </w:r>
+      <w:proofErr w:type="spellEnd"/>
+      <w:r>
+        <w:rPr>
+          <w:rFonts w:cs="Arial"/>
+          <w:b/>
+          <w:bCs/>
+          <w:szCs w:val="24"/>
+        </w:rPr>
+        <w:t xml:space="preserve"> }}</w:t>
       </w:r>
       <w:r>
         <w:rPr>
@@ -1599,7 +1910,25 @@
           <w:b/>
           <w:szCs w:val="24"/>
         </w:rPr>
-        <w:t>{{ valor_reconstruccion_depreciacion }}</w:t>
+        <w:t xml:space="preserve">{{ </w:t>
+      </w:r>
+      <w:proofErr w:type="spellStart"/>
+      <w:r>
+        <w:rPr>
+          <w:rFonts w:cs="Arial"/>
+          <w:b/>
+          <w:szCs w:val="24"/>
+        </w:rPr>
+        <w:t>valor_reconstruccion_depreciacion</w:t>
+      </w:r>
+      <w:proofErr w:type="spellEnd"/>
+      <w:r>
+        <w:rPr>
+          <w:rFonts w:cs="Arial"/>
+          <w:b/>
+          <w:szCs w:val="24"/>
+        </w:rPr>
+        <w:t xml:space="preserve"> }}</w:t>
       </w:r>
       <w:r>
         <w:rPr>
@@ -1629,7 +1958,25 @@
           <w:b/>
           <w:szCs w:val="24"/>
         </w:rPr>
-        <w:t>{{ porcentaje_espacios_comunes }}</w:t>
+        <w:t xml:space="preserve">{{ </w:t>
+      </w:r>
+      <w:proofErr w:type="spellStart"/>
+      <w:r>
+        <w:rPr>
+          <w:rFonts w:cs="Arial"/>
+          <w:b/>
+          <w:szCs w:val="24"/>
+        </w:rPr>
+        <w:t>porcentaje_espacios_comunes</w:t>
+      </w:r>
+      <w:proofErr w:type="spellEnd"/>
+      <w:r>
+        <w:rPr>
+          <w:rFonts w:cs="Arial"/>
+          <w:b/>
+          <w:szCs w:val="24"/>
+        </w:rPr>
+        <w:t xml:space="preserve"> }}</w:t>
       </w:r>
       <w:r>
         <w:rPr>
@@ -1667,7 +2014,27 @@
           <w:bCs/>
           <w:szCs w:val="24"/>
         </w:rPr>
-        <w:t>{{ monto_asegurado_sugerido }}</w:t>
+        <w:t xml:space="preserve">{{ </w:t>
+      </w:r>
+      <w:proofErr w:type="spellStart"/>
+      <w:r>
+        <w:rPr>
+          <w:rFonts w:cs="Arial"/>
+          <w:b/>
+          <w:bCs/>
+          <w:szCs w:val="24"/>
+        </w:rPr>
+        <w:t>monto_asegurado_sugerido</w:t>
+      </w:r>
+      <w:proofErr w:type="spellEnd"/>
+      <w:r>
+        <w:rPr>
+          <w:rFonts w:cs="Arial"/>
+          <w:b/>
+          <w:bCs/>
+          <w:szCs w:val="24"/>
+        </w:rPr>
+        <w:t xml:space="preserve"> }}</w:t>
       </w:r>
       <w:r>
         <w:rPr>
@@ -2052,7 +2419,23 @@
           <w:rFonts w:cs="Arial"/>
           <w:szCs w:val="24"/>
         </w:rPr>
-        <w:t>{{ monto_asegurado_segundo_ejemplo }}</w:t>
+        <w:t xml:space="preserve">{{ </w:t>
+      </w:r>
+      <w:proofErr w:type="spellStart"/>
+      <w:r>
+        <w:rPr>
+          <w:rFonts w:cs="Arial"/>
+          <w:szCs w:val="24"/>
+        </w:rPr>
+        <w:t>monto_asegurado_segundo_ejemplo</w:t>
+      </w:r>
+      <w:proofErr w:type="spellEnd"/>
+      <w:r>
+        <w:rPr>
+          <w:rFonts w:cs="Arial"/>
+          <w:szCs w:val="24"/>
+        </w:rPr>
+        <w:t xml:space="preserve"> }}</w:t>
       </w:r>
       <w:r>
         <w:rPr>
@@ -2095,8 +2478,9 @@
           <w:szCs w:val="24"/>
           <w:lang w:val="es-ES_tradnl" w:eastAsia="es-ES_tradnl"/>
         </w:rPr>
-        <w:t>{{ porcentaje_infraseguro_segundo_ejemplo }}</w:t>
-      </w:r>
+        <w:t xml:space="preserve">{{ </w:t>
+      </w:r>
+      <w:proofErr w:type="spellStart"/>
       <w:r>
         <w:rPr>
           <w:rFonts w:cs="Arial"/>
@@ -2106,6 +2490,29 @@
           <w:szCs w:val="24"/>
           <w:lang w:val="es-ES_tradnl" w:eastAsia="es-ES_tradnl"/>
         </w:rPr>
+        <w:t>porcentaje_infraseguro_segundo_ejemplo</w:t>
+      </w:r>
+      <w:proofErr w:type="spellEnd"/>
+      <w:r>
+        <w:rPr>
+          <w:rFonts w:cs="Arial"/>
+          <w:b/>
+          <w:bCs/>
+          <w:color w:val="FF0000"/>
+          <w:szCs w:val="24"/>
+          <w:lang w:val="es-ES_tradnl" w:eastAsia="es-ES_tradnl"/>
+        </w:rPr>
+        <w:t xml:space="preserve"> }}</w:t>
+      </w:r>
+      <w:r>
+        <w:rPr>
+          <w:rFonts w:cs="Arial"/>
+          <w:b/>
+          <w:bCs/>
+          <w:color w:val="FF0000"/>
+          <w:szCs w:val="24"/>
+          <w:lang w:val="es-ES_tradnl" w:eastAsia="es-ES_tradnl"/>
+        </w:rPr>
         <w:t xml:space="preserve">% aprox. de “Infraseguro” </w:t>
       </w:r>
       <w:r>
@@ -2293,7 +2700,31 @@
           <w:szCs w:val="24"/>
           <w:lang w:val="es-ES_tradnl" w:eastAsia="es-ES_tradnl"/>
         </w:rPr>
-        <w:t xml:space="preserve">0.000.000 aprox, </w:t>
+        <w:t xml:space="preserve">0.000.000 </w:t>
+      </w:r>
+      <w:proofErr w:type="spellStart"/>
+      <w:r>
+        <w:rPr>
+          <w:rFonts w:cs="Arial"/>
+          <w:b/>
+          <w:bCs/>
+          <w:color w:val="000000" w:themeColor="text1"/>
+          <w:szCs w:val="24"/>
+          <w:lang w:val="es-ES_tradnl" w:eastAsia="es-ES_tradnl"/>
+        </w:rPr>
+        <w:t>aprox</w:t>
+      </w:r>
+      <w:proofErr w:type="spellEnd"/>
+      <w:r>
+        <w:rPr>
+          <w:rFonts w:cs="Arial"/>
+          <w:b/>
+          <w:bCs/>
+          <w:color w:val="000000" w:themeColor="text1"/>
+          <w:szCs w:val="24"/>
+          <w:lang w:val="es-ES_tradnl" w:eastAsia="es-ES_tradnl"/>
+        </w:rPr>
+        <w:t xml:space="preserve">, </w:t>
       </w:r>
       <w:r>
         <w:rPr>
@@ -2581,7 +3012,27 @@
           <w:szCs w:val="24"/>
           <w:u w:val="single"/>
         </w:rPr>
-        <w:t>{{ monto_asegurado_actual }}</w:t>
+        <w:t xml:space="preserve">{{ </w:t>
+      </w:r>
+      <w:proofErr w:type="spellStart"/>
+      <w:r>
+        <w:rPr>
+          <w:rFonts w:cs="Arial"/>
+          <w:b/>
+          <w:szCs w:val="24"/>
+          <w:u w:val="single"/>
+        </w:rPr>
+        <w:t>monto_asegurado_actual</w:t>
+      </w:r>
+      <w:proofErr w:type="spellEnd"/>
+      <w:r>
+        <w:rPr>
+          <w:rFonts w:cs="Arial"/>
+          <w:b/>
+          <w:szCs w:val="24"/>
+          <w:u w:val="single"/>
+        </w:rPr>
+        <w:t xml:space="preserve"> }}</w:t>
       </w:r>
       <w:r>
         <w:rPr>
@@ -2614,29 +3065,42 @@
           <w:u w:val="single"/>
           <w:lang w:val="es-ES_tradnl" w:eastAsia="es-ES_tradnl"/>
         </w:rPr>
-        <w:t xml:space="preserve"> 20</w:t>
-      </w:r>
-      <w:r>
-        <w:rPr>
-          <w:rFonts w:cs="Arial"/>
-          <w:bCs/>
-          <w:color w:val="000000" w:themeColor="text1"/>
-          <w:szCs w:val="24"/>
-          <w:u w:val="single"/>
-          <w:lang w:val="es-ES_tradnl" w:eastAsia="es-ES_tradnl"/>
-        </w:rPr>
-        <w:t>2</w:t>
-      </w:r>
-      <w:r>
-        <w:rPr>
-          <w:rFonts w:cs="Arial"/>
-          <w:bCs/>
-          <w:color w:val="000000" w:themeColor="text1"/>
-          <w:szCs w:val="24"/>
-          <w:u w:val="single"/>
-          <w:lang w:val="es-ES_tradnl" w:eastAsia="es-ES_tradnl"/>
-        </w:rPr>
-        <w:t>3</w:t>
+        <w:t xml:space="preserve"> </w:t>
+      </w:r>
+      <w:r>
+        <w:rPr>
+          <w:rFonts w:cs="Arial"/>
+          <w:bCs/>
+          <w:color w:val="000000" w:themeColor="text1"/>
+          <w:szCs w:val="24"/>
+          <w:u w:val="single"/>
+          <w:lang w:val="es-ES_tradnl" w:eastAsia="es-ES_tradnl"/>
+        </w:rPr>
+        <w:t xml:space="preserve">{{ </w:t>
+      </w:r>
+      <w:proofErr w:type="spellStart"/>
+      <w:r>
+        <w:rPr>
+          <w:rFonts w:cs="Arial"/>
+          <w:bCs/>
+          <w:color w:val="000000" w:themeColor="text1"/>
+          <w:szCs w:val="24"/>
+          <w:u w:val="single"/>
+          <w:lang w:val="es-ES_tradnl" w:eastAsia="es-ES_tradnl"/>
+        </w:rPr>
+        <w:t>year_actual</w:t>
+      </w:r>
+      <w:proofErr w:type="spellEnd"/>
+      <w:r>
+        <w:rPr>
+          <w:rFonts w:cs="Arial"/>
+          <w:bCs/>
+          <w:color w:val="000000" w:themeColor="text1"/>
+          <w:szCs w:val="24"/>
+          <w:u w:val="single"/>
+          <w:lang w:val="es-ES_tradnl" w:eastAsia="es-ES_tradnl"/>
+        </w:rPr>
+        <w:t xml:space="preserve"> }}</w:t>
       </w:r>
       <w:r>
         <w:rPr>
@@ -2683,7 +3147,31 @@
           <w:szCs w:val="24"/>
           <w:u w:val="single"/>
         </w:rPr>
-        <w:t>{{ porcentaje_infraseguro_actual }}</w:t>
+        <w:t xml:space="preserve">{{ </w:t>
+      </w:r>
+      <w:proofErr w:type="spellStart"/>
+      <w:r>
+        <w:rPr>
+          <w:rFonts w:cs="Arial"/>
+          <w:b/>
+          <w:bCs/>
+          <w:color w:val="FF0000"/>
+          <w:szCs w:val="24"/>
+          <w:u w:val="single"/>
+        </w:rPr>
+        <w:t>porcentaje_infraseguro_actual</w:t>
+      </w:r>
+      <w:proofErr w:type="spellEnd"/>
+      <w:r>
+        <w:rPr>
+          <w:rFonts w:cs="Arial"/>
+          <w:b/>
+          <w:bCs/>
+          <w:color w:val="FF0000"/>
+          <w:szCs w:val="24"/>
+          <w:u w:val="single"/>
+        </w:rPr>
+        <w:t xml:space="preserve"> }}</w:t>
       </w:r>
       <w:r>
         <w:rPr>
@@ -2735,7 +3223,47 @@
           <w:szCs w:val="24"/>
           <w:lang w:val="es-ES_tradnl" w:eastAsia="es-ES_tradnl"/>
         </w:rPr>
-        <w:t xml:space="preserve"> for detalle in detalles_monto_asegurado_actual </w:t>
+        <w:t xml:space="preserve"> </w:t>
+      </w:r>
+      <w:proofErr w:type="spellStart"/>
+      <w:r>
+        <w:rPr>
+          <w:rFonts w:cs="Arial"/>
+          <w:color w:val="000000" w:themeColor="text1"/>
+          <w:szCs w:val="24"/>
+          <w:lang w:val="es-ES_tradnl" w:eastAsia="es-ES_tradnl"/>
+        </w:rPr>
+        <w:t>for</w:t>
+      </w:r>
+      <w:proofErr w:type="spellEnd"/>
+      <w:r>
+        <w:rPr>
+          <w:rFonts w:cs="Arial"/>
+          <w:color w:val="000000" w:themeColor="text1"/>
+          <w:szCs w:val="24"/>
+          <w:lang w:val="es-ES_tradnl" w:eastAsia="es-ES_tradnl"/>
+        </w:rPr>
+        <w:t xml:space="preserve"> detalle in </w:t>
+      </w:r>
+      <w:proofErr w:type="spellStart"/>
+      <w:r>
+        <w:rPr>
+          <w:rFonts w:cs="Arial"/>
+          <w:color w:val="000000" w:themeColor="text1"/>
+          <w:szCs w:val="24"/>
+          <w:lang w:val="es-ES_tradnl" w:eastAsia="es-ES_tradnl"/>
+        </w:rPr>
+        <w:t>detalles_monto_asegurado_actual</w:t>
+      </w:r>
+      <w:proofErr w:type="spellEnd"/>
+      <w:r>
+        <w:rPr>
+          <w:rFonts w:cs="Arial"/>
+          <w:color w:val="000000" w:themeColor="text1"/>
+          <w:szCs w:val="24"/>
+          <w:lang w:val="es-ES_tradnl" w:eastAsia="es-ES_tradnl"/>
+        </w:rPr>
+        <w:t xml:space="preserve"> </w:t>
       </w:r>
       <w:r>
         <w:rPr>
@@ -2790,7 +3318,27 @@
                 <w:szCs w:val="24"/>
                 <w:lang w:val="es-ES_tradnl" w:eastAsia="es-ES_tradnl"/>
               </w:rPr>
-              <w:t>{{ detalle.logo }}</w:t>
+              <w:t xml:space="preserve">{{ </w:t>
+            </w:r>
+            <w:proofErr w:type="spellStart"/>
+            <w:r>
+              <w:rPr>
+                <w:rFonts w:cs="Arial"/>
+                <w:color w:val="000000" w:themeColor="text1"/>
+                <w:szCs w:val="24"/>
+                <w:lang w:val="es-ES_tradnl" w:eastAsia="es-ES_tradnl"/>
+              </w:rPr>
+              <w:t>detalle.logo</w:t>
+            </w:r>
+            <w:proofErr w:type="spellEnd"/>
+            <w:r>
+              <w:rPr>
+                <w:rFonts w:cs="Arial"/>
+                <w:color w:val="000000" w:themeColor="text1"/>
+                <w:szCs w:val="24"/>
+                <w:lang w:val="es-ES_tradnl" w:eastAsia="es-ES_tradnl"/>
+              </w:rPr>
+              <w:t xml:space="preserve"> }}</w:t>
             </w:r>
           </w:p>
         </w:tc>
@@ -2818,97 +3366,9 @@
                 <w:u w:val="single"/>
                 <w:lang w:val="es-ES_tradnl" w:eastAsia="es-ES_tradnl"/>
               </w:rPr>
-              <w:t>{{ detalle.nombre_company }}</w:t>
-            </w:r>
-            <w:r>
-              <w:rPr>
-                <w:rFonts w:eastAsia="Times New Roman" w:cs="Arial"/>
-                <w:bCs/>
-                <w:color w:val="000000"/>
-                <w:szCs w:val="24"/>
-                <w:u w:val="single"/>
-                <w:lang w:val="es-ES_tradnl" w:eastAsia="es-ES_tradnl"/>
-              </w:rPr>
-              <w:t>:</w:t>
-            </w:r>
-            <w:r>
-              <w:rPr>
-                <w:rFonts w:eastAsia="Times New Roman" w:cs="Arial"/>
-                <w:bCs/>
-                <w:color w:val="000000"/>
-                <w:szCs w:val="24"/>
-                <w:lang w:val="es-ES_tradnl" w:eastAsia="es-ES_tradnl"/>
-              </w:rPr>
-              <w:t xml:space="preserve"> Monto </w:t>
-            </w:r>
-            <w:r>
-              <w:rPr>
-                <w:rFonts w:cs="Arial"/>
-                <w:szCs w:val="24"/>
-              </w:rPr>
-              <w:t xml:space="preserve">UF </w:t>
-            </w:r>
-            <w:r>
-              <w:rPr>
-                <w:rFonts w:cs="Arial"/>
-                <w:szCs w:val="24"/>
-              </w:rPr>
-              <w:t>{{ detalle.monto_asegurado }}</w:t>
-            </w:r>
-            <w:r>
-              <w:rPr>
-                <w:rFonts w:eastAsia="Times New Roman" w:cs="Arial"/>
-                <w:bCs/>
-                <w:color w:val="000000"/>
-                <w:szCs w:val="24"/>
-                <w:lang w:val="es-ES_tradnl" w:eastAsia="es-ES_tradnl"/>
-              </w:rPr>
-              <w:t xml:space="preserve"> con una prima anual de </w:t>
-            </w:r>
-            <w:r>
-              <w:rPr>
-                <w:rFonts w:cs="Arial"/>
-                <w:b/>
-                <w:szCs w:val="24"/>
-              </w:rPr>
-              <w:t xml:space="preserve">UF </w:t>
-            </w:r>
-            <w:r>
-              <w:rPr>
-                <w:rFonts w:cs="Arial"/>
-                <w:b/>
-                <w:szCs w:val="24"/>
-              </w:rPr>
-              <w:t>{{ detalle.prima_anual }}</w:t>
-            </w:r>
-            <w:r>
-              <w:rPr>
-                <w:rFonts w:eastAsia="Times New Roman" w:cs="Arial"/>
-                <w:b/>
-                <w:color w:val="000000"/>
-                <w:szCs w:val="24"/>
-                <w:lang w:val="es-ES_tradnl" w:eastAsia="es-ES_tradnl"/>
-              </w:rPr>
-              <w:t xml:space="preserve"> </w:t>
-            </w:r>
-            <w:r>
-              <w:rPr>
-                <w:rFonts w:eastAsia="Times New Roman" w:cs="Arial"/>
-                <w:color w:val="000000"/>
-                <w:szCs w:val="24"/>
-                <w:lang w:val="es-ES_tradnl" w:eastAsia="es-ES_tradnl"/>
-              </w:rPr>
-              <w:t xml:space="preserve">que se puede pactar en </w:t>
-            </w:r>
-            <w:r>
-              <w:rPr>
-                <w:rFonts w:cs="Arial"/>
-                <w:b/>
-                <w:bCs/>
-                <w:szCs w:val="24"/>
-              </w:rPr>
-              <w:t>{{ cantidad_cuotas }}</w:t>
-            </w:r>
+              <w:t xml:space="preserve">{{ </w:t>
+            </w:r>
+            <w:proofErr w:type="spellStart"/>
             <w:r>
               <w:rPr>
                 <w:rFonts w:eastAsia="Times New Roman" w:cs="Arial"/>
@@ -2916,10 +3376,12 @@
                 <w:bCs/>
                 <w:color w:val="000000"/>
                 <w:szCs w:val="24"/>
-                <w:lang w:val="es-ES_tradnl" w:eastAsia="es-ES_tradnl"/>
-              </w:rPr>
-              <w:t xml:space="preserve"> cuotas </w:t>
-            </w:r>
+                <w:u w:val="single"/>
+                <w:lang w:val="es-ES_tradnl" w:eastAsia="es-ES_tradnl"/>
+              </w:rPr>
+              <w:t>detalle.nombre_company</w:t>
+            </w:r>
+            <w:proofErr w:type="spellEnd"/>
             <w:r>
               <w:rPr>
                 <w:rFonts w:eastAsia="Times New Roman" w:cs="Arial"/>
@@ -2927,9 +3389,124 @@
                 <w:bCs/>
                 <w:color w:val="000000"/>
                 <w:szCs w:val="24"/>
-                <w:lang w:val="es-ES_tradnl" w:eastAsia="es-ES_tradnl"/>
-              </w:rPr>
-              <w:t xml:space="preserve">de </w:t>
+                <w:u w:val="single"/>
+                <w:lang w:val="es-ES_tradnl" w:eastAsia="es-ES_tradnl"/>
+              </w:rPr>
+              <w:t xml:space="preserve"> }}</w:t>
+            </w:r>
+            <w:r>
+              <w:rPr>
+                <w:rFonts w:eastAsia="Times New Roman" w:cs="Arial"/>
+                <w:bCs/>
+                <w:color w:val="000000"/>
+                <w:szCs w:val="24"/>
+                <w:u w:val="single"/>
+                <w:lang w:val="es-ES_tradnl" w:eastAsia="es-ES_tradnl"/>
+              </w:rPr>
+              <w:t>:</w:t>
+            </w:r>
+            <w:r>
+              <w:rPr>
+                <w:rFonts w:eastAsia="Times New Roman" w:cs="Arial"/>
+                <w:bCs/>
+                <w:color w:val="000000"/>
+                <w:szCs w:val="24"/>
+                <w:lang w:val="es-ES_tradnl" w:eastAsia="es-ES_tradnl"/>
+              </w:rPr>
+              <w:t xml:space="preserve"> Monto </w:t>
+            </w:r>
+            <w:r>
+              <w:rPr>
+                <w:rFonts w:cs="Arial"/>
+                <w:szCs w:val="24"/>
+              </w:rPr>
+              <w:t xml:space="preserve">UF </w:t>
+            </w:r>
+            <w:r>
+              <w:rPr>
+                <w:rFonts w:cs="Arial"/>
+                <w:szCs w:val="24"/>
+              </w:rPr>
+              <w:t xml:space="preserve">{{ </w:t>
+            </w:r>
+            <w:proofErr w:type="spellStart"/>
+            <w:r>
+              <w:rPr>
+                <w:rFonts w:cs="Arial"/>
+                <w:szCs w:val="24"/>
+              </w:rPr>
+              <w:t>detalle.monto_asegurado</w:t>
+            </w:r>
+            <w:proofErr w:type="spellEnd"/>
+            <w:r>
+              <w:rPr>
+                <w:rFonts w:cs="Arial"/>
+                <w:szCs w:val="24"/>
+              </w:rPr>
+              <w:t xml:space="preserve"> }}</w:t>
+            </w:r>
+            <w:r>
+              <w:rPr>
+                <w:rFonts w:eastAsia="Times New Roman" w:cs="Arial"/>
+                <w:bCs/>
+                <w:color w:val="000000"/>
+                <w:szCs w:val="24"/>
+                <w:lang w:val="es-ES_tradnl" w:eastAsia="es-ES_tradnl"/>
+              </w:rPr>
+              <w:t xml:space="preserve"> con una prima anual de </w:t>
+            </w:r>
+            <w:r>
+              <w:rPr>
+                <w:rFonts w:cs="Arial"/>
+                <w:b/>
+                <w:szCs w:val="24"/>
+              </w:rPr>
+              <w:t xml:space="preserve">UF </w:t>
+            </w:r>
+            <w:r>
+              <w:rPr>
+                <w:rFonts w:cs="Arial"/>
+                <w:b/>
+                <w:szCs w:val="24"/>
+              </w:rPr>
+              <w:t xml:space="preserve">{{ </w:t>
+            </w:r>
+            <w:proofErr w:type="spellStart"/>
+            <w:r>
+              <w:rPr>
+                <w:rFonts w:cs="Arial"/>
+                <w:b/>
+                <w:szCs w:val="24"/>
+              </w:rPr>
+              <w:t>detalle.prima_anual</w:t>
+            </w:r>
+            <w:proofErr w:type="spellEnd"/>
+            <w:r>
+              <w:rPr>
+                <w:rFonts w:cs="Arial"/>
+                <w:b/>
+                <w:szCs w:val="24"/>
+              </w:rPr>
+              <w:t xml:space="preserve"> }}</w:t>
+            </w:r>
+            <w:r>
+              <w:rPr>
+                <w:rFonts w:eastAsia="Times New Roman" w:cs="Arial"/>
+                <w:b/>
+                <w:color w:val="000000"/>
+                <w:szCs w:val="24"/>
+                <w:lang w:val="es-ES_tradnl" w:eastAsia="es-ES_tradnl"/>
+              </w:rPr>
+              <w:t xml:space="preserve"> </w:t>
+            </w:r>
+            <w:r>
+              <w:rPr>
+                <w:rFonts w:eastAsia="Times New Roman" w:cs="Arial"/>
+                <w:color w:val="000000"/>
+                <w:szCs w:val="24"/>
+                <w:lang w:val="es-ES_tradnl" w:eastAsia="es-ES_tradnl"/>
+              </w:rPr>
+              <w:t xml:space="preserve">que se puede pactar en </w:t>
             </w:r>
             <w:r>
               <w:rPr>
@@ -2938,8 +3515,9 @@
                 <w:bCs/>
                 <w:szCs w:val="24"/>
               </w:rPr>
-              <w:t xml:space="preserve">UF </w:t>
-            </w:r>
+              <w:t xml:space="preserve">{{ </w:t>
+            </w:r>
+            <w:proofErr w:type="spellStart"/>
             <w:r>
               <w:rPr>
                 <w:rFonts w:cs="Arial"/>
@@ -2947,14 +3525,17 @@
                 <w:bCs/>
                 <w:szCs w:val="24"/>
               </w:rPr>
-              <w:t>{{ detalle.valor_cuota_uf }}</w:t>
-            </w:r>
-            <w:r>
-              <w:rPr>
-                <w:rFonts w:cs="Arial"/>
-                <w:szCs w:val="24"/>
-              </w:rPr>
-              <w:t>,</w:t>
+              <w:t>cantidad_cuotas</w:t>
+            </w:r>
+            <w:proofErr w:type="spellEnd"/>
+            <w:r>
+              <w:rPr>
+                <w:rFonts w:cs="Arial"/>
+                <w:b/>
+                <w:bCs/>
+                <w:szCs w:val="24"/>
+              </w:rPr>
+              <w:t xml:space="preserve"> }}</w:t>
             </w:r>
             <w:r>
               <w:rPr>
@@ -2965,6 +3546,73 @@
                 <w:szCs w:val="24"/>
                 <w:lang w:val="es-ES_tradnl" w:eastAsia="es-ES_tradnl"/>
               </w:rPr>
+              <w:t xml:space="preserve"> cuotas </w:t>
+            </w:r>
+            <w:r>
+              <w:rPr>
+                <w:rFonts w:eastAsia="Times New Roman" w:cs="Arial"/>
+                <w:b/>
+                <w:bCs/>
+                <w:color w:val="000000"/>
+                <w:szCs w:val="24"/>
+                <w:lang w:val="es-ES_tradnl" w:eastAsia="es-ES_tradnl"/>
+              </w:rPr>
+              <w:t xml:space="preserve">de </w:t>
+            </w:r>
+            <w:r>
+              <w:rPr>
+                <w:rFonts w:cs="Arial"/>
+                <w:b/>
+                <w:bCs/>
+                <w:szCs w:val="24"/>
+              </w:rPr>
+              <w:t xml:space="preserve">UF </w:t>
+            </w:r>
+            <w:r>
+              <w:rPr>
+                <w:rFonts w:cs="Arial"/>
+                <w:b/>
+                <w:bCs/>
+                <w:szCs w:val="24"/>
+              </w:rPr>
+              <w:t xml:space="preserve">{{ </w:t>
+            </w:r>
+            <w:proofErr w:type="spellStart"/>
+            <w:r>
+              <w:rPr>
+                <w:rFonts w:cs="Arial"/>
+                <w:b/>
+                <w:bCs/>
+                <w:szCs w:val="24"/>
+              </w:rPr>
+              <w:t>detalle.valor_cuota_uf</w:t>
+            </w:r>
+            <w:proofErr w:type="spellEnd"/>
+            <w:r>
+              <w:rPr>
+                <w:rFonts w:cs="Arial"/>
+                <w:b/>
+                <w:bCs/>
+                <w:szCs w:val="24"/>
+              </w:rPr>
+              <w:t xml:space="preserve"> }}</w:t>
+            </w:r>
+            <w:r>
+              <w:rPr>
+                <w:rFonts w:cs="Arial"/>
+                <w:szCs w:val="24"/>
+              </w:rPr>
+              <w:t>,</w:t>
+            </w:r>
+            <w:r>
+              <w:rPr>
+                <w:rFonts w:eastAsia="Times New Roman" w:cs="Arial"/>
+                <w:b/>
+                <w:bCs/>
+                <w:color w:val="000000"/>
+                <w:szCs w:val="24"/>
+                <w:lang w:val="es-ES_tradnl" w:eastAsia="es-ES_tradnl"/>
+              </w:rPr>
               <w:t xml:space="preserve"> </w:t>
             </w:r>
             <w:r>
@@ -2988,7 +3636,23 @@
                 <w:rFonts w:cs="Arial"/>
                 <w:szCs w:val="24"/>
               </w:rPr>
-              <w:t>{{ detalle.valor_cuota_pesos }}</w:t>
+              <w:t xml:space="preserve">{{ </w:t>
+            </w:r>
+            <w:proofErr w:type="spellStart"/>
+            <w:r>
+              <w:rPr>
+                <w:rFonts w:cs="Arial"/>
+                <w:szCs w:val="24"/>
+              </w:rPr>
+              <w:t>detalle.valor_cuota_pesos</w:t>
+            </w:r>
+            <w:proofErr w:type="spellEnd"/>
+            <w:r>
+              <w:rPr>
+                <w:rFonts w:cs="Arial"/>
+                <w:szCs w:val="24"/>
+              </w:rPr>
+              <w:t xml:space="preserve"> }}</w:t>
             </w:r>
             <w:r>
               <w:rPr>
@@ -3014,7 +3678,23 @@
                 <w:rFonts w:cs="Arial"/>
                 <w:szCs w:val="24"/>
               </w:rPr>
-              <w:t>{{ cantidad_unidades }}</w:t>
+              <w:t xml:space="preserve">{{ </w:t>
+            </w:r>
+            <w:proofErr w:type="spellStart"/>
+            <w:r>
+              <w:rPr>
+                <w:rFonts w:cs="Arial"/>
+                <w:szCs w:val="24"/>
+              </w:rPr>
+              <w:t>cantidad_unidades</w:t>
+            </w:r>
+            <w:proofErr w:type="spellEnd"/>
+            <w:r>
+              <w:rPr>
+                <w:rFonts w:cs="Arial"/>
+                <w:szCs w:val="24"/>
+              </w:rPr>
+              <w:t xml:space="preserve"> }}</w:t>
             </w:r>
             <w:r>
               <w:rPr>
@@ -3037,7 +3717,23 @@
                 <w:rFonts w:cs="Arial"/>
                 <w:szCs w:val="24"/>
               </w:rPr>
-              <w:t>{{ detalle.prorrateo_pesos }}</w:t>
+              <w:t xml:space="preserve">{{ </w:t>
+            </w:r>
+            <w:proofErr w:type="spellStart"/>
+            <w:r>
+              <w:rPr>
+                <w:rFonts w:cs="Arial"/>
+                <w:szCs w:val="24"/>
+              </w:rPr>
+              <w:t>detalle.prorrateo_pesos</w:t>
+            </w:r>
+            <w:proofErr w:type="spellEnd"/>
+            <w:r>
+              <w:rPr>
+                <w:rFonts w:cs="Arial"/>
+                <w:szCs w:val="24"/>
+              </w:rPr>
+              <w:t xml:space="preserve"> }}</w:t>
             </w:r>
             <w:r>
               <w:rPr>
@@ -3074,7 +3770,31 @@
           <w:u w:val="single"/>
           <w:lang w:val="es-ES_tradnl" w:eastAsia="es-ES_tradnl"/>
         </w:rPr>
-        <w:t>{% endfor %}</w:t>
+        <w:t xml:space="preserve">{% </w:t>
+      </w:r>
+      <w:proofErr w:type="spellStart"/>
+      <w:r>
+        <w:rPr>
+          <w:rFonts w:cs="Arial"/>
+          <w:bCs/>
+          <w:color w:val="000000" w:themeColor="text1"/>
+          <w:szCs w:val="24"/>
+          <w:u w:val="single"/>
+          <w:lang w:val="es-ES_tradnl" w:eastAsia="es-ES_tradnl"/>
+        </w:rPr>
+        <w:t>endfor</w:t>
+      </w:r>
+      <w:proofErr w:type="spellEnd"/>
+      <w:r>
+        <w:rPr>
+          <w:rFonts w:cs="Arial"/>
+          <w:bCs/>
+          <w:color w:val="000000" w:themeColor="text1"/>
+          <w:szCs w:val="24"/>
+          <w:u w:val="single"/>
+          <w:lang w:val="es-ES_tradnl" w:eastAsia="es-ES_tradnl"/>
+        </w:rPr>
+        <w:t xml:space="preserve"> %}</w:t>
       </w:r>
     </w:p>
     <w:p>
@@ -3162,7 +3882,27 @@
           <w:szCs w:val="24"/>
           <w:u w:val="single"/>
         </w:rPr>
-        <w:t>{{ monto_asegurado_actual }}</w:t>
+        <w:t xml:space="preserve">{{ </w:t>
+      </w:r>
+      <w:proofErr w:type="spellStart"/>
+      <w:r>
+        <w:rPr>
+          <w:rFonts w:cs="Arial"/>
+          <w:b/>
+          <w:szCs w:val="24"/>
+          <w:u w:val="single"/>
+        </w:rPr>
+        <w:t>monto_asegurado_actual</w:t>
+      </w:r>
+      <w:proofErr w:type="spellEnd"/>
+      <w:r>
+        <w:rPr>
+          <w:rFonts w:cs="Arial"/>
+          <w:b/>
+          <w:szCs w:val="24"/>
+          <w:u w:val="single"/>
+        </w:rPr>
+        <w:t xml:space="preserve"> }}</w:t>
       </w:r>
       <w:r>
         <w:rPr>
@@ -3206,18 +3946,42 @@
           <w:u w:val="single"/>
           <w:lang w:val="es-ES_tradnl" w:eastAsia="es-ES_tradnl"/>
         </w:rPr>
-        <w:t xml:space="preserve"> 202</w:t>
-      </w:r>
-      <w:r>
-        <w:rPr>
-          <w:rFonts w:cs="Arial"/>
-          <w:bCs/>
-          <w:color w:val="000000" w:themeColor="text1"/>
-          <w:szCs w:val="24"/>
-          <w:u w:val="single"/>
-          <w:lang w:val="es-ES_tradnl" w:eastAsia="es-ES_tradnl"/>
-        </w:rPr>
-        <w:t>3</w:t>
+        <w:t xml:space="preserve"> </w:t>
+      </w:r>
+      <w:r>
+        <w:rPr>
+          <w:rFonts w:cs="Arial"/>
+          <w:bCs/>
+          <w:color w:val="000000" w:themeColor="text1"/>
+          <w:szCs w:val="24"/>
+          <w:u w:val="single"/>
+          <w:lang w:val="es-ES_tradnl" w:eastAsia="es-ES_tradnl"/>
+        </w:rPr>
+        <w:t xml:space="preserve">{{ </w:t>
+      </w:r>
+      <w:proofErr w:type="spellStart"/>
+      <w:r>
+        <w:rPr>
+          <w:rFonts w:cs="Arial"/>
+          <w:bCs/>
+          <w:color w:val="000000" w:themeColor="text1"/>
+          <w:szCs w:val="24"/>
+          <w:u w:val="single"/>
+          <w:lang w:val="es-ES_tradnl" w:eastAsia="es-ES_tradnl"/>
+        </w:rPr>
+        <w:t>year_actual</w:t>
+      </w:r>
+      <w:proofErr w:type="spellEnd"/>
+      <w:r>
+        <w:rPr>
+          <w:rFonts w:cs="Arial"/>
+          <w:bCs/>
+          <w:color w:val="000000" w:themeColor="text1"/>
+          <w:szCs w:val="24"/>
+          <w:u w:val="single"/>
+          <w:lang w:val="es-ES_tradnl" w:eastAsia="es-ES_tradnl"/>
+        </w:rPr>
+        <w:t xml:space="preserve"> }}</w:t>
       </w:r>
       <w:r>
         <w:rPr>
@@ -3274,7 +4038,31 @@
           <w:szCs w:val="24"/>
           <w:u w:val="single"/>
         </w:rPr>
-        <w:t>{{ porcentaje_infraseguro_actual }}</w:t>
+        <w:t xml:space="preserve">{{ </w:t>
+      </w:r>
+      <w:proofErr w:type="spellStart"/>
+      <w:r>
+        <w:rPr>
+          <w:rFonts w:cs="Arial"/>
+          <w:b/>
+          <w:bCs/>
+          <w:color w:val="FF0000"/>
+          <w:szCs w:val="24"/>
+          <w:u w:val="single"/>
+        </w:rPr>
+        <w:t>porcentaje_infraseguro_actual</w:t>
+      </w:r>
+      <w:proofErr w:type="spellEnd"/>
+      <w:r>
+        <w:rPr>
+          <w:rFonts w:cs="Arial"/>
+          <w:b/>
+          <w:bCs/>
+          <w:color w:val="FF0000"/>
+          <w:szCs w:val="24"/>
+          <w:u w:val="single"/>
+        </w:rPr>
+        <w:t xml:space="preserve"> }}</w:t>
       </w:r>
       <w:r>
         <w:rPr>
@@ -3467,7 +4255,27 @@
           <w:szCs w:val="24"/>
           <w:u w:val="single"/>
         </w:rPr>
-        <w:t>{{ monto_asegurado_primer_ejemplo }}</w:t>
+        <w:t xml:space="preserve">{{ </w:t>
+      </w:r>
+      <w:proofErr w:type="spellStart"/>
+      <w:r>
+        <w:rPr>
+          <w:rFonts w:cs="Arial"/>
+          <w:b/>
+          <w:szCs w:val="24"/>
+          <w:u w:val="single"/>
+        </w:rPr>
+        <w:t>monto_asegurado_primer_ejemplo</w:t>
+      </w:r>
+      <w:proofErr w:type="spellEnd"/>
+      <w:r>
+        <w:rPr>
+          <w:rFonts w:cs="Arial"/>
+          <w:b/>
+          <w:szCs w:val="24"/>
+          <w:u w:val="single"/>
+        </w:rPr>
+        <w:t xml:space="preserve"> }}</w:t>
       </w:r>
       <w:r>
         <w:rPr>
@@ -3500,18 +4308,42 @@
           <w:u w:val="single"/>
           <w:lang w:val="es-ES_tradnl" w:eastAsia="es-ES_tradnl"/>
         </w:rPr>
-        <w:t xml:space="preserve"> 202</w:t>
-      </w:r>
-      <w:r>
-        <w:rPr>
-          <w:rFonts w:cs="Arial"/>
-          <w:bCs/>
-          <w:color w:val="000000" w:themeColor="text1"/>
-          <w:szCs w:val="24"/>
-          <w:u w:val="single"/>
-          <w:lang w:val="es-ES_tradnl" w:eastAsia="es-ES_tradnl"/>
-        </w:rPr>
-        <w:t>3</w:t>
+        <w:t xml:space="preserve"> </w:t>
+      </w:r>
+      <w:r>
+        <w:rPr>
+          <w:rFonts w:cs="Arial"/>
+          <w:bCs/>
+          <w:color w:val="000000" w:themeColor="text1"/>
+          <w:szCs w:val="24"/>
+          <w:u w:val="single"/>
+          <w:lang w:val="es-ES_tradnl" w:eastAsia="es-ES_tradnl"/>
+        </w:rPr>
+        <w:t xml:space="preserve">{{ </w:t>
+      </w:r>
+      <w:proofErr w:type="spellStart"/>
+      <w:r>
+        <w:rPr>
+          <w:rFonts w:cs="Arial"/>
+          <w:bCs/>
+          <w:color w:val="000000" w:themeColor="text1"/>
+          <w:szCs w:val="24"/>
+          <w:u w:val="single"/>
+          <w:lang w:val="es-ES_tradnl" w:eastAsia="es-ES_tradnl"/>
+        </w:rPr>
+        <w:t>year_actual</w:t>
+      </w:r>
+      <w:proofErr w:type="spellEnd"/>
+      <w:r>
+        <w:rPr>
+          <w:rFonts w:cs="Arial"/>
+          <w:bCs/>
+          <w:color w:val="000000" w:themeColor="text1"/>
+          <w:szCs w:val="24"/>
+          <w:u w:val="single"/>
+          <w:lang w:val="es-ES_tradnl" w:eastAsia="es-ES_tradnl"/>
+        </w:rPr>
+        <w:t xml:space="preserve"> }}</w:t>
       </w:r>
       <w:r>
         <w:rPr>
@@ -3558,7 +4390,31 @@
           <w:szCs w:val="24"/>
           <w:u w:val="single"/>
         </w:rPr>
-        <w:t>{{ porcentaje_infraseguro_primer_ejemplo }}</w:t>
+        <w:t xml:space="preserve">{{ </w:t>
+      </w:r>
+      <w:proofErr w:type="spellStart"/>
+      <w:r>
+        <w:rPr>
+          <w:rFonts w:cs="Arial"/>
+          <w:b/>
+          <w:bCs/>
+          <w:color w:val="FF0000"/>
+          <w:szCs w:val="24"/>
+          <w:u w:val="single"/>
+        </w:rPr>
+        <w:t>porcentaje_infraseguro_primer_ejemplo</w:t>
+      </w:r>
+      <w:proofErr w:type="spellEnd"/>
+      <w:r>
+        <w:rPr>
+          <w:rFonts w:cs="Arial"/>
+          <w:b/>
+          <w:bCs/>
+          <w:color w:val="FF0000"/>
+          <w:szCs w:val="24"/>
+          <w:u w:val="single"/>
+        </w:rPr>
+        <w:t xml:space="preserve"> }}</w:t>
       </w:r>
       <w:r>
         <w:rPr>
@@ -3611,7 +4467,47 @@
           <w:szCs w:val="24"/>
           <w:lang w:val="es-ES_tradnl" w:eastAsia="es-ES_tradnl"/>
         </w:rPr>
-        <w:t xml:space="preserve"> for detalle in detalles_monto_asegurado_primer_ejemplo </w:t>
+        <w:t xml:space="preserve"> </w:t>
+      </w:r>
+      <w:proofErr w:type="spellStart"/>
+      <w:r>
+        <w:rPr>
+          <w:rFonts w:cs="Arial"/>
+          <w:color w:val="000000" w:themeColor="text1"/>
+          <w:szCs w:val="24"/>
+          <w:lang w:val="es-ES_tradnl" w:eastAsia="es-ES_tradnl"/>
+        </w:rPr>
+        <w:t>for</w:t>
+      </w:r>
+      <w:proofErr w:type="spellEnd"/>
+      <w:r>
+        <w:rPr>
+          <w:rFonts w:cs="Arial"/>
+          <w:color w:val="000000" w:themeColor="text1"/>
+          <w:szCs w:val="24"/>
+          <w:lang w:val="es-ES_tradnl" w:eastAsia="es-ES_tradnl"/>
+        </w:rPr>
+        <w:t xml:space="preserve"> detalle in </w:t>
+      </w:r>
+      <w:proofErr w:type="spellStart"/>
+      <w:r>
+        <w:rPr>
+          <w:rFonts w:cs="Arial"/>
+          <w:color w:val="000000" w:themeColor="text1"/>
+          <w:szCs w:val="24"/>
+          <w:lang w:val="es-ES_tradnl" w:eastAsia="es-ES_tradnl"/>
+        </w:rPr>
+        <w:t>detalles_monto_asegurado_primer_ejemplo</w:t>
+      </w:r>
+      <w:proofErr w:type="spellEnd"/>
+      <w:r>
+        <w:rPr>
+          <w:rFonts w:cs="Arial"/>
+          <w:color w:val="000000" w:themeColor="text1"/>
+          <w:szCs w:val="24"/>
+          <w:lang w:val="es-ES_tradnl" w:eastAsia="es-ES_tradnl"/>
+        </w:rPr>
+        <w:t xml:space="preserve"> </w:t>
       </w:r>
       <w:r>
         <w:rPr>
@@ -3665,7 +4561,27 @@
                 <w:szCs w:val="24"/>
                 <w:lang w:val="es-ES_tradnl" w:eastAsia="es-ES_tradnl"/>
               </w:rPr>
-              <w:t>{{ detalle.logo }}</w:t>
+              <w:t xml:space="preserve">{{ </w:t>
+            </w:r>
+            <w:proofErr w:type="spellStart"/>
+            <w:r>
+              <w:rPr>
+                <w:rFonts w:cs="Arial"/>
+                <w:color w:val="000000" w:themeColor="text1"/>
+                <w:szCs w:val="24"/>
+                <w:lang w:val="es-ES_tradnl" w:eastAsia="es-ES_tradnl"/>
+              </w:rPr>
+              <w:t>detalle.logo</w:t>
+            </w:r>
+            <w:proofErr w:type="spellEnd"/>
+            <w:r>
+              <w:rPr>
+                <w:rFonts w:cs="Arial"/>
+                <w:color w:val="000000" w:themeColor="text1"/>
+                <w:szCs w:val="24"/>
+                <w:lang w:val="es-ES_tradnl" w:eastAsia="es-ES_tradnl"/>
+              </w:rPr>
+              <w:t xml:space="preserve"> }}</w:t>
             </w:r>
           </w:p>
         </w:tc>
@@ -3693,97 +4609,9 @@
                 <w:u w:val="single"/>
                 <w:lang w:val="es-ES_tradnl" w:eastAsia="es-ES_tradnl"/>
               </w:rPr>
-              <w:t>{{ detalle.nombre_company }}</w:t>
-            </w:r>
-            <w:r>
-              <w:rPr>
-                <w:rFonts w:eastAsia="Times New Roman" w:cs="Arial"/>
-                <w:bCs/>
-                <w:color w:val="000000"/>
-                <w:szCs w:val="24"/>
-                <w:u w:val="single"/>
-                <w:lang w:val="es-ES_tradnl" w:eastAsia="es-ES_tradnl"/>
-              </w:rPr>
-              <w:t>:</w:t>
-            </w:r>
-            <w:r>
-              <w:rPr>
-                <w:rFonts w:eastAsia="Times New Roman" w:cs="Arial"/>
-                <w:bCs/>
-                <w:color w:val="000000"/>
-                <w:szCs w:val="24"/>
-                <w:lang w:val="es-ES_tradnl" w:eastAsia="es-ES_tradnl"/>
-              </w:rPr>
-              <w:t xml:space="preserve"> Monto </w:t>
-            </w:r>
-            <w:r>
-              <w:rPr>
-                <w:rFonts w:cs="Arial"/>
-                <w:szCs w:val="24"/>
-              </w:rPr>
-              <w:t xml:space="preserve">UF </w:t>
-            </w:r>
-            <w:r>
-              <w:rPr>
-                <w:rFonts w:cs="Arial"/>
-                <w:szCs w:val="24"/>
-              </w:rPr>
-              <w:t>{{ detalle.monto_asegurado }}</w:t>
-            </w:r>
-            <w:r>
-              <w:rPr>
-                <w:rFonts w:eastAsia="Times New Roman" w:cs="Arial"/>
-                <w:bCs/>
-                <w:color w:val="000000"/>
-                <w:szCs w:val="24"/>
-                <w:lang w:val="es-ES_tradnl" w:eastAsia="es-ES_tradnl"/>
-              </w:rPr>
-              <w:t xml:space="preserve"> con una prima anual de </w:t>
-            </w:r>
-            <w:r>
-              <w:rPr>
-                <w:rFonts w:cs="Arial"/>
-                <w:b/>
-                <w:szCs w:val="24"/>
-              </w:rPr>
-              <w:t xml:space="preserve">UF </w:t>
-            </w:r>
-            <w:r>
-              <w:rPr>
-                <w:rFonts w:cs="Arial"/>
-                <w:b/>
-                <w:szCs w:val="24"/>
-              </w:rPr>
-              <w:t>{{ detalle.prima_anual }}</w:t>
-            </w:r>
-            <w:r>
-              <w:rPr>
-                <w:rFonts w:eastAsia="Times New Roman" w:cs="Arial"/>
-                <w:b/>
-                <w:color w:val="000000"/>
-                <w:szCs w:val="24"/>
-                <w:lang w:val="es-ES_tradnl" w:eastAsia="es-ES_tradnl"/>
-              </w:rPr>
-              <w:t xml:space="preserve"> </w:t>
-            </w:r>
-            <w:r>
-              <w:rPr>
-                <w:rFonts w:eastAsia="Times New Roman" w:cs="Arial"/>
-                <w:color w:val="000000"/>
-                <w:szCs w:val="24"/>
-                <w:lang w:val="es-ES_tradnl" w:eastAsia="es-ES_tradnl"/>
-              </w:rPr>
-              <w:t xml:space="preserve">que se puede pactar en </w:t>
-            </w:r>
-            <w:r>
-              <w:rPr>
-                <w:rFonts w:cs="Arial"/>
-                <w:b/>
-                <w:bCs/>
-                <w:szCs w:val="24"/>
-              </w:rPr>
-              <w:t>{{ cantidad_cuotas }}</w:t>
-            </w:r>
+              <w:t xml:space="preserve">{{ </w:t>
+            </w:r>
+            <w:proofErr w:type="spellStart"/>
             <w:r>
               <w:rPr>
                 <w:rFonts w:eastAsia="Times New Roman" w:cs="Arial"/>
@@ -3791,10 +4619,12 @@
                 <w:bCs/>
                 <w:color w:val="000000"/>
                 <w:szCs w:val="24"/>
-                <w:lang w:val="es-ES_tradnl" w:eastAsia="es-ES_tradnl"/>
-              </w:rPr>
-              <w:t xml:space="preserve"> cuotas </w:t>
-            </w:r>
+                <w:u w:val="single"/>
+                <w:lang w:val="es-ES_tradnl" w:eastAsia="es-ES_tradnl"/>
+              </w:rPr>
+              <w:t>detalle.nombre_company</w:t>
+            </w:r>
+            <w:proofErr w:type="spellEnd"/>
             <w:r>
               <w:rPr>
                 <w:rFonts w:eastAsia="Times New Roman" w:cs="Arial"/>
@@ -3802,9 +4632,124 @@
                 <w:bCs/>
                 <w:color w:val="000000"/>
                 <w:szCs w:val="24"/>
-                <w:lang w:val="es-ES_tradnl" w:eastAsia="es-ES_tradnl"/>
-              </w:rPr>
-              <w:t xml:space="preserve">de </w:t>
+                <w:u w:val="single"/>
+                <w:lang w:val="es-ES_tradnl" w:eastAsia="es-ES_tradnl"/>
+              </w:rPr>
+              <w:t xml:space="preserve"> }}</w:t>
+            </w:r>
+            <w:r>
+              <w:rPr>
+                <w:rFonts w:eastAsia="Times New Roman" w:cs="Arial"/>
+                <w:bCs/>
+                <w:color w:val="000000"/>
+                <w:szCs w:val="24"/>
+                <w:u w:val="single"/>
+                <w:lang w:val="es-ES_tradnl" w:eastAsia="es-ES_tradnl"/>
+              </w:rPr>
+              <w:t>:</w:t>
+            </w:r>
+            <w:r>
+              <w:rPr>
+                <w:rFonts w:eastAsia="Times New Roman" w:cs="Arial"/>
+                <w:bCs/>
+                <w:color w:val="000000"/>
+                <w:szCs w:val="24"/>
+                <w:lang w:val="es-ES_tradnl" w:eastAsia="es-ES_tradnl"/>
+              </w:rPr>
+              <w:t xml:space="preserve"> Monto </w:t>
+            </w:r>
+            <w:r>
+              <w:rPr>
+                <w:rFonts w:cs="Arial"/>
+                <w:szCs w:val="24"/>
+              </w:rPr>
+              <w:t xml:space="preserve">UF </w:t>
+            </w:r>
+            <w:r>
+              <w:rPr>
+                <w:rFonts w:cs="Arial"/>
+                <w:szCs w:val="24"/>
+              </w:rPr>
+              <w:t xml:space="preserve">{{ </w:t>
+            </w:r>
+            <w:proofErr w:type="spellStart"/>
+            <w:r>
+              <w:rPr>
+                <w:rFonts w:cs="Arial"/>
+                <w:szCs w:val="24"/>
+              </w:rPr>
+              <w:t>detalle.monto_asegurado</w:t>
+            </w:r>
+            <w:proofErr w:type="spellEnd"/>
+            <w:r>
+              <w:rPr>
+                <w:rFonts w:cs="Arial"/>
+                <w:szCs w:val="24"/>
+              </w:rPr>
+              <w:t xml:space="preserve"> }}</w:t>
+            </w:r>
+            <w:r>
+              <w:rPr>
+                <w:rFonts w:eastAsia="Times New Roman" w:cs="Arial"/>
+                <w:bCs/>
+                <w:color w:val="000000"/>
+                <w:szCs w:val="24"/>
+                <w:lang w:val="es-ES_tradnl" w:eastAsia="es-ES_tradnl"/>
+              </w:rPr>
+              <w:t xml:space="preserve"> con una prima anual de </w:t>
+            </w:r>
+            <w:r>
+              <w:rPr>
+                <w:rFonts w:cs="Arial"/>
+                <w:b/>
+                <w:szCs w:val="24"/>
+              </w:rPr>
+              <w:t xml:space="preserve">UF </w:t>
+            </w:r>
+            <w:r>
+              <w:rPr>
+                <w:rFonts w:cs="Arial"/>
+                <w:b/>
+                <w:szCs w:val="24"/>
+              </w:rPr>
+              <w:t xml:space="preserve">{{ </w:t>
+            </w:r>
+            <w:proofErr w:type="spellStart"/>
+            <w:r>
+              <w:rPr>
+                <w:rFonts w:cs="Arial"/>
+                <w:b/>
+                <w:szCs w:val="24"/>
+              </w:rPr>
+              <w:t>detalle.prima_anual</w:t>
+            </w:r>
+            <w:proofErr w:type="spellEnd"/>
+            <w:r>
+              <w:rPr>
+                <w:rFonts w:cs="Arial"/>
+                <w:b/>
+                <w:szCs w:val="24"/>
+              </w:rPr>
+              <w:t xml:space="preserve"> }}</w:t>
+            </w:r>
+            <w:r>
+              <w:rPr>
+                <w:rFonts w:eastAsia="Times New Roman" w:cs="Arial"/>
+                <w:b/>
+                <w:color w:val="000000"/>
+                <w:szCs w:val="24"/>
+                <w:lang w:val="es-ES_tradnl" w:eastAsia="es-ES_tradnl"/>
+              </w:rPr>
+              <w:t xml:space="preserve"> </w:t>
+            </w:r>
+            <w:r>
+              <w:rPr>
+                <w:rFonts w:eastAsia="Times New Roman" w:cs="Arial"/>
+                <w:color w:val="000000"/>
+                <w:szCs w:val="24"/>
+                <w:lang w:val="es-ES_tradnl" w:eastAsia="es-ES_tradnl"/>
+              </w:rPr>
+              <w:t xml:space="preserve">que se puede pactar en </w:t>
             </w:r>
             <w:r>
               <w:rPr>
@@ -3813,8 +4758,9 @@
                 <w:bCs/>
                 <w:szCs w:val="24"/>
               </w:rPr>
-              <w:t xml:space="preserve">UF </w:t>
-            </w:r>
+              <w:t xml:space="preserve">{{ </w:t>
+            </w:r>
+            <w:proofErr w:type="spellStart"/>
             <w:r>
               <w:rPr>
                 <w:rFonts w:cs="Arial"/>
@@ -3822,14 +4768,17 @@
                 <w:bCs/>
                 <w:szCs w:val="24"/>
               </w:rPr>
-              <w:t>{{ detalle.valor_cuota_uf }}</w:t>
-            </w:r>
-            <w:r>
-              <w:rPr>
-                <w:rFonts w:cs="Arial"/>
-                <w:szCs w:val="24"/>
-              </w:rPr>
-              <w:t>,</w:t>
+              <w:t>cantidad_cuotas</w:t>
+            </w:r>
+            <w:proofErr w:type="spellEnd"/>
+            <w:r>
+              <w:rPr>
+                <w:rFonts w:cs="Arial"/>
+                <w:b/>
+                <w:bCs/>
+                <w:szCs w:val="24"/>
+              </w:rPr>
+              <w:t xml:space="preserve"> }}</w:t>
             </w:r>
             <w:r>
               <w:rPr>
@@ -3840,6 +4789,73 @@
                 <w:szCs w:val="24"/>
                 <w:lang w:val="es-ES_tradnl" w:eastAsia="es-ES_tradnl"/>
               </w:rPr>
+              <w:t xml:space="preserve"> cuotas </w:t>
+            </w:r>
+            <w:r>
+              <w:rPr>
+                <w:rFonts w:eastAsia="Times New Roman" w:cs="Arial"/>
+                <w:b/>
+                <w:bCs/>
+                <w:color w:val="000000"/>
+                <w:szCs w:val="24"/>
+                <w:lang w:val="es-ES_tradnl" w:eastAsia="es-ES_tradnl"/>
+              </w:rPr>
+              <w:t xml:space="preserve">de </w:t>
+            </w:r>
+            <w:r>
+              <w:rPr>
+                <w:rFonts w:cs="Arial"/>
+                <w:b/>
+                <w:bCs/>
+                <w:szCs w:val="24"/>
+              </w:rPr>
+              <w:t xml:space="preserve">UF </w:t>
+            </w:r>
+            <w:r>
+              <w:rPr>
+                <w:rFonts w:cs="Arial"/>
+                <w:b/>
+                <w:bCs/>
+                <w:szCs w:val="24"/>
+              </w:rPr>
+              <w:t xml:space="preserve">{{ </w:t>
+            </w:r>
+            <w:proofErr w:type="spellStart"/>
+            <w:r>
+              <w:rPr>
+                <w:rFonts w:cs="Arial"/>
+                <w:b/>
+                <w:bCs/>
+                <w:szCs w:val="24"/>
+              </w:rPr>
+              <w:t>detalle.valor_cuota_uf</w:t>
+            </w:r>
+            <w:proofErr w:type="spellEnd"/>
+            <w:r>
+              <w:rPr>
+                <w:rFonts w:cs="Arial"/>
+                <w:b/>
+                <w:bCs/>
+                <w:szCs w:val="24"/>
+              </w:rPr>
+              <w:t xml:space="preserve"> }}</w:t>
+            </w:r>
+            <w:r>
+              <w:rPr>
+                <w:rFonts w:cs="Arial"/>
+                <w:szCs w:val="24"/>
+              </w:rPr>
+              <w:t>,</w:t>
+            </w:r>
+            <w:r>
+              <w:rPr>
+                <w:rFonts w:eastAsia="Times New Roman" w:cs="Arial"/>
+                <w:b/>
+                <w:bCs/>
+                <w:color w:val="000000"/>
+                <w:szCs w:val="24"/>
+                <w:lang w:val="es-ES_tradnl" w:eastAsia="es-ES_tradnl"/>
+              </w:rPr>
               <w:t xml:space="preserve"> </w:t>
             </w:r>
             <w:r>
@@ -3863,7 +4879,23 @@
                 <w:rFonts w:cs="Arial"/>
                 <w:szCs w:val="24"/>
               </w:rPr>
-              <w:t>{{ detalle.valor_cuota_pesos }}</w:t>
+              <w:t xml:space="preserve">{{ </w:t>
+            </w:r>
+            <w:proofErr w:type="spellStart"/>
+            <w:r>
+              <w:rPr>
+                <w:rFonts w:cs="Arial"/>
+                <w:szCs w:val="24"/>
+              </w:rPr>
+              <w:t>detalle.valor_cuota_pesos</w:t>
+            </w:r>
+            <w:proofErr w:type="spellEnd"/>
+            <w:r>
+              <w:rPr>
+                <w:rFonts w:cs="Arial"/>
+                <w:szCs w:val="24"/>
+              </w:rPr>
+              <w:t xml:space="preserve"> }}</w:t>
             </w:r>
             <w:r>
               <w:rPr>
@@ -3889,7 +4921,23 @@
                 <w:rFonts w:cs="Arial"/>
                 <w:szCs w:val="24"/>
               </w:rPr>
-              <w:t>{{ cantidad_unidades }}</w:t>
+              <w:t xml:space="preserve">{{ </w:t>
+            </w:r>
+            <w:proofErr w:type="spellStart"/>
+            <w:r>
+              <w:rPr>
+                <w:rFonts w:cs="Arial"/>
+                <w:szCs w:val="24"/>
+              </w:rPr>
+              <w:t>cantidad_unidades</w:t>
+            </w:r>
+            <w:proofErr w:type="spellEnd"/>
+            <w:r>
+              <w:rPr>
+                <w:rFonts w:cs="Arial"/>
+                <w:szCs w:val="24"/>
+              </w:rPr>
+              <w:t xml:space="preserve"> }}</w:t>
             </w:r>
             <w:r>
               <w:rPr>
@@ -3912,7 +4960,23 @@
                 <w:rFonts w:cs="Arial"/>
                 <w:szCs w:val="24"/>
               </w:rPr>
-              <w:t>{{ detalle.prorrateo_pesos }}</w:t>
+              <w:t xml:space="preserve">{{ </w:t>
+            </w:r>
+            <w:proofErr w:type="spellStart"/>
+            <w:r>
+              <w:rPr>
+                <w:rFonts w:cs="Arial"/>
+                <w:szCs w:val="24"/>
+              </w:rPr>
+              <w:t>detalle.prorrateo_pesos</w:t>
+            </w:r>
+            <w:proofErr w:type="spellEnd"/>
+            <w:r>
+              <w:rPr>
+                <w:rFonts w:cs="Arial"/>
+                <w:szCs w:val="24"/>
+              </w:rPr>
+              <w:t xml:space="preserve"> }}</w:t>
             </w:r>
             <w:r>
               <w:rPr>
@@ -3949,7 +5013,31 @@
           <w:u w:val="single"/>
           <w:lang w:val="es-ES_tradnl" w:eastAsia="es-ES_tradnl"/>
         </w:rPr>
-        <w:t>{% endfor %}</w:t>
+        <w:t xml:space="preserve">{% </w:t>
+      </w:r>
+      <w:proofErr w:type="spellStart"/>
+      <w:r>
+        <w:rPr>
+          <w:rFonts w:cs="Arial"/>
+          <w:bCs/>
+          <w:color w:val="000000" w:themeColor="text1"/>
+          <w:szCs w:val="24"/>
+          <w:u w:val="single"/>
+          <w:lang w:val="es-ES_tradnl" w:eastAsia="es-ES_tradnl"/>
+        </w:rPr>
+        <w:t>endfor</w:t>
+      </w:r>
+      <w:proofErr w:type="spellEnd"/>
+      <w:r>
+        <w:rPr>
+          <w:rFonts w:cs="Arial"/>
+          <w:bCs/>
+          <w:color w:val="000000" w:themeColor="text1"/>
+          <w:szCs w:val="24"/>
+          <w:u w:val="single"/>
+          <w:lang w:val="es-ES_tradnl" w:eastAsia="es-ES_tradnl"/>
+        </w:rPr>
+        <w:t xml:space="preserve"> %}</w:t>
       </w:r>
     </w:p>
     <w:p>
@@ -4026,7 +5114,27 @@
           <w:szCs w:val="24"/>
           <w:u w:val="single"/>
         </w:rPr>
-        <w:t>{{ monto_asegurado_primer_ejemplo }}</w:t>
+        <w:t xml:space="preserve">{{ </w:t>
+      </w:r>
+      <w:proofErr w:type="spellStart"/>
+      <w:r>
+        <w:rPr>
+          <w:rFonts w:cs="Arial"/>
+          <w:b/>
+          <w:szCs w:val="24"/>
+          <w:u w:val="single"/>
+        </w:rPr>
+        <w:t>monto_asegurado_primer_ejemplo</w:t>
+      </w:r>
+      <w:proofErr w:type="spellEnd"/>
+      <w:r>
+        <w:rPr>
+          <w:rFonts w:cs="Arial"/>
+          <w:b/>
+          <w:szCs w:val="24"/>
+          <w:u w:val="single"/>
+        </w:rPr>
+        <w:t xml:space="preserve"> }}</w:t>
       </w:r>
       <w:r>
         <w:rPr>
@@ -4070,18 +5178,42 @@
           <w:u w:val="single"/>
           <w:lang w:val="es-ES_tradnl" w:eastAsia="es-ES_tradnl"/>
         </w:rPr>
-        <w:t xml:space="preserve"> 202</w:t>
-      </w:r>
-      <w:r>
-        <w:rPr>
-          <w:rFonts w:cs="Arial"/>
-          <w:bCs/>
-          <w:color w:val="000000" w:themeColor="text1"/>
-          <w:szCs w:val="24"/>
-          <w:u w:val="single"/>
-          <w:lang w:val="es-ES_tradnl" w:eastAsia="es-ES_tradnl"/>
-        </w:rPr>
-        <w:t>3</w:t>
+        <w:t xml:space="preserve"> </w:t>
+      </w:r>
+      <w:r>
+        <w:rPr>
+          <w:rFonts w:cs="Arial"/>
+          <w:bCs/>
+          <w:color w:val="000000" w:themeColor="text1"/>
+          <w:szCs w:val="24"/>
+          <w:u w:val="single"/>
+          <w:lang w:val="es-ES_tradnl" w:eastAsia="es-ES_tradnl"/>
+        </w:rPr>
+        <w:t xml:space="preserve">{{ </w:t>
+      </w:r>
+      <w:proofErr w:type="spellStart"/>
+      <w:r>
+        <w:rPr>
+          <w:rFonts w:cs="Arial"/>
+          <w:bCs/>
+          <w:color w:val="000000" w:themeColor="text1"/>
+          <w:szCs w:val="24"/>
+          <w:u w:val="single"/>
+          <w:lang w:val="es-ES_tradnl" w:eastAsia="es-ES_tradnl"/>
+        </w:rPr>
+        <w:t>year_actual</w:t>
+      </w:r>
+      <w:proofErr w:type="spellEnd"/>
+      <w:r>
+        <w:rPr>
+          <w:rFonts w:cs="Arial"/>
+          <w:bCs/>
+          <w:color w:val="000000" w:themeColor="text1"/>
+          <w:szCs w:val="24"/>
+          <w:u w:val="single"/>
+          <w:lang w:val="es-ES_tradnl" w:eastAsia="es-ES_tradnl"/>
+        </w:rPr>
+        <w:t xml:space="preserve"> }}</w:t>
       </w:r>
       <w:r>
         <w:rPr>
@@ -4115,7 +5247,31 @@
           <w:szCs w:val="24"/>
           <w:u w:val="single"/>
         </w:rPr>
-        <w:t>{{ porcentaje_infraseguro_primer_ejemplo }}</w:t>
+        <w:t xml:space="preserve">{{ </w:t>
+      </w:r>
+      <w:proofErr w:type="spellStart"/>
+      <w:r>
+        <w:rPr>
+          <w:rFonts w:cs="Arial"/>
+          <w:b/>
+          <w:bCs/>
+          <w:color w:val="FF0000"/>
+          <w:szCs w:val="24"/>
+          <w:u w:val="single"/>
+        </w:rPr>
+        <w:t>porcentaje_infraseguro_primer_ejemplo</w:t>
+      </w:r>
+      <w:proofErr w:type="spellEnd"/>
+      <w:r>
+        <w:rPr>
+          <w:rFonts w:cs="Arial"/>
+          <w:b/>
+          <w:bCs/>
+          <w:color w:val="FF0000"/>
+          <w:szCs w:val="24"/>
+          <w:u w:val="single"/>
+        </w:rPr>
+        <w:t xml:space="preserve"> }}</w:t>
       </w:r>
       <w:r>
         <w:rPr>
@@ -4288,7 +5444,27 @@
           <w:szCs w:val="24"/>
           <w:u w:val="single"/>
         </w:rPr>
-        <w:t>{{ monto_asegurado_segundo_ejemplo }}</w:t>
+        <w:t xml:space="preserve">{{ </w:t>
+      </w:r>
+      <w:proofErr w:type="spellStart"/>
+      <w:r>
+        <w:rPr>
+          <w:rFonts w:cs="Arial"/>
+          <w:b/>
+          <w:szCs w:val="24"/>
+          <w:u w:val="single"/>
+        </w:rPr>
+        <w:t>monto_asegurado_segundo_ejemplo</w:t>
+      </w:r>
+      <w:proofErr w:type="spellEnd"/>
+      <w:r>
+        <w:rPr>
+          <w:rFonts w:cs="Arial"/>
+          <w:b/>
+          <w:szCs w:val="24"/>
+          <w:u w:val="single"/>
+        </w:rPr>
+        <w:t xml:space="preserve"> }}</w:t>
       </w:r>
       <w:r>
         <w:rPr>
@@ -4321,18 +5497,42 @@
           <w:u w:val="single"/>
           <w:lang w:val="es-ES_tradnl" w:eastAsia="es-ES_tradnl"/>
         </w:rPr>
-        <w:t xml:space="preserve"> 202</w:t>
-      </w:r>
-      <w:r>
-        <w:rPr>
-          <w:rFonts w:cs="Arial"/>
-          <w:bCs/>
-          <w:color w:val="000000" w:themeColor="text1"/>
-          <w:szCs w:val="24"/>
-          <w:u w:val="single"/>
-          <w:lang w:val="es-ES_tradnl" w:eastAsia="es-ES_tradnl"/>
-        </w:rPr>
-        <w:t>3</w:t>
+        <w:t xml:space="preserve"> </w:t>
+      </w:r>
+      <w:r>
+        <w:rPr>
+          <w:rFonts w:cs="Arial"/>
+          <w:bCs/>
+          <w:color w:val="000000" w:themeColor="text1"/>
+          <w:szCs w:val="24"/>
+          <w:u w:val="single"/>
+          <w:lang w:val="es-ES_tradnl" w:eastAsia="es-ES_tradnl"/>
+        </w:rPr>
+        <w:t xml:space="preserve">{{ </w:t>
+      </w:r>
+      <w:proofErr w:type="spellStart"/>
+      <w:r>
+        <w:rPr>
+          <w:rFonts w:cs="Arial"/>
+          <w:bCs/>
+          <w:color w:val="000000" w:themeColor="text1"/>
+          <w:szCs w:val="24"/>
+          <w:u w:val="single"/>
+          <w:lang w:val="es-ES_tradnl" w:eastAsia="es-ES_tradnl"/>
+        </w:rPr>
+        <w:t>year_actual</w:t>
+      </w:r>
+      <w:proofErr w:type="spellEnd"/>
+      <w:r>
+        <w:rPr>
+          <w:rFonts w:cs="Arial"/>
+          <w:bCs/>
+          <w:color w:val="000000" w:themeColor="text1"/>
+          <w:szCs w:val="24"/>
+          <w:u w:val="single"/>
+          <w:lang w:val="es-ES_tradnl" w:eastAsia="es-ES_tradnl"/>
+        </w:rPr>
+        <w:t xml:space="preserve"> }}</w:t>
       </w:r>
       <w:r>
         <w:rPr>
@@ -4379,7 +5579,31 @@
           <w:szCs w:val="24"/>
           <w:u w:val="single"/>
         </w:rPr>
-        <w:t>{{ porcentaje_infraseguro_segundo_ejemplo }}</w:t>
+        <w:t xml:space="preserve">{{ </w:t>
+      </w:r>
+      <w:proofErr w:type="spellStart"/>
+      <w:r>
+        <w:rPr>
+          <w:rFonts w:cs="Arial"/>
+          <w:b/>
+          <w:bCs/>
+          <w:color w:val="FF0000"/>
+          <w:szCs w:val="24"/>
+          <w:u w:val="single"/>
+        </w:rPr>
+        <w:t>porcentaje_infraseguro_segundo_ejemplo</w:t>
+      </w:r>
+      <w:proofErr w:type="spellEnd"/>
+      <w:r>
+        <w:rPr>
+          <w:rFonts w:cs="Arial"/>
+          <w:b/>
+          <w:bCs/>
+          <w:color w:val="FF0000"/>
+          <w:szCs w:val="24"/>
+          <w:u w:val="single"/>
+        </w:rPr>
+        <w:t xml:space="preserve"> }}</w:t>
       </w:r>
       <w:r>
         <w:rPr>
@@ -4433,7 +5657,47 @@
           <w:szCs w:val="24"/>
           <w:lang w:val="es-ES_tradnl" w:eastAsia="es-ES_tradnl"/>
         </w:rPr>
-        <w:t xml:space="preserve"> for detalle in detalles_monto_asegurado_segundo_ejemplo </w:t>
+        <w:t xml:space="preserve"> </w:t>
+      </w:r>
+      <w:proofErr w:type="spellStart"/>
+      <w:r>
+        <w:rPr>
+          <w:rFonts w:cs="Arial"/>
+          <w:color w:val="000000" w:themeColor="text1"/>
+          <w:szCs w:val="24"/>
+          <w:lang w:val="es-ES_tradnl" w:eastAsia="es-ES_tradnl"/>
+        </w:rPr>
+        <w:t>for</w:t>
+      </w:r>
+      <w:proofErr w:type="spellEnd"/>
+      <w:r>
+        <w:rPr>
+          <w:rFonts w:cs="Arial"/>
+          <w:color w:val="000000" w:themeColor="text1"/>
+          <w:szCs w:val="24"/>
+          <w:lang w:val="es-ES_tradnl" w:eastAsia="es-ES_tradnl"/>
+        </w:rPr>
+        <w:t xml:space="preserve"> detalle in </w:t>
+      </w:r>
+      <w:proofErr w:type="spellStart"/>
+      <w:r>
+        <w:rPr>
+          <w:rFonts w:cs="Arial"/>
+          <w:color w:val="000000" w:themeColor="text1"/>
+          <w:szCs w:val="24"/>
+          <w:lang w:val="es-ES_tradnl" w:eastAsia="es-ES_tradnl"/>
+        </w:rPr>
+        <w:t>detalles_monto_asegurado_segundo_ejemplo</w:t>
+      </w:r>
+      <w:proofErr w:type="spellEnd"/>
+      <w:r>
+        <w:rPr>
+          <w:rFonts w:cs="Arial"/>
+          <w:color w:val="000000" w:themeColor="text1"/>
+          <w:szCs w:val="24"/>
+          <w:lang w:val="es-ES_tradnl" w:eastAsia="es-ES_tradnl"/>
+        </w:rPr>
+        <w:t xml:space="preserve"> </w:t>
       </w:r>
       <w:r>
         <w:rPr>
@@ -4487,7 +5751,27 @@
                 <w:szCs w:val="24"/>
                 <w:lang w:val="es-ES_tradnl" w:eastAsia="es-ES_tradnl"/>
               </w:rPr>
-              <w:t>{{ detalle.logo }}</w:t>
+              <w:t xml:space="preserve">{{ </w:t>
+            </w:r>
+            <w:proofErr w:type="spellStart"/>
+            <w:r>
+              <w:rPr>
+                <w:rFonts w:cs="Arial"/>
+                <w:color w:val="000000" w:themeColor="text1"/>
+                <w:szCs w:val="24"/>
+                <w:lang w:val="es-ES_tradnl" w:eastAsia="es-ES_tradnl"/>
+              </w:rPr>
+              <w:t>detalle.logo</w:t>
+            </w:r>
+            <w:proofErr w:type="spellEnd"/>
+            <w:r>
+              <w:rPr>
+                <w:rFonts w:cs="Arial"/>
+                <w:color w:val="000000" w:themeColor="text1"/>
+                <w:szCs w:val="24"/>
+                <w:lang w:val="es-ES_tradnl" w:eastAsia="es-ES_tradnl"/>
+              </w:rPr>
+              <w:t xml:space="preserve"> }}</w:t>
             </w:r>
           </w:p>
         </w:tc>
@@ -4515,97 +5799,9 @@
                 <w:u w:val="single"/>
                 <w:lang w:val="es-ES_tradnl" w:eastAsia="es-ES_tradnl"/>
               </w:rPr>
-              <w:t>{{ detalle.nombre_company }}</w:t>
-            </w:r>
-            <w:r>
-              <w:rPr>
-                <w:rFonts w:eastAsia="Times New Roman" w:cs="Arial"/>
-                <w:bCs/>
-                <w:color w:val="000000"/>
-                <w:szCs w:val="24"/>
-                <w:u w:val="single"/>
-                <w:lang w:val="es-ES_tradnl" w:eastAsia="es-ES_tradnl"/>
-              </w:rPr>
-              <w:t>:</w:t>
-            </w:r>
-            <w:r>
-              <w:rPr>
-                <w:rFonts w:eastAsia="Times New Roman" w:cs="Arial"/>
-                <w:bCs/>
-                <w:color w:val="000000"/>
-                <w:szCs w:val="24"/>
-                <w:lang w:val="es-ES_tradnl" w:eastAsia="es-ES_tradnl"/>
-              </w:rPr>
-              <w:t xml:space="preserve"> Monto </w:t>
-            </w:r>
-            <w:r>
-              <w:rPr>
-                <w:rFonts w:cs="Arial"/>
-                <w:szCs w:val="24"/>
-              </w:rPr>
-              <w:t xml:space="preserve">UF </w:t>
-            </w:r>
-            <w:r>
-              <w:rPr>
-                <w:rFonts w:cs="Arial"/>
-                <w:szCs w:val="24"/>
-              </w:rPr>
-              <w:t>{{ detalle.monto_asegurado }}</w:t>
-            </w:r>
-            <w:r>
-              <w:rPr>
-                <w:rFonts w:eastAsia="Times New Roman" w:cs="Arial"/>
-                <w:bCs/>
-                <w:color w:val="000000"/>
-                <w:szCs w:val="24"/>
-                <w:lang w:val="es-ES_tradnl" w:eastAsia="es-ES_tradnl"/>
-              </w:rPr>
-              <w:t xml:space="preserve"> con una prima anual de </w:t>
-            </w:r>
-            <w:r>
-              <w:rPr>
-                <w:rFonts w:cs="Arial"/>
-                <w:b/>
-                <w:szCs w:val="24"/>
-              </w:rPr>
-              <w:t xml:space="preserve">UF </w:t>
-            </w:r>
-            <w:r>
-              <w:rPr>
-                <w:rFonts w:cs="Arial"/>
-                <w:b/>
-                <w:szCs w:val="24"/>
-              </w:rPr>
-              <w:t>{{ detalle.prima_anual }}</w:t>
-            </w:r>
-            <w:r>
-              <w:rPr>
-                <w:rFonts w:eastAsia="Times New Roman" w:cs="Arial"/>
-                <w:b/>
-                <w:color w:val="000000"/>
-                <w:szCs w:val="24"/>
-                <w:lang w:val="es-ES_tradnl" w:eastAsia="es-ES_tradnl"/>
-              </w:rPr>
-              <w:t xml:space="preserve"> </w:t>
-            </w:r>
-            <w:r>
-              <w:rPr>
-                <w:rFonts w:eastAsia="Times New Roman" w:cs="Arial"/>
-                <w:color w:val="000000"/>
-                <w:szCs w:val="24"/>
-                <w:lang w:val="es-ES_tradnl" w:eastAsia="es-ES_tradnl"/>
-              </w:rPr>
-              <w:t xml:space="preserve">que se puede pactar en </w:t>
-            </w:r>
-            <w:r>
-              <w:rPr>
-                <w:rFonts w:cs="Arial"/>
-                <w:b/>
-                <w:bCs/>
-                <w:szCs w:val="24"/>
-              </w:rPr>
-              <w:t>{{ cantidad_cuotas }}</w:t>
-            </w:r>
+              <w:t xml:space="preserve">{{ </w:t>
+            </w:r>
+            <w:proofErr w:type="spellStart"/>
             <w:r>
               <w:rPr>
                 <w:rFonts w:eastAsia="Times New Roman" w:cs="Arial"/>
@@ -4613,10 +5809,12 @@
                 <w:bCs/>
                 <w:color w:val="000000"/>
                 <w:szCs w:val="24"/>
-                <w:lang w:val="es-ES_tradnl" w:eastAsia="es-ES_tradnl"/>
-              </w:rPr>
-              <w:t xml:space="preserve"> cuotas </w:t>
-            </w:r>
+                <w:u w:val="single"/>
+                <w:lang w:val="es-ES_tradnl" w:eastAsia="es-ES_tradnl"/>
+              </w:rPr>
+              <w:t>detalle.nombre_company</w:t>
+            </w:r>
+            <w:proofErr w:type="spellEnd"/>
             <w:r>
               <w:rPr>
                 <w:rFonts w:eastAsia="Times New Roman" w:cs="Arial"/>
@@ -4624,9 +5822,124 @@
                 <w:bCs/>
                 <w:color w:val="000000"/>
                 <w:szCs w:val="24"/>
-                <w:lang w:val="es-ES_tradnl" w:eastAsia="es-ES_tradnl"/>
-              </w:rPr>
-              <w:t xml:space="preserve">de </w:t>
+                <w:u w:val="single"/>
+                <w:lang w:val="es-ES_tradnl" w:eastAsia="es-ES_tradnl"/>
+              </w:rPr>
+              <w:t xml:space="preserve"> }}</w:t>
+            </w:r>
+            <w:r>
+              <w:rPr>
+                <w:rFonts w:eastAsia="Times New Roman" w:cs="Arial"/>
+                <w:bCs/>
+                <w:color w:val="000000"/>
+                <w:szCs w:val="24"/>
+                <w:u w:val="single"/>
+                <w:lang w:val="es-ES_tradnl" w:eastAsia="es-ES_tradnl"/>
+              </w:rPr>
+              <w:t>:</w:t>
+            </w:r>
+            <w:r>
+              <w:rPr>
+                <w:rFonts w:eastAsia="Times New Roman" w:cs="Arial"/>
+                <w:bCs/>
+                <w:color w:val="000000"/>
+                <w:szCs w:val="24"/>
+                <w:lang w:val="es-ES_tradnl" w:eastAsia="es-ES_tradnl"/>
+              </w:rPr>
+              <w:t xml:space="preserve"> Monto </w:t>
+            </w:r>
+            <w:r>
+              <w:rPr>
+                <w:rFonts w:cs="Arial"/>
+                <w:szCs w:val="24"/>
+              </w:rPr>
+              <w:t xml:space="preserve">UF </w:t>
+            </w:r>
+            <w:r>
+              <w:rPr>
+                <w:rFonts w:cs="Arial"/>
+                <w:szCs w:val="24"/>
+              </w:rPr>
+              <w:t xml:space="preserve">{{ </w:t>
+            </w:r>
+            <w:proofErr w:type="spellStart"/>
+            <w:r>
+              <w:rPr>
+                <w:rFonts w:cs="Arial"/>
+                <w:szCs w:val="24"/>
+              </w:rPr>
+              <w:t>detalle.monto_asegurado</w:t>
+            </w:r>
+            <w:proofErr w:type="spellEnd"/>
+            <w:r>
+              <w:rPr>
+                <w:rFonts w:cs="Arial"/>
+                <w:szCs w:val="24"/>
+              </w:rPr>
+              <w:t xml:space="preserve"> }}</w:t>
+            </w:r>
+            <w:r>
+              <w:rPr>
+                <w:rFonts w:eastAsia="Times New Roman" w:cs="Arial"/>
+                <w:bCs/>
+                <w:color w:val="000000"/>
+                <w:szCs w:val="24"/>
+                <w:lang w:val="es-ES_tradnl" w:eastAsia="es-ES_tradnl"/>
+              </w:rPr>
+              <w:t xml:space="preserve"> con una prima anual de </w:t>
+            </w:r>
+            <w:r>
+              <w:rPr>
+                <w:rFonts w:cs="Arial"/>
+                <w:b/>
+                <w:szCs w:val="24"/>
+              </w:rPr>
+              <w:t xml:space="preserve">UF </w:t>
+            </w:r>
+            <w:r>
+              <w:rPr>
+                <w:rFonts w:cs="Arial"/>
+                <w:b/>
+                <w:szCs w:val="24"/>
+              </w:rPr>
+              <w:t xml:space="preserve">{{ </w:t>
+            </w:r>
+            <w:proofErr w:type="spellStart"/>
+            <w:r>
+              <w:rPr>
+                <w:rFonts w:cs="Arial"/>
+                <w:b/>
+                <w:szCs w:val="24"/>
+              </w:rPr>
+              <w:t>detalle.prima_anual</w:t>
+            </w:r>
+            <w:proofErr w:type="spellEnd"/>
+            <w:r>
+              <w:rPr>
+                <w:rFonts w:cs="Arial"/>
+                <w:b/>
+                <w:szCs w:val="24"/>
+              </w:rPr>
+              <w:t xml:space="preserve"> }}</w:t>
+            </w:r>
+            <w:r>
+              <w:rPr>
+                <w:rFonts w:eastAsia="Times New Roman" w:cs="Arial"/>
+                <w:b/>
+                <w:color w:val="000000"/>
+                <w:szCs w:val="24"/>
+                <w:lang w:val="es-ES_tradnl" w:eastAsia="es-ES_tradnl"/>
+              </w:rPr>
+              <w:t xml:space="preserve"> </w:t>
+            </w:r>
+            <w:r>
+              <w:rPr>
+                <w:rFonts w:eastAsia="Times New Roman" w:cs="Arial"/>
+                <w:color w:val="000000"/>
+                <w:szCs w:val="24"/>
+                <w:lang w:val="es-ES_tradnl" w:eastAsia="es-ES_tradnl"/>
+              </w:rPr>
+              <w:t xml:space="preserve">que se puede pactar en </w:t>
             </w:r>
             <w:r>
               <w:rPr>
@@ -4635,8 +5948,9 @@
                 <w:bCs/>
                 <w:szCs w:val="24"/>
               </w:rPr>
-              <w:t xml:space="preserve">UF </w:t>
-            </w:r>
+              <w:t xml:space="preserve">{{ </w:t>
+            </w:r>
+            <w:proofErr w:type="spellStart"/>
             <w:r>
               <w:rPr>
                 <w:rFonts w:cs="Arial"/>
@@ -4644,14 +5958,17 @@
                 <w:bCs/>
                 <w:szCs w:val="24"/>
               </w:rPr>
-              <w:t>{{ detalle.valor_cuota_uf }}</w:t>
-            </w:r>
-            <w:r>
-              <w:rPr>
-                <w:rFonts w:cs="Arial"/>
-                <w:szCs w:val="24"/>
-              </w:rPr>
-              <w:t>,</w:t>
+              <w:t>cantidad_cuotas</w:t>
+            </w:r>
+            <w:proofErr w:type="spellEnd"/>
+            <w:r>
+              <w:rPr>
+                <w:rFonts w:cs="Arial"/>
+                <w:b/>
+                <w:bCs/>
+                <w:szCs w:val="24"/>
+              </w:rPr>
+              <w:t xml:space="preserve"> }}</w:t>
             </w:r>
             <w:r>
               <w:rPr>
@@ -4662,6 +5979,73 @@
                 <w:szCs w:val="24"/>
                 <w:lang w:val="es-ES_tradnl" w:eastAsia="es-ES_tradnl"/>
               </w:rPr>
+              <w:t xml:space="preserve"> cuotas </w:t>
+            </w:r>
+            <w:r>
+              <w:rPr>
+                <w:rFonts w:eastAsia="Times New Roman" w:cs="Arial"/>
+                <w:b/>
+                <w:bCs/>
+                <w:color w:val="000000"/>
+                <w:szCs w:val="24"/>
+                <w:lang w:val="es-ES_tradnl" w:eastAsia="es-ES_tradnl"/>
+              </w:rPr>
+              <w:t xml:space="preserve">de </w:t>
+            </w:r>
+            <w:r>
+              <w:rPr>
+                <w:rFonts w:cs="Arial"/>
+                <w:b/>
+                <w:bCs/>
+                <w:szCs w:val="24"/>
+              </w:rPr>
+              <w:t xml:space="preserve">UF </w:t>
+            </w:r>
+            <w:r>
+              <w:rPr>
+                <w:rFonts w:cs="Arial"/>
+                <w:b/>
+                <w:bCs/>
+                <w:szCs w:val="24"/>
+              </w:rPr>
+              <w:t xml:space="preserve">{{ </w:t>
+            </w:r>
+            <w:proofErr w:type="spellStart"/>
+            <w:r>
+              <w:rPr>
+                <w:rFonts w:cs="Arial"/>
+                <w:b/>
+                <w:bCs/>
+                <w:szCs w:val="24"/>
+              </w:rPr>
+              <w:t>detalle.valor_cuota_uf</w:t>
+            </w:r>
+            <w:proofErr w:type="spellEnd"/>
+            <w:r>
+              <w:rPr>
+                <w:rFonts w:cs="Arial"/>
+                <w:b/>
+                <w:bCs/>
+                <w:szCs w:val="24"/>
+              </w:rPr>
+              <w:t xml:space="preserve"> }}</w:t>
+            </w:r>
+            <w:r>
+              <w:rPr>
+                <w:rFonts w:cs="Arial"/>
+                <w:szCs w:val="24"/>
+              </w:rPr>
+              <w:t>,</w:t>
+            </w:r>
+            <w:r>
+              <w:rPr>
+                <w:rFonts w:eastAsia="Times New Roman" w:cs="Arial"/>
+                <w:b/>
+                <w:bCs/>
+                <w:color w:val="000000"/>
+                <w:szCs w:val="24"/>
+                <w:lang w:val="es-ES_tradnl" w:eastAsia="es-ES_tradnl"/>
+              </w:rPr>
               <w:t xml:space="preserve"> </w:t>
             </w:r>
             <w:r>
@@ -4685,7 +6069,23 @@
                 <w:rFonts w:cs="Arial"/>
                 <w:szCs w:val="24"/>
               </w:rPr>
-              <w:t>{{ detalle.valor_cuota_pesos }}</w:t>
+              <w:t xml:space="preserve">{{ </w:t>
+            </w:r>
+            <w:proofErr w:type="spellStart"/>
+            <w:r>
+              <w:rPr>
+                <w:rFonts w:cs="Arial"/>
+                <w:szCs w:val="24"/>
+              </w:rPr>
+              <w:t>detalle.valor_cuota_pesos</w:t>
+            </w:r>
+            <w:proofErr w:type="spellEnd"/>
+            <w:r>
+              <w:rPr>
+                <w:rFonts w:cs="Arial"/>
+                <w:szCs w:val="24"/>
+              </w:rPr>
+              <w:t xml:space="preserve"> }}</w:t>
             </w:r>
             <w:r>
               <w:rPr>
@@ -4711,7 +6111,23 @@
                 <w:rFonts w:cs="Arial"/>
                 <w:szCs w:val="24"/>
               </w:rPr>
-              <w:t>{{ cantidad_unidades }}</w:t>
+              <w:t xml:space="preserve">{{ </w:t>
+            </w:r>
+            <w:proofErr w:type="spellStart"/>
+            <w:r>
+              <w:rPr>
+                <w:rFonts w:cs="Arial"/>
+                <w:szCs w:val="24"/>
+              </w:rPr>
+              <w:t>cantidad_unidades</w:t>
+            </w:r>
+            <w:proofErr w:type="spellEnd"/>
+            <w:r>
+              <w:rPr>
+                <w:rFonts w:cs="Arial"/>
+                <w:szCs w:val="24"/>
+              </w:rPr>
+              <w:t xml:space="preserve"> }}</w:t>
             </w:r>
             <w:r>
               <w:rPr>
@@ -4734,7 +6150,23 @@
                 <w:rFonts w:cs="Arial"/>
                 <w:szCs w:val="24"/>
               </w:rPr>
-              <w:t>{{ detalle.prorrateo_pesos }}</w:t>
+              <w:t xml:space="preserve">{{ </w:t>
+            </w:r>
+            <w:proofErr w:type="spellStart"/>
+            <w:r>
+              <w:rPr>
+                <w:rFonts w:cs="Arial"/>
+                <w:szCs w:val="24"/>
+              </w:rPr>
+              <w:t>detalle.prorrateo_pesos</w:t>
+            </w:r>
+            <w:proofErr w:type="spellEnd"/>
+            <w:r>
+              <w:rPr>
+                <w:rFonts w:cs="Arial"/>
+                <w:szCs w:val="24"/>
+              </w:rPr>
+              <w:t xml:space="preserve"> }}</w:t>
             </w:r>
             <w:r>
               <w:rPr>
@@ -4771,7 +6203,31 @@
           <w:u w:val="single"/>
           <w:lang w:val="es-ES_tradnl" w:eastAsia="es-ES_tradnl"/>
         </w:rPr>
-        <w:t>{% endfor %}</w:t>
+        <w:t xml:space="preserve">{% </w:t>
+      </w:r>
+      <w:proofErr w:type="spellStart"/>
+      <w:r>
+        <w:rPr>
+          <w:rFonts w:cs="Arial"/>
+          <w:bCs/>
+          <w:color w:val="000000" w:themeColor="text1"/>
+          <w:szCs w:val="24"/>
+          <w:u w:val="single"/>
+          <w:lang w:val="es-ES_tradnl" w:eastAsia="es-ES_tradnl"/>
+        </w:rPr>
+        <w:t>endfor</w:t>
+      </w:r>
+      <w:proofErr w:type="spellEnd"/>
+      <w:r>
+        <w:rPr>
+          <w:rFonts w:cs="Arial"/>
+          <w:bCs/>
+          <w:color w:val="000000" w:themeColor="text1"/>
+          <w:szCs w:val="24"/>
+          <w:u w:val="single"/>
+          <w:lang w:val="es-ES_tradnl" w:eastAsia="es-ES_tradnl"/>
+        </w:rPr>
+        <w:t xml:space="preserve"> %}</w:t>
       </w:r>
     </w:p>
     <w:p>
@@ -4826,7 +6282,27 @@
           <w:szCs w:val="24"/>
           <w:u w:val="single"/>
         </w:rPr>
-        <w:t>{{ monto_asegurado_segundo_ejemplo }}</w:t>
+        <w:t xml:space="preserve">{{ </w:t>
+      </w:r>
+      <w:proofErr w:type="spellStart"/>
+      <w:r>
+        <w:rPr>
+          <w:rFonts w:cs="Arial"/>
+          <w:b/>
+          <w:szCs w:val="24"/>
+          <w:u w:val="single"/>
+        </w:rPr>
+        <w:t>monto_asegurado_segundo_ejemplo</w:t>
+      </w:r>
+      <w:proofErr w:type="spellEnd"/>
+      <w:r>
+        <w:rPr>
+          <w:rFonts w:cs="Arial"/>
+          <w:b/>
+          <w:szCs w:val="24"/>
+          <w:u w:val="single"/>
+        </w:rPr>
+        <w:t xml:space="preserve"> }}</w:t>
       </w:r>
       <w:r>
         <w:rPr>
@@ -4870,18 +6346,42 @@
           <w:u w:val="single"/>
           <w:lang w:val="es-ES_tradnl" w:eastAsia="es-ES_tradnl"/>
         </w:rPr>
-        <w:t xml:space="preserve"> 202</w:t>
-      </w:r>
-      <w:r>
-        <w:rPr>
-          <w:rFonts w:cs="Arial"/>
-          <w:bCs/>
-          <w:color w:val="000000" w:themeColor="text1"/>
-          <w:szCs w:val="24"/>
-          <w:u w:val="single"/>
-          <w:lang w:val="es-ES_tradnl" w:eastAsia="es-ES_tradnl"/>
-        </w:rPr>
-        <w:t>3</w:t>
+        <w:t xml:space="preserve"> </w:t>
+      </w:r>
+      <w:r>
+        <w:rPr>
+          <w:rFonts w:cs="Arial"/>
+          <w:bCs/>
+          <w:color w:val="000000" w:themeColor="text1"/>
+          <w:szCs w:val="24"/>
+          <w:u w:val="single"/>
+          <w:lang w:val="es-ES_tradnl" w:eastAsia="es-ES_tradnl"/>
+        </w:rPr>
+        <w:t xml:space="preserve">{{ </w:t>
+      </w:r>
+      <w:proofErr w:type="spellStart"/>
+      <w:r>
+        <w:rPr>
+          <w:rFonts w:cs="Arial"/>
+          <w:bCs/>
+          <w:color w:val="000000" w:themeColor="text1"/>
+          <w:szCs w:val="24"/>
+          <w:u w:val="single"/>
+          <w:lang w:val="es-ES_tradnl" w:eastAsia="es-ES_tradnl"/>
+        </w:rPr>
+        <w:t>year_actual</w:t>
+      </w:r>
+      <w:proofErr w:type="spellEnd"/>
+      <w:r>
+        <w:rPr>
+          <w:rFonts w:cs="Arial"/>
+          <w:bCs/>
+          <w:color w:val="000000" w:themeColor="text1"/>
+          <w:szCs w:val="24"/>
+          <w:u w:val="single"/>
+          <w:lang w:val="es-ES_tradnl" w:eastAsia="es-ES_tradnl"/>
+        </w:rPr>
+        <w:t xml:space="preserve"> }}</w:t>
       </w:r>
       <w:r>
         <w:rPr>
@@ -4927,8 +6427,9 @@
           <w:szCs w:val="24"/>
           <w:u w:val="single"/>
         </w:rPr>
-        <w:t>{{ porcentaje_infraseguro_segundo_ejemplo }}</w:t>
-      </w:r>
+        <w:t xml:space="preserve">{{ </w:t>
+      </w:r>
+      <w:proofErr w:type="spellStart"/>
       <w:r>
         <w:rPr>
           <w:rFonts w:cs="Arial"/>
@@ -4938,6 +6439,29 @@
           <w:szCs w:val="24"/>
           <w:u w:val="single"/>
         </w:rPr>
+        <w:t>porcentaje_infraseguro_segundo_ejemplo</w:t>
+      </w:r>
+      <w:proofErr w:type="spellEnd"/>
+      <w:r>
+        <w:rPr>
+          <w:rFonts w:cs="Arial"/>
+          <w:b/>
+          <w:bCs/>
+          <w:color w:val="FF0000"/>
+          <w:szCs w:val="24"/>
+          <w:u w:val="single"/>
+        </w:rPr>
+        <w:t xml:space="preserve"> }}</w:t>
+      </w:r>
+      <w:r>
+        <w:rPr>
+          <w:rFonts w:cs="Arial"/>
+          <w:b/>
+          <w:bCs/>
+          <w:color w:val="FF0000"/>
+          <w:szCs w:val="24"/>
+          <w:u w:val="single"/>
+        </w:rPr>
         <w:t>%</w:t>
       </w:r>
       <w:r>
@@ -4953,17 +6477,417 @@
         <w:t>.</w:t>
       </w:r>
     </w:p>
-    <w:bookmarkEnd w:id="4"/>
+    <w:tbl>
+      <w:tblPr>
+        <w:tblStyle w:val="Tablaconcuadrcula4-nfasis1"/>
+        <w:tblW w:w="0" w:type="auto"/>
+        <w:tblLook w:val="04A0" w:firstRow="1" w:lastRow="0" w:firstColumn="1" w:lastColumn="0" w:noHBand="0" w:noVBand="1"/>
+      </w:tblPr>
+      <w:tblGrid>
+        <w:gridCol w:w="4414"/>
+        <w:gridCol w:w="4414"/>
+      </w:tblGrid>
+      <w:tr>
+        <w:trPr>
+          <w:cnfStyle w:val="100000000000" w:firstRow="1" w:lastRow="0" w:firstColumn="0" w:lastColumn="0" w:oddVBand="0" w:evenVBand="0" w:oddHBand="0" w:evenHBand="0" w:firstRowFirstColumn="0" w:firstRowLastColumn="0" w:lastRowFirstColumn="0" w:lastRowLastColumn="0"/>
+          <w:trHeight w:val="340"/>
+        </w:trPr>
+        <w:tc>
+          <w:tcPr>
+            <w:cnfStyle w:val="001000000000" w:firstRow="0" w:lastRow="0" w:firstColumn="1" w:lastColumn="0" w:oddVBand="0" w:evenVBand="0" w:oddHBand="0" w:evenHBand="0" w:firstRowFirstColumn="0" w:firstRowLastColumn="0" w:lastRowFirstColumn="0" w:lastRowLastColumn="0"/>
+            <w:tcW w:w="4414" w:type="dxa"/>
+            <w:vAlign w:val="center"/>
+          </w:tcPr>
+          <w:bookmarkEnd w:id="4"/>
+          <w:p>
+            <w:pPr>
+              <w:spacing w:before="100" w:beforeAutospacing="1" w:after="100" w:afterAutospacing="1"/>
+              <w:jc w:val="center"/>
+              <w:rPr>
+                <w:rFonts w:cs="Arial"/>
+                <w:bCs w:val="0"/>
+                <w:sz w:val="22"/>
+                <w:lang w:val="es-ES_tradnl" w:eastAsia="es-ES_tradnl"/>
+              </w:rPr>
+            </w:pPr>
+            <w:r>
+              <w:rPr>
+                <w:rFonts w:cs="Arial"/>
+                <w:bCs w:val="0"/>
+                <w:sz w:val="22"/>
+                <w:lang w:val="es-ES_tradnl" w:eastAsia="es-ES_tradnl"/>
+              </w:rPr>
+              <w:t>Desglose</w:t>
+            </w:r>
+          </w:p>
+        </w:tc>
+        <w:tc>
+          <w:tcPr>
+            <w:tcW w:w="4414" w:type="dxa"/>
+            <w:vAlign w:val="center"/>
+          </w:tcPr>
+          <w:p>
+            <w:pPr>
+              <w:spacing w:before="100" w:beforeAutospacing="1" w:after="100" w:afterAutospacing="1"/>
+              <w:jc w:val="center"/>
+              <w:cnfStyle w:val="100000000000" w:firstRow="1" w:lastRow="0" w:firstColumn="0" w:lastColumn="0" w:oddVBand="0" w:evenVBand="0" w:oddHBand="0" w:evenHBand="0" w:firstRowFirstColumn="0" w:firstRowLastColumn="0" w:lastRowFirstColumn="0" w:lastRowLastColumn="0"/>
+              <w:rPr>
+                <w:rFonts w:cs="Arial"/>
+                <w:bCs w:val="0"/>
+                <w:sz w:val="22"/>
+                <w:lang w:val="es-ES_tradnl" w:eastAsia="es-ES_tradnl"/>
+              </w:rPr>
+            </w:pPr>
+            <w:r>
+              <w:rPr>
+                <w:rFonts w:cs="Arial"/>
+                <w:bCs w:val="0"/>
+                <w:sz w:val="22"/>
+                <w:lang w:val="es-ES_tradnl" w:eastAsia="es-ES_tradnl"/>
+              </w:rPr>
+              <w:t>Empresa</w:t>
+            </w:r>
+          </w:p>
+        </w:tc>
+      </w:tr>
+      <w:tr>
+        <w:trPr>
+          <w:cnfStyle w:val="000000100000" w:firstRow="0" w:lastRow="0" w:firstColumn="0" w:lastColumn="0" w:oddVBand="0" w:evenVBand="0" w:oddHBand="1" w:evenHBand="0" w:firstRowFirstColumn="0" w:firstRowLastColumn="0" w:lastRowFirstColumn="0" w:lastRowLastColumn="0"/>
+          <w:trHeight w:val="340"/>
+        </w:trPr>
+        <w:tc>
+          <w:tcPr>
+            <w:cnfStyle w:val="001000000000" w:firstRow="0" w:lastRow="0" w:firstColumn="1" w:lastColumn="0" w:oddVBand="0" w:evenVBand="0" w:oddHBand="0" w:evenHBand="0" w:firstRowFirstColumn="0" w:firstRowLastColumn="0" w:lastRowFirstColumn="0" w:lastRowLastColumn="0"/>
+            <w:tcW w:w="4414" w:type="dxa"/>
+            <w:vAlign w:val="center"/>
+          </w:tcPr>
+          <w:p>
+            <w:pPr>
+              <w:spacing w:before="100" w:beforeAutospacing="1" w:after="100" w:afterAutospacing="1"/>
+              <w:rPr>
+                <w:rFonts w:cs="Arial"/>
+                <w:b w:val="0"/>
+                <w:color w:val="000000" w:themeColor="text1"/>
+                <w:sz w:val="22"/>
+                <w:lang w:val="es-ES_tradnl" w:eastAsia="es-ES_tradnl"/>
+              </w:rPr>
+            </w:pPr>
+            <w:r>
+              <w:rPr>
+                <w:rFonts w:cs="Arial"/>
+                <w:b w:val="0"/>
+                <w:color w:val="000000" w:themeColor="text1"/>
+                <w:sz w:val="22"/>
+                <w:lang w:val="es-ES_tradnl" w:eastAsia="es-ES_tradnl"/>
+              </w:rPr>
+              <w:t>Monto asegurado</w:t>
+            </w:r>
+          </w:p>
+        </w:tc>
+        <w:tc>
+          <w:tcPr>
+            <w:tcW w:w="4414" w:type="dxa"/>
+            <w:vAlign w:val="center"/>
+          </w:tcPr>
+          <w:p>
+            <w:pPr>
+              <w:spacing w:before="100" w:beforeAutospacing="1" w:after="100" w:afterAutospacing="1"/>
+              <w:jc w:val="right"/>
+              <w:cnfStyle w:val="000000100000" w:firstRow="0" w:lastRow="0" w:firstColumn="0" w:lastColumn="0" w:oddVBand="0" w:evenVBand="0" w:oddHBand="1" w:evenHBand="0" w:firstRowFirstColumn="0" w:firstRowLastColumn="0" w:lastRowFirstColumn="0" w:lastRowLastColumn="0"/>
+              <w:rPr>
+                <w:rFonts w:cs="Arial"/>
+                <w:bCs/>
+                <w:color w:val="000000" w:themeColor="text1"/>
+                <w:sz w:val="22"/>
+                <w:lang w:val="es-ES_tradnl" w:eastAsia="es-ES_tradnl"/>
+              </w:rPr>
+            </w:pPr>
+          </w:p>
+        </w:tc>
+      </w:tr>
+      <w:tr>
+        <w:trPr>
+          <w:trHeight w:val="340"/>
+        </w:trPr>
+        <w:tc>
+          <w:tcPr>
+            <w:cnfStyle w:val="001000000000" w:firstRow="0" w:lastRow="0" w:firstColumn="1" w:lastColumn="0" w:oddVBand="0" w:evenVBand="0" w:oddHBand="0" w:evenHBand="0" w:firstRowFirstColumn="0" w:firstRowLastColumn="0" w:lastRowFirstColumn="0" w:lastRowLastColumn="0"/>
+            <w:tcW w:w="4414" w:type="dxa"/>
+            <w:vAlign w:val="center"/>
+          </w:tcPr>
+          <w:p>
+            <w:pPr>
+              <w:spacing w:before="100" w:beforeAutospacing="1" w:after="100" w:afterAutospacing="1"/>
+              <w:rPr>
+                <w:rFonts w:cs="Arial"/>
+                <w:b w:val="0"/>
+                <w:color w:val="000000" w:themeColor="text1"/>
+                <w:sz w:val="22"/>
+                <w:lang w:val="es-ES_tradnl" w:eastAsia="es-ES_tradnl"/>
+              </w:rPr>
+            </w:pPr>
+            <w:r>
+              <w:rPr>
+                <w:rFonts w:cs="Arial"/>
+                <w:b w:val="0"/>
+                <w:color w:val="000000" w:themeColor="text1"/>
+                <w:sz w:val="22"/>
+                <w:lang w:val="es-ES_tradnl" w:eastAsia="es-ES_tradnl"/>
+              </w:rPr>
+              <w:t>Primas anuales (UF)</w:t>
+            </w:r>
+          </w:p>
+        </w:tc>
+        <w:tc>
+          <w:tcPr>
+            <w:tcW w:w="4414" w:type="dxa"/>
+            <w:vAlign w:val="center"/>
+          </w:tcPr>
+          <w:p>
+            <w:pPr>
+              <w:spacing w:before="100" w:beforeAutospacing="1" w:after="100" w:afterAutospacing="1"/>
+              <w:jc w:val="right"/>
+              <w:cnfStyle w:val="000000000000" w:firstRow="0" w:lastRow="0" w:firstColumn="0" w:lastColumn="0" w:oddVBand="0" w:evenVBand="0" w:oddHBand="0" w:evenHBand="0" w:firstRowFirstColumn="0" w:firstRowLastColumn="0" w:lastRowFirstColumn="0" w:lastRowLastColumn="0"/>
+              <w:rPr>
+                <w:rFonts w:cs="Arial"/>
+                <w:bCs/>
+                <w:color w:val="000000" w:themeColor="text1"/>
+                <w:sz w:val="22"/>
+                <w:lang w:val="es-ES_tradnl" w:eastAsia="es-ES_tradnl"/>
+              </w:rPr>
+            </w:pPr>
+          </w:p>
+        </w:tc>
+      </w:tr>
+      <w:tr>
+        <w:trPr>
+          <w:cnfStyle w:val="000000100000" w:firstRow="0" w:lastRow="0" w:firstColumn="0" w:lastColumn="0" w:oddVBand="0" w:evenVBand="0" w:oddHBand="1" w:evenHBand="0" w:firstRowFirstColumn="0" w:firstRowLastColumn="0" w:lastRowFirstColumn="0" w:lastRowLastColumn="0"/>
+          <w:trHeight w:val="340"/>
+        </w:trPr>
+        <w:tc>
+          <w:tcPr>
+            <w:cnfStyle w:val="001000000000" w:firstRow="0" w:lastRow="0" w:firstColumn="1" w:lastColumn="0" w:oddVBand="0" w:evenVBand="0" w:oddHBand="0" w:evenHBand="0" w:firstRowFirstColumn="0" w:firstRowLastColumn="0" w:lastRowFirstColumn="0" w:lastRowLastColumn="0"/>
+            <w:tcW w:w="4414" w:type="dxa"/>
+            <w:vAlign w:val="center"/>
+          </w:tcPr>
+          <w:p>
+            <w:pPr>
+              <w:spacing w:before="100" w:beforeAutospacing="1" w:after="100" w:afterAutospacing="1"/>
+              <w:rPr>
+                <w:rFonts w:cs="Arial"/>
+                <w:b w:val="0"/>
+                <w:color w:val="000000" w:themeColor="text1"/>
+                <w:sz w:val="22"/>
+                <w:lang w:val="es-ES_tradnl" w:eastAsia="es-ES_tradnl"/>
+              </w:rPr>
+            </w:pPr>
+            <w:r>
+              <w:rPr>
+                <w:rFonts w:cs="Arial"/>
+                <w:b w:val="0"/>
+                <w:color w:val="000000" w:themeColor="text1"/>
+                <w:sz w:val="22"/>
+                <w:lang w:val="es-ES_tradnl" w:eastAsia="es-ES_tradnl"/>
+              </w:rPr>
+              <w:t>11 cuotas (UF)</w:t>
+            </w:r>
+          </w:p>
+        </w:tc>
+        <w:tc>
+          <w:tcPr>
+            <w:tcW w:w="4414" w:type="dxa"/>
+            <w:vAlign w:val="center"/>
+          </w:tcPr>
+          <w:p>
+            <w:pPr>
+              <w:spacing w:before="100" w:beforeAutospacing="1" w:after="100" w:afterAutospacing="1"/>
+              <w:jc w:val="right"/>
+              <w:cnfStyle w:val="000000100000" w:firstRow="0" w:lastRow="0" w:firstColumn="0" w:lastColumn="0" w:oddVBand="0" w:evenVBand="0" w:oddHBand="1" w:evenHBand="0" w:firstRowFirstColumn="0" w:firstRowLastColumn="0" w:lastRowFirstColumn="0" w:lastRowLastColumn="0"/>
+              <w:rPr>
+                <w:rFonts w:cs="Arial"/>
+                <w:bCs/>
+                <w:color w:val="000000" w:themeColor="text1"/>
+                <w:sz w:val="22"/>
+                <w:lang w:val="es-ES_tradnl" w:eastAsia="es-ES_tradnl"/>
+              </w:rPr>
+            </w:pPr>
+          </w:p>
+        </w:tc>
+      </w:tr>
+      <w:tr>
+        <w:trPr>
+          <w:trHeight w:val="340"/>
+        </w:trPr>
+        <w:tc>
+          <w:tcPr>
+            <w:cnfStyle w:val="001000000000" w:firstRow="0" w:lastRow="0" w:firstColumn="1" w:lastColumn="0" w:oddVBand="0" w:evenVBand="0" w:oddHBand="0" w:evenHBand="0" w:firstRowFirstColumn="0" w:firstRowLastColumn="0" w:lastRowFirstColumn="0" w:lastRowLastColumn="0"/>
+            <w:tcW w:w="4414" w:type="dxa"/>
+            <w:vAlign w:val="center"/>
+          </w:tcPr>
+          <w:p>
+            <w:pPr>
+              <w:spacing w:before="100" w:beforeAutospacing="1" w:after="100" w:afterAutospacing="1"/>
+              <w:rPr>
+                <w:rFonts w:cs="Arial"/>
+                <w:b w:val="0"/>
+                <w:color w:val="000000" w:themeColor="text1"/>
+                <w:sz w:val="22"/>
+                <w:lang w:val="es-ES_tradnl" w:eastAsia="es-ES_tradnl"/>
+              </w:rPr>
+            </w:pPr>
+            <w:r>
+              <w:rPr>
+                <w:rFonts w:cs="Arial"/>
+                <w:b w:val="0"/>
+                <w:color w:val="000000" w:themeColor="text1"/>
+                <w:sz w:val="22"/>
+                <w:lang w:val="es-ES_tradnl" w:eastAsia="es-ES_tradnl"/>
+              </w:rPr>
+              <w:t>11 cuotas ($)</w:t>
+            </w:r>
+          </w:p>
+        </w:tc>
+        <w:tc>
+          <w:tcPr>
+            <w:tcW w:w="4414" w:type="dxa"/>
+            <w:vAlign w:val="center"/>
+          </w:tcPr>
+          <w:p>
+            <w:pPr>
+              <w:spacing w:before="100" w:beforeAutospacing="1" w:after="100" w:afterAutospacing="1"/>
+              <w:jc w:val="right"/>
+              <w:cnfStyle w:val="000000000000" w:firstRow="0" w:lastRow="0" w:firstColumn="0" w:lastColumn="0" w:oddVBand="0" w:evenVBand="0" w:oddHBand="0" w:evenHBand="0" w:firstRowFirstColumn="0" w:firstRowLastColumn="0" w:lastRowFirstColumn="0" w:lastRowLastColumn="0"/>
+              <w:rPr>
+                <w:rFonts w:cs="Arial"/>
+                <w:bCs/>
+                <w:color w:val="000000" w:themeColor="text1"/>
+                <w:sz w:val="22"/>
+                <w:lang w:val="es-ES_tradnl" w:eastAsia="es-ES_tradnl"/>
+              </w:rPr>
+            </w:pPr>
+          </w:p>
+        </w:tc>
+      </w:tr>
+      <w:tr>
+        <w:trPr>
+          <w:cnfStyle w:val="000000100000" w:firstRow="0" w:lastRow="0" w:firstColumn="0" w:lastColumn="0" w:oddVBand="0" w:evenVBand="0" w:oddHBand="1" w:evenHBand="0" w:firstRowFirstColumn="0" w:firstRowLastColumn="0" w:lastRowFirstColumn="0" w:lastRowLastColumn="0"/>
+          <w:trHeight w:val="340"/>
+        </w:trPr>
+        <w:tc>
+          <w:tcPr>
+            <w:cnfStyle w:val="001000000000" w:firstRow="0" w:lastRow="0" w:firstColumn="1" w:lastColumn="0" w:oddVBand="0" w:evenVBand="0" w:oddHBand="0" w:evenHBand="0" w:firstRowFirstColumn="0" w:firstRowLastColumn="0" w:lastRowFirstColumn="0" w:lastRowLastColumn="0"/>
+            <w:tcW w:w="4414" w:type="dxa"/>
+            <w:vAlign w:val="center"/>
+          </w:tcPr>
+          <w:p>
+            <w:pPr>
+              <w:spacing w:before="100" w:beforeAutospacing="1" w:after="100" w:afterAutospacing="1"/>
+              <w:rPr>
+                <w:rFonts w:cs="Arial"/>
+                <w:b w:val="0"/>
+                <w:color w:val="000000" w:themeColor="text1"/>
+                <w:sz w:val="22"/>
+                <w:lang w:val="es-ES_tradnl" w:eastAsia="es-ES_tradnl"/>
+              </w:rPr>
+            </w:pPr>
+            <w:r>
+              <w:rPr>
+                <w:rFonts w:cs="Arial"/>
+                <w:b w:val="0"/>
+                <w:color w:val="000000" w:themeColor="text1"/>
+                <w:sz w:val="22"/>
+                <w:lang w:val="es-ES_tradnl" w:eastAsia="es-ES_tradnl"/>
+              </w:rPr>
+              <w:t>Prorrateo aprox. (UF)</w:t>
+            </w:r>
+          </w:p>
+        </w:tc>
+        <w:tc>
+          <w:tcPr>
+            <w:tcW w:w="4414" w:type="dxa"/>
+            <w:vAlign w:val="center"/>
+          </w:tcPr>
+          <w:p>
+            <w:pPr>
+              <w:spacing w:before="100" w:beforeAutospacing="1" w:after="100" w:afterAutospacing="1"/>
+              <w:jc w:val="right"/>
+              <w:cnfStyle w:val="000000100000" w:firstRow="0" w:lastRow="0" w:firstColumn="0" w:lastColumn="0" w:oddVBand="0" w:evenVBand="0" w:oddHBand="1" w:evenHBand="0" w:firstRowFirstColumn="0" w:firstRowLastColumn="0" w:lastRowFirstColumn="0" w:lastRowLastColumn="0"/>
+              <w:rPr>
+                <w:rFonts w:cs="Arial"/>
+                <w:bCs/>
+                <w:color w:val="000000" w:themeColor="text1"/>
+                <w:sz w:val="22"/>
+                <w:lang w:val="es-ES_tradnl" w:eastAsia="es-ES_tradnl"/>
+              </w:rPr>
+            </w:pPr>
+          </w:p>
+        </w:tc>
+      </w:tr>
+      <w:tr>
+        <w:trPr>
+          <w:trHeight w:val="340"/>
+        </w:trPr>
+        <w:tc>
+          <w:tcPr>
+            <w:cnfStyle w:val="001000000000" w:firstRow="0" w:lastRow="0" w:firstColumn="1" w:lastColumn="0" w:oddVBand="0" w:evenVBand="0" w:oddHBand="0" w:evenHBand="0" w:firstRowFirstColumn="0" w:firstRowLastColumn="0" w:lastRowFirstColumn="0" w:lastRowLastColumn="0"/>
+            <w:tcW w:w="4414" w:type="dxa"/>
+            <w:vAlign w:val="center"/>
+          </w:tcPr>
+          <w:p>
+            <w:pPr>
+              <w:spacing w:before="100" w:beforeAutospacing="1" w:after="100" w:afterAutospacing="1"/>
+              <w:rPr>
+                <w:rFonts w:cs="Arial"/>
+                <w:b w:val="0"/>
+                <w:color w:val="000000" w:themeColor="text1"/>
+                <w:sz w:val="22"/>
+                <w:lang w:val="es-ES_tradnl" w:eastAsia="es-ES_tradnl"/>
+              </w:rPr>
+            </w:pPr>
+            <w:r>
+              <w:rPr>
+                <w:rFonts w:cs="Arial"/>
+                <w:b w:val="0"/>
+                <w:color w:val="000000" w:themeColor="text1"/>
+                <w:sz w:val="22"/>
+                <w:lang w:val="es-ES_tradnl" w:eastAsia="es-ES_tradnl"/>
+              </w:rPr>
+              <w:t>Prorrateo aprox. ($)</w:t>
+            </w:r>
+          </w:p>
+        </w:tc>
+        <w:tc>
+          <w:tcPr>
+            <w:tcW w:w="4414" w:type="dxa"/>
+            <w:vAlign w:val="center"/>
+          </w:tcPr>
+          <w:p>
+            <w:pPr>
+              <w:spacing w:before="100" w:beforeAutospacing="1" w:after="100" w:afterAutospacing="1"/>
+              <w:jc w:val="right"/>
+              <w:cnfStyle w:val="000000000000" w:firstRow="0" w:lastRow="0" w:firstColumn="0" w:lastColumn="0" w:oddVBand="0" w:evenVBand="0" w:oddHBand="0" w:evenHBand="0" w:firstRowFirstColumn="0" w:firstRowLastColumn="0" w:lastRowFirstColumn="0" w:lastRowLastColumn="0"/>
+              <w:rPr>
+                <w:rFonts w:cs="Arial"/>
+                <w:bCs/>
+                <w:color w:val="000000" w:themeColor="text1"/>
+                <w:sz w:val="22"/>
+                <w:lang w:val="es-ES_tradnl" w:eastAsia="es-ES_tradnl"/>
+              </w:rPr>
+            </w:pPr>
+          </w:p>
+        </w:tc>
+      </w:tr>
+    </w:tbl>
     <w:p>
       <w:pPr>
         <w:spacing w:before="100" w:beforeAutospacing="1" w:after="100" w:afterAutospacing="1" w:line="240" w:lineRule="auto"/>
         <w:jc w:val="both"/>
         <w:rPr>
           <w:rFonts w:cs="Arial"/>
-          <w:b/>
-          <w:bCs/>
-          <w:color w:val="000000" w:themeColor="text1"/>
-          <w:szCs w:val="24"/>
+          <w:bCs/>
+          <w:color w:val="000000" w:themeColor="text1"/>
+          <w:szCs w:val="24"/>
+          <w:u w:val="single"/>
           <w:lang w:val="es-ES_tradnl" w:eastAsia="es-ES_tradnl"/>
         </w:rPr>
       </w:pPr>
@@ -4975,27 +6899,74 @@
         <w:rPr>
           <w:rFonts w:cs="Arial"/>
           <w:b/>
-          <w:bCs/>
-          <w:color w:val="000000" w:themeColor="text1"/>
-          <w:szCs w:val="24"/>
-          <w:lang w:val="es-ES_tradnl" w:eastAsia="es-ES_tradnl"/>
+          <w:szCs w:val="24"/>
+          <w:u w:val="single"/>
+          <w:lang w:val="en-GB"/>
         </w:rPr>
       </w:pPr>
       <w:r>
         <w:rPr>
           <w:rFonts w:cs="Arial"/>
-          <w:b/>
-          <w:bCs/>
-          <w:color w:val="000000" w:themeColor="text1"/>
-          <w:szCs w:val="24"/>
-          <w:lang w:val="es-ES_tradnl" w:eastAsia="es-ES_tradnl"/>
-        </w:rPr>
-        <w:pict w14:anchorId="1F77CE7B">
-          <v:shape id="_x0000_i1027" type="#_x0000_t75" style="width:943.2pt;height:102.6pt">
-            <v:imagedata r:id="rId10" o:title=""/>
-          </v:shape>
-        </w:pict>
-      </w:r>
+          <w:bCs/>
+          <w:color w:val="000000" w:themeColor="text1"/>
+          <w:szCs w:val="24"/>
+          <w:u w:val="single"/>
+          <w:lang w:val="es-ES_tradnl" w:eastAsia="es-ES_tradnl"/>
+        </w:rPr>
+        <w:t xml:space="preserve">4.4.- </w:t>
+      </w:r>
+      <w:r>
+        <w:rPr>
+          <w:rFonts w:cs="Arial"/>
+          <w:b/>
+          <w:color w:val="000000" w:themeColor="text1"/>
+          <w:szCs w:val="24"/>
+          <w:u w:val="single"/>
+          <w:lang w:val="es-ES_tradnl" w:eastAsia="es-ES_tradnl"/>
+        </w:rPr>
+        <w:t>Opción 4:</w:t>
+      </w:r>
+      <w:r>
+        <w:rPr>
+          <w:rFonts w:cs="Arial"/>
+          <w:bCs/>
+          <w:color w:val="000000" w:themeColor="text1"/>
+          <w:szCs w:val="24"/>
+          <w:u w:val="single"/>
+          <w:lang w:val="es-ES_tradnl" w:eastAsia="es-ES_tradnl"/>
+        </w:rPr>
+        <w:t xml:space="preserve"> Monto (Sugerido) </w:t>
+      </w:r>
+      <w:r>
+        <w:rPr>
+          <w:rFonts w:cs="Arial"/>
+          <w:b/>
+          <w:szCs w:val="24"/>
+          <w:u w:val="single"/>
+        </w:rPr>
+        <w:t xml:space="preserve">UF </w:t>
+      </w:r>
+      <w:r>
+        <w:rPr>
+          <w:rFonts w:cs="Arial"/>
+          <w:b/>
+          <w:szCs w:val="24"/>
+          <w:u w:val="single"/>
+        </w:rPr>
+        <w:t xml:space="preserve">{{ </w:t>
+      </w:r>
+      <w:proofErr w:type="spellStart"/>
+      <w:r>
+        <w:rPr>
+          <w:rFonts w:cs="Arial"/>
+          <w:b/>
+          <w:szCs w:val="24"/>
+          <w:u w:val="single"/>
+          <w:lang w:val="en-GB"/>
+        </w:rPr>
+        <w:t>monto_asegurado_sugerido</w:t>
+      </w:r>
+      <w:proofErr w:type="spellEnd"/>
     </w:p>
     <w:p>
       <w:pPr>
@@ -5003,221 +6974,182 @@
         <w:jc w:val="both"/>
         <w:rPr>
           <w:rFonts w:cs="Arial"/>
-          <w:bCs/>
-          <w:color w:val="000000" w:themeColor="text1"/>
+          <w:b/>
+          <w:bCs/>
+          <w:color w:val="FF0000"/>
           <w:szCs w:val="24"/>
           <w:u w:val="single"/>
           <w:lang w:val="es-ES_tradnl" w:eastAsia="es-ES_tradnl"/>
         </w:rPr>
       </w:pPr>
+      <w:r>
+        <w:rPr>
+          <w:rFonts w:cs="Arial"/>
+          <w:b/>
+          <w:szCs w:val="24"/>
+          <w:u w:val="single"/>
+        </w:rPr>
+        <w:t xml:space="preserve"> }}</w:t>
+      </w:r>
+      <w:r>
+        <w:rPr>
+          <w:rFonts w:cs="Arial"/>
+          <w:bCs/>
+          <w:color w:val="000000" w:themeColor="text1"/>
+          <w:szCs w:val="24"/>
+          <w:u w:val="single"/>
+          <w:lang w:val="es-ES_tradnl" w:eastAsia="es-ES_tradnl"/>
+        </w:rPr>
+        <w:t xml:space="preserve">: Simulación de Seguro Bienes y Espacios Comunes </w:t>
+      </w:r>
+      <w:r>
+        <w:rPr>
+          <w:rFonts w:cs="Arial"/>
+          <w:b/>
+          <w:color w:val="000000" w:themeColor="text1"/>
+          <w:szCs w:val="24"/>
+          <w:u w:val="single"/>
+          <w:lang w:val="es-ES_tradnl" w:eastAsia="es-ES_tradnl"/>
+        </w:rPr>
+        <w:t>Incendio + Sismo + Adicionales</w:t>
+      </w:r>
+      <w:r>
+        <w:rPr>
+          <w:rFonts w:cs="Arial"/>
+          <w:bCs/>
+          <w:color w:val="000000" w:themeColor="text1"/>
+          <w:szCs w:val="24"/>
+          <w:u w:val="single"/>
+          <w:lang w:val="es-ES_tradnl" w:eastAsia="es-ES_tradnl"/>
+        </w:rPr>
+        <w:t xml:space="preserve"> </w:t>
+      </w:r>
+      <w:r>
+        <w:rPr>
+          <w:rFonts w:cs="Arial"/>
+          <w:bCs/>
+          <w:color w:val="000000" w:themeColor="text1"/>
+          <w:szCs w:val="24"/>
+          <w:u w:val="single"/>
+          <w:lang w:val="es-ES_tradnl" w:eastAsia="es-ES_tradnl"/>
+        </w:rPr>
+        <w:t xml:space="preserve">{{ </w:t>
+      </w:r>
+      <w:proofErr w:type="spellStart"/>
+      <w:r>
+        <w:rPr>
+          <w:rFonts w:cs="Arial"/>
+          <w:bCs/>
+          <w:color w:val="000000" w:themeColor="text1"/>
+          <w:szCs w:val="24"/>
+          <w:u w:val="single"/>
+          <w:lang w:val="es-ES_tradnl" w:eastAsia="es-ES_tradnl"/>
+        </w:rPr>
+        <w:t>year_actual</w:t>
+      </w:r>
+      <w:proofErr w:type="spellEnd"/>
+      <w:r>
+        <w:rPr>
+          <w:rFonts w:cs="Arial"/>
+          <w:bCs/>
+          <w:color w:val="000000" w:themeColor="text1"/>
+          <w:szCs w:val="24"/>
+          <w:u w:val="single"/>
+          <w:lang w:val="es-ES_tradnl" w:eastAsia="es-ES_tradnl"/>
+        </w:rPr>
+        <w:t xml:space="preserve"> }}</w:t>
+      </w:r>
+      <w:r>
+        <w:rPr>
+          <w:rFonts w:cs="Arial"/>
+          <w:bCs/>
+          <w:color w:val="000000" w:themeColor="text1"/>
+          <w:szCs w:val="24"/>
+          <w:u w:val="single"/>
+          <w:lang w:val="es-ES_tradnl" w:eastAsia="es-ES_tradnl"/>
+        </w:rPr>
+        <w:t>.</w:t>
+      </w:r>
+      <w:r>
+        <w:rPr>
+          <w:rFonts w:cs="Arial"/>
+          <w:b/>
+          <w:bCs/>
+          <w:color w:val="FF0000"/>
+          <w:szCs w:val="24"/>
+          <w:u w:val="single"/>
+          <w:lang w:val="es-ES_tradnl" w:eastAsia="es-ES_tradnl"/>
+        </w:rPr>
+        <w:t xml:space="preserve"> </w:t>
+      </w:r>
     </w:p>
     <w:p>
       <w:pPr>
         <w:spacing w:before="100" w:beforeAutospacing="1" w:after="100" w:afterAutospacing="1" w:line="240" w:lineRule="auto"/>
-        <w:jc w:val="both"/>
-        <w:rPr>
-          <w:rFonts w:cs="Arial"/>
-          <w:bCs/>
-          <w:color w:val="000000" w:themeColor="text1"/>
-          <w:szCs w:val="24"/>
-          <w:u w:val="single"/>
+        <w:rPr>
+          <w:rFonts w:cs="Arial"/>
+          <w:color w:val="000000" w:themeColor="text1"/>
+          <w:szCs w:val="24"/>
           <w:lang w:val="es-ES_tradnl" w:eastAsia="es-ES_tradnl"/>
         </w:rPr>
       </w:pPr>
-    </w:p>
-    <w:p>
-      <w:pPr>
-        <w:spacing w:before="100" w:beforeAutospacing="1" w:after="100" w:afterAutospacing="1" w:line="240" w:lineRule="auto"/>
-        <w:jc w:val="both"/>
-        <w:rPr>
-          <w:rFonts w:cs="Arial"/>
-          <w:b/>
-          <w:szCs w:val="24"/>
-          <w:u w:val="single"/>
-          <w:lang w:val="en-GB"/>
-        </w:rPr>
-      </w:pPr>
-      <w:r>
-        <w:rPr>
-          <w:rFonts w:cs="Arial"/>
-          <w:bCs/>
-          <w:color w:val="000000" w:themeColor="text1"/>
-          <w:szCs w:val="24"/>
-          <w:u w:val="single"/>
-          <w:lang w:val="es-ES_tradnl" w:eastAsia="es-ES_tradnl"/>
-        </w:rPr>
-        <w:t xml:space="preserve">4.4.- </w:t>
-      </w:r>
-      <w:r>
-        <w:rPr>
-          <w:rFonts w:cs="Arial"/>
-          <w:b/>
-          <w:color w:val="000000" w:themeColor="text1"/>
-          <w:szCs w:val="24"/>
-          <w:u w:val="single"/>
-          <w:lang w:val="es-ES_tradnl" w:eastAsia="es-ES_tradnl"/>
-        </w:rPr>
-        <w:t>Opción 4:</w:t>
-      </w:r>
-      <w:r>
-        <w:rPr>
-          <w:rFonts w:cs="Arial"/>
-          <w:bCs/>
-          <w:color w:val="000000" w:themeColor="text1"/>
-          <w:szCs w:val="24"/>
-          <w:u w:val="single"/>
-          <w:lang w:val="es-ES_tradnl" w:eastAsia="es-ES_tradnl"/>
-        </w:rPr>
-        <w:t xml:space="preserve"> Monto (Sugerido) </w:t>
-      </w:r>
-      <w:r>
-        <w:rPr>
-          <w:rFonts w:cs="Arial"/>
-          <w:b/>
-          <w:szCs w:val="24"/>
-          <w:u w:val="single"/>
-        </w:rPr>
-        <w:t xml:space="preserve">UF </w:t>
-      </w:r>
-      <w:r>
-        <w:rPr>
-          <w:rFonts w:cs="Arial"/>
-          <w:b/>
-          <w:szCs w:val="24"/>
-          <w:u w:val="single"/>
-        </w:rPr>
-        <w:t xml:space="preserve">{{ </w:t>
-      </w:r>
-      <w:r>
-        <w:rPr>
-          <w:rFonts w:cs="Arial"/>
-          <w:b/>
-          <w:szCs w:val="24"/>
-          <w:u w:val="single"/>
-          <w:lang w:val="en-GB"/>
-        </w:rPr>
-        <w:t>monto_asegurado_sugerido</w:t>
-      </w:r>
-    </w:p>
-    <w:p>
-      <w:pPr>
-        <w:spacing w:before="100" w:beforeAutospacing="1" w:after="100" w:afterAutospacing="1" w:line="240" w:lineRule="auto"/>
-        <w:jc w:val="both"/>
-        <w:rPr>
-          <w:rFonts w:cs="Arial"/>
-          <w:b/>
-          <w:bCs/>
-          <w:color w:val="FF0000"/>
-          <w:szCs w:val="24"/>
-          <w:u w:val="single"/>
-          <w:lang w:val="es-ES_tradnl" w:eastAsia="es-ES_tradnl"/>
-        </w:rPr>
-      </w:pPr>
-      <w:r>
-        <w:rPr>
-          <w:rFonts w:cs="Arial"/>
-          <w:b/>
-          <w:szCs w:val="24"/>
-          <w:u w:val="single"/>
-        </w:rPr>
-        <w:t xml:space="preserve"> }}</w:t>
-      </w:r>
-      <w:r>
-        <w:rPr>
-          <w:rFonts w:cs="Arial"/>
-          <w:bCs/>
-          <w:color w:val="000000" w:themeColor="text1"/>
-          <w:szCs w:val="24"/>
-          <w:u w:val="single"/>
-          <w:lang w:val="es-ES_tradnl" w:eastAsia="es-ES_tradnl"/>
-        </w:rPr>
-        <w:t xml:space="preserve">: Simulación de Seguro Bienes y Espacios Comunes </w:t>
-      </w:r>
-      <w:r>
-        <w:rPr>
-          <w:rFonts w:cs="Arial"/>
-          <w:b/>
-          <w:color w:val="000000" w:themeColor="text1"/>
-          <w:szCs w:val="24"/>
-          <w:u w:val="single"/>
-          <w:lang w:val="es-ES_tradnl" w:eastAsia="es-ES_tradnl"/>
-        </w:rPr>
-        <w:t>Incendio + Sismo + Adicionales</w:t>
-      </w:r>
-      <w:r>
-        <w:rPr>
-          <w:rFonts w:cs="Arial"/>
-          <w:bCs/>
-          <w:color w:val="000000" w:themeColor="text1"/>
-          <w:szCs w:val="24"/>
-          <w:u w:val="single"/>
-          <w:lang w:val="es-ES_tradnl" w:eastAsia="es-ES_tradnl"/>
-        </w:rPr>
-        <w:t xml:space="preserve"> 202</w:t>
-      </w:r>
-      <w:r>
-        <w:rPr>
-          <w:rFonts w:cs="Arial"/>
-          <w:bCs/>
-          <w:color w:val="000000" w:themeColor="text1"/>
-          <w:szCs w:val="24"/>
-          <w:u w:val="single"/>
-          <w:lang w:val="es-ES_tradnl" w:eastAsia="es-ES_tradnl"/>
-        </w:rPr>
-        <w:t>3</w:t>
-      </w:r>
-      <w:r>
-        <w:rPr>
-          <w:rFonts w:cs="Arial"/>
-          <w:bCs/>
-          <w:color w:val="000000" w:themeColor="text1"/>
-          <w:szCs w:val="24"/>
-          <w:u w:val="single"/>
-          <w:lang w:val="es-ES_tradnl" w:eastAsia="es-ES_tradnl"/>
-        </w:rPr>
-        <w:t>.</w:t>
-      </w:r>
-      <w:r>
-        <w:rPr>
-          <w:rFonts w:cs="Arial"/>
-          <w:b/>
-          <w:bCs/>
-          <w:color w:val="FF0000"/>
-          <w:szCs w:val="24"/>
-          <w:u w:val="single"/>
+      <w:r>
+        <w:rPr>
+          <w:rFonts w:cs="Arial"/>
+          <w:color w:val="000000" w:themeColor="text1"/>
+          <w:szCs w:val="24"/>
+          <w:lang w:val="es-ES_tradnl" w:eastAsia="es-ES_tradnl"/>
+        </w:rPr>
+        <w:t>{%</w:t>
+      </w:r>
+      <w:r>
+        <w:rPr>
+          <w:rFonts w:cs="Arial"/>
+          <w:color w:val="000000" w:themeColor="text1"/>
+          <w:szCs w:val="24"/>
           <w:lang w:val="es-ES_tradnl" w:eastAsia="es-ES_tradnl"/>
         </w:rPr>
         <w:t xml:space="preserve"> </w:t>
       </w:r>
-    </w:p>
-    <w:p>
-      <w:pPr>
-        <w:spacing w:before="100" w:beforeAutospacing="1" w:after="100" w:afterAutospacing="1" w:line="240" w:lineRule="auto"/>
-        <w:rPr>
-          <w:rFonts w:cs="Arial"/>
-          <w:color w:val="000000" w:themeColor="text1"/>
-          <w:szCs w:val="24"/>
-          <w:lang w:val="es-ES_tradnl" w:eastAsia="es-ES_tradnl"/>
-        </w:rPr>
-      </w:pPr>
-      <w:r>
-        <w:rPr>
-          <w:rFonts w:cs="Arial"/>
-          <w:color w:val="000000" w:themeColor="text1"/>
-          <w:szCs w:val="24"/>
-          <w:lang w:val="es-ES_tradnl" w:eastAsia="es-ES_tradnl"/>
-        </w:rPr>
-        <w:lastRenderedPageBreak/>
-        <w:t>{%</w:t>
-      </w:r>
-      <w:r>
-        <w:rPr>
-          <w:rFonts w:cs="Arial"/>
-          <w:color w:val="000000" w:themeColor="text1"/>
-          <w:szCs w:val="24"/>
-          <w:lang w:val="es-ES_tradnl" w:eastAsia="es-ES_tradnl"/>
-        </w:rPr>
-        <w:t xml:space="preserve"> for detalle in detalles_monto_asegurado_sugerido </w:t>
+      <w:proofErr w:type="spellStart"/>
+      <w:r>
+        <w:rPr>
+          <w:rFonts w:cs="Arial"/>
+          <w:color w:val="000000" w:themeColor="text1"/>
+          <w:szCs w:val="24"/>
+          <w:lang w:val="es-ES_tradnl" w:eastAsia="es-ES_tradnl"/>
+        </w:rPr>
+        <w:t>for</w:t>
+      </w:r>
+      <w:proofErr w:type="spellEnd"/>
+      <w:r>
+        <w:rPr>
+          <w:rFonts w:cs="Arial"/>
+          <w:color w:val="000000" w:themeColor="text1"/>
+          <w:szCs w:val="24"/>
+          <w:lang w:val="es-ES_tradnl" w:eastAsia="es-ES_tradnl"/>
+        </w:rPr>
+        <w:t xml:space="preserve"> detalle in </w:t>
+      </w:r>
+      <w:proofErr w:type="spellStart"/>
+      <w:r>
+        <w:rPr>
+          <w:rFonts w:cs="Arial"/>
+          <w:color w:val="000000" w:themeColor="text1"/>
+          <w:szCs w:val="24"/>
+          <w:lang w:val="es-ES_tradnl" w:eastAsia="es-ES_tradnl"/>
+        </w:rPr>
+        <w:t>detalles_monto_asegurado_sugerido</w:t>
+      </w:r>
+      <w:proofErr w:type="spellEnd"/>
+      <w:r>
+        <w:rPr>
+          <w:rFonts w:cs="Arial"/>
+          <w:color w:val="000000" w:themeColor="text1"/>
+          <w:szCs w:val="24"/>
+          <w:lang w:val="es-ES_tradnl" w:eastAsia="es-ES_tradnl"/>
+        </w:rPr>
+        <w:t xml:space="preserve"> </w:t>
       </w:r>
       <w:r>
         <w:rPr>
@@ -5271,7 +7203,28 @@
                 <w:szCs w:val="24"/>
                 <w:lang w:val="es-ES_tradnl" w:eastAsia="es-ES_tradnl"/>
               </w:rPr>
-              <w:t>{{ detalle.logo }}</w:t>
+              <w:lastRenderedPageBreak/>
+              <w:t xml:space="preserve">{{ </w:t>
+            </w:r>
+            <w:proofErr w:type="spellStart"/>
+            <w:r>
+              <w:rPr>
+                <w:rFonts w:cs="Arial"/>
+                <w:color w:val="000000" w:themeColor="text1"/>
+                <w:szCs w:val="24"/>
+                <w:lang w:val="es-ES_tradnl" w:eastAsia="es-ES_tradnl"/>
+              </w:rPr>
+              <w:t>detalle.logo</w:t>
+            </w:r>
+            <w:proofErr w:type="spellEnd"/>
+            <w:r>
+              <w:rPr>
+                <w:rFonts w:cs="Arial"/>
+                <w:color w:val="000000" w:themeColor="text1"/>
+                <w:szCs w:val="24"/>
+                <w:lang w:val="es-ES_tradnl" w:eastAsia="es-ES_tradnl"/>
+              </w:rPr>
+              <w:t xml:space="preserve"> }}</w:t>
             </w:r>
           </w:p>
         </w:tc>
@@ -5299,97 +7252,9 @@
                 <w:u w:val="single"/>
                 <w:lang w:val="es-ES_tradnl" w:eastAsia="es-ES_tradnl"/>
               </w:rPr>
-              <w:t>{{ detalle.nombre_company }}</w:t>
-            </w:r>
-            <w:r>
-              <w:rPr>
-                <w:rFonts w:eastAsia="Times New Roman" w:cs="Arial"/>
-                <w:bCs/>
-                <w:color w:val="000000"/>
-                <w:szCs w:val="24"/>
-                <w:u w:val="single"/>
-                <w:lang w:val="es-ES_tradnl" w:eastAsia="es-ES_tradnl"/>
-              </w:rPr>
-              <w:t>:</w:t>
-            </w:r>
-            <w:r>
-              <w:rPr>
-                <w:rFonts w:eastAsia="Times New Roman" w:cs="Arial"/>
-                <w:bCs/>
-                <w:color w:val="000000"/>
-                <w:szCs w:val="24"/>
-                <w:lang w:val="es-ES_tradnl" w:eastAsia="es-ES_tradnl"/>
-              </w:rPr>
-              <w:t xml:space="preserve"> Monto </w:t>
-            </w:r>
-            <w:r>
-              <w:rPr>
-                <w:rFonts w:cs="Arial"/>
-                <w:szCs w:val="24"/>
-              </w:rPr>
-              <w:t xml:space="preserve">UF </w:t>
-            </w:r>
-            <w:r>
-              <w:rPr>
-                <w:rFonts w:cs="Arial"/>
-                <w:szCs w:val="24"/>
-              </w:rPr>
-              <w:t>{{ detalle.monto_asegurado }}</w:t>
-            </w:r>
-            <w:r>
-              <w:rPr>
-                <w:rFonts w:eastAsia="Times New Roman" w:cs="Arial"/>
-                <w:bCs/>
-                <w:color w:val="000000"/>
-                <w:szCs w:val="24"/>
-                <w:lang w:val="es-ES_tradnl" w:eastAsia="es-ES_tradnl"/>
-              </w:rPr>
-              <w:t xml:space="preserve"> con una prima anual de </w:t>
-            </w:r>
-            <w:r>
-              <w:rPr>
-                <w:rFonts w:cs="Arial"/>
-                <w:b/>
-                <w:szCs w:val="24"/>
-              </w:rPr>
-              <w:t xml:space="preserve">UF </w:t>
-            </w:r>
-            <w:r>
-              <w:rPr>
-                <w:rFonts w:cs="Arial"/>
-                <w:b/>
-                <w:szCs w:val="24"/>
-              </w:rPr>
-              <w:t>{{ detalle.prima_anual }}</w:t>
-            </w:r>
-            <w:r>
-              <w:rPr>
-                <w:rFonts w:eastAsia="Times New Roman" w:cs="Arial"/>
-                <w:b/>
-                <w:color w:val="000000"/>
-                <w:szCs w:val="24"/>
-                <w:lang w:val="es-ES_tradnl" w:eastAsia="es-ES_tradnl"/>
-              </w:rPr>
-              <w:t xml:space="preserve"> </w:t>
-            </w:r>
-            <w:r>
-              <w:rPr>
-                <w:rFonts w:eastAsia="Times New Roman" w:cs="Arial"/>
-                <w:color w:val="000000"/>
-                <w:szCs w:val="24"/>
-                <w:lang w:val="es-ES_tradnl" w:eastAsia="es-ES_tradnl"/>
-              </w:rPr>
-              <w:t xml:space="preserve">que se puede pactar en </w:t>
-            </w:r>
-            <w:r>
-              <w:rPr>
-                <w:rFonts w:cs="Arial"/>
-                <w:b/>
-                <w:bCs/>
-                <w:szCs w:val="24"/>
-              </w:rPr>
-              <w:t>{{ cantidad_cuotas }}</w:t>
-            </w:r>
+              <w:t xml:space="preserve">{{ </w:t>
+            </w:r>
+            <w:proofErr w:type="spellStart"/>
             <w:r>
               <w:rPr>
                 <w:rFonts w:eastAsia="Times New Roman" w:cs="Arial"/>
@@ -5397,10 +7262,12 @@
                 <w:bCs/>
                 <w:color w:val="000000"/>
                 <w:szCs w:val="24"/>
-                <w:lang w:val="es-ES_tradnl" w:eastAsia="es-ES_tradnl"/>
-              </w:rPr>
-              <w:t xml:space="preserve"> cuotas </w:t>
-            </w:r>
+                <w:u w:val="single"/>
+                <w:lang w:val="es-ES_tradnl" w:eastAsia="es-ES_tradnl"/>
+              </w:rPr>
+              <w:t>detalle.nombre_company</w:t>
+            </w:r>
+            <w:proofErr w:type="spellEnd"/>
             <w:r>
               <w:rPr>
                 <w:rFonts w:eastAsia="Times New Roman" w:cs="Arial"/>
@@ -5408,9 +7275,124 @@
                 <w:bCs/>
                 <w:color w:val="000000"/>
                 <w:szCs w:val="24"/>
-                <w:lang w:val="es-ES_tradnl" w:eastAsia="es-ES_tradnl"/>
-              </w:rPr>
-              <w:t xml:space="preserve">de </w:t>
+                <w:u w:val="single"/>
+                <w:lang w:val="es-ES_tradnl" w:eastAsia="es-ES_tradnl"/>
+              </w:rPr>
+              <w:t xml:space="preserve"> }}</w:t>
+            </w:r>
+            <w:r>
+              <w:rPr>
+                <w:rFonts w:eastAsia="Times New Roman" w:cs="Arial"/>
+                <w:bCs/>
+                <w:color w:val="000000"/>
+                <w:szCs w:val="24"/>
+                <w:u w:val="single"/>
+                <w:lang w:val="es-ES_tradnl" w:eastAsia="es-ES_tradnl"/>
+              </w:rPr>
+              <w:t>:</w:t>
+            </w:r>
+            <w:r>
+              <w:rPr>
+                <w:rFonts w:eastAsia="Times New Roman" w:cs="Arial"/>
+                <w:bCs/>
+                <w:color w:val="000000"/>
+                <w:szCs w:val="24"/>
+                <w:lang w:val="es-ES_tradnl" w:eastAsia="es-ES_tradnl"/>
+              </w:rPr>
+              <w:t xml:space="preserve"> Monto </w:t>
+            </w:r>
+            <w:r>
+              <w:rPr>
+                <w:rFonts w:cs="Arial"/>
+                <w:szCs w:val="24"/>
+              </w:rPr>
+              <w:t xml:space="preserve">UF </w:t>
+            </w:r>
+            <w:r>
+              <w:rPr>
+                <w:rFonts w:cs="Arial"/>
+                <w:szCs w:val="24"/>
+              </w:rPr>
+              <w:t xml:space="preserve">{{ </w:t>
+            </w:r>
+            <w:proofErr w:type="spellStart"/>
+            <w:r>
+              <w:rPr>
+                <w:rFonts w:cs="Arial"/>
+                <w:szCs w:val="24"/>
+              </w:rPr>
+              <w:t>detalle.monto_asegurado</w:t>
+            </w:r>
+            <w:proofErr w:type="spellEnd"/>
+            <w:r>
+              <w:rPr>
+                <w:rFonts w:cs="Arial"/>
+                <w:szCs w:val="24"/>
+              </w:rPr>
+              <w:t xml:space="preserve"> }}</w:t>
+            </w:r>
+            <w:r>
+              <w:rPr>
+                <w:rFonts w:eastAsia="Times New Roman" w:cs="Arial"/>
+                <w:bCs/>
+                <w:color w:val="000000"/>
+                <w:szCs w:val="24"/>
+                <w:lang w:val="es-ES_tradnl" w:eastAsia="es-ES_tradnl"/>
+              </w:rPr>
+              <w:t xml:space="preserve"> con una prima anual de </w:t>
+            </w:r>
+            <w:r>
+              <w:rPr>
+                <w:rFonts w:cs="Arial"/>
+                <w:b/>
+                <w:szCs w:val="24"/>
+              </w:rPr>
+              <w:t xml:space="preserve">UF </w:t>
+            </w:r>
+            <w:r>
+              <w:rPr>
+                <w:rFonts w:cs="Arial"/>
+                <w:b/>
+                <w:szCs w:val="24"/>
+              </w:rPr>
+              <w:t xml:space="preserve">{{ </w:t>
+            </w:r>
+            <w:proofErr w:type="spellStart"/>
+            <w:r>
+              <w:rPr>
+                <w:rFonts w:cs="Arial"/>
+                <w:b/>
+                <w:szCs w:val="24"/>
+              </w:rPr>
+              <w:t>detalle.prima_anual</w:t>
+            </w:r>
+            <w:proofErr w:type="spellEnd"/>
+            <w:r>
+              <w:rPr>
+                <w:rFonts w:cs="Arial"/>
+                <w:b/>
+                <w:szCs w:val="24"/>
+              </w:rPr>
+              <w:t xml:space="preserve"> }}</w:t>
+            </w:r>
+            <w:r>
+              <w:rPr>
+                <w:rFonts w:eastAsia="Times New Roman" w:cs="Arial"/>
+                <w:b/>
+                <w:color w:val="000000"/>
+                <w:szCs w:val="24"/>
+                <w:lang w:val="es-ES_tradnl" w:eastAsia="es-ES_tradnl"/>
+              </w:rPr>
+              <w:t xml:space="preserve"> </w:t>
+            </w:r>
+            <w:r>
+              <w:rPr>
+                <w:rFonts w:eastAsia="Times New Roman" w:cs="Arial"/>
+                <w:color w:val="000000"/>
+                <w:szCs w:val="24"/>
+                <w:lang w:val="es-ES_tradnl" w:eastAsia="es-ES_tradnl"/>
+              </w:rPr>
+              <w:t xml:space="preserve">que se puede pactar en </w:t>
             </w:r>
             <w:r>
               <w:rPr>
@@ -5419,8 +7401,9 @@
                 <w:bCs/>
                 <w:szCs w:val="24"/>
               </w:rPr>
-              <w:t xml:space="preserve">UF </w:t>
-            </w:r>
+              <w:t xml:space="preserve">{{ </w:t>
+            </w:r>
+            <w:proofErr w:type="spellStart"/>
             <w:r>
               <w:rPr>
                 <w:rFonts w:cs="Arial"/>
@@ -5428,14 +7411,17 @@
                 <w:bCs/>
                 <w:szCs w:val="24"/>
               </w:rPr>
-              <w:t>{{ detalle.valor_cuota_uf }}</w:t>
-            </w:r>
-            <w:r>
-              <w:rPr>
-                <w:rFonts w:cs="Arial"/>
-                <w:szCs w:val="24"/>
-              </w:rPr>
-              <w:t>,</w:t>
+              <w:t>cantidad_cuotas</w:t>
+            </w:r>
+            <w:proofErr w:type="spellEnd"/>
+            <w:r>
+              <w:rPr>
+                <w:rFonts w:cs="Arial"/>
+                <w:b/>
+                <w:bCs/>
+                <w:szCs w:val="24"/>
+              </w:rPr>
+              <w:t xml:space="preserve"> }}</w:t>
             </w:r>
             <w:r>
               <w:rPr>
@@ -5446,6 +7432,73 @@
                 <w:szCs w:val="24"/>
                 <w:lang w:val="es-ES_tradnl" w:eastAsia="es-ES_tradnl"/>
               </w:rPr>
+              <w:t xml:space="preserve"> cuotas </w:t>
+            </w:r>
+            <w:r>
+              <w:rPr>
+                <w:rFonts w:eastAsia="Times New Roman" w:cs="Arial"/>
+                <w:b/>
+                <w:bCs/>
+                <w:color w:val="000000"/>
+                <w:szCs w:val="24"/>
+                <w:lang w:val="es-ES_tradnl" w:eastAsia="es-ES_tradnl"/>
+              </w:rPr>
+              <w:t xml:space="preserve">de </w:t>
+            </w:r>
+            <w:r>
+              <w:rPr>
+                <w:rFonts w:cs="Arial"/>
+                <w:b/>
+                <w:bCs/>
+                <w:szCs w:val="24"/>
+              </w:rPr>
+              <w:t xml:space="preserve">UF </w:t>
+            </w:r>
+            <w:r>
+              <w:rPr>
+                <w:rFonts w:cs="Arial"/>
+                <w:b/>
+                <w:bCs/>
+                <w:szCs w:val="24"/>
+              </w:rPr>
+              <w:t xml:space="preserve">{{ </w:t>
+            </w:r>
+            <w:proofErr w:type="spellStart"/>
+            <w:r>
+              <w:rPr>
+                <w:rFonts w:cs="Arial"/>
+                <w:b/>
+                <w:bCs/>
+                <w:szCs w:val="24"/>
+              </w:rPr>
+              <w:t>detalle.valor_cuota_uf</w:t>
+            </w:r>
+            <w:proofErr w:type="spellEnd"/>
+            <w:r>
+              <w:rPr>
+                <w:rFonts w:cs="Arial"/>
+                <w:b/>
+                <w:bCs/>
+                <w:szCs w:val="24"/>
+              </w:rPr>
+              <w:t xml:space="preserve"> }}</w:t>
+            </w:r>
+            <w:r>
+              <w:rPr>
+                <w:rFonts w:cs="Arial"/>
+                <w:szCs w:val="24"/>
+              </w:rPr>
+              <w:t>,</w:t>
+            </w:r>
+            <w:r>
+              <w:rPr>
+                <w:rFonts w:eastAsia="Times New Roman" w:cs="Arial"/>
+                <w:b/>
+                <w:bCs/>
+                <w:color w:val="000000"/>
+                <w:szCs w:val="24"/>
+                <w:lang w:val="es-ES_tradnl" w:eastAsia="es-ES_tradnl"/>
+              </w:rPr>
               <w:t xml:space="preserve"> </w:t>
             </w:r>
             <w:r>
@@ -5469,7 +7522,23 @@
                 <w:rFonts w:cs="Arial"/>
                 <w:szCs w:val="24"/>
               </w:rPr>
-              <w:t>{{ detalle.valor_cuota_pesos }}</w:t>
+              <w:t xml:space="preserve">{{ </w:t>
+            </w:r>
+            <w:proofErr w:type="spellStart"/>
+            <w:r>
+              <w:rPr>
+                <w:rFonts w:cs="Arial"/>
+                <w:szCs w:val="24"/>
+              </w:rPr>
+              <w:t>detalle.valor_cuota_pesos</w:t>
+            </w:r>
+            <w:proofErr w:type="spellEnd"/>
+            <w:r>
+              <w:rPr>
+                <w:rFonts w:cs="Arial"/>
+                <w:szCs w:val="24"/>
+              </w:rPr>
+              <w:t xml:space="preserve"> }}</w:t>
             </w:r>
             <w:r>
               <w:rPr>
@@ -5495,7 +7564,23 @@
                 <w:rFonts w:cs="Arial"/>
                 <w:szCs w:val="24"/>
               </w:rPr>
-              <w:t>{{ cantidad_unidades }}</w:t>
+              <w:t xml:space="preserve">{{ </w:t>
+            </w:r>
+            <w:proofErr w:type="spellStart"/>
+            <w:r>
+              <w:rPr>
+                <w:rFonts w:cs="Arial"/>
+                <w:szCs w:val="24"/>
+              </w:rPr>
+              <w:t>cantidad_unidades</w:t>
+            </w:r>
+            <w:proofErr w:type="spellEnd"/>
+            <w:r>
+              <w:rPr>
+                <w:rFonts w:cs="Arial"/>
+                <w:szCs w:val="24"/>
+              </w:rPr>
+              <w:t xml:space="preserve"> }}</w:t>
             </w:r>
             <w:r>
               <w:rPr>
@@ -5518,7 +7603,23 @@
                 <w:rFonts w:cs="Arial"/>
                 <w:szCs w:val="24"/>
               </w:rPr>
-              <w:t>{{ detalle.prorrateo_pesos }}</w:t>
+              <w:t xml:space="preserve">{{ </w:t>
+            </w:r>
+            <w:proofErr w:type="spellStart"/>
+            <w:r>
+              <w:rPr>
+                <w:rFonts w:cs="Arial"/>
+                <w:szCs w:val="24"/>
+              </w:rPr>
+              <w:t>detalle.prorrateo_pesos</w:t>
+            </w:r>
+            <w:proofErr w:type="spellEnd"/>
+            <w:r>
+              <w:rPr>
+                <w:rFonts w:cs="Arial"/>
+                <w:szCs w:val="24"/>
+              </w:rPr>
+              <w:t xml:space="preserve"> }}</w:t>
             </w:r>
             <w:r>
               <w:rPr>
@@ -5555,7 +7656,31 @@
           <w:u w:val="single"/>
           <w:lang w:val="es-ES_tradnl" w:eastAsia="es-ES_tradnl"/>
         </w:rPr>
-        <w:t>{% endfor %}</w:t>
+        <w:t xml:space="preserve">{% </w:t>
+      </w:r>
+      <w:proofErr w:type="spellStart"/>
+      <w:r>
+        <w:rPr>
+          <w:rFonts w:cs="Arial"/>
+          <w:bCs/>
+          <w:color w:val="000000" w:themeColor="text1"/>
+          <w:szCs w:val="24"/>
+          <w:u w:val="single"/>
+          <w:lang w:val="es-ES_tradnl" w:eastAsia="es-ES_tradnl"/>
+        </w:rPr>
+        <w:t>endfor</w:t>
+      </w:r>
+      <w:proofErr w:type="spellEnd"/>
+      <w:r>
+        <w:rPr>
+          <w:rFonts w:cs="Arial"/>
+          <w:bCs/>
+          <w:color w:val="000000" w:themeColor="text1"/>
+          <w:szCs w:val="24"/>
+          <w:u w:val="single"/>
+          <w:lang w:val="es-ES_tradnl" w:eastAsia="es-ES_tradnl"/>
+        </w:rPr>
+        <w:t xml:space="preserve"> %}</w:t>
       </w:r>
     </w:p>
     <w:p>
@@ -5599,6 +7724,7 @@
         </w:rPr>
         <w:t xml:space="preserve">{{ </w:t>
       </w:r>
+      <w:proofErr w:type="spellStart"/>
       <w:r>
         <w:rPr>
           <w:rFonts w:cs="Arial"/>
@@ -5609,6 +7735,7 @@
         </w:rPr>
         <w:t>monto_asegurado_sugerido</w:t>
       </w:r>
+      <w:proofErr w:type="spellEnd"/>
     </w:p>
     <w:p>
       <w:pPr>
@@ -5675,18 +7802,42 @@
           <w:u w:val="single"/>
           <w:lang w:val="es-ES_tradnl" w:eastAsia="es-ES_tradnl"/>
         </w:rPr>
-        <w:t xml:space="preserve"> 202</w:t>
-      </w:r>
-      <w:r>
-        <w:rPr>
-          <w:rFonts w:cs="Arial"/>
-          <w:bCs/>
-          <w:color w:val="000000" w:themeColor="text1"/>
-          <w:szCs w:val="24"/>
-          <w:u w:val="single"/>
-          <w:lang w:val="es-ES_tradnl" w:eastAsia="es-ES_tradnl"/>
-        </w:rPr>
-        <w:t>2</w:t>
+        <w:t xml:space="preserve"> </w:t>
+      </w:r>
+      <w:r>
+        <w:rPr>
+          <w:rFonts w:cs="Arial"/>
+          <w:bCs/>
+          <w:color w:val="000000" w:themeColor="text1"/>
+          <w:szCs w:val="24"/>
+          <w:u w:val="single"/>
+          <w:lang w:val="es-ES_tradnl" w:eastAsia="es-ES_tradnl"/>
+        </w:rPr>
+        <w:t xml:space="preserve">{{ </w:t>
+      </w:r>
+      <w:proofErr w:type="spellStart"/>
+      <w:r>
+        <w:rPr>
+          <w:rFonts w:cs="Arial"/>
+          <w:bCs/>
+          <w:color w:val="000000" w:themeColor="text1"/>
+          <w:szCs w:val="24"/>
+          <w:u w:val="single"/>
+          <w:lang w:val="es-ES_tradnl" w:eastAsia="es-ES_tradnl"/>
+        </w:rPr>
+        <w:t>year_actual</w:t>
+      </w:r>
+      <w:proofErr w:type="spellEnd"/>
+      <w:r>
+        <w:rPr>
+          <w:rFonts w:cs="Arial"/>
+          <w:bCs/>
+          <w:color w:val="000000" w:themeColor="text1"/>
+          <w:szCs w:val="24"/>
+          <w:u w:val="single"/>
+          <w:lang w:val="es-ES_tradnl" w:eastAsia="es-ES_tradnl"/>
+        </w:rPr>
+        <w:t xml:space="preserve"> }}</w:t>
       </w:r>
       <w:r>
         <w:rPr>
@@ -5715,7 +7866,17 @@
     <w:p>
       <w:pPr>
         <w:spacing w:before="100" w:beforeAutospacing="1" w:after="100" w:afterAutospacing="1" w:line="240" w:lineRule="auto"/>
-        <w:jc w:val="both"/>
+        <w:rPr>
+          <w:rFonts w:eastAsia="Calibri" w:cs="Arial"/>
+          <w:b/>
+          <w:bCs/>
+          <w:color w:val="000000"/>
+          <w:szCs w:val="24"/>
+          <w:u w:val="single"/>
+          <w:lang w:val="es-ES_tradnl" w:eastAsia="es-ES_tradnl"/>
+        </w:rPr>
+      </w:pPr>
+      <w:r>
         <w:rPr>
           <w:rFonts w:eastAsia="Times New Roman" w:cs="Arial"/>
           <w:b/>
@@ -5725,14 +7886,40 @@
           <w:u w:val="single"/>
           <w:lang w:val="es-ES_tradnl" w:eastAsia="es-ES_tradnl"/>
         </w:rPr>
-      </w:pPr>
+        <w:t>{{</w:t>
+      </w:r>
+      <w:proofErr w:type="spellStart"/>
+      <w:r>
+        <w:rPr>
+          <w:rFonts w:eastAsia="Times New Roman" w:cs="Arial"/>
+          <w:b/>
+          <w:bCs/>
+          <w:color w:val="000000"/>
+          <w:szCs w:val="24"/>
+          <w:u w:val="single"/>
+          <w:lang w:val="es-ES_tradnl" w:eastAsia="es-ES_tradnl"/>
+        </w:rPr>
+        <w:t>cuadro_comparativo_sugerido</w:t>
+      </w:r>
+      <w:proofErr w:type="spellEnd"/>
+      <w:r>
+        <w:rPr>
+          <w:rFonts w:eastAsia="Times New Roman" w:cs="Arial"/>
+          <w:b/>
+          <w:bCs/>
+          <w:color w:val="000000"/>
+          <w:szCs w:val="24"/>
+          <w:u w:val="single"/>
+          <w:lang w:val="es-ES_tradnl" w:eastAsia="es-ES_tradnl"/>
+        </w:rPr>
+        <w:t>}}</w:t>
+      </w:r>
     </w:p>
     <w:p>
       <w:pPr>
         <w:spacing w:before="100" w:beforeAutospacing="1" w:after="100" w:afterAutospacing="1" w:line="240" w:lineRule="auto"/>
-        <w:jc w:val="both"/>
-        <w:rPr>
-          <w:rFonts w:eastAsia="Times New Roman" w:cs="Arial"/>
+        <w:rPr>
+          <w:rFonts w:eastAsia="Calibri" w:cs="Arial"/>
           <w:b/>
           <w:bCs/>
           <w:color w:val="000000"/>
@@ -5743,7 +7930,7 @@
       </w:pPr>
       <w:r>
         <w:rPr>
-          <w:rFonts w:eastAsia="Times New Roman" w:cs="Arial"/>
+          <w:rFonts w:eastAsia="Calibri" w:cs="Arial"/>
           <w:b/>
           <w:bCs/>
           <w:color w:val="000000"/>
@@ -5751,16 +7938,9 @@
           <w:u w:val="single"/>
           <w:lang w:val="es-ES_tradnl" w:eastAsia="es-ES_tradnl"/>
         </w:rPr>
-        <w:pict w14:anchorId="45162DAB">
-          <v:shape id="_x0000_i1028" type="#_x0000_t75" style="width:943.2pt;height:102.6pt">
-            <v:imagedata r:id="rId8" o:title=""/>
-          </v:shape>
-        </w:pict>
-      </w:r>
-    </w:p>
-    <w:p>
-      <w:pPr>
-        <w:spacing w:before="100" w:beforeAutospacing="1" w:after="100" w:afterAutospacing="1" w:line="240" w:lineRule="auto"/>
+        <w:t xml:space="preserve">5.- Cuadro Comparativo de Coberturas: Simulación de Seguro Bienes y Espacios Comunes Incendio + Sismo </w:t>
+      </w:r>
+      <w:r>
         <w:rPr>
           <w:rFonts w:eastAsia="Calibri" w:cs="Arial"/>
           <w:b/>
@@ -5770,11 +7950,10 @@
           <w:u w:val="single"/>
           <w:lang w:val="es-ES_tradnl" w:eastAsia="es-ES_tradnl"/>
         </w:rPr>
-      </w:pPr>
-    </w:p>
-    <w:p>
-      <w:pPr>
-        <w:spacing w:before="100" w:beforeAutospacing="1" w:after="100" w:afterAutospacing="1" w:line="240" w:lineRule="auto"/>
+        <w:t xml:space="preserve">{{ </w:t>
+      </w:r>
+      <w:proofErr w:type="spellStart"/>
+      <w:r>
         <w:rPr>
           <w:rFonts w:eastAsia="Calibri" w:cs="Arial"/>
           <w:b/>
@@ -5784,7 +7963,9 @@
           <w:u w:val="single"/>
           <w:lang w:val="es-ES_tradnl" w:eastAsia="es-ES_tradnl"/>
         </w:rPr>
-      </w:pPr>
+        <w:t>year_actual</w:t>
+      </w:r>
+      <w:proofErr w:type="spellEnd"/>
       <w:r>
         <w:rPr>
           <w:rFonts w:eastAsia="Calibri" w:cs="Arial"/>
@@ -5795,19 +7976,7 @@
           <w:u w:val="single"/>
           <w:lang w:val="es-ES_tradnl" w:eastAsia="es-ES_tradnl"/>
         </w:rPr>
-        <w:t>5.- Cuadro Comparativo de Coberturas: Simulación de Seguro Bienes y Espacios Comunes Incendio + Sismo 202</w:t>
-      </w:r>
-      <w:r>
-        <w:rPr>
-          <w:rFonts w:eastAsia="Calibri" w:cs="Arial"/>
-          <w:b/>
-          <w:bCs/>
-          <w:color w:val="000000"/>
-          <w:szCs w:val="24"/>
-          <w:u w:val="single"/>
-          <w:lang w:val="es-ES_tradnl" w:eastAsia="es-ES_tradnl"/>
-        </w:rPr>
-        <w:t>3</w:t>
+        <w:t xml:space="preserve"> }}</w:t>
       </w:r>
       <w:r>
         <w:rPr>
@@ -5953,18 +8122,7 @@
           <w:szCs w:val="24"/>
           <w:lang w:val="es-ES_tradnl" w:eastAsia="es-ES_tradnl"/>
         </w:rPr>
-        <w:t xml:space="preserve">unidades, especialmente cuando éstas formen parte de una edificación continua, pareada o colectiva. Lo </w:t>
-      </w:r>
-      <w:r>
-        <w:rPr>
-          <w:rFonts w:cs="Arial"/>
-          <w:bCs/>
-          <w:color w:val="000000" w:themeColor="text1"/>
-          <w:szCs w:val="24"/>
-          <w:lang w:val="es-ES_tradnl" w:eastAsia="es-ES_tradnl"/>
-        </w:rPr>
-        <w:lastRenderedPageBreak/>
-        <w:t>anterior es sin perjuicio de otras coberturas complementarias que la asamblea de copropietarios decida incluir en la respectiva póliza para la protección de los bienes comunes y/o sus unidades, tales como sismo o salida de mar</w:t>
+        <w:t>unidades, especialmente cuando éstas formen parte de una edificación continua, pareada o colectiva. Lo anterior es sin perjuicio de otras coberturas complementarias que la asamblea de copropietarios decida incluir en la respectiva póliza para la protección de los bienes comunes y/o sus unidades, tales como sismo o salida de mar</w:t>
       </w:r>
       <w:r>
         <w:rPr>
@@ -6083,6 +8241,7 @@
           <w:szCs w:val="24"/>
           <w:lang w:val="es-ES_tradnl" w:eastAsia="es-ES_tradnl"/>
         </w:rPr>
+        <w:lastRenderedPageBreak/>
         <w:t>Quedamos atentos a sus dudas y/ o comentarios, saludos cordiales.</w:t>
       </w:r>
     </w:p>
@@ -6137,7 +8296,7 @@
                     </pic:cNvPicPr>
                   </pic:nvPicPr>
                   <pic:blipFill>
-                    <a:blip r:embed="rId11">
+                    <a:blip r:embed="rId10">
                       <a:extLst>
                         <a:ext uri="{28A0092B-C50C-407E-A947-70E740481C1C}">
                           <a14:useLocalDpi xmlns:a14="http://schemas.microsoft.com/office/drawing/2010/main" val="0"/>
@@ -6170,7 +8329,7 @@
       </w:r>
     </w:p>
     <w:sectPr>
-      <w:headerReference w:type="default" r:id="rId12"/>
+      <w:headerReference w:type="default" r:id="rId11"/>
       <w:pgSz w:w="12240" w:h="15840"/>
       <w:pgMar w:top="1417" w:right="1701" w:bottom="1417" w:left="1701" w:header="708" w:footer="708" w:gutter="0"/>
       <w:cols w:space="708"/>
@@ -7181,6 +9340,158 @@
       <w:lang w:val="es-ES_tradnl" w:eastAsia="es-ES_tradnl"/>
     </w:rPr>
   </w:style>
+  <w:style w:type="table" w:styleId="Tablaconcuadrcula4-nfasis5">
+    <w:name w:val="Grid Table 4 Accent 5"/>
+    <w:basedOn w:val="Tablanormal"/>
+    <w:uiPriority w:val="49"/>
+    <w:rsid w:val="001118A9"/>
+    <w:pPr>
+      <w:spacing w:after="0" w:line="240" w:lineRule="auto"/>
+    </w:pPr>
+    <w:tblPr>
+      <w:tblStyleRowBandSize w:val="1"/>
+      <w:tblStyleColBandSize w:val="1"/>
+      <w:tblBorders>
+        <w:top w:val="single" w:sz="4" w:space="0" w:color="9CC2E5" w:themeColor="accent5" w:themeTint="99"/>
+        <w:left w:val="single" w:sz="4" w:space="0" w:color="9CC2E5" w:themeColor="accent5" w:themeTint="99"/>
+        <w:bottom w:val="single" w:sz="4" w:space="0" w:color="9CC2E5" w:themeColor="accent5" w:themeTint="99"/>
+        <w:right w:val="single" w:sz="4" w:space="0" w:color="9CC2E5" w:themeColor="accent5" w:themeTint="99"/>
+        <w:insideH w:val="single" w:sz="4" w:space="0" w:color="9CC2E5" w:themeColor="accent5" w:themeTint="99"/>
+        <w:insideV w:val="single" w:sz="4" w:space="0" w:color="9CC2E5" w:themeColor="accent5" w:themeTint="99"/>
+      </w:tblBorders>
+    </w:tblPr>
+    <w:tblStylePr w:type="firstRow">
+      <w:rPr>
+        <w:b/>
+        <w:bCs/>
+        <w:color w:val="FFFFFF" w:themeColor="background1"/>
+      </w:rPr>
+      <w:tblPr/>
+      <w:tcPr>
+        <w:tcBorders>
+          <w:top w:val="single" w:sz="4" w:space="0" w:color="5B9BD5" w:themeColor="accent5"/>
+          <w:left w:val="single" w:sz="4" w:space="0" w:color="5B9BD5" w:themeColor="accent5"/>
+          <w:bottom w:val="single" w:sz="4" w:space="0" w:color="5B9BD5" w:themeColor="accent5"/>
+          <w:right w:val="single" w:sz="4" w:space="0" w:color="5B9BD5" w:themeColor="accent5"/>
+          <w:insideH w:val="nil"/>
+          <w:insideV w:val="nil"/>
+        </w:tcBorders>
+        <w:shd w:val="clear" w:color="auto" w:fill="5B9BD5" w:themeFill="accent5"/>
+      </w:tcPr>
+    </w:tblStylePr>
+    <w:tblStylePr w:type="lastRow">
+      <w:rPr>
+        <w:b/>
+        <w:bCs/>
+      </w:rPr>
+      <w:tblPr/>
+      <w:tcPr>
+        <w:tcBorders>
+          <w:top w:val="double" w:sz="4" w:space="0" w:color="5B9BD5" w:themeColor="accent5"/>
+        </w:tcBorders>
+      </w:tcPr>
+    </w:tblStylePr>
+    <w:tblStylePr w:type="firstCol">
+      <w:rPr>
+        <w:b/>
+        <w:bCs/>
+      </w:rPr>
+    </w:tblStylePr>
+    <w:tblStylePr w:type="lastCol">
+      <w:rPr>
+        <w:b/>
+        <w:bCs/>
+      </w:rPr>
+    </w:tblStylePr>
+    <w:tblStylePr w:type="band1Vert">
+      <w:tblPr/>
+      <w:tcPr>
+        <w:shd w:val="clear" w:color="auto" w:fill="DEEAF6" w:themeFill="accent5" w:themeFillTint="33"/>
+      </w:tcPr>
+    </w:tblStylePr>
+    <w:tblStylePr w:type="band1Horz">
+      <w:tblPr/>
+      <w:tcPr>
+        <w:shd w:val="clear" w:color="auto" w:fill="DEEAF6" w:themeFill="accent5" w:themeFillTint="33"/>
+      </w:tcPr>
+    </w:tblStylePr>
+  </w:style>
+  <w:style w:type="table" w:styleId="Tablaconcuadrcula4-nfasis1">
+    <w:name w:val="Grid Table 4 Accent 1"/>
+    <w:basedOn w:val="Tablanormal"/>
+    <w:uiPriority w:val="49"/>
+    <w:rsid w:val="001118A9"/>
+    <w:pPr>
+      <w:spacing w:after="0" w:line="240" w:lineRule="auto"/>
+    </w:pPr>
+    <w:tblPr>
+      <w:tblStyleRowBandSize w:val="1"/>
+      <w:tblStyleColBandSize w:val="1"/>
+      <w:tblBorders>
+        <w:top w:val="single" w:sz="4" w:space="0" w:color="8EAADB" w:themeColor="accent1" w:themeTint="99"/>
+        <w:left w:val="single" w:sz="4" w:space="0" w:color="8EAADB" w:themeColor="accent1" w:themeTint="99"/>
+        <w:bottom w:val="single" w:sz="4" w:space="0" w:color="8EAADB" w:themeColor="accent1" w:themeTint="99"/>
+        <w:right w:val="single" w:sz="4" w:space="0" w:color="8EAADB" w:themeColor="accent1" w:themeTint="99"/>
+        <w:insideH w:val="single" w:sz="4" w:space="0" w:color="8EAADB" w:themeColor="accent1" w:themeTint="99"/>
+        <w:insideV w:val="single" w:sz="4" w:space="0" w:color="8EAADB" w:themeColor="accent1" w:themeTint="99"/>
+      </w:tblBorders>
+    </w:tblPr>
+    <w:tblStylePr w:type="firstRow">
+      <w:rPr>
+        <w:b/>
+        <w:bCs/>
+        <w:color w:val="FFFFFF" w:themeColor="background1"/>
+      </w:rPr>
+      <w:tblPr/>
+      <w:tcPr>
+        <w:tcBorders>
+          <w:top w:val="single" w:sz="4" w:space="0" w:color="4472C4" w:themeColor="accent1"/>
+          <w:left w:val="single" w:sz="4" w:space="0" w:color="4472C4" w:themeColor="accent1"/>
+          <w:bottom w:val="single" w:sz="4" w:space="0" w:color="4472C4" w:themeColor="accent1"/>
+          <w:right w:val="single" w:sz="4" w:space="0" w:color="4472C4" w:themeColor="accent1"/>
+          <w:insideH w:val="nil"/>
+          <w:insideV w:val="nil"/>
+        </w:tcBorders>
+        <w:shd w:val="clear" w:color="auto" w:fill="4472C4" w:themeFill="accent1"/>
+      </w:tcPr>
+    </w:tblStylePr>
+    <w:tblStylePr w:type="lastRow">
+      <w:rPr>
+        <w:b/>
+        <w:bCs/>
+      </w:rPr>
+      <w:tblPr/>
+      <w:tcPr>
+        <w:tcBorders>
+          <w:top w:val="double" w:sz="4" w:space="0" w:color="4472C4" w:themeColor="accent1"/>
+        </w:tcBorders>
+      </w:tcPr>
+    </w:tblStylePr>
+    <w:tblStylePr w:type="firstCol">
+      <w:rPr>
+        <w:b/>
+        <w:bCs/>
+      </w:rPr>
+    </w:tblStylePr>
+    <w:tblStylePr w:type="lastCol">
+      <w:rPr>
+        <w:b/>
+        <w:bCs/>
+      </w:rPr>
+    </w:tblStylePr>
+    <w:tblStylePr w:type="band1Vert">
+      <w:tblPr/>
+      <w:tcPr>
+        <w:shd w:val="clear" w:color="auto" w:fill="D9E2F3" w:themeFill="accent1" w:themeFillTint="33"/>
+      </w:tcPr>
+    </w:tblStylePr>
+    <w:tblStylePr w:type="band1Horz">
+      <w:tblPr/>
+      <w:tcPr>
+        <w:shd w:val="clear" w:color="auto" w:fill="D9E2F3" w:themeFill="accent1" w:themeFillTint="33"/>
+      </w:tcPr>
+    </w:tblStylePr>
+  </w:style>
 </w:styles>
 </file>
 

--- a/app/infraestructura/templates/Plantilla Estudio Condominio.docx
+++ b/app/infraestructura/templates/Plantilla Estudio Condominio.docx
@@ -15,12 +15,17 @@
       <w:r>
         <w:t xml:space="preserve"> </w:t>
       </w:r>
+      <w:proofErr w:type="gramStart"/>
       <w:r>
         <w:t xml:space="preserve">{{ </w:t>
       </w:r>
       <w:proofErr w:type="spellStart"/>
       <w:r>
-        <w:t>nombre_administrador</w:t>
+        <w:t>nombre</w:t>
+      </w:r>
+      <w:proofErr w:type="gramEnd"/>
+      <w:r>
+        <w:t>_administrador</w:t>
       </w:r>
       <w:proofErr w:type="spellEnd"/>
       <w:r>
@@ -45,12 +50,17 @@
       <w:r>
         <w:t xml:space="preserve"> </w:t>
       </w:r>
+      <w:proofErr w:type="gramStart"/>
       <w:r>
         <w:t xml:space="preserve">{{ </w:t>
       </w:r>
       <w:proofErr w:type="spellStart"/>
       <w:r>
-        <w:t>nombre_condominio</w:t>
+        <w:t>nombre</w:t>
+      </w:r>
+      <w:proofErr w:type="gramEnd"/>
+      <w:r>
+        <w:t>_condominio</w:t>
       </w:r>
       <w:proofErr w:type="spellEnd"/>
       <w:r>
@@ -130,7 +140,15 @@
           <w:bCs/>
           <w:lang w:val="es-ES_tradnl" w:eastAsia="es-ES_tradnl"/>
         </w:rPr>
-        <w:t xml:space="preserve">“{{ </w:t>
+        <w:t>“</w:t>
+      </w:r>
+      <w:proofErr w:type="gramStart"/>
+      <w:r>
+        <w:rPr>
+          <w:bCs/>
+          <w:lang w:val="es-ES_tradnl" w:eastAsia="es-ES_tradnl"/>
+        </w:rPr>
+        <w:t xml:space="preserve">{{ </w:t>
       </w:r>
       <w:proofErr w:type="spellStart"/>
       <w:r>
@@ -140,6 +158,7 @@
         </w:rPr>
         <w:t>nombre</w:t>
       </w:r>
+      <w:proofErr w:type="gramEnd"/>
       <w:r>
         <w:rPr>
           <w:bCs/>
@@ -193,6 +212,7 @@
         </w:rPr>
         <w:t xml:space="preserve"> </w:t>
       </w:r>
+      <w:proofErr w:type="gramStart"/>
       <w:r>
         <w:rPr>
           <w:b/>
@@ -206,7 +226,15 @@
           <w:b/>
           <w:bCs/>
         </w:rPr>
-        <w:t>metros_cuadrados</w:t>
+        <w:t>metros</w:t>
+      </w:r>
+      <w:proofErr w:type="gramEnd"/>
+      <w:r>
+        <w:rPr>
+          <w:b/>
+          <w:bCs/>
+        </w:rPr>
+        <w:t>_cuadrados</w:t>
       </w:r>
       <w:proofErr w:type="spellEnd"/>
       <w:r>
@@ -286,12 +314,17 @@
         </w:rPr>
         <w:t xml:space="preserve">Condominio construido en el </w:t>
       </w:r>
+      <w:proofErr w:type="gramStart"/>
       <w:r>
         <w:t xml:space="preserve">{{ </w:t>
       </w:r>
       <w:proofErr w:type="spellStart"/>
       <w:r>
-        <w:t>year_construccion</w:t>
+        <w:t>year</w:t>
+      </w:r>
+      <w:proofErr w:type="gramEnd"/>
+      <w:r>
+        <w:t>_construccion</w:t>
       </w:r>
       <w:proofErr w:type="spellEnd"/>
       <w:r>
@@ -395,6 +428,7 @@
         </w:rPr>
         <w:t xml:space="preserve"> </w:t>
       </w:r>
+      <w:proofErr w:type="gramStart"/>
       <w:r>
         <w:t xml:space="preserve">{{ </w:t>
       </w:r>
@@ -403,6 +437,7 @@
         <w:t>direccion</w:t>
       </w:r>
       <w:proofErr w:type="spellEnd"/>
+      <w:proofErr w:type="gramEnd"/>
       <w:r>
         <w:t xml:space="preserve"> }}</w:t>
       </w:r>
@@ -521,6 +556,7 @@
         </w:rPr>
         <w:t xml:space="preserve">UF </w:t>
       </w:r>
+      <w:proofErr w:type="gramStart"/>
       <w:r>
         <w:rPr>
           <w:rFonts w:cs="Arial"/>
@@ -538,7 +574,17 @@
           <w:bCs/>
           <w:szCs w:val="24"/>
         </w:rPr>
-        <w:t>uf_por_metro_cuadrado</w:t>
+        <w:t>uf</w:t>
+      </w:r>
+      <w:proofErr w:type="gramEnd"/>
+      <w:r>
+        <w:rPr>
+          <w:rFonts w:cs="Arial"/>
+          <w:b/>
+          <w:bCs/>
+          <w:szCs w:val="24"/>
+        </w:rPr>
+        <w:t>_por_metro_cuadrado</w:t>
       </w:r>
       <w:proofErr w:type="spellEnd"/>
       <w:r>
@@ -728,6 +774,7 @@
         </w:rPr>
         <w:t xml:space="preserve">UF </w:t>
       </w:r>
+      <w:proofErr w:type="gramStart"/>
       <w:r>
         <w:rPr>
           <w:rFonts w:cs="Arial"/>
@@ -745,7 +792,17 @@
           <w:bCs/>
           <w:szCs w:val="24"/>
         </w:rPr>
-        <w:t>uf_por_metro_cuadrado</w:t>
+        <w:t>uf</w:t>
+      </w:r>
+      <w:proofErr w:type="gramEnd"/>
+      <w:r>
+        <w:rPr>
+          <w:rFonts w:cs="Arial"/>
+          <w:b/>
+          <w:bCs/>
+          <w:szCs w:val="24"/>
+        </w:rPr>
+        <w:t>_por_metro_cuadrado</w:t>
       </w:r>
       <w:proofErr w:type="spellEnd"/>
       <w:r>
@@ -1072,12 +1129,17 @@
         </w:rPr>
         <w:t xml:space="preserve">. Dicho condominio fue construido en </w:t>
       </w:r>
+      <w:proofErr w:type="gramStart"/>
       <w:r>
         <w:t xml:space="preserve">{{ </w:t>
       </w:r>
       <w:proofErr w:type="spellStart"/>
       <w:r>
-        <w:t>year_construccion</w:t>
+        <w:t>year</w:t>
+      </w:r>
+      <w:proofErr w:type="gramEnd"/>
+      <w:r>
+        <w:t>_construccion</w:t>
       </w:r>
       <w:proofErr w:type="spellEnd"/>
       <w:r>
@@ -1294,6 +1356,7 @@
         </w:rPr>
         <w:t xml:space="preserve">UF </w:t>
       </w:r>
+      <w:proofErr w:type="gramStart"/>
       <w:r>
         <w:rPr>
           <w:rFonts w:cs="Arial"/>
@@ -1309,7 +1372,16 @@
           <w:b/>
           <w:szCs w:val="24"/>
         </w:rPr>
-        <w:t>valor_reconstruccion</w:t>
+        <w:t>valor</w:t>
+      </w:r>
+      <w:proofErr w:type="gramEnd"/>
+      <w:r>
+        <w:rPr>
+          <w:rFonts w:cs="Arial"/>
+          <w:b/>
+          <w:szCs w:val="24"/>
+        </w:rPr>
+        <w:t>_reconstruccion</w:t>
       </w:r>
       <w:proofErr w:type="spellEnd"/>
       <w:r>
@@ -1707,6 +1779,7 @@
         </w:rPr>
         <w:t xml:space="preserve">UF </w:t>
       </w:r>
+      <w:proofErr w:type="gramStart"/>
       <w:r>
         <w:rPr>
           <w:rFonts w:cs="Arial"/>
@@ -1724,7 +1797,17 @@
           <w:bCs/>
           <w:szCs w:val="24"/>
         </w:rPr>
-        <w:t>monto_asegurado_sugerido</w:t>
+        <w:t>monto</w:t>
+      </w:r>
+      <w:proofErr w:type="gramEnd"/>
+      <w:r>
+        <w:rPr>
+          <w:rFonts w:cs="Arial"/>
+          <w:b/>
+          <w:bCs/>
+          <w:szCs w:val="24"/>
+        </w:rPr>
+        <w:t>_asegurado_sugerido</w:t>
       </w:r>
       <w:proofErr w:type="spellEnd"/>
       <w:r>
@@ -1756,6 +1839,7 @@
         </w:rPr>
         <w:t xml:space="preserve"> Este monto representa un </w:t>
       </w:r>
+      <w:proofErr w:type="gramStart"/>
       <w:r>
         <w:rPr>
           <w:rFonts w:cs="Arial"/>
@@ -1773,7 +1857,17 @@
           <w:bCs/>
           <w:szCs w:val="24"/>
         </w:rPr>
-        <w:t>porcentaje_espacios_comunes</w:t>
+        <w:t>porcentaje</w:t>
+      </w:r>
+      <w:proofErr w:type="gramEnd"/>
+      <w:r>
+        <w:rPr>
+          <w:rFonts w:cs="Arial"/>
+          <w:b/>
+          <w:bCs/>
+          <w:szCs w:val="24"/>
+        </w:rPr>
+        <w:t>_espacios_comunes</w:t>
       </w:r>
       <w:proofErr w:type="spellEnd"/>
       <w:r>
@@ -1904,6 +1998,7 @@
         </w:rPr>
         <w:t xml:space="preserve">UF </w:t>
       </w:r>
+      <w:proofErr w:type="gramStart"/>
       <w:r>
         <w:rPr>
           <w:rFonts w:cs="Arial"/>
@@ -1919,7 +2014,16 @@
           <w:b/>
           <w:szCs w:val="24"/>
         </w:rPr>
-        <w:t>valor_reconstruccion_depreciacion</w:t>
+        <w:t>valor</w:t>
+      </w:r>
+      <w:proofErr w:type="gramEnd"/>
+      <w:r>
+        <w:rPr>
+          <w:rFonts w:cs="Arial"/>
+          <w:b/>
+          <w:szCs w:val="24"/>
+        </w:rPr>
+        <w:t>_reconstruccion_depreciacion</w:t>
       </w:r>
       <w:proofErr w:type="spellEnd"/>
       <w:r>
@@ -3005,6 +3109,7 @@
         </w:rPr>
         <w:t xml:space="preserve">UF </w:t>
       </w:r>
+      <w:proofErr w:type="gramStart"/>
       <w:r>
         <w:rPr>
           <w:rFonts w:cs="Arial"/>
@@ -3022,7 +3127,17 @@
           <w:szCs w:val="24"/>
           <w:u w:val="single"/>
         </w:rPr>
-        <w:t>monto_asegurado_actual</w:t>
+        <w:t>monto</w:t>
+      </w:r>
+      <w:proofErr w:type="gramEnd"/>
+      <w:r>
+        <w:rPr>
+          <w:rFonts w:cs="Arial"/>
+          <w:b/>
+          <w:szCs w:val="24"/>
+          <w:u w:val="single"/>
+        </w:rPr>
+        <w:t>_asegurado_actual</w:t>
       </w:r>
       <w:proofErr w:type="spellEnd"/>
       <w:r>
@@ -3138,6 +3253,7 @@
         </w:rPr>
         <w:t xml:space="preserve"> </w:t>
       </w:r>
+      <w:proofErr w:type="gramStart"/>
       <w:r>
         <w:rPr>
           <w:rFonts w:cs="Arial"/>
@@ -3159,7 +3275,19 @@
           <w:szCs w:val="24"/>
           <w:u w:val="single"/>
         </w:rPr>
-        <w:t>porcentaje_infraseguro_actual</w:t>
+        <w:t>porcentaje</w:t>
+      </w:r>
+      <w:proofErr w:type="gramEnd"/>
+      <w:r>
+        <w:rPr>
+          <w:rFonts w:cs="Arial"/>
+          <w:b/>
+          <w:bCs/>
+          <w:color w:val="FF0000"/>
+          <w:szCs w:val="24"/>
+          <w:u w:val="single"/>
+        </w:rPr>
+        <w:t>_infraseguro_actual</w:t>
       </w:r>
       <w:proofErr w:type="spellEnd"/>
       <w:r>
@@ -3311,6 +3439,7 @@
               </w:rPr>
             </w:pPr>
             <w:bookmarkStart w:id="1" w:name="_Hlk64741317"/>
+            <w:proofErr w:type="gramStart"/>
             <w:r>
               <w:rPr>
                 <w:rFonts w:cs="Arial"/>
@@ -3328,7 +3457,17 @@
                 <w:szCs w:val="24"/>
                 <w:lang w:val="es-ES_tradnl" w:eastAsia="es-ES_tradnl"/>
               </w:rPr>
-              <w:t>detalle.logo</w:t>
+              <w:t>detalle</w:t>
+            </w:r>
+            <w:proofErr w:type="gramEnd"/>
+            <w:r>
+              <w:rPr>
+                <w:rFonts w:cs="Arial"/>
+                <w:color w:val="000000" w:themeColor="text1"/>
+                <w:szCs w:val="24"/>
+                <w:lang w:val="es-ES_tradnl" w:eastAsia="es-ES_tradnl"/>
+              </w:rPr>
+              <w:t>.logo</w:t>
             </w:r>
             <w:proofErr w:type="spellEnd"/>
             <w:r>
@@ -3356,6 +3495,7 @@
                 <w:lang w:val="es-ES_tradnl" w:eastAsia="es-ES_tradnl"/>
               </w:rPr>
             </w:pPr>
+            <w:proofErr w:type="gramStart"/>
             <w:r>
               <w:rPr>
                 <w:rFonts w:eastAsia="Times New Roman" w:cs="Arial"/>
@@ -3379,9 +3519,9 @@
                 <w:u w:val="single"/>
                 <w:lang w:val="es-ES_tradnl" w:eastAsia="es-ES_tradnl"/>
               </w:rPr>
-              <w:t>detalle.nombre_company</w:t>
-            </w:r>
-            <w:proofErr w:type="spellEnd"/>
+              <w:t>detalle</w:t>
+            </w:r>
+            <w:proofErr w:type="gramEnd"/>
             <w:r>
               <w:rPr>
                 <w:rFonts w:eastAsia="Times New Roman" w:cs="Arial"/>
@@ -3392,151 +3532,9 @@
                 <w:u w:val="single"/>
                 <w:lang w:val="es-ES_tradnl" w:eastAsia="es-ES_tradnl"/>
               </w:rPr>
-              <w:t xml:space="preserve"> }}</w:t>
-            </w:r>
-            <w:r>
-              <w:rPr>
-                <w:rFonts w:eastAsia="Times New Roman" w:cs="Arial"/>
-                <w:bCs/>
-                <w:color w:val="000000"/>
-                <w:szCs w:val="24"/>
-                <w:u w:val="single"/>
-                <w:lang w:val="es-ES_tradnl" w:eastAsia="es-ES_tradnl"/>
-              </w:rPr>
-              <w:t>:</w:t>
-            </w:r>
-            <w:r>
-              <w:rPr>
-                <w:rFonts w:eastAsia="Times New Roman" w:cs="Arial"/>
-                <w:bCs/>
-                <w:color w:val="000000"/>
-                <w:szCs w:val="24"/>
-                <w:lang w:val="es-ES_tradnl" w:eastAsia="es-ES_tradnl"/>
-              </w:rPr>
-              <w:t xml:space="preserve"> Monto </w:t>
-            </w:r>
-            <w:r>
-              <w:rPr>
-                <w:rFonts w:cs="Arial"/>
-                <w:szCs w:val="24"/>
-              </w:rPr>
-              <w:t xml:space="preserve">UF </w:t>
-            </w:r>
-            <w:r>
-              <w:rPr>
-                <w:rFonts w:cs="Arial"/>
-                <w:szCs w:val="24"/>
-              </w:rPr>
-              <w:t xml:space="preserve">{{ </w:t>
-            </w:r>
-            <w:proofErr w:type="spellStart"/>
-            <w:r>
-              <w:rPr>
-                <w:rFonts w:cs="Arial"/>
-                <w:szCs w:val="24"/>
-              </w:rPr>
-              <w:t>detalle.monto_asegurado</w:t>
+              <w:t>.nombre_company</w:t>
             </w:r>
             <w:proofErr w:type="spellEnd"/>
-            <w:r>
-              <w:rPr>
-                <w:rFonts w:cs="Arial"/>
-                <w:szCs w:val="24"/>
-              </w:rPr>
-              <w:t xml:space="preserve"> }}</w:t>
-            </w:r>
-            <w:r>
-              <w:rPr>
-                <w:rFonts w:eastAsia="Times New Roman" w:cs="Arial"/>
-                <w:bCs/>
-                <w:color w:val="000000"/>
-                <w:szCs w:val="24"/>
-                <w:lang w:val="es-ES_tradnl" w:eastAsia="es-ES_tradnl"/>
-              </w:rPr>
-              <w:t xml:space="preserve"> con una prima anual de </w:t>
-            </w:r>
-            <w:r>
-              <w:rPr>
-                <w:rFonts w:cs="Arial"/>
-                <w:b/>
-                <w:szCs w:val="24"/>
-              </w:rPr>
-              <w:t xml:space="preserve">UF </w:t>
-            </w:r>
-            <w:r>
-              <w:rPr>
-                <w:rFonts w:cs="Arial"/>
-                <w:b/>
-                <w:szCs w:val="24"/>
-              </w:rPr>
-              <w:t xml:space="preserve">{{ </w:t>
-            </w:r>
-            <w:proofErr w:type="spellStart"/>
-            <w:r>
-              <w:rPr>
-                <w:rFonts w:cs="Arial"/>
-                <w:b/>
-                <w:szCs w:val="24"/>
-              </w:rPr>
-              <w:t>detalle.prima_anual</w:t>
-            </w:r>
-            <w:proofErr w:type="spellEnd"/>
-            <w:r>
-              <w:rPr>
-                <w:rFonts w:cs="Arial"/>
-                <w:b/>
-                <w:szCs w:val="24"/>
-              </w:rPr>
-              <w:t xml:space="preserve"> }}</w:t>
-            </w:r>
-            <w:r>
-              <w:rPr>
-                <w:rFonts w:eastAsia="Times New Roman" w:cs="Arial"/>
-                <w:b/>
-                <w:color w:val="000000"/>
-                <w:szCs w:val="24"/>
-                <w:lang w:val="es-ES_tradnl" w:eastAsia="es-ES_tradnl"/>
-              </w:rPr>
-              <w:t xml:space="preserve"> </w:t>
-            </w:r>
-            <w:r>
-              <w:rPr>
-                <w:rFonts w:eastAsia="Times New Roman" w:cs="Arial"/>
-                <w:color w:val="000000"/>
-                <w:szCs w:val="24"/>
-                <w:lang w:val="es-ES_tradnl" w:eastAsia="es-ES_tradnl"/>
-              </w:rPr>
-              <w:t xml:space="preserve">que se puede pactar en </w:t>
-            </w:r>
-            <w:r>
-              <w:rPr>
-                <w:rFonts w:cs="Arial"/>
-                <w:b/>
-                <w:bCs/>
-                <w:szCs w:val="24"/>
-              </w:rPr>
-              <w:t xml:space="preserve">{{ </w:t>
-            </w:r>
-            <w:proofErr w:type="spellStart"/>
-            <w:r>
-              <w:rPr>
-                <w:rFonts w:cs="Arial"/>
-                <w:b/>
-                <w:bCs/>
-                <w:szCs w:val="24"/>
-              </w:rPr>
-              <w:t>cantidad_cuotas</w:t>
-            </w:r>
-            <w:proofErr w:type="spellEnd"/>
-            <w:r>
-              <w:rPr>
-                <w:rFonts w:cs="Arial"/>
-                <w:b/>
-                <w:bCs/>
-                <w:szCs w:val="24"/>
-              </w:rPr>
-              <w:t xml:space="preserve"> }}</w:t>
-            </w:r>
             <w:r>
               <w:rPr>
                 <w:rFonts w:eastAsia="Times New Roman" w:cs="Arial"/>
@@ -3544,9 +3542,153 @@
                 <w:bCs/>
                 <w:color w:val="000000"/>
                 <w:szCs w:val="24"/>
-                <w:lang w:val="es-ES_tradnl" w:eastAsia="es-ES_tradnl"/>
-              </w:rPr>
-              <w:t xml:space="preserve"> cuotas </w:t>
+                <w:u w:val="single"/>
+                <w:lang w:val="es-ES_tradnl" w:eastAsia="es-ES_tradnl"/>
+              </w:rPr>
+              <w:t xml:space="preserve"> }}</w:t>
+            </w:r>
+            <w:r>
+              <w:rPr>
+                <w:rFonts w:eastAsia="Times New Roman" w:cs="Arial"/>
+                <w:bCs/>
+                <w:color w:val="000000"/>
+                <w:szCs w:val="24"/>
+                <w:u w:val="single"/>
+                <w:lang w:val="es-ES_tradnl" w:eastAsia="es-ES_tradnl"/>
+              </w:rPr>
+              <w:t>:</w:t>
+            </w:r>
+            <w:r>
+              <w:rPr>
+                <w:rFonts w:eastAsia="Times New Roman" w:cs="Arial"/>
+                <w:bCs/>
+                <w:color w:val="000000"/>
+                <w:szCs w:val="24"/>
+                <w:lang w:val="es-ES_tradnl" w:eastAsia="es-ES_tradnl"/>
+              </w:rPr>
+              <w:t xml:space="preserve"> Monto </w:t>
+            </w:r>
+            <w:r>
+              <w:rPr>
+                <w:rFonts w:cs="Arial"/>
+                <w:szCs w:val="24"/>
+              </w:rPr>
+              <w:t xml:space="preserve">UF </w:t>
+            </w:r>
+            <w:r>
+              <w:rPr>
+                <w:rFonts w:cs="Arial"/>
+                <w:szCs w:val="24"/>
+              </w:rPr>
+              <w:t xml:space="preserve">{{ </w:t>
+            </w:r>
+            <w:proofErr w:type="spellStart"/>
+            <w:r>
+              <w:rPr>
+                <w:rFonts w:cs="Arial"/>
+                <w:szCs w:val="24"/>
+              </w:rPr>
+              <w:t>detalle.monto_asegurado</w:t>
+            </w:r>
+            <w:proofErr w:type="spellEnd"/>
+            <w:r>
+              <w:rPr>
+                <w:rFonts w:cs="Arial"/>
+                <w:szCs w:val="24"/>
+              </w:rPr>
+              <w:t xml:space="preserve"> }}</w:t>
+            </w:r>
+            <w:r>
+              <w:rPr>
+                <w:rFonts w:eastAsia="Times New Roman" w:cs="Arial"/>
+                <w:bCs/>
+                <w:color w:val="000000"/>
+                <w:szCs w:val="24"/>
+                <w:lang w:val="es-ES_tradnl" w:eastAsia="es-ES_tradnl"/>
+              </w:rPr>
+              <w:t xml:space="preserve"> con una prima anual de </w:t>
+            </w:r>
+            <w:r>
+              <w:rPr>
+                <w:rFonts w:cs="Arial"/>
+                <w:b/>
+                <w:szCs w:val="24"/>
+              </w:rPr>
+              <w:t xml:space="preserve">UF </w:t>
+            </w:r>
+            <w:r>
+              <w:rPr>
+                <w:rFonts w:cs="Arial"/>
+                <w:b/>
+                <w:szCs w:val="24"/>
+              </w:rPr>
+              <w:t xml:space="preserve">{{ </w:t>
+            </w:r>
+            <w:proofErr w:type="spellStart"/>
+            <w:r>
+              <w:rPr>
+                <w:rFonts w:cs="Arial"/>
+                <w:b/>
+                <w:szCs w:val="24"/>
+              </w:rPr>
+              <w:t>detalle.prima_anual</w:t>
+            </w:r>
+            <w:proofErr w:type="spellEnd"/>
+            <w:r>
+              <w:rPr>
+                <w:rFonts w:cs="Arial"/>
+                <w:b/>
+                <w:szCs w:val="24"/>
+              </w:rPr>
+              <w:t xml:space="preserve"> }}</w:t>
+            </w:r>
+            <w:r>
+              <w:rPr>
+                <w:rFonts w:eastAsia="Times New Roman" w:cs="Arial"/>
+                <w:b/>
+                <w:color w:val="000000"/>
+                <w:szCs w:val="24"/>
+                <w:lang w:val="es-ES_tradnl" w:eastAsia="es-ES_tradnl"/>
+              </w:rPr>
+              <w:t xml:space="preserve"> </w:t>
+            </w:r>
+            <w:r>
+              <w:rPr>
+                <w:rFonts w:eastAsia="Times New Roman" w:cs="Arial"/>
+                <w:color w:val="000000"/>
+                <w:szCs w:val="24"/>
+                <w:lang w:val="es-ES_tradnl" w:eastAsia="es-ES_tradnl"/>
+              </w:rPr>
+              <w:t xml:space="preserve">que se puede pactar en </w:t>
+            </w:r>
+            <w:r>
+              <w:rPr>
+                <w:rFonts w:cs="Arial"/>
+                <w:b/>
+                <w:bCs/>
+                <w:szCs w:val="24"/>
+              </w:rPr>
+              <w:t xml:space="preserve">{{ </w:t>
+            </w:r>
+            <w:proofErr w:type="spellStart"/>
+            <w:r>
+              <w:rPr>
+                <w:rFonts w:cs="Arial"/>
+                <w:b/>
+                <w:bCs/>
+                <w:szCs w:val="24"/>
+              </w:rPr>
+              <w:t>cantidad_cuotas</w:t>
+            </w:r>
+            <w:proofErr w:type="spellEnd"/>
+            <w:r>
+              <w:rPr>
+                <w:rFonts w:cs="Arial"/>
+                <w:b/>
+                <w:bCs/>
+                <w:szCs w:val="24"/>
+              </w:rPr>
+              <w:t xml:space="preserve"> }}</w:t>
             </w:r>
             <w:r>
               <w:rPr>
@@ -3557,52 +3699,7 @@
                 <w:szCs w:val="24"/>
                 <w:lang w:val="es-ES_tradnl" w:eastAsia="es-ES_tradnl"/>
               </w:rPr>
-              <w:t xml:space="preserve">de </w:t>
-            </w:r>
-            <w:r>
-              <w:rPr>
-                <w:rFonts w:cs="Arial"/>
-                <w:b/>
-                <w:bCs/>
-                <w:szCs w:val="24"/>
-              </w:rPr>
-              <w:t xml:space="preserve">UF </w:t>
-            </w:r>
-            <w:r>
-              <w:rPr>
-                <w:rFonts w:cs="Arial"/>
-                <w:b/>
-                <w:bCs/>
-                <w:szCs w:val="24"/>
-              </w:rPr>
-              <w:t xml:space="preserve">{{ </w:t>
-            </w:r>
-            <w:proofErr w:type="spellStart"/>
-            <w:r>
-              <w:rPr>
-                <w:rFonts w:cs="Arial"/>
-                <w:b/>
-                <w:bCs/>
-                <w:szCs w:val="24"/>
-              </w:rPr>
-              <w:t>detalle.valor_cuota_uf</w:t>
-            </w:r>
-            <w:proofErr w:type="spellEnd"/>
-            <w:r>
-              <w:rPr>
-                <w:rFonts w:cs="Arial"/>
-                <w:b/>
-                <w:bCs/>
-                <w:szCs w:val="24"/>
-              </w:rPr>
-              <w:t xml:space="preserve"> }}</w:t>
-            </w:r>
-            <w:r>
-              <w:rPr>
-                <w:rFonts w:cs="Arial"/>
-                <w:szCs w:val="24"/>
-              </w:rPr>
-              <w:t>,</w:t>
+              <w:t xml:space="preserve"> cuotas </w:t>
             </w:r>
             <w:r>
               <w:rPr>
@@ -3613,6 +3710,62 @@
                 <w:szCs w:val="24"/>
                 <w:lang w:val="es-ES_tradnl" w:eastAsia="es-ES_tradnl"/>
               </w:rPr>
+              <w:t xml:space="preserve">de </w:t>
+            </w:r>
+            <w:r>
+              <w:rPr>
+                <w:rFonts w:cs="Arial"/>
+                <w:b/>
+                <w:bCs/>
+                <w:szCs w:val="24"/>
+              </w:rPr>
+              <w:t xml:space="preserve">UF </w:t>
+            </w:r>
+            <w:r>
+              <w:rPr>
+                <w:rFonts w:cs="Arial"/>
+                <w:b/>
+                <w:bCs/>
+                <w:szCs w:val="24"/>
+              </w:rPr>
+              <w:t xml:space="preserve">{{ </w:t>
+            </w:r>
+            <w:proofErr w:type="spellStart"/>
+            <w:r>
+              <w:rPr>
+                <w:rFonts w:cs="Arial"/>
+                <w:b/>
+                <w:bCs/>
+                <w:szCs w:val="24"/>
+              </w:rPr>
+              <w:t>detalle.valor_cuota_uf</w:t>
+            </w:r>
+            <w:proofErr w:type="spellEnd"/>
+            <w:r>
+              <w:rPr>
+                <w:rFonts w:cs="Arial"/>
+                <w:b/>
+                <w:bCs/>
+                <w:szCs w:val="24"/>
+              </w:rPr>
+              <w:t xml:space="preserve"> }}</w:t>
+            </w:r>
+            <w:r>
+              <w:rPr>
+                <w:rFonts w:cs="Arial"/>
+                <w:szCs w:val="24"/>
+              </w:rPr>
+              <w:t>,</w:t>
+            </w:r>
+            <w:r>
+              <w:rPr>
+                <w:rFonts w:eastAsia="Times New Roman" w:cs="Arial"/>
+                <w:b/>
+                <w:bCs/>
+                <w:color w:val="000000"/>
+                <w:szCs w:val="24"/>
+                <w:lang w:val="es-ES_tradnl" w:eastAsia="es-ES_tradnl"/>
+              </w:rPr>
               <w:t xml:space="preserve"> </w:t>
             </w:r>
             <w:r>
@@ -3673,6 +3826,7 @@
               </w:rPr>
               <w:t xml:space="preserve">Lo cual promediado entre sus </w:t>
             </w:r>
+            <w:proofErr w:type="gramStart"/>
             <w:r>
               <w:rPr>
                 <w:rFonts w:cs="Arial"/>
@@ -3686,7 +3840,15 @@
                 <w:rFonts w:cs="Arial"/>
                 <w:szCs w:val="24"/>
               </w:rPr>
-              <w:t>cantidad_unidades</w:t>
+              <w:t>cantidad</w:t>
+            </w:r>
+            <w:proofErr w:type="gramEnd"/>
+            <w:r>
+              <w:rPr>
+                <w:rFonts w:cs="Arial"/>
+                <w:szCs w:val="24"/>
+              </w:rPr>
+              <w:t>_unidades</w:t>
             </w:r>
             <w:proofErr w:type="spellEnd"/>
             <w:r>
@@ -3875,6 +4037,7 @@
         </w:rPr>
         <w:t xml:space="preserve">UF </w:t>
       </w:r>
+      <w:proofErr w:type="gramStart"/>
       <w:r>
         <w:rPr>
           <w:rFonts w:cs="Arial"/>
@@ -3892,7 +4055,17 @@
           <w:szCs w:val="24"/>
           <w:u w:val="single"/>
         </w:rPr>
-        <w:t>monto_asegurado_actual</w:t>
+        <w:t>monto</w:t>
+      </w:r>
+      <w:proofErr w:type="gramEnd"/>
+      <w:r>
+        <w:rPr>
+          <w:rFonts w:cs="Arial"/>
+          <w:b/>
+          <w:szCs w:val="24"/>
+          <w:u w:val="single"/>
+        </w:rPr>
+        <w:t>_asegurado_actual</w:t>
       </w:r>
       <w:proofErr w:type="spellEnd"/>
       <w:r>
@@ -4029,6 +4202,7 @@
         </w:rPr>
         <w:t xml:space="preserve"> </w:t>
       </w:r>
+      <w:proofErr w:type="gramStart"/>
       <w:r>
         <w:rPr>
           <w:rFonts w:cs="Arial"/>
@@ -4050,7 +4224,19 @@
           <w:szCs w:val="24"/>
           <w:u w:val="single"/>
         </w:rPr>
-        <w:t>porcentaje_infraseguro_actual</w:t>
+        <w:t>porcentaje</w:t>
+      </w:r>
+      <w:proofErr w:type="gramEnd"/>
+      <w:r>
+        <w:rPr>
+          <w:rFonts w:cs="Arial"/>
+          <w:b/>
+          <w:bCs/>
+          <w:color w:val="FF0000"/>
+          <w:szCs w:val="24"/>
+          <w:u w:val="single"/>
+        </w:rPr>
+        <w:t>_infraseguro_actual</w:t>
       </w:r>
       <w:proofErr w:type="spellEnd"/>
       <w:r>
@@ -4248,6 +4434,7 @@
         </w:rPr>
         <w:t xml:space="preserve">UF </w:t>
       </w:r>
+      <w:proofErr w:type="gramStart"/>
       <w:r>
         <w:rPr>
           <w:rFonts w:cs="Arial"/>
@@ -4265,7 +4452,17 @@
           <w:szCs w:val="24"/>
           <w:u w:val="single"/>
         </w:rPr>
-        <w:t>monto_asegurado_primer_ejemplo</w:t>
+        <w:t>monto</w:t>
+      </w:r>
+      <w:proofErr w:type="gramEnd"/>
+      <w:r>
+        <w:rPr>
+          <w:rFonts w:cs="Arial"/>
+          <w:b/>
+          <w:szCs w:val="24"/>
+          <w:u w:val="single"/>
+        </w:rPr>
+        <w:t>_asegurado_primer_ejemplo</w:t>
       </w:r>
       <w:proofErr w:type="spellEnd"/>
       <w:r>
@@ -4381,6 +4578,7 @@
         </w:rPr>
         <w:t xml:space="preserve">Infraseguro </w:t>
       </w:r>
+      <w:proofErr w:type="gramStart"/>
       <w:r>
         <w:rPr>
           <w:rFonts w:cs="Arial"/>
@@ -4402,7 +4600,19 @@
           <w:szCs w:val="24"/>
           <w:u w:val="single"/>
         </w:rPr>
-        <w:t>porcentaje_infraseguro_primer_ejemplo</w:t>
+        <w:t>porcentaje</w:t>
+      </w:r>
+      <w:proofErr w:type="gramEnd"/>
+      <w:r>
+        <w:rPr>
+          <w:rFonts w:cs="Arial"/>
+          <w:b/>
+          <w:bCs/>
+          <w:color w:val="FF0000"/>
+          <w:szCs w:val="24"/>
+          <w:u w:val="single"/>
+        </w:rPr>
+        <w:t>_infraseguro_primer_ejemplo</w:t>
       </w:r>
       <w:proofErr w:type="spellEnd"/>
       <w:r>
@@ -4554,6 +4764,7 @@
                 <w:lang w:val="es-ES_tradnl" w:eastAsia="es-ES_tradnl"/>
               </w:rPr>
             </w:pPr>
+            <w:proofErr w:type="gramStart"/>
             <w:r>
               <w:rPr>
                 <w:rFonts w:cs="Arial"/>
@@ -4571,7 +4782,17 @@
                 <w:szCs w:val="24"/>
                 <w:lang w:val="es-ES_tradnl" w:eastAsia="es-ES_tradnl"/>
               </w:rPr>
-              <w:t>detalle.logo</w:t>
+              <w:t>detalle</w:t>
+            </w:r>
+            <w:proofErr w:type="gramEnd"/>
+            <w:r>
+              <w:rPr>
+                <w:rFonts w:cs="Arial"/>
+                <w:color w:val="000000" w:themeColor="text1"/>
+                <w:szCs w:val="24"/>
+                <w:lang w:val="es-ES_tradnl" w:eastAsia="es-ES_tradnl"/>
+              </w:rPr>
+              <w:t>.logo</w:t>
             </w:r>
             <w:proofErr w:type="spellEnd"/>
             <w:r>
@@ -4599,6 +4820,7 @@
                 <w:lang w:val="es-ES_tradnl" w:eastAsia="es-ES_tradnl"/>
               </w:rPr>
             </w:pPr>
+            <w:proofErr w:type="gramStart"/>
             <w:r>
               <w:rPr>
                 <w:rFonts w:eastAsia="Times New Roman" w:cs="Arial"/>
@@ -4622,9 +4844,9 @@
                 <w:u w:val="single"/>
                 <w:lang w:val="es-ES_tradnl" w:eastAsia="es-ES_tradnl"/>
               </w:rPr>
-              <w:t>detalle.nombre_company</w:t>
-            </w:r>
-            <w:proofErr w:type="spellEnd"/>
+              <w:t>detalle</w:t>
+            </w:r>
+            <w:proofErr w:type="gramEnd"/>
             <w:r>
               <w:rPr>
                 <w:rFonts w:eastAsia="Times New Roman" w:cs="Arial"/>
@@ -4635,151 +4857,9 @@
                 <w:u w:val="single"/>
                 <w:lang w:val="es-ES_tradnl" w:eastAsia="es-ES_tradnl"/>
               </w:rPr>
-              <w:t xml:space="preserve"> }}</w:t>
-            </w:r>
-            <w:r>
-              <w:rPr>
-                <w:rFonts w:eastAsia="Times New Roman" w:cs="Arial"/>
-                <w:bCs/>
-                <w:color w:val="000000"/>
-                <w:szCs w:val="24"/>
-                <w:u w:val="single"/>
-                <w:lang w:val="es-ES_tradnl" w:eastAsia="es-ES_tradnl"/>
-              </w:rPr>
-              <w:t>:</w:t>
-            </w:r>
-            <w:r>
-              <w:rPr>
-                <w:rFonts w:eastAsia="Times New Roman" w:cs="Arial"/>
-                <w:bCs/>
-                <w:color w:val="000000"/>
-                <w:szCs w:val="24"/>
-                <w:lang w:val="es-ES_tradnl" w:eastAsia="es-ES_tradnl"/>
-              </w:rPr>
-              <w:t xml:space="preserve"> Monto </w:t>
-            </w:r>
-            <w:r>
-              <w:rPr>
-                <w:rFonts w:cs="Arial"/>
-                <w:szCs w:val="24"/>
-              </w:rPr>
-              <w:t xml:space="preserve">UF </w:t>
-            </w:r>
-            <w:r>
-              <w:rPr>
-                <w:rFonts w:cs="Arial"/>
-                <w:szCs w:val="24"/>
-              </w:rPr>
-              <w:t xml:space="preserve">{{ </w:t>
-            </w:r>
-            <w:proofErr w:type="spellStart"/>
-            <w:r>
-              <w:rPr>
-                <w:rFonts w:cs="Arial"/>
-                <w:szCs w:val="24"/>
-              </w:rPr>
-              <w:t>detalle.monto_asegurado</w:t>
+              <w:t>.nombre_company</w:t>
             </w:r>
             <w:proofErr w:type="spellEnd"/>
-            <w:r>
-              <w:rPr>
-                <w:rFonts w:cs="Arial"/>
-                <w:szCs w:val="24"/>
-              </w:rPr>
-              <w:t xml:space="preserve"> }}</w:t>
-            </w:r>
-            <w:r>
-              <w:rPr>
-                <w:rFonts w:eastAsia="Times New Roman" w:cs="Arial"/>
-                <w:bCs/>
-                <w:color w:val="000000"/>
-                <w:szCs w:val="24"/>
-                <w:lang w:val="es-ES_tradnl" w:eastAsia="es-ES_tradnl"/>
-              </w:rPr>
-              <w:t xml:space="preserve"> con una prima anual de </w:t>
-            </w:r>
-            <w:r>
-              <w:rPr>
-                <w:rFonts w:cs="Arial"/>
-                <w:b/>
-                <w:szCs w:val="24"/>
-              </w:rPr>
-              <w:t xml:space="preserve">UF </w:t>
-            </w:r>
-            <w:r>
-              <w:rPr>
-                <w:rFonts w:cs="Arial"/>
-                <w:b/>
-                <w:szCs w:val="24"/>
-              </w:rPr>
-              <w:t xml:space="preserve">{{ </w:t>
-            </w:r>
-            <w:proofErr w:type="spellStart"/>
-            <w:r>
-              <w:rPr>
-                <w:rFonts w:cs="Arial"/>
-                <w:b/>
-                <w:szCs w:val="24"/>
-              </w:rPr>
-              <w:t>detalle.prima_anual</w:t>
-            </w:r>
-            <w:proofErr w:type="spellEnd"/>
-            <w:r>
-              <w:rPr>
-                <w:rFonts w:cs="Arial"/>
-                <w:b/>
-                <w:szCs w:val="24"/>
-              </w:rPr>
-              <w:t xml:space="preserve"> }}</w:t>
-            </w:r>
-            <w:r>
-              <w:rPr>
-                <w:rFonts w:eastAsia="Times New Roman" w:cs="Arial"/>
-                <w:b/>
-                <w:color w:val="000000"/>
-                <w:szCs w:val="24"/>
-                <w:lang w:val="es-ES_tradnl" w:eastAsia="es-ES_tradnl"/>
-              </w:rPr>
-              <w:t xml:space="preserve"> </w:t>
-            </w:r>
-            <w:r>
-              <w:rPr>
-                <w:rFonts w:eastAsia="Times New Roman" w:cs="Arial"/>
-                <w:color w:val="000000"/>
-                <w:szCs w:val="24"/>
-                <w:lang w:val="es-ES_tradnl" w:eastAsia="es-ES_tradnl"/>
-              </w:rPr>
-              <w:t xml:space="preserve">que se puede pactar en </w:t>
-            </w:r>
-            <w:r>
-              <w:rPr>
-                <w:rFonts w:cs="Arial"/>
-                <w:b/>
-                <w:bCs/>
-                <w:szCs w:val="24"/>
-              </w:rPr>
-              <w:t xml:space="preserve">{{ </w:t>
-            </w:r>
-            <w:proofErr w:type="spellStart"/>
-            <w:r>
-              <w:rPr>
-                <w:rFonts w:cs="Arial"/>
-                <w:b/>
-                <w:bCs/>
-                <w:szCs w:val="24"/>
-              </w:rPr>
-              <w:t>cantidad_cuotas</w:t>
-            </w:r>
-            <w:proofErr w:type="spellEnd"/>
-            <w:r>
-              <w:rPr>
-                <w:rFonts w:cs="Arial"/>
-                <w:b/>
-                <w:bCs/>
-                <w:szCs w:val="24"/>
-              </w:rPr>
-              <w:t xml:space="preserve"> }}</w:t>
-            </w:r>
             <w:r>
               <w:rPr>
                 <w:rFonts w:eastAsia="Times New Roman" w:cs="Arial"/>
@@ -4787,9 +4867,153 @@
                 <w:bCs/>
                 <w:color w:val="000000"/>
                 <w:szCs w:val="24"/>
-                <w:lang w:val="es-ES_tradnl" w:eastAsia="es-ES_tradnl"/>
-              </w:rPr>
-              <w:t xml:space="preserve"> cuotas </w:t>
+                <w:u w:val="single"/>
+                <w:lang w:val="es-ES_tradnl" w:eastAsia="es-ES_tradnl"/>
+              </w:rPr>
+              <w:t xml:space="preserve"> }}</w:t>
+            </w:r>
+            <w:r>
+              <w:rPr>
+                <w:rFonts w:eastAsia="Times New Roman" w:cs="Arial"/>
+                <w:bCs/>
+                <w:color w:val="000000"/>
+                <w:szCs w:val="24"/>
+                <w:u w:val="single"/>
+                <w:lang w:val="es-ES_tradnl" w:eastAsia="es-ES_tradnl"/>
+              </w:rPr>
+              <w:t>:</w:t>
+            </w:r>
+            <w:r>
+              <w:rPr>
+                <w:rFonts w:eastAsia="Times New Roman" w:cs="Arial"/>
+                <w:bCs/>
+                <w:color w:val="000000"/>
+                <w:szCs w:val="24"/>
+                <w:lang w:val="es-ES_tradnl" w:eastAsia="es-ES_tradnl"/>
+              </w:rPr>
+              <w:t xml:space="preserve"> Monto </w:t>
+            </w:r>
+            <w:r>
+              <w:rPr>
+                <w:rFonts w:cs="Arial"/>
+                <w:szCs w:val="24"/>
+              </w:rPr>
+              <w:t xml:space="preserve">UF </w:t>
+            </w:r>
+            <w:r>
+              <w:rPr>
+                <w:rFonts w:cs="Arial"/>
+                <w:szCs w:val="24"/>
+              </w:rPr>
+              <w:t xml:space="preserve">{{ </w:t>
+            </w:r>
+            <w:proofErr w:type="spellStart"/>
+            <w:r>
+              <w:rPr>
+                <w:rFonts w:cs="Arial"/>
+                <w:szCs w:val="24"/>
+              </w:rPr>
+              <w:t>detalle.monto_asegurado</w:t>
+            </w:r>
+            <w:proofErr w:type="spellEnd"/>
+            <w:r>
+              <w:rPr>
+                <w:rFonts w:cs="Arial"/>
+                <w:szCs w:val="24"/>
+              </w:rPr>
+              <w:t xml:space="preserve"> }}</w:t>
+            </w:r>
+            <w:r>
+              <w:rPr>
+                <w:rFonts w:eastAsia="Times New Roman" w:cs="Arial"/>
+                <w:bCs/>
+                <w:color w:val="000000"/>
+                <w:szCs w:val="24"/>
+                <w:lang w:val="es-ES_tradnl" w:eastAsia="es-ES_tradnl"/>
+              </w:rPr>
+              <w:t xml:space="preserve"> con una prima anual de </w:t>
+            </w:r>
+            <w:r>
+              <w:rPr>
+                <w:rFonts w:cs="Arial"/>
+                <w:b/>
+                <w:szCs w:val="24"/>
+              </w:rPr>
+              <w:t xml:space="preserve">UF </w:t>
+            </w:r>
+            <w:r>
+              <w:rPr>
+                <w:rFonts w:cs="Arial"/>
+                <w:b/>
+                <w:szCs w:val="24"/>
+              </w:rPr>
+              <w:t xml:space="preserve">{{ </w:t>
+            </w:r>
+            <w:proofErr w:type="spellStart"/>
+            <w:r>
+              <w:rPr>
+                <w:rFonts w:cs="Arial"/>
+                <w:b/>
+                <w:szCs w:val="24"/>
+              </w:rPr>
+              <w:t>detalle.prima_anual</w:t>
+            </w:r>
+            <w:proofErr w:type="spellEnd"/>
+            <w:r>
+              <w:rPr>
+                <w:rFonts w:cs="Arial"/>
+                <w:b/>
+                <w:szCs w:val="24"/>
+              </w:rPr>
+              <w:t xml:space="preserve"> }}</w:t>
+            </w:r>
+            <w:r>
+              <w:rPr>
+                <w:rFonts w:eastAsia="Times New Roman" w:cs="Arial"/>
+                <w:b/>
+                <w:color w:val="000000"/>
+                <w:szCs w:val="24"/>
+                <w:lang w:val="es-ES_tradnl" w:eastAsia="es-ES_tradnl"/>
+              </w:rPr>
+              <w:t xml:space="preserve"> </w:t>
+            </w:r>
+            <w:r>
+              <w:rPr>
+                <w:rFonts w:eastAsia="Times New Roman" w:cs="Arial"/>
+                <w:color w:val="000000"/>
+                <w:szCs w:val="24"/>
+                <w:lang w:val="es-ES_tradnl" w:eastAsia="es-ES_tradnl"/>
+              </w:rPr>
+              <w:t xml:space="preserve">que se puede pactar en </w:t>
+            </w:r>
+            <w:r>
+              <w:rPr>
+                <w:rFonts w:cs="Arial"/>
+                <w:b/>
+                <w:bCs/>
+                <w:szCs w:val="24"/>
+              </w:rPr>
+              <w:t xml:space="preserve">{{ </w:t>
+            </w:r>
+            <w:proofErr w:type="spellStart"/>
+            <w:r>
+              <w:rPr>
+                <w:rFonts w:cs="Arial"/>
+                <w:b/>
+                <w:bCs/>
+                <w:szCs w:val="24"/>
+              </w:rPr>
+              <w:t>cantidad_cuotas</w:t>
+            </w:r>
+            <w:proofErr w:type="spellEnd"/>
+            <w:r>
+              <w:rPr>
+                <w:rFonts w:cs="Arial"/>
+                <w:b/>
+                <w:bCs/>
+                <w:szCs w:val="24"/>
+              </w:rPr>
+              <w:t xml:space="preserve"> }}</w:t>
             </w:r>
             <w:r>
               <w:rPr>
@@ -4800,52 +5024,7 @@
                 <w:szCs w:val="24"/>
                 <w:lang w:val="es-ES_tradnl" w:eastAsia="es-ES_tradnl"/>
               </w:rPr>
-              <w:t xml:space="preserve">de </w:t>
-            </w:r>
-            <w:r>
-              <w:rPr>
-                <w:rFonts w:cs="Arial"/>
-                <w:b/>
-                <w:bCs/>
-                <w:szCs w:val="24"/>
-              </w:rPr>
-              <w:t xml:space="preserve">UF </w:t>
-            </w:r>
-            <w:r>
-              <w:rPr>
-                <w:rFonts w:cs="Arial"/>
-                <w:b/>
-                <w:bCs/>
-                <w:szCs w:val="24"/>
-              </w:rPr>
-              <w:t xml:space="preserve">{{ </w:t>
-            </w:r>
-            <w:proofErr w:type="spellStart"/>
-            <w:r>
-              <w:rPr>
-                <w:rFonts w:cs="Arial"/>
-                <w:b/>
-                <w:bCs/>
-                <w:szCs w:val="24"/>
-              </w:rPr>
-              <w:t>detalle.valor_cuota_uf</w:t>
-            </w:r>
-            <w:proofErr w:type="spellEnd"/>
-            <w:r>
-              <w:rPr>
-                <w:rFonts w:cs="Arial"/>
-                <w:b/>
-                <w:bCs/>
-                <w:szCs w:val="24"/>
-              </w:rPr>
-              <w:t xml:space="preserve"> }}</w:t>
-            </w:r>
-            <w:r>
-              <w:rPr>
-                <w:rFonts w:cs="Arial"/>
-                <w:szCs w:val="24"/>
-              </w:rPr>
-              <w:t>,</w:t>
+              <w:t xml:space="preserve"> cuotas </w:t>
             </w:r>
             <w:r>
               <w:rPr>
@@ -4856,6 +5035,62 @@
                 <w:szCs w:val="24"/>
                 <w:lang w:val="es-ES_tradnl" w:eastAsia="es-ES_tradnl"/>
               </w:rPr>
+              <w:t xml:space="preserve">de </w:t>
+            </w:r>
+            <w:r>
+              <w:rPr>
+                <w:rFonts w:cs="Arial"/>
+                <w:b/>
+                <w:bCs/>
+                <w:szCs w:val="24"/>
+              </w:rPr>
+              <w:t xml:space="preserve">UF </w:t>
+            </w:r>
+            <w:r>
+              <w:rPr>
+                <w:rFonts w:cs="Arial"/>
+                <w:b/>
+                <w:bCs/>
+                <w:szCs w:val="24"/>
+              </w:rPr>
+              <w:t xml:space="preserve">{{ </w:t>
+            </w:r>
+            <w:proofErr w:type="spellStart"/>
+            <w:r>
+              <w:rPr>
+                <w:rFonts w:cs="Arial"/>
+                <w:b/>
+                <w:bCs/>
+                <w:szCs w:val="24"/>
+              </w:rPr>
+              <w:t>detalle.valor_cuota_uf</w:t>
+            </w:r>
+            <w:proofErr w:type="spellEnd"/>
+            <w:r>
+              <w:rPr>
+                <w:rFonts w:cs="Arial"/>
+                <w:b/>
+                <w:bCs/>
+                <w:szCs w:val="24"/>
+              </w:rPr>
+              <w:t xml:space="preserve"> }}</w:t>
+            </w:r>
+            <w:r>
+              <w:rPr>
+                <w:rFonts w:cs="Arial"/>
+                <w:szCs w:val="24"/>
+              </w:rPr>
+              <w:t>,</w:t>
+            </w:r>
+            <w:r>
+              <w:rPr>
+                <w:rFonts w:eastAsia="Times New Roman" w:cs="Arial"/>
+                <w:b/>
+                <w:bCs/>
+                <w:color w:val="000000"/>
+                <w:szCs w:val="24"/>
+                <w:lang w:val="es-ES_tradnl" w:eastAsia="es-ES_tradnl"/>
+              </w:rPr>
               <w:t xml:space="preserve"> </w:t>
             </w:r>
             <w:r>
@@ -4916,6 +5151,7 @@
               </w:rPr>
               <w:t xml:space="preserve">Lo cual promediado entre sus </w:t>
             </w:r>
+            <w:proofErr w:type="gramStart"/>
             <w:r>
               <w:rPr>
                 <w:rFonts w:cs="Arial"/>
@@ -4929,7 +5165,15 @@
                 <w:rFonts w:cs="Arial"/>
                 <w:szCs w:val="24"/>
               </w:rPr>
-              <w:t>cantidad_unidades</w:t>
+              <w:t>cantidad</w:t>
+            </w:r>
+            <w:proofErr w:type="gramEnd"/>
+            <w:r>
+              <w:rPr>
+                <w:rFonts w:cs="Arial"/>
+                <w:szCs w:val="24"/>
+              </w:rPr>
+              <w:t>_unidades</w:t>
             </w:r>
             <w:proofErr w:type="spellEnd"/>
             <w:r>
@@ -5107,6 +5351,7 @@
         </w:rPr>
         <w:t xml:space="preserve">UF </w:t>
       </w:r>
+      <w:proofErr w:type="gramStart"/>
       <w:r>
         <w:rPr>
           <w:rFonts w:cs="Arial"/>
@@ -5124,7 +5369,17 @@
           <w:szCs w:val="24"/>
           <w:u w:val="single"/>
         </w:rPr>
-        <w:t>monto_asegurado_primer_ejemplo</w:t>
+        <w:t>monto</w:t>
+      </w:r>
+      <w:proofErr w:type="gramEnd"/>
+      <w:r>
+        <w:rPr>
+          <w:rFonts w:cs="Arial"/>
+          <w:b/>
+          <w:szCs w:val="24"/>
+          <w:u w:val="single"/>
+        </w:rPr>
+        <w:t>_asegurado_primer_ejemplo</w:t>
       </w:r>
       <w:proofErr w:type="spellEnd"/>
       <w:r>
@@ -5238,6 +5493,7 @@
         </w:rPr>
         <w:t xml:space="preserve"> Infraseguro </w:t>
       </w:r>
+      <w:proofErr w:type="gramStart"/>
       <w:r>
         <w:rPr>
           <w:rFonts w:cs="Arial"/>
@@ -5259,7 +5515,19 @@
           <w:szCs w:val="24"/>
           <w:u w:val="single"/>
         </w:rPr>
-        <w:t>porcentaje_infraseguro_primer_ejemplo</w:t>
+        <w:t>porcentaje</w:t>
+      </w:r>
+      <w:proofErr w:type="gramEnd"/>
+      <w:r>
+        <w:rPr>
+          <w:rFonts w:cs="Arial"/>
+          <w:b/>
+          <w:bCs/>
+          <w:color w:val="FF0000"/>
+          <w:szCs w:val="24"/>
+          <w:u w:val="single"/>
+        </w:rPr>
+        <w:t>_infraseguro_primer_ejemplo</w:t>
       </w:r>
       <w:proofErr w:type="spellEnd"/>
       <w:r>
@@ -5437,6 +5705,7 @@
         </w:rPr>
         <w:t xml:space="preserve">UF </w:t>
       </w:r>
+      <w:proofErr w:type="gramStart"/>
       <w:r>
         <w:rPr>
           <w:rFonts w:cs="Arial"/>
@@ -5454,7 +5723,17 @@
           <w:szCs w:val="24"/>
           <w:u w:val="single"/>
         </w:rPr>
-        <w:t>monto_asegurado_segundo_ejemplo</w:t>
+        <w:t>monto</w:t>
+      </w:r>
+      <w:proofErr w:type="gramEnd"/>
+      <w:r>
+        <w:rPr>
+          <w:rFonts w:cs="Arial"/>
+          <w:b/>
+          <w:szCs w:val="24"/>
+          <w:u w:val="single"/>
+        </w:rPr>
+        <w:t>_asegurado_segundo_ejemplo</w:t>
       </w:r>
       <w:proofErr w:type="spellEnd"/>
       <w:r>
@@ -5570,6 +5849,7 @@
         </w:rPr>
         <w:t xml:space="preserve">Infraseguro </w:t>
       </w:r>
+      <w:proofErr w:type="gramStart"/>
       <w:r>
         <w:rPr>
           <w:rFonts w:cs="Arial"/>
@@ -5591,7 +5871,19 @@
           <w:szCs w:val="24"/>
           <w:u w:val="single"/>
         </w:rPr>
-        <w:t>porcentaje_infraseguro_segundo_ejemplo</w:t>
+        <w:t>porcentaje</w:t>
+      </w:r>
+      <w:proofErr w:type="gramEnd"/>
+      <w:r>
+        <w:rPr>
+          <w:rFonts w:cs="Arial"/>
+          <w:b/>
+          <w:bCs/>
+          <w:color w:val="FF0000"/>
+          <w:szCs w:val="24"/>
+          <w:u w:val="single"/>
+        </w:rPr>
+        <w:t>_infraseguro_segundo_ejemplo</w:t>
       </w:r>
       <w:proofErr w:type="spellEnd"/>
       <w:r>
@@ -5744,6 +6036,7 @@
                 <w:lang w:val="es-ES_tradnl" w:eastAsia="es-ES_tradnl"/>
               </w:rPr>
             </w:pPr>
+            <w:proofErr w:type="gramStart"/>
             <w:r>
               <w:rPr>
                 <w:rFonts w:cs="Arial"/>
@@ -5761,7 +6054,17 @@
                 <w:szCs w:val="24"/>
                 <w:lang w:val="es-ES_tradnl" w:eastAsia="es-ES_tradnl"/>
               </w:rPr>
-              <w:t>detalle.logo</w:t>
+              <w:t>detalle</w:t>
+            </w:r>
+            <w:proofErr w:type="gramEnd"/>
+            <w:r>
+              <w:rPr>
+                <w:rFonts w:cs="Arial"/>
+                <w:color w:val="000000" w:themeColor="text1"/>
+                <w:szCs w:val="24"/>
+                <w:lang w:val="es-ES_tradnl" w:eastAsia="es-ES_tradnl"/>
+              </w:rPr>
+              <w:t>.logo</w:t>
             </w:r>
             <w:proofErr w:type="spellEnd"/>
             <w:r>
@@ -5789,6 +6092,7 @@
                 <w:lang w:val="es-ES_tradnl" w:eastAsia="es-ES_tradnl"/>
               </w:rPr>
             </w:pPr>
+            <w:proofErr w:type="gramStart"/>
             <w:r>
               <w:rPr>
                 <w:rFonts w:eastAsia="Times New Roman" w:cs="Arial"/>
@@ -5812,9 +6116,9 @@
                 <w:u w:val="single"/>
                 <w:lang w:val="es-ES_tradnl" w:eastAsia="es-ES_tradnl"/>
               </w:rPr>
-              <w:t>detalle.nombre_company</w:t>
-            </w:r>
-            <w:proofErr w:type="spellEnd"/>
+              <w:t>detalle</w:t>
+            </w:r>
+            <w:proofErr w:type="gramEnd"/>
             <w:r>
               <w:rPr>
                 <w:rFonts w:eastAsia="Times New Roman" w:cs="Arial"/>
@@ -5825,151 +6129,9 @@
                 <w:u w:val="single"/>
                 <w:lang w:val="es-ES_tradnl" w:eastAsia="es-ES_tradnl"/>
               </w:rPr>
-              <w:t xml:space="preserve"> }}</w:t>
-            </w:r>
-            <w:r>
-              <w:rPr>
-                <w:rFonts w:eastAsia="Times New Roman" w:cs="Arial"/>
-                <w:bCs/>
-                <w:color w:val="000000"/>
-                <w:szCs w:val="24"/>
-                <w:u w:val="single"/>
-                <w:lang w:val="es-ES_tradnl" w:eastAsia="es-ES_tradnl"/>
-              </w:rPr>
-              <w:t>:</w:t>
-            </w:r>
-            <w:r>
-              <w:rPr>
-                <w:rFonts w:eastAsia="Times New Roman" w:cs="Arial"/>
-                <w:bCs/>
-                <w:color w:val="000000"/>
-                <w:szCs w:val="24"/>
-                <w:lang w:val="es-ES_tradnl" w:eastAsia="es-ES_tradnl"/>
-              </w:rPr>
-              <w:t xml:space="preserve"> Monto </w:t>
-            </w:r>
-            <w:r>
-              <w:rPr>
-                <w:rFonts w:cs="Arial"/>
-                <w:szCs w:val="24"/>
-              </w:rPr>
-              <w:t xml:space="preserve">UF </w:t>
-            </w:r>
-            <w:r>
-              <w:rPr>
-                <w:rFonts w:cs="Arial"/>
-                <w:szCs w:val="24"/>
-              </w:rPr>
-              <w:t xml:space="preserve">{{ </w:t>
-            </w:r>
-            <w:proofErr w:type="spellStart"/>
-            <w:r>
-              <w:rPr>
-                <w:rFonts w:cs="Arial"/>
-                <w:szCs w:val="24"/>
-              </w:rPr>
-              <w:t>detalle.monto_asegurado</w:t>
+              <w:t>.nombre_company</w:t>
             </w:r>
             <w:proofErr w:type="spellEnd"/>
-            <w:r>
-              <w:rPr>
-                <w:rFonts w:cs="Arial"/>
-                <w:szCs w:val="24"/>
-              </w:rPr>
-              <w:t xml:space="preserve"> }}</w:t>
-            </w:r>
-            <w:r>
-              <w:rPr>
-                <w:rFonts w:eastAsia="Times New Roman" w:cs="Arial"/>
-                <w:bCs/>
-                <w:color w:val="000000"/>
-                <w:szCs w:val="24"/>
-                <w:lang w:val="es-ES_tradnl" w:eastAsia="es-ES_tradnl"/>
-              </w:rPr>
-              <w:t xml:space="preserve"> con una prima anual de </w:t>
-            </w:r>
-            <w:r>
-              <w:rPr>
-                <w:rFonts w:cs="Arial"/>
-                <w:b/>
-                <w:szCs w:val="24"/>
-              </w:rPr>
-              <w:t xml:space="preserve">UF </w:t>
-            </w:r>
-            <w:r>
-              <w:rPr>
-                <w:rFonts w:cs="Arial"/>
-                <w:b/>
-                <w:szCs w:val="24"/>
-              </w:rPr>
-              <w:t xml:space="preserve">{{ </w:t>
-            </w:r>
-            <w:proofErr w:type="spellStart"/>
-            <w:r>
-              <w:rPr>
-                <w:rFonts w:cs="Arial"/>
-                <w:b/>
-                <w:szCs w:val="24"/>
-              </w:rPr>
-              <w:t>detalle.prima_anual</w:t>
-            </w:r>
-            <w:proofErr w:type="spellEnd"/>
-            <w:r>
-              <w:rPr>
-                <w:rFonts w:cs="Arial"/>
-                <w:b/>
-                <w:szCs w:val="24"/>
-              </w:rPr>
-              <w:t xml:space="preserve"> }}</w:t>
-            </w:r>
-            <w:r>
-              <w:rPr>
-                <w:rFonts w:eastAsia="Times New Roman" w:cs="Arial"/>
-                <w:b/>
-                <w:color w:val="000000"/>
-                <w:szCs w:val="24"/>
-                <w:lang w:val="es-ES_tradnl" w:eastAsia="es-ES_tradnl"/>
-              </w:rPr>
-              <w:t xml:space="preserve"> </w:t>
-            </w:r>
-            <w:r>
-              <w:rPr>
-                <w:rFonts w:eastAsia="Times New Roman" w:cs="Arial"/>
-                <w:color w:val="000000"/>
-                <w:szCs w:val="24"/>
-                <w:lang w:val="es-ES_tradnl" w:eastAsia="es-ES_tradnl"/>
-              </w:rPr>
-              <w:t xml:space="preserve">que se puede pactar en </w:t>
-            </w:r>
-            <w:r>
-              <w:rPr>
-                <w:rFonts w:cs="Arial"/>
-                <w:b/>
-                <w:bCs/>
-                <w:szCs w:val="24"/>
-              </w:rPr>
-              <w:t xml:space="preserve">{{ </w:t>
-            </w:r>
-            <w:proofErr w:type="spellStart"/>
-            <w:r>
-              <w:rPr>
-                <w:rFonts w:cs="Arial"/>
-                <w:b/>
-                <w:bCs/>
-                <w:szCs w:val="24"/>
-              </w:rPr>
-              <w:t>cantidad_cuotas</w:t>
-            </w:r>
-            <w:proofErr w:type="spellEnd"/>
-            <w:r>
-              <w:rPr>
-                <w:rFonts w:cs="Arial"/>
-                <w:b/>
-                <w:bCs/>
-                <w:szCs w:val="24"/>
-              </w:rPr>
-              <w:t xml:space="preserve"> }}</w:t>
-            </w:r>
             <w:r>
               <w:rPr>
                 <w:rFonts w:eastAsia="Times New Roman" w:cs="Arial"/>
@@ -5977,9 +6139,153 @@
                 <w:bCs/>
                 <w:color w:val="000000"/>
                 <w:szCs w:val="24"/>
-                <w:lang w:val="es-ES_tradnl" w:eastAsia="es-ES_tradnl"/>
-              </w:rPr>
-              <w:t xml:space="preserve"> cuotas </w:t>
+                <w:u w:val="single"/>
+                <w:lang w:val="es-ES_tradnl" w:eastAsia="es-ES_tradnl"/>
+              </w:rPr>
+              <w:t xml:space="preserve"> }}</w:t>
+            </w:r>
+            <w:r>
+              <w:rPr>
+                <w:rFonts w:eastAsia="Times New Roman" w:cs="Arial"/>
+                <w:bCs/>
+                <w:color w:val="000000"/>
+                <w:szCs w:val="24"/>
+                <w:u w:val="single"/>
+                <w:lang w:val="es-ES_tradnl" w:eastAsia="es-ES_tradnl"/>
+              </w:rPr>
+              <w:t>:</w:t>
+            </w:r>
+            <w:r>
+              <w:rPr>
+                <w:rFonts w:eastAsia="Times New Roman" w:cs="Arial"/>
+                <w:bCs/>
+                <w:color w:val="000000"/>
+                <w:szCs w:val="24"/>
+                <w:lang w:val="es-ES_tradnl" w:eastAsia="es-ES_tradnl"/>
+              </w:rPr>
+              <w:t xml:space="preserve"> Monto </w:t>
+            </w:r>
+            <w:r>
+              <w:rPr>
+                <w:rFonts w:cs="Arial"/>
+                <w:szCs w:val="24"/>
+              </w:rPr>
+              <w:t xml:space="preserve">UF </w:t>
+            </w:r>
+            <w:r>
+              <w:rPr>
+                <w:rFonts w:cs="Arial"/>
+                <w:szCs w:val="24"/>
+              </w:rPr>
+              <w:t xml:space="preserve">{{ </w:t>
+            </w:r>
+            <w:proofErr w:type="spellStart"/>
+            <w:r>
+              <w:rPr>
+                <w:rFonts w:cs="Arial"/>
+                <w:szCs w:val="24"/>
+              </w:rPr>
+              <w:t>detalle.monto_asegurado</w:t>
+            </w:r>
+            <w:proofErr w:type="spellEnd"/>
+            <w:r>
+              <w:rPr>
+                <w:rFonts w:cs="Arial"/>
+                <w:szCs w:val="24"/>
+              </w:rPr>
+              <w:t xml:space="preserve"> }}</w:t>
+            </w:r>
+            <w:r>
+              <w:rPr>
+                <w:rFonts w:eastAsia="Times New Roman" w:cs="Arial"/>
+                <w:bCs/>
+                <w:color w:val="000000"/>
+                <w:szCs w:val="24"/>
+                <w:lang w:val="es-ES_tradnl" w:eastAsia="es-ES_tradnl"/>
+              </w:rPr>
+              <w:t xml:space="preserve"> con una prima anual de </w:t>
+            </w:r>
+            <w:r>
+              <w:rPr>
+                <w:rFonts w:cs="Arial"/>
+                <w:b/>
+                <w:szCs w:val="24"/>
+              </w:rPr>
+              <w:t xml:space="preserve">UF </w:t>
+            </w:r>
+            <w:r>
+              <w:rPr>
+                <w:rFonts w:cs="Arial"/>
+                <w:b/>
+                <w:szCs w:val="24"/>
+              </w:rPr>
+              <w:t xml:space="preserve">{{ </w:t>
+            </w:r>
+            <w:proofErr w:type="spellStart"/>
+            <w:r>
+              <w:rPr>
+                <w:rFonts w:cs="Arial"/>
+                <w:b/>
+                <w:szCs w:val="24"/>
+              </w:rPr>
+              <w:t>detalle.prima_anual</w:t>
+            </w:r>
+            <w:proofErr w:type="spellEnd"/>
+            <w:r>
+              <w:rPr>
+                <w:rFonts w:cs="Arial"/>
+                <w:b/>
+                <w:szCs w:val="24"/>
+              </w:rPr>
+              <w:t xml:space="preserve"> }}</w:t>
+            </w:r>
+            <w:r>
+              <w:rPr>
+                <w:rFonts w:eastAsia="Times New Roman" w:cs="Arial"/>
+                <w:b/>
+                <w:color w:val="000000"/>
+                <w:szCs w:val="24"/>
+                <w:lang w:val="es-ES_tradnl" w:eastAsia="es-ES_tradnl"/>
+              </w:rPr>
+              <w:t xml:space="preserve"> </w:t>
+            </w:r>
+            <w:r>
+              <w:rPr>
+                <w:rFonts w:eastAsia="Times New Roman" w:cs="Arial"/>
+                <w:color w:val="000000"/>
+                <w:szCs w:val="24"/>
+                <w:lang w:val="es-ES_tradnl" w:eastAsia="es-ES_tradnl"/>
+              </w:rPr>
+              <w:t xml:space="preserve">que se puede pactar en </w:t>
+            </w:r>
+            <w:r>
+              <w:rPr>
+                <w:rFonts w:cs="Arial"/>
+                <w:b/>
+                <w:bCs/>
+                <w:szCs w:val="24"/>
+              </w:rPr>
+              <w:t xml:space="preserve">{{ </w:t>
+            </w:r>
+            <w:proofErr w:type="spellStart"/>
+            <w:r>
+              <w:rPr>
+                <w:rFonts w:cs="Arial"/>
+                <w:b/>
+                <w:bCs/>
+                <w:szCs w:val="24"/>
+              </w:rPr>
+              <w:t>cantidad_cuotas</w:t>
+            </w:r>
+            <w:proofErr w:type="spellEnd"/>
+            <w:r>
+              <w:rPr>
+                <w:rFonts w:cs="Arial"/>
+                <w:b/>
+                <w:bCs/>
+                <w:szCs w:val="24"/>
+              </w:rPr>
+              <w:t xml:space="preserve"> }}</w:t>
             </w:r>
             <w:r>
               <w:rPr>
@@ -5990,52 +6296,7 @@
                 <w:szCs w:val="24"/>
                 <w:lang w:val="es-ES_tradnl" w:eastAsia="es-ES_tradnl"/>
               </w:rPr>
-              <w:t xml:space="preserve">de </w:t>
-            </w:r>
-            <w:r>
-              <w:rPr>
-                <w:rFonts w:cs="Arial"/>
-                <w:b/>
-                <w:bCs/>
-                <w:szCs w:val="24"/>
-              </w:rPr>
-              <w:t xml:space="preserve">UF </w:t>
-            </w:r>
-            <w:r>
-              <w:rPr>
-                <w:rFonts w:cs="Arial"/>
-                <w:b/>
-                <w:bCs/>
-                <w:szCs w:val="24"/>
-              </w:rPr>
-              <w:t xml:space="preserve">{{ </w:t>
-            </w:r>
-            <w:proofErr w:type="spellStart"/>
-            <w:r>
-              <w:rPr>
-                <w:rFonts w:cs="Arial"/>
-                <w:b/>
-                <w:bCs/>
-                <w:szCs w:val="24"/>
-              </w:rPr>
-              <w:t>detalle.valor_cuota_uf</w:t>
-            </w:r>
-            <w:proofErr w:type="spellEnd"/>
-            <w:r>
-              <w:rPr>
-                <w:rFonts w:cs="Arial"/>
-                <w:b/>
-                <w:bCs/>
-                <w:szCs w:val="24"/>
-              </w:rPr>
-              <w:t xml:space="preserve"> }}</w:t>
-            </w:r>
-            <w:r>
-              <w:rPr>
-                <w:rFonts w:cs="Arial"/>
-                <w:szCs w:val="24"/>
-              </w:rPr>
-              <w:t>,</w:t>
+              <w:t xml:space="preserve"> cuotas </w:t>
             </w:r>
             <w:r>
               <w:rPr>
@@ -6046,6 +6307,62 @@
                 <w:szCs w:val="24"/>
                 <w:lang w:val="es-ES_tradnl" w:eastAsia="es-ES_tradnl"/>
               </w:rPr>
+              <w:t xml:space="preserve">de </w:t>
+            </w:r>
+            <w:r>
+              <w:rPr>
+                <w:rFonts w:cs="Arial"/>
+                <w:b/>
+                <w:bCs/>
+                <w:szCs w:val="24"/>
+              </w:rPr>
+              <w:t xml:space="preserve">UF </w:t>
+            </w:r>
+            <w:r>
+              <w:rPr>
+                <w:rFonts w:cs="Arial"/>
+                <w:b/>
+                <w:bCs/>
+                <w:szCs w:val="24"/>
+              </w:rPr>
+              <w:t xml:space="preserve">{{ </w:t>
+            </w:r>
+            <w:proofErr w:type="spellStart"/>
+            <w:r>
+              <w:rPr>
+                <w:rFonts w:cs="Arial"/>
+                <w:b/>
+                <w:bCs/>
+                <w:szCs w:val="24"/>
+              </w:rPr>
+              <w:t>detalle.valor_cuota_uf</w:t>
+            </w:r>
+            <w:proofErr w:type="spellEnd"/>
+            <w:r>
+              <w:rPr>
+                <w:rFonts w:cs="Arial"/>
+                <w:b/>
+                <w:bCs/>
+                <w:szCs w:val="24"/>
+              </w:rPr>
+              <w:t xml:space="preserve"> }}</w:t>
+            </w:r>
+            <w:r>
+              <w:rPr>
+                <w:rFonts w:cs="Arial"/>
+                <w:szCs w:val="24"/>
+              </w:rPr>
+              <w:t>,</w:t>
+            </w:r>
+            <w:r>
+              <w:rPr>
+                <w:rFonts w:eastAsia="Times New Roman" w:cs="Arial"/>
+                <w:b/>
+                <w:bCs/>
+                <w:color w:val="000000"/>
+                <w:szCs w:val="24"/>
+                <w:lang w:val="es-ES_tradnl" w:eastAsia="es-ES_tradnl"/>
+              </w:rPr>
               <w:t xml:space="preserve"> </w:t>
             </w:r>
             <w:r>
@@ -6106,6 +6423,7 @@
               </w:rPr>
               <w:t xml:space="preserve">Lo cual promediado entre sus </w:t>
             </w:r>
+            <w:proofErr w:type="gramStart"/>
             <w:r>
               <w:rPr>
                 <w:rFonts w:cs="Arial"/>
@@ -6119,7 +6437,15 @@
                 <w:rFonts w:cs="Arial"/>
                 <w:szCs w:val="24"/>
               </w:rPr>
-              <w:t>cantidad_unidades</w:t>
+              <w:t>cantidad</w:t>
+            </w:r>
+            <w:proofErr w:type="gramEnd"/>
+            <w:r>
+              <w:rPr>
+                <w:rFonts w:cs="Arial"/>
+                <w:szCs w:val="24"/>
+              </w:rPr>
+              <w:t>_unidades</w:t>
             </w:r>
             <w:proofErr w:type="spellEnd"/>
             <w:r>
@@ -6275,6 +6601,7 @@
         </w:rPr>
         <w:t xml:space="preserve">UF </w:t>
       </w:r>
+      <w:proofErr w:type="gramStart"/>
       <w:r>
         <w:rPr>
           <w:rFonts w:cs="Arial"/>
@@ -6292,7 +6619,17 @@
           <w:szCs w:val="24"/>
           <w:u w:val="single"/>
         </w:rPr>
-        <w:t>monto_asegurado_segundo_ejemplo</w:t>
+        <w:t>monto</w:t>
+      </w:r>
+      <w:proofErr w:type="gramEnd"/>
+      <w:r>
+        <w:rPr>
+          <w:rFonts w:cs="Arial"/>
+          <w:b/>
+          <w:szCs w:val="24"/>
+          <w:u w:val="single"/>
+        </w:rPr>
+        <w:t>_asegurado_segundo_ejemplo</w:t>
       </w:r>
       <w:proofErr w:type="spellEnd"/>
       <w:r>
@@ -6418,6 +6755,7 @@
         </w:rPr>
         <w:t xml:space="preserve"> </w:t>
       </w:r>
+      <w:proofErr w:type="gramStart"/>
       <w:r>
         <w:rPr>
           <w:rFonts w:cs="Arial"/>
@@ -6439,7 +6777,19 @@
           <w:szCs w:val="24"/>
           <w:u w:val="single"/>
         </w:rPr>
-        <w:t>porcentaje_infraseguro_segundo_ejemplo</w:t>
+        <w:t>porcentaje</w:t>
+      </w:r>
+      <w:proofErr w:type="gramEnd"/>
+      <w:r>
+        <w:rPr>
+          <w:rFonts w:cs="Arial"/>
+          <w:b/>
+          <w:bCs/>
+          <w:color w:val="FF0000"/>
+          <w:szCs w:val="24"/>
+          <w:u w:val="single"/>
+        </w:rPr>
+        <w:t>_infraseguro_segundo_ejemplo</w:t>
       </w:r>
       <w:proofErr w:type="spellEnd"/>
       <w:r>
@@ -6946,6 +7296,7 @@
         </w:rPr>
         <w:t xml:space="preserve">UF </w:t>
       </w:r>
+      <w:proofErr w:type="gramStart"/>
       <w:r>
         <w:rPr>
           <w:rFonts w:cs="Arial"/>
@@ -6964,7 +7315,18 @@
           <w:u w:val="single"/>
           <w:lang w:val="en-GB"/>
         </w:rPr>
-        <w:t>monto_asegurado_sugerido</w:t>
+        <w:t>monto</w:t>
+      </w:r>
+      <w:proofErr w:type="gramEnd"/>
+      <w:r>
+        <w:rPr>
+          <w:rFonts w:cs="Arial"/>
+          <w:b/>
+          <w:szCs w:val="24"/>
+          <w:u w:val="single"/>
+          <w:lang w:val="en-GB"/>
+        </w:rPr>
+        <w:t>_asegurado_sugerido</w:t>
       </w:r>
       <w:proofErr w:type="spellEnd"/>
     </w:p>
@@ -7024,6 +7386,7 @@
         </w:rPr>
         <w:t xml:space="preserve"> </w:t>
       </w:r>
+      <w:proofErr w:type="gramStart"/>
       <w:r>
         <w:rPr>
           <w:rFonts w:cs="Arial"/>
@@ -7045,7 +7408,19 @@
           <w:u w:val="single"/>
           <w:lang w:val="es-ES_tradnl" w:eastAsia="es-ES_tradnl"/>
         </w:rPr>
-        <w:t>year_actual</w:t>
+        <w:t>year</w:t>
+      </w:r>
+      <w:proofErr w:type="gramEnd"/>
+      <w:r>
+        <w:rPr>
+          <w:rFonts w:cs="Arial"/>
+          <w:bCs/>
+          <w:color w:val="000000" w:themeColor="text1"/>
+          <w:szCs w:val="24"/>
+          <w:u w:val="single"/>
+          <w:lang w:val="es-ES_tradnl" w:eastAsia="es-ES_tradnl"/>
+        </w:rPr>
+        <w:t>_actual</w:t>
       </w:r>
       <w:proofErr w:type="spellEnd"/>
       <w:r>
@@ -7196,6 +7571,7 @@
                 <w:lang w:val="es-ES_tradnl" w:eastAsia="es-ES_tradnl"/>
               </w:rPr>
             </w:pPr>
+            <w:proofErr w:type="gramStart"/>
             <w:r>
               <w:rPr>
                 <w:rFonts w:cs="Arial"/>
@@ -7214,7 +7590,17 @@
                 <w:szCs w:val="24"/>
                 <w:lang w:val="es-ES_tradnl" w:eastAsia="es-ES_tradnl"/>
               </w:rPr>
-              <w:t>detalle.logo</w:t>
+              <w:t>detalle</w:t>
+            </w:r>
+            <w:proofErr w:type="gramEnd"/>
+            <w:r>
+              <w:rPr>
+                <w:rFonts w:cs="Arial"/>
+                <w:color w:val="000000" w:themeColor="text1"/>
+                <w:szCs w:val="24"/>
+                <w:lang w:val="es-ES_tradnl" w:eastAsia="es-ES_tradnl"/>
+              </w:rPr>
+              <w:t>.logo</w:t>
             </w:r>
             <w:proofErr w:type="spellEnd"/>
             <w:r>
@@ -7242,6 +7628,7 @@
                 <w:lang w:val="es-ES_tradnl" w:eastAsia="es-ES_tradnl"/>
               </w:rPr>
             </w:pPr>
+            <w:proofErr w:type="gramStart"/>
             <w:r>
               <w:rPr>
                 <w:rFonts w:eastAsia="Times New Roman" w:cs="Arial"/>
@@ -7265,9 +7652,9 @@
                 <w:u w:val="single"/>
                 <w:lang w:val="es-ES_tradnl" w:eastAsia="es-ES_tradnl"/>
               </w:rPr>
-              <w:t>detalle.nombre_company</w:t>
-            </w:r>
-            <w:proofErr w:type="spellEnd"/>
+              <w:t>detalle</w:t>
+            </w:r>
+            <w:proofErr w:type="gramEnd"/>
             <w:r>
               <w:rPr>
                 <w:rFonts w:eastAsia="Times New Roman" w:cs="Arial"/>
@@ -7278,151 +7665,9 @@
                 <w:u w:val="single"/>
                 <w:lang w:val="es-ES_tradnl" w:eastAsia="es-ES_tradnl"/>
               </w:rPr>
-              <w:t xml:space="preserve"> }}</w:t>
-            </w:r>
-            <w:r>
-              <w:rPr>
-                <w:rFonts w:eastAsia="Times New Roman" w:cs="Arial"/>
-                <w:bCs/>
-                <w:color w:val="000000"/>
-                <w:szCs w:val="24"/>
-                <w:u w:val="single"/>
-                <w:lang w:val="es-ES_tradnl" w:eastAsia="es-ES_tradnl"/>
-              </w:rPr>
-              <w:t>:</w:t>
-            </w:r>
-            <w:r>
-              <w:rPr>
-                <w:rFonts w:eastAsia="Times New Roman" w:cs="Arial"/>
-                <w:bCs/>
-                <w:color w:val="000000"/>
-                <w:szCs w:val="24"/>
-                <w:lang w:val="es-ES_tradnl" w:eastAsia="es-ES_tradnl"/>
-              </w:rPr>
-              <w:t xml:space="preserve"> Monto </w:t>
-            </w:r>
-            <w:r>
-              <w:rPr>
-                <w:rFonts w:cs="Arial"/>
-                <w:szCs w:val="24"/>
-              </w:rPr>
-              <w:t xml:space="preserve">UF </w:t>
-            </w:r>
-            <w:r>
-              <w:rPr>
-                <w:rFonts w:cs="Arial"/>
-                <w:szCs w:val="24"/>
-              </w:rPr>
-              <w:t xml:space="preserve">{{ </w:t>
-            </w:r>
-            <w:proofErr w:type="spellStart"/>
-            <w:r>
-              <w:rPr>
-                <w:rFonts w:cs="Arial"/>
-                <w:szCs w:val="24"/>
-              </w:rPr>
-              <w:t>detalle.monto_asegurado</w:t>
+              <w:t>.nombre_company</w:t>
             </w:r>
             <w:proofErr w:type="spellEnd"/>
-            <w:r>
-              <w:rPr>
-                <w:rFonts w:cs="Arial"/>
-                <w:szCs w:val="24"/>
-              </w:rPr>
-              <w:t xml:space="preserve"> }}</w:t>
-            </w:r>
-            <w:r>
-              <w:rPr>
-                <w:rFonts w:eastAsia="Times New Roman" w:cs="Arial"/>
-                <w:bCs/>
-                <w:color w:val="000000"/>
-                <w:szCs w:val="24"/>
-                <w:lang w:val="es-ES_tradnl" w:eastAsia="es-ES_tradnl"/>
-              </w:rPr>
-              <w:t xml:space="preserve"> con una prima anual de </w:t>
-            </w:r>
-            <w:r>
-              <w:rPr>
-                <w:rFonts w:cs="Arial"/>
-                <w:b/>
-                <w:szCs w:val="24"/>
-              </w:rPr>
-              <w:t xml:space="preserve">UF </w:t>
-            </w:r>
-            <w:r>
-              <w:rPr>
-                <w:rFonts w:cs="Arial"/>
-                <w:b/>
-                <w:szCs w:val="24"/>
-              </w:rPr>
-              <w:t xml:space="preserve">{{ </w:t>
-            </w:r>
-            <w:proofErr w:type="spellStart"/>
-            <w:r>
-              <w:rPr>
-                <w:rFonts w:cs="Arial"/>
-                <w:b/>
-                <w:szCs w:val="24"/>
-              </w:rPr>
-              <w:t>detalle.prima_anual</w:t>
-            </w:r>
-            <w:proofErr w:type="spellEnd"/>
-            <w:r>
-              <w:rPr>
-                <w:rFonts w:cs="Arial"/>
-                <w:b/>
-                <w:szCs w:val="24"/>
-              </w:rPr>
-              <w:t xml:space="preserve"> }}</w:t>
-            </w:r>
-            <w:r>
-              <w:rPr>
-                <w:rFonts w:eastAsia="Times New Roman" w:cs="Arial"/>
-                <w:b/>
-                <w:color w:val="000000"/>
-                <w:szCs w:val="24"/>
-                <w:lang w:val="es-ES_tradnl" w:eastAsia="es-ES_tradnl"/>
-              </w:rPr>
-              <w:t xml:space="preserve"> </w:t>
-            </w:r>
-            <w:r>
-              <w:rPr>
-                <w:rFonts w:eastAsia="Times New Roman" w:cs="Arial"/>
-                <w:color w:val="000000"/>
-                <w:szCs w:val="24"/>
-                <w:lang w:val="es-ES_tradnl" w:eastAsia="es-ES_tradnl"/>
-              </w:rPr>
-              <w:t xml:space="preserve">que se puede pactar en </w:t>
-            </w:r>
-            <w:r>
-              <w:rPr>
-                <w:rFonts w:cs="Arial"/>
-                <w:b/>
-                <w:bCs/>
-                <w:szCs w:val="24"/>
-              </w:rPr>
-              <w:t xml:space="preserve">{{ </w:t>
-            </w:r>
-            <w:proofErr w:type="spellStart"/>
-            <w:r>
-              <w:rPr>
-                <w:rFonts w:cs="Arial"/>
-                <w:b/>
-                <w:bCs/>
-                <w:szCs w:val="24"/>
-              </w:rPr>
-              <w:t>cantidad_cuotas</w:t>
-            </w:r>
-            <w:proofErr w:type="spellEnd"/>
-            <w:r>
-              <w:rPr>
-                <w:rFonts w:cs="Arial"/>
-                <w:b/>
-                <w:bCs/>
-                <w:szCs w:val="24"/>
-              </w:rPr>
-              <w:t xml:space="preserve"> }}</w:t>
-            </w:r>
             <w:r>
               <w:rPr>
                 <w:rFonts w:eastAsia="Times New Roman" w:cs="Arial"/>
@@ -7430,9 +7675,153 @@
                 <w:bCs/>
                 <w:color w:val="000000"/>
                 <w:szCs w:val="24"/>
-                <w:lang w:val="es-ES_tradnl" w:eastAsia="es-ES_tradnl"/>
-              </w:rPr>
-              <w:t xml:space="preserve"> cuotas </w:t>
+                <w:u w:val="single"/>
+                <w:lang w:val="es-ES_tradnl" w:eastAsia="es-ES_tradnl"/>
+              </w:rPr>
+              <w:t xml:space="preserve"> }}</w:t>
+            </w:r>
+            <w:r>
+              <w:rPr>
+                <w:rFonts w:eastAsia="Times New Roman" w:cs="Arial"/>
+                <w:bCs/>
+                <w:color w:val="000000"/>
+                <w:szCs w:val="24"/>
+                <w:u w:val="single"/>
+                <w:lang w:val="es-ES_tradnl" w:eastAsia="es-ES_tradnl"/>
+              </w:rPr>
+              <w:t>:</w:t>
+            </w:r>
+            <w:r>
+              <w:rPr>
+                <w:rFonts w:eastAsia="Times New Roman" w:cs="Arial"/>
+                <w:bCs/>
+                <w:color w:val="000000"/>
+                <w:szCs w:val="24"/>
+                <w:lang w:val="es-ES_tradnl" w:eastAsia="es-ES_tradnl"/>
+              </w:rPr>
+              <w:t xml:space="preserve"> Monto </w:t>
+            </w:r>
+            <w:r>
+              <w:rPr>
+                <w:rFonts w:cs="Arial"/>
+                <w:szCs w:val="24"/>
+              </w:rPr>
+              <w:t xml:space="preserve">UF </w:t>
+            </w:r>
+            <w:r>
+              <w:rPr>
+                <w:rFonts w:cs="Arial"/>
+                <w:szCs w:val="24"/>
+              </w:rPr>
+              <w:t xml:space="preserve">{{ </w:t>
+            </w:r>
+            <w:proofErr w:type="spellStart"/>
+            <w:r>
+              <w:rPr>
+                <w:rFonts w:cs="Arial"/>
+                <w:szCs w:val="24"/>
+              </w:rPr>
+              <w:t>detalle.monto_asegurado</w:t>
+            </w:r>
+            <w:proofErr w:type="spellEnd"/>
+            <w:r>
+              <w:rPr>
+                <w:rFonts w:cs="Arial"/>
+                <w:szCs w:val="24"/>
+              </w:rPr>
+              <w:t xml:space="preserve"> }}</w:t>
+            </w:r>
+            <w:r>
+              <w:rPr>
+                <w:rFonts w:eastAsia="Times New Roman" w:cs="Arial"/>
+                <w:bCs/>
+                <w:color w:val="000000"/>
+                <w:szCs w:val="24"/>
+                <w:lang w:val="es-ES_tradnl" w:eastAsia="es-ES_tradnl"/>
+              </w:rPr>
+              <w:t xml:space="preserve"> con una prima anual de </w:t>
+            </w:r>
+            <w:r>
+              <w:rPr>
+                <w:rFonts w:cs="Arial"/>
+                <w:b/>
+                <w:szCs w:val="24"/>
+              </w:rPr>
+              <w:t xml:space="preserve">UF </w:t>
+            </w:r>
+            <w:r>
+              <w:rPr>
+                <w:rFonts w:cs="Arial"/>
+                <w:b/>
+                <w:szCs w:val="24"/>
+              </w:rPr>
+              <w:t xml:space="preserve">{{ </w:t>
+            </w:r>
+            <w:proofErr w:type="spellStart"/>
+            <w:r>
+              <w:rPr>
+                <w:rFonts w:cs="Arial"/>
+                <w:b/>
+                <w:szCs w:val="24"/>
+              </w:rPr>
+              <w:t>detalle.prima_anual</w:t>
+            </w:r>
+            <w:proofErr w:type="spellEnd"/>
+            <w:r>
+              <w:rPr>
+                <w:rFonts w:cs="Arial"/>
+                <w:b/>
+                <w:szCs w:val="24"/>
+              </w:rPr>
+              <w:t xml:space="preserve"> }}</w:t>
+            </w:r>
+            <w:r>
+              <w:rPr>
+                <w:rFonts w:eastAsia="Times New Roman" w:cs="Arial"/>
+                <w:b/>
+                <w:color w:val="000000"/>
+                <w:szCs w:val="24"/>
+                <w:lang w:val="es-ES_tradnl" w:eastAsia="es-ES_tradnl"/>
+              </w:rPr>
+              <w:t xml:space="preserve"> </w:t>
+            </w:r>
+            <w:r>
+              <w:rPr>
+                <w:rFonts w:eastAsia="Times New Roman" w:cs="Arial"/>
+                <w:color w:val="000000"/>
+                <w:szCs w:val="24"/>
+                <w:lang w:val="es-ES_tradnl" w:eastAsia="es-ES_tradnl"/>
+              </w:rPr>
+              <w:t xml:space="preserve">que se puede pactar en </w:t>
+            </w:r>
+            <w:r>
+              <w:rPr>
+                <w:rFonts w:cs="Arial"/>
+                <w:b/>
+                <w:bCs/>
+                <w:szCs w:val="24"/>
+              </w:rPr>
+              <w:t xml:space="preserve">{{ </w:t>
+            </w:r>
+            <w:proofErr w:type="spellStart"/>
+            <w:r>
+              <w:rPr>
+                <w:rFonts w:cs="Arial"/>
+                <w:b/>
+                <w:bCs/>
+                <w:szCs w:val="24"/>
+              </w:rPr>
+              <w:t>cantidad_cuotas</w:t>
+            </w:r>
+            <w:proofErr w:type="spellEnd"/>
+            <w:r>
+              <w:rPr>
+                <w:rFonts w:cs="Arial"/>
+                <w:b/>
+                <w:bCs/>
+                <w:szCs w:val="24"/>
+              </w:rPr>
+              <w:t xml:space="preserve"> }}</w:t>
             </w:r>
             <w:r>
               <w:rPr>
@@ -7443,52 +7832,7 @@
                 <w:szCs w:val="24"/>
                 <w:lang w:val="es-ES_tradnl" w:eastAsia="es-ES_tradnl"/>
               </w:rPr>
-              <w:t xml:space="preserve">de </w:t>
-            </w:r>
-            <w:r>
-              <w:rPr>
-                <w:rFonts w:cs="Arial"/>
-                <w:b/>
-                <w:bCs/>
-                <w:szCs w:val="24"/>
-              </w:rPr>
-              <w:t xml:space="preserve">UF </w:t>
-            </w:r>
-            <w:r>
-              <w:rPr>
-                <w:rFonts w:cs="Arial"/>
-                <w:b/>
-                <w:bCs/>
-                <w:szCs w:val="24"/>
-              </w:rPr>
-              <w:t xml:space="preserve">{{ </w:t>
-            </w:r>
-            <w:proofErr w:type="spellStart"/>
-            <w:r>
-              <w:rPr>
-                <w:rFonts w:cs="Arial"/>
-                <w:b/>
-                <w:bCs/>
-                <w:szCs w:val="24"/>
-              </w:rPr>
-              <w:t>detalle.valor_cuota_uf</w:t>
-            </w:r>
-            <w:proofErr w:type="spellEnd"/>
-            <w:r>
-              <w:rPr>
-                <w:rFonts w:cs="Arial"/>
-                <w:b/>
-                <w:bCs/>
-                <w:szCs w:val="24"/>
-              </w:rPr>
-              <w:t xml:space="preserve"> }}</w:t>
-            </w:r>
-            <w:r>
-              <w:rPr>
-                <w:rFonts w:cs="Arial"/>
-                <w:szCs w:val="24"/>
-              </w:rPr>
-              <w:t>,</w:t>
+              <w:t xml:space="preserve"> cuotas </w:t>
             </w:r>
             <w:r>
               <w:rPr>
@@ -7499,6 +7843,62 @@
                 <w:szCs w:val="24"/>
                 <w:lang w:val="es-ES_tradnl" w:eastAsia="es-ES_tradnl"/>
               </w:rPr>
+              <w:t xml:space="preserve">de </w:t>
+            </w:r>
+            <w:r>
+              <w:rPr>
+                <w:rFonts w:cs="Arial"/>
+                <w:b/>
+                <w:bCs/>
+                <w:szCs w:val="24"/>
+              </w:rPr>
+              <w:t xml:space="preserve">UF </w:t>
+            </w:r>
+            <w:r>
+              <w:rPr>
+                <w:rFonts w:cs="Arial"/>
+                <w:b/>
+                <w:bCs/>
+                <w:szCs w:val="24"/>
+              </w:rPr>
+              <w:t xml:space="preserve">{{ </w:t>
+            </w:r>
+            <w:proofErr w:type="spellStart"/>
+            <w:r>
+              <w:rPr>
+                <w:rFonts w:cs="Arial"/>
+                <w:b/>
+                <w:bCs/>
+                <w:szCs w:val="24"/>
+              </w:rPr>
+              <w:t>detalle.valor_cuota_uf</w:t>
+            </w:r>
+            <w:proofErr w:type="spellEnd"/>
+            <w:r>
+              <w:rPr>
+                <w:rFonts w:cs="Arial"/>
+                <w:b/>
+                <w:bCs/>
+                <w:szCs w:val="24"/>
+              </w:rPr>
+              <w:t xml:space="preserve"> }}</w:t>
+            </w:r>
+            <w:r>
+              <w:rPr>
+                <w:rFonts w:cs="Arial"/>
+                <w:szCs w:val="24"/>
+              </w:rPr>
+              <w:t>,</w:t>
+            </w:r>
+            <w:r>
+              <w:rPr>
+                <w:rFonts w:eastAsia="Times New Roman" w:cs="Arial"/>
+                <w:b/>
+                <w:bCs/>
+                <w:color w:val="000000"/>
+                <w:szCs w:val="24"/>
+                <w:lang w:val="es-ES_tradnl" w:eastAsia="es-ES_tradnl"/>
+              </w:rPr>
               <w:t xml:space="preserve"> </w:t>
             </w:r>
             <w:r>
@@ -7559,6 +7959,7 @@
               </w:rPr>
               <w:t xml:space="preserve">Lo cual promediado entre sus </w:t>
             </w:r>
+            <w:proofErr w:type="gramStart"/>
             <w:r>
               <w:rPr>
                 <w:rFonts w:cs="Arial"/>
@@ -7572,7 +7973,15 @@
                 <w:rFonts w:cs="Arial"/>
                 <w:szCs w:val="24"/>
               </w:rPr>
-              <w:t>cantidad_unidades</w:t>
+              <w:t>cantidad</w:t>
+            </w:r>
+            <w:proofErr w:type="gramEnd"/>
+            <w:r>
+              <w:rPr>
+                <w:rFonts w:cs="Arial"/>
+                <w:szCs w:val="24"/>
+              </w:rPr>
+              <w:t>_unidades</w:t>
             </w:r>
             <w:proofErr w:type="spellEnd"/>
             <w:r>
@@ -7715,6 +8124,7 @@
         </w:rPr>
         <w:t xml:space="preserve">UF </w:t>
       </w:r>
+      <w:proofErr w:type="gramStart"/>
       <w:r>
         <w:rPr>
           <w:rFonts w:cs="Arial"/>
@@ -7733,7 +8143,18 @@
           <w:u w:val="single"/>
           <w:lang w:val="en-GB"/>
         </w:rPr>
-        <w:t>monto_asegurado_sugerido</w:t>
+        <w:t>monto</w:t>
+      </w:r>
+      <w:proofErr w:type="gramEnd"/>
+      <w:r>
+        <w:rPr>
+          <w:rFonts w:cs="Arial"/>
+          <w:b/>
+          <w:szCs w:val="24"/>
+          <w:u w:val="single"/>
+          <w:lang w:val="en-GB"/>
+        </w:rPr>
+        <w:t>_asegurado_sugerido</w:t>
       </w:r>
       <w:proofErr w:type="spellEnd"/>
     </w:p>
@@ -7804,6 +8225,7 @@
         </w:rPr>
         <w:t xml:space="preserve"> </w:t>
       </w:r>
+      <w:proofErr w:type="gramStart"/>
       <w:r>
         <w:rPr>
           <w:rFonts w:cs="Arial"/>
@@ -7825,7 +8247,19 @@
           <w:u w:val="single"/>
           <w:lang w:val="es-ES_tradnl" w:eastAsia="es-ES_tradnl"/>
         </w:rPr>
-        <w:t>year_actual</w:t>
+        <w:t>year</w:t>
+      </w:r>
+      <w:proofErr w:type="gramEnd"/>
+      <w:r>
+        <w:rPr>
+          <w:rFonts w:cs="Arial"/>
+          <w:bCs/>
+          <w:color w:val="000000" w:themeColor="text1"/>
+          <w:szCs w:val="24"/>
+          <w:u w:val="single"/>
+          <w:lang w:val="es-ES_tradnl" w:eastAsia="es-ES_tradnl"/>
+        </w:rPr>
+        <w:t>_actual</w:t>
       </w:r>
       <w:proofErr w:type="spellEnd"/>
       <w:r>
@@ -7940,6 +8374,7 @@
         </w:rPr>
         <w:t xml:space="preserve">5.- Cuadro Comparativo de Coberturas: Simulación de Seguro Bienes y Espacios Comunes Incendio + Sismo </w:t>
       </w:r>
+      <w:proofErr w:type="gramStart"/>
       <w:r>
         <w:rPr>
           <w:rFonts w:eastAsia="Calibri" w:cs="Arial"/>
@@ -7963,7 +8398,20 @@
           <w:u w:val="single"/>
           <w:lang w:val="es-ES_tradnl" w:eastAsia="es-ES_tradnl"/>
         </w:rPr>
-        <w:t>year_actual</w:t>
+        <w:t>year</w:t>
+      </w:r>
+      <w:proofErr w:type="gramEnd"/>
+      <w:r>
+        <w:rPr>
+          <w:rFonts w:eastAsia="Calibri" w:cs="Arial"/>
+          <w:b/>
+          <w:bCs/>
+          <w:color w:val="000000"/>
+          <w:szCs w:val="24"/>
+          <w:u w:val="single"/>
+          <w:lang w:val="es-ES_tradnl" w:eastAsia="es-ES_tradnl"/>
+        </w:rPr>
+        <w:t>_actual</w:t>
       </w:r>
       <w:proofErr w:type="spellEnd"/>
       <w:r>
@@ -8271,65 +8719,9 @@
         <w:pStyle w:val="Textoindependiente"/>
         <w:jc w:val="center"/>
       </w:pPr>
-      <w:r>
-        <w:rPr>
-          <w:rFonts w:eastAsia="Times New Roman"/>
-          <w:noProof/>
-          <w:color w:val="000000"/>
-          <w:lang w:val="es-CL" w:eastAsia="es-CL"/>
-        </w:rPr>
-        <w:drawing>
-          <wp:inline distT="0" distB="0" distL="0" distR="0" wp14:anchorId="4D6B24B2" wp14:editId="226BA884">
-            <wp:extent cx="4486275" cy="1628775"/>
-            <wp:effectExtent l="0" t="0" r="9525" b="9525"/>
-            <wp:docPr id="246" name="Imagen 246" descr="C:\Users\Jefsei Corredora\Google Drive\JEFSEI_\Documentos\Marketing\Firma.jpg"/>
-            <wp:cNvGraphicFramePr>
-              <a:graphicFrameLocks xmlns:a="http://schemas.openxmlformats.org/drawingml/2006/main" noChangeAspect="1"/>
-            </wp:cNvGraphicFramePr>
-            <a:graphic xmlns:a="http://schemas.openxmlformats.org/drawingml/2006/main">
-              <a:graphicData uri="http://schemas.openxmlformats.org/drawingml/2006/picture">
-                <pic:pic xmlns:pic="http://schemas.openxmlformats.org/drawingml/2006/picture">
-                  <pic:nvPicPr>
-                    <pic:cNvPr id="0" name="Picture 1" descr="C:\Users\Jefsei Corredora\Google Drive\JEFSEI_\Documentos\Marketing\Firma.jpg"/>
-                    <pic:cNvPicPr>
-                      <a:picLocks noChangeAspect="1" noChangeArrowheads="1"/>
-                    </pic:cNvPicPr>
-                  </pic:nvPicPr>
-                  <pic:blipFill>
-                    <a:blip r:embed="rId10">
-                      <a:extLst>
-                        <a:ext uri="{28A0092B-C50C-407E-A947-70E740481C1C}">
-                          <a14:useLocalDpi xmlns:a14="http://schemas.microsoft.com/office/drawing/2010/main" val="0"/>
-                        </a:ext>
-                      </a:extLst>
-                    </a:blip>
-                    <a:srcRect/>
-                    <a:stretch>
-                      <a:fillRect/>
-                    </a:stretch>
-                  </pic:blipFill>
-                  <pic:spPr bwMode="auto">
-                    <a:xfrm>
-                      <a:off x="0" y="0"/>
-                      <a:ext cx="4486275" cy="1628775"/>
-                    </a:xfrm>
-                    <a:prstGeom prst="rect">
-                      <a:avLst/>
-                    </a:prstGeom>
-                    <a:noFill/>
-                    <a:ln>
-                      <a:noFill/>
-                    </a:ln>
-                  </pic:spPr>
-                </pic:pic>
-              </a:graphicData>
-            </a:graphic>
-          </wp:inline>
-        </w:drawing>
-      </w:r>
     </w:p>
     <w:sectPr>
-      <w:headerReference w:type="default" r:id="rId11"/>
+      <w:headerReference w:type="default" r:id="rId10"/>
       <w:pgSz w:w="12240" w:h="15840"/>
       <w:pgMar w:top="1417" w:right="1701" w:bottom="1417" w:left="1701" w:header="708" w:footer="708" w:gutter="0"/>
       <w:cols w:space="708"/>

--- a/app/infraestructura/templates/Plantilla Estudio Condominio.docx
+++ b/app/infraestructura/templates/Plantilla Estudio Condominio.docx
@@ -137,7 +137,7 @@
       </w:r>
       <w:r>
         <w:rPr>
-          <w:bCs/>
+          <w:b/>
           <w:lang w:val="es-ES_tradnl" w:eastAsia="es-ES_tradnl"/>
         </w:rPr>
         <w:t>“</w:t>
@@ -145,7 +145,7 @@
       <w:proofErr w:type="gramStart"/>
       <w:r>
         <w:rPr>
-          <w:bCs/>
+          <w:b/>
           <w:lang w:val="es-ES_tradnl" w:eastAsia="es-ES_tradnl"/>
         </w:rPr>
         <w:t xml:space="preserve">{{ </w:t>
@@ -153,7 +153,7 @@
       <w:proofErr w:type="spellStart"/>
       <w:r>
         <w:rPr>
-          <w:bCs/>
+          <w:b/>
           <w:lang w:val="es-ES_tradnl" w:eastAsia="es-ES_tradnl"/>
         </w:rPr>
         <w:t>nombre</w:t>
@@ -161,7 +161,7 @@
       <w:proofErr w:type="gramEnd"/>
       <w:r>
         <w:rPr>
-          <w:bCs/>
+          <w:b/>
           <w:lang w:val="es-ES_tradnl" w:eastAsia="es-ES_tradnl"/>
         </w:rPr>
         <w:t>_condominio</w:t>
@@ -169,14 +169,14 @@
       <w:proofErr w:type="spellEnd"/>
       <w:r>
         <w:rPr>
-          <w:bCs/>
+          <w:b/>
           <w:lang w:val="es-ES_tradnl" w:eastAsia="es-ES_tradnl"/>
         </w:rPr>
         <w:t xml:space="preserve"> }}”</w:t>
       </w:r>
       <w:r>
         <w:rPr>
-          <w:bCs/>
+          <w:b/>
           <w:lang w:val="es-ES_tradnl" w:eastAsia="es-ES_tradnl"/>
         </w:rPr>
         <w:t>.</w:t>
@@ -430,38 +430,64 @@
       </w:r>
       <w:proofErr w:type="gramStart"/>
       <w:r>
+        <w:rPr>
+          <w:b/>
+          <w:bCs/>
+        </w:rPr>
         <w:t xml:space="preserve">{{ </w:t>
       </w:r>
       <w:proofErr w:type="spellStart"/>
       <w:r>
+        <w:rPr>
+          <w:b/>
+          <w:bCs/>
+        </w:rPr>
         <w:t>direccion</w:t>
       </w:r>
       <w:proofErr w:type="spellEnd"/>
       <w:proofErr w:type="gramEnd"/>
       <w:r>
+        <w:rPr>
+          <w:b/>
+          <w:bCs/>
+        </w:rPr>
         <w:t xml:space="preserve"> }}</w:t>
       </w:r>
       <w:r>
         <w:rPr>
           <w:b/>
+          <w:bCs/>
           <w:lang w:val="es-ES_tradnl" w:eastAsia="es-ES_tradnl"/>
         </w:rPr>
         <w:t>,</w:t>
       </w:r>
       <w:r>
+        <w:rPr>
+          <w:b/>
+          <w:bCs/>
+        </w:rPr>
         <w:t xml:space="preserve"> {{ </w:t>
       </w:r>
       <w:proofErr w:type="spellStart"/>
       <w:r>
+        <w:rPr>
+          <w:b/>
+          <w:bCs/>
+        </w:rPr>
         <w:t>comuna</w:t>
       </w:r>
       <w:proofErr w:type="spellEnd"/>
       <w:r>
+        <w:rPr>
+          <w:b/>
+          <w:bCs/>
+        </w:rPr>
         <w:t xml:space="preserve"> }}</w:t>
       </w:r>
       <w:r>
         <w:rPr>
           <w:b/>
+          <w:bCs/>
           <w:lang w:val="es-ES_tradnl" w:eastAsia="es-ES_tradnl"/>
         </w:rPr>
         <w:t>.</w:t>
@@ -1032,6 +1058,55 @@
           <w:szCs w:val="24"/>
           <w:lang w:val="es-ES_tradnl" w:eastAsia="es-ES_tradnl"/>
         </w:rPr>
+        <w:t xml:space="preserve">{% </w:t>
+      </w:r>
+      <w:proofErr w:type="spellStart"/>
+      <w:r>
+        <w:rPr>
+          <w:rFonts w:cs="Arial"/>
+          <w:color w:val="000000" w:themeColor="text1"/>
+          <w:szCs w:val="24"/>
+          <w:lang w:val="es-ES_tradnl" w:eastAsia="es-ES_tradnl"/>
+        </w:rPr>
+        <w:t>if</w:t>
+      </w:r>
+      <w:proofErr w:type="spellEnd"/>
+      <w:r>
+        <w:rPr>
+          <w:rFonts w:cs="Arial"/>
+          <w:color w:val="000000" w:themeColor="text1"/>
+          <w:szCs w:val="24"/>
+          <w:lang w:val="es-ES_tradnl" w:eastAsia="es-ES_tradnl"/>
+        </w:rPr>
+        <w:t xml:space="preserve"> </w:t>
+      </w:r>
+      <w:proofErr w:type="spellStart"/>
+      <w:r>
+        <w:rPr>
+          <w:rFonts w:cs="Arial"/>
+          <w:color w:val="000000" w:themeColor="text1"/>
+          <w:szCs w:val="24"/>
+          <w:lang w:val="es-ES_tradnl" w:eastAsia="es-ES_tradnl"/>
+        </w:rPr>
+        <w:t>porcentaje_depreciacion</w:t>
+      </w:r>
+      <w:proofErr w:type="spellEnd"/>
+      <w:r>
+        <w:rPr>
+          <w:rFonts w:cs="Arial"/>
+          <w:color w:val="000000" w:themeColor="text1"/>
+          <w:szCs w:val="24"/>
+          <w:lang w:val="es-ES_tradnl" w:eastAsia="es-ES_tradnl"/>
+        </w:rPr>
+        <w:t xml:space="preserve"> &gt; 0 %}</w:t>
+      </w:r>
+      <w:r>
+        <w:rPr>
+          <w:rFonts w:cs="Arial"/>
+          <w:color w:val="000000" w:themeColor="text1"/>
+          <w:szCs w:val="24"/>
+          <w:lang w:val="es-ES_tradnl" w:eastAsia="es-ES_tradnl"/>
+        </w:rPr>
         <w:br/>
         <w:t xml:space="preserve">          Pero hay que considerar que los edificios que tienen una </w:t>
       </w:r>
@@ -1332,7 +1407,6 @@
         <w:jc w:val="center"/>
         <w:rPr>
           <w:rFonts w:cs="Arial"/>
-          <w:b/>
           <w:color w:val="000000" w:themeColor="text1"/>
           <w:szCs w:val="24"/>
           <w:lang w:val="es-ES_tradnl" w:eastAsia="es-ES_tradnl"/>
@@ -1525,7 +1599,6 @@
     <w:p>
       <w:pPr>
         <w:spacing w:before="100" w:beforeAutospacing="1" w:after="100" w:afterAutospacing="1" w:line="240" w:lineRule="auto"/>
-        <w:jc w:val="both"/>
         <w:rPr>
           <w:rFonts w:cs="Arial"/>
           <w:b/>
@@ -1534,19 +1607,36 @@
           <w:lang w:val="es-ES_tradnl" w:eastAsia="es-ES_tradnl"/>
         </w:rPr>
       </w:pPr>
-    </w:p>
-    <w:p>
-      <w:pPr>
-        <w:spacing w:before="100" w:beforeAutospacing="1" w:after="100" w:afterAutospacing="1" w:line="240" w:lineRule="auto"/>
-        <w:rPr>
-          <w:rFonts w:cs="Arial"/>
-          <w:b/>
-          <w:color w:val="000000" w:themeColor="text1"/>
-          <w:szCs w:val="24"/>
-          <w:u w:val="single"/>
-          <w:lang w:val="es-ES_tradnl" w:eastAsia="es-ES_tradnl"/>
-        </w:rPr>
-      </w:pPr>
+      <w:r>
+        <w:rPr>
+          <w:rFonts w:cs="Arial"/>
+          <w:color w:val="000000" w:themeColor="text1"/>
+          <w:szCs w:val="24"/>
+          <w:lang w:val="es-ES_tradnl" w:eastAsia="es-ES_tradnl"/>
+        </w:rPr>
+        <w:lastRenderedPageBreak/>
+        <w:t xml:space="preserve">{% </w:t>
+      </w:r>
+      <w:proofErr w:type="spellStart"/>
+      <w:r>
+        <w:rPr>
+          <w:rFonts w:cs="Arial"/>
+          <w:color w:val="000000" w:themeColor="text1"/>
+          <w:szCs w:val="24"/>
+          <w:lang w:val="es-ES_tradnl" w:eastAsia="es-ES_tradnl"/>
+        </w:rPr>
+        <w:t>endif</w:t>
+      </w:r>
+      <w:proofErr w:type="spellEnd"/>
+      <w:r>
+        <w:rPr>
+          <w:rFonts w:cs="Arial"/>
+          <w:color w:val="000000" w:themeColor="text1"/>
+          <w:szCs w:val="24"/>
+          <w:lang w:val="es-ES_tradnl" w:eastAsia="es-ES_tradnl"/>
+        </w:rPr>
+        <w:t xml:space="preserve"> %}</w:t>
+      </w:r>
     </w:p>
     <w:p>
       <w:pPr>
@@ -2372,46 +2462,45 @@
           <w:szCs w:val="24"/>
           <w:lang w:val="es-ES_tradnl" w:eastAsia="es-ES_tradnl"/>
         </w:rPr>
-        <w:t xml:space="preserve">no </w:t>
-      </w:r>
-      <w:r>
-        <w:rPr>
-          <w:rFonts w:cs="Arial"/>
-          <w:b/>
+        <w:t>no valor comercial</w:t>
+      </w:r>
+      <w:r>
+        <w:rPr>
+          <w:rFonts w:cs="Arial"/>
+          <w:color w:val="000000" w:themeColor="text1"/>
+          <w:szCs w:val="24"/>
+          <w:lang w:val="es-ES_tradnl" w:eastAsia="es-ES_tradnl"/>
+        </w:rPr>
+        <w:t xml:space="preserve">, pues las </w:t>
+      </w:r>
+      <w:r>
+        <w:rPr>
+          <w:rFonts w:cs="Arial"/>
+          <w:b/>
+          <w:color w:val="000000" w:themeColor="text1"/>
+          <w:szCs w:val="24"/>
+          <w:lang w:val="es-ES_tradnl" w:eastAsia="es-ES_tradnl"/>
+        </w:rPr>
+        <w:t>compañías de Seguros no pagan plusvalía</w:t>
+      </w:r>
+      <w:r>
+        <w:rPr>
+          <w:rFonts w:cs="Arial"/>
+          <w:color w:val="000000" w:themeColor="text1"/>
+          <w:szCs w:val="24"/>
+          <w:lang w:val="es-ES_tradnl" w:eastAsia="es-ES_tradnl"/>
+        </w:rPr>
+        <w:t xml:space="preserve">, se busca </w:t>
+      </w:r>
+      <w:r>
+        <w:rPr>
+          <w:rFonts w:cs="Arial"/>
           <w:color w:val="000000" w:themeColor="text1"/>
           <w:szCs w:val="24"/>
           <w:lang w:val="es-ES_tradnl" w:eastAsia="es-ES_tradnl"/>
         </w:rPr>
         <w:lastRenderedPageBreak/>
-        <w:t>valor comercial</w:t>
-      </w:r>
-      <w:r>
-        <w:rPr>
-          <w:rFonts w:cs="Arial"/>
-          <w:color w:val="000000" w:themeColor="text1"/>
-          <w:szCs w:val="24"/>
-          <w:lang w:val="es-ES_tradnl" w:eastAsia="es-ES_tradnl"/>
-        </w:rPr>
-        <w:t xml:space="preserve">, pues las </w:t>
-      </w:r>
-      <w:r>
-        <w:rPr>
-          <w:rFonts w:cs="Arial"/>
-          <w:b/>
-          <w:color w:val="000000" w:themeColor="text1"/>
-          <w:szCs w:val="24"/>
-          <w:lang w:val="es-ES_tradnl" w:eastAsia="es-ES_tradnl"/>
-        </w:rPr>
-        <w:t>compañías de Seguros no pagan plusvalía</w:t>
-      </w:r>
-      <w:r>
-        <w:rPr>
-          <w:rFonts w:cs="Arial"/>
-          <w:color w:val="000000" w:themeColor="text1"/>
-          <w:szCs w:val="24"/>
-          <w:lang w:val="es-ES_tradnl" w:eastAsia="es-ES_tradnl"/>
-        </w:rPr>
-        <w:t>, se busca que el asegurado recupere el bien afectado en las mismas condiciones en las que estaba hasta antes de un Siniestro.</w:t>
+        <w:t>que el asegurado recupere el bien afectado en las mismas condiciones en las que estaba hasta antes de un Siniestro.</w:t>
       </w:r>
     </w:p>
     <w:p>
@@ -2432,21 +2521,6 @@
         <w:jc w:val="both"/>
         <w:rPr>
           <w:rFonts w:cs="Arial"/>
-          <w:b/>
-          <w:bCs/>
-          <w:color w:val="000000" w:themeColor="text1"/>
-          <w:szCs w:val="24"/>
-          <w:u w:val="single"/>
-          <w:lang w:val="es-ES_tradnl" w:eastAsia="es-ES_tradnl"/>
-        </w:rPr>
-      </w:pPr>
-    </w:p>
-    <w:p>
-      <w:pPr>
-        <w:spacing w:before="100" w:beforeAutospacing="1" w:after="100" w:afterAutospacing="1" w:line="240" w:lineRule="auto"/>
-        <w:jc w:val="both"/>
-        <w:rPr>
-          <w:rFonts w:cs="Arial"/>
           <w:color w:val="000000" w:themeColor="text1"/>
           <w:szCs w:val="24"/>
           <w:lang w:val="es-ES_tradnl" w:eastAsia="es-ES_tradnl"/>
@@ -2955,7 +3029,7 @@
           <w:rFonts w:cs="Arial"/>
           <w:b/>
           <w:bCs/>
-          <w:color w:val="FF0000"/>
+          <w:color w:val="000000" w:themeColor="text1"/>
           <w:szCs w:val="24"/>
           <w:u w:val="single"/>
           <w:lang w:val="es-ES_tradnl" w:eastAsia="es-ES_tradnl"/>
@@ -3003,321 +3077,6 @@
           <w:b/>
           <w:bCs/>
           <w:color w:val="000000" w:themeColor="text1"/>
-          <w:szCs w:val="24"/>
-          <w:u w:val="single"/>
-          <w:lang w:val="es-ES_tradnl" w:eastAsia="es-ES_tradnl"/>
-        </w:rPr>
-        <w:t>.</w:t>
-      </w:r>
-      <w:r>
-        <w:rPr>
-          <w:rFonts w:cs="Arial"/>
-          <w:b/>
-          <w:bCs/>
-          <w:color w:val="000000" w:themeColor="text1"/>
-          <w:szCs w:val="24"/>
-          <w:u w:val="single"/>
-          <w:lang w:val="es-ES_tradnl" w:eastAsia="es-ES_tradnl"/>
-        </w:rPr>
-        <w:br/>
-      </w:r>
-      <w:r>
-        <w:rPr>
-          <w:rFonts w:cs="Arial"/>
-          <w:b/>
-          <w:bCs/>
-          <w:color w:val="000000" w:themeColor="text1"/>
-          <w:szCs w:val="24"/>
-          <w:u w:val="single"/>
-          <w:lang w:val="es-ES_tradnl" w:eastAsia="es-ES_tradnl"/>
-        </w:rPr>
-        <w:br/>
-      </w:r>
-      <w:r>
-        <w:rPr>
-          <w:rFonts w:cs="Arial"/>
-          <w:bCs/>
-          <w:color w:val="000000" w:themeColor="text1"/>
-          <w:szCs w:val="24"/>
-          <w:u w:val="single"/>
-          <w:lang w:val="es-ES_tradnl" w:eastAsia="es-ES_tradnl"/>
-        </w:rPr>
-        <w:t>4</w:t>
-      </w:r>
-      <w:r>
-        <w:rPr>
-          <w:rFonts w:cs="Arial"/>
-          <w:bCs/>
-          <w:color w:val="000000" w:themeColor="text1"/>
-          <w:szCs w:val="24"/>
-          <w:u w:val="single"/>
-          <w:lang w:val="es-ES_tradnl" w:eastAsia="es-ES_tradnl"/>
-        </w:rPr>
-        <w:t xml:space="preserve">.1.- </w:t>
-      </w:r>
-      <w:bookmarkStart w:id="0" w:name="_Hlk64740944"/>
-      <w:r>
-        <w:rPr>
-          <w:rFonts w:cs="Arial"/>
-          <w:b/>
-          <w:color w:val="000000" w:themeColor="text1"/>
-          <w:szCs w:val="24"/>
-          <w:u w:val="single"/>
-          <w:lang w:val="es-ES_tradnl" w:eastAsia="es-ES_tradnl"/>
-        </w:rPr>
-        <w:t>Opción 1</w:t>
-      </w:r>
-      <w:r>
-        <w:rPr>
-          <w:rFonts w:cs="Arial"/>
-          <w:bCs/>
-          <w:color w:val="000000" w:themeColor="text1"/>
-          <w:szCs w:val="24"/>
-          <w:u w:val="single"/>
-          <w:lang w:val="es-ES_tradnl" w:eastAsia="es-ES_tradnl"/>
-        </w:rPr>
-        <w:t>: Monto (</w:t>
-      </w:r>
-      <w:r>
-        <w:rPr>
-          <w:rFonts w:cs="Arial"/>
-          <w:bCs/>
-          <w:color w:val="000000" w:themeColor="text1"/>
-          <w:szCs w:val="24"/>
-          <w:u w:val="single"/>
-          <w:lang w:val="es-ES_tradnl" w:eastAsia="es-ES_tradnl"/>
-        </w:rPr>
-        <w:t>Actual)</w:t>
-      </w:r>
-      <w:r>
-        <w:rPr>
-          <w:rFonts w:cs="Arial"/>
-          <w:bCs/>
-          <w:color w:val="000000" w:themeColor="text1"/>
-          <w:szCs w:val="24"/>
-          <w:u w:val="single"/>
-          <w:lang w:val="es-ES_tradnl" w:eastAsia="es-ES_tradnl"/>
-        </w:rPr>
-        <w:t xml:space="preserve"> </w:t>
-      </w:r>
-      <w:r>
-        <w:rPr>
-          <w:rFonts w:cs="Arial"/>
-          <w:b/>
-          <w:szCs w:val="24"/>
-          <w:u w:val="single"/>
-        </w:rPr>
-        <w:t xml:space="preserve">UF </w:t>
-      </w:r>
-      <w:proofErr w:type="gramStart"/>
-      <w:r>
-        <w:rPr>
-          <w:rFonts w:cs="Arial"/>
-          <w:b/>
-          <w:szCs w:val="24"/>
-          <w:u w:val="single"/>
-        </w:rPr>
-        <w:t xml:space="preserve">{{ </w:t>
-      </w:r>
-      <w:proofErr w:type="spellStart"/>
-      <w:r>
-        <w:rPr>
-          <w:rFonts w:cs="Arial"/>
-          <w:b/>
-          <w:szCs w:val="24"/>
-          <w:u w:val="single"/>
-        </w:rPr>
-        <w:t>monto</w:t>
-      </w:r>
-      <w:proofErr w:type="gramEnd"/>
-      <w:r>
-        <w:rPr>
-          <w:rFonts w:cs="Arial"/>
-          <w:b/>
-          <w:szCs w:val="24"/>
-          <w:u w:val="single"/>
-        </w:rPr>
-        <w:t>_asegurado_actual</w:t>
-      </w:r>
-      <w:proofErr w:type="spellEnd"/>
-      <w:r>
-        <w:rPr>
-          <w:rFonts w:cs="Arial"/>
-          <w:b/>
-          <w:szCs w:val="24"/>
-          <w:u w:val="single"/>
-        </w:rPr>
-        <w:t xml:space="preserve"> }}</w:t>
-      </w:r>
-      <w:r>
-        <w:rPr>
-          <w:rFonts w:cs="Arial"/>
-          <w:bCs/>
-          <w:color w:val="000000" w:themeColor="text1"/>
-          <w:szCs w:val="24"/>
-          <w:u w:val="single"/>
-          <w:lang w:val="es-ES_tradnl" w:eastAsia="es-ES_tradnl"/>
-        </w:rPr>
-        <w:t xml:space="preserve">: Simulación de Seguro Bienes y Espacios Comunes </w:t>
-      </w:r>
-      <w:r>
-        <w:rPr>
-          <w:rFonts w:cs="Arial"/>
-          <w:b/>
-          <w:color w:val="000000" w:themeColor="text1"/>
-          <w:szCs w:val="24"/>
-          <w:u w:val="single"/>
-          <w:lang w:val="es-ES_tradnl" w:eastAsia="es-ES_tradnl"/>
-        </w:rPr>
-        <w:t>Incendio + Sismo + Adicionales</w:t>
-      </w:r>
-      <w:r>
-        <w:rPr>
-          <w:rFonts w:cs="Arial"/>
-          <w:bCs/>
-          <w:color w:val="000000" w:themeColor="text1"/>
-          <w:szCs w:val="24"/>
-          <w:u w:val="single"/>
-          <w:lang w:val="es-ES_tradnl" w:eastAsia="es-ES_tradnl"/>
-        </w:rPr>
-        <w:t xml:space="preserve"> </w:t>
-      </w:r>
-      <w:r>
-        <w:rPr>
-          <w:rFonts w:cs="Arial"/>
-          <w:bCs/>
-          <w:color w:val="000000" w:themeColor="text1"/>
-          <w:szCs w:val="24"/>
-          <w:u w:val="single"/>
-          <w:lang w:val="es-ES_tradnl" w:eastAsia="es-ES_tradnl"/>
-        </w:rPr>
-        <w:t xml:space="preserve">{{ </w:t>
-      </w:r>
-      <w:proofErr w:type="spellStart"/>
-      <w:r>
-        <w:rPr>
-          <w:rFonts w:cs="Arial"/>
-          <w:bCs/>
-          <w:color w:val="000000" w:themeColor="text1"/>
-          <w:szCs w:val="24"/>
-          <w:u w:val="single"/>
-          <w:lang w:val="es-ES_tradnl" w:eastAsia="es-ES_tradnl"/>
-        </w:rPr>
-        <w:t>year_actual</w:t>
-      </w:r>
-      <w:proofErr w:type="spellEnd"/>
-      <w:r>
-        <w:rPr>
-          <w:rFonts w:cs="Arial"/>
-          <w:bCs/>
-          <w:color w:val="000000" w:themeColor="text1"/>
-          <w:szCs w:val="24"/>
-          <w:u w:val="single"/>
-          <w:lang w:val="es-ES_tradnl" w:eastAsia="es-ES_tradnl"/>
-        </w:rPr>
-        <w:t xml:space="preserve"> }}</w:t>
-      </w:r>
-      <w:r>
-        <w:rPr>
-          <w:rFonts w:cs="Arial"/>
-          <w:bCs/>
-          <w:color w:val="000000" w:themeColor="text1"/>
-          <w:szCs w:val="24"/>
-          <w:u w:val="single"/>
-          <w:lang w:val="es-ES_tradnl" w:eastAsia="es-ES_tradnl"/>
-        </w:rPr>
-        <w:t>.</w:t>
-      </w:r>
-      <w:bookmarkEnd w:id="0"/>
-      <w:r>
-        <w:rPr>
-          <w:rFonts w:cs="Arial"/>
-          <w:b/>
-          <w:bCs/>
-          <w:color w:val="FF0000"/>
-          <w:szCs w:val="24"/>
-          <w:u w:val="single"/>
-          <w:lang w:val="es-ES_tradnl" w:eastAsia="es-ES_tradnl"/>
-        </w:rPr>
-        <w:t xml:space="preserve"> Infraseguro</w:t>
-      </w:r>
-      <w:r>
-        <w:rPr>
-          <w:rFonts w:cs="Arial"/>
-          <w:b/>
-          <w:bCs/>
-          <w:color w:val="FF0000"/>
-          <w:szCs w:val="24"/>
-          <w:u w:val="single"/>
-          <w:lang w:val="es-ES_tradnl" w:eastAsia="es-ES_tradnl"/>
-        </w:rPr>
-        <w:t xml:space="preserve"> </w:t>
-      </w:r>
-      <w:proofErr w:type="gramStart"/>
-      <w:r>
-        <w:rPr>
-          <w:rFonts w:cs="Arial"/>
-          <w:b/>
-          <w:bCs/>
-          <w:color w:val="FF0000"/>
-          <w:szCs w:val="24"/>
-          <w:u w:val="single"/>
-        </w:rPr>
-        <w:t xml:space="preserve">{{ </w:t>
-      </w:r>
-      <w:proofErr w:type="spellStart"/>
-      <w:r>
-        <w:rPr>
-          <w:rFonts w:cs="Arial"/>
-          <w:b/>
-          <w:bCs/>
-          <w:color w:val="FF0000"/>
-          <w:szCs w:val="24"/>
-          <w:u w:val="single"/>
-        </w:rPr>
-        <w:t>porcentaje</w:t>
-      </w:r>
-      <w:proofErr w:type="gramEnd"/>
-      <w:r>
-        <w:rPr>
-          <w:rFonts w:cs="Arial"/>
-          <w:b/>
-          <w:bCs/>
-          <w:color w:val="FF0000"/>
-          <w:szCs w:val="24"/>
-          <w:u w:val="single"/>
-        </w:rPr>
-        <w:t>_infraseguro_actual</w:t>
-      </w:r>
-      <w:proofErr w:type="spellEnd"/>
-      <w:r>
-        <w:rPr>
-          <w:rFonts w:cs="Arial"/>
-          <w:b/>
-          <w:bCs/>
-          <w:color w:val="FF0000"/>
-          <w:szCs w:val="24"/>
-          <w:u w:val="single"/>
-        </w:rPr>
-        <w:t xml:space="preserve"> }}</w:t>
-      </w:r>
-      <w:r>
-        <w:rPr>
-          <w:rFonts w:cs="Arial"/>
-          <w:b/>
-          <w:bCs/>
-          <w:color w:val="FF0000"/>
-          <w:szCs w:val="24"/>
-          <w:u w:val="single"/>
-        </w:rPr>
-        <w:t>%</w:t>
-      </w:r>
-      <w:r>
-        <w:rPr>
-          <w:rFonts w:cs="Arial"/>
-          <w:b/>
-          <w:bCs/>
-          <w:color w:val="FF0000"/>
           <w:szCs w:val="24"/>
           <w:u w:val="single"/>
           <w:lang w:val="es-ES_tradnl" w:eastAsia="es-ES_tradnl"/>
@@ -3351,6 +3110,15 @@
           <w:szCs w:val="24"/>
           <w:lang w:val="es-ES_tradnl" w:eastAsia="es-ES_tradnl"/>
         </w:rPr>
+        <w:t>p</w:t>
+      </w:r>
+      <w:r>
+        <w:rPr>
+          <w:rFonts w:cs="Arial"/>
+          <w:color w:val="000000" w:themeColor="text1"/>
+          <w:szCs w:val="24"/>
+          <w:lang w:val="es-ES_tradnl" w:eastAsia="es-ES_tradnl"/>
+        </w:rPr>
         <w:t xml:space="preserve"> </w:t>
       </w:r>
       <w:proofErr w:type="spellStart"/>
@@ -3371,17 +3139,439 @@
           <w:szCs w:val="24"/>
           <w:lang w:val="es-ES_tradnl" w:eastAsia="es-ES_tradnl"/>
         </w:rPr>
+        <w:t xml:space="preserve"> </w:t>
+      </w:r>
+      <w:proofErr w:type="spellStart"/>
+      <w:r>
+        <w:rPr>
+          <w:rFonts w:cs="Arial"/>
+          <w:color w:val="000000" w:themeColor="text1"/>
+          <w:szCs w:val="24"/>
+          <w:lang w:val="es-ES_tradnl" w:eastAsia="es-ES_tradnl"/>
+        </w:rPr>
+        <w:t>seccion</w:t>
+      </w:r>
+      <w:proofErr w:type="spellEnd"/>
+      <w:r>
+        <w:rPr>
+          <w:rFonts w:cs="Arial"/>
+          <w:color w:val="000000" w:themeColor="text1"/>
+          <w:szCs w:val="24"/>
+          <w:lang w:val="es-ES_tradnl" w:eastAsia="es-ES_tradnl"/>
+        </w:rPr>
+        <w:t xml:space="preserve"> in secciones %}</w:t>
+      </w:r>
+    </w:p>
+    <w:p>
+      <w:pPr>
+        <w:spacing w:before="100" w:beforeAutospacing="1" w:after="100" w:afterAutospacing="1" w:line="240" w:lineRule="auto"/>
+        <w:rPr>
+          <w:rFonts w:cs="Arial"/>
+          <w:color w:val="000000" w:themeColor="text1"/>
+          <w:szCs w:val="24"/>
+          <w:lang w:val="es-ES_tradnl" w:eastAsia="es-ES_tradnl"/>
+        </w:rPr>
+      </w:pPr>
+      <w:proofErr w:type="gramStart"/>
+      <w:r>
+        <w:rPr>
+          <w:rFonts w:cs="Arial"/>
+          <w:color w:val="000000" w:themeColor="text1"/>
+          <w:szCs w:val="24"/>
+          <w:lang w:val="es-ES_tradnl" w:eastAsia="es-ES_tradnl"/>
+        </w:rPr>
+        <w:t xml:space="preserve">{{ </w:t>
+      </w:r>
+      <w:proofErr w:type="spellStart"/>
+      <w:r>
+        <w:rPr>
+          <w:rFonts w:cs="Arial"/>
+          <w:color w:val="000000" w:themeColor="text1"/>
+          <w:szCs w:val="24"/>
+          <w:lang w:val="es-ES_tradnl" w:eastAsia="es-ES_tradnl"/>
+        </w:rPr>
+        <w:t>seccion</w:t>
+      </w:r>
+      <w:proofErr w:type="gramEnd"/>
+      <w:r>
+        <w:rPr>
+          <w:rFonts w:cs="Arial"/>
+          <w:color w:val="000000" w:themeColor="text1"/>
+          <w:szCs w:val="24"/>
+          <w:lang w:val="es-ES_tradnl" w:eastAsia="es-ES_tradnl"/>
+        </w:rPr>
+        <w:t>.page_break</w:t>
+      </w:r>
+      <w:proofErr w:type="spellEnd"/>
+      <w:r>
+        <w:rPr>
+          <w:rFonts w:cs="Arial"/>
+          <w:color w:val="000000" w:themeColor="text1"/>
+          <w:szCs w:val="24"/>
+          <w:lang w:val="es-ES_tradnl" w:eastAsia="es-ES_tradnl"/>
+        </w:rPr>
+        <w:t xml:space="preserve"> }}</w:t>
+      </w:r>
+    </w:p>
+    <w:p>
+      <w:pPr>
+        <w:spacing w:before="100" w:beforeAutospacing="1" w:after="100" w:afterAutospacing="1" w:line="240" w:lineRule="auto"/>
+        <w:rPr>
+          <w:rFonts w:cs="Arial"/>
+          <w:b/>
+          <w:bCs/>
+          <w:color w:val="000000" w:themeColor="text1"/>
+          <w:szCs w:val="24"/>
+          <w:u w:val="single"/>
+          <w:lang w:val="es-ES_tradnl" w:eastAsia="es-ES_tradnl"/>
+        </w:rPr>
+      </w:pPr>
+      <w:r>
+        <w:rPr>
+          <w:rFonts w:cs="Arial"/>
+          <w:b/>
+          <w:bCs/>
+          <w:color w:val="000000" w:themeColor="text1"/>
+          <w:szCs w:val="24"/>
+          <w:highlight w:val="yellow"/>
+          <w:u w:val="single"/>
+          <w:lang w:val="es-ES_tradnl" w:eastAsia="es-ES_tradnl"/>
+        </w:rPr>
+        <w:t>4.</w:t>
+      </w:r>
+      <w:proofErr w:type="gramStart"/>
+      <w:r>
+        <w:rPr>
+          <w:rFonts w:cs="Arial"/>
+          <w:b/>
+          <w:bCs/>
+          <w:color w:val="000000" w:themeColor="text1"/>
+          <w:szCs w:val="24"/>
+          <w:highlight w:val="yellow"/>
+          <w:u w:val="single"/>
+          <w:lang w:val="es-ES_tradnl" w:eastAsia="es-ES_tradnl"/>
+        </w:rPr>
+        <w:t xml:space="preserve">{{ </w:t>
+      </w:r>
+      <w:proofErr w:type="spellStart"/>
+      <w:r>
+        <w:rPr>
+          <w:rFonts w:cs="Arial"/>
+          <w:b/>
+          <w:bCs/>
+          <w:color w:val="000000" w:themeColor="text1"/>
+          <w:szCs w:val="24"/>
+          <w:highlight w:val="yellow"/>
+          <w:u w:val="single"/>
+          <w:lang w:val="es-ES_tradnl" w:eastAsia="es-ES_tradnl"/>
+        </w:rPr>
+        <w:t>seccion</w:t>
+      </w:r>
+      <w:proofErr w:type="gramEnd"/>
+      <w:r>
+        <w:rPr>
+          <w:rFonts w:cs="Arial"/>
+          <w:b/>
+          <w:bCs/>
+          <w:color w:val="000000" w:themeColor="text1"/>
+          <w:szCs w:val="24"/>
+          <w:highlight w:val="yellow"/>
+          <w:u w:val="single"/>
+          <w:lang w:val="es-ES_tradnl" w:eastAsia="es-ES_tradnl"/>
+        </w:rPr>
+        <w:t>.n</w:t>
+      </w:r>
+      <w:proofErr w:type="spellEnd"/>
+      <w:r>
+        <w:rPr>
+          <w:rFonts w:cs="Arial"/>
+          <w:b/>
+          <w:bCs/>
+          <w:color w:val="000000" w:themeColor="text1"/>
+          <w:szCs w:val="24"/>
+          <w:highlight w:val="yellow"/>
+          <w:u w:val="single"/>
+          <w:lang w:val="es-ES_tradnl" w:eastAsia="es-ES_tradnl"/>
+        </w:rPr>
+        <w:t xml:space="preserve"> }}</w:t>
+      </w:r>
+      <w:r>
+        <w:rPr>
+          <w:rFonts w:cs="Arial"/>
+          <w:b/>
+          <w:bCs/>
+          <w:color w:val="000000" w:themeColor="text1"/>
+          <w:szCs w:val="24"/>
+          <w:highlight w:val="yellow"/>
+          <w:u w:val="single"/>
+          <w:lang w:val="es-ES_tradnl" w:eastAsia="es-ES_tradnl"/>
+        </w:rPr>
+        <w:t xml:space="preserve">.- {{ </w:t>
+      </w:r>
+      <w:proofErr w:type="spellStart"/>
+      <w:r>
+        <w:rPr>
+          <w:rFonts w:cs="Arial"/>
+          <w:b/>
+          <w:bCs/>
+          <w:color w:val="000000" w:themeColor="text1"/>
+          <w:szCs w:val="24"/>
+          <w:highlight w:val="yellow"/>
+          <w:u w:val="single"/>
+          <w:lang w:val="es-ES_tradnl" w:eastAsia="es-ES_tradnl"/>
+        </w:rPr>
+        <w:t>seccion.titulo</w:t>
+      </w:r>
+      <w:proofErr w:type="spellEnd"/>
+      <w:r>
+        <w:rPr>
+          <w:rFonts w:cs="Arial"/>
+          <w:b/>
+          <w:bCs/>
+          <w:color w:val="000000" w:themeColor="text1"/>
+          <w:szCs w:val="24"/>
+          <w:highlight w:val="yellow"/>
+          <w:u w:val="single"/>
+          <w:lang w:val="es-ES_tradnl" w:eastAsia="es-ES_tradnl"/>
+        </w:rPr>
+        <w:t xml:space="preserve"> }}</w:t>
+      </w:r>
+    </w:p>
+    <w:p>
+      <w:pPr>
+        <w:spacing w:before="100" w:beforeAutospacing="1" w:after="100" w:afterAutospacing="1" w:line="240" w:lineRule="auto"/>
+        <w:rPr>
+          <w:rFonts w:cs="Arial"/>
+          <w:b/>
+          <w:bCs/>
+          <w:color w:val="FF0000"/>
+          <w:szCs w:val="24"/>
+          <w:u w:val="single"/>
+          <w:lang w:val="es-ES_tradnl" w:eastAsia="es-ES_tradnl"/>
+        </w:rPr>
+      </w:pPr>
+      <w:bookmarkStart w:id="0" w:name="_Hlk64740944"/>
+      <w:r>
+        <w:rPr>
+          <w:rFonts w:cs="Arial"/>
+          <w:bCs/>
+          <w:color w:val="000000" w:themeColor="text1"/>
+          <w:szCs w:val="24"/>
+          <w:u w:val="single"/>
+          <w:lang w:val="es-ES_tradnl" w:eastAsia="es-ES_tradnl"/>
+        </w:rPr>
+        <w:t xml:space="preserve">Monto (Actual) </w:t>
+      </w:r>
+      <w:r>
+        <w:rPr>
+          <w:rFonts w:cs="Arial"/>
+          <w:b/>
+          <w:szCs w:val="24"/>
+          <w:u w:val="single"/>
+        </w:rPr>
+        <w:t xml:space="preserve">UF </w:t>
+      </w:r>
+      <w:proofErr w:type="gramStart"/>
+      <w:r>
+        <w:rPr>
+          <w:rFonts w:cs="Arial"/>
+          <w:b/>
+          <w:szCs w:val="24"/>
+          <w:u w:val="single"/>
+        </w:rPr>
+        <w:t xml:space="preserve">{{ </w:t>
+      </w:r>
+      <w:proofErr w:type="spellStart"/>
+      <w:r>
+        <w:rPr>
+          <w:rFonts w:cs="Arial"/>
+          <w:b/>
+          <w:szCs w:val="24"/>
+          <w:u w:val="single"/>
+        </w:rPr>
+        <w:t>seccion</w:t>
+      </w:r>
+      <w:proofErr w:type="gramEnd"/>
+      <w:r>
+        <w:rPr>
+          <w:rFonts w:cs="Arial"/>
+          <w:b/>
+          <w:szCs w:val="24"/>
+          <w:u w:val="single"/>
+        </w:rPr>
+        <w:t>.monto_asegurado</w:t>
+      </w:r>
+      <w:proofErr w:type="spellEnd"/>
+      <w:r>
+        <w:rPr>
+          <w:rFonts w:cs="Arial"/>
+          <w:b/>
+          <w:szCs w:val="24"/>
+          <w:u w:val="single"/>
+        </w:rPr>
+        <w:t xml:space="preserve"> }}</w:t>
+      </w:r>
+      <w:r>
+        <w:rPr>
+          <w:rFonts w:cs="Arial"/>
+          <w:bCs/>
+          <w:color w:val="000000" w:themeColor="text1"/>
+          <w:szCs w:val="24"/>
+          <w:u w:val="single"/>
+          <w:lang w:val="es-ES_tradnl" w:eastAsia="es-ES_tradnl"/>
+        </w:rPr>
+        <w:t xml:space="preserve">: Simulación de Seguro Bienes y Espacios Comunes </w:t>
+      </w:r>
+      <w:r>
+        <w:rPr>
+          <w:rFonts w:cs="Arial"/>
+          <w:b/>
+          <w:color w:val="000000" w:themeColor="text1"/>
+          <w:szCs w:val="24"/>
+          <w:u w:val="single"/>
+          <w:lang w:val="es-ES_tradnl" w:eastAsia="es-ES_tradnl"/>
+        </w:rPr>
+        <w:t>Incendio + Sismo + Adicionales</w:t>
+      </w:r>
+      <w:r>
+        <w:rPr>
+          <w:rFonts w:cs="Arial"/>
+          <w:bCs/>
+          <w:color w:val="000000" w:themeColor="text1"/>
+          <w:szCs w:val="24"/>
+          <w:u w:val="single"/>
+          <w:lang w:val="es-ES_tradnl" w:eastAsia="es-ES_tradnl"/>
+        </w:rPr>
+        <w:t xml:space="preserve"> </w:t>
+      </w:r>
+      <w:r>
+        <w:rPr>
+          <w:rFonts w:cs="Arial"/>
+          <w:bCs/>
+          <w:color w:val="000000" w:themeColor="text1"/>
+          <w:szCs w:val="24"/>
+          <w:u w:val="single"/>
+          <w:lang w:val="es-ES_tradnl" w:eastAsia="es-ES_tradnl"/>
+        </w:rPr>
+        <w:t xml:space="preserve">{{ </w:t>
+      </w:r>
+      <w:proofErr w:type="spellStart"/>
+      <w:r>
+        <w:rPr>
+          <w:rFonts w:cs="Arial"/>
+          <w:bCs/>
+          <w:color w:val="000000" w:themeColor="text1"/>
+          <w:szCs w:val="24"/>
+          <w:u w:val="single"/>
+          <w:lang w:val="es-ES_tradnl" w:eastAsia="es-ES_tradnl"/>
+        </w:rPr>
+        <w:t>year_actual</w:t>
+      </w:r>
+      <w:proofErr w:type="spellEnd"/>
+      <w:r>
+        <w:rPr>
+          <w:rFonts w:cs="Arial"/>
+          <w:bCs/>
+          <w:color w:val="000000" w:themeColor="text1"/>
+          <w:szCs w:val="24"/>
+          <w:u w:val="single"/>
+          <w:lang w:val="es-ES_tradnl" w:eastAsia="es-ES_tradnl"/>
+        </w:rPr>
+        <w:t xml:space="preserve"> }}</w:t>
+      </w:r>
+      <w:r>
+        <w:rPr>
+          <w:rFonts w:cs="Arial"/>
+          <w:bCs/>
+          <w:color w:val="000000" w:themeColor="text1"/>
+          <w:szCs w:val="24"/>
+          <w:u w:val="single"/>
+          <w:lang w:val="es-ES_tradnl" w:eastAsia="es-ES_tradnl"/>
+        </w:rPr>
+        <w:t>.</w:t>
+      </w:r>
+      <w:bookmarkEnd w:id="0"/>
+      <w:r>
+        <w:rPr>
+          <w:rFonts w:cs="Arial"/>
+          <w:b/>
+          <w:bCs/>
+          <w:color w:val="FF0000"/>
+          <w:szCs w:val="24"/>
+          <w:u w:val="single"/>
+          <w:lang w:val="es-ES_tradnl" w:eastAsia="es-ES_tradnl"/>
+        </w:rPr>
+        <w:t xml:space="preserve"> </w:t>
+      </w:r>
+    </w:p>
+    <w:p>
+      <w:pPr>
+        <w:spacing w:before="100" w:beforeAutospacing="1" w:after="100" w:afterAutospacing="1" w:line="240" w:lineRule="auto"/>
+        <w:rPr>
+          <w:rFonts w:cs="Arial"/>
+          <w:color w:val="000000" w:themeColor="text1"/>
+          <w:szCs w:val="24"/>
+          <w:lang w:val="es-ES_tradnl" w:eastAsia="es-ES_tradnl"/>
+        </w:rPr>
+      </w:pPr>
+      <w:r>
+        <w:rPr>
+          <w:rFonts w:cs="Arial"/>
+          <w:color w:val="000000" w:themeColor="text1"/>
+          <w:szCs w:val="24"/>
+          <w:lang w:val="es-ES_tradnl" w:eastAsia="es-ES_tradnl"/>
+        </w:rPr>
+        <w:t>{%</w:t>
+      </w:r>
+      <w:r>
+        <w:rPr>
+          <w:rFonts w:cs="Arial"/>
+          <w:color w:val="000000" w:themeColor="text1"/>
+          <w:szCs w:val="24"/>
+          <w:lang w:val="es-ES_tradnl" w:eastAsia="es-ES_tradnl"/>
+        </w:rPr>
+        <w:t xml:space="preserve"> </w:t>
+      </w:r>
+      <w:proofErr w:type="spellStart"/>
+      <w:r>
+        <w:rPr>
+          <w:rFonts w:cs="Arial"/>
+          <w:color w:val="000000" w:themeColor="text1"/>
+          <w:szCs w:val="24"/>
+          <w:lang w:val="es-ES_tradnl" w:eastAsia="es-ES_tradnl"/>
+        </w:rPr>
+        <w:t>for</w:t>
+      </w:r>
+      <w:proofErr w:type="spellEnd"/>
+      <w:r>
+        <w:rPr>
+          <w:rFonts w:cs="Arial"/>
+          <w:color w:val="000000" w:themeColor="text1"/>
+          <w:szCs w:val="24"/>
+          <w:lang w:val="es-ES_tradnl" w:eastAsia="es-ES_tradnl"/>
+        </w:rPr>
         <w:t xml:space="preserve"> detalle in </w:t>
       </w:r>
       <w:proofErr w:type="spellStart"/>
-      <w:r>
-        <w:rPr>
-          <w:rFonts w:cs="Arial"/>
-          <w:color w:val="000000" w:themeColor="text1"/>
-          <w:szCs w:val="24"/>
-          <w:lang w:val="es-ES_tradnl" w:eastAsia="es-ES_tradnl"/>
-        </w:rPr>
-        <w:t>detalles_monto_asegurado_actual</w:t>
+      <w:proofErr w:type="gramStart"/>
+      <w:r>
+        <w:rPr>
+          <w:rFonts w:cs="Arial"/>
+          <w:color w:val="000000" w:themeColor="text1"/>
+          <w:szCs w:val="24"/>
+          <w:lang w:val="es-ES_tradnl" w:eastAsia="es-ES_tradnl"/>
+        </w:rPr>
+        <w:t>seccion.detalles</w:t>
+      </w:r>
+      <w:proofErr w:type="gramEnd"/>
+      <w:r>
+        <w:rPr>
+          <w:rFonts w:cs="Arial"/>
+          <w:color w:val="000000" w:themeColor="text1"/>
+          <w:szCs w:val="24"/>
+          <w:lang w:val="es-ES_tradnl" w:eastAsia="es-ES_tradnl"/>
+        </w:rPr>
+        <w:t>_monto_asegurado</w:t>
       </w:r>
       <w:proofErr w:type="spellEnd"/>
       <w:r>
@@ -3588,7 +3778,14 @@
                 <w:rFonts w:cs="Arial"/>
                 <w:szCs w:val="24"/>
               </w:rPr>
-              <w:t>detalle.monto_asegurado</w:t>
+              <w:t>seccion</w:t>
+            </w:r>
+            <w:r>
+              <w:rPr>
+                <w:rFonts w:cs="Arial"/>
+                <w:szCs w:val="24"/>
+              </w:rPr>
+              <w:t>.monto_asegurado</w:t>
             </w:r>
             <w:proofErr w:type="spellEnd"/>
             <w:r>
@@ -3820,43 +4017,132 @@
             <w:r>
               <w:rPr>
                 <w:rFonts w:eastAsia="Times New Roman" w:cs="Arial"/>
+                <w:bCs/>
                 <w:color w:val="000000"/>
                 <w:szCs w:val="24"/>
                 <w:lang w:val="es-ES_tradnl" w:eastAsia="es-ES_tradnl"/>
               </w:rPr>
-              <w:t xml:space="preserve">Lo cual promediado entre sus </w:t>
-            </w:r>
-            <w:proofErr w:type="gramStart"/>
-            <w:r>
-              <w:rPr>
-                <w:rFonts w:cs="Arial"/>
+              <w:t xml:space="preserve">{% </w:t>
+            </w:r>
+            <w:proofErr w:type="spellStart"/>
+            <w:r>
+              <w:rPr>
+                <w:rFonts w:eastAsia="Times New Roman" w:cs="Arial"/>
+                <w:bCs/>
+                <w:color w:val="000000"/>
                 <w:szCs w:val="24"/>
-              </w:rPr>
-              <w:t xml:space="preserve">{{ </w:t>
+                <w:lang w:val="es-ES_tradnl" w:eastAsia="es-ES_tradnl"/>
+              </w:rPr>
+              <w:t>if</w:t>
+            </w:r>
+            <w:proofErr w:type="spellEnd"/>
+            <w:r>
+              <w:rPr>
+                <w:rFonts w:eastAsia="Times New Roman" w:cs="Arial"/>
+                <w:bCs/>
+                <w:color w:val="000000"/>
+                <w:szCs w:val="24"/>
+                <w:lang w:val="es-ES_tradnl" w:eastAsia="es-ES_tradnl"/>
+              </w:rPr>
+              <w:t xml:space="preserve"> </w:t>
             </w:r>
             <w:proofErr w:type="spellStart"/>
             <w:r>
               <w:rPr>
-                <w:rFonts w:cs="Arial"/>
+                <w:rFonts w:eastAsia="Times New Roman" w:cs="Arial"/>
+                <w:bCs/>
+                <w:color w:val="000000"/>
                 <w:szCs w:val="24"/>
-              </w:rPr>
-              <w:t>cantidad</w:t>
-            </w:r>
-            <w:proofErr w:type="gramEnd"/>
-            <w:r>
-              <w:rPr>
-                <w:rFonts w:cs="Arial"/>
+                <w:lang w:val="es-ES_tradnl" w:eastAsia="es-ES_tradnl"/>
+              </w:rPr>
+              <w:t>seccion.numero_propietarios</w:t>
+            </w:r>
+            <w:proofErr w:type="spellEnd"/>
+            <w:r>
+              <w:rPr>
+                <w:rFonts w:eastAsia="Times New Roman" w:cs="Arial"/>
+                <w:bCs/>
+                <w:color w:val="000000"/>
                 <w:szCs w:val="24"/>
-              </w:rPr>
-              <w:t>_unidades</w:t>
+                <w:lang w:val="es-ES_tradnl" w:eastAsia="es-ES_tradnl"/>
+              </w:rPr>
+              <w:t xml:space="preserve"> </w:t>
+            </w:r>
+            <w:proofErr w:type="spellStart"/>
+            <w:r>
+              <w:rPr>
+                <w:rFonts w:eastAsia="Times New Roman" w:cs="Arial"/>
+                <w:bCs/>
+                <w:color w:val="000000"/>
+                <w:szCs w:val="24"/>
+                <w:lang w:val="es-ES_tradnl" w:eastAsia="es-ES_tradnl"/>
+              </w:rPr>
+              <w:t>i</w:t>
+            </w:r>
+            <w:r>
+              <w:rPr>
+                <w:rFonts w:eastAsia="Times New Roman" w:cs="Arial"/>
+                <w:bCs/>
+                <w:color w:val="000000"/>
+                <w:szCs w:val="24"/>
+                <w:lang w:val="es-ES_tradnl" w:eastAsia="es-ES_tradnl"/>
+              </w:rPr>
+              <w:t>s</w:t>
             </w:r>
             <w:proofErr w:type="spellEnd"/>
             <w:r>
               <w:rPr>
-                <w:rFonts w:cs="Arial"/>
+                <w:rFonts w:eastAsia="Times New Roman" w:cs="Arial"/>
+                <w:bCs/>
+                <w:color w:val="000000"/>
                 <w:szCs w:val="24"/>
-              </w:rPr>
-              <w:t xml:space="preserve"> }}</w:t>
+                <w:lang w:val="es-ES_tradnl" w:eastAsia="es-ES_tradnl"/>
+              </w:rPr>
+              <w:t xml:space="preserve"> </w:t>
+            </w:r>
+            <w:proofErr w:type="spellStart"/>
+            <w:r>
+              <w:rPr>
+                <w:rFonts w:eastAsia="Times New Roman" w:cs="Arial"/>
+                <w:bCs/>
+                <w:color w:val="000000"/>
+                <w:szCs w:val="24"/>
+                <w:lang w:val="es-ES_tradnl" w:eastAsia="es-ES_tradnl"/>
+              </w:rPr>
+              <w:t>not</w:t>
+            </w:r>
+            <w:proofErr w:type="spellEnd"/>
+            <w:r>
+              <w:rPr>
+                <w:rFonts w:eastAsia="Times New Roman" w:cs="Arial"/>
+                <w:bCs/>
+                <w:color w:val="000000"/>
+                <w:szCs w:val="24"/>
+                <w:lang w:val="es-ES_tradnl" w:eastAsia="es-ES_tradnl"/>
+              </w:rPr>
+              <w:t xml:space="preserve"> </w:t>
+            </w:r>
+            <w:proofErr w:type="spellStart"/>
+            <w:r>
+              <w:rPr>
+                <w:rFonts w:eastAsia="Times New Roman" w:cs="Arial"/>
+                <w:bCs/>
+                <w:color w:val="000000"/>
+                <w:szCs w:val="24"/>
+                <w:lang w:val="es-ES_tradnl" w:eastAsia="es-ES_tradnl"/>
+              </w:rPr>
+              <w:t>none</w:t>
+            </w:r>
+            <w:proofErr w:type="spellEnd"/>
+            <w:r>
+              <w:rPr>
+                <w:rFonts w:eastAsia="Times New Roman" w:cs="Arial"/>
+                <w:bCs/>
+                <w:color w:val="000000"/>
+                <w:szCs w:val="24"/>
+                <w:lang w:val="es-ES_tradnl" w:eastAsia="es-ES_tradnl"/>
+              </w:rPr>
+              <w:t xml:space="preserve"> %}</w:t>
             </w:r>
             <w:r>
               <w:rPr>
@@ -3865,29 +4151,22 @@
                 <w:szCs w:val="24"/>
                 <w:lang w:val="es-ES_tradnl" w:eastAsia="es-ES_tradnl"/>
               </w:rPr>
-              <w:t xml:space="preserve"> propietarios, nos da un costo unitario de </w:t>
+              <w:t xml:space="preserve">Lo cual promediado entre sus </w:t>
             </w:r>
             <w:r>
               <w:rPr>
                 <w:rFonts w:cs="Arial"/>
                 <w:szCs w:val="24"/>
               </w:rPr>
-              <w:t xml:space="preserve">$ </w:t>
-            </w:r>
+              <w:t xml:space="preserve">{{ </w:t>
+            </w:r>
+            <w:proofErr w:type="spellStart"/>
             <w:r>
               <w:rPr>
                 <w:rFonts w:cs="Arial"/>
                 <w:szCs w:val="24"/>
               </w:rPr>
-              <w:t xml:space="preserve">{{ </w:t>
-            </w:r>
-            <w:proofErr w:type="spellStart"/>
-            <w:r>
-              <w:rPr>
-                <w:rFonts w:cs="Arial"/>
-                <w:szCs w:val="24"/>
-              </w:rPr>
-              <w:t>detalle.prorrateo_pesos</w:t>
+              <w:t>seccion.numero_propietarios</w:t>
             </w:r>
             <w:proofErr w:type="spellEnd"/>
             <w:r>
@@ -3904,7 +4183,75 @@
                 <w:szCs w:val="24"/>
                 <w:lang w:val="es-ES_tradnl" w:eastAsia="es-ES_tradnl"/>
               </w:rPr>
+              <w:t xml:space="preserve"> propietarios, nos da un costo unitario de </w:t>
+            </w:r>
+            <w:r>
+              <w:rPr>
+                <w:rFonts w:cs="Arial"/>
+                <w:szCs w:val="24"/>
+              </w:rPr>
+              <w:t xml:space="preserve">$ </w:t>
+            </w:r>
+            <w:r>
+              <w:rPr>
+                <w:rFonts w:cs="Arial"/>
+                <w:szCs w:val="24"/>
+              </w:rPr>
+              <w:t xml:space="preserve">{{ </w:t>
+            </w:r>
+            <w:proofErr w:type="spellStart"/>
+            <w:r>
+              <w:rPr>
+                <w:rFonts w:cs="Arial"/>
+                <w:szCs w:val="24"/>
+              </w:rPr>
+              <w:t>detalle.prorrateo_pesos</w:t>
+            </w:r>
+            <w:proofErr w:type="spellEnd"/>
+            <w:r>
+              <w:rPr>
+                <w:rFonts w:cs="Arial"/>
+                <w:szCs w:val="24"/>
+              </w:rPr>
+              <w:t xml:space="preserve"> }}</w:t>
+            </w:r>
+            <w:r>
+              <w:rPr>
+                <w:rFonts w:eastAsia="Times New Roman" w:cs="Arial"/>
+                <w:color w:val="000000"/>
+                <w:szCs w:val="24"/>
+                <w:lang w:val="es-ES_tradnl" w:eastAsia="es-ES_tradnl"/>
+              </w:rPr>
               <w:t xml:space="preserve"> aprox.</w:t>
+            </w:r>
+            <w:r>
+              <w:rPr>
+                <w:rFonts w:eastAsia="Times New Roman" w:cs="Arial"/>
+                <w:color w:val="000000"/>
+                <w:szCs w:val="24"/>
+                <w:lang w:val="es-ES_tradnl" w:eastAsia="es-ES_tradnl"/>
+              </w:rPr>
+              <w:t xml:space="preserve"> {% </w:t>
+            </w:r>
+            <w:proofErr w:type="spellStart"/>
+            <w:r>
+              <w:rPr>
+                <w:rFonts w:eastAsia="Times New Roman" w:cs="Arial"/>
+                <w:color w:val="000000"/>
+                <w:szCs w:val="24"/>
+                <w:lang w:val="es-ES_tradnl" w:eastAsia="es-ES_tradnl"/>
+              </w:rPr>
+              <w:t>endif</w:t>
+            </w:r>
+            <w:proofErr w:type="spellEnd"/>
+            <w:r>
+              <w:rPr>
+                <w:rFonts w:eastAsia="Times New Roman" w:cs="Arial"/>
+                <w:color w:val="000000"/>
+                <w:szCs w:val="24"/>
+                <w:lang w:val="es-ES_tradnl" w:eastAsia="es-ES_tradnl"/>
+              </w:rPr>
+              <w:t xml:space="preserve"> %}</w:t>
             </w:r>
           </w:p>
         </w:tc>
@@ -3965,9 +4312,8 @@
         <w:jc w:val="both"/>
         <w:rPr>
           <w:rFonts w:cs="Arial"/>
-          <w:b/>
-          <w:bCs/>
-          <w:color w:val="FF0000"/>
+          <w:bCs/>
+          <w:color w:val="000000" w:themeColor="text1"/>
           <w:szCs w:val="24"/>
           <w:u w:val="single"/>
           <w:lang w:val="es-ES_tradnl" w:eastAsia="es-ES_tradnl"/>
@@ -3982,8 +4328,10 @@
           <w:u w:val="single"/>
           <w:lang w:val="es-ES_tradnl" w:eastAsia="es-ES_tradnl"/>
         </w:rPr>
-        <w:t>4</w:t>
-      </w:r>
+        <w:lastRenderedPageBreak/>
+        <w:t>4.</w:t>
+      </w:r>
+      <w:proofErr w:type="gramStart"/>
       <w:r>
         <w:rPr>
           <w:rFonts w:cs="Arial"/>
@@ -3993,8 +4341,9 @@
           <w:u w:val="single"/>
           <w:lang w:val="es-ES_tradnl" w:eastAsia="es-ES_tradnl"/>
         </w:rPr>
-        <w:t>.1.1</w:t>
-      </w:r>
+        <w:t xml:space="preserve">{{ </w:t>
+      </w:r>
+      <w:proofErr w:type="spellStart"/>
       <w:r>
         <w:rPr>
           <w:rFonts w:cs="Arial"/>
@@ -4004,8 +4353,9 @@
           <w:u w:val="single"/>
           <w:lang w:val="es-ES_tradnl" w:eastAsia="es-ES_tradnl"/>
         </w:rPr>
-        <w:t xml:space="preserve">.- </w:t>
-      </w:r>
+        <w:t>seccion</w:t>
+      </w:r>
+      <w:proofErr w:type="gramEnd"/>
       <w:r>
         <w:rPr>
           <w:rFonts w:cs="Arial"/>
@@ -4015,8 +4365,9 @@
           <w:u w:val="single"/>
           <w:lang w:val="es-ES_tradnl" w:eastAsia="es-ES_tradnl"/>
         </w:rPr>
-        <w:t>Cuadro Comparativo: Monto (Actual)</w:t>
-      </w:r>
+        <w:t>.n</w:t>
+      </w:r>
+      <w:proofErr w:type="spellEnd"/>
       <w:r>
         <w:rPr>
           <w:rFonts w:cs="Arial"/>
@@ -4026,24 +4377,118 @@
           <w:u w:val="single"/>
           <w:lang w:val="es-ES_tradnl" w:eastAsia="es-ES_tradnl"/>
         </w:rPr>
+        <w:t xml:space="preserve"> }}</w:t>
+      </w:r>
+      <w:r>
+        <w:rPr>
+          <w:rFonts w:cs="Arial"/>
+          <w:bCs/>
+          <w:color w:val="000000" w:themeColor="text1"/>
+          <w:szCs w:val="24"/>
+          <w:u w:val="single"/>
+          <w:lang w:val="es-ES_tradnl" w:eastAsia="es-ES_tradnl"/>
+        </w:rPr>
+        <w:t xml:space="preserve">.1.- Cuadro Comparativo: Monto (Actual) </w:t>
+      </w:r>
+      <w:r>
+        <w:rPr>
+          <w:rFonts w:cs="Arial"/>
+          <w:b/>
+          <w:szCs w:val="24"/>
+          <w:u w:val="single"/>
+        </w:rPr>
+        <w:t xml:space="preserve">UF </w:t>
+      </w:r>
+      <w:r>
+        <w:rPr>
+          <w:rFonts w:cs="Arial"/>
+          <w:b/>
+          <w:szCs w:val="24"/>
+          <w:u w:val="single"/>
+        </w:rPr>
+        <w:t xml:space="preserve">{{ </w:t>
+      </w:r>
+      <w:proofErr w:type="spellStart"/>
+      <w:r>
+        <w:rPr>
+          <w:rFonts w:cs="Arial"/>
+          <w:b/>
+          <w:szCs w:val="24"/>
+          <w:u w:val="single"/>
+        </w:rPr>
+        <w:t>seccion.</w:t>
+      </w:r>
+      <w:r>
+        <w:rPr>
+          <w:rFonts w:cs="Arial"/>
+          <w:b/>
+          <w:szCs w:val="24"/>
+          <w:u w:val="single"/>
+        </w:rPr>
+        <w:t>monto_asegurado</w:t>
+      </w:r>
+      <w:proofErr w:type="spellEnd"/>
+      <w:r>
+        <w:rPr>
+          <w:rFonts w:cs="Arial"/>
+          <w:b/>
+          <w:szCs w:val="24"/>
+          <w:u w:val="single"/>
+        </w:rPr>
+        <w:t xml:space="preserve"> }}</w:t>
+      </w:r>
+      <w:r>
+        <w:rPr>
+          <w:rFonts w:cs="Arial"/>
+          <w:b/>
+          <w:color w:val="000000" w:themeColor="text1"/>
+          <w:szCs w:val="24"/>
+          <w:u w:val="single"/>
+          <w:lang w:val="es-ES_tradnl" w:eastAsia="es-ES_tradnl"/>
+        </w:rPr>
         <w:t xml:space="preserve"> </w:t>
       </w:r>
       <w:r>
         <w:rPr>
           <w:rFonts w:cs="Arial"/>
-          <w:b/>
+          <w:bCs/>
+          <w:color w:val="000000" w:themeColor="text1"/>
           <w:szCs w:val="24"/>
           <w:u w:val="single"/>
-        </w:rPr>
-        <w:t xml:space="preserve">UF </w:t>
-      </w:r>
-      <w:proofErr w:type="gramStart"/>
-      <w:r>
-        <w:rPr>
-          <w:rFonts w:cs="Arial"/>
-          <w:b/>
+          <w:lang w:val="es-ES_tradnl" w:eastAsia="es-ES_tradnl"/>
+        </w:rPr>
+        <w:t xml:space="preserve">de Seguro Bienes y Espacios Comunes </w:t>
+      </w:r>
+      <w:r>
+        <w:rPr>
+          <w:rFonts w:cs="Arial"/>
+          <w:b/>
+          <w:color w:val="000000" w:themeColor="text1"/>
           <w:szCs w:val="24"/>
           <w:u w:val="single"/>
+          <w:lang w:val="es-ES_tradnl" w:eastAsia="es-ES_tradnl"/>
+        </w:rPr>
+        <w:t>Incendio + Sismo + Adicionales</w:t>
+      </w:r>
+      <w:r>
+        <w:rPr>
+          <w:rFonts w:cs="Arial"/>
+          <w:bCs/>
+          <w:color w:val="000000" w:themeColor="text1"/>
+          <w:szCs w:val="24"/>
+          <w:u w:val="single"/>
+          <w:lang w:val="es-ES_tradnl" w:eastAsia="es-ES_tradnl"/>
+        </w:rPr>
+        <w:t xml:space="preserve"> </w:t>
+      </w:r>
+      <w:r>
+        <w:rPr>
+          <w:rFonts w:cs="Arial"/>
+          <w:bCs/>
+          <w:color w:val="000000" w:themeColor="text1"/>
+          <w:szCs w:val="24"/>
+          <w:u w:val="single"/>
+          <w:lang w:val="es-ES_tradnl" w:eastAsia="es-ES_tradnl"/>
         </w:rPr>
         <w:t xml:space="preserve">{{ </w:t>
       </w:r>
@@ -4051,222 +4496,31 @@
       <w:r>
         <w:rPr>
           <w:rFonts w:cs="Arial"/>
-          <w:b/>
+          <w:bCs/>
+          <w:color w:val="000000" w:themeColor="text1"/>
           <w:szCs w:val="24"/>
           <w:u w:val="single"/>
-        </w:rPr>
-        <w:t>monto</w:t>
-      </w:r>
-      <w:proofErr w:type="gramEnd"/>
-      <w:r>
-        <w:rPr>
-          <w:rFonts w:cs="Arial"/>
-          <w:b/>
+          <w:lang w:val="es-ES_tradnl" w:eastAsia="es-ES_tradnl"/>
+        </w:rPr>
+        <w:t>year_actual</w:t>
+      </w:r>
+      <w:proofErr w:type="spellEnd"/>
+      <w:r>
+        <w:rPr>
+          <w:rFonts w:cs="Arial"/>
+          <w:bCs/>
+          <w:color w:val="000000" w:themeColor="text1"/>
           <w:szCs w:val="24"/>
           <w:u w:val="single"/>
-        </w:rPr>
-        <w:t>_asegurado_actual</w:t>
-      </w:r>
-      <w:proofErr w:type="spellEnd"/>
-      <w:r>
-        <w:rPr>
-          <w:rFonts w:cs="Arial"/>
-          <w:b/>
-          <w:szCs w:val="24"/>
-          <w:u w:val="single"/>
+          <w:lang w:val="es-ES_tradnl" w:eastAsia="es-ES_tradnl"/>
         </w:rPr>
         <w:t xml:space="preserve"> }}</w:t>
       </w:r>
       <w:r>
         <w:rPr>
           <w:rFonts w:cs="Arial"/>
-          <w:b/>
-          <w:color w:val="000000" w:themeColor="text1"/>
-          <w:szCs w:val="24"/>
-          <w:u w:val="single"/>
-          <w:lang w:val="es-ES_tradnl" w:eastAsia="es-ES_tradnl"/>
-        </w:rPr>
-        <w:t xml:space="preserve"> </w:t>
-      </w:r>
-      <w:r>
-        <w:rPr>
-          <w:rFonts w:cs="Arial"/>
-          <w:bCs/>
-          <w:color w:val="000000" w:themeColor="text1"/>
-          <w:szCs w:val="24"/>
-          <w:u w:val="single"/>
-          <w:lang w:val="es-ES_tradnl" w:eastAsia="es-ES_tradnl"/>
-        </w:rPr>
-        <w:t xml:space="preserve">de Seguro Bienes y Espacios Comunes </w:t>
-      </w:r>
-      <w:r>
-        <w:rPr>
-          <w:rFonts w:cs="Arial"/>
-          <w:b/>
-          <w:color w:val="000000" w:themeColor="text1"/>
-          <w:szCs w:val="24"/>
-          <w:u w:val="single"/>
-          <w:lang w:val="es-ES_tradnl" w:eastAsia="es-ES_tradnl"/>
-        </w:rPr>
-        <w:t>Incendio + Sismo + Adicionales</w:t>
-      </w:r>
-      <w:r>
-        <w:rPr>
-          <w:rFonts w:cs="Arial"/>
-          <w:bCs/>
-          <w:color w:val="000000" w:themeColor="text1"/>
-          <w:szCs w:val="24"/>
-          <w:u w:val="single"/>
-          <w:lang w:val="es-ES_tradnl" w:eastAsia="es-ES_tradnl"/>
-        </w:rPr>
-        <w:t xml:space="preserve"> </w:t>
-      </w:r>
-      <w:r>
-        <w:rPr>
-          <w:rFonts w:cs="Arial"/>
-          <w:bCs/>
-          <w:color w:val="000000" w:themeColor="text1"/>
-          <w:szCs w:val="24"/>
-          <w:u w:val="single"/>
-          <w:lang w:val="es-ES_tradnl" w:eastAsia="es-ES_tradnl"/>
-        </w:rPr>
-        <w:t xml:space="preserve">{{ </w:t>
-      </w:r>
-      <w:proofErr w:type="spellStart"/>
-      <w:r>
-        <w:rPr>
-          <w:rFonts w:cs="Arial"/>
-          <w:bCs/>
-          <w:color w:val="000000" w:themeColor="text1"/>
-          <w:szCs w:val="24"/>
-          <w:u w:val="single"/>
-          <w:lang w:val="es-ES_tradnl" w:eastAsia="es-ES_tradnl"/>
-        </w:rPr>
-        <w:t>year_actual</w:t>
-      </w:r>
-      <w:proofErr w:type="spellEnd"/>
-      <w:r>
-        <w:rPr>
-          <w:rFonts w:cs="Arial"/>
-          <w:bCs/>
-          <w:color w:val="000000" w:themeColor="text1"/>
-          <w:szCs w:val="24"/>
-          <w:u w:val="single"/>
-          <w:lang w:val="es-ES_tradnl" w:eastAsia="es-ES_tradnl"/>
-        </w:rPr>
-        <w:t xml:space="preserve"> }}</w:t>
-      </w:r>
-      <w:r>
-        <w:rPr>
-          <w:rFonts w:cs="Arial"/>
-          <w:bCs/>
-          <w:color w:val="000000" w:themeColor="text1"/>
-          <w:szCs w:val="24"/>
-          <w:u w:val="single"/>
-          <w:lang w:val="es-ES_tradnl" w:eastAsia="es-ES_tradnl"/>
-        </w:rPr>
-        <w:t>.</w:t>
-      </w:r>
-      <w:r>
-        <w:rPr>
-          <w:rFonts w:cs="Arial"/>
-          <w:bCs/>
-          <w:color w:val="000000" w:themeColor="text1"/>
-          <w:szCs w:val="24"/>
-          <w:u w:val="single"/>
-          <w:lang w:val="es-ES_tradnl" w:eastAsia="es-ES_tradnl"/>
-        </w:rPr>
-        <w:t xml:space="preserve"> </w:t>
-      </w:r>
-      <w:r>
-        <w:rPr>
-          <w:rFonts w:cs="Arial"/>
-          <w:b/>
-          <w:bCs/>
-          <w:color w:val="FF0000"/>
-          <w:szCs w:val="24"/>
-          <w:u w:val="single"/>
-          <w:lang w:val="es-ES_tradnl" w:eastAsia="es-ES_tradnl"/>
-        </w:rPr>
-        <w:t>Infraseguro</w:t>
-      </w:r>
-      <w:r>
-        <w:rPr>
-          <w:rFonts w:cs="Arial"/>
-          <w:b/>
-          <w:bCs/>
-          <w:color w:val="FF0000"/>
-          <w:szCs w:val="24"/>
-          <w:u w:val="single"/>
-          <w:lang w:val="es-ES_tradnl" w:eastAsia="es-ES_tradnl"/>
-        </w:rPr>
-        <w:t xml:space="preserve"> </w:t>
-      </w:r>
-      <w:proofErr w:type="gramStart"/>
-      <w:r>
-        <w:rPr>
-          <w:rFonts w:cs="Arial"/>
-          <w:b/>
-          <w:bCs/>
-          <w:color w:val="FF0000"/>
-          <w:szCs w:val="24"/>
-          <w:u w:val="single"/>
-        </w:rPr>
-        <w:t xml:space="preserve">{{ </w:t>
-      </w:r>
-      <w:proofErr w:type="spellStart"/>
-      <w:r>
-        <w:rPr>
-          <w:rFonts w:cs="Arial"/>
-          <w:b/>
-          <w:bCs/>
-          <w:color w:val="FF0000"/>
-          <w:szCs w:val="24"/>
-          <w:u w:val="single"/>
-        </w:rPr>
-        <w:t>porcentaje</w:t>
-      </w:r>
-      <w:proofErr w:type="gramEnd"/>
-      <w:r>
-        <w:rPr>
-          <w:rFonts w:cs="Arial"/>
-          <w:b/>
-          <w:bCs/>
-          <w:color w:val="FF0000"/>
-          <w:szCs w:val="24"/>
-          <w:u w:val="single"/>
-        </w:rPr>
-        <w:t>_infraseguro_actual</w:t>
-      </w:r>
-      <w:proofErr w:type="spellEnd"/>
-      <w:r>
-        <w:rPr>
-          <w:rFonts w:cs="Arial"/>
-          <w:b/>
-          <w:bCs/>
-          <w:color w:val="FF0000"/>
-          <w:szCs w:val="24"/>
-          <w:u w:val="single"/>
-        </w:rPr>
-        <w:t xml:space="preserve"> }}</w:t>
-      </w:r>
-      <w:r>
-        <w:rPr>
-          <w:rFonts w:cs="Arial"/>
-          <w:b/>
-          <w:bCs/>
-          <w:color w:val="FF0000"/>
-          <w:szCs w:val="24"/>
-          <w:u w:val="single"/>
-        </w:rPr>
-        <w:t>%</w:t>
-      </w:r>
-      <w:r>
-        <w:rPr>
-          <w:rFonts w:cs="Arial"/>
-          <w:b/>
-          <w:bCs/>
-          <w:color w:val="FF0000"/>
+          <w:bCs/>
+          <w:color w:val="000000" w:themeColor="text1"/>
           <w:szCs w:val="24"/>
           <w:u w:val="single"/>
           <w:lang w:val="es-ES_tradnl" w:eastAsia="es-ES_tradnl"/>
@@ -4279,2553 +4533,15 @@
         <w:spacing w:before="100" w:beforeAutospacing="1" w:after="100" w:afterAutospacing="1" w:line="240" w:lineRule="auto"/>
         <w:jc w:val="both"/>
         <w:rPr>
-          <w:rFonts w:eastAsia="Times New Roman" w:cs="Arial"/>
-          <w:b/>
-          <w:bCs/>
-          <w:color w:val="000000"/>
+          <w:rFonts w:cs="Arial"/>
+          <w:b/>
+          <w:bCs/>
+          <w:color w:val="FF0000"/>
           <w:szCs w:val="24"/>
           <w:u w:val="single"/>
           <w:lang w:val="es-ES_tradnl" w:eastAsia="es-ES_tradnl"/>
         </w:rPr>
       </w:pPr>
-    </w:p>
-    <w:bookmarkEnd w:id="1"/>
-    <w:p>
-      <w:pPr>
-        <w:spacing w:before="100" w:beforeAutospacing="1" w:after="100" w:afterAutospacing="1" w:line="240" w:lineRule="auto"/>
-        <w:jc w:val="both"/>
-        <w:rPr>
-          <w:rFonts w:cs="Arial"/>
-          <w:b/>
-          <w:bCs/>
-          <w:color w:val="000000" w:themeColor="text1"/>
-          <w:szCs w:val="24"/>
-          <w:lang w:val="es-ES_tradnl" w:eastAsia="es-ES_tradnl"/>
-        </w:rPr>
-      </w:pPr>
-      <w:r>
-        <w:rPr>
-          <w:rFonts w:cs="Arial"/>
-          <w:b/>
-          <w:bCs/>
-          <w:color w:val="000000" w:themeColor="text1"/>
-          <w:szCs w:val="24"/>
-          <w:lang w:val="es-ES_tradnl" w:eastAsia="es-ES_tradnl"/>
-        </w:rPr>
-        <w:pict w14:anchorId="40824C5C">
-          <v:shapetype id="_x0000_t75" coordsize="21600,21600" o:spt="75" o:preferrelative="t" path="m@4@5l@4@11@9@11@9@5xe" filled="f" stroked="f">
-            <v:stroke joinstyle="miter"/>
-            <v:formulas>
-              <v:f eqn="if lineDrawn pixelLineWidth 0"/>
-              <v:f eqn="sum @0 1 0"/>
-              <v:f eqn="sum 0 0 @1"/>
-              <v:f eqn="prod @2 1 2"/>
-              <v:f eqn="prod @3 21600 pixelWidth"/>
-              <v:f eqn="prod @3 21600 pixelHeight"/>
-              <v:f eqn="sum @0 0 1"/>
-              <v:f eqn="prod @6 1 2"/>
-              <v:f eqn="prod @7 21600 pixelWidth"/>
-              <v:f eqn="sum @8 21600 0"/>
-              <v:f eqn="prod @7 21600 pixelHeight"/>
-              <v:f eqn="sum @10 21600 0"/>
-            </v:formulas>
-            <v:path o:extrusionok="f" gradientshapeok="t" o:connecttype="rect"/>
-            <o:lock v:ext="edit" aspectratio="t"/>
-          </v:shapetype>
-          <v:shape id="_x0000_i1025" type="#_x0000_t75" style="width:943.2pt;height:102.6pt">
-            <v:imagedata r:id="rId8" o:title=""/>
-          </v:shape>
-        </w:pict>
-      </w:r>
-    </w:p>
-    <w:p>
-      <w:pPr>
-        <w:spacing w:before="100" w:beforeAutospacing="1" w:after="100" w:afterAutospacing="1" w:line="240" w:lineRule="auto"/>
-        <w:jc w:val="both"/>
-        <w:rPr>
-          <w:rFonts w:cs="Arial"/>
-          <w:b/>
-          <w:bCs/>
-          <w:color w:val="000000" w:themeColor="text1"/>
-          <w:szCs w:val="24"/>
-          <w:lang w:val="es-ES_tradnl" w:eastAsia="es-ES_tradnl"/>
-        </w:rPr>
-      </w:pPr>
-    </w:p>
-    <w:p>
-      <w:pPr>
-        <w:spacing w:before="100" w:beforeAutospacing="1" w:after="100" w:afterAutospacing="1" w:line="240" w:lineRule="auto"/>
-        <w:jc w:val="both"/>
-        <w:rPr>
-          <w:rFonts w:cs="Arial"/>
-          <w:b/>
-          <w:bCs/>
-          <w:color w:val="000000" w:themeColor="text1"/>
-          <w:szCs w:val="24"/>
-          <w:lang w:val="es-ES_tradnl" w:eastAsia="es-ES_tradnl"/>
-        </w:rPr>
-      </w:pPr>
-      <w:bookmarkStart w:id="2" w:name="_Hlk64741561"/>
-    </w:p>
-    <w:p>
-      <w:pPr>
-        <w:spacing w:before="100" w:beforeAutospacing="1" w:after="100" w:afterAutospacing="1" w:line="240" w:lineRule="auto"/>
-        <w:jc w:val="both"/>
-        <w:rPr>
-          <w:rFonts w:cs="Arial"/>
-          <w:b/>
-          <w:bCs/>
-          <w:color w:val="FF0000"/>
-          <w:szCs w:val="24"/>
-          <w:u w:val="single"/>
-          <w:lang w:val="es-ES_tradnl" w:eastAsia="es-ES_tradnl"/>
-        </w:rPr>
-      </w:pPr>
-      <w:r>
-        <w:rPr>
-          <w:rFonts w:cs="Arial"/>
-          <w:bCs/>
-          <w:color w:val="000000" w:themeColor="text1"/>
-          <w:szCs w:val="24"/>
-          <w:u w:val="single"/>
-          <w:lang w:val="es-ES_tradnl" w:eastAsia="es-ES_tradnl"/>
-        </w:rPr>
-        <w:t xml:space="preserve">4.2.- </w:t>
-      </w:r>
-      <w:r>
-        <w:rPr>
-          <w:rFonts w:cs="Arial"/>
-          <w:b/>
-          <w:color w:val="000000" w:themeColor="text1"/>
-          <w:szCs w:val="24"/>
-          <w:u w:val="single"/>
-          <w:lang w:val="es-ES_tradnl" w:eastAsia="es-ES_tradnl"/>
-        </w:rPr>
-        <w:t>Opción 2</w:t>
-      </w:r>
-      <w:r>
-        <w:rPr>
-          <w:rFonts w:cs="Arial"/>
-          <w:bCs/>
-          <w:color w:val="000000" w:themeColor="text1"/>
-          <w:szCs w:val="24"/>
-          <w:u w:val="single"/>
-          <w:lang w:val="es-ES_tradnl" w:eastAsia="es-ES_tradnl"/>
-        </w:rPr>
-        <w:t>: Monto (Ejemplo)</w:t>
-      </w:r>
-      <w:r>
-        <w:rPr>
-          <w:rFonts w:cs="Arial"/>
-          <w:bCs/>
-          <w:color w:val="000000" w:themeColor="text1"/>
-          <w:szCs w:val="24"/>
-          <w:u w:val="single"/>
-          <w:lang w:val="es-ES_tradnl" w:eastAsia="es-ES_tradnl"/>
-        </w:rPr>
-        <w:t xml:space="preserve"> </w:t>
-      </w:r>
-      <w:r>
-        <w:rPr>
-          <w:rFonts w:cs="Arial"/>
-          <w:b/>
-          <w:szCs w:val="24"/>
-          <w:u w:val="single"/>
-        </w:rPr>
-        <w:t xml:space="preserve">UF </w:t>
-      </w:r>
-      <w:proofErr w:type="gramStart"/>
-      <w:r>
-        <w:rPr>
-          <w:rFonts w:cs="Arial"/>
-          <w:b/>
-          <w:szCs w:val="24"/>
-          <w:u w:val="single"/>
-        </w:rPr>
-        <w:t xml:space="preserve">{{ </w:t>
-      </w:r>
-      <w:proofErr w:type="spellStart"/>
-      <w:r>
-        <w:rPr>
-          <w:rFonts w:cs="Arial"/>
-          <w:b/>
-          <w:szCs w:val="24"/>
-          <w:u w:val="single"/>
-        </w:rPr>
-        <w:t>monto</w:t>
-      </w:r>
-      <w:proofErr w:type="gramEnd"/>
-      <w:r>
-        <w:rPr>
-          <w:rFonts w:cs="Arial"/>
-          <w:b/>
-          <w:szCs w:val="24"/>
-          <w:u w:val="single"/>
-        </w:rPr>
-        <w:t>_asegurado_primer_ejemplo</w:t>
-      </w:r>
-      <w:proofErr w:type="spellEnd"/>
-      <w:r>
-        <w:rPr>
-          <w:rFonts w:cs="Arial"/>
-          <w:b/>
-          <w:szCs w:val="24"/>
-          <w:u w:val="single"/>
-        </w:rPr>
-        <w:t xml:space="preserve"> }}</w:t>
-      </w:r>
-      <w:r>
-        <w:rPr>
-          <w:rFonts w:cs="Arial"/>
-          <w:bCs/>
-          <w:color w:val="000000" w:themeColor="text1"/>
-          <w:szCs w:val="24"/>
-          <w:u w:val="single"/>
-          <w:lang w:val="es-ES_tradnl" w:eastAsia="es-ES_tradnl"/>
-        </w:rPr>
-        <w:t xml:space="preserve">: Simulación de Seguro Bienes y Espacios Comunes </w:t>
-      </w:r>
-      <w:r>
-        <w:rPr>
-          <w:rFonts w:cs="Arial"/>
-          <w:b/>
-          <w:color w:val="000000" w:themeColor="text1"/>
-          <w:szCs w:val="24"/>
-          <w:u w:val="single"/>
-          <w:lang w:val="es-ES_tradnl" w:eastAsia="es-ES_tradnl"/>
-        </w:rPr>
-        <w:t>Incendio + Sismo + Adicionales</w:t>
-      </w:r>
-      <w:r>
-        <w:rPr>
-          <w:rFonts w:cs="Arial"/>
-          <w:bCs/>
-          <w:color w:val="000000" w:themeColor="text1"/>
-          <w:szCs w:val="24"/>
-          <w:u w:val="single"/>
-          <w:lang w:val="es-ES_tradnl" w:eastAsia="es-ES_tradnl"/>
-        </w:rPr>
-        <w:t xml:space="preserve"> </w:t>
-      </w:r>
-      <w:r>
-        <w:rPr>
-          <w:rFonts w:cs="Arial"/>
-          <w:bCs/>
-          <w:color w:val="000000" w:themeColor="text1"/>
-          <w:szCs w:val="24"/>
-          <w:u w:val="single"/>
-          <w:lang w:val="es-ES_tradnl" w:eastAsia="es-ES_tradnl"/>
-        </w:rPr>
-        <w:t xml:space="preserve">{{ </w:t>
-      </w:r>
-      <w:proofErr w:type="spellStart"/>
-      <w:r>
-        <w:rPr>
-          <w:rFonts w:cs="Arial"/>
-          <w:bCs/>
-          <w:color w:val="000000" w:themeColor="text1"/>
-          <w:szCs w:val="24"/>
-          <w:u w:val="single"/>
-          <w:lang w:val="es-ES_tradnl" w:eastAsia="es-ES_tradnl"/>
-        </w:rPr>
-        <w:t>year_actual</w:t>
-      </w:r>
-      <w:proofErr w:type="spellEnd"/>
-      <w:r>
-        <w:rPr>
-          <w:rFonts w:cs="Arial"/>
-          <w:bCs/>
-          <w:color w:val="000000" w:themeColor="text1"/>
-          <w:szCs w:val="24"/>
-          <w:u w:val="single"/>
-          <w:lang w:val="es-ES_tradnl" w:eastAsia="es-ES_tradnl"/>
-        </w:rPr>
-        <w:t xml:space="preserve"> }}</w:t>
-      </w:r>
-      <w:r>
-        <w:rPr>
-          <w:rFonts w:cs="Arial"/>
-          <w:bCs/>
-          <w:color w:val="000000" w:themeColor="text1"/>
-          <w:szCs w:val="24"/>
-          <w:u w:val="single"/>
-          <w:lang w:val="es-ES_tradnl" w:eastAsia="es-ES_tradnl"/>
-        </w:rPr>
-        <w:t>.</w:t>
-      </w:r>
-      <w:r>
-        <w:rPr>
-          <w:rFonts w:cs="Arial"/>
-          <w:b/>
-          <w:bCs/>
-          <w:color w:val="FF0000"/>
-          <w:szCs w:val="24"/>
-          <w:u w:val="single"/>
-          <w:lang w:val="es-ES_tradnl" w:eastAsia="es-ES_tradnl"/>
-        </w:rPr>
-        <w:t xml:space="preserve"> </w:t>
-      </w:r>
-      <w:bookmarkStart w:id="3" w:name="_Hlk64741605"/>
-      <w:r>
-        <w:rPr>
-          <w:rFonts w:cs="Arial"/>
-          <w:b/>
-          <w:bCs/>
-          <w:color w:val="FF0000"/>
-          <w:szCs w:val="24"/>
-          <w:u w:val="single"/>
-          <w:lang w:val="es-ES_tradnl" w:eastAsia="es-ES_tradnl"/>
-        </w:rPr>
-        <w:t xml:space="preserve">Infraseguro </w:t>
-      </w:r>
-      <w:proofErr w:type="gramStart"/>
-      <w:r>
-        <w:rPr>
-          <w:rFonts w:cs="Arial"/>
-          <w:b/>
-          <w:bCs/>
-          <w:color w:val="FF0000"/>
-          <w:szCs w:val="24"/>
-          <w:u w:val="single"/>
-        </w:rPr>
-        <w:t xml:space="preserve">{{ </w:t>
-      </w:r>
-      <w:proofErr w:type="spellStart"/>
-      <w:r>
-        <w:rPr>
-          <w:rFonts w:cs="Arial"/>
-          <w:b/>
-          <w:bCs/>
-          <w:color w:val="FF0000"/>
-          <w:szCs w:val="24"/>
-          <w:u w:val="single"/>
-        </w:rPr>
-        <w:t>porcentaje</w:t>
-      </w:r>
-      <w:proofErr w:type="gramEnd"/>
-      <w:r>
-        <w:rPr>
-          <w:rFonts w:cs="Arial"/>
-          <w:b/>
-          <w:bCs/>
-          <w:color w:val="FF0000"/>
-          <w:szCs w:val="24"/>
-          <w:u w:val="single"/>
-        </w:rPr>
-        <w:t>_infraseguro_primer_ejemplo</w:t>
-      </w:r>
-      <w:proofErr w:type="spellEnd"/>
-      <w:r>
-        <w:rPr>
-          <w:rFonts w:cs="Arial"/>
-          <w:b/>
-          <w:bCs/>
-          <w:color w:val="FF0000"/>
-          <w:szCs w:val="24"/>
-          <w:u w:val="single"/>
-        </w:rPr>
-        <w:t xml:space="preserve"> }}</w:t>
-      </w:r>
-      <w:r>
-        <w:rPr>
-          <w:rFonts w:cs="Arial"/>
-          <w:b/>
-          <w:bCs/>
-          <w:color w:val="FF0000"/>
-          <w:szCs w:val="24"/>
-          <w:u w:val="single"/>
-        </w:rPr>
-        <w:t>%</w:t>
-      </w:r>
-      <w:r>
-        <w:rPr>
-          <w:rFonts w:cs="Arial"/>
-          <w:b/>
-          <w:bCs/>
-          <w:color w:val="FF0000"/>
-          <w:szCs w:val="24"/>
-          <w:u w:val="single"/>
-          <w:lang w:val="es-ES_tradnl" w:eastAsia="es-ES_tradnl"/>
-        </w:rPr>
-        <w:t>.</w:t>
-      </w:r>
-      <w:bookmarkEnd w:id="3"/>
-    </w:p>
-    <w:p>
-      <w:pPr>
-        <w:spacing w:before="100" w:beforeAutospacing="1" w:after="100" w:afterAutospacing="1" w:line="240" w:lineRule="auto"/>
-        <w:rPr>
-          <w:rFonts w:cs="Arial"/>
-          <w:color w:val="000000" w:themeColor="text1"/>
-          <w:szCs w:val="24"/>
-          <w:lang w:val="es-ES_tradnl" w:eastAsia="es-ES_tradnl"/>
-        </w:rPr>
-      </w:pPr>
-      <w:r>
-        <w:rPr>
-          <w:rFonts w:cs="Arial"/>
-          <w:color w:val="000000" w:themeColor="text1"/>
-          <w:szCs w:val="24"/>
-          <w:lang w:val="es-ES_tradnl" w:eastAsia="es-ES_tradnl"/>
-        </w:rPr>
-        <w:t>{%</w:t>
-      </w:r>
-      <w:r>
-        <w:rPr>
-          <w:rFonts w:cs="Arial"/>
-          <w:color w:val="000000" w:themeColor="text1"/>
-          <w:szCs w:val="24"/>
-          <w:lang w:val="es-ES_tradnl" w:eastAsia="es-ES_tradnl"/>
-        </w:rPr>
-        <w:t xml:space="preserve"> </w:t>
-      </w:r>
-      <w:proofErr w:type="spellStart"/>
-      <w:r>
-        <w:rPr>
-          <w:rFonts w:cs="Arial"/>
-          <w:color w:val="000000" w:themeColor="text1"/>
-          <w:szCs w:val="24"/>
-          <w:lang w:val="es-ES_tradnl" w:eastAsia="es-ES_tradnl"/>
-        </w:rPr>
-        <w:t>for</w:t>
-      </w:r>
-      <w:proofErr w:type="spellEnd"/>
-      <w:r>
-        <w:rPr>
-          <w:rFonts w:cs="Arial"/>
-          <w:color w:val="000000" w:themeColor="text1"/>
-          <w:szCs w:val="24"/>
-          <w:lang w:val="es-ES_tradnl" w:eastAsia="es-ES_tradnl"/>
-        </w:rPr>
-        <w:t xml:space="preserve"> detalle in </w:t>
-      </w:r>
-      <w:proofErr w:type="spellStart"/>
-      <w:r>
-        <w:rPr>
-          <w:rFonts w:cs="Arial"/>
-          <w:color w:val="000000" w:themeColor="text1"/>
-          <w:szCs w:val="24"/>
-          <w:lang w:val="es-ES_tradnl" w:eastAsia="es-ES_tradnl"/>
-        </w:rPr>
-        <w:t>detalles_monto_asegurado_primer_ejemplo</w:t>
-      </w:r>
-      <w:proofErr w:type="spellEnd"/>
-      <w:r>
-        <w:rPr>
-          <w:rFonts w:cs="Arial"/>
-          <w:color w:val="000000" w:themeColor="text1"/>
-          <w:szCs w:val="24"/>
-          <w:lang w:val="es-ES_tradnl" w:eastAsia="es-ES_tradnl"/>
-        </w:rPr>
-        <w:t xml:space="preserve"> </w:t>
-      </w:r>
-      <w:r>
-        <w:rPr>
-          <w:rFonts w:cs="Arial"/>
-          <w:color w:val="000000" w:themeColor="text1"/>
-          <w:szCs w:val="24"/>
-          <w:lang w:val="es-ES_tradnl" w:eastAsia="es-ES_tradnl"/>
-        </w:rPr>
-        <w:t>%}</w:t>
-      </w:r>
-    </w:p>
-    <w:tbl>
-      <w:tblPr>
-        <w:tblStyle w:val="Tablaconcuadrcula"/>
-        <w:tblW w:w="0" w:type="auto"/>
-        <w:tblBorders>
-          <w:top w:val="none" w:sz="0" w:space="0" w:color="auto"/>
-          <w:left w:val="none" w:sz="0" w:space="0" w:color="auto"/>
-          <w:bottom w:val="none" w:sz="0" w:space="0" w:color="auto"/>
-          <w:right w:val="none" w:sz="0" w:space="0" w:color="auto"/>
-          <w:insideH w:val="none" w:sz="0" w:space="0" w:color="auto"/>
-          <w:insideV w:val="none" w:sz="0" w:space="0" w:color="auto"/>
-        </w:tblBorders>
-        <w:tblLook w:val="04A0" w:firstRow="1" w:lastRow="0" w:firstColumn="1" w:lastColumn="0" w:noHBand="0" w:noVBand="1"/>
-      </w:tblPr>
-      <w:tblGrid>
-        <w:gridCol w:w="2547"/>
-        <w:gridCol w:w="6281"/>
-      </w:tblGrid>
-      <w:tr>
-        <w:tc>
-          <w:tcPr>
-            <w:tcW w:w="2547" w:type="dxa"/>
-            <w:vAlign w:val="center"/>
-          </w:tcPr>
-          <w:p>
-            <w:pPr>
-              <w:spacing w:before="100" w:beforeAutospacing="1" w:after="100" w:afterAutospacing="1"/>
-              <w:jc w:val="center"/>
-              <w:rPr>
-                <w:rFonts w:cs="Arial"/>
-                <w:color w:val="000000" w:themeColor="text1"/>
-                <w:szCs w:val="24"/>
-                <w:lang w:val="es-ES_tradnl" w:eastAsia="es-ES_tradnl"/>
-              </w:rPr>
-            </w:pPr>
-            <w:proofErr w:type="gramStart"/>
-            <w:r>
-              <w:rPr>
-                <w:rFonts w:cs="Arial"/>
-                <w:color w:val="000000" w:themeColor="text1"/>
-                <w:szCs w:val="24"/>
-                <w:lang w:val="es-ES_tradnl" w:eastAsia="es-ES_tradnl"/>
-              </w:rPr>
-              <w:t xml:space="preserve">{{ </w:t>
-            </w:r>
-            <w:proofErr w:type="spellStart"/>
-            <w:r>
-              <w:rPr>
-                <w:rFonts w:cs="Arial"/>
-                <w:color w:val="000000" w:themeColor="text1"/>
-                <w:szCs w:val="24"/>
-                <w:lang w:val="es-ES_tradnl" w:eastAsia="es-ES_tradnl"/>
-              </w:rPr>
-              <w:t>detalle</w:t>
-            </w:r>
-            <w:proofErr w:type="gramEnd"/>
-            <w:r>
-              <w:rPr>
-                <w:rFonts w:cs="Arial"/>
-                <w:color w:val="000000" w:themeColor="text1"/>
-                <w:szCs w:val="24"/>
-                <w:lang w:val="es-ES_tradnl" w:eastAsia="es-ES_tradnl"/>
-              </w:rPr>
-              <w:t>.logo</w:t>
-            </w:r>
-            <w:proofErr w:type="spellEnd"/>
-            <w:r>
-              <w:rPr>
-                <w:rFonts w:cs="Arial"/>
-                <w:color w:val="000000" w:themeColor="text1"/>
-                <w:szCs w:val="24"/>
-                <w:lang w:val="es-ES_tradnl" w:eastAsia="es-ES_tradnl"/>
-              </w:rPr>
-              <w:t xml:space="preserve"> }}</w:t>
-            </w:r>
-          </w:p>
-        </w:tc>
-        <w:tc>
-          <w:tcPr>
-            <w:tcW w:w="6281" w:type="dxa"/>
-          </w:tcPr>
-          <w:p>
-            <w:pPr>
-              <w:spacing w:before="100" w:beforeAutospacing="1" w:after="100" w:afterAutospacing="1"/>
-              <w:rPr>
-                <w:rFonts w:cs="Arial"/>
-                <w:color w:val="000000" w:themeColor="text1"/>
-                <w:szCs w:val="24"/>
-                <w:lang w:val="es-ES_tradnl" w:eastAsia="es-ES_tradnl"/>
-              </w:rPr>
-            </w:pPr>
-            <w:proofErr w:type="gramStart"/>
-            <w:r>
-              <w:rPr>
-                <w:rFonts w:eastAsia="Times New Roman" w:cs="Arial"/>
-                <w:b/>
-                <w:bCs/>
-                <w:color w:val="000000"/>
-                <w:szCs w:val="24"/>
-                <w:u w:val="single"/>
-                <w:lang w:val="es-ES_tradnl" w:eastAsia="es-ES_tradnl"/>
-              </w:rPr>
-              <w:t xml:space="preserve">{{ </w:t>
-            </w:r>
-            <w:proofErr w:type="spellStart"/>
-            <w:r>
-              <w:rPr>
-                <w:rFonts w:eastAsia="Times New Roman" w:cs="Arial"/>
-                <w:b/>
-                <w:bCs/>
-                <w:color w:val="000000"/>
-                <w:szCs w:val="24"/>
-                <w:u w:val="single"/>
-                <w:lang w:val="es-ES_tradnl" w:eastAsia="es-ES_tradnl"/>
-              </w:rPr>
-              <w:t>detalle</w:t>
-            </w:r>
-            <w:proofErr w:type="gramEnd"/>
-            <w:r>
-              <w:rPr>
-                <w:rFonts w:eastAsia="Times New Roman" w:cs="Arial"/>
-                <w:b/>
-                <w:bCs/>
-                <w:color w:val="000000"/>
-                <w:szCs w:val="24"/>
-                <w:u w:val="single"/>
-                <w:lang w:val="es-ES_tradnl" w:eastAsia="es-ES_tradnl"/>
-              </w:rPr>
-              <w:t>.nombre_company</w:t>
-            </w:r>
-            <w:proofErr w:type="spellEnd"/>
-            <w:r>
-              <w:rPr>
-                <w:rFonts w:eastAsia="Times New Roman" w:cs="Arial"/>
-                <w:b/>
-                <w:bCs/>
-                <w:color w:val="000000"/>
-                <w:szCs w:val="24"/>
-                <w:u w:val="single"/>
-                <w:lang w:val="es-ES_tradnl" w:eastAsia="es-ES_tradnl"/>
-              </w:rPr>
-              <w:t xml:space="preserve"> }}</w:t>
-            </w:r>
-            <w:r>
-              <w:rPr>
-                <w:rFonts w:eastAsia="Times New Roman" w:cs="Arial"/>
-                <w:bCs/>
-                <w:color w:val="000000"/>
-                <w:szCs w:val="24"/>
-                <w:u w:val="single"/>
-                <w:lang w:val="es-ES_tradnl" w:eastAsia="es-ES_tradnl"/>
-              </w:rPr>
-              <w:t>:</w:t>
-            </w:r>
-            <w:r>
-              <w:rPr>
-                <w:rFonts w:eastAsia="Times New Roman" w:cs="Arial"/>
-                <w:bCs/>
-                <w:color w:val="000000"/>
-                <w:szCs w:val="24"/>
-                <w:lang w:val="es-ES_tradnl" w:eastAsia="es-ES_tradnl"/>
-              </w:rPr>
-              <w:t xml:space="preserve"> Monto </w:t>
-            </w:r>
-            <w:r>
-              <w:rPr>
-                <w:rFonts w:cs="Arial"/>
-                <w:szCs w:val="24"/>
-              </w:rPr>
-              <w:t xml:space="preserve">UF </w:t>
-            </w:r>
-            <w:r>
-              <w:rPr>
-                <w:rFonts w:cs="Arial"/>
-                <w:szCs w:val="24"/>
-              </w:rPr>
-              <w:t xml:space="preserve">{{ </w:t>
-            </w:r>
-            <w:proofErr w:type="spellStart"/>
-            <w:r>
-              <w:rPr>
-                <w:rFonts w:cs="Arial"/>
-                <w:szCs w:val="24"/>
-              </w:rPr>
-              <w:t>detalle.monto_asegurado</w:t>
-            </w:r>
-            <w:proofErr w:type="spellEnd"/>
-            <w:r>
-              <w:rPr>
-                <w:rFonts w:cs="Arial"/>
-                <w:szCs w:val="24"/>
-              </w:rPr>
-              <w:t xml:space="preserve"> }}</w:t>
-            </w:r>
-            <w:r>
-              <w:rPr>
-                <w:rFonts w:eastAsia="Times New Roman" w:cs="Arial"/>
-                <w:bCs/>
-                <w:color w:val="000000"/>
-                <w:szCs w:val="24"/>
-                <w:lang w:val="es-ES_tradnl" w:eastAsia="es-ES_tradnl"/>
-              </w:rPr>
-              <w:t xml:space="preserve"> con una prima anual de </w:t>
-            </w:r>
-            <w:r>
-              <w:rPr>
-                <w:rFonts w:cs="Arial"/>
-                <w:b/>
-                <w:szCs w:val="24"/>
-              </w:rPr>
-              <w:t xml:space="preserve">UF </w:t>
-            </w:r>
-            <w:r>
-              <w:rPr>
-                <w:rFonts w:cs="Arial"/>
-                <w:b/>
-                <w:szCs w:val="24"/>
-              </w:rPr>
-              <w:t xml:space="preserve">{{ </w:t>
-            </w:r>
-            <w:proofErr w:type="spellStart"/>
-            <w:r>
-              <w:rPr>
-                <w:rFonts w:cs="Arial"/>
-                <w:b/>
-                <w:szCs w:val="24"/>
-              </w:rPr>
-              <w:t>detalle.prima_anual</w:t>
-            </w:r>
-            <w:proofErr w:type="spellEnd"/>
-            <w:r>
-              <w:rPr>
-                <w:rFonts w:cs="Arial"/>
-                <w:b/>
-                <w:szCs w:val="24"/>
-              </w:rPr>
-              <w:t xml:space="preserve"> }}</w:t>
-            </w:r>
-            <w:r>
-              <w:rPr>
-                <w:rFonts w:eastAsia="Times New Roman" w:cs="Arial"/>
-                <w:b/>
-                <w:color w:val="000000"/>
-                <w:szCs w:val="24"/>
-                <w:lang w:val="es-ES_tradnl" w:eastAsia="es-ES_tradnl"/>
-              </w:rPr>
-              <w:t xml:space="preserve"> </w:t>
-            </w:r>
-            <w:r>
-              <w:rPr>
-                <w:rFonts w:eastAsia="Times New Roman" w:cs="Arial"/>
-                <w:color w:val="000000"/>
-                <w:szCs w:val="24"/>
-                <w:lang w:val="es-ES_tradnl" w:eastAsia="es-ES_tradnl"/>
-              </w:rPr>
-              <w:t xml:space="preserve">que se puede pactar en </w:t>
-            </w:r>
-            <w:r>
-              <w:rPr>
-                <w:rFonts w:cs="Arial"/>
-                <w:b/>
-                <w:bCs/>
-                <w:szCs w:val="24"/>
-              </w:rPr>
-              <w:t xml:space="preserve">{{ </w:t>
-            </w:r>
-            <w:proofErr w:type="spellStart"/>
-            <w:r>
-              <w:rPr>
-                <w:rFonts w:cs="Arial"/>
-                <w:b/>
-                <w:bCs/>
-                <w:szCs w:val="24"/>
-              </w:rPr>
-              <w:t>cantidad_cuotas</w:t>
-            </w:r>
-            <w:proofErr w:type="spellEnd"/>
-            <w:r>
-              <w:rPr>
-                <w:rFonts w:cs="Arial"/>
-                <w:b/>
-                <w:bCs/>
-                <w:szCs w:val="24"/>
-              </w:rPr>
-              <w:t xml:space="preserve"> }}</w:t>
-            </w:r>
-            <w:r>
-              <w:rPr>
-                <w:rFonts w:eastAsia="Times New Roman" w:cs="Arial"/>
-                <w:b/>
-                <w:bCs/>
-                <w:color w:val="000000"/>
-                <w:szCs w:val="24"/>
-                <w:lang w:val="es-ES_tradnl" w:eastAsia="es-ES_tradnl"/>
-              </w:rPr>
-              <w:t xml:space="preserve"> cuotas </w:t>
-            </w:r>
-            <w:r>
-              <w:rPr>
-                <w:rFonts w:eastAsia="Times New Roman" w:cs="Arial"/>
-                <w:b/>
-                <w:bCs/>
-                <w:color w:val="000000"/>
-                <w:szCs w:val="24"/>
-                <w:lang w:val="es-ES_tradnl" w:eastAsia="es-ES_tradnl"/>
-              </w:rPr>
-              <w:t xml:space="preserve">de </w:t>
-            </w:r>
-            <w:r>
-              <w:rPr>
-                <w:rFonts w:cs="Arial"/>
-                <w:b/>
-                <w:bCs/>
-                <w:szCs w:val="24"/>
-              </w:rPr>
-              <w:t xml:space="preserve">UF </w:t>
-            </w:r>
-            <w:r>
-              <w:rPr>
-                <w:rFonts w:cs="Arial"/>
-                <w:b/>
-                <w:bCs/>
-                <w:szCs w:val="24"/>
-              </w:rPr>
-              <w:t xml:space="preserve">{{ </w:t>
-            </w:r>
-            <w:proofErr w:type="spellStart"/>
-            <w:r>
-              <w:rPr>
-                <w:rFonts w:cs="Arial"/>
-                <w:b/>
-                <w:bCs/>
-                <w:szCs w:val="24"/>
-              </w:rPr>
-              <w:t>detalle.valor_cuota_uf</w:t>
-            </w:r>
-            <w:proofErr w:type="spellEnd"/>
-            <w:r>
-              <w:rPr>
-                <w:rFonts w:cs="Arial"/>
-                <w:b/>
-                <w:bCs/>
-                <w:szCs w:val="24"/>
-              </w:rPr>
-              <w:t xml:space="preserve"> }}</w:t>
-            </w:r>
-            <w:r>
-              <w:rPr>
-                <w:rFonts w:cs="Arial"/>
-                <w:szCs w:val="24"/>
-              </w:rPr>
-              <w:t>,</w:t>
-            </w:r>
-            <w:r>
-              <w:rPr>
-                <w:rFonts w:eastAsia="Times New Roman" w:cs="Arial"/>
-                <w:b/>
-                <w:bCs/>
-                <w:color w:val="000000"/>
-                <w:szCs w:val="24"/>
-                <w:lang w:val="es-ES_tradnl" w:eastAsia="es-ES_tradnl"/>
-              </w:rPr>
-              <w:t xml:space="preserve"> </w:t>
-            </w:r>
-            <w:r>
-              <w:rPr>
-                <w:rFonts w:eastAsia="Times New Roman" w:cs="Arial"/>
-                <w:color w:val="000000"/>
-                <w:szCs w:val="24"/>
-                <w:lang w:val="es-ES_tradnl" w:eastAsia="es-ES_tradnl"/>
-              </w:rPr>
-              <w:t>es decir </w:t>
-            </w:r>
-            <w:r>
-              <w:rPr>
-                <w:rFonts w:cs="Arial"/>
-                <w:szCs w:val="24"/>
-              </w:rPr>
-              <w:t xml:space="preserve">$ </w:t>
-            </w:r>
-            <w:r>
-              <w:rPr>
-                <w:rFonts w:cs="Arial"/>
-                <w:szCs w:val="24"/>
-              </w:rPr>
-              <w:t xml:space="preserve">{{ </w:t>
-            </w:r>
-            <w:proofErr w:type="spellStart"/>
-            <w:r>
-              <w:rPr>
-                <w:rFonts w:cs="Arial"/>
-                <w:szCs w:val="24"/>
-              </w:rPr>
-              <w:t>detalle.valor_cuota_pesos</w:t>
-            </w:r>
-            <w:proofErr w:type="spellEnd"/>
-            <w:r>
-              <w:rPr>
-                <w:rFonts w:cs="Arial"/>
-                <w:szCs w:val="24"/>
-              </w:rPr>
-              <w:t xml:space="preserve"> }}</w:t>
-            </w:r>
-            <w:r>
-              <w:rPr>
-                <w:rFonts w:eastAsia="Times New Roman" w:cs="Arial"/>
-                <w:bCs/>
-                <w:color w:val="000000"/>
-                <w:szCs w:val="24"/>
-                <w:lang w:val="es-ES_tradnl" w:eastAsia="es-ES_tradnl"/>
-              </w:rPr>
-              <w:t xml:space="preserve"> aprox. </w:t>
-            </w:r>
-            <w:r>
-              <w:rPr>
-                <w:rFonts w:eastAsia="Times New Roman" w:cs="Arial"/>
-                <w:color w:val="000000"/>
-                <w:szCs w:val="24"/>
-                <w:lang w:val="es-ES_tradnl" w:eastAsia="es-ES_tradnl"/>
-              </w:rPr>
-              <w:t xml:space="preserve">Lo cual promediado entre sus </w:t>
-            </w:r>
-            <w:proofErr w:type="gramStart"/>
-            <w:r>
-              <w:rPr>
-                <w:rFonts w:cs="Arial"/>
-                <w:szCs w:val="24"/>
-              </w:rPr>
-              <w:t xml:space="preserve">{{ </w:t>
-            </w:r>
-            <w:proofErr w:type="spellStart"/>
-            <w:r>
-              <w:rPr>
-                <w:rFonts w:cs="Arial"/>
-                <w:szCs w:val="24"/>
-              </w:rPr>
-              <w:t>cantidad</w:t>
-            </w:r>
-            <w:proofErr w:type="gramEnd"/>
-            <w:r>
-              <w:rPr>
-                <w:rFonts w:cs="Arial"/>
-                <w:szCs w:val="24"/>
-              </w:rPr>
-              <w:t>_unidades</w:t>
-            </w:r>
-            <w:proofErr w:type="spellEnd"/>
-            <w:r>
-              <w:rPr>
-                <w:rFonts w:cs="Arial"/>
-                <w:szCs w:val="24"/>
-              </w:rPr>
-              <w:t xml:space="preserve"> }}</w:t>
-            </w:r>
-            <w:r>
-              <w:rPr>
-                <w:rFonts w:eastAsia="Times New Roman" w:cs="Arial"/>
-                <w:color w:val="000000"/>
-                <w:szCs w:val="24"/>
-                <w:lang w:val="es-ES_tradnl" w:eastAsia="es-ES_tradnl"/>
-              </w:rPr>
-              <w:t xml:space="preserve"> propietarios, nos da un costo unitario de </w:t>
-            </w:r>
-            <w:r>
-              <w:rPr>
-                <w:rFonts w:cs="Arial"/>
-                <w:szCs w:val="24"/>
-              </w:rPr>
-              <w:t xml:space="preserve">$ </w:t>
-            </w:r>
-            <w:r>
-              <w:rPr>
-                <w:rFonts w:cs="Arial"/>
-                <w:szCs w:val="24"/>
-              </w:rPr>
-              <w:t xml:space="preserve">{{ </w:t>
-            </w:r>
-            <w:proofErr w:type="spellStart"/>
-            <w:r>
-              <w:rPr>
-                <w:rFonts w:cs="Arial"/>
-                <w:szCs w:val="24"/>
-              </w:rPr>
-              <w:t>detalle.prorrateo_pesos</w:t>
-            </w:r>
-            <w:proofErr w:type="spellEnd"/>
-            <w:r>
-              <w:rPr>
-                <w:rFonts w:cs="Arial"/>
-                <w:szCs w:val="24"/>
-              </w:rPr>
-              <w:t xml:space="preserve"> }}</w:t>
-            </w:r>
-            <w:r>
-              <w:rPr>
-                <w:rFonts w:eastAsia="Times New Roman" w:cs="Arial"/>
-                <w:color w:val="000000"/>
-                <w:szCs w:val="24"/>
-                <w:lang w:val="es-ES_tradnl" w:eastAsia="es-ES_tradnl"/>
-              </w:rPr>
-              <w:t xml:space="preserve"> aprox.</w:t>
-            </w:r>
-          </w:p>
-        </w:tc>
-      </w:tr>
-    </w:tbl>
-    <w:p>
-      <w:pPr>
-        <w:spacing w:before="100" w:beforeAutospacing="1" w:after="100" w:afterAutospacing="1" w:line="240" w:lineRule="auto"/>
-        <w:jc w:val="both"/>
-        <w:rPr>
-          <w:rFonts w:cs="Arial"/>
-          <w:bCs/>
-          <w:color w:val="000000" w:themeColor="text1"/>
-          <w:szCs w:val="24"/>
-          <w:u w:val="single"/>
-          <w:lang w:val="es-ES_tradnl" w:eastAsia="es-ES_tradnl"/>
-        </w:rPr>
-      </w:pPr>
-      <w:r>
-        <w:rPr>
-          <w:rFonts w:cs="Arial"/>
-          <w:bCs/>
-          <w:color w:val="000000" w:themeColor="text1"/>
-          <w:szCs w:val="24"/>
-          <w:u w:val="single"/>
-          <w:lang w:val="es-ES_tradnl" w:eastAsia="es-ES_tradnl"/>
-        </w:rPr>
-        <w:t xml:space="preserve">{% </w:t>
-      </w:r>
-      <w:proofErr w:type="spellStart"/>
-      <w:r>
-        <w:rPr>
-          <w:rFonts w:cs="Arial"/>
-          <w:bCs/>
-          <w:color w:val="000000" w:themeColor="text1"/>
-          <w:szCs w:val="24"/>
-          <w:u w:val="single"/>
-          <w:lang w:val="es-ES_tradnl" w:eastAsia="es-ES_tradnl"/>
-        </w:rPr>
-        <w:t>endfor</w:t>
-      </w:r>
-      <w:proofErr w:type="spellEnd"/>
-      <w:r>
-        <w:rPr>
-          <w:rFonts w:cs="Arial"/>
-          <w:bCs/>
-          <w:color w:val="000000" w:themeColor="text1"/>
-          <w:szCs w:val="24"/>
-          <w:u w:val="single"/>
-          <w:lang w:val="es-ES_tradnl" w:eastAsia="es-ES_tradnl"/>
-        </w:rPr>
-        <w:t xml:space="preserve"> %}</w:t>
-      </w:r>
-    </w:p>
-    <w:p>
-      <w:pPr>
-        <w:spacing w:before="100" w:beforeAutospacing="1" w:after="100" w:afterAutospacing="1" w:line="240" w:lineRule="auto"/>
-        <w:jc w:val="both"/>
-        <w:rPr>
-          <w:rFonts w:eastAsia="Times New Roman" w:cs="Arial"/>
-          <w:b/>
-          <w:bCs/>
-          <w:color w:val="000000"/>
-          <w:szCs w:val="24"/>
-          <w:u w:val="single"/>
-          <w:lang w:val="es-ES_tradnl" w:eastAsia="es-ES_tradnl"/>
-        </w:rPr>
-      </w:pPr>
-      <w:r>
-        <w:rPr>
-          <w:rFonts w:cs="Arial"/>
-          <w:bCs/>
-          <w:color w:val="000000" w:themeColor="text1"/>
-          <w:szCs w:val="24"/>
-          <w:u w:val="single"/>
-          <w:lang w:val="es-ES_tradnl" w:eastAsia="es-ES_tradnl"/>
-        </w:rPr>
-        <w:t>4.2</w:t>
-      </w:r>
-      <w:r>
-        <w:rPr>
-          <w:rFonts w:cs="Arial"/>
-          <w:bCs/>
-          <w:color w:val="000000" w:themeColor="text1"/>
-          <w:szCs w:val="24"/>
-          <w:u w:val="single"/>
-          <w:lang w:val="es-ES_tradnl" w:eastAsia="es-ES_tradnl"/>
-        </w:rPr>
-        <w:t>.1.- Cuadro Comparativo: Monto (</w:t>
-      </w:r>
-      <w:r>
-        <w:rPr>
-          <w:rFonts w:cs="Arial"/>
-          <w:bCs/>
-          <w:color w:val="000000" w:themeColor="text1"/>
-          <w:szCs w:val="24"/>
-          <w:u w:val="single"/>
-          <w:lang w:val="es-ES_tradnl" w:eastAsia="es-ES_tradnl"/>
-        </w:rPr>
-        <w:t>Ejemplo</w:t>
-      </w:r>
-      <w:r>
-        <w:rPr>
-          <w:rFonts w:cs="Arial"/>
-          <w:bCs/>
-          <w:color w:val="000000" w:themeColor="text1"/>
-          <w:szCs w:val="24"/>
-          <w:u w:val="single"/>
-          <w:lang w:val="es-ES_tradnl" w:eastAsia="es-ES_tradnl"/>
-        </w:rPr>
-        <w:t xml:space="preserve">) </w:t>
-      </w:r>
-      <w:r>
-        <w:rPr>
-          <w:rFonts w:cs="Arial"/>
-          <w:b/>
-          <w:szCs w:val="24"/>
-          <w:u w:val="single"/>
-        </w:rPr>
-        <w:t xml:space="preserve">UF </w:t>
-      </w:r>
-      <w:proofErr w:type="gramStart"/>
-      <w:r>
-        <w:rPr>
-          <w:rFonts w:cs="Arial"/>
-          <w:b/>
-          <w:szCs w:val="24"/>
-          <w:u w:val="single"/>
-        </w:rPr>
-        <w:t xml:space="preserve">{{ </w:t>
-      </w:r>
-      <w:proofErr w:type="spellStart"/>
-      <w:r>
-        <w:rPr>
-          <w:rFonts w:cs="Arial"/>
-          <w:b/>
-          <w:szCs w:val="24"/>
-          <w:u w:val="single"/>
-        </w:rPr>
-        <w:t>monto</w:t>
-      </w:r>
-      <w:proofErr w:type="gramEnd"/>
-      <w:r>
-        <w:rPr>
-          <w:rFonts w:cs="Arial"/>
-          <w:b/>
-          <w:szCs w:val="24"/>
-          <w:u w:val="single"/>
-        </w:rPr>
-        <w:t>_asegurado_primer_ejemplo</w:t>
-      </w:r>
-      <w:proofErr w:type="spellEnd"/>
-      <w:r>
-        <w:rPr>
-          <w:rFonts w:cs="Arial"/>
-          <w:b/>
-          <w:szCs w:val="24"/>
-          <w:u w:val="single"/>
-        </w:rPr>
-        <w:t xml:space="preserve"> }}</w:t>
-      </w:r>
-      <w:r>
-        <w:rPr>
-          <w:rFonts w:cs="Arial"/>
-          <w:bCs/>
-          <w:color w:val="000000" w:themeColor="text1"/>
-          <w:szCs w:val="24"/>
-          <w:u w:val="single"/>
-          <w:lang w:val="es-ES_tradnl" w:eastAsia="es-ES_tradnl"/>
-        </w:rPr>
-        <w:t xml:space="preserve"> </w:t>
-      </w:r>
-      <w:r>
-        <w:rPr>
-          <w:rFonts w:cs="Arial"/>
-          <w:bCs/>
-          <w:color w:val="000000" w:themeColor="text1"/>
-          <w:szCs w:val="24"/>
-          <w:u w:val="single"/>
-          <w:lang w:val="es-ES_tradnl" w:eastAsia="es-ES_tradnl"/>
-        </w:rPr>
-        <w:t xml:space="preserve">de Seguro Bienes y Espacios Comunes </w:t>
-      </w:r>
-      <w:r>
-        <w:rPr>
-          <w:rFonts w:cs="Arial"/>
-          <w:b/>
-          <w:color w:val="000000" w:themeColor="text1"/>
-          <w:szCs w:val="24"/>
-          <w:u w:val="single"/>
-          <w:lang w:val="es-ES_tradnl" w:eastAsia="es-ES_tradnl"/>
-        </w:rPr>
-        <w:t>Incendio + Sismo + Adicionales</w:t>
-      </w:r>
-      <w:r>
-        <w:rPr>
-          <w:rFonts w:cs="Arial"/>
-          <w:bCs/>
-          <w:color w:val="000000" w:themeColor="text1"/>
-          <w:szCs w:val="24"/>
-          <w:u w:val="single"/>
-          <w:lang w:val="es-ES_tradnl" w:eastAsia="es-ES_tradnl"/>
-        </w:rPr>
-        <w:t xml:space="preserve"> </w:t>
-      </w:r>
-      <w:r>
-        <w:rPr>
-          <w:rFonts w:cs="Arial"/>
-          <w:bCs/>
-          <w:color w:val="000000" w:themeColor="text1"/>
-          <w:szCs w:val="24"/>
-          <w:u w:val="single"/>
-          <w:lang w:val="es-ES_tradnl" w:eastAsia="es-ES_tradnl"/>
-        </w:rPr>
-        <w:t xml:space="preserve">{{ </w:t>
-      </w:r>
-      <w:proofErr w:type="spellStart"/>
-      <w:r>
-        <w:rPr>
-          <w:rFonts w:cs="Arial"/>
-          <w:bCs/>
-          <w:color w:val="000000" w:themeColor="text1"/>
-          <w:szCs w:val="24"/>
-          <w:u w:val="single"/>
-          <w:lang w:val="es-ES_tradnl" w:eastAsia="es-ES_tradnl"/>
-        </w:rPr>
-        <w:t>year_actual</w:t>
-      </w:r>
-      <w:proofErr w:type="spellEnd"/>
-      <w:r>
-        <w:rPr>
-          <w:rFonts w:cs="Arial"/>
-          <w:bCs/>
-          <w:color w:val="000000" w:themeColor="text1"/>
-          <w:szCs w:val="24"/>
-          <w:u w:val="single"/>
-          <w:lang w:val="es-ES_tradnl" w:eastAsia="es-ES_tradnl"/>
-        </w:rPr>
-        <w:t xml:space="preserve"> }}</w:t>
-      </w:r>
-      <w:r>
-        <w:rPr>
-          <w:rFonts w:cs="Arial"/>
-          <w:bCs/>
-          <w:color w:val="000000" w:themeColor="text1"/>
-          <w:szCs w:val="24"/>
-          <w:u w:val="single"/>
-          <w:lang w:val="es-ES_tradnl" w:eastAsia="es-ES_tradnl"/>
-        </w:rPr>
-        <w:t>.</w:t>
-      </w:r>
-      <w:r>
-        <w:rPr>
-          <w:rFonts w:cs="Arial"/>
-          <w:b/>
-          <w:bCs/>
-          <w:color w:val="FF0000"/>
-          <w:szCs w:val="24"/>
-          <w:u w:val="single"/>
-          <w:lang w:val="es-ES_tradnl" w:eastAsia="es-ES_tradnl"/>
-        </w:rPr>
-        <w:t xml:space="preserve"> Infraseguro </w:t>
-      </w:r>
-      <w:proofErr w:type="gramStart"/>
-      <w:r>
-        <w:rPr>
-          <w:rFonts w:cs="Arial"/>
-          <w:b/>
-          <w:bCs/>
-          <w:color w:val="FF0000"/>
-          <w:szCs w:val="24"/>
-          <w:u w:val="single"/>
-        </w:rPr>
-        <w:t xml:space="preserve">{{ </w:t>
-      </w:r>
-      <w:proofErr w:type="spellStart"/>
-      <w:r>
-        <w:rPr>
-          <w:rFonts w:cs="Arial"/>
-          <w:b/>
-          <w:bCs/>
-          <w:color w:val="FF0000"/>
-          <w:szCs w:val="24"/>
-          <w:u w:val="single"/>
-        </w:rPr>
-        <w:t>porcentaje</w:t>
-      </w:r>
-      <w:proofErr w:type="gramEnd"/>
-      <w:r>
-        <w:rPr>
-          <w:rFonts w:cs="Arial"/>
-          <w:b/>
-          <w:bCs/>
-          <w:color w:val="FF0000"/>
-          <w:szCs w:val="24"/>
-          <w:u w:val="single"/>
-        </w:rPr>
-        <w:t>_infraseguro_primer_ejemplo</w:t>
-      </w:r>
-      <w:proofErr w:type="spellEnd"/>
-      <w:r>
-        <w:rPr>
-          <w:rFonts w:cs="Arial"/>
-          <w:b/>
-          <w:bCs/>
-          <w:color w:val="FF0000"/>
-          <w:szCs w:val="24"/>
-          <w:u w:val="single"/>
-        </w:rPr>
-        <w:t xml:space="preserve"> }}</w:t>
-      </w:r>
-      <w:r>
-        <w:rPr>
-          <w:rFonts w:cs="Arial"/>
-          <w:b/>
-          <w:bCs/>
-          <w:color w:val="FF0000"/>
-          <w:szCs w:val="24"/>
-          <w:u w:val="single"/>
-        </w:rPr>
-        <w:t>%</w:t>
-      </w:r>
-      <w:r>
-        <w:rPr>
-          <w:rFonts w:cs="Arial"/>
-          <w:b/>
-          <w:bCs/>
-          <w:color w:val="FF0000"/>
-          <w:szCs w:val="24"/>
-          <w:u w:val="single"/>
-          <w:lang w:val="es-ES_tradnl" w:eastAsia="es-ES_tradnl"/>
-        </w:rPr>
-        <w:t>.</w:t>
-      </w:r>
-    </w:p>
-    <w:bookmarkEnd w:id="2"/>
-    <w:p>
-      <w:pPr>
-        <w:spacing w:before="100" w:beforeAutospacing="1" w:after="100" w:afterAutospacing="1" w:line="240" w:lineRule="auto"/>
-        <w:jc w:val="both"/>
-        <w:rPr>
-          <w:rFonts w:cs="Arial"/>
-          <w:b/>
-          <w:bCs/>
-          <w:color w:val="000000" w:themeColor="text1"/>
-          <w:szCs w:val="24"/>
-          <w:lang w:val="es-ES_tradnl" w:eastAsia="es-ES_tradnl"/>
-        </w:rPr>
-      </w:pPr>
-    </w:p>
-    <w:p>
-      <w:pPr>
-        <w:spacing w:before="100" w:beforeAutospacing="1" w:after="100" w:afterAutospacing="1" w:line="240" w:lineRule="auto"/>
-        <w:jc w:val="both"/>
-        <w:rPr>
-          <w:rFonts w:cs="Arial"/>
-          <w:bCs/>
-          <w:color w:val="000000" w:themeColor="text1"/>
-          <w:szCs w:val="24"/>
-          <w:u w:val="single"/>
-          <w:lang w:val="es-ES_tradnl" w:eastAsia="es-ES_tradnl"/>
-        </w:rPr>
-      </w:pPr>
-      <w:r>
-        <w:rPr>
-          <w:rFonts w:cs="Arial"/>
-          <w:b/>
-          <w:bCs/>
-          <w:color w:val="000000" w:themeColor="text1"/>
-          <w:szCs w:val="24"/>
-          <w:lang w:val="es-ES_tradnl" w:eastAsia="es-ES_tradnl"/>
-        </w:rPr>
-        <w:pict w14:anchorId="0EF70EDF">
-          <v:shape id="_x0000_i1026" type="#_x0000_t75" style="width:943.8pt;height:102.6pt">
-            <v:imagedata r:id="rId9" o:title=""/>
-          </v:shape>
-        </w:pict>
-      </w:r>
-    </w:p>
-    <w:p>
-      <w:pPr>
-        <w:spacing w:before="100" w:beforeAutospacing="1" w:after="100" w:afterAutospacing="1" w:line="240" w:lineRule="auto"/>
-        <w:jc w:val="both"/>
-        <w:rPr>
-          <w:rFonts w:cs="Arial"/>
-          <w:bCs/>
-          <w:color w:val="000000" w:themeColor="text1"/>
-          <w:szCs w:val="24"/>
-          <w:u w:val="single"/>
-          <w:lang w:val="es-ES_tradnl" w:eastAsia="es-ES_tradnl"/>
-        </w:rPr>
-      </w:pPr>
-      <w:bookmarkStart w:id="4" w:name="_Hlk64741727"/>
-    </w:p>
-    <w:p>
-      <w:pPr>
-        <w:spacing w:before="100" w:beforeAutospacing="1" w:after="100" w:afterAutospacing="1" w:line="240" w:lineRule="auto"/>
-        <w:jc w:val="both"/>
-        <w:rPr>
-          <w:rFonts w:cs="Arial"/>
-          <w:bCs/>
-          <w:color w:val="000000" w:themeColor="text1"/>
-          <w:szCs w:val="24"/>
-          <w:u w:val="single"/>
-          <w:lang w:val="es-ES_tradnl" w:eastAsia="es-ES_tradnl"/>
-        </w:rPr>
-      </w:pPr>
-    </w:p>
-    <w:p>
-      <w:pPr>
-        <w:spacing w:before="100" w:beforeAutospacing="1" w:after="100" w:afterAutospacing="1" w:line="240" w:lineRule="auto"/>
-        <w:jc w:val="both"/>
-        <w:rPr>
-          <w:rFonts w:cs="Arial"/>
-          <w:b/>
-          <w:bCs/>
-          <w:color w:val="FF0000"/>
-          <w:szCs w:val="24"/>
-          <w:u w:val="single"/>
-          <w:lang w:val="es-ES_tradnl" w:eastAsia="es-ES_tradnl"/>
-        </w:rPr>
-      </w:pPr>
-      <w:r>
-        <w:rPr>
-          <w:rFonts w:cs="Arial"/>
-          <w:bCs/>
-          <w:color w:val="000000" w:themeColor="text1"/>
-          <w:szCs w:val="24"/>
-          <w:u w:val="single"/>
-          <w:lang w:val="es-ES_tradnl" w:eastAsia="es-ES_tradnl"/>
-        </w:rPr>
-        <w:t xml:space="preserve">4.3.- </w:t>
-      </w:r>
-      <w:r>
-        <w:rPr>
-          <w:rFonts w:cs="Arial"/>
-          <w:b/>
-          <w:color w:val="000000" w:themeColor="text1"/>
-          <w:szCs w:val="24"/>
-          <w:u w:val="single"/>
-          <w:lang w:val="es-ES_tradnl" w:eastAsia="es-ES_tradnl"/>
-        </w:rPr>
-        <w:t>Opción 3:</w:t>
-      </w:r>
-      <w:r>
-        <w:rPr>
-          <w:rFonts w:cs="Arial"/>
-          <w:bCs/>
-          <w:color w:val="000000" w:themeColor="text1"/>
-          <w:szCs w:val="24"/>
-          <w:u w:val="single"/>
-          <w:lang w:val="es-ES_tradnl" w:eastAsia="es-ES_tradnl"/>
-        </w:rPr>
-        <w:t xml:space="preserve"> Monto (Ejemplo)</w:t>
-      </w:r>
-      <w:r>
-        <w:rPr>
-          <w:rFonts w:cs="Arial"/>
-          <w:bCs/>
-          <w:color w:val="000000" w:themeColor="text1"/>
-          <w:szCs w:val="24"/>
-          <w:u w:val="single"/>
-          <w:lang w:val="es-ES_tradnl" w:eastAsia="es-ES_tradnl"/>
-        </w:rPr>
-        <w:t xml:space="preserve"> </w:t>
-      </w:r>
-      <w:r>
-        <w:rPr>
-          <w:rFonts w:cs="Arial"/>
-          <w:b/>
-          <w:szCs w:val="24"/>
-          <w:u w:val="single"/>
-        </w:rPr>
-        <w:t xml:space="preserve">UF </w:t>
-      </w:r>
-      <w:proofErr w:type="gramStart"/>
-      <w:r>
-        <w:rPr>
-          <w:rFonts w:cs="Arial"/>
-          <w:b/>
-          <w:szCs w:val="24"/>
-          <w:u w:val="single"/>
-        </w:rPr>
-        <w:t xml:space="preserve">{{ </w:t>
-      </w:r>
-      <w:proofErr w:type="spellStart"/>
-      <w:r>
-        <w:rPr>
-          <w:rFonts w:cs="Arial"/>
-          <w:b/>
-          <w:szCs w:val="24"/>
-          <w:u w:val="single"/>
-        </w:rPr>
-        <w:t>monto</w:t>
-      </w:r>
-      <w:proofErr w:type="gramEnd"/>
-      <w:r>
-        <w:rPr>
-          <w:rFonts w:cs="Arial"/>
-          <w:b/>
-          <w:szCs w:val="24"/>
-          <w:u w:val="single"/>
-        </w:rPr>
-        <w:t>_asegurado_segundo_ejemplo</w:t>
-      </w:r>
-      <w:proofErr w:type="spellEnd"/>
-      <w:r>
-        <w:rPr>
-          <w:rFonts w:cs="Arial"/>
-          <w:b/>
-          <w:szCs w:val="24"/>
-          <w:u w:val="single"/>
-        </w:rPr>
-        <w:t xml:space="preserve"> }}</w:t>
-      </w:r>
-      <w:r>
-        <w:rPr>
-          <w:rFonts w:cs="Arial"/>
-          <w:bCs/>
-          <w:color w:val="000000" w:themeColor="text1"/>
-          <w:szCs w:val="24"/>
-          <w:u w:val="single"/>
-          <w:lang w:val="es-ES_tradnl" w:eastAsia="es-ES_tradnl"/>
-        </w:rPr>
-        <w:t xml:space="preserve">: Simulación de Seguro Bienes y Espacios Comunes </w:t>
-      </w:r>
-      <w:r>
-        <w:rPr>
-          <w:rFonts w:cs="Arial"/>
-          <w:b/>
-          <w:color w:val="000000" w:themeColor="text1"/>
-          <w:szCs w:val="24"/>
-          <w:u w:val="single"/>
-          <w:lang w:val="es-ES_tradnl" w:eastAsia="es-ES_tradnl"/>
-        </w:rPr>
-        <w:t>Incendio + Sismo + Adicionales</w:t>
-      </w:r>
-      <w:r>
-        <w:rPr>
-          <w:rFonts w:cs="Arial"/>
-          <w:bCs/>
-          <w:color w:val="000000" w:themeColor="text1"/>
-          <w:szCs w:val="24"/>
-          <w:u w:val="single"/>
-          <w:lang w:val="es-ES_tradnl" w:eastAsia="es-ES_tradnl"/>
-        </w:rPr>
-        <w:t xml:space="preserve"> </w:t>
-      </w:r>
-      <w:r>
-        <w:rPr>
-          <w:rFonts w:cs="Arial"/>
-          <w:bCs/>
-          <w:color w:val="000000" w:themeColor="text1"/>
-          <w:szCs w:val="24"/>
-          <w:u w:val="single"/>
-          <w:lang w:val="es-ES_tradnl" w:eastAsia="es-ES_tradnl"/>
-        </w:rPr>
-        <w:t xml:space="preserve">{{ </w:t>
-      </w:r>
-      <w:proofErr w:type="spellStart"/>
-      <w:r>
-        <w:rPr>
-          <w:rFonts w:cs="Arial"/>
-          <w:bCs/>
-          <w:color w:val="000000" w:themeColor="text1"/>
-          <w:szCs w:val="24"/>
-          <w:u w:val="single"/>
-          <w:lang w:val="es-ES_tradnl" w:eastAsia="es-ES_tradnl"/>
-        </w:rPr>
-        <w:t>year_actual</w:t>
-      </w:r>
-      <w:proofErr w:type="spellEnd"/>
-      <w:r>
-        <w:rPr>
-          <w:rFonts w:cs="Arial"/>
-          <w:bCs/>
-          <w:color w:val="000000" w:themeColor="text1"/>
-          <w:szCs w:val="24"/>
-          <w:u w:val="single"/>
-          <w:lang w:val="es-ES_tradnl" w:eastAsia="es-ES_tradnl"/>
-        </w:rPr>
-        <w:t xml:space="preserve"> }}</w:t>
-      </w:r>
-      <w:r>
-        <w:rPr>
-          <w:rFonts w:cs="Arial"/>
-          <w:bCs/>
-          <w:color w:val="000000" w:themeColor="text1"/>
-          <w:szCs w:val="24"/>
-          <w:u w:val="single"/>
-          <w:lang w:val="es-ES_tradnl" w:eastAsia="es-ES_tradnl"/>
-        </w:rPr>
-        <w:t>.</w:t>
-      </w:r>
-      <w:r>
-        <w:rPr>
-          <w:rFonts w:cs="Arial"/>
-          <w:b/>
-          <w:bCs/>
-          <w:color w:val="FF0000"/>
-          <w:szCs w:val="24"/>
-          <w:u w:val="single"/>
-          <w:lang w:val="es-ES_tradnl" w:eastAsia="es-ES_tradnl"/>
-        </w:rPr>
-        <w:t xml:space="preserve"> </w:t>
-      </w:r>
-      <w:bookmarkStart w:id="5" w:name="_Hlk64741641"/>
-      <w:r>
-        <w:rPr>
-          <w:rFonts w:cs="Arial"/>
-          <w:b/>
-          <w:bCs/>
-          <w:color w:val="FF0000"/>
-          <w:szCs w:val="24"/>
-          <w:u w:val="single"/>
-          <w:lang w:val="es-ES_tradnl" w:eastAsia="es-ES_tradnl"/>
-        </w:rPr>
-        <w:t xml:space="preserve">Infraseguro </w:t>
-      </w:r>
-      <w:proofErr w:type="gramStart"/>
-      <w:r>
-        <w:rPr>
-          <w:rFonts w:cs="Arial"/>
-          <w:b/>
-          <w:bCs/>
-          <w:color w:val="FF0000"/>
-          <w:szCs w:val="24"/>
-          <w:u w:val="single"/>
-        </w:rPr>
-        <w:t xml:space="preserve">{{ </w:t>
-      </w:r>
-      <w:proofErr w:type="spellStart"/>
-      <w:r>
-        <w:rPr>
-          <w:rFonts w:cs="Arial"/>
-          <w:b/>
-          <w:bCs/>
-          <w:color w:val="FF0000"/>
-          <w:szCs w:val="24"/>
-          <w:u w:val="single"/>
-        </w:rPr>
-        <w:t>porcentaje</w:t>
-      </w:r>
-      <w:proofErr w:type="gramEnd"/>
-      <w:r>
-        <w:rPr>
-          <w:rFonts w:cs="Arial"/>
-          <w:b/>
-          <w:bCs/>
-          <w:color w:val="FF0000"/>
-          <w:szCs w:val="24"/>
-          <w:u w:val="single"/>
-        </w:rPr>
-        <w:t>_infraseguro_segundo_ejemplo</w:t>
-      </w:r>
-      <w:proofErr w:type="spellEnd"/>
-      <w:r>
-        <w:rPr>
-          <w:rFonts w:cs="Arial"/>
-          <w:b/>
-          <w:bCs/>
-          <w:color w:val="FF0000"/>
-          <w:szCs w:val="24"/>
-          <w:u w:val="single"/>
-        </w:rPr>
-        <w:t xml:space="preserve"> }}</w:t>
-      </w:r>
-      <w:r>
-        <w:rPr>
-          <w:rFonts w:cs="Arial"/>
-          <w:b/>
-          <w:bCs/>
-          <w:color w:val="FF0000"/>
-          <w:szCs w:val="24"/>
-          <w:u w:val="single"/>
-        </w:rPr>
-        <w:t>%</w:t>
-      </w:r>
-      <w:r>
-        <w:rPr>
-          <w:rFonts w:cs="Arial"/>
-          <w:b/>
-          <w:bCs/>
-          <w:color w:val="FF0000"/>
-          <w:szCs w:val="24"/>
-          <w:u w:val="single"/>
-          <w:lang w:val="es-ES_tradnl" w:eastAsia="es-ES_tradnl"/>
-        </w:rPr>
-        <w:t>.</w:t>
-      </w:r>
-      <w:bookmarkEnd w:id="5"/>
-    </w:p>
-    <w:p>
-      <w:pPr>
-        <w:spacing w:before="100" w:beforeAutospacing="1" w:after="100" w:afterAutospacing="1" w:line="240" w:lineRule="auto"/>
-        <w:rPr>
-          <w:rFonts w:cs="Arial"/>
-          <w:color w:val="000000" w:themeColor="text1"/>
-          <w:szCs w:val="24"/>
-          <w:u w:val="single"/>
-          <w:lang w:val="es-ES_tradnl" w:eastAsia="es-ES_tradnl"/>
-        </w:rPr>
-      </w:pPr>
-      <w:r>
-        <w:rPr>
-          <w:rFonts w:cs="Arial"/>
-          <w:color w:val="000000" w:themeColor="text1"/>
-          <w:szCs w:val="24"/>
-          <w:lang w:val="es-ES_tradnl" w:eastAsia="es-ES_tradnl"/>
-        </w:rPr>
-        <w:t>{%</w:t>
-      </w:r>
-      <w:r>
-        <w:rPr>
-          <w:rFonts w:cs="Arial"/>
-          <w:color w:val="000000" w:themeColor="text1"/>
-          <w:szCs w:val="24"/>
-          <w:lang w:val="es-ES_tradnl" w:eastAsia="es-ES_tradnl"/>
-        </w:rPr>
-        <w:t xml:space="preserve"> </w:t>
-      </w:r>
-      <w:proofErr w:type="spellStart"/>
-      <w:r>
-        <w:rPr>
-          <w:rFonts w:cs="Arial"/>
-          <w:color w:val="000000" w:themeColor="text1"/>
-          <w:szCs w:val="24"/>
-          <w:lang w:val="es-ES_tradnl" w:eastAsia="es-ES_tradnl"/>
-        </w:rPr>
-        <w:t>for</w:t>
-      </w:r>
-      <w:proofErr w:type="spellEnd"/>
-      <w:r>
-        <w:rPr>
-          <w:rFonts w:cs="Arial"/>
-          <w:color w:val="000000" w:themeColor="text1"/>
-          <w:szCs w:val="24"/>
-          <w:lang w:val="es-ES_tradnl" w:eastAsia="es-ES_tradnl"/>
-        </w:rPr>
-        <w:t xml:space="preserve"> detalle in </w:t>
-      </w:r>
-      <w:proofErr w:type="spellStart"/>
-      <w:r>
-        <w:rPr>
-          <w:rFonts w:cs="Arial"/>
-          <w:color w:val="000000" w:themeColor="text1"/>
-          <w:szCs w:val="24"/>
-          <w:lang w:val="es-ES_tradnl" w:eastAsia="es-ES_tradnl"/>
-        </w:rPr>
-        <w:t>detalles_monto_asegurado_segundo_ejemplo</w:t>
-      </w:r>
-      <w:proofErr w:type="spellEnd"/>
-      <w:r>
-        <w:rPr>
-          <w:rFonts w:cs="Arial"/>
-          <w:color w:val="000000" w:themeColor="text1"/>
-          <w:szCs w:val="24"/>
-          <w:lang w:val="es-ES_tradnl" w:eastAsia="es-ES_tradnl"/>
-        </w:rPr>
-        <w:t xml:space="preserve"> </w:t>
-      </w:r>
-      <w:r>
-        <w:rPr>
-          <w:rFonts w:cs="Arial"/>
-          <w:color w:val="000000" w:themeColor="text1"/>
-          <w:szCs w:val="24"/>
-          <w:lang w:val="es-ES_tradnl" w:eastAsia="es-ES_tradnl"/>
-        </w:rPr>
-        <w:t>%}</w:t>
-      </w:r>
-    </w:p>
-    <w:tbl>
-      <w:tblPr>
-        <w:tblStyle w:val="Tablaconcuadrcula"/>
-        <w:tblW w:w="0" w:type="auto"/>
-        <w:tblBorders>
-          <w:top w:val="none" w:sz="0" w:space="0" w:color="auto"/>
-          <w:left w:val="none" w:sz="0" w:space="0" w:color="auto"/>
-          <w:bottom w:val="none" w:sz="0" w:space="0" w:color="auto"/>
-          <w:right w:val="none" w:sz="0" w:space="0" w:color="auto"/>
-          <w:insideH w:val="none" w:sz="0" w:space="0" w:color="auto"/>
-          <w:insideV w:val="none" w:sz="0" w:space="0" w:color="auto"/>
-        </w:tblBorders>
-        <w:tblLook w:val="04A0" w:firstRow="1" w:lastRow="0" w:firstColumn="1" w:lastColumn="0" w:noHBand="0" w:noVBand="1"/>
-      </w:tblPr>
-      <w:tblGrid>
-        <w:gridCol w:w="2547"/>
-        <w:gridCol w:w="6281"/>
-      </w:tblGrid>
-      <w:tr>
-        <w:tc>
-          <w:tcPr>
-            <w:tcW w:w="2547" w:type="dxa"/>
-            <w:vAlign w:val="center"/>
-          </w:tcPr>
-          <w:p>
-            <w:pPr>
-              <w:spacing w:before="100" w:beforeAutospacing="1" w:after="100" w:afterAutospacing="1"/>
-              <w:jc w:val="center"/>
-              <w:rPr>
-                <w:rFonts w:cs="Arial"/>
-                <w:color w:val="000000" w:themeColor="text1"/>
-                <w:szCs w:val="24"/>
-                <w:lang w:val="es-ES_tradnl" w:eastAsia="es-ES_tradnl"/>
-              </w:rPr>
-            </w:pPr>
-            <w:proofErr w:type="gramStart"/>
-            <w:r>
-              <w:rPr>
-                <w:rFonts w:cs="Arial"/>
-                <w:color w:val="000000" w:themeColor="text1"/>
-                <w:szCs w:val="24"/>
-                <w:lang w:val="es-ES_tradnl" w:eastAsia="es-ES_tradnl"/>
-              </w:rPr>
-              <w:t xml:space="preserve">{{ </w:t>
-            </w:r>
-            <w:proofErr w:type="spellStart"/>
-            <w:r>
-              <w:rPr>
-                <w:rFonts w:cs="Arial"/>
-                <w:color w:val="000000" w:themeColor="text1"/>
-                <w:szCs w:val="24"/>
-                <w:lang w:val="es-ES_tradnl" w:eastAsia="es-ES_tradnl"/>
-              </w:rPr>
-              <w:t>detalle</w:t>
-            </w:r>
-            <w:proofErr w:type="gramEnd"/>
-            <w:r>
-              <w:rPr>
-                <w:rFonts w:cs="Arial"/>
-                <w:color w:val="000000" w:themeColor="text1"/>
-                <w:szCs w:val="24"/>
-                <w:lang w:val="es-ES_tradnl" w:eastAsia="es-ES_tradnl"/>
-              </w:rPr>
-              <w:t>.logo</w:t>
-            </w:r>
-            <w:proofErr w:type="spellEnd"/>
-            <w:r>
-              <w:rPr>
-                <w:rFonts w:cs="Arial"/>
-                <w:color w:val="000000" w:themeColor="text1"/>
-                <w:szCs w:val="24"/>
-                <w:lang w:val="es-ES_tradnl" w:eastAsia="es-ES_tradnl"/>
-              </w:rPr>
-              <w:t xml:space="preserve"> }}</w:t>
-            </w:r>
-          </w:p>
-        </w:tc>
-        <w:tc>
-          <w:tcPr>
-            <w:tcW w:w="6281" w:type="dxa"/>
-          </w:tcPr>
-          <w:p>
-            <w:pPr>
-              <w:spacing w:before="100" w:beforeAutospacing="1" w:after="100" w:afterAutospacing="1"/>
-              <w:rPr>
-                <w:rFonts w:cs="Arial"/>
-                <w:color w:val="000000" w:themeColor="text1"/>
-                <w:szCs w:val="24"/>
-                <w:lang w:val="es-ES_tradnl" w:eastAsia="es-ES_tradnl"/>
-              </w:rPr>
-            </w:pPr>
-            <w:proofErr w:type="gramStart"/>
-            <w:r>
-              <w:rPr>
-                <w:rFonts w:eastAsia="Times New Roman" w:cs="Arial"/>
-                <w:b/>
-                <w:bCs/>
-                <w:color w:val="000000"/>
-                <w:szCs w:val="24"/>
-                <w:u w:val="single"/>
-                <w:lang w:val="es-ES_tradnl" w:eastAsia="es-ES_tradnl"/>
-              </w:rPr>
-              <w:t xml:space="preserve">{{ </w:t>
-            </w:r>
-            <w:proofErr w:type="spellStart"/>
-            <w:r>
-              <w:rPr>
-                <w:rFonts w:eastAsia="Times New Roman" w:cs="Arial"/>
-                <w:b/>
-                <w:bCs/>
-                <w:color w:val="000000"/>
-                <w:szCs w:val="24"/>
-                <w:u w:val="single"/>
-                <w:lang w:val="es-ES_tradnl" w:eastAsia="es-ES_tradnl"/>
-              </w:rPr>
-              <w:t>detalle</w:t>
-            </w:r>
-            <w:proofErr w:type="gramEnd"/>
-            <w:r>
-              <w:rPr>
-                <w:rFonts w:eastAsia="Times New Roman" w:cs="Arial"/>
-                <w:b/>
-                <w:bCs/>
-                <w:color w:val="000000"/>
-                <w:szCs w:val="24"/>
-                <w:u w:val="single"/>
-                <w:lang w:val="es-ES_tradnl" w:eastAsia="es-ES_tradnl"/>
-              </w:rPr>
-              <w:t>.nombre_company</w:t>
-            </w:r>
-            <w:proofErr w:type="spellEnd"/>
-            <w:r>
-              <w:rPr>
-                <w:rFonts w:eastAsia="Times New Roman" w:cs="Arial"/>
-                <w:b/>
-                <w:bCs/>
-                <w:color w:val="000000"/>
-                <w:szCs w:val="24"/>
-                <w:u w:val="single"/>
-                <w:lang w:val="es-ES_tradnl" w:eastAsia="es-ES_tradnl"/>
-              </w:rPr>
-              <w:t xml:space="preserve"> }}</w:t>
-            </w:r>
-            <w:r>
-              <w:rPr>
-                <w:rFonts w:eastAsia="Times New Roman" w:cs="Arial"/>
-                <w:bCs/>
-                <w:color w:val="000000"/>
-                <w:szCs w:val="24"/>
-                <w:u w:val="single"/>
-                <w:lang w:val="es-ES_tradnl" w:eastAsia="es-ES_tradnl"/>
-              </w:rPr>
-              <w:t>:</w:t>
-            </w:r>
-            <w:r>
-              <w:rPr>
-                <w:rFonts w:eastAsia="Times New Roman" w:cs="Arial"/>
-                <w:bCs/>
-                <w:color w:val="000000"/>
-                <w:szCs w:val="24"/>
-                <w:lang w:val="es-ES_tradnl" w:eastAsia="es-ES_tradnl"/>
-              </w:rPr>
-              <w:t xml:space="preserve"> Monto </w:t>
-            </w:r>
-            <w:r>
-              <w:rPr>
-                <w:rFonts w:cs="Arial"/>
-                <w:szCs w:val="24"/>
-              </w:rPr>
-              <w:t xml:space="preserve">UF </w:t>
-            </w:r>
-            <w:r>
-              <w:rPr>
-                <w:rFonts w:cs="Arial"/>
-                <w:szCs w:val="24"/>
-              </w:rPr>
-              <w:t xml:space="preserve">{{ </w:t>
-            </w:r>
-            <w:proofErr w:type="spellStart"/>
-            <w:r>
-              <w:rPr>
-                <w:rFonts w:cs="Arial"/>
-                <w:szCs w:val="24"/>
-              </w:rPr>
-              <w:t>detalle.monto_asegurado</w:t>
-            </w:r>
-            <w:proofErr w:type="spellEnd"/>
-            <w:r>
-              <w:rPr>
-                <w:rFonts w:cs="Arial"/>
-                <w:szCs w:val="24"/>
-              </w:rPr>
-              <w:t xml:space="preserve"> }}</w:t>
-            </w:r>
-            <w:r>
-              <w:rPr>
-                <w:rFonts w:eastAsia="Times New Roman" w:cs="Arial"/>
-                <w:bCs/>
-                <w:color w:val="000000"/>
-                <w:szCs w:val="24"/>
-                <w:lang w:val="es-ES_tradnl" w:eastAsia="es-ES_tradnl"/>
-              </w:rPr>
-              <w:t xml:space="preserve"> con una prima anual de </w:t>
-            </w:r>
-            <w:r>
-              <w:rPr>
-                <w:rFonts w:cs="Arial"/>
-                <w:b/>
-                <w:szCs w:val="24"/>
-              </w:rPr>
-              <w:t xml:space="preserve">UF </w:t>
-            </w:r>
-            <w:r>
-              <w:rPr>
-                <w:rFonts w:cs="Arial"/>
-                <w:b/>
-                <w:szCs w:val="24"/>
-              </w:rPr>
-              <w:t xml:space="preserve">{{ </w:t>
-            </w:r>
-            <w:proofErr w:type="spellStart"/>
-            <w:r>
-              <w:rPr>
-                <w:rFonts w:cs="Arial"/>
-                <w:b/>
-                <w:szCs w:val="24"/>
-              </w:rPr>
-              <w:t>detalle.prima_anual</w:t>
-            </w:r>
-            <w:proofErr w:type="spellEnd"/>
-            <w:r>
-              <w:rPr>
-                <w:rFonts w:cs="Arial"/>
-                <w:b/>
-                <w:szCs w:val="24"/>
-              </w:rPr>
-              <w:t xml:space="preserve"> }}</w:t>
-            </w:r>
-            <w:r>
-              <w:rPr>
-                <w:rFonts w:eastAsia="Times New Roman" w:cs="Arial"/>
-                <w:b/>
-                <w:color w:val="000000"/>
-                <w:szCs w:val="24"/>
-                <w:lang w:val="es-ES_tradnl" w:eastAsia="es-ES_tradnl"/>
-              </w:rPr>
-              <w:t xml:space="preserve"> </w:t>
-            </w:r>
-            <w:r>
-              <w:rPr>
-                <w:rFonts w:eastAsia="Times New Roman" w:cs="Arial"/>
-                <w:color w:val="000000"/>
-                <w:szCs w:val="24"/>
-                <w:lang w:val="es-ES_tradnl" w:eastAsia="es-ES_tradnl"/>
-              </w:rPr>
-              <w:t xml:space="preserve">que se puede pactar en </w:t>
-            </w:r>
-            <w:r>
-              <w:rPr>
-                <w:rFonts w:cs="Arial"/>
-                <w:b/>
-                <w:bCs/>
-                <w:szCs w:val="24"/>
-              </w:rPr>
-              <w:t xml:space="preserve">{{ </w:t>
-            </w:r>
-            <w:proofErr w:type="spellStart"/>
-            <w:r>
-              <w:rPr>
-                <w:rFonts w:cs="Arial"/>
-                <w:b/>
-                <w:bCs/>
-                <w:szCs w:val="24"/>
-              </w:rPr>
-              <w:t>cantidad_cuotas</w:t>
-            </w:r>
-            <w:proofErr w:type="spellEnd"/>
-            <w:r>
-              <w:rPr>
-                <w:rFonts w:cs="Arial"/>
-                <w:b/>
-                <w:bCs/>
-                <w:szCs w:val="24"/>
-              </w:rPr>
-              <w:t xml:space="preserve"> }}</w:t>
-            </w:r>
-            <w:r>
-              <w:rPr>
-                <w:rFonts w:eastAsia="Times New Roman" w:cs="Arial"/>
-                <w:b/>
-                <w:bCs/>
-                <w:color w:val="000000"/>
-                <w:szCs w:val="24"/>
-                <w:lang w:val="es-ES_tradnl" w:eastAsia="es-ES_tradnl"/>
-              </w:rPr>
-              <w:t xml:space="preserve"> cuotas </w:t>
-            </w:r>
-            <w:r>
-              <w:rPr>
-                <w:rFonts w:eastAsia="Times New Roman" w:cs="Arial"/>
-                <w:b/>
-                <w:bCs/>
-                <w:color w:val="000000"/>
-                <w:szCs w:val="24"/>
-                <w:lang w:val="es-ES_tradnl" w:eastAsia="es-ES_tradnl"/>
-              </w:rPr>
-              <w:t xml:space="preserve">de </w:t>
-            </w:r>
-            <w:r>
-              <w:rPr>
-                <w:rFonts w:cs="Arial"/>
-                <w:b/>
-                <w:bCs/>
-                <w:szCs w:val="24"/>
-              </w:rPr>
-              <w:t xml:space="preserve">UF </w:t>
-            </w:r>
-            <w:r>
-              <w:rPr>
-                <w:rFonts w:cs="Arial"/>
-                <w:b/>
-                <w:bCs/>
-                <w:szCs w:val="24"/>
-              </w:rPr>
-              <w:t xml:space="preserve">{{ </w:t>
-            </w:r>
-            <w:proofErr w:type="spellStart"/>
-            <w:r>
-              <w:rPr>
-                <w:rFonts w:cs="Arial"/>
-                <w:b/>
-                <w:bCs/>
-                <w:szCs w:val="24"/>
-              </w:rPr>
-              <w:t>detalle.valor_cuota_uf</w:t>
-            </w:r>
-            <w:proofErr w:type="spellEnd"/>
-            <w:r>
-              <w:rPr>
-                <w:rFonts w:cs="Arial"/>
-                <w:b/>
-                <w:bCs/>
-                <w:szCs w:val="24"/>
-              </w:rPr>
-              <w:t xml:space="preserve"> }}</w:t>
-            </w:r>
-            <w:r>
-              <w:rPr>
-                <w:rFonts w:cs="Arial"/>
-                <w:szCs w:val="24"/>
-              </w:rPr>
-              <w:t>,</w:t>
-            </w:r>
-            <w:r>
-              <w:rPr>
-                <w:rFonts w:eastAsia="Times New Roman" w:cs="Arial"/>
-                <w:b/>
-                <w:bCs/>
-                <w:color w:val="000000"/>
-                <w:szCs w:val="24"/>
-                <w:lang w:val="es-ES_tradnl" w:eastAsia="es-ES_tradnl"/>
-              </w:rPr>
-              <w:t xml:space="preserve"> </w:t>
-            </w:r>
-            <w:r>
-              <w:rPr>
-                <w:rFonts w:eastAsia="Times New Roman" w:cs="Arial"/>
-                <w:color w:val="000000"/>
-                <w:szCs w:val="24"/>
-                <w:lang w:val="es-ES_tradnl" w:eastAsia="es-ES_tradnl"/>
-              </w:rPr>
-              <w:t>es decir </w:t>
-            </w:r>
-            <w:r>
-              <w:rPr>
-                <w:rFonts w:cs="Arial"/>
-                <w:szCs w:val="24"/>
-              </w:rPr>
-              <w:t xml:space="preserve">$ </w:t>
-            </w:r>
-            <w:r>
-              <w:rPr>
-                <w:rFonts w:cs="Arial"/>
-                <w:szCs w:val="24"/>
-              </w:rPr>
-              <w:t xml:space="preserve">{{ </w:t>
-            </w:r>
-            <w:proofErr w:type="spellStart"/>
-            <w:r>
-              <w:rPr>
-                <w:rFonts w:cs="Arial"/>
-                <w:szCs w:val="24"/>
-              </w:rPr>
-              <w:t>detalle.valor_cuota_pesos</w:t>
-            </w:r>
-            <w:proofErr w:type="spellEnd"/>
-            <w:r>
-              <w:rPr>
-                <w:rFonts w:cs="Arial"/>
-                <w:szCs w:val="24"/>
-              </w:rPr>
-              <w:t xml:space="preserve"> }}</w:t>
-            </w:r>
-            <w:r>
-              <w:rPr>
-                <w:rFonts w:eastAsia="Times New Roman" w:cs="Arial"/>
-                <w:bCs/>
-                <w:color w:val="000000"/>
-                <w:szCs w:val="24"/>
-                <w:lang w:val="es-ES_tradnl" w:eastAsia="es-ES_tradnl"/>
-              </w:rPr>
-              <w:t xml:space="preserve"> aprox. </w:t>
-            </w:r>
-            <w:r>
-              <w:rPr>
-                <w:rFonts w:eastAsia="Times New Roman" w:cs="Arial"/>
-                <w:color w:val="000000"/>
-                <w:szCs w:val="24"/>
-                <w:lang w:val="es-ES_tradnl" w:eastAsia="es-ES_tradnl"/>
-              </w:rPr>
-              <w:t xml:space="preserve">Lo cual promediado entre sus </w:t>
-            </w:r>
-            <w:proofErr w:type="gramStart"/>
-            <w:r>
-              <w:rPr>
-                <w:rFonts w:cs="Arial"/>
-                <w:szCs w:val="24"/>
-              </w:rPr>
-              <w:t xml:space="preserve">{{ </w:t>
-            </w:r>
-            <w:proofErr w:type="spellStart"/>
-            <w:r>
-              <w:rPr>
-                <w:rFonts w:cs="Arial"/>
-                <w:szCs w:val="24"/>
-              </w:rPr>
-              <w:t>cantidad</w:t>
-            </w:r>
-            <w:proofErr w:type="gramEnd"/>
-            <w:r>
-              <w:rPr>
-                <w:rFonts w:cs="Arial"/>
-                <w:szCs w:val="24"/>
-              </w:rPr>
-              <w:t>_unidades</w:t>
-            </w:r>
-            <w:proofErr w:type="spellEnd"/>
-            <w:r>
-              <w:rPr>
-                <w:rFonts w:cs="Arial"/>
-                <w:szCs w:val="24"/>
-              </w:rPr>
-              <w:t xml:space="preserve"> }}</w:t>
-            </w:r>
-            <w:r>
-              <w:rPr>
-                <w:rFonts w:eastAsia="Times New Roman" w:cs="Arial"/>
-                <w:color w:val="000000"/>
-                <w:szCs w:val="24"/>
-                <w:lang w:val="es-ES_tradnl" w:eastAsia="es-ES_tradnl"/>
-              </w:rPr>
-              <w:t xml:space="preserve"> propietarios, nos da un costo unitario de </w:t>
-            </w:r>
-            <w:r>
-              <w:rPr>
-                <w:rFonts w:cs="Arial"/>
-                <w:szCs w:val="24"/>
-              </w:rPr>
-              <w:t xml:space="preserve">$ </w:t>
-            </w:r>
-            <w:r>
-              <w:rPr>
-                <w:rFonts w:cs="Arial"/>
-                <w:szCs w:val="24"/>
-              </w:rPr>
-              <w:t xml:space="preserve">{{ </w:t>
-            </w:r>
-            <w:proofErr w:type="spellStart"/>
-            <w:r>
-              <w:rPr>
-                <w:rFonts w:cs="Arial"/>
-                <w:szCs w:val="24"/>
-              </w:rPr>
-              <w:t>detalle.prorrateo_pesos</w:t>
-            </w:r>
-            <w:proofErr w:type="spellEnd"/>
-            <w:r>
-              <w:rPr>
-                <w:rFonts w:cs="Arial"/>
-                <w:szCs w:val="24"/>
-              </w:rPr>
-              <w:t xml:space="preserve"> }}</w:t>
-            </w:r>
-            <w:r>
-              <w:rPr>
-                <w:rFonts w:eastAsia="Times New Roman" w:cs="Arial"/>
-                <w:color w:val="000000"/>
-                <w:szCs w:val="24"/>
-                <w:lang w:val="es-ES_tradnl" w:eastAsia="es-ES_tradnl"/>
-              </w:rPr>
-              <w:t xml:space="preserve"> aprox.</w:t>
-            </w:r>
-          </w:p>
-        </w:tc>
-      </w:tr>
-    </w:tbl>
-    <w:p>
-      <w:pPr>
-        <w:spacing w:before="100" w:beforeAutospacing="1" w:after="100" w:afterAutospacing="1" w:line="240" w:lineRule="auto"/>
-        <w:jc w:val="both"/>
-        <w:rPr>
-          <w:rFonts w:cs="Arial"/>
-          <w:bCs/>
-          <w:color w:val="000000" w:themeColor="text1"/>
-          <w:szCs w:val="24"/>
-          <w:u w:val="single"/>
-          <w:lang w:val="es-ES_tradnl" w:eastAsia="es-ES_tradnl"/>
-        </w:rPr>
-      </w:pPr>
-      <w:r>
-        <w:rPr>
-          <w:rFonts w:cs="Arial"/>
-          <w:bCs/>
-          <w:color w:val="000000" w:themeColor="text1"/>
-          <w:szCs w:val="24"/>
-          <w:u w:val="single"/>
-          <w:lang w:val="es-ES_tradnl" w:eastAsia="es-ES_tradnl"/>
-        </w:rPr>
-        <w:t xml:space="preserve">{% </w:t>
-      </w:r>
-      <w:proofErr w:type="spellStart"/>
-      <w:r>
-        <w:rPr>
-          <w:rFonts w:cs="Arial"/>
-          <w:bCs/>
-          <w:color w:val="000000" w:themeColor="text1"/>
-          <w:szCs w:val="24"/>
-          <w:u w:val="single"/>
-          <w:lang w:val="es-ES_tradnl" w:eastAsia="es-ES_tradnl"/>
-        </w:rPr>
-        <w:t>endfor</w:t>
-      </w:r>
-      <w:proofErr w:type="spellEnd"/>
-      <w:r>
-        <w:rPr>
-          <w:rFonts w:cs="Arial"/>
-          <w:bCs/>
-          <w:color w:val="000000" w:themeColor="text1"/>
-          <w:szCs w:val="24"/>
-          <w:u w:val="single"/>
-          <w:lang w:val="es-ES_tradnl" w:eastAsia="es-ES_tradnl"/>
-        </w:rPr>
-        <w:t xml:space="preserve"> %}</w:t>
-      </w:r>
-    </w:p>
-    <w:p>
-      <w:pPr>
-        <w:spacing w:before="100" w:beforeAutospacing="1" w:after="100" w:afterAutospacing="1" w:line="240" w:lineRule="auto"/>
-        <w:jc w:val="both"/>
-        <w:rPr>
-          <w:rFonts w:eastAsia="Times New Roman" w:cs="Arial"/>
-          <w:b/>
-          <w:bCs/>
-          <w:color w:val="000000"/>
-          <w:szCs w:val="24"/>
-          <w:u w:val="single"/>
-          <w:lang w:val="es-ES_tradnl" w:eastAsia="es-ES_tradnl"/>
-        </w:rPr>
-      </w:pPr>
-      <w:r>
-        <w:rPr>
-          <w:rFonts w:cs="Arial"/>
-          <w:bCs/>
-          <w:color w:val="000000" w:themeColor="text1"/>
-          <w:szCs w:val="24"/>
-          <w:u w:val="single"/>
-          <w:lang w:val="es-ES_tradnl" w:eastAsia="es-ES_tradnl"/>
-        </w:rPr>
-        <w:t xml:space="preserve">4.3.1.- </w:t>
-      </w:r>
-      <w:r>
-        <w:rPr>
-          <w:rFonts w:cs="Arial"/>
-          <w:bCs/>
-          <w:color w:val="000000" w:themeColor="text1"/>
-          <w:szCs w:val="24"/>
-          <w:u w:val="single"/>
-          <w:lang w:val="es-ES_tradnl" w:eastAsia="es-ES_tradnl"/>
-        </w:rPr>
-        <w:t xml:space="preserve">Cuadro Comparativo: Monto (Ejemplo) </w:t>
-      </w:r>
-      <w:r>
-        <w:rPr>
-          <w:rFonts w:cs="Arial"/>
-          <w:b/>
-          <w:szCs w:val="24"/>
-          <w:u w:val="single"/>
-        </w:rPr>
-        <w:t xml:space="preserve">UF </w:t>
-      </w:r>
-      <w:proofErr w:type="gramStart"/>
-      <w:r>
-        <w:rPr>
-          <w:rFonts w:cs="Arial"/>
-          <w:b/>
-          <w:szCs w:val="24"/>
-          <w:u w:val="single"/>
-        </w:rPr>
-        <w:t xml:space="preserve">{{ </w:t>
-      </w:r>
-      <w:proofErr w:type="spellStart"/>
-      <w:r>
-        <w:rPr>
-          <w:rFonts w:cs="Arial"/>
-          <w:b/>
-          <w:szCs w:val="24"/>
-          <w:u w:val="single"/>
-        </w:rPr>
-        <w:t>monto</w:t>
-      </w:r>
-      <w:proofErr w:type="gramEnd"/>
-      <w:r>
-        <w:rPr>
-          <w:rFonts w:cs="Arial"/>
-          <w:b/>
-          <w:szCs w:val="24"/>
-          <w:u w:val="single"/>
-        </w:rPr>
-        <w:t>_asegurado_segundo_ejemplo</w:t>
-      </w:r>
-      <w:proofErr w:type="spellEnd"/>
-      <w:r>
-        <w:rPr>
-          <w:rFonts w:cs="Arial"/>
-          <w:b/>
-          <w:szCs w:val="24"/>
-          <w:u w:val="single"/>
-        </w:rPr>
-        <w:t xml:space="preserve"> }}</w:t>
-      </w:r>
-      <w:r>
-        <w:rPr>
-          <w:rFonts w:cs="Arial"/>
-          <w:bCs/>
-          <w:color w:val="000000" w:themeColor="text1"/>
-          <w:szCs w:val="24"/>
-          <w:u w:val="single"/>
-          <w:lang w:val="es-ES_tradnl" w:eastAsia="es-ES_tradnl"/>
-        </w:rPr>
-        <w:t xml:space="preserve"> </w:t>
-      </w:r>
-      <w:r>
-        <w:rPr>
-          <w:rFonts w:cs="Arial"/>
-          <w:bCs/>
-          <w:color w:val="000000" w:themeColor="text1"/>
-          <w:szCs w:val="24"/>
-          <w:u w:val="single"/>
-          <w:lang w:val="es-ES_tradnl" w:eastAsia="es-ES_tradnl"/>
-        </w:rPr>
-        <w:t xml:space="preserve">de Seguro Bienes y Espacios Comunes </w:t>
-      </w:r>
-      <w:r>
-        <w:rPr>
-          <w:rFonts w:cs="Arial"/>
-          <w:b/>
-          <w:color w:val="000000" w:themeColor="text1"/>
-          <w:szCs w:val="24"/>
-          <w:u w:val="single"/>
-          <w:lang w:val="es-ES_tradnl" w:eastAsia="es-ES_tradnl"/>
-        </w:rPr>
-        <w:t>Incendio + Sismo + Adicionales</w:t>
-      </w:r>
-      <w:r>
-        <w:rPr>
-          <w:rFonts w:cs="Arial"/>
-          <w:bCs/>
-          <w:color w:val="000000" w:themeColor="text1"/>
-          <w:szCs w:val="24"/>
-          <w:u w:val="single"/>
-          <w:lang w:val="es-ES_tradnl" w:eastAsia="es-ES_tradnl"/>
-        </w:rPr>
-        <w:t xml:space="preserve"> </w:t>
-      </w:r>
-      <w:r>
-        <w:rPr>
-          <w:rFonts w:cs="Arial"/>
-          <w:bCs/>
-          <w:color w:val="000000" w:themeColor="text1"/>
-          <w:szCs w:val="24"/>
-          <w:u w:val="single"/>
-          <w:lang w:val="es-ES_tradnl" w:eastAsia="es-ES_tradnl"/>
-        </w:rPr>
-        <w:t xml:space="preserve">{{ </w:t>
-      </w:r>
-      <w:proofErr w:type="spellStart"/>
-      <w:r>
-        <w:rPr>
-          <w:rFonts w:cs="Arial"/>
-          <w:bCs/>
-          <w:color w:val="000000" w:themeColor="text1"/>
-          <w:szCs w:val="24"/>
-          <w:u w:val="single"/>
-          <w:lang w:val="es-ES_tradnl" w:eastAsia="es-ES_tradnl"/>
-        </w:rPr>
-        <w:t>year_actual</w:t>
-      </w:r>
-      <w:proofErr w:type="spellEnd"/>
-      <w:r>
-        <w:rPr>
-          <w:rFonts w:cs="Arial"/>
-          <w:bCs/>
-          <w:color w:val="000000" w:themeColor="text1"/>
-          <w:szCs w:val="24"/>
-          <w:u w:val="single"/>
-          <w:lang w:val="es-ES_tradnl" w:eastAsia="es-ES_tradnl"/>
-        </w:rPr>
-        <w:t xml:space="preserve"> }}</w:t>
-      </w:r>
-      <w:r>
-        <w:rPr>
-          <w:rFonts w:cs="Arial"/>
-          <w:bCs/>
-          <w:color w:val="000000" w:themeColor="text1"/>
-          <w:szCs w:val="24"/>
-          <w:u w:val="single"/>
-          <w:lang w:val="es-ES_tradnl" w:eastAsia="es-ES_tradnl"/>
-        </w:rPr>
-        <w:t>.</w:t>
-      </w:r>
-      <w:r>
-        <w:rPr>
-          <w:rFonts w:cs="Arial"/>
-          <w:b/>
-          <w:bCs/>
-          <w:color w:val="FF0000"/>
-          <w:szCs w:val="24"/>
-          <w:u w:val="single"/>
-          <w:lang w:val="es-ES_tradnl" w:eastAsia="es-ES_tradnl"/>
-        </w:rPr>
-        <w:t xml:space="preserve"> Infraseguro</w:t>
-      </w:r>
-      <w:r>
-        <w:rPr>
-          <w:rFonts w:cs="Arial"/>
-          <w:b/>
-          <w:bCs/>
-          <w:color w:val="FF0000"/>
-          <w:szCs w:val="24"/>
-          <w:u w:val="single"/>
-          <w:lang w:val="es-ES_tradnl" w:eastAsia="es-ES_tradnl"/>
-        </w:rPr>
-        <w:t xml:space="preserve"> </w:t>
-      </w:r>
-      <w:proofErr w:type="gramStart"/>
-      <w:r>
-        <w:rPr>
-          <w:rFonts w:cs="Arial"/>
-          <w:b/>
-          <w:bCs/>
-          <w:color w:val="FF0000"/>
-          <w:szCs w:val="24"/>
-          <w:u w:val="single"/>
-        </w:rPr>
-        <w:t xml:space="preserve">{{ </w:t>
-      </w:r>
-      <w:proofErr w:type="spellStart"/>
-      <w:r>
-        <w:rPr>
-          <w:rFonts w:cs="Arial"/>
-          <w:b/>
-          <w:bCs/>
-          <w:color w:val="FF0000"/>
-          <w:szCs w:val="24"/>
-          <w:u w:val="single"/>
-        </w:rPr>
-        <w:t>porcentaje</w:t>
-      </w:r>
-      <w:proofErr w:type="gramEnd"/>
-      <w:r>
-        <w:rPr>
-          <w:rFonts w:cs="Arial"/>
-          <w:b/>
-          <w:bCs/>
-          <w:color w:val="FF0000"/>
-          <w:szCs w:val="24"/>
-          <w:u w:val="single"/>
-        </w:rPr>
-        <w:t>_infraseguro_segundo_ejemplo</w:t>
-      </w:r>
-      <w:proofErr w:type="spellEnd"/>
-      <w:r>
-        <w:rPr>
-          <w:rFonts w:cs="Arial"/>
-          <w:b/>
-          <w:bCs/>
-          <w:color w:val="FF0000"/>
-          <w:szCs w:val="24"/>
-          <w:u w:val="single"/>
-        </w:rPr>
-        <w:t xml:space="preserve"> }}</w:t>
-      </w:r>
-      <w:r>
-        <w:rPr>
-          <w:rFonts w:cs="Arial"/>
-          <w:b/>
-          <w:bCs/>
-          <w:color w:val="FF0000"/>
-          <w:szCs w:val="24"/>
-          <w:u w:val="single"/>
-        </w:rPr>
-        <w:t>%</w:t>
-      </w:r>
-      <w:r>
-        <w:rPr>
-          <w:rFonts w:cs="Arial"/>
-          <w:b/>
-          <w:bCs/>
-          <w:color w:val="FF0000"/>
-          <w:szCs w:val="24"/>
-          <w:u w:val="single"/>
-          <w:lang w:val="es-ES_tradnl" w:eastAsia="es-ES_tradnl"/>
-        </w:rPr>
-        <w:t>.</w:t>
-      </w:r>
     </w:p>
     <w:tbl>
       <w:tblPr>
@@ -6834,27 +4550,31 @@
         <w:tblLook w:val="04A0" w:firstRow="1" w:lastRow="0" w:firstColumn="1" w:lastColumn="0" w:noHBand="0" w:noVBand="1"/>
       </w:tblPr>
       <w:tblGrid>
-        <w:gridCol w:w="4414"/>
-        <w:gridCol w:w="4414"/>
+        <w:gridCol w:w="1715"/>
+        <w:gridCol w:w="1334"/>
+        <w:gridCol w:w="1048"/>
+        <w:gridCol w:w="1148"/>
+        <w:gridCol w:w="1323"/>
+        <w:gridCol w:w="1043"/>
+        <w:gridCol w:w="1217"/>
       </w:tblGrid>
       <w:tr>
         <w:trPr>
           <w:cnfStyle w:val="100000000000" w:firstRow="1" w:lastRow="0" w:firstColumn="0" w:lastColumn="0" w:oddVBand="0" w:evenVBand="0" w:oddHBand="0" w:evenHBand="0" w:firstRowFirstColumn="0" w:firstRowLastColumn="0" w:lastRowFirstColumn="0" w:lastRowLastColumn="0"/>
-          <w:trHeight w:val="340"/>
         </w:trPr>
         <w:tc>
           <w:tcPr>
             <w:cnfStyle w:val="001000000000" w:firstRow="0" w:lastRow="0" w:firstColumn="1" w:lastColumn="0" w:oddVBand="0" w:evenVBand="0" w:oddHBand="0" w:evenHBand="0" w:firstRowFirstColumn="0" w:firstRowLastColumn="0" w:lastRowFirstColumn="0" w:lastRowLastColumn="0"/>
-            <w:tcW w:w="4414" w:type="dxa"/>
-            <w:vAlign w:val="center"/>
+            <w:tcW w:w="1714" w:type="dxa"/>
           </w:tcPr>
-          <w:bookmarkEnd w:id="4"/>
+          <w:bookmarkEnd w:id="1"/>
           <w:p>
             <w:pPr>
               <w:spacing w:before="100" w:beforeAutospacing="1" w:after="100" w:afterAutospacing="1"/>
               <w:jc w:val="center"/>
               <w:rPr>
                 <w:rFonts w:cs="Arial"/>
+                <w:b w:val="0"/>
                 <w:bCs w:val="0"/>
                 <w:sz w:val="22"/>
                 <w:lang w:val="es-ES_tradnl" w:eastAsia="es-ES_tradnl"/>
@@ -6863,18 +4583,18 @@
             <w:r>
               <w:rPr>
                 <w:rFonts w:cs="Arial"/>
+                <w:b w:val="0"/>
                 <w:bCs w:val="0"/>
                 <w:sz w:val="22"/>
                 <w:lang w:val="es-ES_tradnl" w:eastAsia="es-ES_tradnl"/>
               </w:rPr>
-              <w:t>Desglose</w:t>
+              <w:t>Compañía</w:t>
             </w:r>
           </w:p>
         </w:tc>
         <w:tc>
           <w:tcPr>
-            <w:tcW w:w="4414" w:type="dxa"/>
-            <w:vAlign w:val="center"/>
+            <w:tcW w:w="1334" w:type="dxa"/>
           </w:tcPr>
           <w:p>
             <w:pPr>
@@ -6883,6 +4603,7 @@
               <w:cnfStyle w:val="100000000000" w:firstRow="1" w:lastRow="0" w:firstColumn="0" w:lastColumn="0" w:oddVBand="0" w:evenVBand="0" w:oddHBand="0" w:evenHBand="0" w:firstRowFirstColumn="0" w:firstRowLastColumn="0" w:lastRowFirstColumn="0" w:lastRowLastColumn="0"/>
               <w:rPr>
                 <w:rFonts w:cs="Arial"/>
+                <w:b w:val="0"/>
                 <w:bCs w:val="0"/>
                 <w:sz w:val="22"/>
                 <w:lang w:val="es-ES_tradnl" w:eastAsia="es-ES_tradnl"/>
@@ -6891,11 +4612,201 @@
             <w:r>
               <w:rPr>
                 <w:rFonts w:cs="Arial"/>
+                <w:b w:val="0"/>
                 <w:bCs w:val="0"/>
                 <w:sz w:val="22"/>
                 <w:lang w:val="es-ES_tradnl" w:eastAsia="es-ES_tradnl"/>
               </w:rPr>
-              <w:t>Empresa</w:t>
+              <w:t>Monto asegurado</w:t>
+            </w:r>
+          </w:p>
+        </w:tc>
+        <w:tc>
+          <w:tcPr>
+            <w:tcW w:w="1048" w:type="dxa"/>
+          </w:tcPr>
+          <w:p>
+            <w:pPr>
+              <w:spacing w:before="100" w:beforeAutospacing="1" w:after="100" w:afterAutospacing="1"/>
+              <w:jc w:val="center"/>
+              <w:cnfStyle w:val="100000000000" w:firstRow="1" w:lastRow="0" w:firstColumn="0" w:lastColumn="0" w:oddVBand="0" w:evenVBand="0" w:oddHBand="0" w:evenHBand="0" w:firstRowFirstColumn="0" w:firstRowLastColumn="0" w:lastRowFirstColumn="0" w:lastRowLastColumn="0"/>
+              <w:rPr>
+                <w:rFonts w:cs="Arial"/>
+                <w:b w:val="0"/>
+                <w:bCs w:val="0"/>
+                <w:sz w:val="22"/>
+                <w:lang w:val="es-ES_tradnl" w:eastAsia="es-ES_tradnl"/>
+              </w:rPr>
+            </w:pPr>
+            <w:r>
+              <w:rPr>
+                <w:rFonts w:cs="Arial"/>
+                <w:b w:val="0"/>
+                <w:bCs w:val="0"/>
+                <w:sz w:val="22"/>
+                <w:lang w:val="es-ES_tradnl" w:eastAsia="es-ES_tradnl"/>
+              </w:rPr>
+              <w:t>Primas anuales UF</w:t>
+            </w:r>
+          </w:p>
+        </w:tc>
+        <w:tc>
+          <w:tcPr>
+            <w:tcW w:w="1149" w:type="dxa"/>
+          </w:tcPr>
+          <w:p>
+            <w:pPr>
+              <w:spacing w:before="100" w:beforeAutospacing="1" w:after="100" w:afterAutospacing="1"/>
+              <w:jc w:val="center"/>
+              <w:cnfStyle w:val="100000000000" w:firstRow="1" w:lastRow="0" w:firstColumn="0" w:lastColumn="0" w:oddVBand="0" w:evenVBand="0" w:oddHBand="0" w:evenHBand="0" w:firstRowFirstColumn="0" w:firstRowLastColumn="0" w:lastRowFirstColumn="0" w:lastRowLastColumn="0"/>
+              <w:rPr>
+                <w:rFonts w:cs="Arial"/>
+                <w:b w:val="0"/>
+                <w:bCs w:val="0"/>
+                <w:sz w:val="22"/>
+                <w:lang w:val="es-ES_tradnl" w:eastAsia="es-ES_tradnl"/>
+              </w:rPr>
+            </w:pPr>
+            <w:r>
+              <w:rPr>
+                <w:rFonts w:cs="Arial"/>
+                <w:b w:val="0"/>
+                <w:bCs w:val="0"/>
+                <w:sz w:val="22"/>
+                <w:lang w:val="es-ES_tradnl" w:eastAsia="es-ES_tradnl"/>
+              </w:rPr>
+              <w:t>11 cuotas (UF)</w:t>
+            </w:r>
+          </w:p>
+        </w:tc>
+        <w:tc>
+          <w:tcPr>
+            <w:tcW w:w="1323" w:type="dxa"/>
+          </w:tcPr>
+          <w:p>
+            <w:pPr>
+              <w:spacing w:before="100" w:beforeAutospacing="1" w:after="100" w:afterAutospacing="1"/>
+              <w:jc w:val="center"/>
+              <w:cnfStyle w:val="100000000000" w:firstRow="1" w:lastRow="0" w:firstColumn="0" w:lastColumn="0" w:oddVBand="0" w:evenVBand="0" w:oddHBand="0" w:evenHBand="0" w:firstRowFirstColumn="0" w:firstRowLastColumn="0" w:lastRowFirstColumn="0" w:lastRowLastColumn="0"/>
+              <w:rPr>
+                <w:rFonts w:cs="Arial"/>
+                <w:b w:val="0"/>
+                <w:bCs w:val="0"/>
+                <w:sz w:val="22"/>
+                <w:lang w:val="es-ES_tradnl" w:eastAsia="es-ES_tradnl"/>
+              </w:rPr>
+            </w:pPr>
+            <w:r>
+              <w:rPr>
+                <w:rFonts w:cs="Arial"/>
+                <w:b w:val="0"/>
+                <w:bCs w:val="0"/>
+                <w:sz w:val="22"/>
+                <w:lang w:val="es-ES_tradnl" w:eastAsia="es-ES_tradnl"/>
+              </w:rPr>
+              <w:t>11 cuotas ($)</w:t>
+            </w:r>
+          </w:p>
+        </w:tc>
+        <w:tc>
+          <w:tcPr>
+            <w:tcW w:w="1043" w:type="dxa"/>
+          </w:tcPr>
+          <w:p>
+            <w:pPr>
+              <w:spacing w:before="100" w:beforeAutospacing="1" w:after="100" w:afterAutospacing="1"/>
+              <w:jc w:val="center"/>
+              <w:cnfStyle w:val="100000000000" w:firstRow="1" w:lastRow="0" w:firstColumn="0" w:lastColumn="0" w:oddVBand="0" w:evenVBand="0" w:oddHBand="0" w:evenHBand="0" w:firstRowFirstColumn="0" w:firstRowLastColumn="0" w:lastRowFirstColumn="0" w:lastRowLastColumn="0"/>
+              <w:rPr>
+                <w:rFonts w:cs="Arial"/>
+                <w:b w:val="0"/>
+                <w:bCs w:val="0"/>
+                <w:sz w:val="22"/>
+                <w:lang w:val="es-ES_tradnl" w:eastAsia="es-ES_tradnl"/>
+              </w:rPr>
+            </w:pPr>
+            <w:r>
+              <w:rPr>
+                <w:rFonts w:cs="Arial"/>
+                <w:b w:val="0"/>
+                <w:bCs w:val="0"/>
+                <w:sz w:val="22"/>
+                <w:lang w:val="es-ES_tradnl" w:eastAsia="es-ES_tradnl"/>
+              </w:rPr>
+              <w:t xml:space="preserve">Prorrateo </w:t>
+            </w:r>
+            <w:proofErr w:type="spellStart"/>
+            <w:r>
+              <w:rPr>
+                <w:rFonts w:cs="Arial"/>
+                <w:b w:val="0"/>
+                <w:bCs w:val="0"/>
+                <w:sz w:val="22"/>
+                <w:lang w:val="es-ES_tradnl" w:eastAsia="es-ES_tradnl"/>
+              </w:rPr>
+              <w:t>Aprox</w:t>
+            </w:r>
+            <w:proofErr w:type="spellEnd"/>
+            <w:r>
+              <w:rPr>
+                <w:rFonts w:cs="Arial"/>
+                <w:b w:val="0"/>
+                <w:bCs w:val="0"/>
+                <w:sz w:val="22"/>
+                <w:lang w:val="es-ES_tradnl" w:eastAsia="es-ES_tradnl"/>
+              </w:rPr>
+              <w:t xml:space="preserve"> (UF)</w:t>
+            </w:r>
+          </w:p>
+        </w:tc>
+        <w:tc>
+          <w:tcPr>
+            <w:tcW w:w="1217" w:type="dxa"/>
+          </w:tcPr>
+          <w:p>
+            <w:pPr>
+              <w:spacing w:before="100" w:beforeAutospacing="1" w:after="100" w:afterAutospacing="1"/>
+              <w:jc w:val="center"/>
+              <w:cnfStyle w:val="100000000000" w:firstRow="1" w:lastRow="0" w:firstColumn="0" w:lastColumn="0" w:oddVBand="0" w:evenVBand="0" w:oddHBand="0" w:evenHBand="0" w:firstRowFirstColumn="0" w:firstRowLastColumn="0" w:lastRowFirstColumn="0" w:lastRowLastColumn="0"/>
+              <w:rPr>
+                <w:rFonts w:cs="Arial"/>
+                <w:b w:val="0"/>
+                <w:bCs w:val="0"/>
+                <w:sz w:val="22"/>
+                <w:lang w:val="es-ES_tradnl" w:eastAsia="es-ES_tradnl"/>
+              </w:rPr>
+            </w:pPr>
+            <w:r>
+              <w:rPr>
+                <w:rFonts w:cs="Arial"/>
+                <w:b w:val="0"/>
+                <w:bCs w:val="0"/>
+                <w:sz w:val="22"/>
+                <w:lang w:val="es-ES_tradnl" w:eastAsia="es-ES_tradnl"/>
+              </w:rPr>
+              <w:t xml:space="preserve">Prorrateo </w:t>
+            </w:r>
+            <w:proofErr w:type="spellStart"/>
+            <w:r>
+              <w:rPr>
+                <w:rFonts w:cs="Arial"/>
+                <w:b w:val="0"/>
+                <w:bCs w:val="0"/>
+                <w:sz w:val="22"/>
+                <w:lang w:val="es-ES_tradnl" w:eastAsia="es-ES_tradnl"/>
+              </w:rPr>
+              <w:t>Aprox</w:t>
+            </w:r>
+            <w:proofErr w:type="spellEnd"/>
+            <w:r>
+              <w:rPr>
+                <w:rFonts w:cs="Arial"/>
+                <w:b w:val="0"/>
+                <w:bCs w:val="0"/>
+                <w:sz w:val="22"/>
+                <w:lang w:val="es-ES_tradnl" w:eastAsia="es-ES_tradnl"/>
+              </w:rPr>
+              <w:t xml:space="preserve"> ($)</w:t>
             </w:r>
           </w:p>
         </w:tc>
@@ -6903,12 +4814,12 @@
       <w:tr>
         <w:trPr>
           <w:cnfStyle w:val="000000100000" w:firstRow="0" w:lastRow="0" w:firstColumn="0" w:lastColumn="0" w:oddVBand="0" w:evenVBand="0" w:oddHBand="1" w:evenHBand="0" w:firstRowFirstColumn="0" w:firstRowLastColumn="0" w:lastRowFirstColumn="0" w:lastRowLastColumn="0"/>
-          <w:trHeight w:val="340"/>
+          <w:trHeight w:val="1701"/>
         </w:trPr>
         <w:tc>
           <w:tcPr>
             <w:cnfStyle w:val="001000000000" w:firstRow="0" w:lastRow="0" w:firstColumn="1" w:lastColumn="0" w:oddVBand="0" w:evenVBand="0" w:oddHBand="0" w:evenHBand="0" w:firstRowFirstColumn="0" w:firstRowLastColumn="0" w:lastRowFirstColumn="0" w:lastRowLastColumn="0"/>
-            <w:tcW w:w="4414" w:type="dxa"/>
+            <w:tcW w:w="1714" w:type="dxa"/>
             <w:vAlign w:val="center"/>
           </w:tcPr>
           <w:p>
@@ -6917,8 +4828,10 @@
               <w:rPr>
                 <w:rFonts w:cs="Arial"/>
                 <w:b w:val="0"/>
-                <w:color w:val="000000" w:themeColor="text1"/>
-                <w:sz w:val="22"/>
+                <w:bCs w:val="0"/>
+                <w:color w:val="000000" w:themeColor="text1"/>
+                <w:sz w:val="20"/>
+                <w:szCs w:val="20"/>
                 <w:lang w:val="es-ES_tradnl" w:eastAsia="es-ES_tradnl"/>
               </w:rPr>
             </w:pPr>
@@ -6926,17 +4839,111 @@
               <w:rPr>
                 <w:rFonts w:cs="Arial"/>
                 <w:b w:val="0"/>
-                <w:color w:val="000000" w:themeColor="text1"/>
-                <w:sz w:val="22"/>
-                <w:lang w:val="es-ES_tradnl" w:eastAsia="es-ES_tradnl"/>
-              </w:rPr>
-              <w:t>Monto asegurado</w:t>
+                <w:bCs w:val="0"/>
+                <w:color w:val="000000" w:themeColor="text1"/>
+                <w:sz w:val="20"/>
+                <w:szCs w:val="20"/>
+                <w:lang w:val="es-ES_tradnl" w:eastAsia="es-ES_tradnl"/>
+              </w:rPr>
+              <w:t>{%</w:t>
+            </w:r>
+            <w:proofErr w:type="spellStart"/>
+            <w:r>
+              <w:rPr>
+                <w:rFonts w:cs="Arial"/>
+                <w:b w:val="0"/>
+                <w:bCs w:val="0"/>
+                <w:color w:val="000000" w:themeColor="text1"/>
+                <w:sz w:val="20"/>
+                <w:szCs w:val="20"/>
+                <w:lang w:val="es-ES_tradnl" w:eastAsia="es-ES_tradnl"/>
+              </w:rPr>
+              <w:t>tr</w:t>
+            </w:r>
+            <w:proofErr w:type="spellEnd"/>
+            <w:r>
+              <w:rPr>
+                <w:rFonts w:cs="Arial"/>
+                <w:b w:val="0"/>
+                <w:bCs w:val="0"/>
+                <w:color w:val="000000" w:themeColor="text1"/>
+                <w:sz w:val="20"/>
+                <w:szCs w:val="20"/>
+                <w:lang w:val="es-ES_tradnl" w:eastAsia="es-ES_tradnl"/>
+              </w:rPr>
+              <w:t xml:space="preserve"> </w:t>
+            </w:r>
+            <w:proofErr w:type="spellStart"/>
+            <w:r>
+              <w:rPr>
+                <w:rFonts w:cs="Arial"/>
+                <w:b w:val="0"/>
+                <w:bCs w:val="0"/>
+                <w:color w:val="000000" w:themeColor="text1"/>
+                <w:sz w:val="20"/>
+                <w:szCs w:val="20"/>
+                <w:lang w:val="es-ES_tradnl" w:eastAsia="es-ES_tradnl"/>
+              </w:rPr>
+              <w:t>for</w:t>
+            </w:r>
+            <w:proofErr w:type="spellEnd"/>
+            <w:r>
+              <w:rPr>
+                <w:rFonts w:cs="Arial"/>
+                <w:b w:val="0"/>
+                <w:bCs w:val="0"/>
+                <w:color w:val="000000" w:themeColor="text1"/>
+                <w:sz w:val="20"/>
+                <w:szCs w:val="20"/>
+                <w:lang w:val="es-ES_tradnl" w:eastAsia="es-ES_tradnl"/>
+              </w:rPr>
+              <w:t xml:space="preserve"> detalle in </w:t>
+            </w:r>
+            <w:proofErr w:type="spellStart"/>
+            <w:proofErr w:type="gramStart"/>
+            <w:r>
+              <w:rPr>
+                <w:rFonts w:cs="Arial"/>
+                <w:b w:val="0"/>
+                <w:bCs w:val="0"/>
+                <w:color w:val="000000" w:themeColor="text1"/>
+                <w:sz w:val="20"/>
+                <w:szCs w:val="20"/>
+                <w:lang w:val="es-ES_tradnl" w:eastAsia="es-ES_tradnl"/>
+              </w:rPr>
+              <w:t>seccion.detalles</w:t>
+            </w:r>
+            <w:proofErr w:type="gramEnd"/>
+            <w:r>
+              <w:rPr>
+                <w:rFonts w:cs="Arial"/>
+                <w:b w:val="0"/>
+                <w:bCs w:val="0"/>
+                <w:color w:val="000000" w:themeColor="text1"/>
+                <w:sz w:val="20"/>
+                <w:szCs w:val="20"/>
+                <w:lang w:val="es-ES_tradnl" w:eastAsia="es-ES_tradnl"/>
+              </w:rPr>
+              <w:t>_monto_asegurado</w:t>
+            </w:r>
+            <w:proofErr w:type="spellEnd"/>
+            <w:r>
+              <w:rPr>
+                <w:rFonts w:cs="Arial"/>
+                <w:b w:val="0"/>
+                <w:bCs w:val="0"/>
+                <w:color w:val="000000" w:themeColor="text1"/>
+                <w:sz w:val="20"/>
+                <w:szCs w:val="20"/>
+                <w:lang w:val="es-ES_tradnl" w:eastAsia="es-ES_tradnl"/>
+              </w:rPr>
+              <w:t xml:space="preserve"> %}</w:t>
             </w:r>
           </w:p>
         </w:tc>
         <w:tc>
           <w:tcPr>
-            <w:tcW w:w="4414" w:type="dxa"/>
+            <w:tcW w:w="1334" w:type="dxa"/>
             <w:vAlign w:val="center"/>
           </w:tcPr>
           <w:p>
@@ -6946,9 +4953,109 @@
               <w:cnfStyle w:val="000000100000" w:firstRow="0" w:lastRow="0" w:firstColumn="0" w:lastColumn="0" w:oddVBand="0" w:evenVBand="0" w:oddHBand="1" w:evenHBand="0" w:firstRowFirstColumn="0" w:firstRowLastColumn="0" w:lastRowFirstColumn="0" w:lastRowLastColumn="0"/>
               <w:rPr>
                 <w:rFonts w:cs="Arial"/>
-                <w:bCs/>
-                <w:color w:val="000000" w:themeColor="text1"/>
-                <w:sz w:val="22"/>
+                <w:color w:val="000000" w:themeColor="text1"/>
+                <w:sz w:val="20"/>
+                <w:szCs w:val="20"/>
+                <w:lang w:val="es-ES_tradnl" w:eastAsia="es-ES_tradnl"/>
+              </w:rPr>
+            </w:pPr>
+          </w:p>
+        </w:tc>
+        <w:tc>
+          <w:tcPr>
+            <w:tcW w:w="1048" w:type="dxa"/>
+            <w:vAlign w:val="center"/>
+          </w:tcPr>
+          <w:p>
+            <w:pPr>
+              <w:spacing w:before="100" w:beforeAutospacing="1" w:after="100" w:afterAutospacing="1"/>
+              <w:jc w:val="right"/>
+              <w:cnfStyle w:val="000000100000" w:firstRow="0" w:lastRow="0" w:firstColumn="0" w:lastColumn="0" w:oddVBand="0" w:evenVBand="0" w:oddHBand="1" w:evenHBand="0" w:firstRowFirstColumn="0" w:firstRowLastColumn="0" w:lastRowFirstColumn="0" w:lastRowLastColumn="0"/>
+              <w:rPr>
+                <w:rFonts w:cs="Arial"/>
+                <w:color w:val="000000" w:themeColor="text1"/>
+                <w:sz w:val="20"/>
+                <w:szCs w:val="20"/>
+                <w:lang w:val="es-ES_tradnl" w:eastAsia="es-ES_tradnl"/>
+              </w:rPr>
+            </w:pPr>
+          </w:p>
+        </w:tc>
+        <w:tc>
+          <w:tcPr>
+            <w:tcW w:w="1149" w:type="dxa"/>
+            <w:vAlign w:val="center"/>
+          </w:tcPr>
+          <w:p>
+            <w:pPr>
+              <w:spacing w:before="100" w:beforeAutospacing="1" w:after="100" w:afterAutospacing="1"/>
+              <w:jc w:val="right"/>
+              <w:cnfStyle w:val="000000100000" w:firstRow="0" w:lastRow="0" w:firstColumn="0" w:lastColumn="0" w:oddVBand="0" w:evenVBand="0" w:oddHBand="1" w:evenHBand="0" w:firstRowFirstColumn="0" w:firstRowLastColumn="0" w:lastRowFirstColumn="0" w:lastRowLastColumn="0"/>
+              <w:rPr>
+                <w:rFonts w:cs="Arial"/>
+                <w:color w:val="000000" w:themeColor="text1"/>
+                <w:sz w:val="20"/>
+                <w:szCs w:val="20"/>
+                <w:lang w:val="es-ES_tradnl" w:eastAsia="es-ES_tradnl"/>
+              </w:rPr>
+            </w:pPr>
+          </w:p>
+        </w:tc>
+        <w:tc>
+          <w:tcPr>
+            <w:tcW w:w="1323" w:type="dxa"/>
+            <w:vAlign w:val="center"/>
+          </w:tcPr>
+          <w:p>
+            <w:pPr>
+              <w:spacing w:before="100" w:beforeAutospacing="1" w:after="100" w:afterAutospacing="1"/>
+              <w:jc w:val="right"/>
+              <w:cnfStyle w:val="000000100000" w:firstRow="0" w:lastRow="0" w:firstColumn="0" w:lastColumn="0" w:oddVBand="0" w:evenVBand="0" w:oddHBand="1" w:evenHBand="0" w:firstRowFirstColumn="0" w:firstRowLastColumn="0" w:lastRowFirstColumn="0" w:lastRowLastColumn="0"/>
+              <w:rPr>
+                <w:rFonts w:cs="Arial"/>
+                <w:color w:val="000000" w:themeColor="text1"/>
+                <w:sz w:val="20"/>
+                <w:szCs w:val="20"/>
+                <w:lang w:val="es-ES_tradnl" w:eastAsia="es-ES_tradnl"/>
+              </w:rPr>
+            </w:pPr>
+          </w:p>
+        </w:tc>
+        <w:tc>
+          <w:tcPr>
+            <w:tcW w:w="1043" w:type="dxa"/>
+            <w:vAlign w:val="center"/>
+          </w:tcPr>
+          <w:p>
+            <w:pPr>
+              <w:spacing w:before="100" w:beforeAutospacing="1" w:after="100" w:afterAutospacing="1"/>
+              <w:jc w:val="right"/>
+              <w:cnfStyle w:val="000000100000" w:firstRow="0" w:lastRow="0" w:firstColumn="0" w:lastColumn="0" w:oddVBand="0" w:evenVBand="0" w:oddHBand="1" w:evenHBand="0" w:firstRowFirstColumn="0" w:firstRowLastColumn="0" w:lastRowFirstColumn="0" w:lastRowLastColumn="0"/>
+              <w:rPr>
+                <w:rFonts w:cs="Arial"/>
+                <w:color w:val="000000" w:themeColor="text1"/>
+                <w:sz w:val="20"/>
+                <w:szCs w:val="20"/>
+                <w:lang w:val="es-ES_tradnl" w:eastAsia="es-ES_tradnl"/>
+              </w:rPr>
+            </w:pPr>
+          </w:p>
+        </w:tc>
+        <w:tc>
+          <w:tcPr>
+            <w:tcW w:w="1217" w:type="dxa"/>
+            <w:vAlign w:val="center"/>
+          </w:tcPr>
+          <w:p>
+            <w:pPr>
+              <w:spacing w:before="100" w:beforeAutospacing="1" w:after="100" w:afterAutospacing="1"/>
+              <w:jc w:val="right"/>
+              <w:cnfStyle w:val="000000100000" w:firstRow="0" w:lastRow="0" w:firstColumn="0" w:lastColumn="0" w:oddVBand="0" w:evenVBand="0" w:oddHBand="1" w:evenHBand="0" w:firstRowFirstColumn="0" w:firstRowLastColumn="0" w:lastRowFirstColumn="0" w:lastRowLastColumn="0"/>
+              <w:rPr>
+                <w:rFonts w:cs="Arial"/>
+                <w:color w:val="000000" w:themeColor="text1"/>
+                <w:sz w:val="20"/>
+                <w:szCs w:val="20"/>
                 <w:lang w:val="es-ES_tradnl" w:eastAsia="es-ES_tradnl"/>
               </w:rPr>
             </w:pPr>
@@ -6956,13 +5063,10 @@
         </w:tc>
       </w:tr>
       <w:tr>
-        <w:trPr>
-          <w:trHeight w:val="340"/>
-        </w:trPr>
         <w:tc>
           <w:tcPr>
             <w:cnfStyle w:val="001000000000" w:firstRow="0" w:lastRow="0" w:firstColumn="1" w:lastColumn="0" w:oddVBand="0" w:evenVBand="0" w:oddHBand="0" w:evenHBand="0" w:firstRowFirstColumn="0" w:firstRowLastColumn="0" w:lastRowFirstColumn="0" w:lastRowLastColumn="0"/>
-            <w:tcW w:w="4414" w:type="dxa"/>
+            <w:tcW w:w="1714" w:type="dxa"/>
             <w:vAlign w:val="center"/>
           </w:tcPr>
           <w:p>
@@ -6970,27 +5074,61 @@
               <w:spacing w:before="100" w:beforeAutospacing="1" w:after="100" w:afterAutospacing="1"/>
               <w:rPr>
                 <w:rFonts w:cs="Arial"/>
-                <w:b w:val="0"/>
-                <w:color w:val="000000" w:themeColor="text1"/>
-                <w:sz w:val="22"/>
+                <w:color w:val="000000" w:themeColor="text1"/>
+                <w:sz w:val="20"/>
+                <w:szCs w:val="20"/>
                 <w:lang w:val="es-ES_tradnl" w:eastAsia="es-ES_tradnl"/>
               </w:rPr>
             </w:pPr>
-            <w:r>
-              <w:rPr>
-                <w:rFonts w:cs="Arial"/>
-                <w:b w:val="0"/>
-                <w:color w:val="000000" w:themeColor="text1"/>
-                <w:sz w:val="22"/>
-                <w:lang w:val="es-ES_tradnl" w:eastAsia="es-ES_tradnl"/>
-              </w:rPr>
-              <w:t>Primas anuales (UF)</w:t>
+            <w:proofErr w:type="gramStart"/>
+            <w:r>
+              <w:rPr>
+                <w:rFonts w:cs="Arial"/>
+                <w:color w:val="000000" w:themeColor="text1"/>
+                <w:sz w:val="20"/>
+                <w:szCs w:val="20"/>
+                <w:lang w:val="es-ES_tradnl" w:eastAsia="es-ES_tradnl"/>
+              </w:rPr>
+              <w:t xml:space="preserve">{{ </w:t>
+            </w:r>
+            <w:proofErr w:type="spellStart"/>
+            <w:r>
+              <w:rPr>
+                <w:rFonts w:cs="Arial"/>
+                <w:color w:val="000000" w:themeColor="text1"/>
+                <w:sz w:val="20"/>
+                <w:szCs w:val="20"/>
+                <w:lang w:val="es-ES_tradnl" w:eastAsia="es-ES_tradnl"/>
+              </w:rPr>
+              <w:t>detalle</w:t>
+            </w:r>
+            <w:proofErr w:type="gramEnd"/>
+            <w:r>
+              <w:rPr>
+                <w:rFonts w:cs="Arial"/>
+                <w:color w:val="000000" w:themeColor="text1"/>
+                <w:sz w:val="20"/>
+                <w:szCs w:val="20"/>
+                <w:lang w:val="es-ES_tradnl" w:eastAsia="es-ES_tradnl"/>
+              </w:rPr>
+              <w:t>.nombre_company</w:t>
+            </w:r>
+            <w:proofErr w:type="spellEnd"/>
+            <w:r>
+              <w:rPr>
+                <w:rFonts w:cs="Arial"/>
+                <w:color w:val="000000" w:themeColor="text1"/>
+                <w:sz w:val="20"/>
+                <w:szCs w:val="20"/>
+                <w:lang w:val="es-ES_tradnl" w:eastAsia="es-ES_tradnl"/>
+              </w:rPr>
+              <w:t xml:space="preserve"> }}</w:t>
             </w:r>
           </w:p>
         </w:tc>
         <w:tc>
           <w:tcPr>
-            <w:tcW w:w="4414" w:type="dxa"/>
+            <w:tcW w:w="1334" w:type="dxa"/>
             <w:vAlign w:val="center"/>
           </w:tcPr>
           <w:p>
@@ -7000,24 +5138,751 @@
               <w:cnfStyle w:val="000000000000" w:firstRow="0" w:lastRow="0" w:firstColumn="0" w:lastColumn="0" w:oddVBand="0" w:evenVBand="0" w:oddHBand="0" w:evenHBand="0" w:firstRowFirstColumn="0" w:firstRowLastColumn="0" w:lastRowFirstColumn="0" w:lastRowLastColumn="0"/>
               <w:rPr>
                 <w:rFonts w:cs="Arial"/>
-                <w:bCs/>
-                <w:color w:val="000000" w:themeColor="text1"/>
-                <w:sz w:val="22"/>
+                <w:color w:val="000000" w:themeColor="text1"/>
+                <w:sz w:val="20"/>
+                <w:szCs w:val="20"/>
                 <w:lang w:val="es-ES_tradnl" w:eastAsia="es-ES_tradnl"/>
               </w:rPr>
             </w:pPr>
+            <w:r>
+              <w:rPr>
+                <w:rFonts w:cs="Arial"/>
+                <w:color w:val="000000" w:themeColor="text1"/>
+                <w:sz w:val="20"/>
+                <w:szCs w:val="20"/>
+                <w:lang w:val="es-ES_tradnl" w:eastAsia="es-ES_tradnl"/>
+              </w:rPr>
+              <w:t xml:space="preserve">UF </w:t>
+            </w:r>
+            <w:proofErr w:type="gramStart"/>
+            <w:r>
+              <w:rPr>
+                <w:rFonts w:cs="Arial"/>
+                <w:color w:val="000000" w:themeColor="text1"/>
+                <w:sz w:val="20"/>
+                <w:szCs w:val="20"/>
+                <w:lang w:val="es-ES_tradnl" w:eastAsia="es-ES_tradnl"/>
+              </w:rPr>
+              <w:t xml:space="preserve">{{ </w:t>
+            </w:r>
+            <w:proofErr w:type="spellStart"/>
+            <w:r>
+              <w:rPr>
+                <w:rFonts w:cs="Arial"/>
+                <w:color w:val="000000" w:themeColor="text1"/>
+                <w:sz w:val="20"/>
+                <w:szCs w:val="20"/>
+                <w:lang w:val="es-ES_tradnl" w:eastAsia="es-ES_tradnl"/>
+              </w:rPr>
+              <w:t>seccion</w:t>
+            </w:r>
+            <w:proofErr w:type="gramEnd"/>
+            <w:r>
+              <w:rPr>
+                <w:rFonts w:cs="Arial"/>
+                <w:color w:val="000000" w:themeColor="text1"/>
+                <w:sz w:val="20"/>
+                <w:szCs w:val="20"/>
+                <w:lang w:val="es-ES_tradnl" w:eastAsia="es-ES_tradnl"/>
+              </w:rPr>
+              <w:t>.monto_asegurado</w:t>
+            </w:r>
+            <w:proofErr w:type="spellEnd"/>
+            <w:r>
+              <w:rPr>
+                <w:rFonts w:cs="Arial"/>
+                <w:color w:val="000000" w:themeColor="text1"/>
+                <w:sz w:val="20"/>
+                <w:szCs w:val="20"/>
+                <w:lang w:val="es-ES_tradnl" w:eastAsia="es-ES_tradnl"/>
+              </w:rPr>
+              <w:t xml:space="preserve"> }}</w:t>
+            </w:r>
+          </w:p>
+        </w:tc>
+        <w:tc>
+          <w:tcPr>
+            <w:tcW w:w="1048" w:type="dxa"/>
+            <w:vAlign w:val="center"/>
+          </w:tcPr>
+          <w:p>
+            <w:pPr>
+              <w:spacing w:before="100" w:beforeAutospacing="1" w:after="100" w:afterAutospacing="1"/>
+              <w:jc w:val="right"/>
+              <w:cnfStyle w:val="000000000000" w:firstRow="0" w:lastRow="0" w:firstColumn="0" w:lastColumn="0" w:oddVBand="0" w:evenVBand="0" w:oddHBand="0" w:evenHBand="0" w:firstRowFirstColumn="0" w:firstRowLastColumn="0" w:lastRowFirstColumn="0" w:lastRowLastColumn="0"/>
+              <w:rPr>
+                <w:rFonts w:cs="Arial"/>
+                <w:color w:val="000000" w:themeColor="text1"/>
+                <w:sz w:val="20"/>
+                <w:szCs w:val="20"/>
+                <w:lang w:val="es-ES_tradnl" w:eastAsia="es-ES_tradnl"/>
+              </w:rPr>
+            </w:pPr>
+            <w:r>
+              <w:rPr>
+                <w:rFonts w:cs="Arial"/>
+                <w:color w:val="000000" w:themeColor="text1"/>
+                <w:sz w:val="20"/>
+                <w:szCs w:val="20"/>
+                <w:lang w:val="es-ES_tradnl" w:eastAsia="es-ES_tradnl"/>
+              </w:rPr>
+              <w:t xml:space="preserve">UF </w:t>
+            </w:r>
+            <w:proofErr w:type="gramStart"/>
+            <w:r>
+              <w:rPr>
+                <w:rFonts w:cs="Arial"/>
+                <w:color w:val="000000" w:themeColor="text1"/>
+                <w:sz w:val="20"/>
+                <w:szCs w:val="20"/>
+                <w:lang w:val="es-ES_tradnl" w:eastAsia="es-ES_tradnl"/>
+              </w:rPr>
+              <w:t xml:space="preserve">{{ </w:t>
+            </w:r>
+            <w:proofErr w:type="spellStart"/>
+            <w:r>
+              <w:rPr>
+                <w:rFonts w:cs="Arial"/>
+                <w:color w:val="000000" w:themeColor="text1"/>
+                <w:sz w:val="20"/>
+                <w:szCs w:val="20"/>
+                <w:lang w:val="es-ES_tradnl" w:eastAsia="es-ES_tradnl"/>
+              </w:rPr>
+              <w:t>detalle</w:t>
+            </w:r>
+            <w:proofErr w:type="gramEnd"/>
+            <w:r>
+              <w:rPr>
+                <w:rFonts w:cs="Arial"/>
+                <w:color w:val="000000" w:themeColor="text1"/>
+                <w:sz w:val="20"/>
+                <w:szCs w:val="20"/>
+                <w:lang w:val="es-ES_tradnl" w:eastAsia="es-ES_tradnl"/>
+              </w:rPr>
+              <w:t>.prima_anual</w:t>
+            </w:r>
+            <w:proofErr w:type="spellEnd"/>
+            <w:r>
+              <w:rPr>
+                <w:rFonts w:cs="Arial"/>
+                <w:color w:val="000000" w:themeColor="text1"/>
+                <w:sz w:val="20"/>
+                <w:szCs w:val="20"/>
+                <w:lang w:val="es-ES_tradnl" w:eastAsia="es-ES_tradnl"/>
+              </w:rPr>
+              <w:t xml:space="preserve"> }}</w:t>
+            </w:r>
+          </w:p>
+        </w:tc>
+        <w:tc>
+          <w:tcPr>
+            <w:tcW w:w="1149" w:type="dxa"/>
+            <w:vAlign w:val="center"/>
+          </w:tcPr>
+          <w:p>
+            <w:pPr>
+              <w:spacing w:before="100" w:beforeAutospacing="1" w:after="100" w:afterAutospacing="1"/>
+              <w:jc w:val="right"/>
+              <w:cnfStyle w:val="000000000000" w:firstRow="0" w:lastRow="0" w:firstColumn="0" w:lastColumn="0" w:oddVBand="0" w:evenVBand="0" w:oddHBand="0" w:evenHBand="0" w:firstRowFirstColumn="0" w:firstRowLastColumn="0" w:lastRowFirstColumn="0" w:lastRowLastColumn="0"/>
+              <w:rPr>
+                <w:rFonts w:cs="Arial"/>
+                <w:color w:val="000000" w:themeColor="text1"/>
+                <w:sz w:val="20"/>
+                <w:szCs w:val="20"/>
+                <w:lang w:val="es-ES_tradnl" w:eastAsia="es-ES_tradnl"/>
+              </w:rPr>
+            </w:pPr>
+            <w:r>
+              <w:rPr>
+                <w:rFonts w:cs="Arial"/>
+                <w:color w:val="000000" w:themeColor="text1"/>
+                <w:sz w:val="20"/>
+                <w:szCs w:val="20"/>
+                <w:lang w:val="es-ES_tradnl" w:eastAsia="es-ES_tradnl"/>
+              </w:rPr>
+              <w:t xml:space="preserve">UF </w:t>
+            </w:r>
+            <w:proofErr w:type="gramStart"/>
+            <w:r>
+              <w:rPr>
+                <w:rFonts w:cs="Arial"/>
+                <w:color w:val="000000" w:themeColor="text1"/>
+                <w:sz w:val="20"/>
+                <w:szCs w:val="20"/>
+                <w:lang w:val="es-ES_tradnl" w:eastAsia="es-ES_tradnl"/>
+              </w:rPr>
+              <w:t xml:space="preserve">{{ </w:t>
+            </w:r>
+            <w:proofErr w:type="spellStart"/>
+            <w:r>
+              <w:rPr>
+                <w:rFonts w:cs="Arial"/>
+                <w:color w:val="000000" w:themeColor="text1"/>
+                <w:sz w:val="20"/>
+                <w:szCs w:val="20"/>
+                <w:lang w:val="es-ES_tradnl" w:eastAsia="es-ES_tradnl"/>
+              </w:rPr>
+              <w:t>detalle</w:t>
+            </w:r>
+            <w:proofErr w:type="gramEnd"/>
+            <w:r>
+              <w:rPr>
+                <w:rFonts w:cs="Arial"/>
+                <w:color w:val="000000" w:themeColor="text1"/>
+                <w:sz w:val="20"/>
+                <w:szCs w:val="20"/>
+                <w:lang w:val="es-ES_tradnl" w:eastAsia="es-ES_tradnl"/>
+              </w:rPr>
+              <w:t>.valor_cuota_uf</w:t>
+            </w:r>
+            <w:proofErr w:type="spellEnd"/>
+            <w:r>
+              <w:rPr>
+                <w:rFonts w:cs="Arial"/>
+                <w:color w:val="000000" w:themeColor="text1"/>
+                <w:sz w:val="20"/>
+                <w:szCs w:val="20"/>
+                <w:lang w:val="es-ES_tradnl" w:eastAsia="es-ES_tradnl"/>
+              </w:rPr>
+              <w:t xml:space="preserve"> }}</w:t>
+            </w:r>
+          </w:p>
+        </w:tc>
+        <w:tc>
+          <w:tcPr>
+            <w:tcW w:w="1323" w:type="dxa"/>
+            <w:vAlign w:val="center"/>
+          </w:tcPr>
+          <w:p>
+            <w:pPr>
+              <w:spacing w:before="100" w:beforeAutospacing="1" w:after="100" w:afterAutospacing="1"/>
+              <w:jc w:val="right"/>
+              <w:cnfStyle w:val="000000000000" w:firstRow="0" w:lastRow="0" w:firstColumn="0" w:lastColumn="0" w:oddVBand="0" w:evenVBand="0" w:oddHBand="0" w:evenHBand="0" w:firstRowFirstColumn="0" w:firstRowLastColumn="0" w:lastRowFirstColumn="0" w:lastRowLastColumn="0"/>
+              <w:rPr>
+                <w:rFonts w:cs="Arial"/>
+                <w:color w:val="000000" w:themeColor="text1"/>
+                <w:sz w:val="20"/>
+                <w:szCs w:val="20"/>
+                <w:lang w:val="es-ES_tradnl" w:eastAsia="es-ES_tradnl"/>
+              </w:rPr>
+            </w:pPr>
+            <w:r>
+              <w:rPr>
+                <w:rFonts w:cs="Arial"/>
+                <w:color w:val="000000" w:themeColor="text1"/>
+                <w:sz w:val="20"/>
+                <w:szCs w:val="20"/>
+                <w:lang w:val="es-ES_tradnl" w:eastAsia="es-ES_tradnl"/>
+              </w:rPr>
+              <w:t xml:space="preserve">$ </w:t>
+            </w:r>
+            <w:proofErr w:type="gramStart"/>
+            <w:r>
+              <w:rPr>
+                <w:rFonts w:cs="Arial"/>
+                <w:color w:val="000000" w:themeColor="text1"/>
+                <w:sz w:val="20"/>
+                <w:szCs w:val="20"/>
+                <w:lang w:val="es-ES_tradnl" w:eastAsia="es-ES_tradnl"/>
+              </w:rPr>
+              <w:t xml:space="preserve">{{ </w:t>
+            </w:r>
+            <w:proofErr w:type="spellStart"/>
+            <w:r>
+              <w:rPr>
+                <w:rFonts w:cs="Arial"/>
+                <w:color w:val="000000" w:themeColor="text1"/>
+                <w:sz w:val="20"/>
+                <w:szCs w:val="20"/>
+                <w:lang w:val="es-ES_tradnl" w:eastAsia="es-ES_tradnl"/>
+              </w:rPr>
+              <w:t>detalle</w:t>
+            </w:r>
+            <w:proofErr w:type="gramEnd"/>
+            <w:r>
+              <w:rPr>
+                <w:rFonts w:cs="Arial"/>
+                <w:color w:val="000000" w:themeColor="text1"/>
+                <w:sz w:val="20"/>
+                <w:szCs w:val="20"/>
+                <w:lang w:val="es-ES_tradnl" w:eastAsia="es-ES_tradnl"/>
+              </w:rPr>
+              <w:t>.valor_cuota_pesos</w:t>
+            </w:r>
+            <w:proofErr w:type="spellEnd"/>
+            <w:r>
+              <w:rPr>
+                <w:rFonts w:cs="Arial"/>
+                <w:color w:val="000000" w:themeColor="text1"/>
+                <w:sz w:val="20"/>
+                <w:szCs w:val="20"/>
+                <w:lang w:val="es-ES_tradnl" w:eastAsia="es-ES_tradnl"/>
+              </w:rPr>
+              <w:t xml:space="preserve"> }}</w:t>
+            </w:r>
+          </w:p>
+        </w:tc>
+        <w:tc>
+          <w:tcPr>
+            <w:tcW w:w="1043" w:type="dxa"/>
+            <w:vAlign w:val="center"/>
+          </w:tcPr>
+          <w:p>
+            <w:pPr>
+              <w:spacing w:before="100" w:beforeAutospacing="1" w:after="100" w:afterAutospacing="1"/>
+              <w:jc w:val="right"/>
+              <w:cnfStyle w:val="000000000000" w:firstRow="0" w:lastRow="0" w:firstColumn="0" w:lastColumn="0" w:oddVBand="0" w:evenVBand="0" w:oddHBand="0" w:evenHBand="0" w:firstRowFirstColumn="0" w:firstRowLastColumn="0" w:lastRowFirstColumn="0" w:lastRowLastColumn="0"/>
+              <w:rPr>
+                <w:rFonts w:cs="Arial"/>
+                <w:color w:val="000000" w:themeColor="text1"/>
+                <w:sz w:val="20"/>
+                <w:szCs w:val="20"/>
+                <w:lang w:val="es-ES_tradnl" w:eastAsia="es-ES_tradnl"/>
+              </w:rPr>
+            </w:pPr>
+            <w:r>
+              <w:rPr>
+                <w:rFonts w:cs="Arial"/>
+                <w:color w:val="000000" w:themeColor="text1"/>
+                <w:sz w:val="20"/>
+                <w:szCs w:val="20"/>
+                <w:lang w:val="es-ES_tradnl" w:eastAsia="es-ES_tradnl"/>
+              </w:rPr>
+              <w:t xml:space="preserve">{% </w:t>
+            </w:r>
+            <w:proofErr w:type="spellStart"/>
+            <w:r>
+              <w:rPr>
+                <w:rFonts w:cs="Arial"/>
+                <w:color w:val="000000" w:themeColor="text1"/>
+                <w:sz w:val="20"/>
+                <w:szCs w:val="20"/>
+                <w:lang w:val="es-ES_tradnl" w:eastAsia="es-ES_tradnl"/>
+              </w:rPr>
+              <w:t>if</w:t>
+            </w:r>
+            <w:proofErr w:type="spellEnd"/>
+            <w:r>
+              <w:rPr>
+                <w:rFonts w:cs="Arial"/>
+                <w:color w:val="000000" w:themeColor="text1"/>
+                <w:sz w:val="20"/>
+                <w:szCs w:val="20"/>
+                <w:lang w:val="es-ES_tradnl" w:eastAsia="es-ES_tradnl"/>
+              </w:rPr>
+              <w:t xml:space="preserve"> </w:t>
+            </w:r>
+            <w:proofErr w:type="spellStart"/>
+            <w:proofErr w:type="gramStart"/>
+            <w:r>
+              <w:rPr>
+                <w:rFonts w:cs="Arial"/>
+                <w:color w:val="000000" w:themeColor="text1"/>
+                <w:sz w:val="20"/>
+                <w:szCs w:val="20"/>
+                <w:lang w:val="es-ES_tradnl" w:eastAsia="es-ES_tradnl"/>
+              </w:rPr>
+              <w:t>detalle.prorrateo</w:t>
+            </w:r>
+            <w:proofErr w:type="gramEnd"/>
+            <w:r>
+              <w:rPr>
+                <w:rFonts w:cs="Arial"/>
+                <w:color w:val="000000" w:themeColor="text1"/>
+                <w:sz w:val="20"/>
+                <w:szCs w:val="20"/>
+                <w:lang w:val="es-ES_tradnl" w:eastAsia="es-ES_tradnl"/>
+              </w:rPr>
+              <w:t>_uf</w:t>
+            </w:r>
+            <w:proofErr w:type="spellEnd"/>
+            <w:r>
+              <w:rPr>
+                <w:rFonts w:cs="Arial"/>
+                <w:color w:val="000000" w:themeColor="text1"/>
+                <w:sz w:val="20"/>
+                <w:szCs w:val="20"/>
+                <w:lang w:val="es-ES_tradnl" w:eastAsia="es-ES_tradnl"/>
+              </w:rPr>
+              <w:t xml:space="preserve"> </w:t>
+            </w:r>
+            <w:proofErr w:type="spellStart"/>
+            <w:r>
+              <w:rPr>
+                <w:rFonts w:cs="Arial"/>
+                <w:color w:val="000000" w:themeColor="text1"/>
+                <w:sz w:val="20"/>
+                <w:szCs w:val="20"/>
+                <w:lang w:val="es-ES_tradnl" w:eastAsia="es-ES_tradnl"/>
+              </w:rPr>
+              <w:t>is</w:t>
+            </w:r>
+            <w:proofErr w:type="spellEnd"/>
+            <w:r>
+              <w:rPr>
+                <w:rFonts w:cs="Arial"/>
+                <w:color w:val="000000" w:themeColor="text1"/>
+                <w:sz w:val="20"/>
+                <w:szCs w:val="20"/>
+                <w:lang w:val="es-ES_tradnl" w:eastAsia="es-ES_tradnl"/>
+              </w:rPr>
+              <w:t xml:space="preserve"> </w:t>
+            </w:r>
+            <w:proofErr w:type="spellStart"/>
+            <w:r>
+              <w:rPr>
+                <w:rFonts w:cs="Arial"/>
+                <w:color w:val="000000" w:themeColor="text1"/>
+                <w:sz w:val="20"/>
+                <w:szCs w:val="20"/>
+                <w:lang w:val="es-ES_tradnl" w:eastAsia="es-ES_tradnl"/>
+              </w:rPr>
+              <w:t>not</w:t>
+            </w:r>
+            <w:proofErr w:type="spellEnd"/>
+            <w:r>
+              <w:rPr>
+                <w:rFonts w:cs="Arial"/>
+                <w:color w:val="000000" w:themeColor="text1"/>
+                <w:sz w:val="20"/>
+                <w:szCs w:val="20"/>
+                <w:lang w:val="es-ES_tradnl" w:eastAsia="es-ES_tradnl"/>
+              </w:rPr>
+              <w:t xml:space="preserve"> </w:t>
+            </w:r>
+            <w:proofErr w:type="spellStart"/>
+            <w:r>
+              <w:rPr>
+                <w:rFonts w:cs="Arial"/>
+                <w:color w:val="000000" w:themeColor="text1"/>
+                <w:sz w:val="20"/>
+                <w:szCs w:val="20"/>
+                <w:lang w:val="es-ES_tradnl" w:eastAsia="es-ES_tradnl"/>
+              </w:rPr>
+              <w:t>none</w:t>
+            </w:r>
+            <w:proofErr w:type="spellEnd"/>
+            <w:r>
+              <w:rPr>
+                <w:rFonts w:cs="Arial"/>
+                <w:color w:val="000000" w:themeColor="text1"/>
+                <w:sz w:val="20"/>
+                <w:szCs w:val="20"/>
+                <w:lang w:val="es-ES_tradnl" w:eastAsia="es-ES_tradnl"/>
+              </w:rPr>
+              <w:t xml:space="preserve"> %} UF</w:t>
+            </w:r>
+            <w:r>
+              <w:rPr>
+                <w:rFonts w:cs="Arial"/>
+                <w:color w:val="000000" w:themeColor="text1"/>
+                <w:sz w:val="20"/>
+                <w:szCs w:val="20"/>
+                <w:lang w:val="es-ES_tradnl" w:eastAsia="es-ES_tradnl"/>
+              </w:rPr>
+              <w:t xml:space="preserve"> {{ </w:t>
+            </w:r>
+            <w:proofErr w:type="spellStart"/>
+            <w:r>
+              <w:rPr>
+                <w:rFonts w:cs="Arial"/>
+                <w:color w:val="000000" w:themeColor="text1"/>
+                <w:sz w:val="20"/>
+                <w:szCs w:val="20"/>
+                <w:lang w:val="es-ES_tradnl" w:eastAsia="es-ES_tradnl"/>
+              </w:rPr>
+              <w:t>detalle.prorrateo_</w:t>
+            </w:r>
+            <w:r>
+              <w:rPr>
+                <w:rFonts w:cs="Arial"/>
+                <w:color w:val="000000" w:themeColor="text1"/>
+                <w:sz w:val="20"/>
+                <w:szCs w:val="20"/>
+                <w:lang w:val="es-ES_tradnl" w:eastAsia="es-ES_tradnl"/>
+              </w:rPr>
+              <w:t>uf</w:t>
+            </w:r>
+            <w:proofErr w:type="spellEnd"/>
+            <w:r>
+              <w:rPr>
+                <w:rFonts w:cs="Arial"/>
+                <w:color w:val="000000" w:themeColor="text1"/>
+                <w:sz w:val="20"/>
+                <w:szCs w:val="20"/>
+                <w:lang w:val="es-ES_tradnl" w:eastAsia="es-ES_tradnl"/>
+              </w:rPr>
+              <w:t xml:space="preserve"> }}</w:t>
+            </w:r>
+            <w:r>
+              <w:rPr>
+                <w:rFonts w:cs="Arial"/>
+                <w:color w:val="000000" w:themeColor="text1"/>
+                <w:sz w:val="20"/>
+                <w:szCs w:val="20"/>
+                <w:lang w:val="es-ES_tradnl" w:eastAsia="es-ES_tradnl"/>
+              </w:rPr>
+              <w:t xml:space="preserve"> {% </w:t>
+            </w:r>
+            <w:proofErr w:type="spellStart"/>
+            <w:r>
+              <w:rPr>
+                <w:rFonts w:cs="Arial"/>
+                <w:color w:val="000000" w:themeColor="text1"/>
+                <w:sz w:val="20"/>
+                <w:szCs w:val="20"/>
+                <w:lang w:val="es-ES_tradnl" w:eastAsia="es-ES_tradnl"/>
+              </w:rPr>
+              <w:t>endif</w:t>
+            </w:r>
+            <w:proofErr w:type="spellEnd"/>
+            <w:r>
+              <w:rPr>
+                <w:rFonts w:cs="Arial"/>
+                <w:color w:val="000000" w:themeColor="text1"/>
+                <w:sz w:val="20"/>
+                <w:szCs w:val="20"/>
+                <w:lang w:val="es-ES_tradnl" w:eastAsia="es-ES_tradnl"/>
+              </w:rPr>
+              <w:t xml:space="preserve"> %}</w:t>
+            </w:r>
+          </w:p>
+        </w:tc>
+        <w:tc>
+          <w:tcPr>
+            <w:tcW w:w="1217" w:type="dxa"/>
+            <w:vAlign w:val="center"/>
+          </w:tcPr>
+          <w:p>
+            <w:pPr>
+              <w:spacing w:before="100" w:beforeAutospacing="1" w:after="100" w:afterAutospacing="1"/>
+              <w:jc w:val="right"/>
+              <w:cnfStyle w:val="000000000000" w:firstRow="0" w:lastRow="0" w:firstColumn="0" w:lastColumn="0" w:oddVBand="0" w:evenVBand="0" w:oddHBand="0" w:evenHBand="0" w:firstRowFirstColumn="0" w:firstRowLastColumn="0" w:lastRowFirstColumn="0" w:lastRowLastColumn="0"/>
+              <w:rPr>
+                <w:rFonts w:cs="Arial"/>
+                <w:color w:val="000000" w:themeColor="text1"/>
+                <w:sz w:val="20"/>
+                <w:szCs w:val="20"/>
+                <w:lang w:val="es-ES_tradnl" w:eastAsia="es-ES_tradnl"/>
+              </w:rPr>
+            </w:pPr>
+            <w:r>
+              <w:rPr>
+                <w:rFonts w:cs="Arial"/>
+                <w:color w:val="000000" w:themeColor="text1"/>
+                <w:sz w:val="20"/>
+                <w:szCs w:val="20"/>
+                <w:lang w:val="es-ES_tradnl" w:eastAsia="es-ES_tradnl"/>
+              </w:rPr>
+              <w:t xml:space="preserve">{% </w:t>
+            </w:r>
+            <w:proofErr w:type="spellStart"/>
+            <w:r>
+              <w:rPr>
+                <w:rFonts w:cs="Arial"/>
+                <w:color w:val="000000" w:themeColor="text1"/>
+                <w:sz w:val="20"/>
+                <w:szCs w:val="20"/>
+                <w:lang w:val="es-ES_tradnl" w:eastAsia="es-ES_tradnl"/>
+              </w:rPr>
+              <w:t>if</w:t>
+            </w:r>
+            <w:proofErr w:type="spellEnd"/>
+            <w:r>
+              <w:rPr>
+                <w:rFonts w:cs="Arial"/>
+                <w:color w:val="000000" w:themeColor="text1"/>
+                <w:sz w:val="20"/>
+                <w:szCs w:val="20"/>
+                <w:lang w:val="es-ES_tradnl" w:eastAsia="es-ES_tradnl"/>
+              </w:rPr>
+              <w:t xml:space="preserve"> </w:t>
+            </w:r>
+            <w:proofErr w:type="spellStart"/>
+            <w:proofErr w:type="gramStart"/>
+            <w:r>
+              <w:rPr>
+                <w:rFonts w:cs="Arial"/>
+                <w:color w:val="000000" w:themeColor="text1"/>
+                <w:sz w:val="20"/>
+                <w:szCs w:val="20"/>
+                <w:lang w:val="es-ES_tradnl" w:eastAsia="es-ES_tradnl"/>
+              </w:rPr>
+              <w:t>detalle.prorrateo</w:t>
+            </w:r>
+            <w:proofErr w:type="gramEnd"/>
+            <w:r>
+              <w:rPr>
+                <w:rFonts w:cs="Arial"/>
+                <w:color w:val="000000" w:themeColor="text1"/>
+                <w:sz w:val="20"/>
+                <w:szCs w:val="20"/>
+                <w:lang w:val="es-ES_tradnl" w:eastAsia="es-ES_tradnl"/>
+              </w:rPr>
+              <w:t>_pesos</w:t>
+            </w:r>
+            <w:proofErr w:type="spellEnd"/>
+            <w:r>
+              <w:rPr>
+                <w:rFonts w:cs="Arial"/>
+                <w:color w:val="000000" w:themeColor="text1"/>
+                <w:sz w:val="20"/>
+                <w:szCs w:val="20"/>
+                <w:lang w:val="es-ES_tradnl" w:eastAsia="es-ES_tradnl"/>
+              </w:rPr>
+              <w:t xml:space="preserve"> </w:t>
+            </w:r>
+            <w:proofErr w:type="spellStart"/>
+            <w:r>
+              <w:rPr>
+                <w:rFonts w:cs="Arial"/>
+                <w:color w:val="000000" w:themeColor="text1"/>
+                <w:sz w:val="20"/>
+                <w:szCs w:val="20"/>
+                <w:lang w:val="es-ES_tradnl" w:eastAsia="es-ES_tradnl"/>
+              </w:rPr>
+              <w:t>is</w:t>
+            </w:r>
+            <w:proofErr w:type="spellEnd"/>
+            <w:r>
+              <w:rPr>
+                <w:rFonts w:cs="Arial"/>
+                <w:color w:val="000000" w:themeColor="text1"/>
+                <w:sz w:val="20"/>
+                <w:szCs w:val="20"/>
+                <w:lang w:val="es-ES_tradnl" w:eastAsia="es-ES_tradnl"/>
+              </w:rPr>
+              <w:t xml:space="preserve"> </w:t>
+            </w:r>
+            <w:proofErr w:type="spellStart"/>
+            <w:r>
+              <w:rPr>
+                <w:rFonts w:cs="Arial"/>
+                <w:color w:val="000000" w:themeColor="text1"/>
+                <w:sz w:val="20"/>
+                <w:szCs w:val="20"/>
+                <w:lang w:val="es-ES_tradnl" w:eastAsia="es-ES_tradnl"/>
+              </w:rPr>
+              <w:t>not</w:t>
+            </w:r>
+            <w:proofErr w:type="spellEnd"/>
+            <w:r>
+              <w:rPr>
+                <w:rFonts w:cs="Arial"/>
+                <w:color w:val="000000" w:themeColor="text1"/>
+                <w:sz w:val="20"/>
+                <w:szCs w:val="20"/>
+                <w:lang w:val="es-ES_tradnl" w:eastAsia="es-ES_tradnl"/>
+              </w:rPr>
+              <w:t xml:space="preserve"> </w:t>
+            </w:r>
+            <w:proofErr w:type="spellStart"/>
+            <w:r>
+              <w:rPr>
+                <w:rFonts w:cs="Arial"/>
+                <w:color w:val="000000" w:themeColor="text1"/>
+                <w:sz w:val="20"/>
+                <w:szCs w:val="20"/>
+                <w:lang w:val="es-ES_tradnl" w:eastAsia="es-ES_tradnl"/>
+              </w:rPr>
+              <w:t>none</w:t>
+            </w:r>
+            <w:proofErr w:type="spellEnd"/>
+            <w:r>
+              <w:rPr>
+                <w:rFonts w:cs="Arial"/>
+                <w:color w:val="000000" w:themeColor="text1"/>
+                <w:sz w:val="20"/>
+                <w:szCs w:val="20"/>
+                <w:lang w:val="es-ES_tradnl" w:eastAsia="es-ES_tradnl"/>
+              </w:rPr>
+              <w:t xml:space="preserve"> %} </w:t>
+            </w:r>
+            <w:r>
+              <w:rPr>
+                <w:rFonts w:cs="Arial"/>
+                <w:color w:val="000000" w:themeColor="text1"/>
+                <w:sz w:val="20"/>
+                <w:szCs w:val="20"/>
+                <w:lang w:val="es-ES_tradnl" w:eastAsia="es-ES_tradnl"/>
+              </w:rPr>
+              <w:t xml:space="preserve">$ </w:t>
+            </w:r>
+            <w:r>
+              <w:rPr>
+                <w:rFonts w:cs="Arial"/>
+                <w:color w:val="000000" w:themeColor="text1"/>
+                <w:sz w:val="20"/>
+                <w:szCs w:val="20"/>
+                <w:lang w:val="es-ES_tradnl" w:eastAsia="es-ES_tradnl"/>
+              </w:rPr>
+              <w:t xml:space="preserve">{{ </w:t>
+            </w:r>
+            <w:proofErr w:type="spellStart"/>
+            <w:r>
+              <w:rPr>
+                <w:rFonts w:cs="Arial"/>
+                <w:color w:val="000000" w:themeColor="text1"/>
+                <w:sz w:val="20"/>
+                <w:szCs w:val="20"/>
+                <w:lang w:val="es-ES_tradnl" w:eastAsia="es-ES_tradnl"/>
+              </w:rPr>
+              <w:t>detalle.prorrateo_pesos</w:t>
+            </w:r>
+            <w:proofErr w:type="spellEnd"/>
+            <w:r>
+              <w:rPr>
+                <w:rFonts w:cs="Arial"/>
+                <w:color w:val="000000" w:themeColor="text1"/>
+                <w:sz w:val="20"/>
+                <w:szCs w:val="20"/>
+                <w:lang w:val="es-ES_tradnl" w:eastAsia="es-ES_tradnl"/>
+              </w:rPr>
+              <w:t xml:space="preserve"> }}</w:t>
+            </w:r>
+            <w:r>
+              <w:rPr>
+                <w:rFonts w:cs="Arial"/>
+                <w:color w:val="000000" w:themeColor="text1"/>
+                <w:sz w:val="20"/>
+                <w:szCs w:val="20"/>
+                <w:lang w:val="es-ES_tradnl" w:eastAsia="es-ES_tradnl"/>
+              </w:rPr>
+              <w:t xml:space="preserve"> {% </w:t>
+            </w:r>
+            <w:proofErr w:type="spellStart"/>
+            <w:r>
+              <w:rPr>
+                <w:rFonts w:cs="Arial"/>
+                <w:color w:val="000000" w:themeColor="text1"/>
+                <w:sz w:val="20"/>
+                <w:szCs w:val="20"/>
+                <w:lang w:val="es-ES_tradnl" w:eastAsia="es-ES_tradnl"/>
+              </w:rPr>
+              <w:t>endif</w:t>
+            </w:r>
+            <w:proofErr w:type="spellEnd"/>
+            <w:r>
+              <w:rPr>
+                <w:rFonts w:cs="Arial"/>
+                <w:color w:val="000000" w:themeColor="text1"/>
+                <w:sz w:val="20"/>
+                <w:szCs w:val="20"/>
+                <w:lang w:val="es-ES_tradnl" w:eastAsia="es-ES_tradnl"/>
+              </w:rPr>
+              <w:t xml:space="preserve"> %}</w:t>
+            </w:r>
           </w:p>
         </w:tc>
       </w:tr>
       <w:tr>
         <w:trPr>
           <w:cnfStyle w:val="000000100000" w:firstRow="0" w:lastRow="0" w:firstColumn="0" w:lastColumn="0" w:oddVBand="0" w:evenVBand="0" w:oddHBand="1" w:evenHBand="0" w:firstRowFirstColumn="0" w:firstRowLastColumn="0" w:lastRowFirstColumn="0" w:lastRowLastColumn="0"/>
-          <w:trHeight w:val="340"/>
         </w:trPr>
         <w:tc>
           <w:tcPr>
             <w:cnfStyle w:val="001000000000" w:firstRow="0" w:lastRow="0" w:firstColumn="1" w:lastColumn="0" w:oddVBand="0" w:evenVBand="0" w:oddHBand="0" w:evenHBand="0" w:firstRowFirstColumn="0" w:firstRowLastColumn="0" w:lastRowFirstColumn="0" w:lastRowLastColumn="0"/>
-            <w:tcW w:w="4414" w:type="dxa"/>
+            <w:tcW w:w="1714" w:type="dxa"/>
             <w:vAlign w:val="center"/>
           </w:tcPr>
           <w:p>
@@ -7026,8 +5891,10 @@
               <w:rPr>
                 <w:rFonts w:cs="Arial"/>
                 <w:b w:val="0"/>
-                <w:color w:val="000000" w:themeColor="text1"/>
-                <w:sz w:val="22"/>
+                <w:bCs w:val="0"/>
+                <w:color w:val="000000" w:themeColor="text1"/>
+                <w:sz w:val="20"/>
+                <w:szCs w:val="20"/>
                 <w:lang w:val="es-ES_tradnl" w:eastAsia="es-ES_tradnl"/>
               </w:rPr>
             </w:pPr>
@@ -7035,17 +5902,71 @@
               <w:rPr>
                 <w:rFonts w:cs="Arial"/>
                 <w:b w:val="0"/>
-                <w:color w:val="000000" w:themeColor="text1"/>
-                <w:sz w:val="22"/>
-                <w:lang w:val="es-ES_tradnl" w:eastAsia="es-ES_tradnl"/>
-              </w:rPr>
-              <w:t>11 cuotas (UF)</w:t>
+                <w:bCs w:val="0"/>
+                <w:color w:val="000000" w:themeColor="text1"/>
+                <w:sz w:val="20"/>
+                <w:szCs w:val="20"/>
+                <w:lang w:val="es-ES_tradnl" w:eastAsia="es-ES_tradnl"/>
+              </w:rPr>
+              <w:t>{%</w:t>
+            </w:r>
+            <w:proofErr w:type="spellStart"/>
+            <w:r>
+              <w:rPr>
+                <w:rFonts w:cs="Arial"/>
+                <w:b w:val="0"/>
+                <w:bCs w:val="0"/>
+                <w:color w:val="000000" w:themeColor="text1"/>
+                <w:sz w:val="20"/>
+                <w:szCs w:val="20"/>
+                <w:lang w:val="es-ES_tradnl" w:eastAsia="es-ES_tradnl"/>
+              </w:rPr>
+              <w:t>tr</w:t>
+            </w:r>
+            <w:proofErr w:type="spellEnd"/>
+            <w:r>
+              <w:rPr>
+                <w:rFonts w:cs="Arial"/>
+                <w:b w:val="0"/>
+                <w:bCs w:val="0"/>
+                <w:color w:val="000000" w:themeColor="text1"/>
+                <w:sz w:val="20"/>
+                <w:szCs w:val="20"/>
+                <w:lang w:val="es-ES_tradnl" w:eastAsia="es-ES_tradnl"/>
+              </w:rPr>
+              <w:t xml:space="preserve"> </w:t>
+            </w:r>
+            <w:proofErr w:type="spellStart"/>
+            <w:r>
+              <w:rPr>
+                <w:rFonts w:cs="Arial"/>
+                <w:b w:val="0"/>
+                <w:bCs w:val="0"/>
+                <w:color w:val="000000" w:themeColor="text1"/>
+                <w:sz w:val="20"/>
+                <w:szCs w:val="20"/>
+                <w:lang w:val="es-ES_tradnl" w:eastAsia="es-ES_tradnl"/>
+              </w:rPr>
+              <w:t>endfor</w:t>
+            </w:r>
+            <w:proofErr w:type="spellEnd"/>
+            <w:r>
+              <w:rPr>
+                <w:rFonts w:cs="Arial"/>
+                <w:b w:val="0"/>
+                <w:bCs w:val="0"/>
+                <w:color w:val="000000" w:themeColor="text1"/>
+                <w:sz w:val="20"/>
+                <w:szCs w:val="20"/>
+                <w:lang w:val="es-ES_tradnl" w:eastAsia="es-ES_tradnl"/>
+              </w:rPr>
+              <w:t xml:space="preserve"> %}</w:t>
             </w:r>
           </w:p>
         </w:tc>
         <w:tc>
           <w:tcPr>
-            <w:tcW w:w="4414" w:type="dxa"/>
+            <w:tcW w:w="1334" w:type="dxa"/>
             <w:vAlign w:val="center"/>
           </w:tcPr>
           <w:p>
@@ -7055,106 +5976,17 @@
               <w:cnfStyle w:val="000000100000" w:firstRow="0" w:lastRow="0" w:firstColumn="0" w:lastColumn="0" w:oddVBand="0" w:evenVBand="0" w:oddHBand="1" w:evenHBand="0" w:firstRowFirstColumn="0" w:firstRowLastColumn="0" w:lastRowFirstColumn="0" w:lastRowLastColumn="0"/>
               <w:rPr>
                 <w:rFonts w:cs="Arial"/>
-                <w:bCs/>
-                <w:color w:val="000000" w:themeColor="text1"/>
-                <w:sz w:val="22"/>
+                <w:color w:val="000000" w:themeColor="text1"/>
+                <w:sz w:val="20"/>
+                <w:szCs w:val="20"/>
                 <w:lang w:val="es-ES_tradnl" w:eastAsia="es-ES_tradnl"/>
               </w:rPr>
             </w:pPr>
-          </w:p>
-        </w:tc>
-      </w:tr>
-      <w:tr>
-        <w:trPr>
-          <w:trHeight w:val="340"/>
-        </w:trPr>
-        <w:tc>
-          <w:tcPr>
-            <w:cnfStyle w:val="001000000000" w:firstRow="0" w:lastRow="0" w:firstColumn="1" w:lastColumn="0" w:oddVBand="0" w:evenVBand="0" w:oddHBand="0" w:evenHBand="0" w:firstRowFirstColumn="0" w:firstRowLastColumn="0" w:lastRowFirstColumn="0" w:lastRowLastColumn="0"/>
-            <w:tcW w:w="4414" w:type="dxa"/>
-            <w:vAlign w:val="center"/>
-          </w:tcPr>
-          <w:p>
-            <w:pPr>
-              <w:spacing w:before="100" w:beforeAutospacing="1" w:after="100" w:afterAutospacing="1"/>
-              <w:rPr>
-                <w:rFonts w:cs="Arial"/>
-                <w:b w:val="0"/>
-                <w:color w:val="000000" w:themeColor="text1"/>
-                <w:sz w:val="22"/>
-                <w:lang w:val="es-ES_tradnl" w:eastAsia="es-ES_tradnl"/>
-              </w:rPr>
-            </w:pPr>
-            <w:r>
-              <w:rPr>
-                <w:rFonts w:cs="Arial"/>
-                <w:b w:val="0"/>
-                <w:color w:val="000000" w:themeColor="text1"/>
-                <w:sz w:val="22"/>
-                <w:lang w:val="es-ES_tradnl" w:eastAsia="es-ES_tradnl"/>
-              </w:rPr>
-              <w:t>11 cuotas ($)</w:t>
-            </w:r>
           </w:p>
         </w:tc>
         <w:tc>
           <w:tcPr>
-            <w:tcW w:w="4414" w:type="dxa"/>
-            <w:vAlign w:val="center"/>
-          </w:tcPr>
-          <w:p>
-            <w:pPr>
-              <w:spacing w:before="100" w:beforeAutospacing="1" w:after="100" w:afterAutospacing="1"/>
-              <w:jc w:val="right"/>
-              <w:cnfStyle w:val="000000000000" w:firstRow="0" w:lastRow="0" w:firstColumn="0" w:lastColumn="0" w:oddVBand="0" w:evenVBand="0" w:oddHBand="0" w:evenHBand="0" w:firstRowFirstColumn="0" w:firstRowLastColumn="0" w:lastRowFirstColumn="0" w:lastRowLastColumn="0"/>
-              <w:rPr>
-                <w:rFonts w:cs="Arial"/>
-                <w:bCs/>
-                <w:color w:val="000000" w:themeColor="text1"/>
-                <w:sz w:val="22"/>
-                <w:lang w:val="es-ES_tradnl" w:eastAsia="es-ES_tradnl"/>
-              </w:rPr>
-            </w:pPr>
-          </w:p>
-        </w:tc>
-      </w:tr>
-      <w:tr>
-        <w:trPr>
-          <w:cnfStyle w:val="000000100000" w:firstRow="0" w:lastRow="0" w:firstColumn="0" w:lastColumn="0" w:oddVBand="0" w:evenVBand="0" w:oddHBand="1" w:evenHBand="0" w:firstRowFirstColumn="0" w:firstRowLastColumn="0" w:lastRowFirstColumn="0" w:lastRowLastColumn="0"/>
-          <w:trHeight w:val="340"/>
-        </w:trPr>
-        <w:tc>
-          <w:tcPr>
-            <w:cnfStyle w:val="001000000000" w:firstRow="0" w:lastRow="0" w:firstColumn="1" w:lastColumn="0" w:oddVBand="0" w:evenVBand="0" w:oddHBand="0" w:evenHBand="0" w:firstRowFirstColumn="0" w:firstRowLastColumn="0" w:lastRowFirstColumn="0" w:lastRowLastColumn="0"/>
-            <w:tcW w:w="4414" w:type="dxa"/>
-            <w:vAlign w:val="center"/>
-          </w:tcPr>
-          <w:p>
-            <w:pPr>
-              <w:spacing w:before="100" w:beforeAutospacing="1" w:after="100" w:afterAutospacing="1"/>
-              <w:rPr>
-                <w:rFonts w:cs="Arial"/>
-                <w:b w:val="0"/>
-                <w:color w:val="000000" w:themeColor="text1"/>
-                <w:sz w:val="22"/>
-                <w:lang w:val="es-ES_tradnl" w:eastAsia="es-ES_tradnl"/>
-              </w:rPr>
-            </w:pPr>
-            <w:r>
-              <w:rPr>
-                <w:rFonts w:cs="Arial"/>
-                <w:b w:val="0"/>
-                <w:color w:val="000000" w:themeColor="text1"/>
-                <w:sz w:val="22"/>
-                <w:lang w:val="es-ES_tradnl" w:eastAsia="es-ES_tradnl"/>
-              </w:rPr>
-              <w:t>Prorrateo aprox. (UF)</w:t>
-            </w:r>
-          </w:p>
-        </w:tc>
-        <w:tc>
-          <w:tcPr>
-            <w:tcW w:w="4414" w:type="dxa"/>
+            <w:tcW w:w="1048" w:type="dxa"/>
             <w:vAlign w:val="center"/>
           </w:tcPr>
           <w:p>
@@ -7164,63 +5996,89 @@
               <w:cnfStyle w:val="000000100000" w:firstRow="0" w:lastRow="0" w:firstColumn="0" w:lastColumn="0" w:oddVBand="0" w:evenVBand="0" w:oddHBand="1" w:evenHBand="0" w:firstRowFirstColumn="0" w:firstRowLastColumn="0" w:lastRowFirstColumn="0" w:lastRowLastColumn="0"/>
               <w:rPr>
                 <w:rFonts w:cs="Arial"/>
-                <w:bCs/>
-                <w:color w:val="000000" w:themeColor="text1"/>
-                <w:sz w:val="22"/>
+                <w:color w:val="000000" w:themeColor="text1"/>
+                <w:sz w:val="20"/>
+                <w:szCs w:val="20"/>
                 <w:lang w:val="es-ES_tradnl" w:eastAsia="es-ES_tradnl"/>
               </w:rPr>
             </w:pPr>
-          </w:p>
-        </w:tc>
-      </w:tr>
-      <w:tr>
-        <w:trPr>
-          <w:trHeight w:val="340"/>
-        </w:trPr>
-        <w:tc>
-          <w:tcPr>
-            <w:cnfStyle w:val="001000000000" w:firstRow="0" w:lastRow="0" w:firstColumn="1" w:lastColumn="0" w:oddVBand="0" w:evenVBand="0" w:oddHBand="0" w:evenHBand="0" w:firstRowFirstColumn="0" w:firstRowLastColumn="0" w:lastRowFirstColumn="0" w:lastRowLastColumn="0"/>
-            <w:tcW w:w="4414" w:type="dxa"/>
-            <w:vAlign w:val="center"/>
-          </w:tcPr>
-          <w:p>
-            <w:pPr>
-              <w:spacing w:before="100" w:beforeAutospacing="1" w:after="100" w:afterAutospacing="1"/>
-              <w:rPr>
-                <w:rFonts w:cs="Arial"/>
-                <w:b w:val="0"/>
-                <w:color w:val="000000" w:themeColor="text1"/>
-                <w:sz w:val="22"/>
-                <w:lang w:val="es-ES_tradnl" w:eastAsia="es-ES_tradnl"/>
-              </w:rPr>
-            </w:pPr>
-            <w:r>
-              <w:rPr>
-                <w:rFonts w:cs="Arial"/>
-                <w:b w:val="0"/>
-                <w:color w:val="000000" w:themeColor="text1"/>
-                <w:sz w:val="22"/>
-                <w:lang w:val="es-ES_tradnl" w:eastAsia="es-ES_tradnl"/>
-              </w:rPr>
-              <w:t>Prorrateo aprox. ($)</w:t>
-            </w:r>
           </w:p>
         </w:tc>
         <w:tc>
           <w:tcPr>
-            <w:tcW w:w="4414" w:type="dxa"/>
+            <w:tcW w:w="1149" w:type="dxa"/>
             <w:vAlign w:val="center"/>
           </w:tcPr>
           <w:p>
             <w:pPr>
               <w:spacing w:before="100" w:beforeAutospacing="1" w:after="100" w:afterAutospacing="1"/>
               <w:jc w:val="right"/>
-              <w:cnfStyle w:val="000000000000" w:firstRow="0" w:lastRow="0" w:firstColumn="0" w:lastColumn="0" w:oddVBand="0" w:evenVBand="0" w:oddHBand="0" w:evenHBand="0" w:firstRowFirstColumn="0" w:firstRowLastColumn="0" w:lastRowFirstColumn="0" w:lastRowLastColumn="0"/>
-              <w:rPr>
-                <w:rFonts w:cs="Arial"/>
-                <w:bCs/>
-                <w:color w:val="000000" w:themeColor="text1"/>
-                <w:sz w:val="22"/>
+              <w:cnfStyle w:val="000000100000" w:firstRow="0" w:lastRow="0" w:firstColumn="0" w:lastColumn="0" w:oddVBand="0" w:evenVBand="0" w:oddHBand="1" w:evenHBand="0" w:firstRowFirstColumn="0" w:firstRowLastColumn="0" w:lastRowFirstColumn="0" w:lastRowLastColumn="0"/>
+              <w:rPr>
+                <w:rFonts w:cs="Arial"/>
+                <w:color w:val="000000" w:themeColor="text1"/>
+                <w:sz w:val="20"/>
+                <w:szCs w:val="20"/>
+                <w:lang w:val="es-ES_tradnl" w:eastAsia="es-ES_tradnl"/>
+              </w:rPr>
+            </w:pPr>
+          </w:p>
+        </w:tc>
+        <w:tc>
+          <w:tcPr>
+            <w:tcW w:w="1323" w:type="dxa"/>
+            <w:vAlign w:val="center"/>
+          </w:tcPr>
+          <w:p>
+            <w:pPr>
+              <w:spacing w:before="100" w:beforeAutospacing="1" w:after="100" w:afterAutospacing="1"/>
+              <w:jc w:val="right"/>
+              <w:cnfStyle w:val="000000100000" w:firstRow="0" w:lastRow="0" w:firstColumn="0" w:lastColumn="0" w:oddVBand="0" w:evenVBand="0" w:oddHBand="1" w:evenHBand="0" w:firstRowFirstColumn="0" w:firstRowLastColumn="0" w:lastRowFirstColumn="0" w:lastRowLastColumn="0"/>
+              <w:rPr>
+                <w:rFonts w:cs="Arial"/>
+                <w:color w:val="000000" w:themeColor="text1"/>
+                <w:sz w:val="20"/>
+                <w:szCs w:val="20"/>
+                <w:lang w:val="es-ES_tradnl" w:eastAsia="es-ES_tradnl"/>
+              </w:rPr>
+            </w:pPr>
+          </w:p>
+        </w:tc>
+        <w:tc>
+          <w:tcPr>
+            <w:tcW w:w="1043" w:type="dxa"/>
+            <w:vAlign w:val="center"/>
+          </w:tcPr>
+          <w:p>
+            <w:pPr>
+              <w:spacing w:before="100" w:beforeAutospacing="1" w:after="100" w:afterAutospacing="1"/>
+              <w:jc w:val="right"/>
+              <w:cnfStyle w:val="000000100000" w:firstRow="0" w:lastRow="0" w:firstColumn="0" w:lastColumn="0" w:oddVBand="0" w:evenVBand="0" w:oddHBand="1" w:evenHBand="0" w:firstRowFirstColumn="0" w:firstRowLastColumn="0" w:lastRowFirstColumn="0" w:lastRowLastColumn="0"/>
+              <w:rPr>
+                <w:rFonts w:cs="Arial"/>
+                <w:color w:val="000000" w:themeColor="text1"/>
+                <w:sz w:val="20"/>
+                <w:szCs w:val="20"/>
+                <w:lang w:val="es-ES_tradnl" w:eastAsia="es-ES_tradnl"/>
+              </w:rPr>
+            </w:pPr>
+          </w:p>
+        </w:tc>
+        <w:tc>
+          <w:tcPr>
+            <w:tcW w:w="1217" w:type="dxa"/>
+            <w:vAlign w:val="center"/>
+          </w:tcPr>
+          <w:p>
+            <w:pPr>
+              <w:spacing w:before="100" w:beforeAutospacing="1" w:after="100" w:afterAutospacing="1"/>
+              <w:jc w:val="right"/>
+              <w:cnfStyle w:val="000000100000" w:firstRow="0" w:lastRow="0" w:firstColumn="0" w:lastColumn="0" w:oddVBand="0" w:evenVBand="0" w:oddHBand="1" w:evenHBand="0" w:firstRowFirstColumn="0" w:firstRowLastColumn="0" w:lastRowFirstColumn="0" w:lastRowLastColumn="0"/>
+              <w:rPr>
+                <w:rFonts w:cs="Arial"/>
+                <w:color w:val="000000" w:themeColor="text1"/>
+                <w:sz w:val="20"/>
+                <w:szCs w:val="20"/>
                 <w:lang w:val="es-ES_tradnl" w:eastAsia="es-ES_tradnl"/>
               </w:rPr>
             </w:pPr>
@@ -7231,9 +6089,9 @@
     <w:p>
       <w:pPr>
         <w:spacing w:before="100" w:beforeAutospacing="1" w:after="100" w:afterAutospacing="1" w:line="240" w:lineRule="auto"/>
-        <w:jc w:val="both"/>
-        <w:rPr>
-          <w:rFonts w:cs="Arial"/>
+        <w:rPr>
+          <w:rFonts w:cs="Arial"/>
+          <w:b/>
           <w:bCs/>
           <w:color w:val="000000" w:themeColor="text1"/>
           <w:szCs w:val="24"/>
@@ -7245,1220 +6103,110 @@
     <w:p>
       <w:pPr>
         <w:spacing w:before="100" w:beforeAutospacing="1" w:after="100" w:afterAutospacing="1" w:line="240" w:lineRule="auto"/>
-        <w:jc w:val="both"/>
-        <w:rPr>
-          <w:rFonts w:cs="Arial"/>
-          <w:b/>
-          <w:szCs w:val="24"/>
-          <w:u w:val="single"/>
-          <w:lang w:val="en-GB"/>
+        <w:rPr>
+          <w:rFonts w:cs="Arial"/>
+          <w:color w:val="000000" w:themeColor="text1"/>
+          <w:szCs w:val="24"/>
+          <w:lang w:val="es-ES_tradnl" w:eastAsia="es-ES_tradnl"/>
         </w:rPr>
       </w:pPr>
       <w:r>
         <w:rPr>
           <w:rFonts w:cs="Arial"/>
-          <w:bCs/>
-          <w:color w:val="000000" w:themeColor="text1"/>
-          <w:szCs w:val="24"/>
-          <w:u w:val="single"/>
-          <w:lang w:val="es-ES_tradnl" w:eastAsia="es-ES_tradnl"/>
-        </w:rPr>
-        <w:t xml:space="preserve">4.4.- </w:t>
-      </w:r>
-      <w:r>
-        <w:rPr>
-          <w:rFonts w:cs="Arial"/>
-          <w:b/>
-          <w:color w:val="000000" w:themeColor="text1"/>
-          <w:szCs w:val="24"/>
-          <w:u w:val="single"/>
-          <w:lang w:val="es-ES_tradnl" w:eastAsia="es-ES_tradnl"/>
-        </w:rPr>
-        <w:t>Opción 4:</w:t>
-      </w:r>
-      <w:r>
-        <w:rPr>
-          <w:rFonts w:cs="Arial"/>
-          <w:bCs/>
-          <w:color w:val="000000" w:themeColor="text1"/>
-          <w:szCs w:val="24"/>
-          <w:u w:val="single"/>
-          <w:lang w:val="es-ES_tradnl" w:eastAsia="es-ES_tradnl"/>
-        </w:rPr>
-        <w:t xml:space="preserve"> Monto (Sugerido) </w:t>
-      </w:r>
-      <w:r>
-        <w:rPr>
-          <w:rFonts w:cs="Arial"/>
-          <w:b/>
-          <w:szCs w:val="24"/>
-          <w:u w:val="single"/>
-        </w:rPr>
-        <w:t xml:space="preserve">UF </w:t>
-      </w:r>
-      <w:proofErr w:type="gramStart"/>
-      <w:r>
-        <w:rPr>
-          <w:rFonts w:cs="Arial"/>
-          <w:b/>
-          <w:szCs w:val="24"/>
-          <w:u w:val="single"/>
-        </w:rPr>
-        <w:t xml:space="preserve">{{ </w:t>
+          <w:color w:val="000000" w:themeColor="text1"/>
+          <w:szCs w:val="24"/>
+          <w:lang w:val="es-ES_tradnl" w:eastAsia="es-ES_tradnl"/>
+        </w:rPr>
+        <w:t>{%</w:t>
+      </w:r>
+      <w:r>
+        <w:rPr>
+          <w:rFonts w:cs="Arial"/>
+          <w:color w:val="000000" w:themeColor="text1"/>
+          <w:szCs w:val="24"/>
+          <w:lang w:val="es-ES_tradnl" w:eastAsia="es-ES_tradnl"/>
+        </w:rPr>
+        <w:t>p</w:t>
+      </w:r>
+      <w:r>
+        <w:rPr>
+          <w:rFonts w:cs="Arial"/>
+          <w:color w:val="000000" w:themeColor="text1"/>
+          <w:szCs w:val="24"/>
+          <w:lang w:val="es-ES_tradnl" w:eastAsia="es-ES_tradnl"/>
+        </w:rPr>
+        <w:t xml:space="preserve"> </w:t>
       </w:r>
       <w:proofErr w:type="spellStart"/>
       <w:r>
         <w:rPr>
           <w:rFonts w:cs="Arial"/>
-          <w:b/>
-          <w:szCs w:val="24"/>
-          <w:u w:val="single"/>
-          <w:lang w:val="en-GB"/>
-        </w:rPr>
-        <w:t>monto</w:t>
-      </w:r>
-      <w:proofErr w:type="gramEnd"/>
-      <w:r>
-        <w:rPr>
-          <w:rFonts w:cs="Arial"/>
-          <w:b/>
-          <w:szCs w:val="24"/>
-          <w:u w:val="single"/>
-          <w:lang w:val="en-GB"/>
-        </w:rPr>
-        <w:t>_asegurado_sugerido</w:t>
+          <w:color w:val="000000" w:themeColor="text1"/>
+          <w:szCs w:val="24"/>
+          <w:lang w:val="es-ES_tradnl" w:eastAsia="es-ES_tradnl"/>
+        </w:rPr>
+        <w:t>endfor</w:t>
       </w:r>
       <w:proofErr w:type="spellEnd"/>
+      <w:r>
+        <w:rPr>
+          <w:rFonts w:cs="Arial"/>
+          <w:color w:val="000000" w:themeColor="text1"/>
+          <w:szCs w:val="24"/>
+          <w:lang w:val="es-ES_tradnl" w:eastAsia="es-ES_tradnl"/>
+        </w:rPr>
+        <w:t xml:space="preserve"> %}</w:t>
+      </w:r>
     </w:p>
     <w:p>
       <w:pPr>
         <w:spacing w:before="100" w:beforeAutospacing="1" w:after="100" w:afterAutospacing="1" w:line="240" w:lineRule="auto"/>
-        <w:jc w:val="both"/>
-        <w:rPr>
-          <w:rFonts w:cs="Arial"/>
-          <w:b/>
-          <w:bCs/>
-          <w:color w:val="FF0000"/>
-          <w:szCs w:val="24"/>
-          <w:u w:val="single"/>
+        <w:rPr>
+          <w:rFonts w:cs="Arial"/>
+          <w:color w:val="000000" w:themeColor="text1"/>
+          <w:szCs w:val="24"/>
           <w:lang w:val="es-ES_tradnl" w:eastAsia="es-ES_tradnl"/>
         </w:rPr>
       </w:pPr>
-      <w:r>
-        <w:rPr>
-          <w:rFonts w:cs="Arial"/>
-          <w:b/>
-          <w:szCs w:val="24"/>
-          <w:u w:val="single"/>
+      <w:proofErr w:type="gramStart"/>
+      <w:r>
+        <w:rPr>
+          <w:rFonts w:cs="Arial"/>
+          <w:color w:val="000000" w:themeColor="text1"/>
+          <w:szCs w:val="24"/>
+          <w:lang w:val="es-ES_tradnl" w:eastAsia="es-ES_tradnl"/>
+        </w:rPr>
+        <w:t xml:space="preserve">{{ </w:t>
+      </w:r>
+      <w:proofErr w:type="spellStart"/>
+      <w:r>
+        <w:rPr>
+          <w:rFonts w:cs="Arial"/>
+          <w:color w:val="000000" w:themeColor="text1"/>
+          <w:szCs w:val="24"/>
+          <w:lang w:val="es-ES_tradnl" w:eastAsia="es-ES_tradnl"/>
+        </w:rPr>
+        <w:t>page</w:t>
+      </w:r>
+      <w:proofErr w:type="gramEnd"/>
+      <w:r>
+        <w:rPr>
+          <w:rFonts w:cs="Arial"/>
+          <w:color w:val="000000" w:themeColor="text1"/>
+          <w:szCs w:val="24"/>
+          <w:lang w:val="es-ES_tradnl" w:eastAsia="es-ES_tradnl"/>
+        </w:rPr>
+        <w:t>_break</w:t>
+      </w:r>
+      <w:proofErr w:type="spellEnd"/>
+      <w:r>
+        <w:rPr>
+          <w:rFonts w:cs="Arial"/>
+          <w:color w:val="000000" w:themeColor="text1"/>
+          <w:szCs w:val="24"/>
+          <w:lang w:val="es-ES_tradnl" w:eastAsia="es-ES_tradnl"/>
         </w:rPr>
         <w:t xml:space="preserve"> }}</w:t>
-      </w:r>
-      <w:r>
-        <w:rPr>
-          <w:rFonts w:cs="Arial"/>
-          <w:bCs/>
-          <w:color w:val="000000" w:themeColor="text1"/>
-          <w:szCs w:val="24"/>
-          <w:u w:val="single"/>
-          <w:lang w:val="es-ES_tradnl" w:eastAsia="es-ES_tradnl"/>
-        </w:rPr>
-        <w:t xml:space="preserve">: Simulación de Seguro Bienes y Espacios Comunes </w:t>
-      </w:r>
-      <w:r>
-        <w:rPr>
-          <w:rFonts w:cs="Arial"/>
-          <w:b/>
-          <w:color w:val="000000" w:themeColor="text1"/>
-          <w:szCs w:val="24"/>
-          <w:u w:val="single"/>
-          <w:lang w:val="es-ES_tradnl" w:eastAsia="es-ES_tradnl"/>
-        </w:rPr>
-        <w:t>Incendio + Sismo + Adicionales</w:t>
-      </w:r>
-      <w:r>
-        <w:rPr>
-          <w:rFonts w:cs="Arial"/>
-          <w:bCs/>
-          <w:color w:val="000000" w:themeColor="text1"/>
-          <w:szCs w:val="24"/>
-          <w:u w:val="single"/>
-          <w:lang w:val="es-ES_tradnl" w:eastAsia="es-ES_tradnl"/>
-        </w:rPr>
-        <w:t xml:space="preserve"> </w:t>
-      </w:r>
-      <w:proofErr w:type="gramStart"/>
-      <w:r>
-        <w:rPr>
-          <w:rFonts w:cs="Arial"/>
-          <w:bCs/>
-          <w:color w:val="000000" w:themeColor="text1"/>
-          <w:szCs w:val="24"/>
-          <w:u w:val="single"/>
-          <w:lang w:val="es-ES_tradnl" w:eastAsia="es-ES_tradnl"/>
-        </w:rPr>
-        <w:t xml:space="preserve">{{ </w:t>
-      </w:r>
-      <w:proofErr w:type="spellStart"/>
-      <w:r>
-        <w:rPr>
-          <w:rFonts w:cs="Arial"/>
-          <w:bCs/>
-          <w:color w:val="000000" w:themeColor="text1"/>
-          <w:szCs w:val="24"/>
-          <w:u w:val="single"/>
-          <w:lang w:val="es-ES_tradnl" w:eastAsia="es-ES_tradnl"/>
-        </w:rPr>
-        <w:t>year</w:t>
-      </w:r>
-      <w:proofErr w:type="gramEnd"/>
-      <w:r>
-        <w:rPr>
-          <w:rFonts w:cs="Arial"/>
-          <w:bCs/>
-          <w:color w:val="000000" w:themeColor="text1"/>
-          <w:szCs w:val="24"/>
-          <w:u w:val="single"/>
-          <w:lang w:val="es-ES_tradnl" w:eastAsia="es-ES_tradnl"/>
-        </w:rPr>
-        <w:t>_actual</w:t>
-      </w:r>
-      <w:proofErr w:type="spellEnd"/>
-      <w:r>
-        <w:rPr>
-          <w:rFonts w:cs="Arial"/>
-          <w:bCs/>
-          <w:color w:val="000000" w:themeColor="text1"/>
-          <w:szCs w:val="24"/>
-          <w:u w:val="single"/>
-          <w:lang w:val="es-ES_tradnl" w:eastAsia="es-ES_tradnl"/>
-        </w:rPr>
-        <w:t xml:space="preserve"> }}</w:t>
-      </w:r>
-      <w:r>
-        <w:rPr>
-          <w:rFonts w:cs="Arial"/>
-          <w:bCs/>
-          <w:color w:val="000000" w:themeColor="text1"/>
-          <w:szCs w:val="24"/>
-          <w:u w:val="single"/>
-          <w:lang w:val="es-ES_tradnl" w:eastAsia="es-ES_tradnl"/>
-        </w:rPr>
-        <w:t>.</w:t>
-      </w:r>
-      <w:r>
-        <w:rPr>
-          <w:rFonts w:cs="Arial"/>
-          <w:b/>
-          <w:bCs/>
-          <w:color w:val="FF0000"/>
-          <w:szCs w:val="24"/>
-          <w:u w:val="single"/>
-          <w:lang w:val="es-ES_tradnl" w:eastAsia="es-ES_tradnl"/>
-        </w:rPr>
-        <w:t xml:space="preserve"> </w:t>
-      </w:r>
-    </w:p>
-    <w:p>
-      <w:pPr>
-        <w:spacing w:before="100" w:beforeAutospacing="1" w:after="100" w:afterAutospacing="1" w:line="240" w:lineRule="auto"/>
-        <w:rPr>
-          <w:rFonts w:cs="Arial"/>
-          <w:color w:val="000000" w:themeColor="text1"/>
-          <w:szCs w:val="24"/>
-          <w:lang w:val="es-ES_tradnl" w:eastAsia="es-ES_tradnl"/>
-        </w:rPr>
-      </w:pPr>
-      <w:r>
-        <w:rPr>
-          <w:rFonts w:cs="Arial"/>
-          <w:color w:val="000000" w:themeColor="text1"/>
-          <w:szCs w:val="24"/>
-          <w:lang w:val="es-ES_tradnl" w:eastAsia="es-ES_tradnl"/>
-        </w:rPr>
-        <w:t>{%</w:t>
-      </w:r>
-      <w:r>
-        <w:rPr>
-          <w:rFonts w:cs="Arial"/>
-          <w:color w:val="000000" w:themeColor="text1"/>
-          <w:szCs w:val="24"/>
-          <w:lang w:val="es-ES_tradnl" w:eastAsia="es-ES_tradnl"/>
-        </w:rPr>
-        <w:t xml:space="preserve"> </w:t>
-      </w:r>
-      <w:proofErr w:type="spellStart"/>
-      <w:r>
-        <w:rPr>
-          <w:rFonts w:cs="Arial"/>
-          <w:color w:val="000000" w:themeColor="text1"/>
-          <w:szCs w:val="24"/>
-          <w:lang w:val="es-ES_tradnl" w:eastAsia="es-ES_tradnl"/>
-        </w:rPr>
-        <w:t>for</w:t>
-      </w:r>
-      <w:proofErr w:type="spellEnd"/>
-      <w:r>
-        <w:rPr>
-          <w:rFonts w:cs="Arial"/>
-          <w:color w:val="000000" w:themeColor="text1"/>
-          <w:szCs w:val="24"/>
-          <w:lang w:val="es-ES_tradnl" w:eastAsia="es-ES_tradnl"/>
-        </w:rPr>
-        <w:t xml:space="preserve"> detalle in </w:t>
-      </w:r>
-      <w:proofErr w:type="spellStart"/>
-      <w:r>
-        <w:rPr>
-          <w:rFonts w:cs="Arial"/>
-          <w:color w:val="000000" w:themeColor="text1"/>
-          <w:szCs w:val="24"/>
-          <w:lang w:val="es-ES_tradnl" w:eastAsia="es-ES_tradnl"/>
-        </w:rPr>
-        <w:t>detalles_monto_asegurado_sugerido</w:t>
-      </w:r>
-      <w:proofErr w:type="spellEnd"/>
-      <w:r>
-        <w:rPr>
-          <w:rFonts w:cs="Arial"/>
-          <w:color w:val="000000" w:themeColor="text1"/>
-          <w:szCs w:val="24"/>
-          <w:lang w:val="es-ES_tradnl" w:eastAsia="es-ES_tradnl"/>
-        </w:rPr>
-        <w:t xml:space="preserve"> </w:t>
-      </w:r>
-      <w:r>
-        <w:rPr>
-          <w:rFonts w:cs="Arial"/>
-          <w:color w:val="000000" w:themeColor="text1"/>
-          <w:szCs w:val="24"/>
-          <w:lang w:val="es-ES_tradnl" w:eastAsia="es-ES_tradnl"/>
-        </w:rPr>
-        <w:t>%}</w:t>
-      </w:r>
-    </w:p>
-    <w:tbl>
-      <w:tblPr>
-        <w:tblStyle w:val="Tablaconcuadrcula"/>
-        <w:tblW w:w="0" w:type="auto"/>
-        <w:tblBorders>
-          <w:top w:val="none" w:sz="0" w:space="0" w:color="auto"/>
-          <w:left w:val="none" w:sz="0" w:space="0" w:color="auto"/>
-          <w:bottom w:val="none" w:sz="0" w:space="0" w:color="auto"/>
-          <w:right w:val="none" w:sz="0" w:space="0" w:color="auto"/>
-          <w:insideH w:val="none" w:sz="0" w:space="0" w:color="auto"/>
-          <w:insideV w:val="none" w:sz="0" w:space="0" w:color="auto"/>
-        </w:tblBorders>
-        <w:tblLook w:val="04A0" w:firstRow="1" w:lastRow="0" w:firstColumn="1" w:lastColumn="0" w:noHBand="0" w:noVBand="1"/>
-      </w:tblPr>
-      <w:tblGrid>
-        <w:gridCol w:w="2547"/>
-        <w:gridCol w:w="6281"/>
-      </w:tblGrid>
-      <w:tr>
-        <w:tc>
-          <w:tcPr>
-            <w:tcW w:w="2547" w:type="dxa"/>
-            <w:vAlign w:val="center"/>
-          </w:tcPr>
-          <w:p>
-            <w:pPr>
-              <w:spacing w:before="100" w:beforeAutospacing="1" w:after="100" w:afterAutospacing="1"/>
-              <w:jc w:val="center"/>
-              <w:rPr>
-                <w:rFonts w:cs="Arial"/>
-                <w:color w:val="000000" w:themeColor="text1"/>
-                <w:szCs w:val="24"/>
-                <w:lang w:val="es-ES_tradnl" w:eastAsia="es-ES_tradnl"/>
-              </w:rPr>
-            </w:pPr>
-            <w:proofErr w:type="gramStart"/>
-            <w:r>
-              <w:rPr>
-                <w:rFonts w:cs="Arial"/>
-                <w:color w:val="000000" w:themeColor="text1"/>
-                <w:szCs w:val="24"/>
-                <w:lang w:val="es-ES_tradnl" w:eastAsia="es-ES_tradnl"/>
-              </w:rPr>
-              <w:lastRenderedPageBreak/>
-              <w:t xml:space="preserve">{{ </w:t>
-            </w:r>
-            <w:proofErr w:type="spellStart"/>
-            <w:r>
-              <w:rPr>
-                <w:rFonts w:cs="Arial"/>
-                <w:color w:val="000000" w:themeColor="text1"/>
-                <w:szCs w:val="24"/>
-                <w:lang w:val="es-ES_tradnl" w:eastAsia="es-ES_tradnl"/>
-              </w:rPr>
-              <w:t>detalle</w:t>
-            </w:r>
-            <w:proofErr w:type="gramEnd"/>
-            <w:r>
-              <w:rPr>
-                <w:rFonts w:cs="Arial"/>
-                <w:color w:val="000000" w:themeColor="text1"/>
-                <w:szCs w:val="24"/>
-                <w:lang w:val="es-ES_tradnl" w:eastAsia="es-ES_tradnl"/>
-              </w:rPr>
-              <w:t>.logo</w:t>
-            </w:r>
-            <w:proofErr w:type="spellEnd"/>
-            <w:r>
-              <w:rPr>
-                <w:rFonts w:cs="Arial"/>
-                <w:color w:val="000000" w:themeColor="text1"/>
-                <w:szCs w:val="24"/>
-                <w:lang w:val="es-ES_tradnl" w:eastAsia="es-ES_tradnl"/>
-              </w:rPr>
-              <w:t xml:space="preserve"> }}</w:t>
-            </w:r>
-          </w:p>
-        </w:tc>
-        <w:tc>
-          <w:tcPr>
-            <w:tcW w:w="6281" w:type="dxa"/>
-          </w:tcPr>
-          <w:p>
-            <w:pPr>
-              <w:spacing w:before="100" w:beforeAutospacing="1" w:after="100" w:afterAutospacing="1"/>
-              <w:rPr>
-                <w:rFonts w:cs="Arial"/>
-                <w:color w:val="000000" w:themeColor="text1"/>
-                <w:szCs w:val="24"/>
-                <w:lang w:val="es-ES_tradnl" w:eastAsia="es-ES_tradnl"/>
-              </w:rPr>
-            </w:pPr>
-            <w:proofErr w:type="gramStart"/>
-            <w:r>
-              <w:rPr>
-                <w:rFonts w:eastAsia="Times New Roman" w:cs="Arial"/>
-                <w:b/>
-                <w:bCs/>
-                <w:color w:val="000000"/>
-                <w:szCs w:val="24"/>
-                <w:u w:val="single"/>
-                <w:lang w:val="es-ES_tradnl" w:eastAsia="es-ES_tradnl"/>
-              </w:rPr>
-              <w:t xml:space="preserve">{{ </w:t>
-            </w:r>
-            <w:proofErr w:type="spellStart"/>
-            <w:r>
-              <w:rPr>
-                <w:rFonts w:eastAsia="Times New Roman" w:cs="Arial"/>
-                <w:b/>
-                <w:bCs/>
-                <w:color w:val="000000"/>
-                <w:szCs w:val="24"/>
-                <w:u w:val="single"/>
-                <w:lang w:val="es-ES_tradnl" w:eastAsia="es-ES_tradnl"/>
-              </w:rPr>
-              <w:t>detalle</w:t>
-            </w:r>
-            <w:proofErr w:type="gramEnd"/>
-            <w:r>
-              <w:rPr>
-                <w:rFonts w:eastAsia="Times New Roman" w:cs="Arial"/>
-                <w:b/>
-                <w:bCs/>
-                <w:color w:val="000000"/>
-                <w:szCs w:val="24"/>
-                <w:u w:val="single"/>
-                <w:lang w:val="es-ES_tradnl" w:eastAsia="es-ES_tradnl"/>
-              </w:rPr>
-              <w:t>.nombre_company</w:t>
-            </w:r>
-            <w:proofErr w:type="spellEnd"/>
-            <w:r>
-              <w:rPr>
-                <w:rFonts w:eastAsia="Times New Roman" w:cs="Arial"/>
-                <w:b/>
-                <w:bCs/>
-                <w:color w:val="000000"/>
-                <w:szCs w:val="24"/>
-                <w:u w:val="single"/>
-                <w:lang w:val="es-ES_tradnl" w:eastAsia="es-ES_tradnl"/>
-              </w:rPr>
-              <w:t xml:space="preserve"> }}</w:t>
-            </w:r>
-            <w:r>
-              <w:rPr>
-                <w:rFonts w:eastAsia="Times New Roman" w:cs="Arial"/>
-                <w:bCs/>
-                <w:color w:val="000000"/>
-                <w:szCs w:val="24"/>
-                <w:u w:val="single"/>
-                <w:lang w:val="es-ES_tradnl" w:eastAsia="es-ES_tradnl"/>
-              </w:rPr>
-              <w:t>:</w:t>
-            </w:r>
-            <w:r>
-              <w:rPr>
-                <w:rFonts w:eastAsia="Times New Roman" w:cs="Arial"/>
-                <w:bCs/>
-                <w:color w:val="000000"/>
-                <w:szCs w:val="24"/>
-                <w:lang w:val="es-ES_tradnl" w:eastAsia="es-ES_tradnl"/>
-              </w:rPr>
-              <w:t xml:space="preserve"> Monto </w:t>
-            </w:r>
-            <w:r>
-              <w:rPr>
-                <w:rFonts w:cs="Arial"/>
-                <w:szCs w:val="24"/>
-              </w:rPr>
-              <w:t xml:space="preserve">UF </w:t>
-            </w:r>
-            <w:r>
-              <w:rPr>
-                <w:rFonts w:cs="Arial"/>
-                <w:szCs w:val="24"/>
-              </w:rPr>
-              <w:t xml:space="preserve">{{ </w:t>
-            </w:r>
-            <w:proofErr w:type="spellStart"/>
-            <w:r>
-              <w:rPr>
-                <w:rFonts w:cs="Arial"/>
-                <w:szCs w:val="24"/>
-              </w:rPr>
-              <w:t>detalle.monto_asegurado</w:t>
-            </w:r>
-            <w:proofErr w:type="spellEnd"/>
-            <w:r>
-              <w:rPr>
-                <w:rFonts w:cs="Arial"/>
-                <w:szCs w:val="24"/>
-              </w:rPr>
-              <w:t xml:space="preserve"> }}</w:t>
-            </w:r>
-            <w:r>
-              <w:rPr>
-                <w:rFonts w:eastAsia="Times New Roman" w:cs="Arial"/>
-                <w:bCs/>
-                <w:color w:val="000000"/>
-                <w:szCs w:val="24"/>
-                <w:lang w:val="es-ES_tradnl" w:eastAsia="es-ES_tradnl"/>
-              </w:rPr>
-              <w:t xml:space="preserve"> con una prima anual de </w:t>
-            </w:r>
-            <w:r>
-              <w:rPr>
-                <w:rFonts w:cs="Arial"/>
-                <w:b/>
-                <w:szCs w:val="24"/>
-              </w:rPr>
-              <w:t xml:space="preserve">UF </w:t>
-            </w:r>
-            <w:r>
-              <w:rPr>
-                <w:rFonts w:cs="Arial"/>
-                <w:b/>
-                <w:szCs w:val="24"/>
-              </w:rPr>
-              <w:t xml:space="preserve">{{ </w:t>
-            </w:r>
-            <w:proofErr w:type="spellStart"/>
-            <w:r>
-              <w:rPr>
-                <w:rFonts w:cs="Arial"/>
-                <w:b/>
-                <w:szCs w:val="24"/>
-              </w:rPr>
-              <w:t>detalle.prima_anual</w:t>
-            </w:r>
-            <w:proofErr w:type="spellEnd"/>
-            <w:r>
-              <w:rPr>
-                <w:rFonts w:cs="Arial"/>
-                <w:b/>
-                <w:szCs w:val="24"/>
-              </w:rPr>
-              <w:t xml:space="preserve"> }}</w:t>
-            </w:r>
-            <w:r>
-              <w:rPr>
-                <w:rFonts w:eastAsia="Times New Roman" w:cs="Arial"/>
-                <w:b/>
-                <w:color w:val="000000"/>
-                <w:szCs w:val="24"/>
-                <w:lang w:val="es-ES_tradnl" w:eastAsia="es-ES_tradnl"/>
-              </w:rPr>
-              <w:t xml:space="preserve"> </w:t>
-            </w:r>
-            <w:r>
-              <w:rPr>
-                <w:rFonts w:eastAsia="Times New Roman" w:cs="Arial"/>
-                <w:color w:val="000000"/>
-                <w:szCs w:val="24"/>
-                <w:lang w:val="es-ES_tradnl" w:eastAsia="es-ES_tradnl"/>
-              </w:rPr>
-              <w:t xml:space="preserve">que se puede pactar en </w:t>
-            </w:r>
-            <w:r>
-              <w:rPr>
-                <w:rFonts w:cs="Arial"/>
-                <w:b/>
-                <w:bCs/>
-                <w:szCs w:val="24"/>
-              </w:rPr>
-              <w:t xml:space="preserve">{{ </w:t>
-            </w:r>
-            <w:proofErr w:type="spellStart"/>
-            <w:r>
-              <w:rPr>
-                <w:rFonts w:cs="Arial"/>
-                <w:b/>
-                <w:bCs/>
-                <w:szCs w:val="24"/>
-              </w:rPr>
-              <w:t>cantidad_cuotas</w:t>
-            </w:r>
-            <w:proofErr w:type="spellEnd"/>
-            <w:r>
-              <w:rPr>
-                <w:rFonts w:cs="Arial"/>
-                <w:b/>
-                <w:bCs/>
-                <w:szCs w:val="24"/>
-              </w:rPr>
-              <w:t xml:space="preserve"> }}</w:t>
-            </w:r>
-            <w:r>
-              <w:rPr>
-                <w:rFonts w:eastAsia="Times New Roman" w:cs="Arial"/>
-                <w:b/>
-                <w:bCs/>
-                <w:color w:val="000000"/>
-                <w:szCs w:val="24"/>
-                <w:lang w:val="es-ES_tradnl" w:eastAsia="es-ES_tradnl"/>
-              </w:rPr>
-              <w:t xml:space="preserve"> cuotas </w:t>
-            </w:r>
-            <w:r>
-              <w:rPr>
-                <w:rFonts w:eastAsia="Times New Roman" w:cs="Arial"/>
-                <w:b/>
-                <w:bCs/>
-                <w:color w:val="000000"/>
-                <w:szCs w:val="24"/>
-                <w:lang w:val="es-ES_tradnl" w:eastAsia="es-ES_tradnl"/>
-              </w:rPr>
-              <w:t xml:space="preserve">de </w:t>
-            </w:r>
-            <w:r>
-              <w:rPr>
-                <w:rFonts w:cs="Arial"/>
-                <w:b/>
-                <w:bCs/>
-                <w:szCs w:val="24"/>
-              </w:rPr>
-              <w:t xml:space="preserve">UF </w:t>
-            </w:r>
-            <w:r>
-              <w:rPr>
-                <w:rFonts w:cs="Arial"/>
-                <w:b/>
-                <w:bCs/>
-                <w:szCs w:val="24"/>
-              </w:rPr>
-              <w:t xml:space="preserve">{{ </w:t>
-            </w:r>
-            <w:proofErr w:type="spellStart"/>
-            <w:r>
-              <w:rPr>
-                <w:rFonts w:cs="Arial"/>
-                <w:b/>
-                <w:bCs/>
-                <w:szCs w:val="24"/>
-              </w:rPr>
-              <w:t>detalle.valor_cuota_uf</w:t>
-            </w:r>
-            <w:proofErr w:type="spellEnd"/>
-            <w:r>
-              <w:rPr>
-                <w:rFonts w:cs="Arial"/>
-                <w:b/>
-                <w:bCs/>
-                <w:szCs w:val="24"/>
-              </w:rPr>
-              <w:t xml:space="preserve"> }}</w:t>
-            </w:r>
-            <w:r>
-              <w:rPr>
-                <w:rFonts w:cs="Arial"/>
-                <w:szCs w:val="24"/>
-              </w:rPr>
-              <w:t>,</w:t>
-            </w:r>
-            <w:r>
-              <w:rPr>
-                <w:rFonts w:eastAsia="Times New Roman" w:cs="Arial"/>
-                <w:b/>
-                <w:bCs/>
-                <w:color w:val="000000"/>
-                <w:szCs w:val="24"/>
-                <w:lang w:val="es-ES_tradnl" w:eastAsia="es-ES_tradnl"/>
-              </w:rPr>
-              <w:t xml:space="preserve"> </w:t>
-            </w:r>
-            <w:r>
-              <w:rPr>
-                <w:rFonts w:eastAsia="Times New Roman" w:cs="Arial"/>
-                <w:color w:val="000000"/>
-                <w:szCs w:val="24"/>
-                <w:lang w:val="es-ES_tradnl" w:eastAsia="es-ES_tradnl"/>
-              </w:rPr>
-              <w:t>es decir </w:t>
-            </w:r>
-            <w:r>
-              <w:rPr>
-                <w:rFonts w:cs="Arial"/>
-                <w:szCs w:val="24"/>
-              </w:rPr>
-              <w:t xml:space="preserve">$ </w:t>
-            </w:r>
-            <w:r>
-              <w:rPr>
-                <w:rFonts w:cs="Arial"/>
-                <w:szCs w:val="24"/>
-              </w:rPr>
-              <w:t xml:space="preserve">{{ </w:t>
-            </w:r>
-            <w:proofErr w:type="spellStart"/>
-            <w:r>
-              <w:rPr>
-                <w:rFonts w:cs="Arial"/>
-                <w:szCs w:val="24"/>
-              </w:rPr>
-              <w:t>detalle.valor_cuota_pesos</w:t>
-            </w:r>
-            <w:proofErr w:type="spellEnd"/>
-            <w:r>
-              <w:rPr>
-                <w:rFonts w:cs="Arial"/>
-                <w:szCs w:val="24"/>
-              </w:rPr>
-              <w:t xml:space="preserve"> }}</w:t>
-            </w:r>
-            <w:r>
-              <w:rPr>
-                <w:rFonts w:eastAsia="Times New Roman" w:cs="Arial"/>
-                <w:bCs/>
-                <w:color w:val="000000"/>
-                <w:szCs w:val="24"/>
-                <w:lang w:val="es-ES_tradnl" w:eastAsia="es-ES_tradnl"/>
-              </w:rPr>
-              <w:t xml:space="preserve"> aprox. </w:t>
-            </w:r>
-            <w:r>
-              <w:rPr>
-                <w:rFonts w:eastAsia="Times New Roman" w:cs="Arial"/>
-                <w:color w:val="000000"/>
-                <w:szCs w:val="24"/>
-                <w:lang w:val="es-ES_tradnl" w:eastAsia="es-ES_tradnl"/>
-              </w:rPr>
-              <w:t xml:space="preserve">Lo cual promediado entre sus </w:t>
-            </w:r>
-            <w:proofErr w:type="gramStart"/>
-            <w:r>
-              <w:rPr>
-                <w:rFonts w:cs="Arial"/>
-                <w:szCs w:val="24"/>
-              </w:rPr>
-              <w:t xml:space="preserve">{{ </w:t>
-            </w:r>
-            <w:proofErr w:type="spellStart"/>
-            <w:r>
-              <w:rPr>
-                <w:rFonts w:cs="Arial"/>
-                <w:szCs w:val="24"/>
-              </w:rPr>
-              <w:t>cantidad</w:t>
-            </w:r>
-            <w:proofErr w:type="gramEnd"/>
-            <w:r>
-              <w:rPr>
-                <w:rFonts w:cs="Arial"/>
-                <w:szCs w:val="24"/>
-              </w:rPr>
-              <w:t>_unidades</w:t>
-            </w:r>
-            <w:proofErr w:type="spellEnd"/>
-            <w:r>
-              <w:rPr>
-                <w:rFonts w:cs="Arial"/>
-                <w:szCs w:val="24"/>
-              </w:rPr>
-              <w:t xml:space="preserve"> }}</w:t>
-            </w:r>
-            <w:r>
-              <w:rPr>
-                <w:rFonts w:eastAsia="Times New Roman" w:cs="Arial"/>
-                <w:color w:val="000000"/>
-                <w:szCs w:val="24"/>
-                <w:lang w:val="es-ES_tradnl" w:eastAsia="es-ES_tradnl"/>
-              </w:rPr>
-              <w:t xml:space="preserve"> propietarios, nos da un costo unitario de </w:t>
-            </w:r>
-            <w:r>
-              <w:rPr>
-                <w:rFonts w:cs="Arial"/>
-                <w:szCs w:val="24"/>
-              </w:rPr>
-              <w:t xml:space="preserve">$ </w:t>
-            </w:r>
-            <w:r>
-              <w:rPr>
-                <w:rFonts w:cs="Arial"/>
-                <w:szCs w:val="24"/>
-              </w:rPr>
-              <w:t xml:space="preserve">{{ </w:t>
-            </w:r>
-            <w:proofErr w:type="spellStart"/>
-            <w:r>
-              <w:rPr>
-                <w:rFonts w:cs="Arial"/>
-                <w:szCs w:val="24"/>
-              </w:rPr>
-              <w:t>detalle.prorrateo_pesos</w:t>
-            </w:r>
-            <w:proofErr w:type="spellEnd"/>
-            <w:r>
-              <w:rPr>
-                <w:rFonts w:cs="Arial"/>
-                <w:szCs w:val="24"/>
-              </w:rPr>
-              <w:t xml:space="preserve"> }}</w:t>
-            </w:r>
-            <w:r>
-              <w:rPr>
-                <w:rFonts w:eastAsia="Times New Roman" w:cs="Arial"/>
-                <w:color w:val="000000"/>
-                <w:szCs w:val="24"/>
-                <w:lang w:val="es-ES_tradnl" w:eastAsia="es-ES_tradnl"/>
-              </w:rPr>
-              <w:t xml:space="preserve"> aprox.</w:t>
-            </w:r>
-          </w:p>
-        </w:tc>
-      </w:tr>
-    </w:tbl>
-    <w:p>
-      <w:pPr>
-        <w:spacing w:before="100" w:beforeAutospacing="1" w:after="100" w:afterAutospacing="1" w:line="240" w:lineRule="auto"/>
-        <w:jc w:val="both"/>
-        <w:rPr>
-          <w:rFonts w:cs="Arial"/>
-          <w:bCs/>
-          <w:color w:val="000000" w:themeColor="text1"/>
-          <w:szCs w:val="24"/>
-          <w:u w:val="single"/>
-          <w:lang w:val="es-ES_tradnl" w:eastAsia="es-ES_tradnl"/>
-        </w:rPr>
-      </w:pPr>
-      <w:r>
-        <w:rPr>
-          <w:rFonts w:cs="Arial"/>
-          <w:bCs/>
-          <w:color w:val="000000" w:themeColor="text1"/>
-          <w:szCs w:val="24"/>
-          <w:u w:val="single"/>
-          <w:lang w:val="es-ES_tradnl" w:eastAsia="es-ES_tradnl"/>
-        </w:rPr>
-        <w:t xml:space="preserve">{% </w:t>
-      </w:r>
-      <w:proofErr w:type="spellStart"/>
-      <w:r>
-        <w:rPr>
-          <w:rFonts w:cs="Arial"/>
-          <w:bCs/>
-          <w:color w:val="000000" w:themeColor="text1"/>
-          <w:szCs w:val="24"/>
-          <w:u w:val="single"/>
-          <w:lang w:val="es-ES_tradnl" w:eastAsia="es-ES_tradnl"/>
-        </w:rPr>
-        <w:t>endfor</w:t>
-      </w:r>
-      <w:proofErr w:type="spellEnd"/>
-      <w:r>
-        <w:rPr>
-          <w:rFonts w:cs="Arial"/>
-          <w:bCs/>
-          <w:color w:val="000000" w:themeColor="text1"/>
-          <w:szCs w:val="24"/>
-          <w:u w:val="single"/>
-          <w:lang w:val="es-ES_tradnl" w:eastAsia="es-ES_tradnl"/>
-        </w:rPr>
-        <w:t xml:space="preserve"> %}</w:t>
-      </w:r>
-    </w:p>
-    <w:p>
-      <w:pPr>
-        <w:spacing w:before="100" w:beforeAutospacing="1" w:after="100" w:afterAutospacing="1" w:line="240" w:lineRule="auto"/>
-        <w:jc w:val="both"/>
-        <w:rPr>
-          <w:rFonts w:cs="Arial"/>
-          <w:b/>
-          <w:szCs w:val="24"/>
-          <w:u w:val="single"/>
-          <w:lang w:val="en-GB"/>
-        </w:rPr>
-      </w:pPr>
-      <w:r>
-        <w:rPr>
-          <w:rFonts w:cs="Arial"/>
-          <w:bCs/>
-          <w:color w:val="000000" w:themeColor="text1"/>
-          <w:szCs w:val="24"/>
-          <w:u w:val="single"/>
-          <w:lang w:val="es-ES_tradnl" w:eastAsia="es-ES_tradnl"/>
-        </w:rPr>
-        <w:t xml:space="preserve">4.4.1.- Cuadro Comparativo: Monto (Sugerido) </w:t>
-      </w:r>
-      <w:r>
-        <w:rPr>
-          <w:rFonts w:cs="Arial"/>
-          <w:b/>
-          <w:szCs w:val="24"/>
-          <w:u w:val="single"/>
-        </w:rPr>
-        <w:t xml:space="preserve">UF </w:t>
-      </w:r>
-      <w:proofErr w:type="gramStart"/>
-      <w:r>
-        <w:rPr>
-          <w:rFonts w:cs="Arial"/>
-          <w:b/>
-          <w:szCs w:val="24"/>
-          <w:u w:val="single"/>
-        </w:rPr>
-        <w:t xml:space="preserve">{{ </w:t>
-      </w:r>
-      <w:proofErr w:type="spellStart"/>
-      <w:r>
-        <w:rPr>
-          <w:rFonts w:cs="Arial"/>
-          <w:b/>
-          <w:szCs w:val="24"/>
-          <w:u w:val="single"/>
-          <w:lang w:val="en-GB"/>
-        </w:rPr>
-        <w:t>monto</w:t>
-      </w:r>
-      <w:proofErr w:type="gramEnd"/>
-      <w:r>
-        <w:rPr>
-          <w:rFonts w:cs="Arial"/>
-          <w:b/>
-          <w:szCs w:val="24"/>
-          <w:u w:val="single"/>
-          <w:lang w:val="en-GB"/>
-        </w:rPr>
-        <w:t>_asegurado_sugerido</w:t>
-      </w:r>
-      <w:proofErr w:type="spellEnd"/>
-    </w:p>
-    <w:p>
-      <w:pPr>
-        <w:spacing w:before="100" w:beforeAutospacing="1" w:after="100" w:afterAutospacing="1" w:line="240" w:lineRule="auto"/>
-        <w:jc w:val="both"/>
-        <w:rPr>
-          <w:rFonts w:eastAsia="Times New Roman" w:cs="Arial"/>
-          <w:b/>
-          <w:bCs/>
-          <w:color w:val="000000"/>
-          <w:szCs w:val="24"/>
-          <w:u w:val="single"/>
-          <w:lang w:val="es-ES_tradnl" w:eastAsia="es-ES_tradnl"/>
-        </w:rPr>
-      </w:pPr>
-      <w:r>
-        <w:rPr>
-          <w:rFonts w:cs="Arial"/>
-          <w:b/>
-          <w:szCs w:val="24"/>
-          <w:u w:val="single"/>
-        </w:rPr>
-        <w:t xml:space="preserve"> }}</w:t>
-      </w:r>
-      <w:r>
-        <w:rPr>
-          <w:rFonts w:cs="Arial"/>
-          <w:bCs/>
-          <w:color w:val="000000" w:themeColor="text1"/>
-          <w:szCs w:val="24"/>
-          <w:u w:val="single"/>
-          <w:lang w:val="es-ES_tradnl" w:eastAsia="es-ES_tradnl"/>
-        </w:rPr>
-        <w:t xml:space="preserve"> </w:t>
-      </w:r>
-      <w:r>
-        <w:rPr>
-          <w:rFonts w:cs="Arial"/>
-          <w:bCs/>
-          <w:color w:val="000000" w:themeColor="text1"/>
-          <w:szCs w:val="24"/>
-          <w:u w:val="single"/>
-          <w:lang w:val="es-ES_tradnl" w:eastAsia="es-ES_tradnl"/>
-        </w:rPr>
-        <w:t xml:space="preserve">de Seguro Bienes y Espacios Comunes </w:t>
-      </w:r>
-      <w:r>
-        <w:rPr>
-          <w:rFonts w:cs="Arial"/>
-          <w:b/>
-          <w:color w:val="000000" w:themeColor="text1"/>
-          <w:szCs w:val="24"/>
-          <w:u w:val="single"/>
-          <w:lang w:val="es-ES_tradnl" w:eastAsia="es-ES_tradnl"/>
-        </w:rPr>
-        <w:t>Incendio + Sismo + Adicionales</w:t>
-      </w:r>
-      <w:r>
-        <w:rPr>
-          <w:rFonts w:cs="Arial"/>
-          <w:bCs/>
-          <w:color w:val="000000" w:themeColor="text1"/>
-          <w:szCs w:val="24"/>
-          <w:u w:val="single"/>
-          <w:lang w:val="es-ES_tradnl" w:eastAsia="es-ES_tradnl"/>
-        </w:rPr>
-        <w:t xml:space="preserve"> </w:t>
-      </w:r>
-      <w:proofErr w:type="gramStart"/>
-      <w:r>
-        <w:rPr>
-          <w:rFonts w:cs="Arial"/>
-          <w:bCs/>
-          <w:color w:val="000000" w:themeColor="text1"/>
-          <w:szCs w:val="24"/>
-          <w:u w:val="single"/>
-          <w:lang w:val="es-ES_tradnl" w:eastAsia="es-ES_tradnl"/>
-        </w:rPr>
-        <w:t xml:space="preserve">{{ </w:t>
-      </w:r>
-      <w:proofErr w:type="spellStart"/>
-      <w:r>
-        <w:rPr>
-          <w:rFonts w:cs="Arial"/>
-          <w:bCs/>
-          <w:color w:val="000000" w:themeColor="text1"/>
-          <w:szCs w:val="24"/>
-          <w:u w:val="single"/>
-          <w:lang w:val="es-ES_tradnl" w:eastAsia="es-ES_tradnl"/>
-        </w:rPr>
-        <w:t>year</w:t>
-      </w:r>
-      <w:proofErr w:type="gramEnd"/>
-      <w:r>
-        <w:rPr>
-          <w:rFonts w:cs="Arial"/>
-          <w:bCs/>
-          <w:color w:val="000000" w:themeColor="text1"/>
-          <w:szCs w:val="24"/>
-          <w:u w:val="single"/>
-          <w:lang w:val="es-ES_tradnl" w:eastAsia="es-ES_tradnl"/>
-        </w:rPr>
-        <w:t>_actual</w:t>
-      </w:r>
-      <w:proofErr w:type="spellEnd"/>
-      <w:r>
-        <w:rPr>
-          <w:rFonts w:cs="Arial"/>
-          <w:bCs/>
-          <w:color w:val="000000" w:themeColor="text1"/>
-          <w:szCs w:val="24"/>
-          <w:u w:val="single"/>
-          <w:lang w:val="es-ES_tradnl" w:eastAsia="es-ES_tradnl"/>
-        </w:rPr>
-        <w:t xml:space="preserve"> }}</w:t>
-      </w:r>
-      <w:r>
-        <w:rPr>
-          <w:rFonts w:cs="Arial"/>
-          <w:bCs/>
-          <w:color w:val="000000" w:themeColor="text1"/>
-          <w:szCs w:val="24"/>
-          <w:u w:val="single"/>
-          <w:lang w:val="es-ES_tradnl" w:eastAsia="es-ES_tradnl"/>
-        </w:rPr>
-        <w:t>.</w:t>
-      </w:r>
-      <w:r>
-        <w:rPr>
-          <w:rFonts w:cs="Arial"/>
-          <w:b/>
-          <w:bCs/>
-          <w:color w:val="FF0000"/>
-          <w:szCs w:val="24"/>
-          <w:u w:val="single"/>
-          <w:lang w:val="es-ES_tradnl" w:eastAsia="es-ES_tradnl"/>
-        </w:rPr>
-        <w:t xml:space="preserve"> </w:t>
-      </w:r>
-    </w:p>
-    <w:p>
-      <w:pPr>
-        <w:spacing w:before="100" w:beforeAutospacing="1" w:after="100" w:afterAutospacing="1" w:line="240" w:lineRule="auto"/>
-        <w:rPr>
-          <w:rFonts w:eastAsia="Calibri" w:cs="Arial"/>
-          <w:b/>
-          <w:bCs/>
-          <w:color w:val="000000"/>
-          <w:szCs w:val="24"/>
-          <w:u w:val="single"/>
-          <w:lang w:val="es-ES_tradnl" w:eastAsia="es-ES_tradnl"/>
-        </w:rPr>
-      </w:pPr>
-      <w:r>
-        <w:rPr>
-          <w:rFonts w:eastAsia="Times New Roman" w:cs="Arial"/>
-          <w:b/>
-          <w:bCs/>
-          <w:color w:val="000000"/>
-          <w:szCs w:val="24"/>
-          <w:u w:val="single"/>
-          <w:lang w:val="es-ES_tradnl" w:eastAsia="es-ES_tradnl"/>
-        </w:rPr>
-        <w:t>{{</w:t>
-      </w:r>
-      <w:proofErr w:type="spellStart"/>
-      <w:r>
-        <w:rPr>
-          <w:rFonts w:eastAsia="Times New Roman" w:cs="Arial"/>
-          <w:b/>
-          <w:bCs/>
-          <w:color w:val="000000"/>
-          <w:szCs w:val="24"/>
-          <w:u w:val="single"/>
-          <w:lang w:val="es-ES_tradnl" w:eastAsia="es-ES_tradnl"/>
-        </w:rPr>
-        <w:t>cuadro_comparativo_sugerido</w:t>
-      </w:r>
-      <w:proofErr w:type="spellEnd"/>
-      <w:r>
-        <w:rPr>
-          <w:rFonts w:eastAsia="Times New Roman" w:cs="Arial"/>
-          <w:b/>
-          <w:bCs/>
-          <w:color w:val="000000"/>
-          <w:szCs w:val="24"/>
-          <w:u w:val="single"/>
-          <w:lang w:val="es-ES_tradnl" w:eastAsia="es-ES_tradnl"/>
-        </w:rPr>
-        <w:t>}}</w:t>
-      </w:r>
-    </w:p>
-    <w:p>
-      <w:pPr>
-        <w:spacing w:before="100" w:beforeAutospacing="1" w:after="100" w:afterAutospacing="1" w:line="240" w:lineRule="auto"/>
-        <w:rPr>
-          <w:rFonts w:eastAsia="Calibri" w:cs="Arial"/>
-          <w:b/>
-          <w:bCs/>
-          <w:color w:val="000000"/>
-          <w:szCs w:val="24"/>
-          <w:u w:val="single"/>
-          <w:lang w:val="es-ES_tradnl" w:eastAsia="es-ES_tradnl"/>
-        </w:rPr>
-      </w:pPr>
-      <w:r>
-        <w:rPr>
-          <w:rFonts w:eastAsia="Calibri" w:cs="Arial"/>
-          <w:b/>
-          <w:bCs/>
-          <w:color w:val="000000"/>
-          <w:szCs w:val="24"/>
-          <w:u w:val="single"/>
-          <w:lang w:val="es-ES_tradnl" w:eastAsia="es-ES_tradnl"/>
-        </w:rPr>
-        <w:t xml:space="preserve">5.- Cuadro Comparativo de Coberturas: Simulación de Seguro Bienes y Espacios Comunes Incendio + Sismo </w:t>
-      </w:r>
-      <w:proofErr w:type="gramStart"/>
-      <w:r>
-        <w:rPr>
-          <w:rFonts w:eastAsia="Calibri" w:cs="Arial"/>
-          <w:b/>
-          <w:bCs/>
-          <w:color w:val="000000"/>
-          <w:szCs w:val="24"/>
-          <w:u w:val="single"/>
-          <w:lang w:val="es-ES_tradnl" w:eastAsia="es-ES_tradnl"/>
-        </w:rPr>
-        <w:t xml:space="preserve">{{ </w:t>
-      </w:r>
-      <w:proofErr w:type="spellStart"/>
-      <w:r>
-        <w:rPr>
-          <w:rFonts w:eastAsia="Calibri" w:cs="Arial"/>
-          <w:b/>
-          <w:bCs/>
-          <w:color w:val="000000"/>
-          <w:szCs w:val="24"/>
-          <w:u w:val="single"/>
-          <w:lang w:val="es-ES_tradnl" w:eastAsia="es-ES_tradnl"/>
-        </w:rPr>
-        <w:t>year</w:t>
-      </w:r>
-      <w:proofErr w:type="gramEnd"/>
-      <w:r>
-        <w:rPr>
-          <w:rFonts w:eastAsia="Calibri" w:cs="Arial"/>
-          <w:b/>
-          <w:bCs/>
-          <w:color w:val="000000"/>
-          <w:szCs w:val="24"/>
-          <w:u w:val="single"/>
-          <w:lang w:val="es-ES_tradnl" w:eastAsia="es-ES_tradnl"/>
-        </w:rPr>
-        <w:t>_actual</w:t>
-      </w:r>
-      <w:proofErr w:type="spellEnd"/>
-      <w:r>
-        <w:rPr>
-          <w:rFonts w:eastAsia="Calibri" w:cs="Arial"/>
-          <w:b/>
-          <w:bCs/>
-          <w:color w:val="000000"/>
-          <w:szCs w:val="24"/>
-          <w:u w:val="single"/>
-          <w:lang w:val="es-ES_tradnl" w:eastAsia="es-ES_tradnl"/>
-        </w:rPr>
-        <w:t xml:space="preserve"> }}</w:t>
-      </w:r>
-      <w:r>
-        <w:rPr>
-          <w:rFonts w:eastAsia="Calibri" w:cs="Arial"/>
-          <w:b/>
-          <w:bCs/>
-          <w:color w:val="000000"/>
-          <w:szCs w:val="24"/>
-          <w:u w:val="single"/>
-          <w:lang w:val="es-ES_tradnl" w:eastAsia="es-ES_tradnl"/>
-        </w:rPr>
-        <w:t>.</w:t>
-      </w:r>
-    </w:p>
-    <w:p>
-      <w:pPr>
-        <w:spacing w:before="100" w:beforeAutospacing="1" w:after="100" w:afterAutospacing="1" w:line="240" w:lineRule="auto"/>
-        <w:ind w:firstLine="708"/>
-        <w:jc w:val="both"/>
-        <w:rPr>
-          <w:rFonts w:eastAsia="Calibri" w:cs="Arial"/>
-          <w:color w:val="000000"/>
-          <w:szCs w:val="24"/>
-          <w:lang w:val="es-ES_tradnl" w:eastAsia="es-ES_tradnl"/>
-        </w:rPr>
-      </w:pPr>
-      <w:r>
-        <w:rPr>
-          <w:rFonts w:eastAsia="Calibri" w:cs="Arial"/>
-          <w:color w:val="000000"/>
-          <w:szCs w:val="24"/>
-          <w:lang w:val="es-ES_tradnl" w:eastAsia="es-ES_tradnl"/>
-        </w:rPr>
-        <w:t>Los adicionales que hacen de su póliza de Bienes y Espacios comunes un instrumento útil de ser usado en diferentes oportunidades y no solo en eventos catastróficos. </w:t>
       </w:r>
     </w:p>
     <w:p>
@@ -8474,20 +6222,6 @@
           <w:lang w:val="es-ES_tradnl" w:eastAsia="es-ES_tradnl"/>
         </w:rPr>
       </w:pPr>
-    </w:p>
-    <w:p>
-      <w:pPr>
-        <w:spacing w:before="100" w:beforeAutospacing="1" w:after="100" w:afterAutospacing="1" w:line="240" w:lineRule="auto"/>
-        <w:jc w:val="both"/>
-        <w:outlineLvl w:val="0"/>
-        <w:rPr>
-          <w:rFonts w:cs="Arial"/>
-          <w:b/>
-          <w:color w:val="000000" w:themeColor="text1"/>
-          <w:szCs w:val="24"/>
-          <w:lang w:val="es-ES_tradnl" w:eastAsia="es-ES_tradnl"/>
-        </w:rPr>
-      </w:pPr>
       <w:r>
         <w:rPr>
           <w:rFonts w:cs="Arial"/>
@@ -8497,7 +6231,7 @@
           <w:u w:val="single"/>
           <w:lang w:val="es-ES_tradnl" w:eastAsia="es-ES_tradnl"/>
         </w:rPr>
-        <w:t>6</w:t>
+        <w:t>5</w:t>
       </w:r>
       <w:r>
         <w:rPr>
@@ -8614,6 +6348,7 @@
           <w:szCs w:val="24"/>
           <w:lang w:val="es-ES_tradnl" w:eastAsia="es-ES_tradnl"/>
         </w:rPr>
+        <w:lastRenderedPageBreak/>
         <w:t xml:space="preserve">Es importante destacar </w:t>
       </w:r>
       <w:r>
@@ -8689,7 +6424,6 @@
           <w:szCs w:val="24"/>
           <w:lang w:val="es-ES_tradnl" w:eastAsia="es-ES_tradnl"/>
         </w:rPr>
-        <w:lastRenderedPageBreak/>
         <w:t>Quedamos atentos a sus dudas y/ o comentarios, saludos cordiales.</w:t>
       </w:r>
     </w:p>
@@ -8721,7 +6455,7 @@
       </w:pPr>
     </w:p>
     <w:sectPr>
-      <w:headerReference w:type="default" r:id="rId10"/>
+      <w:headerReference w:type="default" r:id="rId8"/>
       <w:pgSz w:w="12240" w:h="15840"/>
       <w:pgMar w:top="1417" w:right="1701" w:bottom="1417" w:left="1701" w:header="708" w:footer="708" w:gutter="0"/>
       <w:cols w:space="708"/>
